--- a/system/ref.docx
+++ b/system/ref.docx
@@ -1265,8 +1265,8 @@
         <w:tblLook w:val="0620" w:firstRow="1" w:lastRow="0" w:firstColumn="0" w:lastColumn="0" w:noHBand="1" w:noVBand="1"/>
       </w:tblPr>
       <w:tblGrid>
-        <w:gridCol w:w="2277"/>
-        <w:gridCol w:w="2496"/>
+        <w:gridCol w:w="2276"/>
+        <w:gridCol w:w="2497"/>
         <w:gridCol w:w="675"/>
         <w:gridCol w:w="675"/>
         <w:gridCol w:w="675"/>
@@ -4994,11 +4994,12 @@
       </w:r>
     </w:p>
     <w:sectPr>
-      <w:headerReference w:type="default" r:id="rId9"/>
-      <w:footerReference w:type="even" r:id="rId10"/>
-      <w:footerReference w:type="default" r:id="rId11"/>
-      <w:headerReference w:type="first" r:id="rId12"/>
-      <w:footerReference w:type="first" r:id="rId13"/>
+      <w:headerReference w:type="even" r:id="rId9"/>
+      <w:headerReference w:type="default" r:id="rId10"/>
+      <w:footerReference w:type="even" r:id="rId11"/>
+      <w:footerReference w:type="default" r:id="rId12"/>
+      <w:headerReference w:type="first" r:id="rId13"/>
+      <w:footerReference w:type="first" r:id="rId14"/>
       <w:pgSz w:w="10318" w:h="14570" w:code="13"/>
       <w:pgMar w:top="1440" w:right="1080" w:bottom="1440" w:left="1080" w:header="851" w:footer="992" w:gutter="0"/>
       <w:pgNumType w:start="0"/>
@@ -5067,81 +5068,6 @@
         <w:lang w:val="ja-JP" w:eastAsia="ja-JP"/>
       </w:rPr>
       <w:t>6</w:t>
-    </w:r>
-    <w:r>
-      <w:rPr>
-        <w:color w:val="17365D" w:themeColor="text2" w:themeShade="BF"/>
-      </w:rPr>
-      <w:fldChar w:fldCharType="end"/>
-    </w:r>
-    <w:r>
-      <w:rPr>
-        <w:color w:val="17365D" w:themeColor="text2" w:themeShade="BF"/>
-        <w:lang w:val="ja-JP" w:eastAsia="ja-JP"/>
-      </w:rPr>
-      <w:t xml:space="preserve"> | </w:t>
-    </w:r>
-    <w:r>
-      <w:rPr>
-        <w:color w:val="17365D" w:themeColor="text2" w:themeShade="BF"/>
-      </w:rPr>
-      <w:fldChar w:fldCharType="begin"/>
-    </w:r>
-    <w:r>
-      <w:rPr>
-        <w:color w:val="17365D" w:themeColor="text2" w:themeShade="BF"/>
-      </w:rPr>
-      <w:instrText xml:space="preserve">= </w:instrText>
-    </w:r>
-    <w:r>
-      <w:rPr>
-        <w:color w:val="17365D" w:themeColor="text2" w:themeShade="BF"/>
-      </w:rPr>
-      <w:fldChar w:fldCharType="begin"/>
-    </w:r>
-    <w:r>
-      <w:rPr>
-        <w:color w:val="17365D" w:themeColor="text2" w:themeShade="BF"/>
-      </w:rPr>
-      <w:instrText>NUMPAGES</w:instrText>
-    </w:r>
-    <w:r>
-      <w:rPr>
-        <w:color w:val="17365D" w:themeColor="text2" w:themeShade="BF"/>
-      </w:rPr>
-      <w:fldChar w:fldCharType="separate"/>
-    </w:r>
-    <w:r>
-      <w:rPr>
-        <w:noProof/>
-        <w:color w:val="17365D" w:themeColor="text2" w:themeShade="BF"/>
-      </w:rPr>
-      <w:instrText>11</w:instrText>
-    </w:r>
-    <w:r>
-      <w:rPr>
-        <w:color w:val="17365D" w:themeColor="text2" w:themeShade="BF"/>
-      </w:rPr>
-      <w:fldChar w:fldCharType="end"/>
-    </w:r>
-    <w:r>
-      <w:rPr>
-        <w:color w:val="17365D" w:themeColor="text2" w:themeShade="BF"/>
-      </w:rPr>
-      <w:instrText xml:space="preserve"> -1</w:instrText>
-    </w:r>
-    <w:r>
-      <w:rPr>
-        <w:color w:val="17365D" w:themeColor="text2" w:themeShade="BF"/>
-      </w:rPr>
-      <w:fldChar w:fldCharType="separate"/>
-    </w:r>
-    <w:r>
-      <w:rPr>
-        <w:noProof/>
-        <w:color w:val="17365D" w:themeColor="text2" w:themeShade="BF"/>
-      </w:rPr>
-      <w:t>10</w:t>
     </w:r>
     <w:r>
       <w:rPr>
@@ -5209,7 +5135,7 @@
         <w:noProof/>
         <w:color w:val="0F243E" w:themeColor="text2" w:themeShade="80"/>
       </w:rPr>
-      <w:instrText>1</w:instrText>
+      <w:instrText>5</w:instrText>
     </w:r>
     <w:r>
       <w:rPr>
@@ -5238,101 +5164,7 @@
         <w:noProof/>
         <w:color w:val="0F243E" w:themeColor="text2" w:themeShade="80"/>
       </w:rPr>
-      <w:t>1</w:t>
-    </w:r>
-    <w:r>
-      <w:rPr>
-        <w:rFonts w:cs="Times New Roman (本文のフォント - コンプレ"/>
-        <w:color w:val="0F243E" w:themeColor="text2" w:themeShade="80"/>
-      </w:rPr>
-      <w:fldChar w:fldCharType="end"/>
-    </w:r>
-    <w:r>
-      <w:rPr>
-        <w:rFonts w:cs="Times New Roman (本文のフォント - コンプレ"/>
-        <w:color w:val="0F243E" w:themeColor="text2" w:themeShade="80"/>
-        <w:lang w:val="ja-JP"/>
-      </w:rPr>
-      <w:t xml:space="preserve"> | </w:t>
-    </w:r>
-    <w:r>
-      <w:rPr>
-        <w:rFonts w:cs="Times New Roman (本文のフォント - コンプレ"/>
-        <w:color w:val="0F243E" w:themeColor="text2" w:themeShade="80"/>
-      </w:rPr>
-      <w:fldChar w:fldCharType="begin"/>
-    </w:r>
-    <w:r>
-      <w:rPr>
-        <w:rFonts w:cs="Times New Roman (本文のフォント - コンプレ"/>
-        <w:color w:val="0F243E" w:themeColor="text2" w:themeShade="80"/>
-      </w:rPr>
-      <w:instrText xml:space="preserve">= </w:instrText>
-    </w:r>
-    <w:r>
-      <w:rPr>
-        <w:rFonts w:cs="Times New Roman (本文のフォント - コンプレ"/>
-        <w:color w:val="0F243E" w:themeColor="text2" w:themeShade="80"/>
-      </w:rPr>
-      <w:fldChar w:fldCharType="begin"/>
-    </w:r>
-    <w:r>
-      <w:rPr>
-        <w:rFonts w:cs="Times New Roman (本文のフォント - コンプレ"/>
-        <w:color w:val="0F243E" w:themeColor="text2" w:themeShade="80"/>
-      </w:rPr>
-      <w:instrText>NUMPAGES</w:instrText>
-    </w:r>
-    <w:r>
-      <w:rPr>
-        <w:rFonts w:cs="Times New Roman (本文のフォント - コンプレ"/>
-        <w:color w:val="0F243E" w:themeColor="text2" w:themeShade="80"/>
-      </w:rPr>
-      <w:fldChar w:fldCharType="separate"/>
-    </w:r>
-    <w:r>
-      <w:rPr>
-        <w:rFonts w:cs="Times New Roman (本文のフォント - コンプレ"/>
-        <w:noProof/>
-        <w:color w:val="0F243E" w:themeColor="text2" w:themeShade="80"/>
-      </w:rPr>
-      <w:instrText>11</w:instrText>
-    </w:r>
-    <w:r>
-      <w:rPr>
-        <w:rFonts w:cs="Times New Roman (本文のフォント - コンプレ"/>
-        <w:color w:val="0F243E" w:themeColor="text2" w:themeShade="80"/>
-      </w:rPr>
-      <w:fldChar w:fldCharType="end"/>
-    </w:r>
-    <w:r>
-      <w:rPr>
-        <w:rFonts w:cs="Times New Roman (本文のフォント - コンプレ"/>
-        <w:color w:val="0F243E" w:themeColor="text2" w:themeShade="80"/>
-      </w:rPr>
-      <w:instrText xml:space="preserve"> -</w:instrText>
-    </w:r>
-    <w:r>
-      <w:rPr>
-        <w:rFonts w:cs="Times New Roman (本文のフォント - コンプレ"/>
-        <w:color w:val="0F243E" w:themeColor="text2" w:themeShade="80"/>
-      </w:rPr>
-      <w:instrText>1</w:instrText>
-    </w:r>
-    <w:r>
-      <w:rPr>
-        <w:rFonts w:cs="Times New Roman (本文のフォント - コンプレ"/>
-        <w:color w:val="0F243E" w:themeColor="text2" w:themeShade="80"/>
-      </w:rPr>
-      <w:fldChar w:fldCharType="separate"/>
-    </w:r>
-    <w:r>
-      <w:rPr>
-        <w:rFonts w:cs="Times New Roman (本文のフォント - コンプレ"/>
-        <w:noProof/>
-        <w:color w:val="0F243E" w:themeColor="text2" w:themeShade="80"/>
-      </w:rPr>
-      <w:t>10</w:t>
+      <w:t>5</w:t>
     </w:r>
     <w:r>
       <w:rPr>
@@ -5374,12 +5206,6 @@
       <w:gridCol w:w="8158"/>
     </w:tblGrid>
     <w:tr>
-      <w:tblPrEx>
-        <w:tblCellMar>
-          <w:top w:w="0" w:type="dxa"/>
-          <w:bottom w:w="0" w:type="dxa"/>
-        </w:tblCellMar>
-      </w:tblPrEx>
       <w:tc>
         <w:tcPr>
           <w:tcW w:w="8356" w:type="dxa"/>
@@ -5393,12 +5219,6 @@
       </w:tc>
     </w:tr>
     <w:tr>
-      <w:tblPrEx>
-        <w:tblCellMar>
-          <w:top w:w="0" w:type="dxa"/>
-          <w:bottom w:w="0" w:type="dxa"/>
-        </w:tblCellMar>
-      </w:tblPrEx>
       <w:tc>
         <w:tcPr>
           <w:tcW w:w="8356" w:type="dxa"/>
@@ -5412,12 +5232,6 @@
       </w:tc>
     </w:tr>
     <w:tr>
-      <w:tblPrEx>
-        <w:tblCellMar>
-          <w:top w:w="0" w:type="dxa"/>
-          <w:bottom w:w="0" w:type="dxa"/>
-        </w:tblCellMar>
-      </w:tblPrEx>
       <w:tc>
         <w:tcPr>
           <w:tcW w:w="8356" w:type="dxa"/>
@@ -5431,12 +5245,6 @@
       </w:tc>
     </w:tr>
     <w:tr>
-      <w:tblPrEx>
-        <w:tblCellMar>
-          <w:top w:w="0" w:type="dxa"/>
-          <w:bottom w:w="0" w:type="dxa"/>
-        </w:tblCellMar>
-      </w:tblPrEx>
       <w:tc>
         <w:tcPr>
           <w:tcW w:w="8356" w:type="dxa"/>
@@ -5487,7 +5295,6 @@
   <w:p>
     <w:pPr>
       <w:pStyle w:val="af3"/>
-      <w:jc w:val="right"/>
     </w:pPr>
     <w:r>
       <w:rPr>
@@ -5539,6 +5346,62 @@
 </file>
 
 <file path=word/header2.xml><?xml version="1.0" encoding="utf-8"?>
+<w:hdr xmlns:wpc="http://schemas.microsoft.com/office/word/2010/wordprocessingCanvas" xmlns:cx="http://schemas.microsoft.com/office/drawing/2014/chartex" xmlns:cx1="http://schemas.microsoft.com/office/drawing/2015/9/8/chartex" xmlns:cx2="http://schemas.microsoft.com/office/drawing/2015/10/21/chartex" xmlns:cx3="http://schemas.microsoft.com/office/drawing/2016/5/9/chartex" xmlns:cx4="http://schemas.microsoft.com/office/drawing/2016/5/10/chartex" xmlns:cx5="http://schemas.microsoft.com/office/drawing/2016/5/11/chartex" xmlns:cx6="http://schemas.microsoft.com/office/drawing/2016/5/12/chartex" xmlns:cx7="http://schemas.microsoft.com/office/drawing/2016/5/13/chartex" xmlns:cx8="http://schemas.microsoft.com/office/drawing/2016/5/14/chartex" xmlns:mc="http://schemas.openxmlformats.org/markup-compatibility/2006" xmlns:aink="http://schemas.microsoft.com/office/drawing/2016/ink" xmlns:am3d="http://schemas.microsoft.com/office/drawing/2017/model3d" xmlns:o="urn:schemas-microsoft-com:office:office" xmlns:oel="http://schemas.microsoft.com/office/2019/extlst" xmlns:r="http://schemas.openxmlformats.org/officeDocument/2006/relationships" xmlns:m="http://schemas.openxmlformats.org/officeDocument/2006/math" xmlns:v="urn:schemas-microsoft-com:vml" xmlns:wp14="http://schemas.microsoft.com/office/word/2010/wordprocessingDrawing" xmlns:wp="http://schemas.openxmlformats.org/drawingml/2006/wordprocessingDrawing" xmlns:w10="urn:schemas-microsoft-com:office:word" xmlns:w="http://schemas.openxmlformats.org/wordprocessingml/2006/main" xmlns:w14="http://schemas.microsoft.com/office/word/2010/wordml" xmlns:w15="http://schemas.microsoft.com/office/word/2012/wordml" xmlns:w16cex="http://schemas.microsoft.com/office/word/2018/wordml/cex" xmlns:w16cid="http://schemas.microsoft.com/office/word/2016/wordml/cid" xmlns:w16="http://schemas.microsoft.com/office/word/2018/wordml" xmlns:w16sdtdh="http://schemas.microsoft.com/office/word/2020/wordml/sdtdatahash" xmlns:w16se="http://schemas.microsoft.com/office/word/2015/wordml/symex" xmlns:wpg="http://schemas.microsoft.com/office/word/2010/wordprocessingGroup" xmlns:wpi="http://schemas.microsoft.com/office/word/2010/wordprocessingInk" xmlns:wne="http://schemas.microsoft.com/office/word/2006/wordml" xmlns:wps="http://schemas.microsoft.com/office/word/2010/wordprocessingShape" mc:Ignorable="w14 w15 w16se w16cid w16 w16cex w16sdtdh wp14">
+  <w:p>
+    <w:pPr>
+      <w:pStyle w:val="af3"/>
+      <w:jc w:val="right"/>
+    </w:pPr>
+    <w:r>
+      <w:rPr>
+        <w:rFonts w:asciiTheme="majorHAnsi" w:eastAsiaTheme="majorEastAsia" w:hAnsiTheme="majorHAnsi" w:cstheme="majorBidi"/>
+      </w:rPr>
+      <w:fldChar w:fldCharType="begin"/>
+    </w:r>
+    <w:r>
+      <w:rPr>
+        <w:rFonts w:asciiTheme="majorHAnsi" w:eastAsiaTheme="majorEastAsia" w:hAnsiTheme="majorHAnsi" w:cstheme="majorBidi"/>
+      </w:rPr>
+      <w:instrText xml:space="preserve"> </w:instrText>
+    </w:r>
+    <w:r>
+      <w:rPr>
+        <w:rFonts w:asciiTheme="majorHAnsi" w:eastAsiaTheme="majorEastAsia" w:hAnsiTheme="majorHAnsi" w:cstheme="majorBidi"/>
+        <w:lang w:eastAsia="ja-JP"/>
+      </w:rPr>
+      <w:instrText>DOCPROPERTY TITLE-META \* MERGEFORMAT</w:instrText>
+    </w:r>
+    <w:r>
+      <w:rPr>
+        <w:rFonts w:asciiTheme="majorHAnsi" w:eastAsiaTheme="majorEastAsia" w:hAnsiTheme="majorHAnsi" w:cstheme="majorBidi" w:hint="eastAsia"/>
+        <w:lang w:eastAsia="ja-JP"/>
+      </w:rPr>
+      <w:instrText xml:space="preserve"> </w:instrText>
+    </w:r>
+    <w:r>
+      <w:rPr>
+        <w:rFonts w:asciiTheme="majorHAnsi" w:eastAsiaTheme="majorEastAsia" w:hAnsiTheme="majorHAnsi" w:cstheme="majorBidi"/>
+      </w:rPr>
+      <w:fldChar w:fldCharType="separate"/>
+    </w:r>
+    <w:r>
+      <w:rPr>
+        <w:rFonts w:asciiTheme="majorHAnsi" w:eastAsiaTheme="majorEastAsia" w:hAnsiTheme="majorHAnsi" w:cstheme="majorBidi"/>
+        <w:lang w:eastAsia="ja-JP"/>
+      </w:rPr>
+      <w:t>本のタイトル</w:t>
+    </w:r>
+    <w:r>
+      <w:rPr>
+        <w:rFonts w:asciiTheme="majorHAnsi" w:eastAsiaTheme="majorEastAsia" w:hAnsiTheme="majorHAnsi" w:cstheme="majorBidi"/>
+      </w:rPr>
+      <w:fldChar w:fldCharType="end"/>
+    </w:r>
+  </w:p>
+</w:hdr>
+</file>
+
+<file path=word/header3.xml><?xml version="1.0" encoding="utf-8"?>
 <w:hdr xmlns:wpc="http://schemas.microsoft.com/office/word/2010/wordprocessingCanvas" xmlns:cx="http://schemas.microsoft.com/office/drawing/2014/chartex" xmlns:cx1="http://schemas.microsoft.com/office/drawing/2015/9/8/chartex" xmlns:cx2="http://schemas.microsoft.com/office/drawing/2015/10/21/chartex" xmlns:cx3="http://schemas.microsoft.com/office/drawing/2016/5/9/chartex" xmlns:cx4="http://schemas.microsoft.com/office/drawing/2016/5/10/chartex" xmlns:cx5="http://schemas.microsoft.com/office/drawing/2016/5/11/chartex" xmlns:cx6="http://schemas.microsoft.com/office/drawing/2016/5/12/chartex" xmlns:cx7="http://schemas.microsoft.com/office/drawing/2016/5/13/chartex" xmlns:cx8="http://schemas.microsoft.com/office/drawing/2016/5/14/chartex" xmlns:mc="http://schemas.openxmlformats.org/markup-compatibility/2006" xmlns:aink="http://schemas.microsoft.com/office/drawing/2016/ink" xmlns:am3d="http://schemas.microsoft.com/office/drawing/2017/model3d" xmlns:o="urn:schemas-microsoft-com:office:office" xmlns:oel="http://schemas.microsoft.com/office/2019/extlst" xmlns:r="http://schemas.openxmlformats.org/officeDocument/2006/relationships" xmlns:m="http://schemas.openxmlformats.org/officeDocument/2006/math" xmlns:v="urn:schemas-microsoft-com:vml" xmlns:wp14="http://schemas.microsoft.com/office/word/2010/wordprocessingDrawing" xmlns:wp="http://schemas.openxmlformats.org/drawingml/2006/wordprocessingDrawing" xmlns:w10="urn:schemas-microsoft-com:office:word" xmlns:w="http://schemas.openxmlformats.org/wordprocessingml/2006/main" xmlns:w14="http://schemas.microsoft.com/office/word/2010/wordml" xmlns:w15="http://schemas.microsoft.com/office/word/2012/wordml" xmlns:w16cex="http://schemas.microsoft.com/office/word/2018/wordml/cex" xmlns:w16cid="http://schemas.microsoft.com/office/word/2016/wordml/cid" xmlns:w16="http://schemas.microsoft.com/office/word/2018/wordml" xmlns:w16sdtdh="http://schemas.microsoft.com/office/word/2020/wordml/sdtdatahash" xmlns:w16se="http://schemas.microsoft.com/office/word/2015/wordml/symex" xmlns:wpg="http://schemas.microsoft.com/office/word/2010/wordprocessingGroup" xmlns:wpi="http://schemas.microsoft.com/office/word/2010/wordprocessingInk" xmlns:wne="http://schemas.microsoft.com/office/word/2006/wordml" xmlns:wps="http://schemas.microsoft.com/office/word/2010/wordprocessingShape" mc:Ignorable="w14 w15 w16se w16cid w16 w16cex w16sdtdh wp14">
   <w:p>
     <w:pPr>
@@ -10759,7 +10622,7 @@
     <w:link w:val="a5"/>
     <w:autoRedefine/>
     <w:qFormat/>
-    <w:rsid w:val="00C17E2B"/>
+    <w:rsid w:val="00082EB2"/>
     <w:rPr>
       <w:sz w:val="18"/>
     </w:rPr>
@@ -11843,7 +11706,7 @@
     <w:name w:val="本文 (文字)"/>
     <w:basedOn w:val="a2"/>
     <w:link w:val="a1"/>
-    <w:rsid w:val="00C17E2B"/>
+    <w:rsid w:val="00082EB2"/>
     <w:rPr>
       <w:rFonts w:ascii="Source Han Sans Regular" w:eastAsia="Source Han Sans Regular" w:hAnsi="Source Han Sans Regular" w:cs="Source Han Sans Regular"/>
       <w:sz w:val="18"/>
@@ -12844,6 +12707,26 @@
       <w:color w:val="800080" w:themeColor="followedHyperlink"/>
       <w:u w:val="single"/>
     </w:rPr>
+  </w:style>
+  <w:style w:type="paragraph" w:customStyle="1" w:styleId="HiddenText">
+    <w:name w:val="Hidden Text"/>
+    <w:basedOn w:val="a1"/>
+    <w:autoRedefine/>
+    <w:qFormat/>
+    <w:rsid w:val="00082EB2"/>
+    <w:rPr>
+      <w:b/>
+      <w:bCs/>
+      <w:vanish/>
+      <w:szCs w:val="18"/>
+    </w:rPr>
+  </w:style>
+  <w:style w:type="paragraph" w:customStyle="1" w:styleId="16">
+    <w:name w:val="スタイル1"/>
+    <w:basedOn w:val="a1"/>
+    <w:autoRedefine/>
+    <w:qFormat/>
+    <w:rsid w:val="00082EB2"/>
   </w:style>
 </w:styles>
 </file>

--- a/system/ref.docx
+++ b/system/ref.docx
@@ -1,6 +1,6 @@
 
 <file path=word/document.xml><?xml version="1.0" encoding="utf-8"?>
-<w:document xmlns:wpc="http://schemas.microsoft.com/office/word/2010/wordprocessingCanvas" xmlns:cx="http://schemas.microsoft.com/office/drawing/2014/chartex" xmlns:cx1="http://schemas.microsoft.com/office/drawing/2015/9/8/chartex" xmlns:cx2="http://schemas.microsoft.com/office/drawing/2015/10/21/chartex" xmlns:cx3="http://schemas.microsoft.com/office/drawing/2016/5/9/chartex" xmlns:cx4="http://schemas.microsoft.com/office/drawing/2016/5/10/chartex" xmlns:cx5="http://schemas.microsoft.com/office/drawing/2016/5/11/chartex" xmlns:cx6="http://schemas.microsoft.com/office/drawing/2016/5/12/chartex" xmlns:cx7="http://schemas.microsoft.com/office/drawing/2016/5/13/chartex" xmlns:cx8="http://schemas.microsoft.com/office/drawing/2016/5/14/chartex" xmlns:mc="http://schemas.openxmlformats.org/markup-compatibility/2006" xmlns:aink="http://schemas.microsoft.com/office/drawing/2016/ink" xmlns:am3d="http://schemas.microsoft.com/office/drawing/2017/model3d" xmlns:o="urn:schemas-microsoft-com:office:office" xmlns:oel="http://schemas.microsoft.com/office/2019/extlst" xmlns:r="http://schemas.openxmlformats.org/officeDocument/2006/relationships" xmlns:m="http://schemas.openxmlformats.org/officeDocument/2006/math" xmlns:v="urn:schemas-microsoft-com:vml" xmlns:wp14="http://schemas.microsoft.com/office/word/2010/wordprocessingDrawing" xmlns:wp="http://schemas.openxmlformats.org/drawingml/2006/wordprocessingDrawing" xmlns:w10="urn:schemas-microsoft-com:office:word" xmlns:w="http://schemas.openxmlformats.org/wordprocessingml/2006/main" xmlns:w14="http://schemas.microsoft.com/office/word/2010/wordml" xmlns:w15="http://schemas.microsoft.com/office/word/2012/wordml" xmlns:w16cex="http://schemas.microsoft.com/office/word/2018/wordml/cex" xmlns:w16cid="http://schemas.microsoft.com/office/word/2016/wordml/cid" xmlns:w16="http://schemas.microsoft.com/office/word/2018/wordml" xmlns:w16sdtdh="http://schemas.microsoft.com/office/word/2020/wordml/sdtdatahash" xmlns:w16se="http://schemas.microsoft.com/office/word/2015/wordml/symex" xmlns:wpg="http://schemas.microsoft.com/office/word/2010/wordprocessingGroup" xmlns:wpi="http://schemas.microsoft.com/office/word/2010/wordprocessingInk" xmlns:wne="http://schemas.microsoft.com/office/word/2006/wordml" xmlns:wps="http://schemas.microsoft.com/office/word/2010/wordprocessingShape" mc:Ignorable="w14 w15 w16se w16cid w16 w16cex w16sdtdh wp14">
+<w:document xmlns:wpc="http://schemas.microsoft.com/office/word/2010/wordprocessingCanvas" xmlns:cx="http://schemas.microsoft.com/office/drawing/2014/chartex" xmlns:cx1="http://schemas.microsoft.com/office/drawing/2015/9/8/chartex" xmlns:cx2="http://schemas.microsoft.com/office/drawing/2015/10/21/chartex" xmlns:cx3="http://schemas.microsoft.com/office/drawing/2016/5/9/chartex" xmlns:cx4="http://schemas.microsoft.com/office/drawing/2016/5/10/chartex" xmlns:cx5="http://schemas.microsoft.com/office/drawing/2016/5/11/chartex" xmlns:cx6="http://schemas.microsoft.com/office/drawing/2016/5/12/chartex" xmlns:cx7="http://schemas.microsoft.com/office/drawing/2016/5/13/chartex" xmlns:cx8="http://schemas.microsoft.com/office/drawing/2016/5/14/chartex" xmlns:mc="http://schemas.openxmlformats.org/markup-compatibility/2006" xmlns:aink="http://schemas.microsoft.com/office/drawing/2016/ink" xmlns:am3d="http://schemas.microsoft.com/office/drawing/2017/model3d" xmlns:o="urn:schemas-microsoft-com:office:office" xmlns:oel="http://schemas.microsoft.com/office/2019/extlst" xmlns:r="http://schemas.openxmlformats.org/officeDocument/2006/relationships" xmlns:m="http://schemas.openxmlformats.org/officeDocument/2006/math" xmlns:v="urn:schemas-microsoft-com:vml" xmlns:wp14="http://schemas.microsoft.com/office/word/2010/wordprocessingDrawing" xmlns:wp="http://schemas.openxmlformats.org/drawingml/2006/wordprocessingDrawing" xmlns:w10="urn:schemas-microsoft-com:office:word" xmlns:w="http://schemas.openxmlformats.org/wordprocessingml/2006/main" xmlns:w14="http://schemas.microsoft.com/office/word/2010/wordml" xmlns:w15="http://schemas.microsoft.com/office/word/2012/wordml" xmlns:w16cex="http://schemas.microsoft.com/office/word/2018/wordml/cex" xmlns:w16cid="http://schemas.microsoft.com/office/word/2016/wordml/cid" xmlns:w16="http://schemas.microsoft.com/office/word/2018/wordml" xmlns:w16du="http://schemas.microsoft.com/office/word/2023/wordml/word16du" xmlns:w16sdtdh="http://schemas.microsoft.com/office/word/2020/wordml/sdtdatahash" xmlns:w16sdtfl="http://schemas.microsoft.com/office/word/2024/wordml/sdtformatlock" xmlns:w16se="http://schemas.microsoft.com/office/word/2015/wordml/symex" xmlns:wpg="http://schemas.microsoft.com/office/word/2010/wordprocessingGroup" xmlns:wpi="http://schemas.microsoft.com/office/word/2010/wordprocessingInk" xmlns:wne="http://schemas.microsoft.com/office/word/2006/wordml" xmlns:wps="http://schemas.microsoft.com/office/word/2010/wordprocessingShape" mc:Ignorable="w14 w15 w16se w16cid w16 w16cex w16sdtdh w16sdtfl w16du wp14">
   <w:body>
     <w:p>
       <w:pPr>
@@ -2751,7 +2751,6 @@
         <w:rPr>
           <w:rStyle w:val="RegionMarkerTok"/>
         </w:rPr>
-        <w:lastRenderedPageBreak/>
         <w:t>RegionMarkerTok</w:t>
       </w:r>
       <w:r>
@@ -2817,6 +2816,7 @@
         <w:pStyle w:val="SourceCode"/>
       </w:pPr>
       <w:r>
+        <w:lastRenderedPageBreak/>
         <w:t>This is a pen</w:t>
       </w:r>
     </w:p>
@@ -3946,7 +3946,6 @@
         <w:rPr>
           <w:rStyle w:val="DecValTok"/>
         </w:rPr>
-        <w:lastRenderedPageBreak/>
         <w:t>reverse-docx:</w:t>
       </w:r>
       <w:r>
@@ -4038,6 +4037,7 @@
         <w:rPr>
           <w:rStyle w:val="CommentTok"/>
         </w:rPr>
+        <w:lastRenderedPageBreak/>
         <w:t>"""A setuptools based setup module.</w:t>
       </w:r>
       <w:r>
@@ -4662,7 +4662,6 @@
         <w:rPr>
           <w:rStyle w:val="NormalTok"/>
         </w:rPr>
-        <w:lastRenderedPageBreak/>
         <w:t xml:space="preserve">    </w:t>
       </w:r>
       <w:r>
@@ -5012,7 +5011,7 @@
 </file>
 
 <file path=word/endnotes.xml><?xml version="1.0" encoding="utf-8"?>
-<w:endnotes xmlns:wpc="http://schemas.microsoft.com/office/word/2010/wordprocessingCanvas" xmlns:cx="http://schemas.microsoft.com/office/drawing/2014/chartex" xmlns:cx1="http://schemas.microsoft.com/office/drawing/2015/9/8/chartex" xmlns:cx2="http://schemas.microsoft.com/office/drawing/2015/10/21/chartex" xmlns:cx3="http://schemas.microsoft.com/office/drawing/2016/5/9/chartex" xmlns:cx4="http://schemas.microsoft.com/office/drawing/2016/5/10/chartex" xmlns:cx5="http://schemas.microsoft.com/office/drawing/2016/5/11/chartex" xmlns:cx6="http://schemas.microsoft.com/office/drawing/2016/5/12/chartex" xmlns:cx7="http://schemas.microsoft.com/office/drawing/2016/5/13/chartex" xmlns:cx8="http://schemas.microsoft.com/office/drawing/2016/5/14/chartex" xmlns:mc="http://schemas.openxmlformats.org/markup-compatibility/2006" xmlns:aink="http://schemas.microsoft.com/office/drawing/2016/ink" xmlns:am3d="http://schemas.microsoft.com/office/drawing/2017/model3d" xmlns:o="urn:schemas-microsoft-com:office:office" xmlns:oel="http://schemas.microsoft.com/office/2019/extlst" xmlns:r="http://schemas.openxmlformats.org/officeDocument/2006/relationships" xmlns:m="http://schemas.openxmlformats.org/officeDocument/2006/math" xmlns:v="urn:schemas-microsoft-com:vml" xmlns:wp14="http://schemas.microsoft.com/office/word/2010/wordprocessingDrawing" xmlns:wp="http://schemas.openxmlformats.org/drawingml/2006/wordprocessingDrawing" xmlns:w10="urn:schemas-microsoft-com:office:word" xmlns:w="http://schemas.openxmlformats.org/wordprocessingml/2006/main" xmlns:w14="http://schemas.microsoft.com/office/word/2010/wordml" xmlns:w15="http://schemas.microsoft.com/office/word/2012/wordml" xmlns:w16cex="http://schemas.microsoft.com/office/word/2018/wordml/cex" xmlns:w16cid="http://schemas.microsoft.com/office/word/2016/wordml/cid" xmlns:w16="http://schemas.microsoft.com/office/word/2018/wordml" xmlns:w16sdtdh="http://schemas.microsoft.com/office/word/2020/wordml/sdtdatahash" xmlns:w16se="http://schemas.microsoft.com/office/word/2015/wordml/symex" xmlns:wpg="http://schemas.microsoft.com/office/word/2010/wordprocessingGroup" xmlns:wpi="http://schemas.microsoft.com/office/word/2010/wordprocessingInk" xmlns:wne="http://schemas.microsoft.com/office/word/2006/wordml" xmlns:wps="http://schemas.microsoft.com/office/word/2010/wordprocessingShape" mc:Ignorable="w14 w15 w16se w16cid w16 w16cex w16sdtdh wp14">
+<w:endnotes xmlns:wpc="http://schemas.microsoft.com/office/word/2010/wordprocessingCanvas" xmlns:cx="http://schemas.microsoft.com/office/drawing/2014/chartex" xmlns:cx1="http://schemas.microsoft.com/office/drawing/2015/9/8/chartex" xmlns:cx2="http://schemas.microsoft.com/office/drawing/2015/10/21/chartex" xmlns:cx3="http://schemas.microsoft.com/office/drawing/2016/5/9/chartex" xmlns:cx4="http://schemas.microsoft.com/office/drawing/2016/5/10/chartex" xmlns:cx5="http://schemas.microsoft.com/office/drawing/2016/5/11/chartex" xmlns:cx6="http://schemas.microsoft.com/office/drawing/2016/5/12/chartex" xmlns:cx7="http://schemas.microsoft.com/office/drawing/2016/5/13/chartex" xmlns:cx8="http://schemas.microsoft.com/office/drawing/2016/5/14/chartex" xmlns:mc="http://schemas.openxmlformats.org/markup-compatibility/2006" xmlns:aink="http://schemas.microsoft.com/office/drawing/2016/ink" xmlns:am3d="http://schemas.microsoft.com/office/drawing/2017/model3d" xmlns:o="urn:schemas-microsoft-com:office:office" xmlns:oel="http://schemas.microsoft.com/office/2019/extlst" xmlns:r="http://schemas.openxmlformats.org/officeDocument/2006/relationships" xmlns:m="http://schemas.openxmlformats.org/officeDocument/2006/math" xmlns:v="urn:schemas-microsoft-com:vml" xmlns:wp14="http://schemas.microsoft.com/office/word/2010/wordprocessingDrawing" xmlns:wp="http://schemas.openxmlformats.org/drawingml/2006/wordprocessingDrawing" xmlns:w10="urn:schemas-microsoft-com:office:word" xmlns:w="http://schemas.openxmlformats.org/wordprocessingml/2006/main" xmlns:w14="http://schemas.microsoft.com/office/word/2010/wordml" xmlns:w15="http://schemas.microsoft.com/office/word/2012/wordml" xmlns:w16cex="http://schemas.microsoft.com/office/word/2018/wordml/cex" xmlns:w16cid="http://schemas.microsoft.com/office/word/2016/wordml/cid" xmlns:w16="http://schemas.microsoft.com/office/word/2018/wordml" xmlns:w16du="http://schemas.microsoft.com/office/word/2023/wordml/word16du" xmlns:w16sdtdh="http://schemas.microsoft.com/office/word/2020/wordml/sdtdatahash" xmlns:w16sdtfl="http://schemas.microsoft.com/office/word/2024/wordml/sdtformatlock" xmlns:w16se="http://schemas.microsoft.com/office/word/2015/wordml/symex" xmlns:wpg="http://schemas.microsoft.com/office/word/2010/wordprocessingGroup" xmlns:wpi="http://schemas.microsoft.com/office/word/2010/wordprocessingInk" xmlns:wne="http://schemas.microsoft.com/office/word/2006/wordml" xmlns:wps="http://schemas.microsoft.com/office/word/2010/wordprocessingShape" mc:Ignorable="w14 w15 w16se w16cid w16 w16cex w16sdtdh w16sdtfl w16du wp14">
   <w:endnote w:type="separator" w:id="-1">
     <w:p>
       <w:r>
@@ -5031,7 +5030,7 @@
 </file>
 
 <file path=word/footer1.xml><?xml version="1.0" encoding="utf-8"?>
-<w:ftr xmlns:wpc="http://schemas.microsoft.com/office/word/2010/wordprocessingCanvas" xmlns:cx="http://schemas.microsoft.com/office/drawing/2014/chartex" xmlns:cx1="http://schemas.microsoft.com/office/drawing/2015/9/8/chartex" xmlns:cx2="http://schemas.microsoft.com/office/drawing/2015/10/21/chartex" xmlns:cx3="http://schemas.microsoft.com/office/drawing/2016/5/9/chartex" xmlns:cx4="http://schemas.microsoft.com/office/drawing/2016/5/10/chartex" xmlns:cx5="http://schemas.microsoft.com/office/drawing/2016/5/11/chartex" xmlns:cx6="http://schemas.microsoft.com/office/drawing/2016/5/12/chartex" xmlns:cx7="http://schemas.microsoft.com/office/drawing/2016/5/13/chartex" xmlns:cx8="http://schemas.microsoft.com/office/drawing/2016/5/14/chartex" xmlns:mc="http://schemas.openxmlformats.org/markup-compatibility/2006" xmlns:aink="http://schemas.microsoft.com/office/drawing/2016/ink" xmlns:am3d="http://schemas.microsoft.com/office/drawing/2017/model3d" xmlns:o="urn:schemas-microsoft-com:office:office" xmlns:oel="http://schemas.microsoft.com/office/2019/extlst" xmlns:r="http://schemas.openxmlformats.org/officeDocument/2006/relationships" xmlns:m="http://schemas.openxmlformats.org/officeDocument/2006/math" xmlns:v="urn:schemas-microsoft-com:vml" xmlns:wp14="http://schemas.microsoft.com/office/word/2010/wordprocessingDrawing" xmlns:wp="http://schemas.openxmlformats.org/drawingml/2006/wordprocessingDrawing" xmlns:w10="urn:schemas-microsoft-com:office:word" xmlns:w="http://schemas.openxmlformats.org/wordprocessingml/2006/main" xmlns:w14="http://schemas.microsoft.com/office/word/2010/wordml" xmlns:w15="http://schemas.microsoft.com/office/word/2012/wordml" xmlns:w16cex="http://schemas.microsoft.com/office/word/2018/wordml/cex" xmlns:w16cid="http://schemas.microsoft.com/office/word/2016/wordml/cid" xmlns:w16="http://schemas.microsoft.com/office/word/2018/wordml" xmlns:w16sdtdh="http://schemas.microsoft.com/office/word/2020/wordml/sdtdatahash" xmlns:w16se="http://schemas.microsoft.com/office/word/2015/wordml/symex" xmlns:wpg="http://schemas.microsoft.com/office/word/2010/wordprocessingGroup" xmlns:wpi="http://schemas.microsoft.com/office/word/2010/wordprocessingInk" xmlns:wne="http://schemas.microsoft.com/office/word/2006/wordml" xmlns:wps="http://schemas.microsoft.com/office/word/2010/wordprocessingShape" mc:Ignorable="w14 w15 w16se w16cid w16 w16cex w16sdtdh wp14">
+<w:ftr xmlns:wpc="http://schemas.microsoft.com/office/word/2010/wordprocessingCanvas" xmlns:cx="http://schemas.microsoft.com/office/drawing/2014/chartex" xmlns:cx1="http://schemas.microsoft.com/office/drawing/2015/9/8/chartex" xmlns:cx2="http://schemas.microsoft.com/office/drawing/2015/10/21/chartex" xmlns:cx3="http://schemas.microsoft.com/office/drawing/2016/5/9/chartex" xmlns:cx4="http://schemas.microsoft.com/office/drawing/2016/5/10/chartex" xmlns:cx5="http://schemas.microsoft.com/office/drawing/2016/5/11/chartex" xmlns:cx6="http://schemas.microsoft.com/office/drawing/2016/5/12/chartex" xmlns:cx7="http://schemas.microsoft.com/office/drawing/2016/5/13/chartex" xmlns:cx8="http://schemas.microsoft.com/office/drawing/2016/5/14/chartex" xmlns:mc="http://schemas.openxmlformats.org/markup-compatibility/2006" xmlns:aink="http://schemas.microsoft.com/office/drawing/2016/ink" xmlns:am3d="http://schemas.microsoft.com/office/drawing/2017/model3d" xmlns:o="urn:schemas-microsoft-com:office:office" xmlns:oel="http://schemas.microsoft.com/office/2019/extlst" xmlns:r="http://schemas.openxmlformats.org/officeDocument/2006/relationships" xmlns:m="http://schemas.openxmlformats.org/officeDocument/2006/math" xmlns:v="urn:schemas-microsoft-com:vml" xmlns:wp14="http://schemas.microsoft.com/office/word/2010/wordprocessingDrawing" xmlns:wp="http://schemas.openxmlformats.org/drawingml/2006/wordprocessingDrawing" xmlns:w10="urn:schemas-microsoft-com:office:word" xmlns:w="http://schemas.openxmlformats.org/wordprocessingml/2006/main" xmlns:w14="http://schemas.microsoft.com/office/word/2010/wordml" xmlns:w15="http://schemas.microsoft.com/office/word/2012/wordml" xmlns:w16cex="http://schemas.microsoft.com/office/word/2018/wordml/cex" xmlns:w16cid="http://schemas.microsoft.com/office/word/2016/wordml/cid" xmlns:w16="http://schemas.microsoft.com/office/word/2018/wordml" xmlns:w16du="http://schemas.microsoft.com/office/word/2023/wordml/word16du" xmlns:w16sdtdh="http://schemas.microsoft.com/office/word/2020/wordml/sdtdatahash" xmlns:w16sdtfl="http://schemas.microsoft.com/office/word/2024/wordml/sdtformatlock" xmlns:w16se="http://schemas.microsoft.com/office/word/2015/wordml/symex" xmlns:wpg="http://schemas.microsoft.com/office/word/2010/wordprocessingGroup" xmlns:wpi="http://schemas.microsoft.com/office/word/2010/wordprocessingInk" xmlns:wne="http://schemas.microsoft.com/office/word/2006/wordml" xmlns:wps="http://schemas.microsoft.com/office/word/2010/wordprocessingShape" mc:Ignorable="w14 w15 w16se w16cid w16 w16cex w16sdtdh w16sdtfl w16du wp14">
   <w:p>
     <w:pPr>
       <w:tabs>
@@ -5080,7 +5079,7 @@
 </file>
 
 <file path=word/footer2.xml><?xml version="1.0" encoding="utf-8"?>
-<w:ftr xmlns:wpc="http://schemas.microsoft.com/office/word/2010/wordprocessingCanvas" xmlns:cx="http://schemas.microsoft.com/office/drawing/2014/chartex" xmlns:cx1="http://schemas.microsoft.com/office/drawing/2015/9/8/chartex" xmlns:cx2="http://schemas.microsoft.com/office/drawing/2015/10/21/chartex" xmlns:cx3="http://schemas.microsoft.com/office/drawing/2016/5/9/chartex" xmlns:cx4="http://schemas.microsoft.com/office/drawing/2016/5/10/chartex" xmlns:cx5="http://schemas.microsoft.com/office/drawing/2016/5/11/chartex" xmlns:cx6="http://schemas.microsoft.com/office/drawing/2016/5/12/chartex" xmlns:cx7="http://schemas.microsoft.com/office/drawing/2016/5/13/chartex" xmlns:cx8="http://schemas.microsoft.com/office/drawing/2016/5/14/chartex" xmlns:mc="http://schemas.openxmlformats.org/markup-compatibility/2006" xmlns:aink="http://schemas.microsoft.com/office/drawing/2016/ink" xmlns:am3d="http://schemas.microsoft.com/office/drawing/2017/model3d" xmlns:o="urn:schemas-microsoft-com:office:office" xmlns:oel="http://schemas.microsoft.com/office/2019/extlst" xmlns:r="http://schemas.openxmlformats.org/officeDocument/2006/relationships" xmlns:m="http://schemas.openxmlformats.org/officeDocument/2006/math" xmlns:v="urn:schemas-microsoft-com:vml" xmlns:wp14="http://schemas.microsoft.com/office/word/2010/wordprocessingDrawing" xmlns:wp="http://schemas.openxmlformats.org/drawingml/2006/wordprocessingDrawing" xmlns:w10="urn:schemas-microsoft-com:office:word" xmlns:w="http://schemas.openxmlformats.org/wordprocessingml/2006/main" xmlns:w14="http://schemas.microsoft.com/office/word/2010/wordml" xmlns:w15="http://schemas.microsoft.com/office/word/2012/wordml" xmlns:w16cex="http://schemas.microsoft.com/office/word/2018/wordml/cex" xmlns:w16cid="http://schemas.microsoft.com/office/word/2016/wordml/cid" xmlns:w16="http://schemas.microsoft.com/office/word/2018/wordml" xmlns:w16sdtdh="http://schemas.microsoft.com/office/word/2020/wordml/sdtdatahash" xmlns:w16se="http://schemas.microsoft.com/office/word/2015/wordml/symex" xmlns:wpg="http://schemas.microsoft.com/office/word/2010/wordprocessingGroup" xmlns:wpi="http://schemas.microsoft.com/office/word/2010/wordprocessingInk" xmlns:wne="http://schemas.microsoft.com/office/word/2006/wordml" xmlns:wps="http://schemas.microsoft.com/office/word/2010/wordprocessingShape" mc:Ignorable="w14 w15 w16se w16cid w16 w16cex w16sdtdh wp14">
+<w:ftr xmlns:wpc="http://schemas.microsoft.com/office/word/2010/wordprocessingCanvas" xmlns:cx="http://schemas.microsoft.com/office/drawing/2014/chartex" xmlns:cx1="http://schemas.microsoft.com/office/drawing/2015/9/8/chartex" xmlns:cx2="http://schemas.microsoft.com/office/drawing/2015/10/21/chartex" xmlns:cx3="http://schemas.microsoft.com/office/drawing/2016/5/9/chartex" xmlns:cx4="http://schemas.microsoft.com/office/drawing/2016/5/10/chartex" xmlns:cx5="http://schemas.microsoft.com/office/drawing/2016/5/11/chartex" xmlns:cx6="http://schemas.microsoft.com/office/drawing/2016/5/12/chartex" xmlns:cx7="http://schemas.microsoft.com/office/drawing/2016/5/13/chartex" xmlns:cx8="http://schemas.microsoft.com/office/drawing/2016/5/14/chartex" xmlns:mc="http://schemas.openxmlformats.org/markup-compatibility/2006" xmlns:aink="http://schemas.microsoft.com/office/drawing/2016/ink" xmlns:am3d="http://schemas.microsoft.com/office/drawing/2017/model3d" xmlns:o="urn:schemas-microsoft-com:office:office" xmlns:oel="http://schemas.microsoft.com/office/2019/extlst" xmlns:r="http://schemas.openxmlformats.org/officeDocument/2006/relationships" xmlns:m="http://schemas.openxmlformats.org/officeDocument/2006/math" xmlns:v="urn:schemas-microsoft-com:vml" xmlns:wp14="http://schemas.microsoft.com/office/word/2010/wordprocessingDrawing" xmlns:wp="http://schemas.openxmlformats.org/drawingml/2006/wordprocessingDrawing" xmlns:w10="urn:schemas-microsoft-com:office:word" xmlns:w="http://schemas.openxmlformats.org/wordprocessingml/2006/main" xmlns:w14="http://schemas.microsoft.com/office/word/2010/wordml" xmlns:w15="http://schemas.microsoft.com/office/word/2012/wordml" xmlns:w16cex="http://schemas.microsoft.com/office/word/2018/wordml/cex" xmlns:w16cid="http://schemas.microsoft.com/office/word/2016/wordml/cid" xmlns:w16="http://schemas.microsoft.com/office/word/2018/wordml" xmlns:w16du="http://schemas.microsoft.com/office/word/2023/wordml/word16du" xmlns:w16sdtdh="http://schemas.microsoft.com/office/word/2020/wordml/sdtdatahash" xmlns:w16sdtfl="http://schemas.microsoft.com/office/word/2024/wordml/sdtformatlock" xmlns:w16se="http://schemas.microsoft.com/office/word/2015/wordml/symex" xmlns:wpg="http://schemas.microsoft.com/office/word/2010/wordprocessingGroup" xmlns:wpi="http://schemas.microsoft.com/office/word/2010/wordprocessingInk" xmlns:wne="http://schemas.microsoft.com/office/word/2006/wordml" xmlns:wps="http://schemas.microsoft.com/office/word/2010/wordprocessingShape" mc:Ignorable="w14 w15 w16se w16cid w16 w16cex w16sdtdh w16sdtfl w16du wp14">
   <w:p>
     <w:pPr>
       <w:tabs>
@@ -5135,7 +5134,7 @@
         <w:noProof/>
         <w:color w:val="0F243E" w:themeColor="text2" w:themeShade="80"/>
       </w:rPr>
-      <w:instrText>5</w:instrText>
+      <w:instrText>3</w:instrText>
     </w:r>
     <w:r>
       <w:rPr>
@@ -5164,7 +5163,7 @@
         <w:noProof/>
         <w:color w:val="0F243E" w:themeColor="text2" w:themeShade="80"/>
       </w:rPr>
-      <w:t>5</w:t>
+      <w:t>3</w:t>
     </w:r>
     <w:r>
       <w:rPr>
@@ -5192,7 +5191,7 @@
 </file>
 
 <file path=word/footer3.xml><?xml version="1.0" encoding="utf-8"?>
-<w:ftr xmlns:wpc="http://schemas.microsoft.com/office/word/2010/wordprocessingCanvas" xmlns:cx="http://schemas.microsoft.com/office/drawing/2014/chartex" xmlns:cx1="http://schemas.microsoft.com/office/drawing/2015/9/8/chartex" xmlns:cx2="http://schemas.microsoft.com/office/drawing/2015/10/21/chartex" xmlns:cx3="http://schemas.microsoft.com/office/drawing/2016/5/9/chartex" xmlns:cx4="http://schemas.microsoft.com/office/drawing/2016/5/10/chartex" xmlns:cx5="http://schemas.microsoft.com/office/drawing/2016/5/11/chartex" xmlns:cx6="http://schemas.microsoft.com/office/drawing/2016/5/12/chartex" xmlns:cx7="http://schemas.microsoft.com/office/drawing/2016/5/13/chartex" xmlns:cx8="http://schemas.microsoft.com/office/drawing/2016/5/14/chartex" xmlns:mc="http://schemas.openxmlformats.org/markup-compatibility/2006" xmlns:aink="http://schemas.microsoft.com/office/drawing/2016/ink" xmlns:am3d="http://schemas.microsoft.com/office/drawing/2017/model3d" xmlns:o="urn:schemas-microsoft-com:office:office" xmlns:oel="http://schemas.microsoft.com/office/2019/extlst" xmlns:r="http://schemas.openxmlformats.org/officeDocument/2006/relationships" xmlns:m="http://schemas.openxmlformats.org/officeDocument/2006/math" xmlns:v="urn:schemas-microsoft-com:vml" xmlns:wp14="http://schemas.microsoft.com/office/word/2010/wordprocessingDrawing" xmlns:wp="http://schemas.openxmlformats.org/drawingml/2006/wordprocessingDrawing" xmlns:w10="urn:schemas-microsoft-com:office:word" xmlns:w="http://schemas.openxmlformats.org/wordprocessingml/2006/main" xmlns:w14="http://schemas.microsoft.com/office/word/2010/wordml" xmlns:w15="http://schemas.microsoft.com/office/word/2012/wordml" xmlns:w16cex="http://schemas.microsoft.com/office/word/2018/wordml/cex" xmlns:w16cid="http://schemas.microsoft.com/office/word/2016/wordml/cid" xmlns:w16="http://schemas.microsoft.com/office/word/2018/wordml" xmlns:w16sdtdh="http://schemas.microsoft.com/office/word/2020/wordml/sdtdatahash" xmlns:w16se="http://schemas.microsoft.com/office/word/2015/wordml/symex" xmlns:wpg="http://schemas.microsoft.com/office/word/2010/wordprocessingGroup" xmlns:wpi="http://schemas.microsoft.com/office/word/2010/wordprocessingInk" xmlns:wne="http://schemas.microsoft.com/office/word/2006/wordml" xmlns:wps="http://schemas.microsoft.com/office/word/2010/wordprocessingShape" mc:Ignorable="w14 w15 w16se w16cid w16 w16cex w16sdtdh wp14">
+<w:ftr xmlns:wpc="http://schemas.microsoft.com/office/word/2010/wordprocessingCanvas" xmlns:cx="http://schemas.microsoft.com/office/drawing/2014/chartex" xmlns:cx1="http://schemas.microsoft.com/office/drawing/2015/9/8/chartex" xmlns:cx2="http://schemas.microsoft.com/office/drawing/2015/10/21/chartex" xmlns:cx3="http://schemas.microsoft.com/office/drawing/2016/5/9/chartex" xmlns:cx4="http://schemas.microsoft.com/office/drawing/2016/5/10/chartex" xmlns:cx5="http://schemas.microsoft.com/office/drawing/2016/5/11/chartex" xmlns:cx6="http://schemas.microsoft.com/office/drawing/2016/5/12/chartex" xmlns:cx7="http://schemas.microsoft.com/office/drawing/2016/5/13/chartex" xmlns:cx8="http://schemas.microsoft.com/office/drawing/2016/5/14/chartex" xmlns:mc="http://schemas.openxmlformats.org/markup-compatibility/2006" xmlns:aink="http://schemas.microsoft.com/office/drawing/2016/ink" xmlns:am3d="http://schemas.microsoft.com/office/drawing/2017/model3d" xmlns:o="urn:schemas-microsoft-com:office:office" xmlns:oel="http://schemas.microsoft.com/office/2019/extlst" xmlns:r="http://schemas.openxmlformats.org/officeDocument/2006/relationships" xmlns:m="http://schemas.openxmlformats.org/officeDocument/2006/math" xmlns:v="urn:schemas-microsoft-com:vml" xmlns:wp14="http://schemas.microsoft.com/office/word/2010/wordprocessingDrawing" xmlns:wp="http://schemas.openxmlformats.org/drawingml/2006/wordprocessingDrawing" xmlns:w10="urn:schemas-microsoft-com:office:word" xmlns:w="http://schemas.openxmlformats.org/wordprocessingml/2006/main" xmlns:w14="http://schemas.microsoft.com/office/word/2010/wordml" xmlns:w15="http://schemas.microsoft.com/office/word/2012/wordml" xmlns:w16cex="http://schemas.microsoft.com/office/word/2018/wordml/cex" xmlns:w16cid="http://schemas.microsoft.com/office/word/2016/wordml/cid" xmlns:w16="http://schemas.microsoft.com/office/word/2018/wordml" xmlns:w16du="http://schemas.microsoft.com/office/word/2023/wordml/word16du" xmlns:w16sdtdh="http://schemas.microsoft.com/office/word/2020/wordml/sdtdatahash" xmlns:w16sdtfl="http://schemas.microsoft.com/office/word/2024/wordml/sdtformatlock" xmlns:w16se="http://schemas.microsoft.com/office/word/2015/wordml/symex" xmlns:wpg="http://schemas.microsoft.com/office/word/2010/wordprocessingGroup" xmlns:wpi="http://schemas.microsoft.com/office/word/2010/wordprocessingInk" xmlns:wne="http://schemas.microsoft.com/office/word/2006/wordml" xmlns:wps="http://schemas.microsoft.com/office/word/2010/wordprocessingShape" mc:Ignorable="w14 w15 w16se w16cid w16 w16cex w16sdtdh w16sdtfl w16du wp14">
   <w:tbl>
     <w:tblPr>
       <w:tblW w:w="0" w:type="auto"/>
@@ -5272,7 +5271,7 @@
 </file>
 
 <file path=word/footnotes.xml><?xml version="1.0" encoding="utf-8"?>
-<w:footnotes xmlns:wpc="http://schemas.microsoft.com/office/word/2010/wordprocessingCanvas" xmlns:cx="http://schemas.microsoft.com/office/drawing/2014/chartex" xmlns:cx1="http://schemas.microsoft.com/office/drawing/2015/9/8/chartex" xmlns:cx2="http://schemas.microsoft.com/office/drawing/2015/10/21/chartex" xmlns:cx3="http://schemas.microsoft.com/office/drawing/2016/5/9/chartex" xmlns:cx4="http://schemas.microsoft.com/office/drawing/2016/5/10/chartex" xmlns:cx5="http://schemas.microsoft.com/office/drawing/2016/5/11/chartex" xmlns:cx6="http://schemas.microsoft.com/office/drawing/2016/5/12/chartex" xmlns:cx7="http://schemas.microsoft.com/office/drawing/2016/5/13/chartex" xmlns:cx8="http://schemas.microsoft.com/office/drawing/2016/5/14/chartex" xmlns:mc="http://schemas.openxmlformats.org/markup-compatibility/2006" xmlns:aink="http://schemas.microsoft.com/office/drawing/2016/ink" xmlns:am3d="http://schemas.microsoft.com/office/drawing/2017/model3d" xmlns:o="urn:schemas-microsoft-com:office:office" xmlns:oel="http://schemas.microsoft.com/office/2019/extlst" xmlns:r="http://schemas.openxmlformats.org/officeDocument/2006/relationships" xmlns:m="http://schemas.openxmlformats.org/officeDocument/2006/math" xmlns:v="urn:schemas-microsoft-com:vml" xmlns:wp14="http://schemas.microsoft.com/office/word/2010/wordprocessingDrawing" xmlns:wp="http://schemas.openxmlformats.org/drawingml/2006/wordprocessingDrawing" xmlns:w10="urn:schemas-microsoft-com:office:word" xmlns:w="http://schemas.openxmlformats.org/wordprocessingml/2006/main" xmlns:w14="http://schemas.microsoft.com/office/word/2010/wordml" xmlns:w15="http://schemas.microsoft.com/office/word/2012/wordml" xmlns:w16cex="http://schemas.microsoft.com/office/word/2018/wordml/cex" xmlns:w16cid="http://schemas.microsoft.com/office/word/2016/wordml/cid" xmlns:w16="http://schemas.microsoft.com/office/word/2018/wordml" xmlns:w16sdtdh="http://schemas.microsoft.com/office/word/2020/wordml/sdtdatahash" xmlns:w16se="http://schemas.microsoft.com/office/word/2015/wordml/symex" xmlns:wpg="http://schemas.microsoft.com/office/word/2010/wordprocessingGroup" xmlns:wpi="http://schemas.microsoft.com/office/word/2010/wordprocessingInk" xmlns:wne="http://schemas.microsoft.com/office/word/2006/wordml" xmlns:wps="http://schemas.microsoft.com/office/word/2010/wordprocessingShape" mc:Ignorable="w14 w15 w16se w16cid w16 w16cex w16sdtdh wp14">
+<w:footnotes xmlns:wpc="http://schemas.microsoft.com/office/word/2010/wordprocessingCanvas" xmlns:cx="http://schemas.microsoft.com/office/drawing/2014/chartex" xmlns:cx1="http://schemas.microsoft.com/office/drawing/2015/9/8/chartex" xmlns:cx2="http://schemas.microsoft.com/office/drawing/2015/10/21/chartex" xmlns:cx3="http://schemas.microsoft.com/office/drawing/2016/5/9/chartex" xmlns:cx4="http://schemas.microsoft.com/office/drawing/2016/5/10/chartex" xmlns:cx5="http://schemas.microsoft.com/office/drawing/2016/5/11/chartex" xmlns:cx6="http://schemas.microsoft.com/office/drawing/2016/5/12/chartex" xmlns:cx7="http://schemas.microsoft.com/office/drawing/2016/5/13/chartex" xmlns:cx8="http://schemas.microsoft.com/office/drawing/2016/5/14/chartex" xmlns:mc="http://schemas.openxmlformats.org/markup-compatibility/2006" xmlns:aink="http://schemas.microsoft.com/office/drawing/2016/ink" xmlns:am3d="http://schemas.microsoft.com/office/drawing/2017/model3d" xmlns:o="urn:schemas-microsoft-com:office:office" xmlns:oel="http://schemas.microsoft.com/office/2019/extlst" xmlns:r="http://schemas.openxmlformats.org/officeDocument/2006/relationships" xmlns:m="http://schemas.openxmlformats.org/officeDocument/2006/math" xmlns:v="urn:schemas-microsoft-com:vml" xmlns:wp14="http://schemas.microsoft.com/office/word/2010/wordprocessingDrawing" xmlns:wp="http://schemas.openxmlformats.org/drawingml/2006/wordprocessingDrawing" xmlns:w10="urn:schemas-microsoft-com:office:word" xmlns:w="http://schemas.openxmlformats.org/wordprocessingml/2006/main" xmlns:w14="http://schemas.microsoft.com/office/word/2010/wordml" xmlns:w15="http://schemas.microsoft.com/office/word/2012/wordml" xmlns:w16cex="http://schemas.microsoft.com/office/word/2018/wordml/cex" xmlns:w16cid="http://schemas.microsoft.com/office/word/2016/wordml/cid" xmlns:w16="http://schemas.microsoft.com/office/word/2018/wordml" xmlns:w16du="http://schemas.microsoft.com/office/word/2023/wordml/word16du" xmlns:w16sdtdh="http://schemas.microsoft.com/office/word/2020/wordml/sdtdatahash" xmlns:w16sdtfl="http://schemas.microsoft.com/office/word/2024/wordml/sdtformatlock" xmlns:w16se="http://schemas.microsoft.com/office/word/2015/wordml/symex" xmlns:wpg="http://schemas.microsoft.com/office/word/2010/wordprocessingGroup" xmlns:wpi="http://schemas.microsoft.com/office/word/2010/wordprocessingInk" xmlns:wne="http://schemas.microsoft.com/office/word/2006/wordml" xmlns:wps="http://schemas.microsoft.com/office/word/2010/wordprocessingShape" mc:Ignorable="w14 w15 w16se w16cid w16 w16cex w16sdtdh w16sdtfl w16du wp14">
   <w:footnote w:type="separator" w:id="-1">
     <w:p>
       <w:r>
@@ -5291,7 +5290,7 @@
 </file>
 
 <file path=word/header1.xml><?xml version="1.0" encoding="utf-8"?>
-<w:hdr xmlns:wpc="http://schemas.microsoft.com/office/word/2010/wordprocessingCanvas" xmlns:cx="http://schemas.microsoft.com/office/drawing/2014/chartex" xmlns:cx1="http://schemas.microsoft.com/office/drawing/2015/9/8/chartex" xmlns:cx2="http://schemas.microsoft.com/office/drawing/2015/10/21/chartex" xmlns:cx3="http://schemas.microsoft.com/office/drawing/2016/5/9/chartex" xmlns:cx4="http://schemas.microsoft.com/office/drawing/2016/5/10/chartex" xmlns:cx5="http://schemas.microsoft.com/office/drawing/2016/5/11/chartex" xmlns:cx6="http://schemas.microsoft.com/office/drawing/2016/5/12/chartex" xmlns:cx7="http://schemas.microsoft.com/office/drawing/2016/5/13/chartex" xmlns:cx8="http://schemas.microsoft.com/office/drawing/2016/5/14/chartex" xmlns:mc="http://schemas.openxmlformats.org/markup-compatibility/2006" xmlns:aink="http://schemas.microsoft.com/office/drawing/2016/ink" xmlns:am3d="http://schemas.microsoft.com/office/drawing/2017/model3d" xmlns:o="urn:schemas-microsoft-com:office:office" xmlns:oel="http://schemas.microsoft.com/office/2019/extlst" xmlns:r="http://schemas.openxmlformats.org/officeDocument/2006/relationships" xmlns:m="http://schemas.openxmlformats.org/officeDocument/2006/math" xmlns:v="urn:schemas-microsoft-com:vml" xmlns:wp14="http://schemas.microsoft.com/office/word/2010/wordprocessingDrawing" xmlns:wp="http://schemas.openxmlformats.org/drawingml/2006/wordprocessingDrawing" xmlns:w10="urn:schemas-microsoft-com:office:word" xmlns:w="http://schemas.openxmlformats.org/wordprocessingml/2006/main" xmlns:w14="http://schemas.microsoft.com/office/word/2010/wordml" xmlns:w15="http://schemas.microsoft.com/office/word/2012/wordml" xmlns:w16cex="http://schemas.microsoft.com/office/word/2018/wordml/cex" xmlns:w16cid="http://schemas.microsoft.com/office/word/2016/wordml/cid" xmlns:w16="http://schemas.microsoft.com/office/word/2018/wordml" xmlns:w16sdtdh="http://schemas.microsoft.com/office/word/2020/wordml/sdtdatahash" xmlns:w16se="http://schemas.microsoft.com/office/word/2015/wordml/symex" xmlns:wpg="http://schemas.microsoft.com/office/word/2010/wordprocessingGroup" xmlns:wpi="http://schemas.microsoft.com/office/word/2010/wordprocessingInk" xmlns:wne="http://schemas.microsoft.com/office/word/2006/wordml" xmlns:wps="http://schemas.microsoft.com/office/word/2010/wordprocessingShape" mc:Ignorable="w14 w15 w16se w16cid w16 w16cex w16sdtdh wp14">
+<w:hdr xmlns:wpc="http://schemas.microsoft.com/office/word/2010/wordprocessingCanvas" xmlns:cx="http://schemas.microsoft.com/office/drawing/2014/chartex" xmlns:cx1="http://schemas.microsoft.com/office/drawing/2015/9/8/chartex" xmlns:cx2="http://schemas.microsoft.com/office/drawing/2015/10/21/chartex" xmlns:cx3="http://schemas.microsoft.com/office/drawing/2016/5/9/chartex" xmlns:cx4="http://schemas.microsoft.com/office/drawing/2016/5/10/chartex" xmlns:cx5="http://schemas.microsoft.com/office/drawing/2016/5/11/chartex" xmlns:cx6="http://schemas.microsoft.com/office/drawing/2016/5/12/chartex" xmlns:cx7="http://schemas.microsoft.com/office/drawing/2016/5/13/chartex" xmlns:cx8="http://schemas.microsoft.com/office/drawing/2016/5/14/chartex" xmlns:mc="http://schemas.openxmlformats.org/markup-compatibility/2006" xmlns:aink="http://schemas.microsoft.com/office/drawing/2016/ink" xmlns:am3d="http://schemas.microsoft.com/office/drawing/2017/model3d" xmlns:o="urn:schemas-microsoft-com:office:office" xmlns:oel="http://schemas.microsoft.com/office/2019/extlst" xmlns:r="http://schemas.openxmlformats.org/officeDocument/2006/relationships" xmlns:m="http://schemas.openxmlformats.org/officeDocument/2006/math" xmlns:v="urn:schemas-microsoft-com:vml" xmlns:wp14="http://schemas.microsoft.com/office/word/2010/wordprocessingDrawing" xmlns:wp="http://schemas.openxmlformats.org/drawingml/2006/wordprocessingDrawing" xmlns:w10="urn:schemas-microsoft-com:office:word" xmlns:w="http://schemas.openxmlformats.org/wordprocessingml/2006/main" xmlns:w14="http://schemas.microsoft.com/office/word/2010/wordml" xmlns:w15="http://schemas.microsoft.com/office/word/2012/wordml" xmlns:w16cex="http://schemas.microsoft.com/office/word/2018/wordml/cex" xmlns:w16cid="http://schemas.microsoft.com/office/word/2016/wordml/cid" xmlns:w16="http://schemas.microsoft.com/office/word/2018/wordml" xmlns:w16du="http://schemas.microsoft.com/office/word/2023/wordml/word16du" xmlns:w16sdtdh="http://schemas.microsoft.com/office/word/2020/wordml/sdtdatahash" xmlns:w16sdtfl="http://schemas.microsoft.com/office/word/2024/wordml/sdtformatlock" xmlns:w16se="http://schemas.microsoft.com/office/word/2015/wordml/symex" xmlns:wpg="http://schemas.microsoft.com/office/word/2010/wordprocessingGroup" xmlns:wpi="http://schemas.microsoft.com/office/word/2010/wordprocessingInk" xmlns:wne="http://schemas.microsoft.com/office/word/2006/wordml" xmlns:wps="http://schemas.microsoft.com/office/word/2010/wordprocessingShape" mc:Ignorable="w14 w15 w16se w16cid w16 w16cex w16sdtdh w16sdtfl w16du wp14">
   <w:p>
     <w:pPr>
       <w:pStyle w:val="af3"/>
@@ -5346,7 +5345,7 @@
 </file>
 
 <file path=word/header2.xml><?xml version="1.0" encoding="utf-8"?>
-<w:hdr xmlns:wpc="http://schemas.microsoft.com/office/word/2010/wordprocessingCanvas" xmlns:cx="http://schemas.microsoft.com/office/drawing/2014/chartex" xmlns:cx1="http://schemas.microsoft.com/office/drawing/2015/9/8/chartex" xmlns:cx2="http://schemas.microsoft.com/office/drawing/2015/10/21/chartex" xmlns:cx3="http://schemas.microsoft.com/office/drawing/2016/5/9/chartex" xmlns:cx4="http://schemas.microsoft.com/office/drawing/2016/5/10/chartex" xmlns:cx5="http://schemas.microsoft.com/office/drawing/2016/5/11/chartex" xmlns:cx6="http://schemas.microsoft.com/office/drawing/2016/5/12/chartex" xmlns:cx7="http://schemas.microsoft.com/office/drawing/2016/5/13/chartex" xmlns:cx8="http://schemas.microsoft.com/office/drawing/2016/5/14/chartex" xmlns:mc="http://schemas.openxmlformats.org/markup-compatibility/2006" xmlns:aink="http://schemas.microsoft.com/office/drawing/2016/ink" xmlns:am3d="http://schemas.microsoft.com/office/drawing/2017/model3d" xmlns:o="urn:schemas-microsoft-com:office:office" xmlns:oel="http://schemas.microsoft.com/office/2019/extlst" xmlns:r="http://schemas.openxmlformats.org/officeDocument/2006/relationships" xmlns:m="http://schemas.openxmlformats.org/officeDocument/2006/math" xmlns:v="urn:schemas-microsoft-com:vml" xmlns:wp14="http://schemas.microsoft.com/office/word/2010/wordprocessingDrawing" xmlns:wp="http://schemas.openxmlformats.org/drawingml/2006/wordprocessingDrawing" xmlns:w10="urn:schemas-microsoft-com:office:word" xmlns:w="http://schemas.openxmlformats.org/wordprocessingml/2006/main" xmlns:w14="http://schemas.microsoft.com/office/word/2010/wordml" xmlns:w15="http://schemas.microsoft.com/office/word/2012/wordml" xmlns:w16cex="http://schemas.microsoft.com/office/word/2018/wordml/cex" xmlns:w16cid="http://schemas.microsoft.com/office/word/2016/wordml/cid" xmlns:w16="http://schemas.microsoft.com/office/word/2018/wordml" xmlns:w16sdtdh="http://schemas.microsoft.com/office/word/2020/wordml/sdtdatahash" xmlns:w16se="http://schemas.microsoft.com/office/word/2015/wordml/symex" xmlns:wpg="http://schemas.microsoft.com/office/word/2010/wordprocessingGroup" xmlns:wpi="http://schemas.microsoft.com/office/word/2010/wordprocessingInk" xmlns:wne="http://schemas.microsoft.com/office/word/2006/wordml" xmlns:wps="http://schemas.microsoft.com/office/word/2010/wordprocessingShape" mc:Ignorable="w14 w15 w16se w16cid w16 w16cex w16sdtdh wp14">
+<w:hdr xmlns:wpc="http://schemas.microsoft.com/office/word/2010/wordprocessingCanvas" xmlns:cx="http://schemas.microsoft.com/office/drawing/2014/chartex" xmlns:cx1="http://schemas.microsoft.com/office/drawing/2015/9/8/chartex" xmlns:cx2="http://schemas.microsoft.com/office/drawing/2015/10/21/chartex" xmlns:cx3="http://schemas.microsoft.com/office/drawing/2016/5/9/chartex" xmlns:cx4="http://schemas.microsoft.com/office/drawing/2016/5/10/chartex" xmlns:cx5="http://schemas.microsoft.com/office/drawing/2016/5/11/chartex" xmlns:cx6="http://schemas.microsoft.com/office/drawing/2016/5/12/chartex" xmlns:cx7="http://schemas.microsoft.com/office/drawing/2016/5/13/chartex" xmlns:cx8="http://schemas.microsoft.com/office/drawing/2016/5/14/chartex" xmlns:mc="http://schemas.openxmlformats.org/markup-compatibility/2006" xmlns:aink="http://schemas.microsoft.com/office/drawing/2016/ink" xmlns:am3d="http://schemas.microsoft.com/office/drawing/2017/model3d" xmlns:o="urn:schemas-microsoft-com:office:office" xmlns:oel="http://schemas.microsoft.com/office/2019/extlst" xmlns:r="http://schemas.openxmlformats.org/officeDocument/2006/relationships" xmlns:m="http://schemas.openxmlformats.org/officeDocument/2006/math" xmlns:v="urn:schemas-microsoft-com:vml" xmlns:wp14="http://schemas.microsoft.com/office/word/2010/wordprocessingDrawing" xmlns:wp="http://schemas.openxmlformats.org/drawingml/2006/wordprocessingDrawing" xmlns:w10="urn:schemas-microsoft-com:office:word" xmlns:w="http://schemas.openxmlformats.org/wordprocessingml/2006/main" xmlns:w14="http://schemas.microsoft.com/office/word/2010/wordml" xmlns:w15="http://schemas.microsoft.com/office/word/2012/wordml" xmlns:w16cex="http://schemas.microsoft.com/office/word/2018/wordml/cex" xmlns:w16cid="http://schemas.microsoft.com/office/word/2016/wordml/cid" xmlns:w16="http://schemas.microsoft.com/office/word/2018/wordml" xmlns:w16du="http://schemas.microsoft.com/office/word/2023/wordml/word16du" xmlns:w16sdtdh="http://schemas.microsoft.com/office/word/2020/wordml/sdtdatahash" xmlns:w16sdtfl="http://schemas.microsoft.com/office/word/2024/wordml/sdtformatlock" xmlns:w16se="http://schemas.microsoft.com/office/word/2015/wordml/symex" xmlns:wpg="http://schemas.microsoft.com/office/word/2010/wordprocessingGroup" xmlns:wpi="http://schemas.microsoft.com/office/word/2010/wordprocessingInk" xmlns:wne="http://schemas.microsoft.com/office/word/2006/wordml" xmlns:wps="http://schemas.microsoft.com/office/word/2010/wordprocessingShape" mc:Ignorable="w14 w15 w16se w16cid w16 w16cex w16sdtdh w16sdtfl w16du wp14">
   <w:p>
     <w:pPr>
       <w:pStyle w:val="af3"/>
@@ -5402,7 +5401,7 @@
 </file>
 
 <file path=word/header3.xml><?xml version="1.0" encoding="utf-8"?>
-<w:hdr xmlns:wpc="http://schemas.microsoft.com/office/word/2010/wordprocessingCanvas" xmlns:cx="http://schemas.microsoft.com/office/drawing/2014/chartex" xmlns:cx1="http://schemas.microsoft.com/office/drawing/2015/9/8/chartex" xmlns:cx2="http://schemas.microsoft.com/office/drawing/2015/10/21/chartex" xmlns:cx3="http://schemas.microsoft.com/office/drawing/2016/5/9/chartex" xmlns:cx4="http://schemas.microsoft.com/office/drawing/2016/5/10/chartex" xmlns:cx5="http://schemas.microsoft.com/office/drawing/2016/5/11/chartex" xmlns:cx6="http://schemas.microsoft.com/office/drawing/2016/5/12/chartex" xmlns:cx7="http://schemas.microsoft.com/office/drawing/2016/5/13/chartex" xmlns:cx8="http://schemas.microsoft.com/office/drawing/2016/5/14/chartex" xmlns:mc="http://schemas.openxmlformats.org/markup-compatibility/2006" xmlns:aink="http://schemas.microsoft.com/office/drawing/2016/ink" xmlns:am3d="http://schemas.microsoft.com/office/drawing/2017/model3d" xmlns:o="urn:schemas-microsoft-com:office:office" xmlns:oel="http://schemas.microsoft.com/office/2019/extlst" xmlns:r="http://schemas.openxmlformats.org/officeDocument/2006/relationships" xmlns:m="http://schemas.openxmlformats.org/officeDocument/2006/math" xmlns:v="urn:schemas-microsoft-com:vml" xmlns:wp14="http://schemas.microsoft.com/office/word/2010/wordprocessingDrawing" xmlns:wp="http://schemas.openxmlformats.org/drawingml/2006/wordprocessingDrawing" xmlns:w10="urn:schemas-microsoft-com:office:word" xmlns:w="http://schemas.openxmlformats.org/wordprocessingml/2006/main" xmlns:w14="http://schemas.microsoft.com/office/word/2010/wordml" xmlns:w15="http://schemas.microsoft.com/office/word/2012/wordml" xmlns:w16cex="http://schemas.microsoft.com/office/word/2018/wordml/cex" xmlns:w16cid="http://schemas.microsoft.com/office/word/2016/wordml/cid" xmlns:w16="http://schemas.microsoft.com/office/word/2018/wordml" xmlns:w16sdtdh="http://schemas.microsoft.com/office/word/2020/wordml/sdtdatahash" xmlns:w16se="http://schemas.microsoft.com/office/word/2015/wordml/symex" xmlns:wpg="http://schemas.microsoft.com/office/word/2010/wordprocessingGroup" xmlns:wpi="http://schemas.microsoft.com/office/word/2010/wordprocessingInk" xmlns:wne="http://schemas.microsoft.com/office/word/2006/wordml" xmlns:wps="http://schemas.microsoft.com/office/word/2010/wordprocessingShape" mc:Ignorable="w14 w15 w16se w16cid w16 w16cex w16sdtdh wp14">
+<w:hdr xmlns:wpc="http://schemas.microsoft.com/office/word/2010/wordprocessingCanvas" xmlns:cx="http://schemas.microsoft.com/office/drawing/2014/chartex" xmlns:cx1="http://schemas.microsoft.com/office/drawing/2015/9/8/chartex" xmlns:cx2="http://schemas.microsoft.com/office/drawing/2015/10/21/chartex" xmlns:cx3="http://schemas.microsoft.com/office/drawing/2016/5/9/chartex" xmlns:cx4="http://schemas.microsoft.com/office/drawing/2016/5/10/chartex" xmlns:cx5="http://schemas.microsoft.com/office/drawing/2016/5/11/chartex" xmlns:cx6="http://schemas.microsoft.com/office/drawing/2016/5/12/chartex" xmlns:cx7="http://schemas.microsoft.com/office/drawing/2016/5/13/chartex" xmlns:cx8="http://schemas.microsoft.com/office/drawing/2016/5/14/chartex" xmlns:mc="http://schemas.openxmlformats.org/markup-compatibility/2006" xmlns:aink="http://schemas.microsoft.com/office/drawing/2016/ink" xmlns:am3d="http://schemas.microsoft.com/office/drawing/2017/model3d" xmlns:o="urn:schemas-microsoft-com:office:office" xmlns:oel="http://schemas.microsoft.com/office/2019/extlst" xmlns:r="http://schemas.openxmlformats.org/officeDocument/2006/relationships" xmlns:m="http://schemas.openxmlformats.org/officeDocument/2006/math" xmlns:v="urn:schemas-microsoft-com:vml" xmlns:wp14="http://schemas.microsoft.com/office/word/2010/wordprocessingDrawing" xmlns:wp="http://schemas.openxmlformats.org/drawingml/2006/wordprocessingDrawing" xmlns:w10="urn:schemas-microsoft-com:office:word" xmlns:w="http://schemas.openxmlformats.org/wordprocessingml/2006/main" xmlns:w14="http://schemas.microsoft.com/office/word/2010/wordml" xmlns:w15="http://schemas.microsoft.com/office/word/2012/wordml" xmlns:w16cex="http://schemas.microsoft.com/office/word/2018/wordml/cex" xmlns:w16cid="http://schemas.microsoft.com/office/word/2016/wordml/cid" xmlns:w16="http://schemas.microsoft.com/office/word/2018/wordml" xmlns:w16du="http://schemas.microsoft.com/office/word/2023/wordml/word16du" xmlns:w16sdtdh="http://schemas.microsoft.com/office/word/2020/wordml/sdtdatahash" xmlns:w16sdtfl="http://schemas.microsoft.com/office/word/2024/wordml/sdtformatlock" xmlns:w16se="http://schemas.microsoft.com/office/word/2015/wordml/symex" xmlns:wpg="http://schemas.microsoft.com/office/word/2010/wordprocessingGroup" xmlns:wpi="http://schemas.microsoft.com/office/word/2010/wordprocessingInk" xmlns:wne="http://schemas.microsoft.com/office/word/2006/wordml" xmlns:wps="http://schemas.microsoft.com/office/word/2010/wordprocessingShape" mc:Ignorable="w14 w15 w16se w16cid w16 w16cex w16sdtdh w16sdtfl w16du wp14">
   <w:p>
     <w:pPr>
       <w:spacing w:line="264" w:lineRule="auto"/>
@@ -5468,7 +5467,7 @@
 </file>
 
 <file path=word/numbering.xml><?xml version="1.0" encoding="utf-8"?>
-<w:numbering xmlns:wpc="http://schemas.microsoft.com/office/word/2010/wordprocessingCanvas" xmlns:cx="http://schemas.microsoft.com/office/drawing/2014/chartex" xmlns:cx1="http://schemas.microsoft.com/office/drawing/2015/9/8/chartex" xmlns:cx2="http://schemas.microsoft.com/office/drawing/2015/10/21/chartex" xmlns:cx3="http://schemas.microsoft.com/office/drawing/2016/5/9/chartex" xmlns:cx4="http://schemas.microsoft.com/office/drawing/2016/5/10/chartex" xmlns:cx5="http://schemas.microsoft.com/office/drawing/2016/5/11/chartex" xmlns:cx6="http://schemas.microsoft.com/office/drawing/2016/5/12/chartex" xmlns:cx7="http://schemas.microsoft.com/office/drawing/2016/5/13/chartex" xmlns:cx8="http://schemas.microsoft.com/office/drawing/2016/5/14/chartex" xmlns:mc="http://schemas.openxmlformats.org/markup-compatibility/2006" xmlns:aink="http://schemas.microsoft.com/office/drawing/2016/ink" xmlns:am3d="http://schemas.microsoft.com/office/drawing/2017/model3d" xmlns:o="urn:schemas-microsoft-com:office:office" xmlns:oel="http://schemas.microsoft.com/office/2019/extlst" xmlns:r="http://schemas.openxmlformats.org/officeDocument/2006/relationships" xmlns:m="http://schemas.openxmlformats.org/officeDocument/2006/math" xmlns:v="urn:schemas-microsoft-com:vml" xmlns:wp14="http://schemas.microsoft.com/office/word/2010/wordprocessingDrawing" xmlns:wp="http://schemas.openxmlformats.org/drawingml/2006/wordprocessingDrawing" xmlns:w10="urn:schemas-microsoft-com:office:word" xmlns:w="http://schemas.openxmlformats.org/wordprocessingml/2006/main" xmlns:w14="http://schemas.microsoft.com/office/word/2010/wordml" xmlns:w15="http://schemas.microsoft.com/office/word/2012/wordml" xmlns:w16cex="http://schemas.microsoft.com/office/word/2018/wordml/cex" xmlns:w16cid="http://schemas.microsoft.com/office/word/2016/wordml/cid" xmlns:w16="http://schemas.microsoft.com/office/word/2018/wordml" xmlns:w16sdtdh="http://schemas.microsoft.com/office/word/2020/wordml/sdtdatahash" xmlns:w16se="http://schemas.microsoft.com/office/word/2015/wordml/symex" xmlns:wpg="http://schemas.microsoft.com/office/word/2010/wordprocessingGroup" xmlns:wpi="http://schemas.microsoft.com/office/word/2010/wordprocessingInk" xmlns:wne="http://schemas.microsoft.com/office/word/2006/wordml" xmlns:wps="http://schemas.microsoft.com/office/word/2010/wordprocessingShape" mc:Ignorable="w14 w15 w16se w16cid w16 w16cex w16sdtdh wp14">
+<w:numbering xmlns:wpc="http://schemas.microsoft.com/office/word/2010/wordprocessingCanvas" xmlns:cx="http://schemas.microsoft.com/office/drawing/2014/chartex" xmlns:cx1="http://schemas.microsoft.com/office/drawing/2015/9/8/chartex" xmlns:cx2="http://schemas.microsoft.com/office/drawing/2015/10/21/chartex" xmlns:cx3="http://schemas.microsoft.com/office/drawing/2016/5/9/chartex" xmlns:cx4="http://schemas.microsoft.com/office/drawing/2016/5/10/chartex" xmlns:cx5="http://schemas.microsoft.com/office/drawing/2016/5/11/chartex" xmlns:cx6="http://schemas.microsoft.com/office/drawing/2016/5/12/chartex" xmlns:cx7="http://schemas.microsoft.com/office/drawing/2016/5/13/chartex" xmlns:cx8="http://schemas.microsoft.com/office/drawing/2016/5/14/chartex" xmlns:mc="http://schemas.openxmlformats.org/markup-compatibility/2006" xmlns:aink="http://schemas.microsoft.com/office/drawing/2016/ink" xmlns:am3d="http://schemas.microsoft.com/office/drawing/2017/model3d" xmlns:o="urn:schemas-microsoft-com:office:office" xmlns:oel="http://schemas.microsoft.com/office/2019/extlst" xmlns:r="http://schemas.openxmlformats.org/officeDocument/2006/relationships" xmlns:m="http://schemas.openxmlformats.org/officeDocument/2006/math" xmlns:v="urn:schemas-microsoft-com:vml" xmlns:wp14="http://schemas.microsoft.com/office/word/2010/wordprocessingDrawing" xmlns:wp="http://schemas.openxmlformats.org/drawingml/2006/wordprocessingDrawing" xmlns:w10="urn:schemas-microsoft-com:office:word" xmlns:w="http://schemas.openxmlformats.org/wordprocessingml/2006/main" xmlns:w14="http://schemas.microsoft.com/office/word/2010/wordml" xmlns:w15="http://schemas.microsoft.com/office/word/2012/wordml" xmlns:w16cex="http://schemas.microsoft.com/office/word/2018/wordml/cex" xmlns:w16cid="http://schemas.microsoft.com/office/word/2016/wordml/cid" xmlns:w16="http://schemas.microsoft.com/office/word/2018/wordml" xmlns:w16du="http://schemas.microsoft.com/office/word/2023/wordml/word16du" xmlns:w16sdtdh="http://schemas.microsoft.com/office/word/2020/wordml/sdtdatahash" xmlns:w16sdtfl="http://schemas.microsoft.com/office/word/2024/wordml/sdtformatlock" xmlns:w16se="http://schemas.microsoft.com/office/word/2015/wordml/symex" xmlns:wpg="http://schemas.microsoft.com/office/word/2010/wordprocessingGroup" xmlns:wpi="http://schemas.microsoft.com/office/word/2010/wordprocessingInk" xmlns:wne="http://schemas.microsoft.com/office/word/2006/wordml" xmlns:wps="http://schemas.microsoft.com/office/word/2010/wordprocessingShape" mc:Ignorable="w14 w15 w16se w16cid w16 w16cex w16sdtdh w16sdtfl w16du wp14">
   <w:abstractNum w:abstractNumId="0" w15:restartNumberingAfterBreak="0">
     <w:nsid w:val="FFFFFF7C"/>
     <w:multiLevelType w:val="singleLevel"/>
@@ -9972,7 +9971,7 @@
 </file>
 
 <file path=word/styles.xml><?xml version="1.0" encoding="utf-8"?>
-<w:styles xmlns:mc="http://schemas.openxmlformats.org/markup-compatibility/2006" xmlns:r="http://schemas.openxmlformats.org/officeDocument/2006/relationships" xmlns:w="http://schemas.openxmlformats.org/wordprocessingml/2006/main" xmlns:w14="http://schemas.microsoft.com/office/word/2010/wordml" xmlns:w15="http://schemas.microsoft.com/office/word/2012/wordml" xmlns:w16cex="http://schemas.microsoft.com/office/word/2018/wordml/cex" xmlns:w16cid="http://schemas.microsoft.com/office/word/2016/wordml/cid" xmlns:w16="http://schemas.microsoft.com/office/word/2018/wordml" xmlns:w16sdtdh="http://schemas.microsoft.com/office/word/2020/wordml/sdtdatahash" xmlns:w16se="http://schemas.microsoft.com/office/word/2015/wordml/symex" mc:Ignorable="w14 w15 w16se w16cid w16 w16cex w16sdtdh">
+<w:styles xmlns:mc="http://schemas.openxmlformats.org/markup-compatibility/2006" xmlns:r="http://schemas.openxmlformats.org/officeDocument/2006/relationships" xmlns:w="http://schemas.openxmlformats.org/wordprocessingml/2006/main" xmlns:w14="http://schemas.microsoft.com/office/word/2010/wordml" xmlns:w15="http://schemas.microsoft.com/office/word/2012/wordml" xmlns:w16cex="http://schemas.microsoft.com/office/word/2018/wordml/cex" xmlns:w16cid="http://schemas.microsoft.com/office/word/2016/wordml/cid" xmlns:w16="http://schemas.microsoft.com/office/word/2018/wordml" xmlns:w16du="http://schemas.microsoft.com/office/word/2023/wordml/word16du" xmlns:w16sdtdh="http://schemas.microsoft.com/office/word/2020/wordml/sdtdatahash" xmlns:w16sdtfl="http://schemas.microsoft.com/office/word/2024/wordml/sdtformatlock" xmlns:w16se="http://schemas.microsoft.com/office/word/2015/wordml/symex" mc:Ignorable="w14 w15 w16se w16cid w16 w16cex w16sdtdh w16sdtfl w16du">
   <w:docDefaults>
     <w:rPrDefault>
       <w:rPr>
@@ -11936,7 +11935,7 @@
     <w:next w:val="a1"/>
     <w:autoRedefine/>
     <w:qFormat/>
-    <w:rsid w:val="00104086"/>
+    <w:rsid w:val="00F154A2"/>
     <w:pPr>
       <w:pBdr>
         <w:top w:val="single" w:sz="4" w:space="4" w:color="auto"/>
@@ -11949,7 +11948,8 @@
     </w:pPr>
     <w:rPr>
       <w:rFonts w:ascii="Source Code Pro" w:eastAsia="Ricty Diminished" w:hAnsi="Source Code Pro"/>
-      <w:sz w:val="16"/>
+      <w:sz w:val="13"/>
+      <w:szCs w:val="13"/>
     </w:rPr>
   </w:style>
   <w:style w:type="paragraph" w:customStyle="1" w:styleId="FigureCaption">

--- a/system/ref.docx
+++ b/system/ref.docx
@@ -145,64 +145,74 @@
             </w:rPr>
             <w:fldChar w:fldCharType="separate"/>
           </w:r>
-          <w:hyperlink w:anchor="_Toc135490218" w:history="1">
-            <w:r>
-              <w:rPr>
-                <w:rStyle w:val="af1"/>
-                <w:noProof/>
-                <w:lang w:eastAsia="ja-JP"/>
-              </w:rPr>
-              <w:t>まえがき</w:t>
-            </w:r>
-            <w:r>
-              <w:rPr>
-                <w:noProof/>
-                <w:webHidden/>
-              </w:rPr>
-              <w:tab/>
-            </w:r>
-            <w:r>
-              <w:rPr>
-                <w:noProof/>
-                <w:webHidden/>
-              </w:rPr>
-              <w:fldChar w:fldCharType="begin"/>
-            </w:r>
-            <w:r>
-              <w:rPr>
-                <w:noProof/>
-                <w:webHidden/>
-              </w:rPr>
-              <w:instrText xml:space="preserve"> PAGEREF _Toc135490218 \h </w:instrText>
-            </w:r>
-            <w:r>
-              <w:rPr>
-                <w:noProof/>
-                <w:webHidden/>
-              </w:rPr>
-            </w:r>
-            <w:r>
-              <w:rPr>
-                <w:noProof/>
-                <w:webHidden/>
-              </w:rPr>
-              <w:fldChar w:fldCharType="separate"/>
-            </w:r>
-            <w:r>
-              <w:rPr>
-                <w:noProof/>
-                <w:webHidden/>
-              </w:rPr>
-              <w:t>2</w:t>
-            </w:r>
-            <w:r>
-              <w:rPr>
-                <w:noProof/>
-                <w:webHidden/>
-              </w:rPr>
-              <w:fldChar w:fldCharType="end"/>
-            </w:r>
-          </w:hyperlink>
+          <w:r>
+            <w:fldChar w:fldCharType="begin"/>
+          </w:r>
+          <w:r>
+            <w:instrText>HYPERLINK \l "_Toc135490218"</w:instrText>
+          </w:r>
+          <w:r>
+            <w:fldChar w:fldCharType="separate"/>
+          </w:r>
+          <w:r>
+            <w:rPr>
+              <w:rStyle w:val="af1"/>
+              <w:noProof/>
+              <w:lang w:eastAsia="ja-JP"/>
+            </w:rPr>
+            <w:t>まえがき</w:t>
+          </w:r>
+          <w:r>
+            <w:rPr>
+              <w:noProof/>
+              <w:webHidden/>
+            </w:rPr>
+            <w:tab/>
+          </w:r>
+          <w:r>
+            <w:rPr>
+              <w:noProof/>
+              <w:webHidden/>
+            </w:rPr>
+            <w:fldChar w:fldCharType="begin"/>
+          </w:r>
+          <w:r>
+            <w:rPr>
+              <w:noProof/>
+              <w:webHidden/>
+            </w:rPr>
+            <w:instrText xml:space="preserve"> PAGEREF _Toc135490218 \h </w:instrText>
+          </w:r>
+          <w:r>
+            <w:rPr>
+              <w:noProof/>
+              <w:webHidden/>
+            </w:rPr>
+          </w:r>
+          <w:r>
+            <w:rPr>
+              <w:noProof/>
+              <w:webHidden/>
+            </w:rPr>
+            <w:fldChar w:fldCharType="separate"/>
+          </w:r>
+          <w:r>
+            <w:rPr>
+              <w:noProof/>
+              <w:webHidden/>
+            </w:rPr>
+            <w:t>2</w:t>
+          </w:r>
+          <w:r>
+            <w:rPr>
+              <w:noProof/>
+              <w:webHidden/>
+            </w:rPr>
+            <w:fldChar w:fldCharType="end"/>
+          </w:r>
+          <w:r>
+            <w:fldChar w:fldCharType="end"/>
+          </w:r>
         </w:p>
         <w:p>
           <w:pPr>
@@ -221,63 +231,73 @@
               <w14:ligatures w14:val="standardContextual"/>
             </w:rPr>
           </w:pPr>
-          <w:hyperlink w:anchor="_Toc135490219" w:history="1">
-            <w:r>
-              <w:rPr>
-                <w:rStyle w:val="af1"/>
-                <w:noProof/>
-              </w:rPr>
-              <w:t>&lt;Heading Unnumbered 2&gt;</w:t>
-            </w:r>
-            <w:r>
-              <w:rPr>
-                <w:noProof/>
-                <w:webHidden/>
-              </w:rPr>
-              <w:tab/>
-            </w:r>
-            <w:r>
-              <w:rPr>
-                <w:noProof/>
-                <w:webHidden/>
-              </w:rPr>
-              <w:fldChar w:fldCharType="begin"/>
-            </w:r>
-            <w:r>
-              <w:rPr>
-                <w:noProof/>
-                <w:webHidden/>
-              </w:rPr>
-              <w:instrText xml:space="preserve"> PAGEREF _Toc135490219 \h </w:instrText>
-            </w:r>
-            <w:r>
-              <w:rPr>
-                <w:noProof/>
-                <w:webHidden/>
-              </w:rPr>
-            </w:r>
-            <w:r>
-              <w:rPr>
-                <w:noProof/>
-                <w:webHidden/>
-              </w:rPr>
-              <w:fldChar w:fldCharType="separate"/>
-            </w:r>
-            <w:r>
-              <w:rPr>
-                <w:noProof/>
-                <w:webHidden/>
-              </w:rPr>
-              <w:t>2</w:t>
-            </w:r>
-            <w:r>
-              <w:rPr>
-                <w:noProof/>
-                <w:webHidden/>
-              </w:rPr>
-              <w:fldChar w:fldCharType="end"/>
-            </w:r>
-          </w:hyperlink>
+          <w:r>
+            <w:fldChar w:fldCharType="begin"/>
+          </w:r>
+          <w:r>
+            <w:instrText>HYPERLINK \l "_Toc135490219"</w:instrText>
+          </w:r>
+          <w:r>
+            <w:fldChar w:fldCharType="separate"/>
+          </w:r>
+          <w:r>
+            <w:rPr>
+              <w:rStyle w:val="af1"/>
+              <w:noProof/>
+            </w:rPr>
+            <w:t>&lt;Heading Unnumbered 2&gt;</w:t>
+          </w:r>
+          <w:r>
+            <w:rPr>
+              <w:noProof/>
+              <w:webHidden/>
+            </w:rPr>
+            <w:tab/>
+          </w:r>
+          <w:r>
+            <w:rPr>
+              <w:noProof/>
+              <w:webHidden/>
+            </w:rPr>
+            <w:fldChar w:fldCharType="begin"/>
+          </w:r>
+          <w:r>
+            <w:rPr>
+              <w:noProof/>
+              <w:webHidden/>
+            </w:rPr>
+            <w:instrText xml:space="preserve"> PAGEREF _Toc135490219 \h </w:instrText>
+          </w:r>
+          <w:r>
+            <w:rPr>
+              <w:noProof/>
+              <w:webHidden/>
+            </w:rPr>
+          </w:r>
+          <w:r>
+            <w:rPr>
+              <w:noProof/>
+              <w:webHidden/>
+            </w:rPr>
+            <w:fldChar w:fldCharType="separate"/>
+          </w:r>
+          <w:r>
+            <w:rPr>
+              <w:noProof/>
+              <w:webHidden/>
+            </w:rPr>
+            <w:t>2</w:t>
+          </w:r>
+          <w:r>
+            <w:rPr>
+              <w:noProof/>
+              <w:webHidden/>
+            </w:rPr>
+            <w:fldChar w:fldCharType="end"/>
+          </w:r>
+          <w:r>
+            <w:fldChar w:fldCharType="end"/>
+          </w:r>
         </w:p>
         <w:p>
           <w:pPr>
@@ -295,63 +315,73 @@
               <w14:ligatures w14:val="standardContextual"/>
             </w:rPr>
           </w:pPr>
-          <w:hyperlink w:anchor="_Toc135490220" w:history="1">
-            <w:r>
-              <w:rPr>
-                <w:rStyle w:val="af1"/>
-                <w:noProof/>
-              </w:rPr>
-              <w:t>&lt;Heading Unnumbered 3&gt;</w:t>
-            </w:r>
-            <w:r>
-              <w:rPr>
-                <w:noProof/>
-                <w:webHidden/>
-              </w:rPr>
-              <w:tab/>
-            </w:r>
-            <w:r>
-              <w:rPr>
-                <w:noProof/>
-                <w:webHidden/>
-              </w:rPr>
-              <w:fldChar w:fldCharType="begin"/>
-            </w:r>
-            <w:r>
-              <w:rPr>
-                <w:noProof/>
-                <w:webHidden/>
-              </w:rPr>
-              <w:instrText xml:space="preserve"> PAGEREF _Toc135490220 \h </w:instrText>
-            </w:r>
-            <w:r>
-              <w:rPr>
-                <w:noProof/>
-                <w:webHidden/>
-              </w:rPr>
-            </w:r>
-            <w:r>
-              <w:rPr>
-                <w:noProof/>
-                <w:webHidden/>
-              </w:rPr>
-              <w:fldChar w:fldCharType="separate"/>
-            </w:r>
-            <w:r>
-              <w:rPr>
-                <w:noProof/>
-                <w:webHidden/>
-              </w:rPr>
-              <w:t>2</w:t>
-            </w:r>
-            <w:r>
-              <w:rPr>
-                <w:noProof/>
-                <w:webHidden/>
-              </w:rPr>
-              <w:fldChar w:fldCharType="end"/>
-            </w:r>
-          </w:hyperlink>
+          <w:r>
+            <w:fldChar w:fldCharType="begin"/>
+          </w:r>
+          <w:r>
+            <w:instrText>HYPERLINK \l "_Toc135490220"</w:instrText>
+          </w:r>
+          <w:r>
+            <w:fldChar w:fldCharType="separate"/>
+          </w:r>
+          <w:r>
+            <w:rPr>
+              <w:rStyle w:val="af1"/>
+              <w:noProof/>
+            </w:rPr>
+            <w:t>&lt;Heading Unnumbered 3&gt;</w:t>
+          </w:r>
+          <w:r>
+            <w:rPr>
+              <w:noProof/>
+              <w:webHidden/>
+            </w:rPr>
+            <w:tab/>
+          </w:r>
+          <w:r>
+            <w:rPr>
+              <w:noProof/>
+              <w:webHidden/>
+            </w:rPr>
+            <w:fldChar w:fldCharType="begin"/>
+          </w:r>
+          <w:r>
+            <w:rPr>
+              <w:noProof/>
+              <w:webHidden/>
+            </w:rPr>
+            <w:instrText xml:space="preserve"> PAGEREF _Toc135490220 \h </w:instrText>
+          </w:r>
+          <w:r>
+            <w:rPr>
+              <w:noProof/>
+              <w:webHidden/>
+            </w:rPr>
+          </w:r>
+          <w:r>
+            <w:rPr>
+              <w:noProof/>
+              <w:webHidden/>
+            </w:rPr>
+            <w:fldChar w:fldCharType="separate"/>
+          </w:r>
+          <w:r>
+            <w:rPr>
+              <w:noProof/>
+              <w:webHidden/>
+            </w:rPr>
+            <w:t>2</w:t>
+          </w:r>
+          <w:r>
+            <w:rPr>
+              <w:noProof/>
+              <w:webHidden/>
+            </w:rPr>
+            <w:fldChar w:fldCharType="end"/>
+          </w:r>
+          <w:r>
+            <w:fldChar w:fldCharType="end"/>
+          </w:r>
         </w:p>
         <w:p>
           <w:pPr>
@@ -366,97 +396,107 @@
               <w14:ligatures w14:val="standardContextual"/>
             </w:rPr>
           </w:pPr>
-          <w:hyperlink w:anchor="_Toc135490221" w:history="1">
-            <w:r>
-              <w:rPr>
-                <w:rStyle w:val="af1"/>
-                <w:noProof/>
-              </w:rPr>
-              <w:t>1</w:t>
-            </w:r>
-            <w:r>
-              <w:rPr>
-                <w:rFonts w:asciiTheme="minorHAnsi" w:eastAsiaTheme="minorEastAsia" w:hAnsiTheme="minorHAnsi" w:cstheme="minorBidi"/>
-                <w:noProof/>
-                <w:color w:val="auto"/>
-                <w:kern w:val="2"/>
-                <w:sz w:val="21"/>
-                <w:lang w:eastAsia="ja-JP"/>
-                <w14:ligatures w14:val="standardContextual"/>
-              </w:rPr>
-              <w:tab/>
-            </w:r>
-            <w:r>
-              <w:rPr>
-                <w:rStyle w:val="af1"/>
-                <w:noProof/>
-              </w:rPr>
-              <w:t xml:space="preserve">&lt;Heading </w:t>
-            </w:r>
-            <w:r>
-              <w:rPr>
-                <w:rStyle w:val="af1"/>
-                <w:noProof/>
-                <w:lang w:eastAsia="ja-JP"/>
-              </w:rPr>
-              <w:t>にほんご</w:t>
-            </w:r>
-            <w:r>
-              <w:rPr>
-                <w:rStyle w:val="af1"/>
-                <w:noProof/>
-              </w:rPr>
-              <w:t>1&gt;</w:t>
-            </w:r>
-            <w:r>
-              <w:rPr>
-                <w:noProof/>
-                <w:webHidden/>
-              </w:rPr>
-              <w:tab/>
-            </w:r>
-            <w:r>
-              <w:rPr>
-                <w:noProof/>
-                <w:webHidden/>
-              </w:rPr>
-              <w:fldChar w:fldCharType="begin"/>
-            </w:r>
-            <w:r>
-              <w:rPr>
-                <w:noProof/>
-                <w:webHidden/>
-              </w:rPr>
-              <w:instrText xml:space="preserve"> PAGEREF _Toc135490221 \h </w:instrText>
-            </w:r>
-            <w:r>
-              <w:rPr>
-                <w:noProof/>
-                <w:webHidden/>
-              </w:rPr>
-            </w:r>
-            <w:r>
-              <w:rPr>
-                <w:noProof/>
-                <w:webHidden/>
-              </w:rPr>
-              <w:fldChar w:fldCharType="separate"/>
-            </w:r>
-            <w:r>
-              <w:rPr>
-                <w:noProof/>
-                <w:webHidden/>
-              </w:rPr>
-              <w:t>3</w:t>
-            </w:r>
-            <w:r>
-              <w:rPr>
-                <w:noProof/>
-                <w:webHidden/>
-              </w:rPr>
-              <w:fldChar w:fldCharType="end"/>
-            </w:r>
-          </w:hyperlink>
+          <w:r>
+            <w:fldChar w:fldCharType="begin"/>
+          </w:r>
+          <w:r>
+            <w:instrText>HYPERLINK \l "_Toc135490221"</w:instrText>
+          </w:r>
+          <w:r>
+            <w:fldChar w:fldCharType="separate"/>
+          </w:r>
+          <w:r>
+            <w:rPr>
+              <w:rStyle w:val="af1"/>
+              <w:noProof/>
+            </w:rPr>
+            <w:t>1</w:t>
+          </w:r>
+          <w:r>
+            <w:rPr>
+              <w:rFonts w:asciiTheme="minorHAnsi" w:eastAsiaTheme="minorEastAsia" w:hAnsiTheme="minorHAnsi" w:cstheme="minorBidi"/>
+              <w:noProof/>
+              <w:color w:val="auto"/>
+              <w:kern w:val="2"/>
+              <w:sz w:val="21"/>
+              <w:lang w:eastAsia="ja-JP"/>
+              <w14:ligatures w14:val="standardContextual"/>
+            </w:rPr>
+            <w:tab/>
+          </w:r>
+          <w:r>
+            <w:rPr>
+              <w:rStyle w:val="af1"/>
+              <w:noProof/>
+            </w:rPr>
+            <w:t xml:space="preserve">&lt;Heading </w:t>
+          </w:r>
+          <w:r>
+            <w:rPr>
+              <w:rStyle w:val="af1"/>
+              <w:noProof/>
+              <w:lang w:eastAsia="ja-JP"/>
+            </w:rPr>
+            <w:t>にほんご</w:t>
+          </w:r>
+          <w:r>
+            <w:rPr>
+              <w:rStyle w:val="af1"/>
+              <w:noProof/>
+            </w:rPr>
+            <w:t>1&gt;</w:t>
+          </w:r>
+          <w:r>
+            <w:rPr>
+              <w:noProof/>
+              <w:webHidden/>
+            </w:rPr>
+            <w:tab/>
+          </w:r>
+          <w:r>
+            <w:rPr>
+              <w:noProof/>
+              <w:webHidden/>
+            </w:rPr>
+            <w:fldChar w:fldCharType="begin"/>
+          </w:r>
+          <w:r>
+            <w:rPr>
+              <w:noProof/>
+              <w:webHidden/>
+            </w:rPr>
+            <w:instrText xml:space="preserve"> PAGEREF _Toc135490221 \h </w:instrText>
+          </w:r>
+          <w:r>
+            <w:rPr>
+              <w:noProof/>
+              <w:webHidden/>
+            </w:rPr>
+          </w:r>
+          <w:r>
+            <w:rPr>
+              <w:noProof/>
+              <w:webHidden/>
+            </w:rPr>
+            <w:fldChar w:fldCharType="separate"/>
+          </w:r>
+          <w:r>
+            <w:rPr>
+              <w:noProof/>
+              <w:webHidden/>
+            </w:rPr>
+            <w:t>3</w:t>
+          </w:r>
+          <w:r>
+            <w:rPr>
+              <w:noProof/>
+              <w:webHidden/>
+            </w:rPr>
+            <w:fldChar w:fldCharType="end"/>
+          </w:r>
+          <w:r>
+            <w:fldChar w:fldCharType="end"/>
+          </w:r>
         </w:p>
         <w:p>
           <w:pPr>
@@ -476,98 +516,108 @@
               <w14:ligatures w14:val="standardContextual"/>
             </w:rPr>
           </w:pPr>
-          <w:hyperlink w:anchor="_Toc135490222" w:history="1">
-            <w:r>
-              <w:rPr>
-                <w:rStyle w:val="af1"/>
-                <w:noProof/>
-              </w:rPr>
-              <w:t>1.1</w:t>
-            </w:r>
-            <w:r>
-              <w:rPr>
-                <w:rFonts w:asciiTheme="minorHAnsi" w:eastAsiaTheme="minorEastAsia" w:hAnsiTheme="minorHAnsi" w:cstheme="minorBidi"/>
-                <w:bCs w:val="0"/>
-                <w:noProof/>
-                <w:kern w:val="2"/>
-                <w:sz w:val="21"/>
-                <w:szCs w:val="24"/>
-                <w:lang w:eastAsia="ja-JP"/>
-                <w14:ligatures w14:val="standardContextual"/>
-              </w:rPr>
-              <w:tab/>
-            </w:r>
-            <w:r>
-              <w:rPr>
-                <w:rStyle w:val="af1"/>
-                <w:noProof/>
-              </w:rPr>
-              <w:t xml:space="preserve">&lt;Heading </w:t>
-            </w:r>
-            <w:r>
-              <w:rPr>
-                <w:rStyle w:val="af1"/>
-                <w:noProof/>
-                <w:lang w:eastAsia="ja-JP"/>
-              </w:rPr>
-              <w:t>にほんご</w:t>
-            </w:r>
-            <w:r>
-              <w:rPr>
-                <w:rStyle w:val="af1"/>
-                <w:noProof/>
-              </w:rPr>
-              <w:t>2&gt;</w:t>
-            </w:r>
-            <w:r>
-              <w:rPr>
-                <w:noProof/>
-                <w:webHidden/>
-              </w:rPr>
-              <w:tab/>
-            </w:r>
-            <w:r>
-              <w:rPr>
-                <w:noProof/>
-                <w:webHidden/>
-              </w:rPr>
-              <w:fldChar w:fldCharType="begin"/>
-            </w:r>
-            <w:r>
-              <w:rPr>
-                <w:noProof/>
-                <w:webHidden/>
-              </w:rPr>
-              <w:instrText xml:space="preserve"> PAGEREF _Toc135490222 \h </w:instrText>
-            </w:r>
-            <w:r>
-              <w:rPr>
-                <w:noProof/>
-                <w:webHidden/>
-              </w:rPr>
-            </w:r>
-            <w:r>
-              <w:rPr>
-                <w:noProof/>
-                <w:webHidden/>
-              </w:rPr>
-              <w:fldChar w:fldCharType="separate"/>
-            </w:r>
-            <w:r>
-              <w:rPr>
-                <w:noProof/>
-                <w:webHidden/>
-              </w:rPr>
-              <w:t>3</w:t>
-            </w:r>
-            <w:r>
-              <w:rPr>
-                <w:noProof/>
-                <w:webHidden/>
-              </w:rPr>
-              <w:fldChar w:fldCharType="end"/>
-            </w:r>
-          </w:hyperlink>
+          <w:r>
+            <w:fldChar w:fldCharType="begin"/>
+          </w:r>
+          <w:r>
+            <w:instrText>HYPERLINK \l "_Toc135490222"</w:instrText>
+          </w:r>
+          <w:r>
+            <w:fldChar w:fldCharType="separate"/>
+          </w:r>
+          <w:r>
+            <w:rPr>
+              <w:rStyle w:val="af1"/>
+              <w:noProof/>
+            </w:rPr>
+            <w:t>1.1</w:t>
+          </w:r>
+          <w:r>
+            <w:rPr>
+              <w:rFonts w:asciiTheme="minorHAnsi" w:eastAsiaTheme="minorEastAsia" w:hAnsiTheme="minorHAnsi" w:cstheme="minorBidi"/>
+              <w:bCs w:val="0"/>
+              <w:noProof/>
+              <w:kern w:val="2"/>
+              <w:sz w:val="21"/>
+              <w:szCs w:val="24"/>
+              <w:lang w:eastAsia="ja-JP"/>
+              <w14:ligatures w14:val="standardContextual"/>
+            </w:rPr>
+            <w:tab/>
+          </w:r>
+          <w:r>
+            <w:rPr>
+              <w:rStyle w:val="af1"/>
+              <w:noProof/>
+            </w:rPr>
+            <w:t xml:space="preserve">&lt;Heading </w:t>
+          </w:r>
+          <w:r>
+            <w:rPr>
+              <w:rStyle w:val="af1"/>
+              <w:noProof/>
+              <w:lang w:eastAsia="ja-JP"/>
+            </w:rPr>
+            <w:t>にほんご</w:t>
+          </w:r>
+          <w:r>
+            <w:rPr>
+              <w:rStyle w:val="af1"/>
+              <w:noProof/>
+            </w:rPr>
+            <w:t>2&gt;</w:t>
+          </w:r>
+          <w:r>
+            <w:rPr>
+              <w:noProof/>
+              <w:webHidden/>
+            </w:rPr>
+            <w:tab/>
+          </w:r>
+          <w:r>
+            <w:rPr>
+              <w:noProof/>
+              <w:webHidden/>
+            </w:rPr>
+            <w:fldChar w:fldCharType="begin"/>
+          </w:r>
+          <w:r>
+            <w:rPr>
+              <w:noProof/>
+              <w:webHidden/>
+            </w:rPr>
+            <w:instrText xml:space="preserve"> PAGEREF _Toc135490222 \h </w:instrText>
+          </w:r>
+          <w:r>
+            <w:rPr>
+              <w:noProof/>
+              <w:webHidden/>
+            </w:rPr>
+          </w:r>
+          <w:r>
+            <w:rPr>
+              <w:noProof/>
+              <w:webHidden/>
+            </w:rPr>
+            <w:fldChar w:fldCharType="separate"/>
+          </w:r>
+          <w:r>
+            <w:rPr>
+              <w:noProof/>
+              <w:webHidden/>
+            </w:rPr>
+            <w:t>3</w:t>
+          </w:r>
+          <w:r>
+            <w:rPr>
+              <w:noProof/>
+              <w:webHidden/>
+            </w:rPr>
+            <w:fldChar w:fldCharType="end"/>
+          </w:r>
+          <w:r>
+            <w:fldChar w:fldCharType="end"/>
+          </w:r>
         </w:p>
         <w:p>
           <w:pPr>
@@ -586,97 +636,107 @@
               <w14:ligatures w14:val="standardContextual"/>
             </w:rPr>
           </w:pPr>
-          <w:hyperlink w:anchor="_Toc135490223" w:history="1">
-            <w:r>
-              <w:rPr>
-                <w:rStyle w:val="af1"/>
-                <w:noProof/>
-              </w:rPr>
-              <w:t>1.1.1</w:t>
-            </w:r>
-            <w:r>
-              <w:rPr>
-                <w:rFonts w:asciiTheme="minorHAnsi" w:eastAsiaTheme="minorEastAsia" w:hAnsiTheme="minorHAnsi" w:cstheme="minorBidi"/>
-                <w:noProof/>
-                <w:kern w:val="2"/>
-                <w:sz w:val="21"/>
-                <w:szCs w:val="24"/>
-                <w:lang w:eastAsia="ja-JP"/>
-                <w14:ligatures w14:val="standardContextual"/>
-              </w:rPr>
-              <w:tab/>
-            </w:r>
-            <w:r>
-              <w:rPr>
-                <w:rStyle w:val="af1"/>
-                <w:noProof/>
-              </w:rPr>
-              <w:t xml:space="preserve">&lt;Heading </w:t>
-            </w:r>
-            <w:r>
-              <w:rPr>
-                <w:rStyle w:val="af1"/>
-                <w:noProof/>
-                <w:lang w:eastAsia="ja-JP"/>
-              </w:rPr>
-              <w:t>にほんご</w:t>
-            </w:r>
-            <w:r>
-              <w:rPr>
-                <w:rStyle w:val="af1"/>
-                <w:noProof/>
-              </w:rPr>
-              <w:t>3&gt;</w:t>
-            </w:r>
-            <w:r>
-              <w:rPr>
-                <w:noProof/>
-                <w:webHidden/>
-              </w:rPr>
-              <w:tab/>
-            </w:r>
-            <w:r>
-              <w:rPr>
-                <w:noProof/>
-                <w:webHidden/>
-              </w:rPr>
-              <w:fldChar w:fldCharType="begin"/>
-            </w:r>
-            <w:r>
-              <w:rPr>
-                <w:noProof/>
-                <w:webHidden/>
-              </w:rPr>
-              <w:instrText xml:space="preserve"> PAGEREF _Toc135490223 \h </w:instrText>
-            </w:r>
-            <w:r>
-              <w:rPr>
-                <w:noProof/>
-                <w:webHidden/>
-              </w:rPr>
-            </w:r>
-            <w:r>
-              <w:rPr>
-                <w:noProof/>
-                <w:webHidden/>
-              </w:rPr>
-              <w:fldChar w:fldCharType="separate"/>
-            </w:r>
-            <w:r>
-              <w:rPr>
-                <w:noProof/>
-                <w:webHidden/>
-              </w:rPr>
-              <w:t>3</w:t>
-            </w:r>
-            <w:r>
-              <w:rPr>
-                <w:noProof/>
-                <w:webHidden/>
-              </w:rPr>
-              <w:fldChar w:fldCharType="end"/>
-            </w:r>
-          </w:hyperlink>
+          <w:r>
+            <w:fldChar w:fldCharType="begin"/>
+          </w:r>
+          <w:r>
+            <w:instrText>HYPERLINK \l "_Toc135490223"</w:instrText>
+          </w:r>
+          <w:r>
+            <w:fldChar w:fldCharType="separate"/>
+          </w:r>
+          <w:r>
+            <w:rPr>
+              <w:rStyle w:val="af1"/>
+              <w:noProof/>
+            </w:rPr>
+            <w:t>1.1.1</w:t>
+          </w:r>
+          <w:r>
+            <w:rPr>
+              <w:rFonts w:asciiTheme="minorHAnsi" w:eastAsiaTheme="minorEastAsia" w:hAnsiTheme="minorHAnsi" w:cstheme="minorBidi"/>
+              <w:noProof/>
+              <w:kern w:val="2"/>
+              <w:sz w:val="21"/>
+              <w:szCs w:val="24"/>
+              <w:lang w:eastAsia="ja-JP"/>
+              <w14:ligatures w14:val="standardContextual"/>
+            </w:rPr>
+            <w:tab/>
+          </w:r>
+          <w:r>
+            <w:rPr>
+              <w:rStyle w:val="af1"/>
+              <w:noProof/>
+            </w:rPr>
+            <w:t xml:space="preserve">&lt;Heading </w:t>
+          </w:r>
+          <w:r>
+            <w:rPr>
+              <w:rStyle w:val="af1"/>
+              <w:noProof/>
+              <w:lang w:eastAsia="ja-JP"/>
+            </w:rPr>
+            <w:t>にほんご</w:t>
+          </w:r>
+          <w:r>
+            <w:rPr>
+              <w:rStyle w:val="af1"/>
+              <w:noProof/>
+            </w:rPr>
+            <w:t>3&gt;</w:t>
+          </w:r>
+          <w:r>
+            <w:rPr>
+              <w:noProof/>
+              <w:webHidden/>
+            </w:rPr>
+            <w:tab/>
+          </w:r>
+          <w:r>
+            <w:rPr>
+              <w:noProof/>
+              <w:webHidden/>
+            </w:rPr>
+            <w:fldChar w:fldCharType="begin"/>
+          </w:r>
+          <w:r>
+            <w:rPr>
+              <w:noProof/>
+              <w:webHidden/>
+            </w:rPr>
+            <w:instrText xml:space="preserve"> PAGEREF _Toc135490223 \h </w:instrText>
+          </w:r>
+          <w:r>
+            <w:rPr>
+              <w:noProof/>
+              <w:webHidden/>
+            </w:rPr>
+          </w:r>
+          <w:r>
+            <w:rPr>
+              <w:noProof/>
+              <w:webHidden/>
+            </w:rPr>
+            <w:fldChar w:fldCharType="separate"/>
+          </w:r>
+          <w:r>
+            <w:rPr>
+              <w:noProof/>
+              <w:webHidden/>
+            </w:rPr>
+            <w:t>3</w:t>
+          </w:r>
+          <w:r>
+            <w:rPr>
+              <w:noProof/>
+              <w:webHidden/>
+            </w:rPr>
+            <w:fldChar w:fldCharType="end"/>
+          </w:r>
+          <w:r>
+            <w:fldChar w:fldCharType="end"/>
+          </w:r>
         </w:p>
         <w:p>
           <w:pPr>
@@ -694,97 +754,107 @@
               <w14:ligatures w14:val="standardContextual"/>
             </w:rPr>
           </w:pPr>
-          <w:hyperlink w:anchor="_Toc135490224" w:history="1">
-            <w:r>
-              <w:rPr>
-                <w:rStyle w:val="af1"/>
-                <w:noProof/>
-              </w:rPr>
-              <w:t>Appendix A.</w:t>
-            </w:r>
-            <w:r>
-              <w:rPr>
-                <w:rFonts w:asciiTheme="minorHAnsi" w:eastAsiaTheme="minorEastAsia" w:hAnsiTheme="minorHAnsi" w:cstheme="minorBidi"/>
-                <w:noProof/>
-                <w:color w:val="auto"/>
-                <w:kern w:val="2"/>
-                <w:sz w:val="21"/>
-                <w:lang w:eastAsia="ja-JP"/>
-                <w14:ligatures w14:val="standardContextual"/>
-              </w:rPr>
-              <w:tab/>
-            </w:r>
-            <w:r>
-              <w:rPr>
-                <w:rStyle w:val="af1"/>
-                <w:noProof/>
-              </w:rPr>
-              <w:t xml:space="preserve">&lt;Appendix </w:t>
-            </w:r>
-            <w:r>
-              <w:rPr>
-                <w:rStyle w:val="af1"/>
-                <w:noProof/>
-                <w:lang w:eastAsia="ja-JP"/>
-              </w:rPr>
-              <w:t>にほんご</w:t>
-            </w:r>
-            <w:r>
-              <w:rPr>
-                <w:rStyle w:val="af1"/>
-                <w:noProof/>
-              </w:rPr>
-              <w:t>Title&gt;</w:t>
-            </w:r>
-            <w:r>
-              <w:rPr>
-                <w:noProof/>
-                <w:webHidden/>
-              </w:rPr>
-              <w:tab/>
-            </w:r>
-            <w:r>
-              <w:rPr>
-                <w:noProof/>
-                <w:webHidden/>
-              </w:rPr>
-              <w:fldChar w:fldCharType="begin"/>
-            </w:r>
-            <w:r>
-              <w:rPr>
-                <w:noProof/>
-                <w:webHidden/>
-              </w:rPr>
-              <w:instrText xml:space="preserve"> PAGEREF _Toc135490224 \h </w:instrText>
-            </w:r>
-            <w:r>
-              <w:rPr>
-                <w:noProof/>
-                <w:webHidden/>
-              </w:rPr>
-            </w:r>
-            <w:r>
-              <w:rPr>
-                <w:noProof/>
-                <w:webHidden/>
-              </w:rPr>
-              <w:fldChar w:fldCharType="separate"/>
-            </w:r>
-            <w:r>
-              <w:rPr>
-                <w:noProof/>
-                <w:webHidden/>
-              </w:rPr>
-              <w:t>5</w:t>
-            </w:r>
-            <w:r>
-              <w:rPr>
-                <w:noProof/>
-                <w:webHidden/>
-              </w:rPr>
-              <w:fldChar w:fldCharType="end"/>
-            </w:r>
-          </w:hyperlink>
+          <w:r>
+            <w:fldChar w:fldCharType="begin"/>
+          </w:r>
+          <w:r>
+            <w:instrText>HYPERLINK \l "_Toc135490224"</w:instrText>
+          </w:r>
+          <w:r>
+            <w:fldChar w:fldCharType="separate"/>
+          </w:r>
+          <w:r>
+            <w:rPr>
+              <w:rStyle w:val="af1"/>
+              <w:noProof/>
+            </w:rPr>
+            <w:t>Appendix A.</w:t>
+          </w:r>
+          <w:r>
+            <w:rPr>
+              <w:rFonts w:asciiTheme="minorHAnsi" w:eastAsiaTheme="minorEastAsia" w:hAnsiTheme="minorHAnsi" w:cstheme="minorBidi"/>
+              <w:noProof/>
+              <w:color w:val="auto"/>
+              <w:kern w:val="2"/>
+              <w:sz w:val="21"/>
+              <w:lang w:eastAsia="ja-JP"/>
+              <w14:ligatures w14:val="standardContextual"/>
+            </w:rPr>
+            <w:tab/>
+          </w:r>
+          <w:r>
+            <w:rPr>
+              <w:rStyle w:val="af1"/>
+              <w:noProof/>
+            </w:rPr>
+            <w:t xml:space="preserve">&lt;Appendix </w:t>
+          </w:r>
+          <w:r>
+            <w:rPr>
+              <w:rStyle w:val="af1"/>
+              <w:noProof/>
+              <w:lang w:eastAsia="ja-JP"/>
+            </w:rPr>
+            <w:t>にほんご</w:t>
+          </w:r>
+          <w:r>
+            <w:rPr>
+              <w:rStyle w:val="af1"/>
+              <w:noProof/>
+            </w:rPr>
+            <w:t>Title&gt;</w:t>
+          </w:r>
+          <w:r>
+            <w:rPr>
+              <w:noProof/>
+              <w:webHidden/>
+            </w:rPr>
+            <w:tab/>
+          </w:r>
+          <w:r>
+            <w:rPr>
+              <w:noProof/>
+              <w:webHidden/>
+            </w:rPr>
+            <w:fldChar w:fldCharType="begin"/>
+          </w:r>
+          <w:r>
+            <w:rPr>
+              <w:noProof/>
+              <w:webHidden/>
+            </w:rPr>
+            <w:instrText xml:space="preserve"> PAGEREF _Toc135490224 \h </w:instrText>
+          </w:r>
+          <w:r>
+            <w:rPr>
+              <w:noProof/>
+              <w:webHidden/>
+            </w:rPr>
+          </w:r>
+          <w:r>
+            <w:rPr>
+              <w:noProof/>
+              <w:webHidden/>
+            </w:rPr>
+            <w:fldChar w:fldCharType="separate"/>
+          </w:r>
+          <w:r>
+            <w:rPr>
+              <w:noProof/>
+              <w:webHidden/>
+            </w:rPr>
+            <w:t>5</w:t>
+          </w:r>
+          <w:r>
+            <w:rPr>
+              <w:noProof/>
+              <w:webHidden/>
+            </w:rPr>
+            <w:fldChar w:fldCharType="end"/>
+          </w:r>
+          <w:r>
+            <w:fldChar w:fldCharType="end"/>
+          </w:r>
         </w:p>
         <w:p>
           <w:pPr>
@@ -804,98 +874,108 @@
               <w14:ligatures w14:val="standardContextual"/>
             </w:rPr>
           </w:pPr>
-          <w:hyperlink w:anchor="_Toc135490225" w:history="1">
-            <w:r>
-              <w:rPr>
-                <w:rStyle w:val="af1"/>
-                <w:noProof/>
-              </w:rPr>
-              <w:t>A.1.</w:t>
-            </w:r>
-            <w:r>
-              <w:rPr>
-                <w:rFonts w:asciiTheme="minorHAnsi" w:eastAsiaTheme="minorEastAsia" w:hAnsiTheme="minorHAnsi" w:cstheme="minorBidi"/>
-                <w:bCs w:val="0"/>
-                <w:noProof/>
-                <w:kern w:val="2"/>
-                <w:sz w:val="21"/>
-                <w:szCs w:val="24"/>
-                <w:lang w:eastAsia="ja-JP"/>
-                <w14:ligatures w14:val="standardContextual"/>
-              </w:rPr>
-              <w:tab/>
-            </w:r>
-            <w:r>
-              <w:rPr>
-                <w:rStyle w:val="af1"/>
-                <w:noProof/>
-              </w:rPr>
-              <w:t xml:space="preserve">&lt;Appendix </w:t>
-            </w:r>
-            <w:r>
-              <w:rPr>
-                <w:rStyle w:val="af1"/>
-                <w:noProof/>
-                <w:lang w:eastAsia="ja-JP"/>
-              </w:rPr>
-              <w:t>にほんご</w:t>
-            </w:r>
-            <w:r>
-              <w:rPr>
-                <w:rStyle w:val="af1"/>
-                <w:noProof/>
-              </w:rPr>
-              <w:t>Subsection&gt;</w:t>
-            </w:r>
-            <w:r>
-              <w:rPr>
-                <w:noProof/>
-                <w:webHidden/>
-              </w:rPr>
-              <w:tab/>
-            </w:r>
-            <w:r>
-              <w:rPr>
-                <w:noProof/>
-                <w:webHidden/>
-              </w:rPr>
-              <w:fldChar w:fldCharType="begin"/>
-            </w:r>
-            <w:r>
-              <w:rPr>
-                <w:noProof/>
-                <w:webHidden/>
-              </w:rPr>
-              <w:instrText xml:space="preserve"> PAGEREF _Toc135490225 \h </w:instrText>
-            </w:r>
-            <w:r>
-              <w:rPr>
-                <w:noProof/>
-                <w:webHidden/>
-              </w:rPr>
-            </w:r>
-            <w:r>
-              <w:rPr>
-                <w:noProof/>
-                <w:webHidden/>
-              </w:rPr>
-              <w:fldChar w:fldCharType="separate"/>
-            </w:r>
-            <w:r>
-              <w:rPr>
-                <w:noProof/>
-                <w:webHidden/>
-              </w:rPr>
-              <w:t>5</w:t>
-            </w:r>
-            <w:r>
-              <w:rPr>
-                <w:noProof/>
-                <w:webHidden/>
-              </w:rPr>
-              <w:fldChar w:fldCharType="end"/>
-            </w:r>
-          </w:hyperlink>
+          <w:r>
+            <w:fldChar w:fldCharType="begin"/>
+          </w:r>
+          <w:r>
+            <w:instrText>HYPERLINK \l "_Toc135490225"</w:instrText>
+          </w:r>
+          <w:r>
+            <w:fldChar w:fldCharType="separate"/>
+          </w:r>
+          <w:r>
+            <w:rPr>
+              <w:rStyle w:val="af1"/>
+              <w:noProof/>
+            </w:rPr>
+            <w:t>A.1.</w:t>
+          </w:r>
+          <w:r>
+            <w:rPr>
+              <w:rFonts w:asciiTheme="minorHAnsi" w:eastAsiaTheme="minorEastAsia" w:hAnsiTheme="minorHAnsi" w:cstheme="minorBidi"/>
+              <w:bCs w:val="0"/>
+              <w:noProof/>
+              <w:kern w:val="2"/>
+              <w:sz w:val="21"/>
+              <w:szCs w:val="24"/>
+              <w:lang w:eastAsia="ja-JP"/>
+              <w14:ligatures w14:val="standardContextual"/>
+            </w:rPr>
+            <w:tab/>
+          </w:r>
+          <w:r>
+            <w:rPr>
+              <w:rStyle w:val="af1"/>
+              <w:noProof/>
+            </w:rPr>
+            <w:t xml:space="preserve">&lt;Appendix </w:t>
+          </w:r>
+          <w:r>
+            <w:rPr>
+              <w:rStyle w:val="af1"/>
+              <w:noProof/>
+              <w:lang w:eastAsia="ja-JP"/>
+            </w:rPr>
+            <w:t>にほんご</w:t>
+          </w:r>
+          <w:r>
+            <w:rPr>
+              <w:rStyle w:val="af1"/>
+              <w:noProof/>
+            </w:rPr>
+            <w:t>Subsection&gt;</w:t>
+          </w:r>
+          <w:r>
+            <w:rPr>
+              <w:noProof/>
+              <w:webHidden/>
+            </w:rPr>
+            <w:tab/>
+          </w:r>
+          <w:r>
+            <w:rPr>
+              <w:noProof/>
+              <w:webHidden/>
+            </w:rPr>
+            <w:fldChar w:fldCharType="begin"/>
+          </w:r>
+          <w:r>
+            <w:rPr>
+              <w:noProof/>
+              <w:webHidden/>
+            </w:rPr>
+            <w:instrText xml:space="preserve"> PAGEREF _Toc135490225 \h </w:instrText>
+          </w:r>
+          <w:r>
+            <w:rPr>
+              <w:noProof/>
+              <w:webHidden/>
+            </w:rPr>
+          </w:r>
+          <w:r>
+            <w:rPr>
+              <w:noProof/>
+              <w:webHidden/>
+            </w:rPr>
+            <w:fldChar w:fldCharType="separate"/>
+          </w:r>
+          <w:r>
+            <w:rPr>
+              <w:noProof/>
+              <w:webHidden/>
+            </w:rPr>
+            <w:t>5</w:t>
+          </w:r>
+          <w:r>
+            <w:rPr>
+              <w:noProof/>
+              <w:webHidden/>
+            </w:rPr>
+            <w:fldChar w:fldCharType="end"/>
+          </w:r>
+          <w:r>
+            <w:fldChar w:fldCharType="end"/>
+          </w:r>
         </w:p>
         <w:p>
           <w:pPr>
@@ -914,97 +994,107 @@
               <w14:ligatures w14:val="standardContextual"/>
             </w:rPr>
           </w:pPr>
-          <w:hyperlink w:anchor="_Toc135490226" w:history="1">
-            <w:r>
-              <w:rPr>
-                <w:rStyle w:val="af1"/>
-                <w:noProof/>
-              </w:rPr>
-              <w:t>A.1.1</w:t>
-            </w:r>
-            <w:r>
-              <w:rPr>
-                <w:rFonts w:asciiTheme="minorHAnsi" w:eastAsiaTheme="minorEastAsia" w:hAnsiTheme="minorHAnsi" w:cstheme="minorBidi"/>
-                <w:noProof/>
-                <w:kern w:val="2"/>
-                <w:sz w:val="21"/>
-                <w:szCs w:val="24"/>
-                <w:lang w:eastAsia="ja-JP"/>
-                <w14:ligatures w14:val="standardContextual"/>
-              </w:rPr>
-              <w:tab/>
-            </w:r>
-            <w:r>
-              <w:rPr>
-                <w:rStyle w:val="af1"/>
-                <w:noProof/>
-              </w:rPr>
-              <w:t xml:space="preserve">&lt;Appendix </w:t>
-            </w:r>
-            <w:r>
-              <w:rPr>
-                <w:rStyle w:val="af1"/>
-                <w:noProof/>
-                <w:lang w:eastAsia="ja-JP"/>
-              </w:rPr>
-              <w:t>にほんご</w:t>
-            </w:r>
-            <w:r>
-              <w:rPr>
-                <w:rStyle w:val="af1"/>
-                <w:noProof/>
-              </w:rPr>
-              <w:t>Heading 3&gt;</w:t>
-            </w:r>
-            <w:r>
-              <w:rPr>
-                <w:noProof/>
-                <w:webHidden/>
-              </w:rPr>
-              <w:tab/>
-            </w:r>
-            <w:r>
-              <w:rPr>
-                <w:noProof/>
-                <w:webHidden/>
-              </w:rPr>
-              <w:fldChar w:fldCharType="begin"/>
-            </w:r>
-            <w:r>
-              <w:rPr>
-                <w:noProof/>
-                <w:webHidden/>
-              </w:rPr>
-              <w:instrText xml:space="preserve"> PAGEREF _Toc135490226 \h </w:instrText>
-            </w:r>
-            <w:r>
-              <w:rPr>
-                <w:noProof/>
-                <w:webHidden/>
-              </w:rPr>
-            </w:r>
-            <w:r>
-              <w:rPr>
-                <w:noProof/>
-                <w:webHidden/>
-              </w:rPr>
-              <w:fldChar w:fldCharType="separate"/>
-            </w:r>
-            <w:r>
-              <w:rPr>
-                <w:noProof/>
-                <w:webHidden/>
-              </w:rPr>
-              <w:t>5</w:t>
-            </w:r>
-            <w:r>
-              <w:rPr>
-                <w:noProof/>
-                <w:webHidden/>
-              </w:rPr>
-              <w:fldChar w:fldCharType="end"/>
-            </w:r>
-          </w:hyperlink>
+          <w:r>
+            <w:fldChar w:fldCharType="begin"/>
+          </w:r>
+          <w:r>
+            <w:instrText>HYPERLINK \l "_Toc135490226"</w:instrText>
+          </w:r>
+          <w:r>
+            <w:fldChar w:fldCharType="separate"/>
+          </w:r>
+          <w:r>
+            <w:rPr>
+              <w:rStyle w:val="af1"/>
+              <w:noProof/>
+            </w:rPr>
+            <w:t>A.1.1</w:t>
+          </w:r>
+          <w:r>
+            <w:rPr>
+              <w:rFonts w:asciiTheme="minorHAnsi" w:eastAsiaTheme="minorEastAsia" w:hAnsiTheme="minorHAnsi" w:cstheme="minorBidi"/>
+              <w:noProof/>
+              <w:kern w:val="2"/>
+              <w:sz w:val="21"/>
+              <w:szCs w:val="24"/>
+              <w:lang w:eastAsia="ja-JP"/>
+              <w14:ligatures w14:val="standardContextual"/>
+            </w:rPr>
+            <w:tab/>
+          </w:r>
+          <w:r>
+            <w:rPr>
+              <w:rStyle w:val="af1"/>
+              <w:noProof/>
+            </w:rPr>
+            <w:t xml:space="preserve">&lt;Appendix </w:t>
+          </w:r>
+          <w:r>
+            <w:rPr>
+              <w:rStyle w:val="af1"/>
+              <w:noProof/>
+              <w:lang w:eastAsia="ja-JP"/>
+            </w:rPr>
+            <w:t>にほんご</w:t>
+          </w:r>
+          <w:r>
+            <w:rPr>
+              <w:rStyle w:val="af1"/>
+              <w:noProof/>
+            </w:rPr>
+            <w:t>Heading 3&gt;</w:t>
+          </w:r>
+          <w:r>
+            <w:rPr>
+              <w:noProof/>
+              <w:webHidden/>
+            </w:rPr>
+            <w:tab/>
+          </w:r>
+          <w:r>
+            <w:rPr>
+              <w:noProof/>
+              <w:webHidden/>
+            </w:rPr>
+            <w:fldChar w:fldCharType="begin"/>
+          </w:r>
+          <w:r>
+            <w:rPr>
+              <w:noProof/>
+              <w:webHidden/>
+            </w:rPr>
+            <w:instrText xml:space="preserve"> PAGEREF _Toc135490226 \h </w:instrText>
+          </w:r>
+          <w:r>
+            <w:rPr>
+              <w:noProof/>
+              <w:webHidden/>
+            </w:rPr>
+          </w:r>
+          <w:r>
+            <w:rPr>
+              <w:noProof/>
+              <w:webHidden/>
+            </w:rPr>
+            <w:fldChar w:fldCharType="separate"/>
+          </w:r>
+          <w:r>
+            <w:rPr>
+              <w:noProof/>
+              <w:webHidden/>
+            </w:rPr>
+            <w:t>5</w:t>
+          </w:r>
+          <w:r>
+            <w:rPr>
+              <w:noProof/>
+              <w:webHidden/>
+            </w:rPr>
+            <w:fldChar w:fldCharType="end"/>
+          </w:r>
+          <w:r>
+            <w:fldChar w:fldCharType="end"/>
+          </w:r>
         </w:p>
         <w:p>
           <w:r>
@@ -1265,8 +1355,8 @@
         <w:tblLook w:val="0620" w:firstRow="1" w:lastRow="0" w:firstColumn="0" w:lastColumn="0" w:noHBand="1" w:noVBand="1"/>
       </w:tblPr>
       <w:tblGrid>
-        <w:gridCol w:w="2276"/>
-        <w:gridCol w:w="2497"/>
+        <w:gridCol w:w="2570"/>
+        <w:gridCol w:w="2816"/>
         <w:gridCol w:w="675"/>
         <w:gridCol w:w="675"/>
         <w:gridCol w:w="675"/>
@@ -1612,7 +1702,7 @@
         <w:tblLook w:val="07C0" w:firstRow="0" w:lastRow="1" w:firstColumn="1" w:lastColumn="1" w:noHBand="1" w:noVBand="1"/>
       </w:tblPr>
       <w:tblGrid>
-        <w:gridCol w:w="8148"/>
+        <w:gridCol w:w="8868"/>
       </w:tblGrid>
       <w:tr>
         <w:trPr>
@@ -1829,12 +1919,12 @@
         <w:tblLook w:val="01E0" w:firstRow="1" w:lastRow="1" w:firstColumn="1" w:lastColumn="1" w:noHBand="0" w:noVBand="0"/>
       </w:tblPr>
       <w:tblGrid>
-        <w:gridCol w:w="1358"/>
-        <w:gridCol w:w="1358"/>
-        <w:gridCol w:w="1358"/>
-        <w:gridCol w:w="1358"/>
-        <w:gridCol w:w="1358"/>
-        <w:gridCol w:w="1358"/>
+        <w:gridCol w:w="1392"/>
+        <w:gridCol w:w="1392"/>
+        <w:gridCol w:w="1393"/>
+        <w:gridCol w:w="1393"/>
+        <w:gridCol w:w="1393"/>
+        <w:gridCol w:w="1393"/>
       </w:tblGrid>
       <w:tr>
         <w:trPr>
@@ -2816,7 +2906,6 @@
         <w:pStyle w:val="SourceCode"/>
       </w:pPr>
       <w:r>
-        <w:lastRenderedPageBreak/>
         <w:t>This is a pen</w:t>
       </w:r>
     </w:p>
@@ -2825,6 +2914,7 @@
         <w:pStyle w:val="a1"/>
       </w:pPr>
       <w:r>
+        <w:lastRenderedPageBreak/>
         <w:br/>
       </w:r>
     </w:p>
@@ -4037,28 +4127,28 @@
         <w:rPr>
           <w:rStyle w:val="CommentTok"/>
         </w:rPr>
+        <w:t>"""A setuptools based setup module.</w:t>
+      </w:r>
+      <w:r>
+        <w:br/>
+      </w:r>
+      <w:r>
+        <w:br/>
+      </w:r>
+      <w:r>
+        <w:rPr>
+          <w:rStyle w:val="CommentTok"/>
+        </w:rPr>
+        <w:t>See:</w:t>
+      </w:r>
+      <w:r>
+        <w:br/>
+      </w:r>
+      <w:r>
+        <w:rPr>
+          <w:rStyle w:val="CommentTok"/>
+        </w:rPr>
         <w:lastRenderedPageBreak/>
-        <w:t>"""A setuptools based setup module.</w:t>
-      </w:r>
-      <w:r>
-        <w:br/>
-      </w:r>
-      <w:r>
-        <w:br/>
-      </w:r>
-      <w:r>
-        <w:rPr>
-          <w:rStyle w:val="CommentTok"/>
-        </w:rPr>
-        <w:t>See:</w:t>
-      </w:r>
-      <w:r>
-        <w:br/>
-      </w:r>
-      <w:r>
-        <w:rPr>
-          <w:rStyle w:val="CommentTok"/>
-        </w:rPr>
         <w:t>https://packaging.python.org/en/latest/distributing.html</w:t>
       </w:r>
       <w:r>
@@ -4744,14 +4834,25 @@
       <w:pPr>
         <w:pStyle w:val="a1"/>
       </w:pPr>
-      <w:hyperlink r:id="rId7">
-        <w:r>
-          <w:rPr>
-            <w:rStyle w:val="af1"/>
-          </w:rPr>
-          <w:t>Link</w:t>
-        </w:r>
-      </w:hyperlink>
+      <w:r>
+        <w:lastRenderedPageBreak/>
+        <w:fldChar w:fldCharType="begin"/>
+      </w:r>
+      <w:r>
+        <w:instrText>HYPERLINK "https://google.com" \h</w:instrText>
+      </w:r>
+      <w:r>
+        <w:fldChar w:fldCharType="separate"/>
+      </w:r>
+      <w:r>
+        <w:rPr>
+          <w:rStyle w:val="af1"/>
+        </w:rPr>
+        <w:t>Link</w:t>
+      </w:r>
+      <w:r>
+        <w:fldChar w:fldCharType="end"/>
+      </w:r>
     </w:p>
     <w:p>
       <w:pPr>
@@ -4950,7 +5051,7 @@
                     </pic:cNvPicPr>
                   </pic:nvPicPr>
                   <pic:blipFill>
-                    <a:blip r:embed="rId8"/>
+                    <a:blip r:embed="rId7"/>
                     <a:stretch>
                       <a:fillRect/>
                     </a:stretch>
@@ -4993,18 +5094,23 @@
       </w:r>
     </w:p>
     <w:sectPr>
-      <w:headerReference w:type="even" r:id="rId9"/>
-      <w:headerReference w:type="default" r:id="rId10"/>
-      <w:footerReference w:type="even" r:id="rId11"/>
-      <w:footerReference w:type="default" r:id="rId12"/>
-      <w:headerReference w:type="first" r:id="rId13"/>
-      <w:footerReference w:type="first" r:id="rId14"/>
+      <w:headerReference w:type="even" r:id="rId8"/>
+      <w:headerReference w:type="default" r:id="rId9"/>
+      <w:footerReference w:type="even" r:id="rId10"/>
+      <w:footerReference w:type="default" r:id="rId11"/>
+      <w:headerReference w:type="first" r:id="rId12"/>
+      <w:footerReference w:type="first" r:id="rId13"/>
       <w:pgSz w:w="10318" w:h="14570" w:code="13"/>
-      <w:pgMar w:top="1440" w:right="1080" w:bottom="1440" w:left="1080" w:header="851" w:footer="992" w:gutter="0"/>
+      <w:pgMar w:top="720" w:right="720" w:bottom="720" w:left="720" w:header="851" w:footer="992" w:gutter="0"/>
       <w:pgNumType w:start="0"/>
       <w:cols w:space="425"/>
       <w:titlePg/>
       <w:docGrid w:linePitch="300" w:charSpace="-4333"/>
+      <w:sectPrChange w:id="31" w:author="Kazuki Yamamoto" w:date="2025-08-09T14:25:00Z" w16du:dateUtc="2025-08-09T05:25:00Z">
+        <w:sectPr>
+          <w:pgMar w:top="1440" w:right="1080" w:bottom="1440" w:left="1080" w:header="851" w:footer="992" w:gutter="0"/>
+        </w:sectPr>
+      </w:sectPrChange>
     </w:sectPr>
   </w:body>
 </w:document>
@@ -5134,7 +5240,7 @@
         <w:noProof/>
         <w:color w:val="0F243E" w:themeColor="text2" w:themeShade="80"/>
       </w:rPr>
-      <w:instrText>3</w:instrText>
+      <w:instrText>1</w:instrText>
     </w:r>
     <w:r>
       <w:rPr>
@@ -5163,7 +5269,7 @@
         <w:noProof/>
         <w:color w:val="0F243E" w:themeColor="text2" w:themeShade="80"/>
       </w:rPr>
-      <w:t>3</w:t>
+      <w:t>1</w:t>
     </w:r>
     <w:r>
       <w:rPr>
@@ -5195,20 +5301,45 @@
   <w:tbl>
     <w:tblPr>
       <w:tblW w:w="0" w:type="auto"/>
+      <w:jc w:val="center"/>
       <w:tblCellMar>
         <w:left w:w="99" w:type="dxa"/>
         <w:right w:w="99" w:type="dxa"/>
       </w:tblCellMar>
       <w:tblLook w:val="0000" w:firstRow="0" w:lastRow="0" w:firstColumn="0" w:lastColumn="0" w:noHBand="0" w:noVBand="0"/>
+      <w:tblPrChange w:id="25" w:author="Kazuki Yamamoto" w:date="2025-08-09T14:26:00Z" w16du:dateUtc="2025-08-09T05:26:00Z">
+        <w:tblPr>
+          <w:tblW w:w="0" w:type="auto"/>
+          <w:tblCellMar>
+            <w:left w:w="99" w:type="dxa"/>
+            <w:right w:w="99" w:type="dxa"/>
+          </w:tblCellMar>
+          <w:tblLook w:val="0000" w:firstRow="0" w:lastRow="0" w:firstColumn="0" w:lastColumn="0" w:noHBand="0" w:noVBand="0"/>
+        </w:tblPr>
+      </w:tblPrChange>
     </w:tblPr>
     <w:tblGrid>
-      <w:gridCol w:w="8158"/>
+      <w:gridCol w:w="8356"/>
+      <w:tblGridChange w:id="26">
+        <w:tblGrid>
+          <w:gridCol w:w="8356"/>
+        </w:tblGrid>
+      </w:tblGridChange>
     </w:tblGrid>
     <w:tr>
+      <w:trPr>
+        <w:jc w:val="center"/>
+      </w:trPr>
       <w:tc>
         <w:tcPr>
           <w:tcW w:w="8356" w:type="dxa"/>
           <w:vAlign w:val="center"/>
+          <w:tcPrChange w:id="27" w:author="Kazuki Yamamoto" w:date="2025-08-09T14:26:00Z" w16du:dateUtc="2025-08-09T05:26:00Z">
+            <w:tcPr>
+              <w:tcW w:w="8356" w:type="dxa"/>
+              <w:vAlign w:val="center"/>
+            </w:tcPr>
+          </w:tcPrChange>
         </w:tcPr>
         <w:p>
           <w:pPr>
@@ -5218,10 +5349,19 @@
       </w:tc>
     </w:tr>
     <w:tr>
+      <w:trPr>
+        <w:jc w:val="center"/>
+      </w:trPr>
       <w:tc>
         <w:tcPr>
           <w:tcW w:w="8356" w:type="dxa"/>
           <w:vAlign w:val="center"/>
+          <w:tcPrChange w:id="28" w:author="Kazuki Yamamoto" w:date="2025-08-09T14:26:00Z" w16du:dateUtc="2025-08-09T05:26:00Z">
+            <w:tcPr>
+              <w:tcW w:w="8356" w:type="dxa"/>
+              <w:vAlign w:val="center"/>
+            </w:tcPr>
+          </w:tcPrChange>
         </w:tcPr>
         <w:p>
           <w:pPr>
@@ -5231,10 +5371,19 @@
       </w:tc>
     </w:tr>
     <w:tr>
+      <w:trPr>
+        <w:jc w:val="center"/>
+      </w:trPr>
       <w:tc>
         <w:tcPr>
           <w:tcW w:w="8356" w:type="dxa"/>
           <w:vAlign w:val="center"/>
+          <w:tcPrChange w:id="29" w:author="Kazuki Yamamoto" w:date="2025-08-09T14:26:00Z" w16du:dateUtc="2025-08-09T05:26:00Z">
+            <w:tcPr>
+              <w:tcW w:w="8356" w:type="dxa"/>
+              <w:vAlign w:val="center"/>
+            </w:tcPr>
+          </w:tcPrChange>
         </w:tcPr>
         <w:p>
           <w:pPr>
@@ -5244,10 +5393,19 @@
       </w:tc>
     </w:tr>
     <w:tr>
+      <w:trPr>
+        <w:jc w:val="center"/>
+      </w:trPr>
       <w:tc>
         <w:tcPr>
           <w:tcW w:w="8356" w:type="dxa"/>
           <w:vAlign w:val="center"/>
+          <w:tcPrChange w:id="30" w:author="Kazuki Yamamoto" w:date="2025-08-09T14:26:00Z" w16du:dateUtc="2025-08-09T05:26:00Z">
+            <w:tcPr>
+              <w:tcW w:w="8356" w:type="dxa"/>
+              <w:vAlign w:val="center"/>
+            </w:tcPr>
+          </w:tcPrChange>
         </w:tcPr>
         <w:p>
           <w:pPr>
@@ -9968,6 +10126,14 @@
   </w:num>
   <w:numIdMacAtCleanup w:val="13"/>
 </w:numbering>
+</file>
+
+<file path=word/people.xml><?xml version="1.0" encoding="utf-8"?>
+<w15:people xmlns:wpc="http://schemas.microsoft.com/office/word/2010/wordprocessingCanvas" xmlns:cx="http://schemas.microsoft.com/office/drawing/2014/chartex" xmlns:cx1="http://schemas.microsoft.com/office/drawing/2015/9/8/chartex" xmlns:cx2="http://schemas.microsoft.com/office/drawing/2015/10/21/chartex" xmlns:cx3="http://schemas.microsoft.com/office/drawing/2016/5/9/chartex" xmlns:cx4="http://schemas.microsoft.com/office/drawing/2016/5/10/chartex" xmlns:cx5="http://schemas.microsoft.com/office/drawing/2016/5/11/chartex" xmlns:cx6="http://schemas.microsoft.com/office/drawing/2016/5/12/chartex" xmlns:cx7="http://schemas.microsoft.com/office/drawing/2016/5/13/chartex" xmlns:cx8="http://schemas.microsoft.com/office/drawing/2016/5/14/chartex" xmlns:mc="http://schemas.openxmlformats.org/markup-compatibility/2006" xmlns:aink="http://schemas.microsoft.com/office/drawing/2016/ink" xmlns:am3d="http://schemas.microsoft.com/office/drawing/2017/model3d" xmlns:o="urn:schemas-microsoft-com:office:office" xmlns:oel="http://schemas.microsoft.com/office/2019/extlst" xmlns:r="http://schemas.openxmlformats.org/officeDocument/2006/relationships" xmlns:m="http://schemas.openxmlformats.org/officeDocument/2006/math" xmlns:v="urn:schemas-microsoft-com:vml" xmlns:wp14="http://schemas.microsoft.com/office/word/2010/wordprocessingDrawing" xmlns:wp="http://schemas.openxmlformats.org/drawingml/2006/wordprocessingDrawing" xmlns:w10="urn:schemas-microsoft-com:office:word" xmlns:w="http://schemas.openxmlformats.org/wordprocessingml/2006/main" xmlns:w14="http://schemas.microsoft.com/office/word/2010/wordml" xmlns:w15="http://schemas.microsoft.com/office/word/2012/wordml" xmlns:w16cex="http://schemas.microsoft.com/office/word/2018/wordml/cex" xmlns:w16cid="http://schemas.microsoft.com/office/word/2016/wordml/cid" xmlns:w16="http://schemas.microsoft.com/office/word/2018/wordml" xmlns:w16du="http://schemas.microsoft.com/office/word/2023/wordml/word16du" xmlns:w16sdtdh="http://schemas.microsoft.com/office/word/2020/wordml/sdtdatahash" xmlns:w16sdtfl="http://schemas.microsoft.com/office/word/2024/wordml/sdtformatlock" xmlns:w16se="http://schemas.microsoft.com/office/word/2015/wordml/symex" xmlns:wpg="http://schemas.microsoft.com/office/word/2010/wordprocessingGroup" xmlns:wpi="http://schemas.microsoft.com/office/word/2010/wordprocessingInk" xmlns:wne="http://schemas.microsoft.com/office/word/2006/wordml" xmlns:wps="http://schemas.microsoft.com/office/word/2010/wordprocessingShape" mc:Ignorable="w14 w15 w16se w16cid w16 w16cex w16sdtdh w16sdtfl w16du wp14">
+  <w15:person w15:author="Kazuki Yamamoto">
+    <w15:presenceInfo w15:providerId="Windows Live" w15:userId="b66bea3e4ff20684"/>
+  </w15:person>
+</w15:people>
 </file>
 
 <file path=word/styles.xml><?xml version="1.0" encoding="utf-8"?>
@@ -12728,6 +12894,20 @@
     <w:qFormat/>
     <w:rsid w:val="00082EB2"/>
   </w:style>
+  <w:style w:type="paragraph" w:styleId="affb">
+    <w:name w:val="Revision"/>
+    <w:hidden/>
+    <w:semiHidden/>
+    <w:rsid w:val="00D30828"/>
+    <w:pPr>
+      <w:spacing w:after="0" w:line="240" w:lineRule="auto"/>
+    </w:pPr>
+    <w:rPr>
+      <w:rFonts w:ascii="Source Han Sans Regular" w:eastAsia="Source Han Sans Regular" w:hAnsi="Source Han Sans Regular" w:cs="Source Han Sans Regular"/>
+      <w:sz w:val="20"/>
+      <w:szCs w:val="20"/>
+    </w:rPr>
+  </w:style>
 </w:styles>
 </file>
 

--- a/system/ref.docx
+++ b/system/ref.docx
@@ -145,74 +145,64 @@
             </w:rPr>
             <w:fldChar w:fldCharType="separate"/>
           </w:r>
-          <w:r>
-            <w:fldChar w:fldCharType="begin"/>
-          </w:r>
-          <w:r>
-            <w:instrText>HYPERLINK \l "_Toc135490218"</w:instrText>
-          </w:r>
-          <w:r>
-            <w:fldChar w:fldCharType="separate"/>
-          </w:r>
-          <w:r>
-            <w:rPr>
-              <w:rStyle w:val="af1"/>
-              <w:noProof/>
-              <w:lang w:eastAsia="ja-JP"/>
-            </w:rPr>
-            <w:t>まえがき</w:t>
-          </w:r>
-          <w:r>
-            <w:rPr>
-              <w:noProof/>
-              <w:webHidden/>
-            </w:rPr>
-            <w:tab/>
-          </w:r>
-          <w:r>
-            <w:rPr>
-              <w:noProof/>
-              <w:webHidden/>
-            </w:rPr>
-            <w:fldChar w:fldCharType="begin"/>
-          </w:r>
-          <w:r>
-            <w:rPr>
-              <w:noProof/>
-              <w:webHidden/>
-            </w:rPr>
-            <w:instrText xml:space="preserve"> PAGEREF _Toc135490218 \h </w:instrText>
-          </w:r>
-          <w:r>
-            <w:rPr>
-              <w:noProof/>
-              <w:webHidden/>
-            </w:rPr>
-          </w:r>
-          <w:r>
-            <w:rPr>
-              <w:noProof/>
-              <w:webHidden/>
-            </w:rPr>
-            <w:fldChar w:fldCharType="separate"/>
-          </w:r>
-          <w:r>
-            <w:rPr>
-              <w:noProof/>
-              <w:webHidden/>
-            </w:rPr>
-            <w:t>2</w:t>
-          </w:r>
-          <w:r>
-            <w:rPr>
-              <w:noProof/>
-              <w:webHidden/>
-            </w:rPr>
-            <w:fldChar w:fldCharType="end"/>
-          </w:r>
-          <w:r>
-            <w:fldChar w:fldCharType="end"/>
-          </w:r>
+          <w:hyperlink w:anchor="_Toc135490218" w:history="1">
+            <w:r>
+              <w:rPr>
+                <w:rStyle w:val="af1"/>
+                <w:noProof/>
+                <w:lang w:eastAsia="ja-JP"/>
+              </w:rPr>
+              <w:t>まえがき</w:t>
+            </w:r>
+            <w:r>
+              <w:rPr>
+                <w:noProof/>
+                <w:webHidden/>
+              </w:rPr>
+              <w:tab/>
+            </w:r>
+            <w:r>
+              <w:rPr>
+                <w:noProof/>
+                <w:webHidden/>
+              </w:rPr>
+              <w:fldChar w:fldCharType="begin"/>
+            </w:r>
+            <w:r>
+              <w:rPr>
+                <w:noProof/>
+                <w:webHidden/>
+              </w:rPr>
+              <w:instrText xml:space="preserve"> PAGEREF _Toc135490218 \h </w:instrText>
+            </w:r>
+            <w:r>
+              <w:rPr>
+                <w:noProof/>
+                <w:webHidden/>
+              </w:rPr>
+            </w:r>
+            <w:r>
+              <w:rPr>
+                <w:noProof/>
+                <w:webHidden/>
+              </w:rPr>
+              <w:fldChar w:fldCharType="separate"/>
+            </w:r>
+            <w:r>
+              <w:rPr>
+                <w:noProof/>
+                <w:webHidden/>
+              </w:rPr>
+              <w:t>2</w:t>
+            </w:r>
+            <w:r>
+              <w:rPr>
+                <w:noProof/>
+                <w:webHidden/>
+              </w:rPr>
+              <w:fldChar w:fldCharType="end"/>
+            </w:r>
+          </w:hyperlink>
         </w:p>
         <w:p>
           <w:pPr>
@@ -231,73 +221,63 @@
               <w14:ligatures w14:val="standardContextual"/>
             </w:rPr>
           </w:pPr>
-          <w:r>
-            <w:fldChar w:fldCharType="begin"/>
-          </w:r>
-          <w:r>
-            <w:instrText>HYPERLINK \l "_Toc135490219"</w:instrText>
-          </w:r>
-          <w:r>
-            <w:fldChar w:fldCharType="separate"/>
-          </w:r>
-          <w:r>
-            <w:rPr>
-              <w:rStyle w:val="af1"/>
-              <w:noProof/>
-            </w:rPr>
-            <w:t>&lt;Heading Unnumbered 2&gt;</w:t>
-          </w:r>
-          <w:r>
-            <w:rPr>
-              <w:noProof/>
-              <w:webHidden/>
-            </w:rPr>
-            <w:tab/>
-          </w:r>
-          <w:r>
-            <w:rPr>
-              <w:noProof/>
-              <w:webHidden/>
-            </w:rPr>
-            <w:fldChar w:fldCharType="begin"/>
-          </w:r>
-          <w:r>
-            <w:rPr>
-              <w:noProof/>
-              <w:webHidden/>
-            </w:rPr>
-            <w:instrText xml:space="preserve"> PAGEREF _Toc135490219 \h </w:instrText>
-          </w:r>
-          <w:r>
-            <w:rPr>
-              <w:noProof/>
-              <w:webHidden/>
-            </w:rPr>
-          </w:r>
-          <w:r>
-            <w:rPr>
-              <w:noProof/>
-              <w:webHidden/>
-            </w:rPr>
-            <w:fldChar w:fldCharType="separate"/>
-          </w:r>
-          <w:r>
-            <w:rPr>
-              <w:noProof/>
-              <w:webHidden/>
-            </w:rPr>
-            <w:t>2</w:t>
-          </w:r>
-          <w:r>
-            <w:rPr>
-              <w:noProof/>
-              <w:webHidden/>
-            </w:rPr>
-            <w:fldChar w:fldCharType="end"/>
-          </w:r>
-          <w:r>
-            <w:fldChar w:fldCharType="end"/>
-          </w:r>
+          <w:hyperlink w:anchor="_Toc135490219" w:history="1">
+            <w:r>
+              <w:rPr>
+                <w:rStyle w:val="af1"/>
+                <w:noProof/>
+              </w:rPr>
+              <w:t>&lt;Heading Unnumbered 2&gt;</w:t>
+            </w:r>
+            <w:r>
+              <w:rPr>
+                <w:noProof/>
+                <w:webHidden/>
+              </w:rPr>
+              <w:tab/>
+            </w:r>
+            <w:r>
+              <w:rPr>
+                <w:noProof/>
+                <w:webHidden/>
+              </w:rPr>
+              <w:fldChar w:fldCharType="begin"/>
+            </w:r>
+            <w:r>
+              <w:rPr>
+                <w:noProof/>
+                <w:webHidden/>
+              </w:rPr>
+              <w:instrText xml:space="preserve"> PAGEREF _Toc135490219 \h </w:instrText>
+            </w:r>
+            <w:r>
+              <w:rPr>
+                <w:noProof/>
+                <w:webHidden/>
+              </w:rPr>
+            </w:r>
+            <w:r>
+              <w:rPr>
+                <w:noProof/>
+                <w:webHidden/>
+              </w:rPr>
+              <w:fldChar w:fldCharType="separate"/>
+            </w:r>
+            <w:r>
+              <w:rPr>
+                <w:noProof/>
+                <w:webHidden/>
+              </w:rPr>
+              <w:t>2</w:t>
+            </w:r>
+            <w:r>
+              <w:rPr>
+                <w:noProof/>
+                <w:webHidden/>
+              </w:rPr>
+              <w:fldChar w:fldCharType="end"/>
+            </w:r>
+          </w:hyperlink>
         </w:p>
         <w:p>
           <w:pPr>
@@ -315,73 +295,63 @@
               <w14:ligatures w14:val="standardContextual"/>
             </w:rPr>
           </w:pPr>
-          <w:r>
-            <w:fldChar w:fldCharType="begin"/>
-          </w:r>
-          <w:r>
-            <w:instrText>HYPERLINK \l "_Toc135490220"</w:instrText>
-          </w:r>
-          <w:r>
-            <w:fldChar w:fldCharType="separate"/>
-          </w:r>
-          <w:r>
-            <w:rPr>
-              <w:rStyle w:val="af1"/>
-              <w:noProof/>
-            </w:rPr>
-            <w:t>&lt;Heading Unnumbered 3&gt;</w:t>
-          </w:r>
-          <w:r>
-            <w:rPr>
-              <w:noProof/>
-              <w:webHidden/>
-            </w:rPr>
-            <w:tab/>
-          </w:r>
-          <w:r>
-            <w:rPr>
-              <w:noProof/>
-              <w:webHidden/>
-            </w:rPr>
-            <w:fldChar w:fldCharType="begin"/>
-          </w:r>
-          <w:r>
-            <w:rPr>
-              <w:noProof/>
-              <w:webHidden/>
-            </w:rPr>
-            <w:instrText xml:space="preserve"> PAGEREF _Toc135490220 \h </w:instrText>
-          </w:r>
-          <w:r>
-            <w:rPr>
-              <w:noProof/>
-              <w:webHidden/>
-            </w:rPr>
-          </w:r>
-          <w:r>
-            <w:rPr>
-              <w:noProof/>
-              <w:webHidden/>
-            </w:rPr>
-            <w:fldChar w:fldCharType="separate"/>
-          </w:r>
-          <w:r>
-            <w:rPr>
-              <w:noProof/>
-              <w:webHidden/>
-            </w:rPr>
-            <w:t>2</w:t>
-          </w:r>
-          <w:r>
-            <w:rPr>
-              <w:noProof/>
-              <w:webHidden/>
-            </w:rPr>
-            <w:fldChar w:fldCharType="end"/>
-          </w:r>
-          <w:r>
-            <w:fldChar w:fldCharType="end"/>
-          </w:r>
+          <w:hyperlink w:anchor="_Toc135490220" w:history="1">
+            <w:r>
+              <w:rPr>
+                <w:rStyle w:val="af1"/>
+                <w:noProof/>
+              </w:rPr>
+              <w:t>&lt;Heading Unnumbered 3&gt;</w:t>
+            </w:r>
+            <w:r>
+              <w:rPr>
+                <w:noProof/>
+                <w:webHidden/>
+              </w:rPr>
+              <w:tab/>
+            </w:r>
+            <w:r>
+              <w:rPr>
+                <w:noProof/>
+                <w:webHidden/>
+              </w:rPr>
+              <w:fldChar w:fldCharType="begin"/>
+            </w:r>
+            <w:r>
+              <w:rPr>
+                <w:noProof/>
+                <w:webHidden/>
+              </w:rPr>
+              <w:instrText xml:space="preserve"> PAGEREF _Toc135490220 \h </w:instrText>
+            </w:r>
+            <w:r>
+              <w:rPr>
+                <w:noProof/>
+                <w:webHidden/>
+              </w:rPr>
+            </w:r>
+            <w:r>
+              <w:rPr>
+                <w:noProof/>
+                <w:webHidden/>
+              </w:rPr>
+              <w:fldChar w:fldCharType="separate"/>
+            </w:r>
+            <w:r>
+              <w:rPr>
+                <w:noProof/>
+                <w:webHidden/>
+              </w:rPr>
+              <w:t>2</w:t>
+            </w:r>
+            <w:r>
+              <w:rPr>
+                <w:noProof/>
+                <w:webHidden/>
+              </w:rPr>
+              <w:fldChar w:fldCharType="end"/>
+            </w:r>
+          </w:hyperlink>
         </w:p>
         <w:p>
           <w:pPr>
@@ -396,107 +366,97 @@
               <w14:ligatures w14:val="standardContextual"/>
             </w:rPr>
           </w:pPr>
-          <w:r>
-            <w:fldChar w:fldCharType="begin"/>
-          </w:r>
-          <w:r>
-            <w:instrText>HYPERLINK \l "_Toc135490221"</w:instrText>
-          </w:r>
-          <w:r>
-            <w:fldChar w:fldCharType="separate"/>
-          </w:r>
-          <w:r>
-            <w:rPr>
-              <w:rStyle w:val="af1"/>
-              <w:noProof/>
-            </w:rPr>
-            <w:t>1</w:t>
-          </w:r>
-          <w:r>
-            <w:rPr>
-              <w:rFonts w:asciiTheme="minorHAnsi" w:eastAsiaTheme="minorEastAsia" w:hAnsiTheme="minorHAnsi" w:cstheme="minorBidi"/>
-              <w:noProof/>
-              <w:color w:val="auto"/>
-              <w:kern w:val="2"/>
-              <w:sz w:val="21"/>
-              <w:lang w:eastAsia="ja-JP"/>
-              <w14:ligatures w14:val="standardContextual"/>
-            </w:rPr>
-            <w:tab/>
-          </w:r>
-          <w:r>
-            <w:rPr>
-              <w:rStyle w:val="af1"/>
-              <w:noProof/>
-            </w:rPr>
-            <w:t xml:space="preserve">&lt;Heading </w:t>
-          </w:r>
-          <w:r>
-            <w:rPr>
-              <w:rStyle w:val="af1"/>
-              <w:noProof/>
-              <w:lang w:eastAsia="ja-JP"/>
-            </w:rPr>
-            <w:t>にほんご</w:t>
-          </w:r>
-          <w:r>
-            <w:rPr>
-              <w:rStyle w:val="af1"/>
-              <w:noProof/>
-            </w:rPr>
-            <w:t>1&gt;</w:t>
-          </w:r>
-          <w:r>
-            <w:rPr>
-              <w:noProof/>
-              <w:webHidden/>
-            </w:rPr>
-            <w:tab/>
-          </w:r>
-          <w:r>
-            <w:rPr>
-              <w:noProof/>
-              <w:webHidden/>
-            </w:rPr>
-            <w:fldChar w:fldCharType="begin"/>
-          </w:r>
-          <w:r>
-            <w:rPr>
-              <w:noProof/>
-              <w:webHidden/>
-            </w:rPr>
-            <w:instrText xml:space="preserve"> PAGEREF _Toc135490221 \h </w:instrText>
-          </w:r>
-          <w:r>
-            <w:rPr>
-              <w:noProof/>
-              <w:webHidden/>
-            </w:rPr>
-          </w:r>
-          <w:r>
-            <w:rPr>
-              <w:noProof/>
-              <w:webHidden/>
-            </w:rPr>
-            <w:fldChar w:fldCharType="separate"/>
-          </w:r>
-          <w:r>
-            <w:rPr>
-              <w:noProof/>
-              <w:webHidden/>
-            </w:rPr>
-            <w:t>3</w:t>
-          </w:r>
-          <w:r>
-            <w:rPr>
-              <w:noProof/>
-              <w:webHidden/>
-            </w:rPr>
-            <w:fldChar w:fldCharType="end"/>
-          </w:r>
-          <w:r>
-            <w:fldChar w:fldCharType="end"/>
-          </w:r>
+          <w:hyperlink w:anchor="_Toc135490221" w:history="1">
+            <w:r>
+              <w:rPr>
+                <w:rStyle w:val="af1"/>
+                <w:noProof/>
+              </w:rPr>
+              <w:t>1</w:t>
+            </w:r>
+            <w:r>
+              <w:rPr>
+                <w:rFonts w:asciiTheme="minorHAnsi" w:eastAsiaTheme="minorEastAsia" w:hAnsiTheme="minorHAnsi" w:cstheme="minorBidi"/>
+                <w:noProof/>
+                <w:color w:val="auto"/>
+                <w:kern w:val="2"/>
+                <w:sz w:val="21"/>
+                <w:lang w:eastAsia="ja-JP"/>
+                <w14:ligatures w14:val="standardContextual"/>
+              </w:rPr>
+              <w:tab/>
+            </w:r>
+            <w:r>
+              <w:rPr>
+                <w:rStyle w:val="af1"/>
+                <w:noProof/>
+              </w:rPr>
+              <w:t xml:space="preserve">&lt;Heading </w:t>
+            </w:r>
+            <w:r>
+              <w:rPr>
+                <w:rStyle w:val="af1"/>
+                <w:noProof/>
+                <w:lang w:eastAsia="ja-JP"/>
+              </w:rPr>
+              <w:t>にほんご</w:t>
+            </w:r>
+            <w:r>
+              <w:rPr>
+                <w:rStyle w:val="af1"/>
+                <w:noProof/>
+              </w:rPr>
+              <w:t>1&gt;</w:t>
+            </w:r>
+            <w:r>
+              <w:rPr>
+                <w:noProof/>
+                <w:webHidden/>
+              </w:rPr>
+              <w:tab/>
+            </w:r>
+            <w:r>
+              <w:rPr>
+                <w:noProof/>
+                <w:webHidden/>
+              </w:rPr>
+              <w:fldChar w:fldCharType="begin"/>
+            </w:r>
+            <w:r>
+              <w:rPr>
+                <w:noProof/>
+                <w:webHidden/>
+              </w:rPr>
+              <w:instrText xml:space="preserve"> PAGEREF _Toc135490221 \h </w:instrText>
+            </w:r>
+            <w:r>
+              <w:rPr>
+                <w:noProof/>
+                <w:webHidden/>
+              </w:rPr>
+            </w:r>
+            <w:r>
+              <w:rPr>
+                <w:noProof/>
+                <w:webHidden/>
+              </w:rPr>
+              <w:fldChar w:fldCharType="separate"/>
+            </w:r>
+            <w:r>
+              <w:rPr>
+                <w:noProof/>
+                <w:webHidden/>
+              </w:rPr>
+              <w:t>3</w:t>
+            </w:r>
+            <w:r>
+              <w:rPr>
+                <w:noProof/>
+                <w:webHidden/>
+              </w:rPr>
+              <w:fldChar w:fldCharType="end"/>
+            </w:r>
+          </w:hyperlink>
         </w:p>
         <w:p>
           <w:pPr>
@@ -516,108 +476,98 @@
               <w14:ligatures w14:val="standardContextual"/>
             </w:rPr>
           </w:pPr>
-          <w:r>
-            <w:fldChar w:fldCharType="begin"/>
-          </w:r>
-          <w:r>
-            <w:instrText>HYPERLINK \l "_Toc135490222"</w:instrText>
-          </w:r>
-          <w:r>
-            <w:fldChar w:fldCharType="separate"/>
-          </w:r>
-          <w:r>
-            <w:rPr>
-              <w:rStyle w:val="af1"/>
-              <w:noProof/>
-            </w:rPr>
-            <w:t>1.1</w:t>
-          </w:r>
-          <w:r>
-            <w:rPr>
-              <w:rFonts w:asciiTheme="minorHAnsi" w:eastAsiaTheme="minorEastAsia" w:hAnsiTheme="minorHAnsi" w:cstheme="minorBidi"/>
-              <w:bCs w:val="0"/>
-              <w:noProof/>
-              <w:kern w:val="2"/>
-              <w:sz w:val="21"/>
-              <w:szCs w:val="24"/>
-              <w:lang w:eastAsia="ja-JP"/>
-              <w14:ligatures w14:val="standardContextual"/>
-            </w:rPr>
-            <w:tab/>
-          </w:r>
-          <w:r>
-            <w:rPr>
-              <w:rStyle w:val="af1"/>
-              <w:noProof/>
-            </w:rPr>
-            <w:t xml:space="preserve">&lt;Heading </w:t>
-          </w:r>
-          <w:r>
-            <w:rPr>
-              <w:rStyle w:val="af1"/>
-              <w:noProof/>
-              <w:lang w:eastAsia="ja-JP"/>
-            </w:rPr>
-            <w:t>にほんご</w:t>
-          </w:r>
-          <w:r>
-            <w:rPr>
-              <w:rStyle w:val="af1"/>
-              <w:noProof/>
-            </w:rPr>
-            <w:t>2&gt;</w:t>
-          </w:r>
-          <w:r>
-            <w:rPr>
-              <w:noProof/>
-              <w:webHidden/>
-            </w:rPr>
-            <w:tab/>
-          </w:r>
-          <w:r>
-            <w:rPr>
-              <w:noProof/>
-              <w:webHidden/>
-            </w:rPr>
-            <w:fldChar w:fldCharType="begin"/>
-          </w:r>
-          <w:r>
-            <w:rPr>
-              <w:noProof/>
-              <w:webHidden/>
-            </w:rPr>
-            <w:instrText xml:space="preserve"> PAGEREF _Toc135490222 \h </w:instrText>
-          </w:r>
-          <w:r>
-            <w:rPr>
-              <w:noProof/>
-              <w:webHidden/>
-            </w:rPr>
-          </w:r>
-          <w:r>
-            <w:rPr>
-              <w:noProof/>
-              <w:webHidden/>
-            </w:rPr>
-            <w:fldChar w:fldCharType="separate"/>
-          </w:r>
-          <w:r>
-            <w:rPr>
-              <w:noProof/>
-              <w:webHidden/>
-            </w:rPr>
-            <w:t>3</w:t>
-          </w:r>
-          <w:r>
-            <w:rPr>
-              <w:noProof/>
-              <w:webHidden/>
-            </w:rPr>
-            <w:fldChar w:fldCharType="end"/>
-          </w:r>
-          <w:r>
-            <w:fldChar w:fldCharType="end"/>
-          </w:r>
+          <w:hyperlink w:anchor="_Toc135490222" w:history="1">
+            <w:r>
+              <w:rPr>
+                <w:rStyle w:val="af1"/>
+                <w:noProof/>
+              </w:rPr>
+              <w:t>1.1</w:t>
+            </w:r>
+            <w:r>
+              <w:rPr>
+                <w:rFonts w:asciiTheme="minorHAnsi" w:eastAsiaTheme="minorEastAsia" w:hAnsiTheme="minorHAnsi" w:cstheme="minorBidi"/>
+                <w:bCs w:val="0"/>
+                <w:noProof/>
+                <w:kern w:val="2"/>
+                <w:sz w:val="21"/>
+                <w:szCs w:val="24"/>
+                <w:lang w:eastAsia="ja-JP"/>
+                <w14:ligatures w14:val="standardContextual"/>
+              </w:rPr>
+              <w:tab/>
+            </w:r>
+            <w:r>
+              <w:rPr>
+                <w:rStyle w:val="af1"/>
+                <w:noProof/>
+              </w:rPr>
+              <w:t xml:space="preserve">&lt;Heading </w:t>
+            </w:r>
+            <w:r>
+              <w:rPr>
+                <w:rStyle w:val="af1"/>
+                <w:noProof/>
+                <w:lang w:eastAsia="ja-JP"/>
+              </w:rPr>
+              <w:t>にほんご</w:t>
+            </w:r>
+            <w:r>
+              <w:rPr>
+                <w:rStyle w:val="af1"/>
+                <w:noProof/>
+              </w:rPr>
+              <w:t>2&gt;</w:t>
+            </w:r>
+            <w:r>
+              <w:rPr>
+                <w:noProof/>
+                <w:webHidden/>
+              </w:rPr>
+              <w:tab/>
+            </w:r>
+            <w:r>
+              <w:rPr>
+                <w:noProof/>
+                <w:webHidden/>
+              </w:rPr>
+              <w:fldChar w:fldCharType="begin"/>
+            </w:r>
+            <w:r>
+              <w:rPr>
+                <w:noProof/>
+                <w:webHidden/>
+              </w:rPr>
+              <w:instrText xml:space="preserve"> PAGEREF _Toc135490222 \h </w:instrText>
+            </w:r>
+            <w:r>
+              <w:rPr>
+                <w:noProof/>
+                <w:webHidden/>
+              </w:rPr>
+            </w:r>
+            <w:r>
+              <w:rPr>
+                <w:noProof/>
+                <w:webHidden/>
+              </w:rPr>
+              <w:fldChar w:fldCharType="separate"/>
+            </w:r>
+            <w:r>
+              <w:rPr>
+                <w:noProof/>
+                <w:webHidden/>
+              </w:rPr>
+              <w:t>3</w:t>
+            </w:r>
+            <w:r>
+              <w:rPr>
+                <w:noProof/>
+                <w:webHidden/>
+              </w:rPr>
+              <w:fldChar w:fldCharType="end"/>
+            </w:r>
+          </w:hyperlink>
         </w:p>
         <w:p>
           <w:pPr>
@@ -636,107 +586,97 @@
               <w14:ligatures w14:val="standardContextual"/>
             </w:rPr>
           </w:pPr>
-          <w:r>
-            <w:fldChar w:fldCharType="begin"/>
-          </w:r>
-          <w:r>
-            <w:instrText>HYPERLINK \l "_Toc135490223"</w:instrText>
-          </w:r>
-          <w:r>
-            <w:fldChar w:fldCharType="separate"/>
-          </w:r>
-          <w:r>
-            <w:rPr>
-              <w:rStyle w:val="af1"/>
-              <w:noProof/>
-            </w:rPr>
-            <w:t>1.1.1</w:t>
-          </w:r>
-          <w:r>
-            <w:rPr>
-              <w:rFonts w:asciiTheme="minorHAnsi" w:eastAsiaTheme="minorEastAsia" w:hAnsiTheme="minorHAnsi" w:cstheme="minorBidi"/>
-              <w:noProof/>
-              <w:kern w:val="2"/>
-              <w:sz w:val="21"/>
-              <w:szCs w:val="24"/>
-              <w:lang w:eastAsia="ja-JP"/>
-              <w14:ligatures w14:val="standardContextual"/>
-            </w:rPr>
-            <w:tab/>
-          </w:r>
-          <w:r>
-            <w:rPr>
-              <w:rStyle w:val="af1"/>
-              <w:noProof/>
-            </w:rPr>
-            <w:t xml:space="preserve">&lt;Heading </w:t>
-          </w:r>
-          <w:r>
-            <w:rPr>
-              <w:rStyle w:val="af1"/>
-              <w:noProof/>
-              <w:lang w:eastAsia="ja-JP"/>
-            </w:rPr>
-            <w:t>にほんご</w:t>
-          </w:r>
-          <w:r>
-            <w:rPr>
-              <w:rStyle w:val="af1"/>
-              <w:noProof/>
-            </w:rPr>
-            <w:t>3&gt;</w:t>
-          </w:r>
-          <w:r>
-            <w:rPr>
-              <w:noProof/>
-              <w:webHidden/>
-            </w:rPr>
-            <w:tab/>
-          </w:r>
-          <w:r>
-            <w:rPr>
-              <w:noProof/>
-              <w:webHidden/>
-            </w:rPr>
-            <w:fldChar w:fldCharType="begin"/>
-          </w:r>
-          <w:r>
-            <w:rPr>
-              <w:noProof/>
-              <w:webHidden/>
-            </w:rPr>
-            <w:instrText xml:space="preserve"> PAGEREF _Toc135490223 \h </w:instrText>
-          </w:r>
-          <w:r>
-            <w:rPr>
-              <w:noProof/>
-              <w:webHidden/>
-            </w:rPr>
-          </w:r>
-          <w:r>
-            <w:rPr>
-              <w:noProof/>
-              <w:webHidden/>
-            </w:rPr>
-            <w:fldChar w:fldCharType="separate"/>
-          </w:r>
-          <w:r>
-            <w:rPr>
-              <w:noProof/>
-              <w:webHidden/>
-            </w:rPr>
-            <w:t>3</w:t>
-          </w:r>
-          <w:r>
-            <w:rPr>
-              <w:noProof/>
-              <w:webHidden/>
-            </w:rPr>
-            <w:fldChar w:fldCharType="end"/>
-          </w:r>
-          <w:r>
-            <w:fldChar w:fldCharType="end"/>
-          </w:r>
+          <w:hyperlink w:anchor="_Toc135490223" w:history="1">
+            <w:r>
+              <w:rPr>
+                <w:rStyle w:val="af1"/>
+                <w:noProof/>
+              </w:rPr>
+              <w:t>1.1.1</w:t>
+            </w:r>
+            <w:r>
+              <w:rPr>
+                <w:rFonts w:asciiTheme="minorHAnsi" w:eastAsiaTheme="minorEastAsia" w:hAnsiTheme="minorHAnsi" w:cstheme="minorBidi"/>
+                <w:noProof/>
+                <w:kern w:val="2"/>
+                <w:sz w:val="21"/>
+                <w:szCs w:val="24"/>
+                <w:lang w:eastAsia="ja-JP"/>
+                <w14:ligatures w14:val="standardContextual"/>
+              </w:rPr>
+              <w:tab/>
+            </w:r>
+            <w:r>
+              <w:rPr>
+                <w:rStyle w:val="af1"/>
+                <w:noProof/>
+              </w:rPr>
+              <w:t xml:space="preserve">&lt;Heading </w:t>
+            </w:r>
+            <w:r>
+              <w:rPr>
+                <w:rStyle w:val="af1"/>
+                <w:noProof/>
+                <w:lang w:eastAsia="ja-JP"/>
+              </w:rPr>
+              <w:t>にほんご</w:t>
+            </w:r>
+            <w:r>
+              <w:rPr>
+                <w:rStyle w:val="af1"/>
+                <w:noProof/>
+              </w:rPr>
+              <w:t>3&gt;</w:t>
+            </w:r>
+            <w:r>
+              <w:rPr>
+                <w:noProof/>
+                <w:webHidden/>
+              </w:rPr>
+              <w:tab/>
+            </w:r>
+            <w:r>
+              <w:rPr>
+                <w:noProof/>
+                <w:webHidden/>
+              </w:rPr>
+              <w:fldChar w:fldCharType="begin"/>
+            </w:r>
+            <w:r>
+              <w:rPr>
+                <w:noProof/>
+                <w:webHidden/>
+              </w:rPr>
+              <w:instrText xml:space="preserve"> PAGEREF _Toc135490223 \h </w:instrText>
+            </w:r>
+            <w:r>
+              <w:rPr>
+                <w:noProof/>
+                <w:webHidden/>
+              </w:rPr>
+            </w:r>
+            <w:r>
+              <w:rPr>
+                <w:noProof/>
+                <w:webHidden/>
+              </w:rPr>
+              <w:fldChar w:fldCharType="separate"/>
+            </w:r>
+            <w:r>
+              <w:rPr>
+                <w:noProof/>
+                <w:webHidden/>
+              </w:rPr>
+              <w:t>3</w:t>
+            </w:r>
+            <w:r>
+              <w:rPr>
+                <w:noProof/>
+                <w:webHidden/>
+              </w:rPr>
+              <w:fldChar w:fldCharType="end"/>
+            </w:r>
+          </w:hyperlink>
         </w:p>
         <w:p>
           <w:pPr>
@@ -754,107 +694,97 @@
               <w14:ligatures w14:val="standardContextual"/>
             </w:rPr>
           </w:pPr>
-          <w:r>
-            <w:fldChar w:fldCharType="begin"/>
-          </w:r>
-          <w:r>
-            <w:instrText>HYPERLINK \l "_Toc135490224"</w:instrText>
-          </w:r>
-          <w:r>
-            <w:fldChar w:fldCharType="separate"/>
-          </w:r>
-          <w:r>
-            <w:rPr>
-              <w:rStyle w:val="af1"/>
-              <w:noProof/>
-            </w:rPr>
-            <w:t>Appendix A.</w:t>
-          </w:r>
-          <w:r>
-            <w:rPr>
-              <w:rFonts w:asciiTheme="minorHAnsi" w:eastAsiaTheme="minorEastAsia" w:hAnsiTheme="minorHAnsi" w:cstheme="minorBidi"/>
-              <w:noProof/>
-              <w:color w:val="auto"/>
-              <w:kern w:val="2"/>
-              <w:sz w:val="21"/>
-              <w:lang w:eastAsia="ja-JP"/>
-              <w14:ligatures w14:val="standardContextual"/>
-            </w:rPr>
-            <w:tab/>
-          </w:r>
-          <w:r>
-            <w:rPr>
-              <w:rStyle w:val="af1"/>
-              <w:noProof/>
-            </w:rPr>
-            <w:t xml:space="preserve">&lt;Appendix </w:t>
-          </w:r>
-          <w:r>
-            <w:rPr>
-              <w:rStyle w:val="af1"/>
-              <w:noProof/>
-              <w:lang w:eastAsia="ja-JP"/>
-            </w:rPr>
-            <w:t>にほんご</w:t>
-          </w:r>
-          <w:r>
-            <w:rPr>
-              <w:rStyle w:val="af1"/>
-              <w:noProof/>
-            </w:rPr>
-            <w:t>Title&gt;</w:t>
-          </w:r>
-          <w:r>
-            <w:rPr>
-              <w:noProof/>
-              <w:webHidden/>
-            </w:rPr>
-            <w:tab/>
-          </w:r>
-          <w:r>
-            <w:rPr>
-              <w:noProof/>
-              <w:webHidden/>
-            </w:rPr>
-            <w:fldChar w:fldCharType="begin"/>
-          </w:r>
-          <w:r>
-            <w:rPr>
-              <w:noProof/>
-              <w:webHidden/>
-            </w:rPr>
-            <w:instrText xml:space="preserve"> PAGEREF _Toc135490224 \h </w:instrText>
-          </w:r>
-          <w:r>
-            <w:rPr>
-              <w:noProof/>
-              <w:webHidden/>
-            </w:rPr>
-          </w:r>
-          <w:r>
-            <w:rPr>
-              <w:noProof/>
-              <w:webHidden/>
-            </w:rPr>
-            <w:fldChar w:fldCharType="separate"/>
-          </w:r>
-          <w:r>
-            <w:rPr>
-              <w:noProof/>
-              <w:webHidden/>
-            </w:rPr>
-            <w:t>5</w:t>
-          </w:r>
-          <w:r>
-            <w:rPr>
-              <w:noProof/>
-              <w:webHidden/>
-            </w:rPr>
-            <w:fldChar w:fldCharType="end"/>
-          </w:r>
-          <w:r>
-            <w:fldChar w:fldCharType="end"/>
-          </w:r>
+          <w:hyperlink w:anchor="_Toc135490224" w:history="1">
+            <w:r>
+              <w:rPr>
+                <w:rStyle w:val="af1"/>
+                <w:noProof/>
+              </w:rPr>
+              <w:t>Appendix A.</w:t>
+            </w:r>
+            <w:r>
+              <w:rPr>
+                <w:rFonts w:asciiTheme="minorHAnsi" w:eastAsiaTheme="minorEastAsia" w:hAnsiTheme="minorHAnsi" w:cstheme="minorBidi"/>
+                <w:noProof/>
+                <w:color w:val="auto"/>
+                <w:kern w:val="2"/>
+                <w:sz w:val="21"/>
+                <w:lang w:eastAsia="ja-JP"/>
+                <w14:ligatures w14:val="standardContextual"/>
+              </w:rPr>
+              <w:tab/>
+            </w:r>
+            <w:r>
+              <w:rPr>
+                <w:rStyle w:val="af1"/>
+                <w:noProof/>
+              </w:rPr>
+              <w:t xml:space="preserve">&lt;Appendix </w:t>
+            </w:r>
+            <w:r>
+              <w:rPr>
+                <w:rStyle w:val="af1"/>
+                <w:noProof/>
+                <w:lang w:eastAsia="ja-JP"/>
+              </w:rPr>
+              <w:t>にほんご</w:t>
+            </w:r>
+            <w:r>
+              <w:rPr>
+                <w:rStyle w:val="af1"/>
+                <w:noProof/>
+              </w:rPr>
+              <w:t>Title&gt;</w:t>
+            </w:r>
+            <w:r>
+              <w:rPr>
+                <w:noProof/>
+                <w:webHidden/>
+              </w:rPr>
+              <w:tab/>
+            </w:r>
+            <w:r>
+              <w:rPr>
+                <w:noProof/>
+                <w:webHidden/>
+              </w:rPr>
+              <w:fldChar w:fldCharType="begin"/>
+            </w:r>
+            <w:r>
+              <w:rPr>
+                <w:noProof/>
+                <w:webHidden/>
+              </w:rPr>
+              <w:instrText xml:space="preserve"> PAGEREF _Toc135490224 \h </w:instrText>
+            </w:r>
+            <w:r>
+              <w:rPr>
+                <w:noProof/>
+                <w:webHidden/>
+              </w:rPr>
+            </w:r>
+            <w:r>
+              <w:rPr>
+                <w:noProof/>
+                <w:webHidden/>
+              </w:rPr>
+              <w:fldChar w:fldCharType="separate"/>
+            </w:r>
+            <w:r>
+              <w:rPr>
+                <w:noProof/>
+                <w:webHidden/>
+              </w:rPr>
+              <w:t>5</w:t>
+            </w:r>
+            <w:r>
+              <w:rPr>
+                <w:noProof/>
+                <w:webHidden/>
+              </w:rPr>
+              <w:fldChar w:fldCharType="end"/>
+            </w:r>
+          </w:hyperlink>
         </w:p>
         <w:p>
           <w:pPr>
@@ -874,108 +804,98 @@
               <w14:ligatures w14:val="standardContextual"/>
             </w:rPr>
           </w:pPr>
-          <w:r>
-            <w:fldChar w:fldCharType="begin"/>
-          </w:r>
-          <w:r>
-            <w:instrText>HYPERLINK \l "_Toc135490225"</w:instrText>
-          </w:r>
-          <w:r>
-            <w:fldChar w:fldCharType="separate"/>
-          </w:r>
-          <w:r>
-            <w:rPr>
-              <w:rStyle w:val="af1"/>
-              <w:noProof/>
-            </w:rPr>
-            <w:t>A.1.</w:t>
-          </w:r>
-          <w:r>
-            <w:rPr>
-              <w:rFonts w:asciiTheme="minorHAnsi" w:eastAsiaTheme="minorEastAsia" w:hAnsiTheme="minorHAnsi" w:cstheme="minorBidi"/>
-              <w:bCs w:val="0"/>
-              <w:noProof/>
-              <w:kern w:val="2"/>
-              <w:sz w:val="21"/>
-              <w:szCs w:val="24"/>
-              <w:lang w:eastAsia="ja-JP"/>
-              <w14:ligatures w14:val="standardContextual"/>
-            </w:rPr>
-            <w:tab/>
-          </w:r>
-          <w:r>
-            <w:rPr>
-              <w:rStyle w:val="af1"/>
-              <w:noProof/>
-            </w:rPr>
-            <w:t xml:space="preserve">&lt;Appendix </w:t>
-          </w:r>
-          <w:r>
-            <w:rPr>
-              <w:rStyle w:val="af1"/>
-              <w:noProof/>
-              <w:lang w:eastAsia="ja-JP"/>
-            </w:rPr>
-            <w:t>にほんご</w:t>
-          </w:r>
-          <w:r>
-            <w:rPr>
-              <w:rStyle w:val="af1"/>
-              <w:noProof/>
-            </w:rPr>
-            <w:t>Subsection&gt;</w:t>
-          </w:r>
-          <w:r>
-            <w:rPr>
-              <w:noProof/>
-              <w:webHidden/>
-            </w:rPr>
-            <w:tab/>
-          </w:r>
-          <w:r>
-            <w:rPr>
-              <w:noProof/>
-              <w:webHidden/>
-            </w:rPr>
-            <w:fldChar w:fldCharType="begin"/>
-          </w:r>
-          <w:r>
-            <w:rPr>
-              <w:noProof/>
-              <w:webHidden/>
-            </w:rPr>
-            <w:instrText xml:space="preserve"> PAGEREF _Toc135490225 \h </w:instrText>
-          </w:r>
-          <w:r>
-            <w:rPr>
-              <w:noProof/>
-              <w:webHidden/>
-            </w:rPr>
-          </w:r>
-          <w:r>
-            <w:rPr>
-              <w:noProof/>
-              <w:webHidden/>
-            </w:rPr>
-            <w:fldChar w:fldCharType="separate"/>
-          </w:r>
-          <w:r>
-            <w:rPr>
-              <w:noProof/>
-              <w:webHidden/>
-            </w:rPr>
-            <w:t>5</w:t>
-          </w:r>
-          <w:r>
-            <w:rPr>
-              <w:noProof/>
-              <w:webHidden/>
-            </w:rPr>
-            <w:fldChar w:fldCharType="end"/>
-          </w:r>
-          <w:r>
-            <w:fldChar w:fldCharType="end"/>
-          </w:r>
+          <w:hyperlink w:anchor="_Toc135490225" w:history="1">
+            <w:r>
+              <w:rPr>
+                <w:rStyle w:val="af1"/>
+                <w:noProof/>
+              </w:rPr>
+              <w:t>A.1.</w:t>
+            </w:r>
+            <w:r>
+              <w:rPr>
+                <w:rFonts w:asciiTheme="minorHAnsi" w:eastAsiaTheme="minorEastAsia" w:hAnsiTheme="minorHAnsi" w:cstheme="minorBidi"/>
+                <w:bCs w:val="0"/>
+                <w:noProof/>
+                <w:kern w:val="2"/>
+                <w:sz w:val="21"/>
+                <w:szCs w:val="24"/>
+                <w:lang w:eastAsia="ja-JP"/>
+                <w14:ligatures w14:val="standardContextual"/>
+              </w:rPr>
+              <w:tab/>
+            </w:r>
+            <w:r>
+              <w:rPr>
+                <w:rStyle w:val="af1"/>
+                <w:noProof/>
+              </w:rPr>
+              <w:t xml:space="preserve">&lt;Appendix </w:t>
+            </w:r>
+            <w:r>
+              <w:rPr>
+                <w:rStyle w:val="af1"/>
+                <w:noProof/>
+                <w:lang w:eastAsia="ja-JP"/>
+              </w:rPr>
+              <w:t>にほんご</w:t>
+            </w:r>
+            <w:r>
+              <w:rPr>
+                <w:rStyle w:val="af1"/>
+                <w:noProof/>
+              </w:rPr>
+              <w:t>Subsection&gt;</w:t>
+            </w:r>
+            <w:r>
+              <w:rPr>
+                <w:noProof/>
+                <w:webHidden/>
+              </w:rPr>
+              <w:tab/>
+            </w:r>
+            <w:r>
+              <w:rPr>
+                <w:noProof/>
+                <w:webHidden/>
+              </w:rPr>
+              <w:fldChar w:fldCharType="begin"/>
+            </w:r>
+            <w:r>
+              <w:rPr>
+                <w:noProof/>
+                <w:webHidden/>
+              </w:rPr>
+              <w:instrText xml:space="preserve"> PAGEREF _Toc135490225 \h </w:instrText>
+            </w:r>
+            <w:r>
+              <w:rPr>
+                <w:noProof/>
+                <w:webHidden/>
+              </w:rPr>
+            </w:r>
+            <w:r>
+              <w:rPr>
+                <w:noProof/>
+                <w:webHidden/>
+              </w:rPr>
+              <w:fldChar w:fldCharType="separate"/>
+            </w:r>
+            <w:r>
+              <w:rPr>
+                <w:noProof/>
+                <w:webHidden/>
+              </w:rPr>
+              <w:t>5</w:t>
+            </w:r>
+            <w:r>
+              <w:rPr>
+                <w:noProof/>
+                <w:webHidden/>
+              </w:rPr>
+              <w:fldChar w:fldCharType="end"/>
+            </w:r>
+          </w:hyperlink>
         </w:p>
         <w:p>
           <w:pPr>
@@ -994,107 +914,97 @@
               <w14:ligatures w14:val="standardContextual"/>
             </w:rPr>
           </w:pPr>
-          <w:r>
-            <w:fldChar w:fldCharType="begin"/>
-          </w:r>
-          <w:r>
-            <w:instrText>HYPERLINK \l "_Toc135490226"</w:instrText>
-          </w:r>
-          <w:r>
-            <w:fldChar w:fldCharType="separate"/>
-          </w:r>
-          <w:r>
-            <w:rPr>
-              <w:rStyle w:val="af1"/>
-              <w:noProof/>
-            </w:rPr>
-            <w:t>A.1.1</w:t>
-          </w:r>
-          <w:r>
-            <w:rPr>
-              <w:rFonts w:asciiTheme="minorHAnsi" w:eastAsiaTheme="minorEastAsia" w:hAnsiTheme="minorHAnsi" w:cstheme="minorBidi"/>
-              <w:noProof/>
-              <w:kern w:val="2"/>
-              <w:sz w:val="21"/>
-              <w:szCs w:val="24"/>
-              <w:lang w:eastAsia="ja-JP"/>
-              <w14:ligatures w14:val="standardContextual"/>
-            </w:rPr>
-            <w:tab/>
-          </w:r>
-          <w:r>
-            <w:rPr>
-              <w:rStyle w:val="af1"/>
-              <w:noProof/>
-            </w:rPr>
-            <w:t xml:space="preserve">&lt;Appendix </w:t>
-          </w:r>
-          <w:r>
-            <w:rPr>
-              <w:rStyle w:val="af1"/>
-              <w:noProof/>
-              <w:lang w:eastAsia="ja-JP"/>
-            </w:rPr>
-            <w:t>にほんご</w:t>
-          </w:r>
-          <w:r>
-            <w:rPr>
-              <w:rStyle w:val="af1"/>
-              <w:noProof/>
-            </w:rPr>
-            <w:t>Heading 3&gt;</w:t>
-          </w:r>
-          <w:r>
-            <w:rPr>
-              <w:noProof/>
-              <w:webHidden/>
-            </w:rPr>
-            <w:tab/>
-          </w:r>
-          <w:r>
-            <w:rPr>
-              <w:noProof/>
-              <w:webHidden/>
-            </w:rPr>
-            <w:fldChar w:fldCharType="begin"/>
-          </w:r>
-          <w:r>
-            <w:rPr>
-              <w:noProof/>
-              <w:webHidden/>
-            </w:rPr>
-            <w:instrText xml:space="preserve"> PAGEREF _Toc135490226 \h </w:instrText>
-          </w:r>
-          <w:r>
-            <w:rPr>
-              <w:noProof/>
-              <w:webHidden/>
-            </w:rPr>
-          </w:r>
-          <w:r>
-            <w:rPr>
-              <w:noProof/>
-              <w:webHidden/>
-            </w:rPr>
-            <w:fldChar w:fldCharType="separate"/>
-          </w:r>
-          <w:r>
-            <w:rPr>
-              <w:noProof/>
-              <w:webHidden/>
-            </w:rPr>
-            <w:t>5</w:t>
-          </w:r>
-          <w:r>
-            <w:rPr>
-              <w:noProof/>
-              <w:webHidden/>
-            </w:rPr>
-            <w:fldChar w:fldCharType="end"/>
-          </w:r>
-          <w:r>
-            <w:fldChar w:fldCharType="end"/>
-          </w:r>
+          <w:hyperlink w:anchor="_Toc135490226" w:history="1">
+            <w:r>
+              <w:rPr>
+                <w:rStyle w:val="af1"/>
+                <w:noProof/>
+              </w:rPr>
+              <w:t>A.1.1</w:t>
+            </w:r>
+            <w:r>
+              <w:rPr>
+                <w:rFonts w:asciiTheme="minorHAnsi" w:eastAsiaTheme="minorEastAsia" w:hAnsiTheme="minorHAnsi" w:cstheme="minorBidi"/>
+                <w:noProof/>
+                <w:kern w:val="2"/>
+                <w:sz w:val="21"/>
+                <w:szCs w:val="24"/>
+                <w:lang w:eastAsia="ja-JP"/>
+                <w14:ligatures w14:val="standardContextual"/>
+              </w:rPr>
+              <w:tab/>
+            </w:r>
+            <w:r>
+              <w:rPr>
+                <w:rStyle w:val="af1"/>
+                <w:noProof/>
+              </w:rPr>
+              <w:t xml:space="preserve">&lt;Appendix </w:t>
+            </w:r>
+            <w:r>
+              <w:rPr>
+                <w:rStyle w:val="af1"/>
+                <w:noProof/>
+                <w:lang w:eastAsia="ja-JP"/>
+              </w:rPr>
+              <w:t>にほんご</w:t>
+            </w:r>
+            <w:r>
+              <w:rPr>
+                <w:rStyle w:val="af1"/>
+                <w:noProof/>
+              </w:rPr>
+              <w:t>Heading 3&gt;</w:t>
+            </w:r>
+            <w:r>
+              <w:rPr>
+                <w:noProof/>
+                <w:webHidden/>
+              </w:rPr>
+              <w:tab/>
+            </w:r>
+            <w:r>
+              <w:rPr>
+                <w:noProof/>
+                <w:webHidden/>
+              </w:rPr>
+              <w:fldChar w:fldCharType="begin"/>
+            </w:r>
+            <w:r>
+              <w:rPr>
+                <w:noProof/>
+                <w:webHidden/>
+              </w:rPr>
+              <w:instrText xml:space="preserve"> PAGEREF _Toc135490226 \h </w:instrText>
+            </w:r>
+            <w:r>
+              <w:rPr>
+                <w:noProof/>
+                <w:webHidden/>
+              </w:rPr>
+            </w:r>
+            <w:r>
+              <w:rPr>
+                <w:noProof/>
+                <w:webHidden/>
+              </w:rPr>
+              <w:fldChar w:fldCharType="separate"/>
+            </w:r>
+            <w:r>
+              <w:rPr>
+                <w:noProof/>
+                <w:webHidden/>
+              </w:rPr>
+              <w:t>5</w:t>
+            </w:r>
+            <w:r>
+              <w:rPr>
+                <w:noProof/>
+                <w:webHidden/>
+              </w:rPr>
+              <w:fldChar w:fldCharType="end"/>
+            </w:r>
+          </w:hyperlink>
         </w:p>
         <w:p>
           <w:r>
@@ -4834,25 +4744,14 @@
       <w:pPr>
         <w:pStyle w:val="a1"/>
       </w:pPr>
-      <w:r>
-        <w:lastRenderedPageBreak/>
-        <w:fldChar w:fldCharType="begin"/>
-      </w:r>
-      <w:r>
-        <w:instrText>HYPERLINK "https://google.com" \h</w:instrText>
-      </w:r>
-      <w:r>
-        <w:fldChar w:fldCharType="separate"/>
-      </w:r>
-      <w:r>
-        <w:rPr>
-          <w:rStyle w:val="af1"/>
-        </w:rPr>
-        <w:t>Link</w:t>
-      </w:r>
-      <w:r>
-        <w:fldChar w:fldCharType="end"/>
-      </w:r>
+      <w:hyperlink r:id="rId7">
+        <w:r>
+          <w:rPr>
+            <w:rStyle w:val="af1"/>
+          </w:rPr>
+          <w:t>Link</w:t>
+        </w:r>
+      </w:hyperlink>
     </w:p>
     <w:p>
       <w:pPr>
@@ -5051,7 +4950,7 @@
                     </pic:cNvPicPr>
                   </pic:nvPicPr>
                   <pic:blipFill>
-                    <a:blip r:embed="rId7"/>
+                    <a:blip r:embed="rId8"/>
                     <a:stretch>
                       <a:fillRect/>
                     </a:stretch>
@@ -5094,23 +4993,18 @@
       </w:r>
     </w:p>
     <w:sectPr>
-      <w:headerReference w:type="even" r:id="rId8"/>
-      <w:headerReference w:type="default" r:id="rId9"/>
-      <w:footerReference w:type="even" r:id="rId10"/>
-      <w:footerReference w:type="default" r:id="rId11"/>
-      <w:headerReference w:type="first" r:id="rId12"/>
-      <w:footerReference w:type="first" r:id="rId13"/>
+      <w:headerReference w:type="even" r:id="rId9"/>
+      <w:headerReference w:type="default" r:id="rId10"/>
+      <w:footerReference w:type="even" r:id="rId11"/>
+      <w:footerReference w:type="default" r:id="rId12"/>
+      <w:headerReference w:type="first" r:id="rId13"/>
+      <w:footerReference w:type="first" r:id="rId14"/>
       <w:pgSz w:w="10318" w:h="14570" w:code="13"/>
       <w:pgMar w:top="720" w:right="720" w:bottom="720" w:left="720" w:header="851" w:footer="992" w:gutter="0"/>
       <w:pgNumType w:start="0"/>
       <w:cols w:space="425"/>
       <w:titlePg/>
       <w:docGrid w:linePitch="300" w:charSpace="-4333"/>
-      <w:sectPrChange w:id="31" w:author="Kazuki Yamamoto" w:date="2025-08-09T14:25:00Z" w16du:dateUtc="2025-08-09T05:25:00Z">
-        <w:sectPr>
-          <w:pgMar w:top="1440" w:right="1080" w:bottom="1440" w:left="1080" w:header="851" w:footer="992" w:gutter="0"/>
-        </w:sectPr>
-      </w:sectPrChange>
     </w:sectPr>
   </w:body>
 </w:document>

--- a/system/ref.docx
+++ b/system/ref.docx
@@ -105,7 +105,8 @@
           <w:bCs w:val="0"/>
           <w:i w:val="0"/>
           <w:iCs w:val="0"/>
-          <w:szCs w:val="20"/>
+          <w:sz w:val="18"/>
+          <w:szCs w:val="18"/>
         </w:rPr>
       </w:sdtEndPr>
       <w:sdtContent>
@@ -206,7 +207,7 @@
         </w:p>
         <w:p>
           <w:pPr>
-            <w:pStyle w:val="26"/>
+            <w:pStyle w:val="27"/>
             <w:tabs>
               <w:tab w:val="right" w:leader="dot" w:pos="8148"/>
             </w:tabs>
@@ -281,7 +282,7 @@
         </w:p>
         <w:p>
           <w:pPr>
-            <w:pStyle w:val="32"/>
+            <w:pStyle w:val="33"/>
             <w:tabs>
               <w:tab w:val="right" w:leader="dot" w:pos="8148"/>
             </w:tabs>
@@ -460,7 +461,7 @@
         </w:p>
         <w:p>
           <w:pPr>
-            <w:pStyle w:val="26"/>
+            <w:pStyle w:val="27"/>
             <w:tabs>
               <w:tab w:val="left" w:pos="800"/>
               <w:tab w:val="right" w:leader="dot" w:pos="8148"/>
@@ -571,7 +572,7 @@
         </w:p>
         <w:p>
           <w:pPr>
-            <w:pStyle w:val="32"/>
+            <w:pStyle w:val="33"/>
             <w:tabs>
               <w:tab w:val="left" w:pos="1200"/>
               <w:tab w:val="right" w:leader="dot" w:pos="8148"/>
@@ -788,7 +789,7 @@
         </w:p>
         <w:p>
           <w:pPr>
-            <w:pStyle w:val="26"/>
+            <w:pStyle w:val="27"/>
             <w:tabs>
               <w:tab w:val="left" w:pos="800"/>
               <w:tab w:val="right" w:leader="dot" w:pos="8148"/>
@@ -899,7 +900,7 @@
         </w:p>
         <w:p>
           <w:pPr>
-            <w:pStyle w:val="32"/>
+            <w:pStyle w:val="33"/>
             <w:tabs>
               <w:tab w:val="left" w:pos="1200"/>
               <w:tab w:val="right" w:leader="dot" w:pos="8148"/>
@@ -1147,7 +1148,7 @@
     </w:p>
     <w:p>
       <w:pPr>
-        <w:pStyle w:val="30"/>
+        <w:pStyle w:val="31"/>
       </w:pPr>
       <w:bookmarkStart w:id="11" w:name="heading-3"/>
       <w:bookmarkStart w:id="12" w:name="_Toc135490223"/>
@@ -1169,7 +1170,7 @@
     </w:p>
     <w:p>
       <w:pPr>
-        <w:pStyle w:val="4"/>
+        <w:pStyle w:val="40"/>
       </w:pPr>
       <w:bookmarkStart w:id="13" w:name="heading-4"/>
       <w:r>
@@ -1731,43 +1732,68 @@
     </w:p>
     <w:p>
       <w:pPr>
-        <w:pStyle w:val="a1"/>
-      </w:pPr>
-      <w:r>
-        <w:br/>
+        <w:pStyle w:val="BulletList3"/>
+      </w:pPr>
+      <w:r>
+        <w:t xml:space="preserve">&lt;Bullet </w:t>
+      </w:r>
+      <w:r>
+        <w:rPr>
+          <w:rFonts w:hint="eastAsia"/>
+          <w:lang w:eastAsia="ja-JP"/>
+        </w:rPr>
+        <w:t>にほんご</w:t>
+      </w:r>
+      <w:r>
+        <w:t xml:space="preserve">List </w:t>
+      </w:r>
+      <w:r>
+        <w:rPr>
+          <w:rFonts w:hint="eastAsia"/>
+          <w:lang w:eastAsia="ja-JP"/>
+        </w:rPr>
+        <w:t>３</w:t>
+      </w:r>
+      <w:r>
+        <w:t>&gt;</w:t>
       </w:r>
     </w:p>
     <w:p>
       <w:pPr>
-        <w:pStyle w:val="FeatureList1"/>
-      </w:pPr>
-      <w:r>
-        <w:t>&lt;Feature List 1&gt;</w:t>
+        <w:pStyle w:val="a1"/>
+      </w:pPr>
+      <w:r>
+        <w:br/>
       </w:r>
     </w:p>
     <w:p>
       <w:pPr>
-        <w:pStyle w:val="FeatureList2"/>
-      </w:pPr>
-      <w:r>
-        <w:t>&lt;Feature List 2&gt;</w:t>
+        <w:pStyle w:val="FeatureList1"/>
+      </w:pPr>
+      <w:r>
+        <w:t>&lt;Feature List 1&gt;</w:t>
       </w:r>
     </w:p>
     <w:p>
       <w:pPr>
-        <w:pStyle w:val="a1"/>
-      </w:pPr>
-      <w:r>
-        <w:br/>
+        <w:pStyle w:val="FeatureList2"/>
+      </w:pPr>
+      <w:r>
+        <w:t>&lt;Feature List 2&gt;</w:t>
       </w:r>
     </w:p>
     <w:p>
       <w:pPr>
+        <w:pStyle w:val="a1"/>
+      </w:pPr>
+      <w:r>
+        <w:br/>
+      </w:r>
+    </w:p>
+    <w:p>
+      <w:pPr>
         <w:spacing w:after="160" w:line="259" w:lineRule="auto"/>
         <w:contextualSpacing w:val="0"/>
-        <w:rPr>
-          <w:sz w:val="18"/>
-        </w:rPr>
       </w:pPr>
       <w:r>
         <w:br w:type="page"/>
@@ -1784,19 +1810,34 @@
     </w:p>
     <w:p>
       <w:pPr>
-        <w:pStyle w:val="NumberedList2"/>
-      </w:pPr>
-      <w:r>
-        <w:t>&lt;Numbered List 2&gt;</w:t>
-      </w:r>
+        <w:pStyle w:val="BulletList1"/>
+      </w:pPr>
     </w:p>
     <w:p>
       <w:pPr>
+        <w:pStyle w:val="NumberedList2"/>
+      </w:pPr>
+      <w:r>
+        <w:t>&lt;Numbered List 2&gt;</w:t>
+      </w:r>
+    </w:p>
+    <w:p>
+      <w:pPr>
+        <w:pStyle w:val="BulletList2"/>
+      </w:pPr>
+    </w:p>
+    <w:p>
+      <w:pPr>
         <w:pStyle w:val="NumberedList3"/>
       </w:pPr>
       <w:r>
         <w:t>&lt;Numbered List 3&gt;</w:t>
       </w:r>
+    </w:p>
+    <w:p>
+      <w:pPr>
+        <w:pStyle w:val="BulletList3"/>
+      </w:pPr>
     </w:p>
     <w:p>
       <w:pPr>
@@ -4058,16 +4099,16 @@
         <w:rPr>
           <w:rStyle w:val="CommentTok"/>
         </w:rPr>
+        <w:t>https://packaging.python.org/en/latest/distributing.html</w:t>
+      </w:r>
+      <w:r>
+        <w:br/>
+      </w:r>
+      <w:r>
+        <w:rPr>
+          <w:rStyle w:val="CommentTok"/>
+        </w:rPr>
         <w:lastRenderedPageBreak/>
-        <w:t>https://packaging.python.org/en/latest/distributing.html</w:t>
-      </w:r>
-      <w:r>
-        <w:br/>
-      </w:r>
-      <w:r>
-        <w:rPr>
-          <w:rStyle w:val="CommentTok"/>
-        </w:rPr>
         <w:t>https://github.com/pypa/sampleproject</w:t>
       </w:r>
       <w:r>
@@ -5134,7 +5175,7 @@
         <w:noProof/>
         <w:color w:val="0F243E" w:themeColor="text2" w:themeShade="80"/>
       </w:rPr>
-      <w:instrText>1</w:instrText>
+      <w:instrText>5</w:instrText>
     </w:r>
     <w:r>
       <w:rPr>
@@ -5163,7 +5204,7 @@
         <w:noProof/>
         <w:color w:val="0F243E" w:themeColor="text2" w:themeShade="80"/>
       </w:rPr>
-      <w:t>1</w:t>
+      <w:t>5</w:t>
     </w:r>
     <w:r>
       <w:rPr>
@@ -5201,24 +5242,9 @@
         <w:right w:w="99" w:type="dxa"/>
       </w:tblCellMar>
       <w:tblLook w:val="0000" w:firstRow="0" w:lastRow="0" w:firstColumn="0" w:lastColumn="0" w:noHBand="0" w:noVBand="0"/>
-      <w:tblPrChange w:id="25" w:author="Kazuki Yamamoto" w:date="2025-08-09T14:26:00Z" w16du:dateUtc="2025-08-09T05:26:00Z">
-        <w:tblPr>
-          <w:tblW w:w="0" w:type="auto"/>
-          <w:tblCellMar>
-            <w:left w:w="99" w:type="dxa"/>
-            <w:right w:w="99" w:type="dxa"/>
-          </w:tblCellMar>
-          <w:tblLook w:val="0000" w:firstRow="0" w:lastRow="0" w:firstColumn="0" w:lastColumn="0" w:noHBand="0" w:noVBand="0"/>
-        </w:tblPr>
-      </w:tblPrChange>
     </w:tblPr>
     <w:tblGrid>
       <w:gridCol w:w="8356"/>
-      <w:tblGridChange w:id="26">
-        <w:tblGrid>
-          <w:gridCol w:w="8356"/>
-        </w:tblGrid>
-      </w:tblGridChange>
     </w:tblGrid>
     <w:tr>
       <w:trPr>
@@ -5228,12 +5254,6 @@
         <w:tcPr>
           <w:tcW w:w="8356" w:type="dxa"/>
           <w:vAlign w:val="center"/>
-          <w:tcPrChange w:id="27" w:author="Kazuki Yamamoto" w:date="2025-08-09T14:26:00Z" w16du:dateUtc="2025-08-09T05:26:00Z">
-            <w:tcPr>
-              <w:tcW w:w="8356" w:type="dxa"/>
-              <w:vAlign w:val="center"/>
-            </w:tcPr>
-          </w:tcPrChange>
         </w:tcPr>
         <w:p>
           <w:pPr>
@@ -5250,12 +5270,6 @@
         <w:tcPr>
           <w:tcW w:w="8356" w:type="dxa"/>
           <w:vAlign w:val="center"/>
-          <w:tcPrChange w:id="28" w:author="Kazuki Yamamoto" w:date="2025-08-09T14:26:00Z" w16du:dateUtc="2025-08-09T05:26:00Z">
-            <w:tcPr>
-              <w:tcW w:w="8356" w:type="dxa"/>
-              <w:vAlign w:val="center"/>
-            </w:tcPr>
-          </w:tcPrChange>
         </w:tcPr>
         <w:p>
           <w:pPr>
@@ -5272,12 +5286,6 @@
         <w:tcPr>
           <w:tcW w:w="8356" w:type="dxa"/>
           <w:vAlign w:val="center"/>
-          <w:tcPrChange w:id="29" w:author="Kazuki Yamamoto" w:date="2025-08-09T14:26:00Z" w16du:dateUtc="2025-08-09T05:26:00Z">
-            <w:tcPr>
-              <w:tcW w:w="8356" w:type="dxa"/>
-              <w:vAlign w:val="center"/>
-            </w:tcPr>
-          </w:tcPrChange>
         </w:tcPr>
         <w:p>
           <w:pPr>
@@ -5294,12 +5302,6 @@
         <w:tcPr>
           <w:tcW w:w="8356" w:type="dxa"/>
           <w:vAlign w:val="center"/>
-          <w:tcPrChange w:id="30" w:author="Kazuki Yamamoto" w:date="2025-08-09T14:26:00Z" w16du:dateUtc="2025-08-09T05:26:00Z">
-            <w:tcPr>
-              <w:tcW w:w="8356" w:type="dxa"/>
-              <w:vAlign w:val="center"/>
-            </w:tcPr>
-          </w:tcPrChange>
         </w:tcPr>
         <w:p>
           <w:pPr>
@@ -5611,7 +5613,7 @@
   <w:abstractNum w:abstractNumId="5" w15:restartNumberingAfterBreak="0">
     <w:nsid w:val="FFFFFF81"/>
     <w:multiLevelType w:val="singleLevel"/>
-    <w:tmpl w:val="CE90E92A"/>
+    <w:tmpl w:val="D69E225A"/>
     <w:lvl w:ilvl="0">
       <w:start w:val="1"/>
       <w:numFmt w:val="bullet"/>
@@ -5631,7 +5633,7 @@
   <w:abstractNum w:abstractNumId="6" w15:restartNumberingAfterBreak="0">
     <w:nsid w:val="FFFFFF82"/>
     <w:multiLevelType w:val="singleLevel"/>
-    <w:tmpl w:val="982EB404"/>
+    <w:tmpl w:val="798A2C08"/>
     <w:lvl w:ilvl="0">
       <w:start w:val="1"/>
       <w:numFmt w:val="bullet"/>
@@ -5652,7 +5654,7 @@
   <w:abstractNum w:abstractNumId="7" w15:restartNumberingAfterBreak="0">
     <w:nsid w:val="FFFFFF83"/>
     <w:multiLevelType w:val="singleLevel"/>
-    <w:tmpl w:val="69A670D6"/>
+    <w:tmpl w:val="2DB868E0"/>
     <w:lvl w:ilvl="0">
       <w:start w:val="1"/>
       <w:numFmt w:val="bullet"/>
@@ -5709,6 +5711,120 @@
     </w:lvl>
   </w:abstractNum>
   <w:abstractNum w:abstractNumId="10" w15:restartNumberingAfterBreak="0">
+    <w:nsid w:val="0A9643E0"/>
+    <w:multiLevelType w:val="multilevel"/>
+    <w:tmpl w:val="1E5CF244"/>
+    <w:styleLink w:val="30"/>
+    <w:lvl w:ilvl="0">
+      <w:start w:val="1"/>
+      <w:numFmt w:val="bullet"/>
+      <w:lvlText w:val=""/>
+      <w:lvlJc w:val="left"/>
+      <w:pPr>
+        <w:ind w:left="420" w:hanging="420"/>
+      </w:pPr>
+      <w:rPr>
+        <w:rFonts w:ascii="Wingdings" w:hAnsi="Wingdings" w:hint="default"/>
+      </w:rPr>
+    </w:lvl>
+    <w:lvl w:ilvl="1">
+      <w:start w:val="1"/>
+      <w:numFmt w:val="bullet"/>
+      <w:lvlText w:val=""/>
+      <w:lvlJc w:val="left"/>
+      <w:pPr>
+        <w:ind w:left="840" w:hanging="420"/>
+      </w:pPr>
+      <w:rPr>
+        <w:rFonts w:ascii="Wingdings" w:hAnsi="Wingdings" w:hint="default"/>
+      </w:rPr>
+    </w:lvl>
+    <w:lvl w:ilvl="2">
+      <w:start w:val="1"/>
+      <w:numFmt w:val="bullet"/>
+      <w:lvlText w:val=""/>
+      <w:lvlJc w:val="left"/>
+      <w:pPr>
+        <w:ind w:left="1260" w:hanging="420"/>
+      </w:pPr>
+      <w:rPr>
+        <w:rFonts w:ascii="Wingdings" w:hAnsi="Wingdings" w:hint="default"/>
+      </w:rPr>
+    </w:lvl>
+    <w:lvl w:ilvl="3">
+      <w:start w:val="1"/>
+      <w:numFmt w:val="bullet"/>
+      <w:lvlText w:val=""/>
+      <w:lvlJc w:val="left"/>
+      <w:pPr>
+        <w:ind w:left="1680" w:hanging="420"/>
+      </w:pPr>
+      <w:rPr>
+        <w:rFonts w:ascii="Wingdings" w:hAnsi="Wingdings" w:hint="default"/>
+      </w:rPr>
+    </w:lvl>
+    <w:lvl w:ilvl="4">
+      <w:start w:val="1"/>
+      <w:numFmt w:val="bullet"/>
+      <w:lvlText w:val=""/>
+      <w:lvlJc w:val="left"/>
+      <w:pPr>
+        <w:ind w:left="2100" w:hanging="420"/>
+      </w:pPr>
+      <w:rPr>
+        <w:rFonts w:ascii="Wingdings" w:hAnsi="Wingdings" w:hint="default"/>
+      </w:rPr>
+    </w:lvl>
+    <w:lvl w:ilvl="5">
+      <w:start w:val="1"/>
+      <w:numFmt w:val="bullet"/>
+      <w:lvlText w:val=""/>
+      <w:lvlJc w:val="left"/>
+      <w:pPr>
+        <w:ind w:left="2520" w:hanging="420"/>
+      </w:pPr>
+      <w:rPr>
+        <w:rFonts w:ascii="Wingdings" w:hAnsi="Wingdings" w:hint="default"/>
+      </w:rPr>
+    </w:lvl>
+    <w:lvl w:ilvl="6">
+      <w:start w:val="1"/>
+      <w:numFmt w:val="bullet"/>
+      <w:lvlText w:val=""/>
+      <w:lvlJc w:val="left"/>
+      <w:pPr>
+        <w:ind w:left="2940" w:hanging="420"/>
+      </w:pPr>
+      <w:rPr>
+        <w:rFonts w:ascii="Wingdings" w:hAnsi="Wingdings" w:hint="default"/>
+      </w:rPr>
+    </w:lvl>
+    <w:lvl w:ilvl="7">
+      <w:start w:val="1"/>
+      <w:numFmt w:val="bullet"/>
+      <w:lvlText w:val=""/>
+      <w:lvlJc w:val="left"/>
+      <w:pPr>
+        <w:ind w:left="3360" w:hanging="420"/>
+      </w:pPr>
+      <w:rPr>
+        <w:rFonts w:ascii="Wingdings" w:hAnsi="Wingdings" w:hint="default"/>
+      </w:rPr>
+    </w:lvl>
+    <w:lvl w:ilvl="8">
+      <w:start w:val="1"/>
+      <w:numFmt w:val="bullet"/>
+      <w:lvlText w:val=""/>
+      <w:lvlJc w:val="left"/>
+      <w:pPr>
+        <w:ind w:left="3780" w:hanging="420"/>
+      </w:pPr>
+      <w:rPr>
+        <w:rFonts w:ascii="Wingdings" w:hAnsi="Wingdings" w:hint="default"/>
+      </w:rPr>
+    </w:lvl>
+  </w:abstractNum>
+  <w:abstractNum w:abstractNumId="11" w15:restartNumberingAfterBreak="0">
     <w:nsid w:val="0A97650B"/>
     <w:multiLevelType w:val="multilevel"/>
     <w:tmpl w:val="58A2ACAA"/>
@@ -5822,7 +5938,94 @@
       </w:rPr>
     </w:lvl>
   </w:abstractNum>
-  <w:abstractNum w:abstractNumId="11" w15:restartNumberingAfterBreak="0">
+  <w:abstractNum w:abstractNumId="12" w15:restartNumberingAfterBreak="0">
+    <w:nsid w:val="0F473F09"/>
+    <w:multiLevelType w:val="hybridMultilevel"/>
+    <w:tmpl w:val="F7C838E0"/>
+    <w:lvl w:ilvl="0" w:tplc="F830F8AC">
+      <w:start w:val="1"/>
+      <w:numFmt w:val="decimal"/>
+      <w:pStyle w:val="NumberedList1"/>
+      <w:lvlText w:val="%1."/>
+      <w:lvlJc w:val="left"/>
+      <w:pPr>
+        <w:ind w:left="440" w:hanging="440"/>
+      </w:pPr>
+    </w:lvl>
+    <w:lvl w:ilvl="1" w:tplc="04090017" w:tentative="1">
+      <w:start w:val="1"/>
+      <w:numFmt w:val="aiueoFullWidth"/>
+      <w:lvlText w:val="(%2)"/>
+      <w:lvlJc w:val="left"/>
+      <w:pPr>
+        <w:ind w:left="880" w:hanging="440"/>
+      </w:pPr>
+    </w:lvl>
+    <w:lvl w:ilvl="2" w:tplc="04090011" w:tentative="1">
+      <w:start w:val="1"/>
+      <w:numFmt w:val="decimalEnclosedCircle"/>
+      <w:lvlText w:val="%3"/>
+      <w:lvlJc w:val="left"/>
+      <w:pPr>
+        <w:ind w:left="1320" w:hanging="440"/>
+      </w:pPr>
+    </w:lvl>
+    <w:lvl w:ilvl="3" w:tplc="0409000F" w:tentative="1">
+      <w:start w:val="1"/>
+      <w:numFmt w:val="decimal"/>
+      <w:lvlText w:val="%4."/>
+      <w:lvlJc w:val="left"/>
+      <w:pPr>
+        <w:ind w:left="1760" w:hanging="440"/>
+      </w:pPr>
+    </w:lvl>
+    <w:lvl w:ilvl="4" w:tplc="04090017" w:tentative="1">
+      <w:start w:val="1"/>
+      <w:numFmt w:val="aiueoFullWidth"/>
+      <w:lvlText w:val="(%5)"/>
+      <w:lvlJc w:val="left"/>
+      <w:pPr>
+        <w:ind w:left="2200" w:hanging="440"/>
+      </w:pPr>
+    </w:lvl>
+    <w:lvl w:ilvl="5" w:tplc="04090011" w:tentative="1">
+      <w:start w:val="1"/>
+      <w:numFmt w:val="decimalEnclosedCircle"/>
+      <w:lvlText w:val="%6"/>
+      <w:lvlJc w:val="left"/>
+      <w:pPr>
+        <w:ind w:left="2640" w:hanging="440"/>
+      </w:pPr>
+    </w:lvl>
+    <w:lvl w:ilvl="6" w:tplc="0409000F" w:tentative="1">
+      <w:start w:val="1"/>
+      <w:numFmt w:val="decimal"/>
+      <w:lvlText w:val="%7."/>
+      <w:lvlJc w:val="left"/>
+      <w:pPr>
+        <w:ind w:left="3080" w:hanging="440"/>
+      </w:pPr>
+    </w:lvl>
+    <w:lvl w:ilvl="7" w:tplc="04090017" w:tentative="1">
+      <w:start w:val="1"/>
+      <w:numFmt w:val="aiueoFullWidth"/>
+      <w:lvlText w:val="(%8)"/>
+      <w:lvlJc w:val="left"/>
+      <w:pPr>
+        <w:ind w:left="3520" w:hanging="440"/>
+      </w:pPr>
+    </w:lvl>
+    <w:lvl w:ilvl="8" w:tplc="04090011" w:tentative="1">
+      <w:start w:val="1"/>
+      <w:numFmt w:val="decimalEnclosedCircle"/>
+      <w:lvlText w:val="%9"/>
+      <w:lvlJc w:val="left"/>
+      <w:pPr>
+        <w:ind w:left="3960" w:hanging="440"/>
+      </w:pPr>
+    </w:lvl>
+  </w:abstractNum>
+  <w:abstractNum w:abstractNumId="13" w15:restartNumberingAfterBreak="0">
     <w:nsid w:val="12296B79"/>
     <w:multiLevelType w:val="multilevel"/>
     <w:tmpl w:val="FAA2DEE0"/>
@@ -5936,7 +6139,7 @@
       </w:rPr>
     </w:lvl>
   </w:abstractNum>
-  <w:abstractNum w:abstractNumId="12" w15:restartNumberingAfterBreak="0">
+  <w:abstractNum w:abstractNumId="14" w15:restartNumberingAfterBreak="0">
     <w:nsid w:val="1482775B"/>
     <w:multiLevelType w:val="multilevel"/>
     <w:tmpl w:val="CA30452E"/>
@@ -5963,7 +6166,7 @@
     <w:lvl w:ilvl="2">
       <w:start w:val="1"/>
       <w:numFmt w:val="decimal"/>
-      <w:pStyle w:val="30"/>
+      <w:pStyle w:val="31"/>
       <w:lvlText w:val="%1.%2.%3"/>
       <w:lvlJc w:val="left"/>
       <w:pPr>
@@ -6029,7 +6232,7 @@
       </w:pPr>
     </w:lvl>
   </w:abstractNum>
-  <w:abstractNum w:abstractNumId="13" w15:restartNumberingAfterBreak="0">
+  <w:abstractNum w:abstractNumId="15" w15:restartNumberingAfterBreak="0">
     <w:nsid w:val="169059F6"/>
     <w:multiLevelType w:val="multilevel"/>
     <w:tmpl w:val="8E524998"/>
@@ -6143,7 +6346,121 @@
       </w:rPr>
     </w:lvl>
   </w:abstractNum>
-  <w:abstractNum w:abstractNumId="14" w15:restartNumberingAfterBreak="0">
+  <w:abstractNum w:abstractNumId="16" w15:restartNumberingAfterBreak="0">
+    <w:nsid w:val="20731ECC"/>
+    <w:multiLevelType w:val="multilevel"/>
+    <w:tmpl w:val="55DC64C2"/>
+    <w:styleLink w:val="21"/>
+    <w:lvl w:ilvl="0">
+      <w:start w:val="1"/>
+      <w:numFmt w:val="bullet"/>
+      <w:lvlText w:val=""/>
+      <w:lvlJc w:val="left"/>
+      <w:pPr>
+        <w:ind w:left="440" w:hanging="440"/>
+      </w:pPr>
+      <w:rPr>
+        <w:rFonts w:ascii="Wingdings" w:hAnsi="Wingdings" w:hint="default"/>
+      </w:rPr>
+    </w:lvl>
+    <w:lvl w:ilvl="1">
+      <w:start w:val="1"/>
+      <w:numFmt w:val="bullet"/>
+      <w:lvlText w:val=""/>
+      <w:lvlJc w:val="left"/>
+      <w:pPr>
+        <w:ind w:left="880" w:hanging="440"/>
+      </w:pPr>
+      <w:rPr>
+        <w:rFonts w:ascii="Wingdings" w:hAnsi="Wingdings" w:hint="default"/>
+      </w:rPr>
+    </w:lvl>
+    <w:lvl w:ilvl="2">
+      <w:start w:val="1"/>
+      <w:numFmt w:val="bullet"/>
+      <w:lvlText w:val=""/>
+      <w:lvlJc w:val="left"/>
+      <w:pPr>
+        <w:ind w:left="1320" w:hanging="440"/>
+      </w:pPr>
+      <w:rPr>
+        <w:rFonts w:ascii="Wingdings" w:hAnsi="Wingdings" w:hint="default"/>
+      </w:rPr>
+    </w:lvl>
+    <w:lvl w:ilvl="3">
+      <w:start w:val="1"/>
+      <w:numFmt w:val="bullet"/>
+      <w:lvlText w:val=""/>
+      <w:lvlJc w:val="left"/>
+      <w:pPr>
+        <w:ind w:left="1760" w:hanging="440"/>
+      </w:pPr>
+      <w:rPr>
+        <w:rFonts w:ascii="Wingdings" w:hAnsi="Wingdings" w:hint="default"/>
+      </w:rPr>
+    </w:lvl>
+    <w:lvl w:ilvl="4">
+      <w:start w:val="1"/>
+      <w:numFmt w:val="bullet"/>
+      <w:lvlText w:val=""/>
+      <w:lvlJc w:val="left"/>
+      <w:pPr>
+        <w:ind w:left="2200" w:hanging="440"/>
+      </w:pPr>
+      <w:rPr>
+        <w:rFonts w:ascii="Wingdings" w:hAnsi="Wingdings" w:hint="default"/>
+      </w:rPr>
+    </w:lvl>
+    <w:lvl w:ilvl="5">
+      <w:start w:val="1"/>
+      <w:numFmt w:val="bullet"/>
+      <w:lvlText w:val=""/>
+      <w:lvlJc w:val="left"/>
+      <w:pPr>
+        <w:ind w:left="2640" w:hanging="440"/>
+      </w:pPr>
+      <w:rPr>
+        <w:rFonts w:ascii="Wingdings" w:hAnsi="Wingdings" w:hint="default"/>
+      </w:rPr>
+    </w:lvl>
+    <w:lvl w:ilvl="6">
+      <w:start w:val="1"/>
+      <w:numFmt w:val="bullet"/>
+      <w:lvlText w:val=""/>
+      <w:lvlJc w:val="left"/>
+      <w:pPr>
+        <w:ind w:left="3080" w:hanging="440"/>
+      </w:pPr>
+      <w:rPr>
+        <w:rFonts w:ascii="Wingdings" w:hAnsi="Wingdings" w:hint="default"/>
+      </w:rPr>
+    </w:lvl>
+    <w:lvl w:ilvl="7">
+      <w:start w:val="1"/>
+      <w:numFmt w:val="bullet"/>
+      <w:lvlText w:val=""/>
+      <w:lvlJc w:val="left"/>
+      <w:pPr>
+        <w:ind w:left="3520" w:hanging="440"/>
+      </w:pPr>
+      <w:rPr>
+        <w:rFonts w:ascii="Wingdings" w:hAnsi="Wingdings" w:hint="default"/>
+      </w:rPr>
+    </w:lvl>
+    <w:lvl w:ilvl="8">
+      <w:start w:val="1"/>
+      <w:numFmt w:val="bullet"/>
+      <w:lvlText w:val=""/>
+      <w:lvlJc w:val="left"/>
+      <w:pPr>
+        <w:ind w:left="3960" w:hanging="440"/>
+      </w:pPr>
+      <w:rPr>
+        <w:rFonts w:ascii="Wingdings" w:hAnsi="Wingdings" w:hint="default"/>
+      </w:rPr>
+    </w:lvl>
+  </w:abstractNum>
+  <w:abstractNum w:abstractNumId="17" w15:restartNumberingAfterBreak="0">
     <w:nsid w:val="27093EE9"/>
     <w:multiLevelType w:val="multilevel"/>
     <w:tmpl w:val="BA282B22"/>
@@ -6257,7 +6574,7 @@
       </w:rPr>
     </w:lvl>
   </w:abstractNum>
-  <w:abstractNum w:abstractNumId="15" w15:restartNumberingAfterBreak="0">
+  <w:abstractNum w:abstractNumId="18" w15:restartNumberingAfterBreak="0">
     <w:nsid w:val="29D177CC"/>
     <w:multiLevelType w:val="hybridMultilevel"/>
     <w:tmpl w:val="CA6E6360"/>
@@ -6372,7 +6689,97 @@
       </w:rPr>
     </w:lvl>
   </w:abstractNum>
-  <w:abstractNum w:abstractNumId="16" w15:restartNumberingAfterBreak="0">
+  <w:abstractNum w:abstractNumId="19" w15:restartNumberingAfterBreak="0">
+    <w:nsid w:val="2BB62758"/>
+    <w:multiLevelType w:val="hybridMultilevel"/>
+    <w:tmpl w:val="413ADF6A"/>
+    <w:lvl w:ilvl="0" w:tplc="04B88346">
+      <w:start w:val="1"/>
+      <w:numFmt w:val="lowerRoman"/>
+      <w:pStyle w:val="NumberedList3"/>
+      <w:lvlText w:val="%1."/>
+      <w:lvlJc w:val="left"/>
+      <w:pPr>
+        <w:ind w:left="702" w:hanging="136"/>
+      </w:pPr>
+      <w:rPr>
+        <w:rFonts w:hint="eastAsia"/>
+      </w:rPr>
+    </w:lvl>
+    <w:lvl w:ilvl="1" w:tplc="04090017" w:tentative="1">
+      <w:start w:val="1"/>
+      <w:numFmt w:val="aiueoFullWidth"/>
+      <w:lvlText w:val="(%2)"/>
+      <w:lvlJc w:val="left"/>
+      <w:pPr>
+        <w:ind w:left="880" w:hanging="440"/>
+      </w:pPr>
+    </w:lvl>
+    <w:lvl w:ilvl="2" w:tplc="04090011" w:tentative="1">
+      <w:start w:val="1"/>
+      <w:numFmt w:val="decimalEnclosedCircle"/>
+      <w:lvlText w:val="%3"/>
+      <w:lvlJc w:val="left"/>
+      <w:pPr>
+        <w:ind w:left="1320" w:hanging="440"/>
+      </w:pPr>
+    </w:lvl>
+    <w:lvl w:ilvl="3" w:tplc="0409000F" w:tentative="1">
+      <w:start w:val="1"/>
+      <w:numFmt w:val="decimal"/>
+      <w:lvlText w:val="%4."/>
+      <w:lvlJc w:val="left"/>
+      <w:pPr>
+        <w:ind w:left="1760" w:hanging="440"/>
+      </w:pPr>
+    </w:lvl>
+    <w:lvl w:ilvl="4" w:tplc="04090017" w:tentative="1">
+      <w:start w:val="1"/>
+      <w:numFmt w:val="aiueoFullWidth"/>
+      <w:lvlText w:val="(%5)"/>
+      <w:lvlJc w:val="left"/>
+      <w:pPr>
+        <w:ind w:left="2200" w:hanging="440"/>
+      </w:pPr>
+    </w:lvl>
+    <w:lvl w:ilvl="5" w:tplc="04090011" w:tentative="1">
+      <w:start w:val="1"/>
+      <w:numFmt w:val="decimalEnclosedCircle"/>
+      <w:lvlText w:val="%6"/>
+      <w:lvlJc w:val="left"/>
+      <w:pPr>
+        <w:ind w:left="2640" w:hanging="440"/>
+      </w:pPr>
+    </w:lvl>
+    <w:lvl w:ilvl="6" w:tplc="0409000F" w:tentative="1">
+      <w:start w:val="1"/>
+      <w:numFmt w:val="decimal"/>
+      <w:lvlText w:val="%7."/>
+      <w:lvlJc w:val="left"/>
+      <w:pPr>
+        <w:ind w:left="3080" w:hanging="440"/>
+      </w:pPr>
+    </w:lvl>
+    <w:lvl w:ilvl="7" w:tplc="04090017" w:tentative="1">
+      <w:start w:val="1"/>
+      <w:numFmt w:val="aiueoFullWidth"/>
+      <w:lvlText w:val="(%8)"/>
+      <w:lvlJc w:val="left"/>
+      <w:pPr>
+        <w:ind w:left="3520" w:hanging="440"/>
+      </w:pPr>
+    </w:lvl>
+    <w:lvl w:ilvl="8" w:tplc="04090011" w:tentative="1">
+      <w:start w:val="1"/>
+      <w:numFmt w:val="decimalEnclosedCircle"/>
+      <w:lvlText w:val="%9"/>
+      <w:lvlJc w:val="left"/>
+      <w:pPr>
+        <w:ind w:left="3960" w:hanging="440"/>
+      </w:pPr>
+    </w:lvl>
+  </w:abstractNum>
+  <w:abstractNum w:abstractNumId="20" w15:restartNumberingAfterBreak="0">
     <w:nsid w:val="30B2507A"/>
     <w:multiLevelType w:val="multilevel"/>
     <w:tmpl w:val="64102A98"/>
@@ -6486,7 +6893,211 @@
       </w:rPr>
     </w:lvl>
   </w:abstractNum>
-  <w:abstractNum w:abstractNumId="17" w15:restartNumberingAfterBreak="0">
+  <w:abstractNum w:abstractNumId="21" w15:restartNumberingAfterBreak="0">
+    <w:nsid w:val="30D47519"/>
+    <w:multiLevelType w:val="hybridMultilevel"/>
+    <w:tmpl w:val="0136BD3A"/>
+    <w:lvl w:ilvl="0" w:tplc="3B38657C">
+      <w:start w:val="1"/>
+      <w:numFmt w:val="bullet"/>
+      <w:pStyle w:val="FeatureList2"/>
+      <w:lvlText w:val=""/>
+      <w:lvlJc w:val="left"/>
+      <w:pPr>
+        <w:ind w:left="440" w:hanging="440"/>
+      </w:pPr>
+      <w:rPr>
+        <w:rFonts w:ascii="Wingdings" w:hAnsi="Wingdings" w:hint="default"/>
+      </w:rPr>
+    </w:lvl>
+    <w:lvl w:ilvl="1" w:tplc="0409000B" w:tentative="1">
+      <w:start w:val="1"/>
+      <w:numFmt w:val="bullet"/>
+      <w:lvlText w:val=""/>
+      <w:lvlJc w:val="left"/>
+      <w:pPr>
+        <w:ind w:left="880" w:hanging="440"/>
+      </w:pPr>
+      <w:rPr>
+        <w:rFonts w:ascii="Wingdings" w:hAnsi="Wingdings" w:hint="default"/>
+      </w:rPr>
+    </w:lvl>
+    <w:lvl w:ilvl="2" w:tplc="0409000D" w:tentative="1">
+      <w:start w:val="1"/>
+      <w:numFmt w:val="bullet"/>
+      <w:lvlText w:val=""/>
+      <w:lvlJc w:val="left"/>
+      <w:pPr>
+        <w:ind w:left="1320" w:hanging="440"/>
+      </w:pPr>
+      <w:rPr>
+        <w:rFonts w:ascii="Wingdings" w:hAnsi="Wingdings" w:hint="default"/>
+      </w:rPr>
+    </w:lvl>
+    <w:lvl w:ilvl="3" w:tplc="04090001" w:tentative="1">
+      <w:start w:val="1"/>
+      <w:numFmt w:val="bullet"/>
+      <w:lvlText w:val=""/>
+      <w:lvlJc w:val="left"/>
+      <w:pPr>
+        <w:ind w:left="1760" w:hanging="440"/>
+      </w:pPr>
+      <w:rPr>
+        <w:rFonts w:ascii="Wingdings" w:hAnsi="Wingdings" w:hint="default"/>
+      </w:rPr>
+    </w:lvl>
+    <w:lvl w:ilvl="4" w:tplc="0409000B" w:tentative="1">
+      <w:start w:val="1"/>
+      <w:numFmt w:val="bullet"/>
+      <w:lvlText w:val=""/>
+      <w:lvlJc w:val="left"/>
+      <w:pPr>
+        <w:ind w:left="2200" w:hanging="440"/>
+      </w:pPr>
+      <w:rPr>
+        <w:rFonts w:ascii="Wingdings" w:hAnsi="Wingdings" w:hint="default"/>
+      </w:rPr>
+    </w:lvl>
+    <w:lvl w:ilvl="5" w:tplc="0409000D" w:tentative="1">
+      <w:start w:val="1"/>
+      <w:numFmt w:val="bullet"/>
+      <w:lvlText w:val=""/>
+      <w:lvlJc w:val="left"/>
+      <w:pPr>
+        <w:ind w:left="2640" w:hanging="440"/>
+      </w:pPr>
+      <w:rPr>
+        <w:rFonts w:ascii="Wingdings" w:hAnsi="Wingdings" w:hint="default"/>
+      </w:rPr>
+    </w:lvl>
+    <w:lvl w:ilvl="6" w:tplc="04090001" w:tentative="1">
+      <w:start w:val="1"/>
+      <w:numFmt w:val="bullet"/>
+      <w:lvlText w:val=""/>
+      <w:lvlJc w:val="left"/>
+      <w:pPr>
+        <w:ind w:left="3080" w:hanging="440"/>
+      </w:pPr>
+      <w:rPr>
+        <w:rFonts w:ascii="Wingdings" w:hAnsi="Wingdings" w:hint="default"/>
+      </w:rPr>
+    </w:lvl>
+    <w:lvl w:ilvl="7" w:tplc="0409000B" w:tentative="1">
+      <w:start w:val="1"/>
+      <w:numFmt w:val="bullet"/>
+      <w:lvlText w:val=""/>
+      <w:lvlJc w:val="left"/>
+      <w:pPr>
+        <w:ind w:left="3520" w:hanging="440"/>
+      </w:pPr>
+      <w:rPr>
+        <w:rFonts w:ascii="Wingdings" w:hAnsi="Wingdings" w:hint="default"/>
+      </w:rPr>
+    </w:lvl>
+    <w:lvl w:ilvl="8" w:tplc="0409000D" w:tentative="1">
+      <w:start w:val="1"/>
+      <w:numFmt w:val="bullet"/>
+      <w:lvlText w:val=""/>
+      <w:lvlJc w:val="left"/>
+      <w:pPr>
+        <w:ind w:left="3960" w:hanging="440"/>
+      </w:pPr>
+      <w:rPr>
+        <w:rFonts w:ascii="Wingdings" w:hAnsi="Wingdings" w:hint="default"/>
+      </w:rPr>
+    </w:lvl>
+  </w:abstractNum>
+  <w:abstractNum w:abstractNumId="22" w15:restartNumberingAfterBreak="0">
+    <w:nsid w:val="3B2F4905"/>
+    <w:multiLevelType w:val="multilevel"/>
+    <w:tmpl w:val="1AA21B0A"/>
+    <w:styleLink w:val="4"/>
+    <w:lvl w:ilvl="0">
+      <w:start w:val="1"/>
+      <w:numFmt w:val="lowerLetter"/>
+      <w:lvlText w:val="%1."/>
+      <w:lvlJc w:val="left"/>
+      <w:pPr>
+        <w:ind w:left="680" w:hanging="260"/>
+      </w:pPr>
+      <w:rPr>
+        <w:rFonts w:hint="eastAsia"/>
+      </w:rPr>
+    </w:lvl>
+    <w:lvl w:ilvl="1">
+      <w:start w:val="1"/>
+      <w:numFmt w:val="aiueoFullWidth"/>
+      <w:lvlText w:val="(%2)"/>
+      <w:lvlJc w:val="left"/>
+      <w:pPr>
+        <w:ind w:left="840" w:hanging="420"/>
+      </w:pPr>
+    </w:lvl>
+    <w:lvl w:ilvl="2">
+      <w:start w:val="1"/>
+      <w:numFmt w:val="decimalEnclosedCircle"/>
+      <w:lvlText w:val="%3"/>
+      <w:lvlJc w:val="left"/>
+      <w:pPr>
+        <w:ind w:left="1260" w:hanging="420"/>
+      </w:pPr>
+    </w:lvl>
+    <w:lvl w:ilvl="3">
+      <w:start w:val="1"/>
+      <w:numFmt w:val="decimal"/>
+      <w:lvlText w:val="%4."/>
+      <w:lvlJc w:val="left"/>
+      <w:pPr>
+        <w:ind w:left="1680" w:hanging="420"/>
+      </w:pPr>
+    </w:lvl>
+    <w:lvl w:ilvl="4">
+      <w:start w:val="1"/>
+      <w:numFmt w:val="aiueoFullWidth"/>
+      <w:lvlText w:val="(%5)"/>
+      <w:lvlJc w:val="left"/>
+      <w:pPr>
+        <w:ind w:left="2100" w:hanging="420"/>
+      </w:pPr>
+    </w:lvl>
+    <w:lvl w:ilvl="5">
+      <w:start w:val="1"/>
+      <w:numFmt w:val="decimalEnclosedCircle"/>
+      <w:lvlText w:val="%6"/>
+      <w:lvlJc w:val="left"/>
+      <w:pPr>
+        <w:ind w:left="2520" w:hanging="420"/>
+      </w:pPr>
+    </w:lvl>
+    <w:lvl w:ilvl="6">
+      <w:start w:val="1"/>
+      <w:numFmt w:val="decimal"/>
+      <w:lvlText w:val="%7."/>
+      <w:lvlJc w:val="left"/>
+      <w:pPr>
+        <w:ind w:left="2940" w:hanging="420"/>
+      </w:pPr>
+    </w:lvl>
+    <w:lvl w:ilvl="7">
+      <w:start w:val="1"/>
+      <w:numFmt w:val="aiueoFullWidth"/>
+      <w:lvlText w:val="(%8)"/>
+      <w:lvlJc w:val="left"/>
+      <w:pPr>
+        <w:ind w:left="3360" w:hanging="420"/>
+      </w:pPr>
+    </w:lvl>
+    <w:lvl w:ilvl="8">
+      <w:start w:val="1"/>
+      <w:numFmt w:val="decimalEnclosedCircle"/>
+      <w:lvlText w:val="%9"/>
+      <w:lvlJc w:val="left"/>
+      <w:pPr>
+        <w:ind w:left="3780" w:hanging="420"/>
+      </w:pPr>
+    </w:lvl>
+  </w:abstractNum>
+  <w:abstractNum w:abstractNumId="23" w15:restartNumberingAfterBreak="0">
     <w:nsid w:val="4D2376CD"/>
     <w:multiLevelType w:val="multilevel"/>
     <w:tmpl w:val="04B28204"/>
@@ -6600,7 +7211,187 @@
       </w:rPr>
     </w:lvl>
   </w:abstractNum>
-  <w:abstractNum w:abstractNumId="18" w15:restartNumberingAfterBreak="0">
+  <w:abstractNum w:abstractNumId="24" w15:restartNumberingAfterBreak="0">
+    <w:nsid w:val="53DB3C4E"/>
+    <w:multiLevelType w:val="hybridMultilevel"/>
+    <w:tmpl w:val="BF4EB892"/>
+    <w:lvl w:ilvl="0" w:tplc="CE645EB6">
+      <w:start w:val="1"/>
+      <w:numFmt w:val="lowerLetter"/>
+      <w:pStyle w:val="NumberedList2"/>
+      <w:lvlText w:val="%1."/>
+      <w:lvlJc w:val="left"/>
+      <w:pPr>
+        <w:ind w:left="420" w:hanging="136"/>
+      </w:pPr>
+      <w:rPr>
+        <w:rFonts w:hint="eastAsia"/>
+      </w:rPr>
+    </w:lvl>
+    <w:lvl w:ilvl="1" w:tplc="04090017" w:tentative="1">
+      <w:start w:val="1"/>
+      <w:numFmt w:val="aiueoFullWidth"/>
+      <w:lvlText w:val="(%2)"/>
+      <w:lvlJc w:val="left"/>
+      <w:pPr>
+        <w:ind w:left="880" w:hanging="440"/>
+      </w:pPr>
+    </w:lvl>
+    <w:lvl w:ilvl="2" w:tplc="04090011" w:tentative="1">
+      <w:start w:val="1"/>
+      <w:numFmt w:val="decimalEnclosedCircle"/>
+      <w:lvlText w:val="%3"/>
+      <w:lvlJc w:val="left"/>
+      <w:pPr>
+        <w:ind w:left="1320" w:hanging="440"/>
+      </w:pPr>
+    </w:lvl>
+    <w:lvl w:ilvl="3" w:tplc="0409000F" w:tentative="1">
+      <w:start w:val="1"/>
+      <w:numFmt w:val="decimal"/>
+      <w:lvlText w:val="%4."/>
+      <w:lvlJc w:val="left"/>
+      <w:pPr>
+        <w:ind w:left="1760" w:hanging="440"/>
+      </w:pPr>
+    </w:lvl>
+    <w:lvl w:ilvl="4" w:tplc="04090017" w:tentative="1">
+      <w:start w:val="1"/>
+      <w:numFmt w:val="aiueoFullWidth"/>
+      <w:lvlText w:val="(%5)"/>
+      <w:lvlJc w:val="left"/>
+      <w:pPr>
+        <w:ind w:left="2200" w:hanging="440"/>
+      </w:pPr>
+    </w:lvl>
+    <w:lvl w:ilvl="5" w:tplc="04090011" w:tentative="1">
+      <w:start w:val="1"/>
+      <w:numFmt w:val="decimalEnclosedCircle"/>
+      <w:lvlText w:val="%6"/>
+      <w:lvlJc w:val="left"/>
+      <w:pPr>
+        <w:ind w:left="2640" w:hanging="440"/>
+      </w:pPr>
+    </w:lvl>
+    <w:lvl w:ilvl="6" w:tplc="0409000F" w:tentative="1">
+      <w:start w:val="1"/>
+      <w:numFmt w:val="decimal"/>
+      <w:lvlText w:val="%7."/>
+      <w:lvlJc w:val="left"/>
+      <w:pPr>
+        <w:ind w:left="3080" w:hanging="440"/>
+      </w:pPr>
+    </w:lvl>
+    <w:lvl w:ilvl="7" w:tplc="04090017" w:tentative="1">
+      <w:start w:val="1"/>
+      <w:numFmt w:val="aiueoFullWidth"/>
+      <w:lvlText w:val="(%8)"/>
+      <w:lvlJc w:val="left"/>
+      <w:pPr>
+        <w:ind w:left="3520" w:hanging="440"/>
+      </w:pPr>
+    </w:lvl>
+    <w:lvl w:ilvl="8" w:tplc="04090011" w:tentative="1">
+      <w:start w:val="1"/>
+      <w:numFmt w:val="decimalEnclosedCircle"/>
+      <w:lvlText w:val="%9"/>
+      <w:lvlJc w:val="left"/>
+      <w:pPr>
+        <w:ind w:left="3960" w:hanging="440"/>
+      </w:pPr>
+    </w:lvl>
+  </w:abstractNum>
+  <w:abstractNum w:abstractNumId="25" w15:restartNumberingAfterBreak="0">
+    <w:nsid w:val="541D335C"/>
+    <w:multiLevelType w:val="multilevel"/>
+    <w:tmpl w:val="7C400F1C"/>
+    <w:styleLink w:val="50"/>
+    <w:lvl w:ilvl="0">
+      <w:start w:val="1"/>
+      <w:numFmt w:val="lowerLetter"/>
+      <w:lvlText w:val="%1."/>
+      <w:lvlJc w:val="left"/>
+      <w:pPr>
+        <w:ind w:left="420" w:firstLine="0"/>
+      </w:pPr>
+      <w:rPr>
+        <w:rFonts w:hint="eastAsia"/>
+      </w:rPr>
+    </w:lvl>
+    <w:lvl w:ilvl="1">
+      <w:start w:val="1"/>
+      <w:numFmt w:val="aiueoFullWidth"/>
+      <w:lvlText w:val="(%2)"/>
+      <w:lvlJc w:val="left"/>
+      <w:pPr>
+        <w:ind w:left="880" w:hanging="440"/>
+      </w:pPr>
+    </w:lvl>
+    <w:lvl w:ilvl="2">
+      <w:start w:val="1"/>
+      <w:numFmt w:val="decimalEnclosedCircle"/>
+      <w:lvlText w:val="%3"/>
+      <w:lvlJc w:val="left"/>
+      <w:pPr>
+        <w:ind w:left="1320" w:hanging="440"/>
+      </w:pPr>
+    </w:lvl>
+    <w:lvl w:ilvl="3">
+      <w:start w:val="1"/>
+      <w:numFmt w:val="decimal"/>
+      <w:lvlText w:val="%4."/>
+      <w:lvlJc w:val="left"/>
+      <w:pPr>
+        <w:ind w:left="1760" w:hanging="440"/>
+      </w:pPr>
+    </w:lvl>
+    <w:lvl w:ilvl="4">
+      <w:start w:val="1"/>
+      <w:numFmt w:val="aiueoFullWidth"/>
+      <w:lvlText w:val="(%5)"/>
+      <w:lvlJc w:val="left"/>
+      <w:pPr>
+        <w:ind w:left="2200" w:hanging="440"/>
+      </w:pPr>
+    </w:lvl>
+    <w:lvl w:ilvl="5">
+      <w:start w:val="1"/>
+      <w:numFmt w:val="decimalEnclosedCircle"/>
+      <w:lvlText w:val="%6"/>
+      <w:lvlJc w:val="left"/>
+      <w:pPr>
+        <w:ind w:left="2640" w:hanging="440"/>
+      </w:pPr>
+    </w:lvl>
+    <w:lvl w:ilvl="6">
+      <w:start w:val="1"/>
+      <w:numFmt w:val="decimal"/>
+      <w:lvlText w:val="%7."/>
+      <w:lvlJc w:val="left"/>
+      <w:pPr>
+        <w:ind w:left="3080" w:hanging="440"/>
+      </w:pPr>
+    </w:lvl>
+    <w:lvl w:ilvl="7">
+      <w:start w:val="1"/>
+      <w:numFmt w:val="aiueoFullWidth"/>
+      <w:lvlText w:val="(%8)"/>
+      <w:lvlJc w:val="left"/>
+      <w:pPr>
+        <w:ind w:left="3520" w:hanging="440"/>
+      </w:pPr>
+    </w:lvl>
+    <w:lvl w:ilvl="8">
+      <w:start w:val="1"/>
+      <w:numFmt w:val="decimalEnclosedCircle"/>
+      <w:lvlText w:val="%9"/>
+      <w:lvlJc w:val="left"/>
+      <w:pPr>
+        <w:ind w:left="3960" w:hanging="440"/>
+      </w:pPr>
+    </w:lvl>
+  </w:abstractNum>
+  <w:abstractNum w:abstractNumId="26" w15:restartNumberingAfterBreak="0">
     <w:nsid w:val="54A92301"/>
     <w:multiLevelType w:val="hybridMultilevel"/>
     <w:tmpl w:val="1AA21B0A"/>
@@ -6690,7 +7481,7 @@
       </w:pPr>
     </w:lvl>
   </w:abstractNum>
-  <w:abstractNum w:abstractNumId="19" w15:restartNumberingAfterBreak="0">
+  <w:abstractNum w:abstractNumId="27" w15:restartNumberingAfterBreak="0">
     <w:nsid w:val="59153D9E"/>
     <w:multiLevelType w:val="multilevel"/>
     <w:tmpl w:val="08866ED8"/>
@@ -6805,7 +7596,211 @@
       </w:rPr>
     </w:lvl>
   </w:abstractNum>
-  <w:abstractNum w:abstractNumId="20" w15:restartNumberingAfterBreak="0">
+  <w:abstractNum w:abstractNumId="28" w15:restartNumberingAfterBreak="0">
+    <w:nsid w:val="5AB75AAC"/>
+    <w:multiLevelType w:val="multilevel"/>
+    <w:tmpl w:val="50125688"/>
+    <w:styleLink w:val="60"/>
+    <w:lvl w:ilvl="0">
+      <w:start w:val="1"/>
+      <w:numFmt w:val="lowerLetter"/>
+      <w:lvlText w:val="%1."/>
+      <w:lvlJc w:val="left"/>
+      <w:pPr>
+        <w:ind w:left="420" w:firstLine="0"/>
+      </w:pPr>
+      <w:rPr>
+        <w:rFonts w:hint="eastAsia"/>
+      </w:rPr>
+    </w:lvl>
+    <w:lvl w:ilvl="1">
+      <w:start w:val="1"/>
+      <w:numFmt w:val="aiueoFullWidth"/>
+      <w:lvlText w:val="(%2)"/>
+      <w:lvlJc w:val="left"/>
+      <w:pPr>
+        <w:ind w:left="880" w:hanging="440"/>
+      </w:pPr>
+    </w:lvl>
+    <w:lvl w:ilvl="2">
+      <w:start w:val="1"/>
+      <w:numFmt w:val="decimalEnclosedCircle"/>
+      <w:lvlText w:val="%3"/>
+      <w:lvlJc w:val="left"/>
+      <w:pPr>
+        <w:ind w:left="1320" w:hanging="440"/>
+      </w:pPr>
+    </w:lvl>
+    <w:lvl w:ilvl="3">
+      <w:start w:val="1"/>
+      <w:numFmt w:val="decimal"/>
+      <w:lvlText w:val="%4."/>
+      <w:lvlJc w:val="left"/>
+      <w:pPr>
+        <w:ind w:left="1760" w:hanging="440"/>
+      </w:pPr>
+    </w:lvl>
+    <w:lvl w:ilvl="4">
+      <w:start w:val="1"/>
+      <w:numFmt w:val="aiueoFullWidth"/>
+      <w:lvlText w:val="(%5)"/>
+      <w:lvlJc w:val="left"/>
+      <w:pPr>
+        <w:ind w:left="2200" w:hanging="440"/>
+      </w:pPr>
+    </w:lvl>
+    <w:lvl w:ilvl="5">
+      <w:start w:val="1"/>
+      <w:numFmt w:val="decimalEnclosedCircle"/>
+      <w:lvlText w:val="%6"/>
+      <w:lvlJc w:val="left"/>
+      <w:pPr>
+        <w:ind w:left="2640" w:hanging="440"/>
+      </w:pPr>
+    </w:lvl>
+    <w:lvl w:ilvl="6">
+      <w:start w:val="1"/>
+      <w:numFmt w:val="decimal"/>
+      <w:lvlText w:val="%7."/>
+      <w:lvlJc w:val="left"/>
+      <w:pPr>
+        <w:ind w:left="3080" w:hanging="440"/>
+      </w:pPr>
+    </w:lvl>
+    <w:lvl w:ilvl="7">
+      <w:start w:val="1"/>
+      <w:numFmt w:val="aiueoFullWidth"/>
+      <w:lvlText w:val="(%8)"/>
+      <w:lvlJc w:val="left"/>
+      <w:pPr>
+        <w:ind w:left="3520" w:hanging="440"/>
+      </w:pPr>
+    </w:lvl>
+    <w:lvl w:ilvl="8">
+      <w:start w:val="1"/>
+      <w:numFmt w:val="decimalEnclosedCircle"/>
+      <w:lvlText w:val="%9"/>
+      <w:lvlJc w:val="left"/>
+      <w:pPr>
+        <w:ind w:left="3960" w:hanging="440"/>
+      </w:pPr>
+    </w:lvl>
+  </w:abstractNum>
+  <w:abstractNum w:abstractNumId="29" w15:restartNumberingAfterBreak="0">
+    <w:nsid w:val="5DA375FD"/>
+    <w:multiLevelType w:val="hybridMultilevel"/>
+    <w:tmpl w:val="55DC64C2"/>
+    <w:lvl w:ilvl="0" w:tplc="34D4FF06">
+      <w:start w:val="1"/>
+      <w:numFmt w:val="bullet"/>
+      <w:pStyle w:val="FeatureList1"/>
+      <w:lvlText w:val=""/>
+      <w:lvlJc w:val="left"/>
+      <w:pPr>
+        <w:ind w:left="440" w:hanging="440"/>
+      </w:pPr>
+      <w:rPr>
+        <w:rFonts w:ascii="Wingdings" w:hAnsi="Wingdings" w:hint="default"/>
+      </w:rPr>
+    </w:lvl>
+    <w:lvl w:ilvl="1" w:tplc="0409000B" w:tentative="1">
+      <w:start w:val="1"/>
+      <w:numFmt w:val="bullet"/>
+      <w:lvlText w:val=""/>
+      <w:lvlJc w:val="left"/>
+      <w:pPr>
+        <w:ind w:left="880" w:hanging="440"/>
+      </w:pPr>
+      <w:rPr>
+        <w:rFonts w:ascii="Wingdings" w:hAnsi="Wingdings" w:hint="default"/>
+      </w:rPr>
+    </w:lvl>
+    <w:lvl w:ilvl="2" w:tplc="0409000D" w:tentative="1">
+      <w:start w:val="1"/>
+      <w:numFmt w:val="bullet"/>
+      <w:lvlText w:val=""/>
+      <w:lvlJc w:val="left"/>
+      <w:pPr>
+        <w:ind w:left="1320" w:hanging="440"/>
+      </w:pPr>
+      <w:rPr>
+        <w:rFonts w:ascii="Wingdings" w:hAnsi="Wingdings" w:hint="default"/>
+      </w:rPr>
+    </w:lvl>
+    <w:lvl w:ilvl="3" w:tplc="04090001" w:tentative="1">
+      <w:start w:val="1"/>
+      <w:numFmt w:val="bullet"/>
+      <w:lvlText w:val=""/>
+      <w:lvlJc w:val="left"/>
+      <w:pPr>
+        <w:ind w:left="1760" w:hanging="440"/>
+      </w:pPr>
+      <w:rPr>
+        <w:rFonts w:ascii="Wingdings" w:hAnsi="Wingdings" w:hint="default"/>
+      </w:rPr>
+    </w:lvl>
+    <w:lvl w:ilvl="4" w:tplc="0409000B" w:tentative="1">
+      <w:start w:val="1"/>
+      <w:numFmt w:val="bullet"/>
+      <w:lvlText w:val=""/>
+      <w:lvlJc w:val="left"/>
+      <w:pPr>
+        <w:ind w:left="2200" w:hanging="440"/>
+      </w:pPr>
+      <w:rPr>
+        <w:rFonts w:ascii="Wingdings" w:hAnsi="Wingdings" w:hint="default"/>
+      </w:rPr>
+    </w:lvl>
+    <w:lvl w:ilvl="5" w:tplc="0409000D" w:tentative="1">
+      <w:start w:val="1"/>
+      <w:numFmt w:val="bullet"/>
+      <w:lvlText w:val=""/>
+      <w:lvlJc w:val="left"/>
+      <w:pPr>
+        <w:ind w:left="2640" w:hanging="440"/>
+      </w:pPr>
+      <w:rPr>
+        <w:rFonts w:ascii="Wingdings" w:hAnsi="Wingdings" w:hint="default"/>
+      </w:rPr>
+    </w:lvl>
+    <w:lvl w:ilvl="6" w:tplc="04090001" w:tentative="1">
+      <w:start w:val="1"/>
+      <w:numFmt w:val="bullet"/>
+      <w:lvlText w:val=""/>
+      <w:lvlJc w:val="left"/>
+      <w:pPr>
+        <w:ind w:left="3080" w:hanging="440"/>
+      </w:pPr>
+      <w:rPr>
+        <w:rFonts w:ascii="Wingdings" w:hAnsi="Wingdings" w:hint="default"/>
+      </w:rPr>
+    </w:lvl>
+    <w:lvl w:ilvl="7" w:tplc="0409000B" w:tentative="1">
+      <w:start w:val="1"/>
+      <w:numFmt w:val="bullet"/>
+      <w:lvlText w:val=""/>
+      <w:lvlJc w:val="left"/>
+      <w:pPr>
+        <w:ind w:left="3520" w:hanging="440"/>
+      </w:pPr>
+      <w:rPr>
+        <w:rFonts w:ascii="Wingdings" w:hAnsi="Wingdings" w:hint="default"/>
+      </w:rPr>
+    </w:lvl>
+    <w:lvl w:ilvl="8" w:tplc="0409000D" w:tentative="1">
+      <w:start w:val="1"/>
+      <w:numFmt w:val="bullet"/>
+      <w:lvlText w:val=""/>
+      <w:lvlJc w:val="left"/>
+      <w:pPr>
+        <w:ind w:left="3960" w:hanging="440"/>
+      </w:pPr>
+      <w:rPr>
+        <w:rFonts w:ascii="Wingdings" w:hAnsi="Wingdings" w:hint="default"/>
+      </w:rPr>
+    </w:lvl>
+  </w:abstractNum>
+  <w:abstractNum w:abstractNumId="30" w15:restartNumberingAfterBreak="0">
     <w:nsid w:val="670F7905"/>
     <w:multiLevelType w:val="hybridMultilevel"/>
     <w:tmpl w:val="93B4E204"/>
@@ -6892,7 +7887,7 @@
       </w:pPr>
     </w:lvl>
   </w:abstractNum>
-  <w:abstractNum w:abstractNumId="21" w15:restartNumberingAfterBreak="0">
+  <w:abstractNum w:abstractNumId="31" w15:restartNumberingAfterBreak="0">
     <w:nsid w:val="7EE624E8"/>
     <w:multiLevelType w:val="hybridMultilevel"/>
     <w:tmpl w:val="1E5CF244"/>
@@ -7007,7 +8002,7 @@
     </w:lvl>
   </w:abstractNum>
   <w:num w:numId="1" w16cid:durableId="1802502186">
-    <w:abstractNumId w:val="12"/>
+    <w:abstractNumId w:val="14"/>
   </w:num>
   <w:num w:numId="2" w16cid:durableId="1273324151">
     <w:abstractNumId w:val="9"/>
@@ -7019,31 +8014,31 @@
     <w:abstractNumId w:val="6"/>
   </w:num>
   <w:num w:numId="5" w16cid:durableId="2040474776">
-    <w:abstractNumId w:val="15"/>
+    <w:abstractNumId w:val="18"/>
   </w:num>
   <w:num w:numId="6" w16cid:durableId="466170772">
-    <w:abstractNumId w:val="21"/>
+    <w:abstractNumId w:val="31"/>
   </w:num>
   <w:num w:numId="7" w16cid:durableId="672680547">
-    <w:abstractNumId w:val="20"/>
+    <w:abstractNumId w:val="30"/>
   </w:num>
   <w:num w:numId="8" w16cid:durableId="1060245511">
-    <w:abstractNumId w:val="18"/>
+    <w:abstractNumId w:val="26"/>
   </w:num>
   <w:num w:numId="9" w16cid:durableId="1925334434">
+    <w:abstractNumId w:val="13"/>
+  </w:num>
+  <w:num w:numId="10" w16cid:durableId="1137334843">
+    <w:abstractNumId w:val="23"/>
+  </w:num>
+  <w:num w:numId="11" w16cid:durableId="772824642">
     <w:abstractNumId w:val="11"/>
   </w:num>
-  <w:num w:numId="10" w16cid:durableId="1137334843">
+  <w:num w:numId="12" w16cid:durableId="922884341">
+    <w:abstractNumId w:val="27"/>
+  </w:num>
+  <w:num w:numId="13" w16cid:durableId="1661075547">
     <w:abstractNumId w:val="17"/>
-  </w:num>
-  <w:num w:numId="11" w16cid:durableId="772824642">
-    <w:abstractNumId w:val="10"/>
-  </w:num>
-  <w:num w:numId="12" w16cid:durableId="922884341">
-    <w:abstractNumId w:val="19"/>
-  </w:num>
-  <w:num w:numId="13" w16cid:durableId="1661075547">
-    <w:abstractNumId w:val="14"/>
   </w:num>
   <w:num w:numId="14" w16cid:durableId="676469128">
     <w:abstractNumId w:val="0"/>
@@ -7067,7 +8062,7 @@
     <w:abstractNumId w:val="5"/>
   </w:num>
   <w:num w:numId="21" w16cid:durableId="521432179">
-    <w:abstractNumId w:val="16"/>
+    <w:abstractNumId w:val="20"/>
   </w:num>
   <w:num w:numId="22" w16cid:durableId="1141966459">
     <w:abstractNumId w:val="0"/>
@@ -8315,7 +9310,7 @@
     <w:abstractNumId w:val="5"/>
   </w:num>
   <w:num w:numId="437" w16cid:durableId="1878926449">
-    <w:abstractNumId w:val="13"/>
+    <w:abstractNumId w:val="15"/>
   </w:num>
   <w:num w:numId="438" w16cid:durableId="1859077444">
     <w:abstractNumId w:val="0"/>
@@ -10018,16 +11013,38 @@
   <w:num w:numId="1004" w16cid:durableId="1794132675">
     <w:abstractNumId w:val="5"/>
   </w:num>
+  <w:num w:numId="1005" w16cid:durableId="255022638">
+    <w:abstractNumId w:val="29"/>
+  </w:num>
+  <w:num w:numId="1006" w16cid:durableId="869413548">
+    <w:abstractNumId w:val="16"/>
+  </w:num>
+  <w:num w:numId="1007" w16cid:durableId="1757048193">
+    <w:abstractNumId w:val="21"/>
+  </w:num>
+  <w:num w:numId="1008" w16cid:durableId="577251243">
+    <w:abstractNumId w:val="10"/>
+  </w:num>
+  <w:num w:numId="1009" w16cid:durableId="1123236127">
+    <w:abstractNumId w:val="12"/>
+  </w:num>
+  <w:num w:numId="1010" w16cid:durableId="389615637">
+    <w:abstractNumId w:val="22"/>
+  </w:num>
+  <w:num w:numId="1011" w16cid:durableId="1174758875">
+    <w:abstractNumId w:val="24"/>
+  </w:num>
+  <w:num w:numId="1012" w16cid:durableId="374086054">
+    <w:abstractNumId w:val="25"/>
+  </w:num>
+  <w:num w:numId="1013" w16cid:durableId="856384484">
+    <w:abstractNumId w:val="28"/>
+  </w:num>
+  <w:num w:numId="1014" w16cid:durableId="1165128092">
+    <w:abstractNumId w:val="19"/>
+  </w:num>
   <w:numIdMacAtCleanup w:val="13"/>
 </w:numbering>
-</file>
-
-<file path=word/people.xml><?xml version="1.0" encoding="utf-8"?>
-<w15:people xmlns:wpc="http://schemas.microsoft.com/office/word/2010/wordprocessingCanvas" xmlns:cx="http://schemas.microsoft.com/office/drawing/2014/chartex" xmlns:cx1="http://schemas.microsoft.com/office/drawing/2015/9/8/chartex" xmlns:cx2="http://schemas.microsoft.com/office/drawing/2015/10/21/chartex" xmlns:cx3="http://schemas.microsoft.com/office/drawing/2016/5/9/chartex" xmlns:cx4="http://schemas.microsoft.com/office/drawing/2016/5/10/chartex" xmlns:cx5="http://schemas.microsoft.com/office/drawing/2016/5/11/chartex" xmlns:cx6="http://schemas.microsoft.com/office/drawing/2016/5/12/chartex" xmlns:cx7="http://schemas.microsoft.com/office/drawing/2016/5/13/chartex" xmlns:cx8="http://schemas.microsoft.com/office/drawing/2016/5/14/chartex" xmlns:mc="http://schemas.openxmlformats.org/markup-compatibility/2006" xmlns:aink="http://schemas.microsoft.com/office/drawing/2016/ink" xmlns:am3d="http://schemas.microsoft.com/office/drawing/2017/model3d" xmlns:o="urn:schemas-microsoft-com:office:office" xmlns:oel="http://schemas.microsoft.com/office/2019/extlst" xmlns:r="http://schemas.openxmlformats.org/officeDocument/2006/relationships" xmlns:m="http://schemas.openxmlformats.org/officeDocument/2006/math" xmlns:v="urn:schemas-microsoft-com:vml" xmlns:wp14="http://schemas.microsoft.com/office/word/2010/wordprocessingDrawing" xmlns:wp="http://schemas.openxmlformats.org/drawingml/2006/wordprocessingDrawing" xmlns:w10="urn:schemas-microsoft-com:office:word" xmlns:w="http://schemas.openxmlformats.org/wordprocessingml/2006/main" xmlns:w14="http://schemas.microsoft.com/office/word/2010/wordml" xmlns:w15="http://schemas.microsoft.com/office/word/2012/wordml" xmlns:w16cex="http://schemas.microsoft.com/office/word/2018/wordml/cex" xmlns:w16cid="http://schemas.microsoft.com/office/word/2016/wordml/cid" xmlns:w16="http://schemas.microsoft.com/office/word/2018/wordml" xmlns:w16du="http://schemas.microsoft.com/office/word/2023/wordml/word16du" xmlns:w16sdtdh="http://schemas.microsoft.com/office/word/2020/wordml/sdtdatahash" xmlns:w16sdtfl="http://schemas.microsoft.com/office/word/2024/wordml/sdtformatlock" xmlns:w16se="http://schemas.microsoft.com/office/word/2015/wordml/symex" xmlns:wpg="http://schemas.microsoft.com/office/word/2010/wordprocessingGroup" xmlns:wpi="http://schemas.microsoft.com/office/word/2010/wordprocessingInk" xmlns:wne="http://schemas.microsoft.com/office/word/2006/wordml" xmlns:wps="http://schemas.microsoft.com/office/word/2010/wordprocessingShape" mc:Ignorable="w14 w15 w16se w16cid w16 w16cex w16sdtdh w16sdtfl w16du wp14">
-  <w15:person w15:author="Kazuki Yamamoto">
-    <w15:presenceInfo w15:providerId="Windows Live" w15:userId="b66bea3e4ff20684"/>
-  </w15:person>
-</w15:people>
 </file>
 
 <file path=word/styles.xml><?xml version="1.0" encoding="utf-8"?>
@@ -10414,15 +11431,15 @@
   <w:style w:type="paragraph" w:default="1" w:styleId="a0">
     <w:name w:val="Normal"/>
     <w:qFormat/>
-    <w:rsid w:val="005B012C"/>
+    <w:rsid w:val="00227F02"/>
     <w:pPr>
       <w:spacing w:after="0" w:line="240" w:lineRule="auto"/>
       <w:contextualSpacing/>
     </w:pPr>
     <w:rPr>
       <w:rFonts w:ascii="Source Han Sans Regular" w:eastAsia="Source Han Sans Regular" w:hAnsi="Source Han Sans Regular" w:cs="Source Han Sans Regular"/>
-      <w:sz w:val="20"/>
-      <w:szCs w:val="20"/>
+      <w:sz w:val="18"/>
+      <w:szCs w:val="18"/>
     </w:rPr>
   </w:style>
   <w:style w:type="paragraph" w:styleId="1">
@@ -10456,7 +11473,7 @@
   <w:style w:type="paragraph" w:styleId="20">
     <w:name w:val="heading 2"/>
     <w:next w:val="a0"/>
-    <w:link w:val="21"/>
+    <w:link w:val="22"/>
     <w:autoRedefine/>
     <w:uiPriority w:val="9"/>
     <w:unhideWhenUsed/>
@@ -10480,11 +11497,11 @@
       <w:szCs w:val="28"/>
     </w:rPr>
   </w:style>
-  <w:style w:type="paragraph" w:styleId="30">
+  <w:style w:type="paragraph" w:styleId="31">
     <w:name w:val="heading 3"/>
     <w:basedOn w:val="a0"/>
     <w:next w:val="a0"/>
-    <w:link w:val="31"/>
+    <w:link w:val="32"/>
     <w:autoRedefine/>
     <w:uiPriority w:val="9"/>
     <w:unhideWhenUsed/>
@@ -10506,11 +11523,11 @@
       <w:szCs w:val="24"/>
     </w:rPr>
   </w:style>
-  <w:style w:type="paragraph" w:styleId="4">
+  <w:style w:type="paragraph" w:styleId="40">
     <w:name w:val="heading 4"/>
     <w:basedOn w:val="a0"/>
     <w:next w:val="a0"/>
-    <w:link w:val="40"/>
+    <w:link w:val="41"/>
     <w:autoRedefine/>
     <w:uiPriority w:val="9"/>
     <w:unhideWhenUsed/>
@@ -10528,9 +11545,9 @@
   </w:style>
   <w:style w:type="paragraph" w:styleId="5">
     <w:name w:val="heading 5"/>
-    <w:basedOn w:val="4"/>
+    <w:basedOn w:val="40"/>
     <w:next w:val="a0"/>
-    <w:link w:val="50"/>
+    <w:link w:val="51"/>
     <w:autoRedefine/>
     <w:uiPriority w:val="9"/>
     <w:unhideWhenUsed/>
@@ -10542,15 +11559,12 @@
       </w:numPr>
       <w:outlineLvl w:val="4"/>
     </w:pPr>
-    <w:rPr>
-      <w:sz w:val="18"/>
-    </w:rPr>
   </w:style>
   <w:style w:type="paragraph" w:styleId="6">
     <w:name w:val="heading 6"/>
     <w:basedOn w:val="a0"/>
     <w:next w:val="a0"/>
-    <w:link w:val="60"/>
+    <w:link w:val="61"/>
     <w:uiPriority w:val="9"/>
     <w:unhideWhenUsed/>
     <w:qFormat/>
@@ -10682,9 +11696,6 @@
     <w:autoRedefine/>
     <w:qFormat/>
     <w:rsid w:val="00082EB2"/>
-    <w:rPr>
-      <w:sz w:val="18"/>
-    </w:rPr>
   </w:style>
   <w:style w:type="paragraph" w:customStyle="1" w:styleId="FirstParagraph">
     <w:name w:val="First Paragraph"/>
@@ -10814,7 +11825,6 @@
     <w:rPr>
       <w:bCs/>
       <w:color w:val="595959" w:themeColor="text1" w:themeTint="A6"/>
-      <w:szCs w:val="18"/>
     </w:rPr>
   </w:style>
   <w:style w:type="paragraph" w:styleId="ad">
@@ -11034,7 +12044,7 @@
       <w:ind w:left="720"/>
     </w:pPr>
   </w:style>
-  <w:style w:type="character" w:customStyle="1" w:styleId="60">
+  <w:style w:type="character" w:customStyle="1" w:styleId="61">
     <w:name w:val="見出し 6 (文字)"/>
     <w:basedOn w:val="a2"/>
     <w:link w:val="6"/>
@@ -11425,8 +12435,6 @@
     <w:rsid w:val="009E1693"/>
     <w:rPr>
       <w:rFonts w:ascii="ヒラギノ角ゴ ProN W3" w:eastAsia="ヒラギノ角ゴ ProN W3"/>
-      <w:sz w:val="18"/>
-      <w:szCs w:val="18"/>
     </w:rPr>
   </w:style>
   <w:style w:type="character" w:customStyle="1" w:styleId="afd">
@@ -11454,7 +12462,7 @@
       <w:szCs w:val="36"/>
     </w:rPr>
   </w:style>
-  <w:style w:type="character" w:customStyle="1" w:styleId="21">
+  <w:style w:type="character" w:customStyle="1" w:styleId="22">
     <w:name w:val="見出し 2 (文字)"/>
     <w:basedOn w:val="a2"/>
     <w:link w:val="20"/>
@@ -11467,10 +12475,10 @@
       <w:szCs w:val="28"/>
     </w:rPr>
   </w:style>
-  <w:style w:type="character" w:customStyle="1" w:styleId="31">
+  <w:style w:type="character" w:customStyle="1" w:styleId="32">
     <w:name w:val="見出し 3 (文字)"/>
     <w:basedOn w:val="a2"/>
-    <w:link w:val="30"/>
+    <w:link w:val="31"/>
     <w:uiPriority w:val="9"/>
     <w:rsid w:val="005B012C"/>
     <w:rPr>
@@ -11480,10 +12488,10 @@
       <w:szCs w:val="24"/>
     </w:rPr>
   </w:style>
-  <w:style w:type="character" w:customStyle="1" w:styleId="40">
+  <w:style w:type="character" w:customStyle="1" w:styleId="41">
     <w:name w:val="見出し 4 (文字)"/>
     <w:basedOn w:val="a2"/>
-    <w:link w:val="4"/>
+    <w:link w:val="40"/>
     <w:uiPriority w:val="9"/>
     <w:rsid w:val="005B012C"/>
     <w:rPr>
@@ -11494,7 +12502,7 @@
       <w:szCs w:val="20"/>
     </w:rPr>
   </w:style>
-  <w:style w:type="character" w:customStyle="1" w:styleId="50">
+  <w:style w:type="character" w:customStyle="1" w:styleId="51">
     <w:name w:val="見出し 5 (文字)"/>
     <w:basedOn w:val="a2"/>
     <w:link w:val="5"/>
@@ -11633,11 +12641,11 @@
       <w:color w:val="000000" w:themeColor="text1"/>
     </w:rPr>
   </w:style>
-  <w:style w:type="paragraph" w:styleId="22">
+  <w:style w:type="paragraph" w:styleId="23">
     <w:name w:val="Intense Quote"/>
     <w:basedOn w:val="a0"/>
     <w:next w:val="a0"/>
-    <w:link w:val="23"/>
+    <w:link w:val="24"/>
     <w:uiPriority w:val="30"/>
     <w:qFormat/>
     <w:rsid w:val="00313492"/>
@@ -11655,10 +12663,10 @@
       <w:color w:val="000000" w:themeColor="text1"/>
     </w:rPr>
   </w:style>
-  <w:style w:type="character" w:customStyle="1" w:styleId="23">
+  <w:style w:type="character" w:customStyle="1" w:styleId="24">
     <w:name w:val="引用文 2 (文字)"/>
     <w:basedOn w:val="a2"/>
-    <w:link w:val="22"/>
+    <w:link w:val="23"/>
     <w:uiPriority w:val="30"/>
     <w:rsid w:val="00313492"/>
     <w:rPr>
@@ -11678,7 +12686,7 @@
       <w:color w:val="404040" w:themeColor="text1" w:themeTint="BF"/>
     </w:rPr>
   </w:style>
-  <w:style w:type="character" w:styleId="24">
+  <w:style w:type="character" w:styleId="25">
     <w:name w:val="Intense Emphasis"/>
     <w:basedOn w:val="a2"/>
     <w:uiPriority w:val="21"/>
@@ -11704,7 +12712,7 @@
       <w:u w:val="single" w:color="7F7F7F" w:themeColor="text1" w:themeTint="80"/>
     </w:rPr>
   </w:style>
-  <w:style w:type="character" w:styleId="25">
+  <w:style w:type="character" w:styleId="26">
     <w:name w:val="Intense Reference"/>
     <w:basedOn w:val="a2"/>
     <w:uiPriority w:val="32"/>
@@ -11730,7 +12738,7 @@
       <w:spacing w:val="5"/>
     </w:rPr>
   </w:style>
-  <w:style w:type="paragraph" w:styleId="26">
+  <w:style w:type="paragraph" w:styleId="27">
     <w:name w:val="toc 2"/>
     <w:basedOn w:val="a0"/>
     <w:next w:val="a0"/>
@@ -11748,7 +12756,7 @@
       <w:sz w:val="22"/>
     </w:rPr>
   </w:style>
-  <w:style w:type="paragraph" w:styleId="32">
+  <w:style w:type="paragraph" w:styleId="33">
     <w:name w:val="toc 3"/>
     <w:basedOn w:val="a0"/>
     <w:next w:val="a0"/>
@@ -11824,7 +12832,7 @@
   </w:style>
   <w:style w:type="paragraph" w:customStyle="1" w:styleId="HeadingUnnumbered3">
     <w:name w:val="Heading Unnumbered 3"/>
-    <w:basedOn w:val="30"/>
+    <w:basedOn w:val="31"/>
     <w:autoRedefine/>
     <w:qFormat/>
     <w:rsid w:val="007F64DA"/>
@@ -11841,7 +12849,7 @@
   </w:style>
   <w:style w:type="paragraph" w:customStyle="1" w:styleId="HeadingUnnumbered4">
     <w:name w:val="Heading Unnumbered 4"/>
-    <w:basedOn w:val="4"/>
+    <w:basedOn w:val="40"/>
     <w:autoRedefine/>
     <w:qFormat/>
     <w:rsid w:val="007F64DA"/>
@@ -11903,9 +12911,9 @@
     <w:basedOn w:val="3"/>
     <w:autoRedefine/>
     <w:qFormat/>
-    <w:rsid w:val="00277BAF"/>
-  </w:style>
-  <w:style w:type="paragraph" w:styleId="41">
+    <w:rsid w:val="00B90103"/>
+  </w:style>
+  <w:style w:type="paragraph" w:styleId="42">
     <w:name w:val="toc 4"/>
     <w:basedOn w:val="a0"/>
     <w:next w:val="a0"/>
@@ -11919,7 +12927,7 @@
       <w:rFonts w:asciiTheme="minorHAnsi" w:eastAsiaTheme="minorHAnsi"/>
     </w:rPr>
   </w:style>
-  <w:style w:type="paragraph" w:styleId="51">
+  <w:style w:type="paragraph" w:styleId="52">
     <w:name w:val="toc 5"/>
     <w:basedOn w:val="a0"/>
     <w:next w:val="a0"/>
@@ -11933,7 +12941,7 @@
       <w:rFonts w:asciiTheme="minorHAnsi" w:eastAsiaTheme="minorHAnsi"/>
     </w:rPr>
   </w:style>
-  <w:style w:type="paragraph" w:styleId="61">
+  <w:style w:type="paragraph" w:styleId="62">
     <w:name w:val="toc 6"/>
     <w:basedOn w:val="a0"/>
     <w:next w:val="a0"/>
@@ -12556,7 +13564,7 @@
   </w:style>
   <w:style w:type="paragraph" w:customStyle="1" w:styleId="AppendixHeading3">
     <w:name w:val="Appendix Heading 3"/>
-    <w:basedOn w:val="30"/>
+    <w:basedOn w:val="31"/>
     <w:autoRedefine/>
     <w:qFormat/>
     <w:rsid w:val="005640ED"/>
@@ -12568,8 +13576,8 @@
   </w:style>
   <w:style w:type="paragraph" w:customStyle="1" w:styleId="AppendixHeading4">
     <w:name w:val="Appendix Heading 4"/>
-    <w:basedOn w:val="4"/>
-    <w:next w:val="4"/>
+    <w:basedOn w:val="40"/>
+    <w:next w:val="40"/>
     <w:autoRedefine/>
     <w:qFormat/>
     <w:rsid w:val="00507E56"/>
@@ -12595,29 +13603,27 @@
   </w:style>
   <w:style w:type="paragraph" w:customStyle="1" w:styleId="FeatureList1">
     <w:name w:val="Feature List 1"/>
+    <w:basedOn w:val="a0"/>
     <w:autoRedefine/>
     <w:qFormat/>
     <w:rsid w:val="005B012C"/>
     <w:pPr>
-      <w:spacing w:line="240" w:lineRule="auto"/>
-      <w:contextualSpacing/>
+      <w:numPr>
+        <w:numId w:val="1005"/>
+      </w:numPr>
     </w:pPr>
-    <w:rPr>
-      <w:rFonts w:ascii="Source Han Sans Regular" w:eastAsia="Source Han Sans Regular" w:hAnsi="Source Han Sans Regular" w:cs="Source Han Sans Regular"/>
-    </w:rPr>
   </w:style>
   <w:style w:type="paragraph" w:customStyle="1" w:styleId="FeatureList2">
     <w:name w:val="Feature List 2"/>
+    <w:basedOn w:val="FeatureList1"/>
     <w:autoRedefine/>
     <w:qFormat/>
     <w:rsid w:val="005B012C"/>
     <w:pPr>
-      <w:spacing w:line="240" w:lineRule="auto"/>
-      <w:contextualSpacing/>
+      <w:numPr>
+        <w:numId w:val="1007"/>
+      </w:numPr>
     </w:pPr>
-    <w:rPr>
-      <w:rFonts w:ascii="Source Han Sans Regular" w:eastAsia="Source Han Sans Regular" w:hAnsi="Source Han Sans Regular" w:cs="Source Han Sans Regular"/>
-    </w:rPr>
   </w:style>
   <w:style w:type="paragraph" w:customStyle="1" w:styleId="Note">
     <w:name w:val="Note"/>
@@ -12628,30 +13634,40 @@
   </w:style>
   <w:style w:type="paragraph" w:customStyle="1" w:styleId="NumberedList1">
     <w:name w:val="Numbered List 1"/>
+    <w:basedOn w:val="BulletList1"/>
     <w:autoRedefine/>
     <w:qFormat/>
     <w:rsid w:val="00C17E2B"/>
     <w:pPr>
-      <w:spacing w:after="40" w:line="240" w:lineRule="auto"/>
-      <w:contextualSpacing/>
+      <w:numPr>
+        <w:numId w:val="1009"/>
+      </w:numPr>
+      <w:spacing w:after="40"/>
     </w:pPr>
-    <w:rPr>
-      <w:rFonts w:ascii="Source Han Sans Regular" w:eastAsia="Source Han Sans Regular" w:hAnsi="Source Han Sans Regular" w:cs="Source Han Sans Regular"/>
-    </w:rPr>
   </w:style>
   <w:style w:type="paragraph" w:customStyle="1" w:styleId="NumberedList2">
     <w:name w:val="Numbered List 2"/>
-    <w:basedOn w:val="NumberedList1"/>
+    <w:basedOn w:val="NumberBullet2"/>
+    <w:autoRedefine/>
+    <w:qFormat/>
+    <w:rsid w:val="00B90103"/>
+    <w:pPr>
+      <w:numPr>
+        <w:numId w:val="1011"/>
+      </w:numPr>
+    </w:pPr>
+  </w:style>
+  <w:style w:type="paragraph" w:customStyle="1" w:styleId="NumberedList3">
+    <w:name w:val="Numbered List 3"/>
+    <w:basedOn w:val="BulletList3"/>
     <w:autoRedefine/>
     <w:qFormat/>
     <w:rsid w:val="00C17E2B"/>
-  </w:style>
-  <w:style w:type="paragraph" w:customStyle="1" w:styleId="NumberedList3">
-    <w:name w:val="Numbered List 3"/>
-    <w:basedOn w:val="NumberedList2"/>
-    <w:autoRedefine/>
-    <w:qFormat/>
-    <w:rsid w:val="00C17E2B"/>
+    <w:pPr>
+      <w:numPr>
+        <w:numId w:val="1014"/>
+      </w:numPr>
+    </w:pPr>
   </w:style>
   <w:style w:type="paragraph" w:customStyle="1" w:styleId="ReferenceList">
     <w:name w:val="Reference List"/>
@@ -12746,7 +13762,6 @@
     </w:pPr>
     <w:rPr>
       <w:bCs/>
-      <w:szCs w:val="18"/>
     </w:rPr>
   </w:style>
   <w:style w:type="numbering" w:customStyle="1" w:styleId="10">
@@ -12778,7 +13793,6 @@
       <w:b/>
       <w:bCs/>
       <w:vanish/>
-      <w:szCs w:val="18"/>
     </w:rPr>
   </w:style>
   <w:style w:type="paragraph" w:customStyle="1" w:styleId="16">
@@ -12801,6 +13815,56 @@
       <w:sz w:val="20"/>
       <w:szCs w:val="20"/>
     </w:rPr>
+  </w:style>
+  <w:style w:type="numbering" w:customStyle="1" w:styleId="21">
+    <w:name w:val="現在のリスト2"/>
+    <w:uiPriority w:val="99"/>
+    <w:rsid w:val="00B90103"/>
+    <w:pPr>
+      <w:numPr>
+        <w:numId w:val="1006"/>
+      </w:numPr>
+    </w:pPr>
+  </w:style>
+  <w:style w:type="numbering" w:customStyle="1" w:styleId="30">
+    <w:name w:val="現在のリスト3"/>
+    <w:uiPriority w:val="99"/>
+    <w:rsid w:val="00B90103"/>
+    <w:pPr>
+      <w:numPr>
+        <w:numId w:val="1008"/>
+      </w:numPr>
+    </w:pPr>
+  </w:style>
+  <w:style w:type="numbering" w:customStyle="1" w:styleId="4">
+    <w:name w:val="現在のリスト4"/>
+    <w:uiPriority w:val="99"/>
+    <w:rsid w:val="00B90103"/>
+    <w:pPr>
+      <w:numPr>
+        <w:numId w:val="1010"/>
+      </w:numPr>
+    </w:pPr>
+  </w:style>
+  <w:style w:type="numbering" w:customStyle="1" w:styleId="50">
+    <w:name w:val="現在のリスト5"/>
+    <w:uiPriority w:val="99"/>
+    <w:rsid w:val="00B90103"/>
+    <w:pPr>
+      <w:numPr>
+        <w:numId w:val="1012"/>
+      </w:numPr>
+    </w:pPr>
+  </w:style>
+  <w:style w:type="numbering" w:customStyle="1" w:styleId="60">
+    <w:name w:val="現在のリスト6"/>
+    <w:uiPriority w:val="99"/>
+    <w:rsid w:val="00B90103"/>
+    <w:pPr>
+      <w:numPr>
+        <w:numId w:val="1013"/>
+      </w:numPr>
+    </w:pPr>
   </w:style>
 </w:styles>
 </file>

--- a/system/ref.docx
+++ b/system/ref.docx
@@ -1266,8 +1266,8 @@
         <w:tblLook w:val="0620" w:firstRow="1" w:lastRow="0" w:firstColumn="0" w:lastColumn="0" w:noHBand="1" w:noVBand="1"/>
       </w:tblPr>
       <w:tblGrid>
-        <w:gridCol w:w="2570"/>
-        <w:gridCol w:w="2816"/>
+        <w:gridCol w:w="2578"/>
+        <w:gridCol w:w="2823"/>
         <w:gridCol w:w="675"/>
         <w:gridCol w:w="675"/>
         <w:gridCol w:w="675"/>
@@ -4099,6 +4099,7 @@
         <w:rPr>
           <w:rStyle w:val="CommentTok"/>
         </w:rPr>
+        <w:lastRenderedPageBreak/>
         <w:t>https://packaging.python.org/en/latest/distributing.html</w:t>
       </w:r>
       <w:r>
@@ -4108,7 +4109,6 @@
         <w:rPr>
           <w:rStyle w:val="CommentTok"/>
         </w:rPr>
-        <w:lastRenderedPageBreak/>
         <w:t>https://github.com/pypa/sampleproject</w:t>
       </w:r>
       <w:r>
@@ -5033,18 +5033,52 @@
         <w:t xml:space="preserve"> Figure 1.1: Front image</w:t>
       </w:r>
     </w:p>
+    <w:p>
+      <w:pPr>
+        <w:pStyle w:val="FigureCaption"/>
+      </w:pPr>
+    </w:p>
+    <w:p>
+      <w:pPr>
+        <w:pStyle w:val="FigureCaption"/>
+        <w:sectPr>
+          <w:headerReference w:type="even" r:id="rId9"/>
+          <w:headerReference w:type="default" r:id="rId10"/>
+          <w:footerReference w:type="even" r:id="rId11"/>
+          <w:footerReference w:type="default" r:id="rId12"/>
+          <w:headerReference w:type="first" r:id="rId13"/>
+          <w:footerReference w:type="first" r:id="rId14"/>
+          <w:pgSz w:w="10318" w:h="14570" w:code="13"/>
+          <w:pgMar w:top="720" w:right="720" w:bottom="720" w:left="720" w:header="851" w:footer="992" w:gutter="0"/>
+          <w:pgNumType w:start="0"/>
+          <w:cols w:space="425"/>
+          <w:titlePg/>
+          <w:docGrid w:linePitch="300" w:charSpace="-4333"/>
+        </w:sectPr>
+      </w:pPr>
+    </w:p>
+    <w:p>
+      <w:pPr>
+        <w:pStyle w:val="FigureCaption"/>
+      </w:pPr>
+      <w:r>
+        <w:rPr>
+          <w:rFonts w:hint="eastAsia"/>
+          <w:lang w:eastAsia="ja-JP"/>
+        </w:rPr>
+        <w:lastRenderedPageBreak/>
+        <w:t>下寄せ</w:t>
+      </w:r>
+    </w:p>
     <w:sectPr>
-      <w:headerReference w:type="even" r:id="rId9"/>
-      <w:headerReference w:type="default" r:id="rId10"/>
-      <w:footerReference w:type="even" r:id="rId11"/>
-      <w:footerReference w:type="default" r:id="rId12"/>
-      <w:headerReference w:type="first" r:id="rId13"/>
-      <w:footerReference w:type="first" r:id="rId14"/>
+      <w:headerReference w:type="default" r:id="rId15"/>
+      <w:footerReference w:type="default" r:id="rId16"/>
+      <w:headerReference w:type="first" r:id="rId17"/>
       <w:pgSz w:w="10318" w:h="14570" w:code="13"/>
       <w:pgMar w:top="720" w:right="720" w:bottom="720" w:left="720" w:header="851" w:footer="992" w:gutter="0"/>
       <w:pgNumType w:start="0"/>
       <w:cols w:space="425"/>
-      <w:titlePg/>
+      <w:vAlign w:val="bottom"/>
       <w:docGrid w:linePitch="300" w:charSpace="-4333"/>
     </w:sectPr>
   </w:body>
@@ -5175,7 +5209,7 @@
         <w:noProof/>
         <w:color w:val="0F243E" w:themeColor="text2" w:themeShade="80"/>
       </w:rPr>
-      <w:instrText>5</w:instrText>
+      <w:instrText>9</w:instrText>
     </w:r>
     <w:r>
       <w:rPr>
@@ -5204,7 +5238,7 @@
         <w:noProof/>
         <w:color w:val="0F243E" w:themeColor="text2" w:themeShade="80"/>
       </w:rPr>
-      <w:t>5</w:t>
+      <w:t>9</w:t>
     </w:r>
     <w:r>
       <w:rPr>
@@ -5324,6 +5358,25 @@
 </w:ftr>
 </file>
 
+<file path=word/footer4.xml><?xml version="1.0" encoding="utf-8"?>
+<w:ftr xmlns:wpc="http://schemas.microsoft.com/office/word/2010/wordprocessingCanvas" xmlns:cx="http://schemas.microsoft.com/office/drawing/2014/chartex" xmlns:cx1="http://schemas.microsoft.com/office/drawing/2015/9/8/chartex" xmlns:cx2="http://schemas.microsoft.com/office/drawing/2015/10/21/chartex" xmlns:cx3="http://schemas.microsoft.com/office/drawing/2016/5/9/chartex" xmlns:cx4="http://schemas.microsoft.com/office/drawing/2016/5/10/chartex" xmlns:cx5="http://schemas.microsoft.com/office/drawing/2016/5/11/chartex" xmlns:cx6="http://schemas.microsoft.com/office/drawing/2016/5/12/chartex" xmlns:cx7="http://schemas.microsoft.com/office/drawing/2016/5/13/chartex" xmlns:cx8="http://schemas.microsoft.com/office/drawing/2016/5/14/chartex" xmlns:mc="http://schemas.openxmlformats.org/markup-compatibility/2006" xmlns:aink="http://schemas.microsoft.com/office/drawing/2016/ink" xmlns:am3d="http://schemas.microsoft.com/office/drawing/2017/model3d" xmlns:o="urn:schemas-microsoft-com:office:office" xmlns:oel="http://schemas.microsoft.com/office/2019/extlst" xmlns:r="http://schemas.openxmlformats.org/officeDocument/2006/relationships" xmlns:m="http://schemas.openxmlformats.org/officeDocument/2006/math" xmlns:v="urn:schemas-microsoft-com:vml" xmlns:wp14="http://schemas.microsoft.com/office/word/2010/wordprocessingDrawing" xmlns:wp="http://schemas.openxmlformats.org/drawingml/2006/wordprocessingDrawing" xmlns:w10="urn:schemas-microsoft-com:office:word" xmlns:w="http://schemas.openxmlformats.org/wordprocessingml/2006/main" xmlns:w14="http://schemas.microsoft.com/office/word/2010/wordml" xmlns:w15="http://schemas.microsoft.com/office/word/2012/wordml" xmlns:w16cex="http://schemas.microsoft.com/office/word/2018/wordml/cex" xmlns:w16cid="http://schemas.microsoft.com/office/word/2016/wordml/cid" xmlns:w16="http://schemas.microsoft.com/office/word/2018/wordml" xmlns:w16du="http://schemas.microsoft.com/office/word/2023/wordml/word16du" xmlns:w16sdtdh="http://schemas.microsoft.com/office/word/2020/wordml/sdtdatahash" xmlns:w16sdtfl="http://schemas.microsoft.com/office/word/2024/wordml/sdtformatlock" xmlns:w16se="http://schemas.microsoft.com/office/word/2015/wordml/symex" xmlns:wpg="http://schemas.microsoft.com/office/word/2010/wordprocessingGroup" xmlns:wpi="http://schemas.microsoft.com/office/word/2010/wordprocessingInk" xmlns:wne="http://schemas.microsoft.com/office/word/2006/wordml" xmlns:wps="http://schemas.microsoft.com/office/word/2010/wordprocessingShape" mc:Ignorable="w14 w15 w16se w16cid w16 w16cex w16sdtdh w16sdtfl w16du wp14">
+  <w:p>
+    <w:pPr>
+      <w:tabs>
+        <w:tab w:val="center" w:pos="4550"/>
+        <w:tab w:val="left" w:pos="5818"/>
+      </w:tabs>
+      <w:ind w:right="260"/>
+      <w:jc w:val="right"/>
+      <w:rPr>
+        <w:rFonts w:cs="Times New Roman (本文のフォント - コンプレ"/>
+        <w:color w:val="0F243E" w:themeColor="text2" w:themeShade="80"/>
+      </w:rPr>
+    </w:pPr>
+  </w:p>
+</w:ftr>
+</file>
+
 <file path=word/footnotes.xml><?xml version="1.0" encoding="utf-8"?>
 <w:footnotes xmlns:wpc="http://schemas.microsoft.com/office/word/2010/wordprocessingCanvas" xmlns:cx="http://schemas.microsoft.com/office/drawing/2014/chartex" xmlns:cx1="http://schemas.microsoft.com/office/drawing/2015/9/8/chartex" xmlns:cx2="http://schemas.microsoft.com/office/drawing/2015/10/21/chartex" xmlns:cx3="http://schemas.microsoft.com/office/drawing/2016/5/9/chartex" xmlns:cx4="http://schemas.microsoft.com/office/drawing/2016/5/10/chartex" xmlns:cx5="http://schemas.microsoft.com/office/drawing/2016/5/11/chartex" xmlns:cx6="http://schemas.microsoft.com/office/drawing/2016/5/12/chartex" xmlns:cx7="http://schemas.microsoft.com/office/drawing/2016/5/13/chartex" xmlns:cx8="http://schemas.microsoft.com/office/drawing/2016/5/14/chartex" xmlns:mc="http://schemas.openxmlformats.org/markup-compatibility/2006" xmlns:aink="http://schemas.microsoft.com/office/drawing/2016/ink" xmlns:am3d="http://schemas.microsoft.com/office/drawing/2017/model3d" xmlns:o="urn:schemas-microsoft-com:office:office" xmlns:oel="http://schemas.microsoft.com/office/2019/extlst" xmlns:r="http://schemas.openxmlformats.org/officeDocument/2006/relationships" xmlns:m="http://schemas.openxmlformats.org/officeDocument/2006/math" xmlns:v="urn:schemas-microsoft-com:vml" xmlns:wp14="http://schemas.microsoft.com/office/word/2010/wordprocessingDrawing" xmlns:wp="http://schemas.openxmlformats.org/drawingml/2006/wordprocessingDrawing" xmlns:w10="urn:schemas-microsoft-com:office:word" xmlns:w="http://schemas.openxmlformats.org/wordprocessingml/2006/main" xmlns:w14="http://schemas.microsoft.com/office/word/2010/wordml" xmlns:w15="http://schemas.microsoft.com/office/word/2012/wordml" xmlns:w16cex="http://schemas.microsoft.com/office/word/2018/wordml/cex" xmlns:w16cid="http://schemas.microsoft.com/office/word/2016/wordml/cid" xmlns:w16="http://schemas.microsoft.com/office/word/2018/wordml" xmlns:w16du="http://schemas.microsoft.com/office/word/2023/wordml/word16du" xmlns:w16sdtdh="http://schemas.microsoft.com/office/word/2020/wordml/sdtdatahash" xmlns:w16sdtfl="http://schemas.microsoft.com/office/word/2024/wordml/sdtformatlock" xmlns:w16se="http://schemas.microsoft.com/office/word/2015/wordml/symex" xmlns:wpg="http://schemas.microsoft.com/office/word/2010/wordprocessingGroup" xmlns:wpi="http://schemas.microsoft.com/office/word/2010/wordprocessingInk" xmlns:wne="http://schemas.microsoft.com/office/word/2006/wordml" xmlns:wps="http://schemas.microsoft.com/office/word/2010/wordprocessingShape" mc:Ignorable="w14 w15 w16se w16cid w16 w16cex w16sdtdh w16sdtfl w16du wp14">
   <w:footnote w:type="separator" w:id="-1">
@@ -5403,53 +5456,9 @@
   <w:p>
     <w:pPr>
       <w:pStyle w:val="af3"/>
+      <w:ind w:right="90"/>
       <w:jc w:val="right"/>
     </w:pPr>
-    <w:r>
-      <w:rPr>
-        <w:rFonts w:asciiTheme="majorHAnsi" w:eastAsiaTheme="majorEastAsia" w:hAnsiTheme="majorHAnsi" w:cstheme="majorBidi"/>
-      </w:rPr>
-      <w:fldChar w:fldCharType="begin"/>
-    </w:r>
-    <w:r>
-      <w:rPr>
-        <w:rFonts w:asciiTheme="majorHAnsi" w:eastAsiaTheme="majorEastAsia" w:hAnsiTheme="majorHAnsi" w:cstheme="majorBidi"/>
-      </w:rPr>
-      <w:instrText xml:space="preserve"> </w:instrText>
-    </w:r>
-    <w:r>
-      <w:rPr>
-        <w:rFonts w:asciiTheme="majorHAnsi" w:eastAsiaTheme="majorEastAsia" w:hAnsiTheme="majorHAnsi" w:cstheme="majorBidi"/>
-        <w:lang w:eastAsia="ja-JP"/>
-      </w:rPr>
-      <w:instrText>DOCPROPERTY TITLE-META \* MERGEFORMAT</w:instrText>
-    </w:r>
-    <w:r>
-      <w:rPr>
-        <w:rFonts w:asciiTheme="majorHAnsi" w:eastAsiaTheme="majorEastAsia" w:hAnsiTheme="majorHAnsi" w:cstheme="majorBidi" w:hint="eastAsia"/>
-        <w:lang w:eastAsia="ja-JP"/>
-      </w:rPr>
-      <w:instrText xml:space="preserve"> </w:instrText>
-    </w:r>
-    <w:r>
-      <w:rPr>
-        <w:rFonts w:asciiTheme="majorHAnsi" w:eastAsiaTheme="majorEastAsia" w:hAnsiTheme="majorHAnsi" w:cstheme="majorBidi"/>
-      </w:rPr>
-      <w:fldChar w:fldCharType="separate"/>
-    </w:r>
-    <w:r>
-      <w:rPr>
-        <w:rFonts w:asciiTheme="majorHAnsi" w:eastAsiaTheme="majorEastAsia" w:hAnsiTheme="majorHAnsi" w:cstheme="majorBidi"/>
-        <w:lang w:eastAsia="ja-JP"/>
-      </w:rPr>
-      <w:t>本のタイトル</w:t>
-    </w:r>
-    <w:r>
-      <w:rPr>
-        <w:rFonts w:asciiTheme="majorHAnsi" w:eastAsiaTheme="majorEastAsia" w:hAnsiTheme="majorHAnsi" w:cstheme="majorBidi"/>
-      </w:rPr>
-      <w:fldChar w:fldCharType="end"/>
-    </w:r>
   </w:p>
 </w:hdr>
 </file>
@@ -5477,6 +5486,84 @@
           <wp:effectExtent l="0" t="0" r="5080" b="0"/>
           <wp:wrapNone/>
           <wp:docPr id="3" name="図 3"/>
+          <wp:cNvGraphicFramePr>
+            <a:graphicFrameLocks xmlns:a="http://schemas.openxmlformats.org/drawingml/2006/main" noChangeAspect="1"/>
+          </wp:cNvGraphicFramePr>
+          <a:graphic xmlns:a="http://schemas.openxmlformats.org/drawingml/2006/main">
+            <a:graphicData uri="http://schemas.openxmlformats.org/drawingml/2006/picture">
+              <pic:pic xmlns:pic="http://schemas.openxmlformats.org/drawingml/2006/picture">
+                <pic:nvPicPr>
+                  <pic:cNvPr id="7" name="markdown-logo-1664x1024.png"/>
+                  <pic:cNvPicPr/>
+                </pic:nvPicPr>
+                <pic:blipFill>
+                  <a:blip r:embed="rId1">
+                    <a:alphaModFix amt="20000"/>
+                  </a:blip>
+                  <a:stretch>
+                    <a:fillRect/>
+                  </a:stretch>
+                </pic:blipFill>
+                <pic:spPr>
+                  <a:xfrm>
+                    <a:off x="0" y="0"/>
+                    <a:ext cx="6192520" cy="3810635"/>
+                  </a:xfrm>
+                  <a:prstGeom prst="rect">
+                    <a:avLst/>
+                  </a:prstGeom>
+                </pic:spPr>
+              </pic:pic>
+            </a:graphicData>
+          </a:graphic>
+          <wp14:sizeRelH relativeFrom="page">
+            <wp14:pctWidth>0</wp14:pctWidth>
+          </wp14:sizeRelH>
+          <wp14:sizeRelV relativeFrom="page">
+            <wp14:pctHeight>0</wp14:pctHeight>
+          </wp14:sizeRelV>
+        </wp:anchor>
+      </w:drawing>
+    </w:r>
+  </w:p>
+</w:hdr>
+</file>
+
+<file path=word/header4.xml><?xml version="1.0" encoding="utf-8"?>
+<w:hdr xmlns:wpc="http://schemas.microsoft.com/office/word/2010/wordprocessingCanvas" xmlns:cx="http://schemas.microsoft.com/office/drawing/2014/chartex" xmlns:cx1="http://schemas.microsoft.com/office/drawing/2015/9/8/chartex" xmlns:cx2="http://schemas.microsoft.com/office/drawing/2015/10/21/chartex" xmlns:cx3="http://schemas.microsoft.com/office/drawing/2016/5/9/chartex" xmlns:cx4="http://schemas.microsoft.com/office/drawing/2016/5/10/chartex" xmlns:cx5="http://schemas.microsoft.com/office/drawing/2016/5/11/chartex" xmlns:cx6="http://schemas.microsoft.com/office/drawing/2016/5/12/chartex" xmlns:cx7="http://schemas.microsoft.com/office/drawing/2016/5/13/chartex" xmlns:cx8="http://schemas.microsoft.com/office/drawing/2016/5/14/chartex" xmlns:mc="http://schemas.openxmlformats.org/markup-compatibility/2006" xmlns:aink="http://schemas.microsoft.com/office/drawing/2016/ink" xmlns:am3d="http://schemas.microsoft.com/office/drawing/2017/model3d" xmlns:o="urn:schemas-microsoft-com:office:office" xmlns:oel="http://schemas.microsoft.com/office/2019/extlst" xmlns:r="http://schemas.openxmlformats.org/officeDocument/2006/relationships" xmlns:m="http://schemas.openxmlformats.org/officeDocument/2006/math" xmlns:v="urn:schemas-microsoft-com:vml" xmlns:wp14="http://schemas.microsoft.com/office/word/2010/wordprocessingDrawing" xmlns:wp="http://schemas.openxmlformats.org/drawingml/2006/wordprocessingDrawing" xmlns:w10="urn:schemas-microsoft-com:office:word" xmlns:w="http://schemas.openxmlformats.org/wordprocessingml/2006/main" xmlns:w14="http://schemas.microsoft.com/office/word/2010/wordml" xmlns:w15="http://schemas.microsoft.com/office/word/2012/wordml" xmlns:w16cex="http://schemas.microsoft.com/office/word/2018/wordml/cex" xmlns:w16cid="http://schemas.microsoft.com/office/word/2016/wordml/cid" xmlns:w16="http://schemas.microsoft.com/office/word/2018/wordml" xmlns:w16du="http://schemas.microsoft.com/office/word/2023/wordml/word16du" xmlns:w16sdtdh="http://schemas.microsoft.com/office/word/2020/wordml/sdtdatahash" xmlns:w16sdtfl="http://schemas.microsoft.com/office/word/2024/wordml/sdtformatlock" xmlns:w16se="http://schemas.microsoft.com/office/word/2015/wordml/symex" xmlns:wpg="http://schemas.microsoft.com/office/word/2010/wordprocessingGroup" xmlns:wpi="http://schemas.microsoft.com/office/word/2010/wordprocessingInk" xmlns:wne="http://schemas.microsoft.com/office/word/2006/wordml" xmlns:wps="http://schemas.microsoft.com/office/word/2010/wordprocessingShape" mc:Ignorable="w14 w15 w16se w16cid w16 w16cex w16sdtdh w16sdtfl w16du wp14">
+  <w:p>
+    <w:pPr>
+      <w:pStyle w:val="af3"/>
+      <w:ind w:right="90"/>
+      <w:jc w:val="right"/>
+    </w:pPr>
+  </w:p>
+</w:hdr>
+</file>
+
+<file path=word/header5.xml><?xml version="1.0" encoding="utf-8"?>
+<w:hdr xmlns:wpc="http://schemas.microsoft.com/office/word/2010/wordprocessingCanvas" xmlns:cx="http://schemas.microsoft.com/office/drawing/2014/chartex" xmlns:cx1="http://schemas.microsoft.com/office/drawing/2015/9/8/chartex" xmlns:cx2="http://schemas.microsoft.com/office/drawing/2015/10/21/chartex" xmlns:cx3="http://schemas.microsoft.com/office/drawing/2016/5/9/chartex" xmlns:cx4="http://schemas.microsoft.com/office/drawing/2016/5/10/chartex" xmlns:cx5="http://schemas.microsoft.com/office/drawing/2016/5/11/chartex" xmlns:cx6="http://schemas.microsoft.com/office/drawing/2016/5/12/chartex" xmlns:cx7="http://schemas.microsoft.com/office/drawing/2016/5/13/chartex" xmlns:cx8="http://schemas.microsoft.com/office/drawing/2016/5/14/chartex" xmlns:mc="http://schemas.openxmlformats.org/markup-compatibility/2006" xmlns:aink="http://schemas.microsoft.com/office/drawing/2016/ink" xmlns:am3d="http://schemas.microsoft.com/office/drawing/2017/model3d" xmlns:o="urn:schemas-microsoft-com:office:office" xmlns:oel="http://schemas.microsoft.com/office/2019/extlst" xmlns:r="http://schemas.openxmlformats.org/officeDocument/2006/relationships" xmlns:m="http://schemas.openxmlformats.org/officeDocument/2006/math" xmlns:v="urn:schemas-microsoft-com:vml" xmlns:wp14="http://schemas.microsoft.com/office/word/2010/wordprocessingDrawing" xmlns:wp="http://schemas.openxmlformats.org/drawingml/2006/wordprocessingDrawing" xmlns:w10="urn:schemas-microsoft-com:office:word" xmlns:w="http://schemas.openxmlformats.org/wordprocessingml/2006/main" xmlns:w14="http://schemas.microsoft.com/office/word/2010/wordml" xmlns:w15="http://schemas.microsoft.com/office/word/2012/wordml" xmlns:w16cex="http://schemas.microsoft.com/office/word/2018/wordml/cex" xmlns:w16cid="http://schemas.microsoft.com/office/word/2016/wordml/cid" xmlns:w16="http://schemas.microsoft.com/office/word/2018/wordml" xmlns:w16du="http://schemas.microsoft.com/office/word/2023/wordml/word16du" xmlns:w16sdtdh="http://schemas.microsoft.com/office/word/2020/wordml/sdtdatahash" xmlns:w16sdtfl="http://schemas.microsoft.com/office/word/2024/wordml/sdtformatlock" xmlns:w16se="http://schemas.microsoft.com/office/word/2015/wordml/symex" xmlns:wpg="http://schemas.microsoft.com/office/word/2010/wordprocessingGroup" xmlns:wpi="http://schemas.microsoft.com/office/word/2010/wordprocessingInk" xmlns:wne="http://schemas.microsoft.com/office/word/2006/wordml" xmlns:wps="http://schemas.microsoft.com/office/word/2010/wordprocessingShape" mc:Ignorable="w14 w15 w16se w16cid w16 w16cex w16sdtdh w16sdtfl w16du wp14">
+  <w:p>
+    <w:pPr>
+      <w:spacing w:line="264" w:lineRule="auto"/>
+    </w:pPr>
+    <w:r>
+      <w:rPr>
+        <w:noProof/>
+      </w:rPr>
+      <w:drawing>
+        <wp:anchor distT="0" distB="0" distL="114300" distR="114300" simplePos="0" relativeHeight="251660288" behindDoc="1" locked="0" layoutInCell="1" allowOverlap="1" wp14:anchorId="7034E78F" wp14:editId="38A44C6A">
+          <wp:simplePos x="0" y="0"/>
+          <wp:positionH relativeFrom="margin">
+            <wp:align>center</wp:align>
+          </wp:positionH>
+          <wp:positionV relativeFrom="margin">
+            <wp:align>center</wp:align>
+          </wp:positionV>
+          <wp:extent cx="6192520" cy="3810635"/>
+          <wp:effectExtent l="0" t="0" r="5080" b="0"/>
+          <wp:wrapNone/>
+          <wp:docPr id="1474887122" name="図 1474887122"/>
           <wp:cNvGraphicFramePr>
             <a:graphicFrameLocks xmlns:a="http://schemas.openxmlformats.org/drawingml/2006/main" noChangeAspect="1"/>
           </wp:cNvGraphicFramePr>

--- a/system/ref.docx
+++ b/system/ref.docx
@@ -4078,6 +4078,7 @@
         <w:rPr>
           <w:rStyle w:val="CommentTok"/>
         </w:rPr>
+        <w:lastRenderedPageBreak/>
         <w:t>"""A setuptools based setup module.</w:t>
       </w:r>
       <w:r>
@@ -4099,7 +4100,6 @@
         <w:rPr>
           <w:rStyle w:val="CommentTok"/>
         </w:rPr>
-        <w:lastRenderedPageBreak/>
         <w:t>https://packaging.python.org/en/latest/distributing.html</w:t>
       </w:r>
       <w:r>
@@ -4823,28 +4823,23 @@
     </w:p>
     <w:tbl>
       <w:tblPr>
-        <w:tblStyle w:val="Centered"/>
+        <w:tblStyle w:val="43"/>
         <w:tblW w:w="0" w:type="pct"/>
-        <w:jc w:val="center"/>
         <w:tblLook w:val="07E0" w:firstRow="1" w:lastRow="1" w:firstColumn="1" w:lastColumn="1" w:noHBand="1" w:noVBand="1"/>
       </w:tblPr>
       <w:tblGrid>
-        <w:gridCol w:w="3816"/>
-        <w:gridCol w:w="778"/>
-        <w:gridCol w:w="706"/>
+        <w:gridCol w:w="3992"/>
+        <w:gridCol w:w="800"/>
+        <w:gridCol w:w="688"/>
       </w:tblGrid>
       <w:tr>
         <w:trPr>
           <w:cnfStyle w:val="100000000000" w:firstRow="1" w:lastRow="0" w:firstColumn="0" w:lastColumn="0" w:oddVBand="0" w:evenVBand="0" w:oddHBand="0" w:evenHBand="0" w:firstRowFirstColumn="0" w:firstRowLastColumn="0" w:lastRowFirstColumn="0" w:lastRowLastColumn="0"/>
-          <w:jc w:val="center"/>
         </w:trPr>
         <w:tc>
           <w:tcPr>
+            <w:cnfStyle w:val="001000000100" w:firstRow="0" w:lastRow="0" w:firstColumn="1" w:lastColumn="0" w:oddVBand="0" w:evenVBand="0" w:oddHBand="0" w:evenHBand="0" w:firstRowFirstColumn="1" w:firstRowLastColumn="0" w:lastRowFirstColumn="0" w:lastRowLastColumn="0"/>
             <w:tcW w:w="0" w:type="auto"/>
-            <w:tcBorders>
-              <w:bottom w:val="single" w:sz="0" w:space="0" w:color="auto"/>
-            </w:tcBorders>
-            <w:vAlign w:val="center"/>
           </w:tcPr>
           <w:p>
             <w:pPr>
@@ -4858,104 +4853,98 @@
         <w:tc>
           <w:tcPr>
             <w:tcW w:w="0" w:type="auto"/>
-            <w:tcBorders>
-              <w:bottom w:val="single" w:sz="0" w:space="0" w:color="auto"/>
-            </w:tcBorders>
-            <w:vAlign w:val="center"/>
           </w:tcPr>
           <w:p>
             <w:pPr>
               <w:pStyle w:val="TableHeadCenter"/>
+              <w:cnfStyle w:val="100000000000" w:firstRow="1" w:lastRow="0" w:firstColumn="0" w:lastColumn="0" w:oddVBand="0" w:evenVBand="0" w:oddHBand="0" w:evenHBand="0" w:firstRowFirstColumn="0" w:firstRowLastColumn="0" w:lastRowFirstColumn="0" w:lastRowLastColumn="0"/>
             </w:pPr>
             <w:r>
               <w:t>is</w:t>
+            </w:r>
+          </w:p>
+        </w:tc>
+        <w:tc>
+          <w:tcPr>
+            <w:cnfStyle w:val="000100001000" w:firstRow="0" w:lastRow="0" w:firstColumn="0" w:lastColumn="1" w:oddVBand="0" w:evenVBand="0" w:oddHBand="0" w:evenHBand="0" w:firstRowFirstColumn="0" w:firstRowLastColumn="1" w:lastRowFirstColumn="0" w:lastRowLastColumn="0"/>
+            <w:tcW w:w="0" w:type="auto"/>
+          </w:tcPr>
+          <w:p>
+            <w:pPr>
+              <w:pStyle w:val="TableHeadRight"/>
+            </w:pPr>
+            <w:r>
+              <w:t>Table</w:t>
+            </w:r>
+          </w:p>
+        </w:tc>
+      </w:tr>
+      <w:tr>
+        <w:trPr>
+          <w:cnfStyle w:val="010000000000" w:firstRow="0" w:lastRow="1" w:firstColumn="0" w:lastColumn="0" w:oddVBand="0" w:evenVBand="0" w:oddHBand="0" w:evenHBand="0" w:firstRowFirstColumn="0" w:firstRowLastColumn="0" w:lastRowFirstColumn="0" w:lastRowLastColumn="0"/>
+        </w:trPr>
+        <w:tc>
+          <w:tcPr>
+            <w:cnfStyle w:val="001000000001" w:firstRow="0" w:lastRow="0" w:firstColumn="1" w:lastColumn="0" w:oddVBand="0" w:evenVBand="0" w:oddHBand="0" w:evenHBand="0" w:firstRowFirstColumn="0" w:firstRowLastColumn="0" w:lastRowFirstColumn="1" w:lastRowLastColumn="0"/>
+            <w:tcW w:w="0" w:type="auto"/>
+          </w:tcPr>
+          <w:p>
+            <w:pPr>
+              <w:pStyle w:val="TableBodyLeft"/>
+            </w:pPr>
+            <w:r>
+              <w:t>Left</w:t>
+            </w:r>
+            <w:r>
+              <w:t xml:space="preserve"> Left Left Left Left Left Left Left Left</w:t>
+            </w:r>
+          </w:p>
+          <w:p>
+            <w:pPr>
+              <w:pStyle w:val="TableBodyLeft"/>
+            </w:pPr>
+            <w:r>
+              <w:rPr>
+                <w:rFonts w:hint="eastAsia"/>
+                <w:lang w:eastAsia="ja-JP"/>
+              </w:rPr>
+              <w:t xml:space="preserve">Left </w:t>
+            </w:r>
+            <w:r>
+              <w:t xml:space="preserve">Left Left Left Left Left Left Left Left Left </w:t>
+            </w:r>
+            <w:r>
+              <w:br/>
+              <w:t>Left Left</w:t>
+            </w:r>
+          </w:p>
+          <w:p>
+            <w:pPr>
+              <w:pStyle w:val="ae"/>
+            </w:pPr>
+            <w:r>
+              <w:t>Left Left Left Left</w:t>
             </w:r>
           </w:p>
         </w:tc>
         <w:tc>
           <w:tcPr>
             <w:tcW w:w="0" w:type="auto"/>
-            <w:tcBorders>
-              <w:bottom w:val="single" w:sz="0" w:space="0" w:color="auto"/>
-            </w:tcBorders>
-            <w:vAlign w:val="center"/>
           </w:tcPr>
           <w:p>
             <w:pPr>
-              <w:pStyle w:val="TableHeadRight"/>
+              <w:pStyle w:val="TableBodyCenter"/>
+              <w:cnfStyle w:val="010000000000" w:firstRow="0" w:lastRow="1" w:firstColumn="0" w:lastColumn="0" w:oddVBand="0" w:evenVBand="0" w:oddHBand="0" w:evenHBand="0" w:firstRowFirstColumn="0" w:firstRowLastColumn="0" w:lastRowFirstColumn="0" w:lastRowLastColumn="0"/>
             </w:pPr>
             <w:r>
-              <w:t>Table</w:t>
-            </w:r>
-          </w:p>
-        </w:tc>
-      </w:tr>
-      <w:tr>
-        <w:trPr>
-          <w:jc w:val="center"/>
-        </w:trPr>
-        <w:tc>
-          <w:tcPr>
-            <w:tcW w:w="0" w:type="auto"/>
-            <w:vAlign w:val="center"/>
-          </w:tcPr>
-          <w:p>
-            <w:pPr>
-              <w:pStyle w:val="TableBodyLeft"/>
-            </w:pPr>
-            <w:r>
-              <w:t>Left</w:t>
-            </w:r>
-            <w:r>
-              <w:t xml:space="preserve"> Left Left Left Left Left Left Left Left</w:t>
-            </w:r>
-          </w:p>
-          <w:p>
-            <w:pPr>
-              <w:pStyle w:val="TableBodyLeft"/>
-            </w:pPr>
-            <w:r>
-              <w:rPr>
-                <w:rFonts w:hint="eastAsia"/>
-                <w:lang w:eastAsia="ja-JP"/>
-              </w:rPr>
-              <w:t xml:space="preserve">Left </w:t>
-            </w:r>
-            <w:r>
-              <w:t xml:space="preserve">Left Left Left Left Left Left Left Left Left </w:t>
-            </w:r>
-            <w:r>
-              <w:br/>
-              <w:t>Left Left</w:t>
-            </w:r>
-          </w:p>
-          <w:p>
-            <w:pPr>
-              <w:pStyle w:val="ae"/>
-            </w:pPr>
-            <w:r>
-              <w:t>Left Left Left Left</w:t>
+              <w:t>Center</w:t>
             </w:r>
           </w:p>
         </w:tc>
         <w:tc>
           <w:tcPr>
+            <w:cnfStyle w:val="000100000010" w:firstRow="0" w:lastRow="0" w:firstColumn="0" w:lastColumn="1" w:oddVBand="0" w:evenVBand="0" w:oddHBand="0" w:evenHBand="0" w:firstRowFirstColumn="0" w:firstRowLastColumn="0" w:lastRowFirstColumn="0" w:lastRowLastColumn="1"/>
             <w:tcW w:w="0" w:type="auto"/>
-            <w:vAlign w:val="center"/>
-          </w:tcPr>
-          <w:p>
-            <w:pPr>
-              <w:pStyle w:val="TableBodyCenter"/>
-            </w:pPr>
-            <w:r>
-              <w:t>Center</w:t>
-            </w:r>
-          </w:p>
-        </w:tc>
-        <w:tc>
-          <w:tcPr>
-            <w:tcW w:w="0" w:type="auto"/>
-            <w:vAlign w:val="center"/>
           </w:tcPr>
           <w:p>
             <w:pPr>
@@ -13090,19 +13079,13 @@
     <w:next w:val="a1"/>
     <w:autoRedefine/>
     <w:qFormat/>
-    <w:rsid w:val="00F154A2"/>
+    <w:rsid w:val="00E73127"/>
     <w:pPr>
-      <w:pBdr>
-        <w:top w:val="single" w:sz="4" w:space="4" w:color="auto"/>
-        <w:left w:val="single" w:sz="4" w:space="4" w:color="auto"/>
-        <w:bottom w:val="single" w:sz="4" w:space="4" w:color="auto"/>
-        <w:right w:val="single" w:sz="4" w:space="4" w:color="auto"/>
-      </w:pBdr>
       <w:shd w:val="clear" w:color="auto" w:fill="F2F2F2" w:themeFill="background1" w:themeFillShade="F2"/>
       <w:spacing w:after="120"/>
     </w:pPr>
     <w:rPr>
-      <w:rFonts w:ascii="Source Code Pro" w:eastAsia="Ricty Diminished" w:hAnsi="Source Code Pro"/>
+      <w:rFonts w:ascii="Source Han Code JP R" w:eastAsia="Source Han Code JP R" w:hAnsi="Source Han Code JP R" w:cs="Source Han Code JP R"/>
       <w:sz w:val="13"/>
       <w:szCs w:val="13"/>
     </w:rPr>
@@ -13952,6 +13935,121 @@
         <w:numId w:val="1013"/>
       </w:numPr>
     </w:pPr>
+  </w:style>
+  <w:style w:type="table" w:styleId="43">
+    <w:name w:val="Plain Table 4"/>
+    <w:basedOn w:val="a3"/>
+    <w:rsid w:val="00282C2B"/>
+    <w:pPr>
+      <w:spacing w:after="0" w:line="240" w:lineRule="auto"/>
+      <w:jc w:val="center"/>
+    </w:pPr>
+    <w:rPr>
+      <w:rFonts w:ascii="Source Han Sans JP" w:eastAsia="Source Han Sans JP" w:hAnsi="Source Han Sans JP" w:cs="Source Han Sans JP"/>
+    </w:rPr>
+    <w:tblPr>
+      <w:tblStyleRowBandSize w:val="1"/>
+      <w:tblStyleColBandSize w:val="1"/>
+      <w:jc w:val="center"/>
+    </w:tblPr>
+    <w:trPr>
+      <w:jc w:val="center"/>
+    </w:trPr>
+    <w:tcPr>
+      <w:vAlign w:val="center"/>
+    </w:tcPr>
+    <w:tblStylePr w:type="firstRow">
+      <w:rPr>
+        <w:rFonts w:ascii="Source Han Sans JP" w:eastAsia="Source Han Sans JP" w:hAnsi="Source Han Sans JP" w:cs="Source Han Sans JP"/>
+        <w:b/>
+        <w:bCs/>
+        <w:sz w:val="22"/>
+        <w:szCs w:val="22"/>
+      </w:rPr>
+    </w:tblStylePr>
+    <w:tblStylePr w:type="lastRow">
+      <w:rPr>
+        <w:rFonts w:ascii="Source Han Sans JP" w:eastAsia="Source Han Sans JP" w:hAnsi="Source Han Sans JP" w:cs="Source Han Sans JP"/>
+        <w:b/>
+        <w:bCs/>
+        <w:sz w:val="22"/>
+        <w:szCs w:val="22"/>
+      </w:rPr>
+    </w:tblStylePr>
+    <w:tblStylePr w:type="firstCol">
+      <w:rPr>
+        <w:rFonts w:ascii="Source Han Sans JP" w:eastAsia="Source Han Sans JP" w:hAnsi="Source Han Sans JP" w:cs="Source Han Sans JP"/>
+        <w:b w:val="0"/>
+        <w:bCs w:val="0"/>
+        <w:sz w:val="22"/>
+        <w:szCs w:val="22"/>
+      </w:rPr>
+    </w:tblStylePr>
+    <w:tblStylePr w:type="lastCol">
+      <w:rPr>
+        <w:rFonts w:ascii="Source Han Sans JP" w:eastAsia="Source Han Sans JP" w:hAnsi="Source Han Sans JP" w:cs="Source Han Sans JP"/>
+        <w:b w:val="0"/>
+        <w:bCs w:val="0"/>
+        <w:sz w:val="22"/>
+        <w:szCs w:val="22"/>
+      </w:rPr>
+    </w:tblStylePr>
+    <w:tblStylePr w:type="band1Vert">
+      <w:rPr>
+        <w:rFonts w:ascii="Source Han Sans JP" w:eastAsia="Source Han Sans JP" w:hAnsi="Source Han Sans JP" w:cs="Source Han Sans JP"/>
+        <w:sz w:val="22"/>
+        <w:szCs w:val="22"/>
+      </w:rPr>
+    </w:tblStylePr>
+    <w:tblStylePr w:type="band2Vert">
+      <w:rPr>
+        <w:rFonts w:ascii="Source Han Sans JP" w:eastAsia="Source Han Sans JP" w:hAnsi="Source Han Sans JP" w:cs="Source Han Sans JP"/>
+        <w:sz w:val="22"/>
+        <w:szCs w:val="22"/>
+      </w:rPr>
+    </w:tblStylePr>
+    <w:tblStylePr w:type="band1Horz">
+      <w:rPr>
+        <w:rFonts w:ascii="Source Han Sans JP" w:eastAsia="Source Han Sans JP" w:hAnsi="Source Han Sans JP" w:cs="Source Han Sans JP"/>
+        <w:sz w:val="22"/>
+        <w:szCs w:val="22"/>
+      </w:rPr>
+    </w:tblStylePr>
+    <w:tblStylePr w:type="band2Horz">
+      <w:rPr>
+        <w:rFonts w:ascii="Source Han Sans JP" w:eastAsia="Source Han Sans JP" w:hAnsi="Source Han Sans JP" w:cs="Source Han Sans JP"/>
+        <w:sz w:val="22"/>
+        <w:szCs w:val="22"/>
+      </w:rPr>
+    </w:tblStylePr>
+    <w:tblStylePr w:type="neCell">
+      <w:rPr>
+        <w:rFonts w:ascii="Source Han Sans JP" w:eastAsia="Source Han Sans JP" w:hAnsi="Source Han Sans JP" w:cs="Source Han Sans JP"/>
+        <w:sz w:val="22"/>
+        <w:szCs w:val="22"/>
+      </w:rPr>
+    </w:tblStylePr>
+    <w:tblStylePr w:type="nwCell">
+      <w:rPr>
+        <w:rFonts w:ascii="Source Han Sans JP" w:eastAsia="Source Han Sans JP" w:hAnsi="Source Han Sans JP" w:cs="Source Han Sans JP"/>
+        <w:sz w:val="22"/>
+        <w:szCs w:val="22"/>
+      </w:rPr>
+    </w:tblStylePr>
+    <w:tblStylePr w:type="seCell">
+      <w:rPr>
+        <w:rFonts w:ascii="Source Han Sans JP" w:eastAsia="Source Han Sans JP" w:hAnsi="Source Han Sans JP" w:cs="Source Han Sans JP"/>
+        <w:sz w:val="22"/>
+        <w:szCs w:val="22"/>
+      </w:rPr>
+    </w:tblStylePr>
+    <w:tblStylePr w:type="swCell">
+      <w:rPr>
+        <w:rFonts w:ascii="Source Han Sans JP" w:eastAsia="Source Han Sans JP" w:hAnsi="Source Han Sans JP" w:cs="Source Han Sans JP"/>
+        <w:sz w:val="22"/>
+        <w:szCs w:val="22"/>
+      </w:rPr>
+    </w:tblStylePr>
   </w:style>
 </w:styles>
 </file>

--- a/system/ref.docx
+++ b/system/ref.docx
@@ -1609,20 +1609,15 @@
       <w:tblPr>
         <w:tblStyle w:val="Centered"/>
         <w:tblW w:w="5000" w:type="pct"/>
-        <w:jc w:val="center"/>
         <w:tblLook w:val="07C0" w:firstRow="0" w:lastRow="1" w:firstColumn="1" w:lastColumn="1" w:noHBand="1" w:noVBand="1"/>
       </w:tblPr>
       <w:tblGrid>
         <w:gridCol w:w="8868"/>
       </w:tblGrid>
       <w:tr>
-        <w:trPr>
-          <w:jc w:val="center"/>
-        </w:trPr>
         <w:tc>
           <w:tcPr>
             <w:tcW w:w="0" w:type="auto"/>
-            <w:vAlign w:val="center"/>
           </w:tcPr>
           <w:p>
             <w:pPr>
@@ -4823,22 +4818,18 @@
     </w:p>
     <w:tbl>
       <w:tblPr>
-        <w:tblStyle w:val="43"/>
+        <w:tblStyle w:val="NoGridLeft"/>
         <w:tblW w:w="0" w:type="pct"/>
-        <w:tblLook w:val="07E0" w:firstRow="1" w:lastRow="1" w:firstColumn="1" w:lastColumn="1" w:noHBand="1" w:noVBand="1"/>
+        <w:tblLook w:val="0600" w:firstRow="0" w:lastRow="0" w:firstColumn="0" w:lastColumn="0" w:noHBand="1" w:noVBand="1"/>
       </w:tblPr>
       <w:tblGrid>
-        <w:gridCol w:w="3992"/>
-        <w:gridCol w:w="800"/>
-        <w:gridCol w:w="688"/>
+        <w:gridCol w:w="3816"/>
+        <w:gridCol w:w="778"/>
+        <w:gridCol w:w="706"/>
       </w:tblGrid>
       <w:tr>
-        <w:trPr>
-          <w:cnfStyle w:val="100000000000" w:firstRow="1" w:lastRow="0" w:firstColumn="0" w:lastColumn="0" w:oddVBand="0" w:evenVBand="0" w:oddHBand="0" w:evenHBand="0" w:firstRowFirstColumn="0" w:firstRowLastColumn="0" w:lastRowFirstColumn="0" w:lastRowLastColumn="0"/>
-        </w:trPr>
         <w:tc>
           <w:tcPr>
-            <w:cnfStyle w:val="001000000100" w:firstRow="0" w:lastRow="0" w:firstColumn="1" w:lastColumn="0" w:oddVBand="0" w:evenVBand="0" w:oddHBand="0" w:evenHBand="0" w:firstRowFirstColumn="1" w:firstRowLastColumn="0" w:lastRowFirstColumn="0" w:lastRowLastColumn="0"/>
             <w:tcW w:w="0" w:type="auto"/>
           </w:tcPr>
           <w:p>
@@ -4857,7 +4848,6 @@
           <w:p>
             <w:pPr>
               <w:pStyle w:val="TableHeadCenter"/>
-              <w:cnfStyle w:val="100000000000" w:firstRow="1" w:lastRow="0" w:firstColumn="0" w:lastColumn="0" w:oddVBand="0" w:evenVBand="0" w:oddHBand="0" w:evenHBand="0" w:firstRowFirstColumn="0" w:firstRowLastColumn="0" w:lastRowFirstColumn="0" w:lastRowLastColumn="0"/>
             </w:pPr>
             <w:r>
               <w:t>is</w:t>
@@ -4866,7 +4856,6 @@
         </w:tc>
         <w:tc>
           <w:tcPr>
-            <w:cnfStyle w:val="000100001000" w:firstRow="0" w:lastRow="0" w:firstColumn="0" w:lastColumn="1" w:oddVBand="0" w:evenVBand="0" w:oddHBand="0" w:evenHBand="0" w:firstRowFirstColumn="0" w:firstRowLastColumn="1" w:lastRowFirstColumn="0" w:lastRowLastColumn="0"/>
             <w:tcW w:w="0" w:type="auto"/>
           </w:tcPr>
           <w:p>
@@ -4880,12 +4869,8 @@
         </w:tc>
       </w:tr>
       <w:tr>
-        <w:trPr>
-          <w:cnfStyle w:val="010000000000" w:firstRow="0" w:lastRow="1" w:firstColumn="0" w:lastColumn="0" w:oddVBand="0" w:evenVBand="0" w:oddHBand="0" w:evenHBand="0" w:firstRowFirstColumn="0" w:firstRowLastColumn="0" w:lastRowFirstColumn="0" w:lastRowLastColumn="0"/>
-        </w:trPr>
         <w:tc>
           <w:tcPr>
-            <w:cnfStyle w:val="001000000001" w:firstRow="0" w:lastRow="0" w:firstColumn="1" w:lastColumn="0" w:oddVBand="0" w:evenVBand="0" w:oddHBand="0" w:evenHBand="0" w:firstRowFirstColumn="0" w:firstRowLastColumn="0" w:lastRowFirstColumn="1" w:lastRowLastColumn="0"/>
             <w:tcW w:w="0" w:type="auto"/>
           </w:tcPr>
           <w:p>
@@ -4934,7 +4919,6 @@
           <w:p>
             <w:pPr>
               <w:pStyle w:val="TableBodyCenter"/>
-              <w:cnfStyle w:val="010000000000" w:firstRow="0" w:lastRow="1" w:firstColumn="0" w:lastColumn="0" w:oddVBand="0" w:evenVBand="0" w:oddHBand="0" w:evenHBand="0" w:firstRowFirstColumn="0" w:firstRowLastColumn="0" w:lastRowFirstColumn="0" w:lastRowLastColumn="0"/>
             </w:pPr>
             <w:r>
               <w:t>Center</w:t>
@@ -4943,7 +4927,6 @@
         </w:tc>
         <w:tc>
           <w:tcPr>
-            <w:cnfStyle w:val="000100000010" w:firstRow="0" w:lastRow="0" w:firstColumn="0" w:lastColumn="1" w:oddVBand="0" w:evenVBand="0" w:oddHBand="0" w:evenHBand="0" w:firstRowFirstColumn="0" w:firstRowLastColumn="0" w:lastRowFirstColumn="0" w:lastRowLastColumn="1"/>
             <w:tcW w:w="0" w:type="auto"/>
           </w:tcPr>
           <w:p>
@@ -13079,10 +13062,10 @@
     <w:next w:val="a1"/>
     <w:autoRedefine/>
     <w:qFormat/>
-    <w:rsid w:val="00E73127"/>
+    <w:rsid w:val="004F2ECD"/>
     <w:pPr>
       <w:shd w:val="clear" w:color="auto" w:fill="F2F2F2" w:themeFill="background1" w:themeFillShade="F2"/>
-      <w:spacing w:after="120"/>
+      <w:spacing w:before="40" w:after="120"/>
     </w:pPr>
     <w:rPr>
       <w:rFonts w:ascii="Source Han Code JP R" w:eastAsia="Source Han Code JP R" w:hAnsi="Source Han Code JP R" w:cs="Source Han Code JP R"/>
@@ -13756,7 +13739,7 @@
     <w:basedOn w:val="TableBodyLeft"/>
     <w:autoRedefine/>
     <w:qFormat/>
-    <w:rsid w:val="00C17E2B"/>
+    <w:rsid w:val="00232111"/>
     <w:pPr>
       <w:jc w:val="center"/>
     </w:pPr>
@@ -13936,20 +13919,19 @@
       </w:numPr>
     </w:pPr>
   </w:style>
-  <w:style w:type="table" w:styleId="43">
-    <w:name w:val="Plain Table 4"/>
+  <w:style w:type="table" w:customStyle="1" w:styleId="NoGridLeft">
+    <w:name w:val="No Grid Left"/>
     <w:basedOn w:val="a3"/>
-    <w:rsid w:val="00282C2B"/>
+    <w:uiPriority w:val="99"/>
+    <w:rsid w:val="00C55C7E"/>
     <w:pPr>
       <w:spacing w:after="0" w:line="240" w:lineRule="auto"/>
-      <w:jc w:val="center"/>
+      <w:jc w:val="both"/>
     </w:pPr>
     <w:rPr>
       <w:rFonts w:ascii="Source Han Sans JP" w:eastAsia="Source Han Sans JP" w:hAnsi="Source Han Sans JP" w:cs="Source Han Sans JP"/>
     </w:rPr>
     <w:tblPr>
-      <w:tblStyleRowBandSize w:val="1"/>
-      <w:tblStyleColBandSize w:val="1"/>
       <w:jc w:val="center"/>
     </w:tblPr>
     <w:trPr>
@@ -13958,98 +13940,6 @@
     <w:tcPr>
       <w:vAlign w:val="center"/>
     </w:tcPr>
-    <w:tblStylePr w:type="firstRow">
-      <w:rPr>
-        <w:rFonts w:ascii="Source Han Sans JP" w:eastAsia="Source Han Sans JP" w:hAnsi="Source Han Sans JP" w:cs="Source Han Sans JP"/>
-        <w:b/>
-        <w:bCs/>
-        <w:sz w:val="22"/>
-        <w:szCs w:val="22"/>
-      </w:rPr>
-    </w:tblStylePr>
-    <w:tblStylePr w:type="lastRow">
-      <w:rPr>
-        <w:rFonts w:ascii="Source Han Sans JP" w:eastAsia="Source Han Sans JP" w:hAnsi="Source Han Sans JP" w:cs="Source Han Sans JP"/>
-        <w:b/>
-        <w:bCs/>
-        <w:sz w:val="22"/>
-        <w:szCs w:val="22"/>
-      </w:rPr>
-    </w:tblStylePr>
-    <w:tblStylePr w:type="firstCol">
-      <w:rPr>
-        <w:rFonts w:ascii="Source Han Sans JP" w:eastAsia="Source Han Sans JP" w:hAnsi="Source Han Sans JP" w:cs="Source Han Sans JP"/>
-        <w:b w:val="0"/>
-        <w:bCs w:val="0"/>
-        <w:sz w:val="22"/>
-        <w:szCs w:val="22"/>
-      </w:rPr>
-    </w:tblStylePr>
-    <w:tblStylePr w:type="lastCol">
-      <w:rPr>
-        <w:rFonts w:ascii="Source Han Sans JP" w:eastAsia="Source Han Sans JP" w:hAnsi="Source Han Sans JP" w:cs="Source Han Sans JP"/>
-        <w:b w:val="0"/>
-        <w:bCs w:val="0"/>
-        <w:sz w:val="22"/>
-        <w:szCs w:val="22"/>
-      </w:rPr>
-    </w:tblStylePr>
-    <w:tblStylePr w:type="band1Vert">
-      <w:rPr>
-        <w:rFonts w:ascii="Source Han Sans JP" w:eastAsia="Source Han Sans JP" w:hAnsi="Source Han Sans JP" w:cs="Source Han Sans JP"/>
-        <w:sz w:val="22"/>
-        <w:szCs w:val="22"/>
-      </w:rPr>
-    </w:tblStylePr>
-    <w:tblStylePr w:type="band2Vert">
-      <w:rPr>
-        <w:rFonts w:ascii="Source Han Sans JP" w:eastAsia="Source Han Sans JP" w:hAnsi="Source Han Sans JP" w:cs="Source Han Sans JP"/>
-        <w:sz w:val="22"/>
-        <w:szCs w:val="22"/>
-      </w:rPr>
-    </w:tblStylePr>
-    <w:tblStylePr w:type="band1Horz">
-      <w:rPr>
-        <w:rFonts w:ascii="Source Han Sans JP" w:eastAsia="Source Han Sans JP" w:hAnsi="Source Han Sans JP" w:cs="Source Han Sans JP"/>
-        <w:sz w:val="22"/>
-        <w:szCs w:val="22"/>
-      </w:rPr>
-    </w:tblStylePr>
-    <w:tblStylePr w:type="band2Horz">
-      <w:rPr>
-        <w:rFonts w:ascii="Source Han Sans JP" w:eastAsia="Source Han Sans JP" w:hAnsi="Source Han Sans JP" w:cs="Source Han Sans JP"/>
-        <w:sz w:val="22"/>
-        <w:szCs w:val="22"/>
-      </w:rPr>
-    </w:tblStylePr>
-    <w:tblStylePr w:type="neCell">
-      <w:rPr>
-        <w:rFonts w:ascii="Source Han Sans JP" w:eastAsia="Source Han Sans JP" w:hAnsi="Source Han Sans JP" w:cs="Source Han Sans JP"/>
-        <w:sz w:val="22"/>
-        <w:szCs w:val="22"/>
-      </w:rPr>
-    </w:tblStylePr>
-    <w:tblStylePr w:type="nwCell">
-      <w:rPr>
-        <w:rFonts w:ascii="Source Han Sans JP" w:eastAsia="Source Han Sans JP" w:hAnsi="Source Han Sans JP" w:cs="Source Han Sans JP"/>
-        <w:sz w:val="22"/>
-        <w:szCs w:val="22"/>
-      </w:rPr>
-    </w:tblStylePr>
-    <w:tblStylePr w:type="seCell">
-      <w:rPr>
-        <w:rFonts w:ascii="Source Han Sans JP" w:eastAsia="Source Han Sans JP" w:hAnsi="Source Han Sans JP" w:cs="Source Han Sans JP"/>
-        <w:sz w:val="22"/>
-        <w:szCs w:val="22"/>
-      </w:rPr>
-    </w:tblStylePr>
-    <w:tblStylePr w:type="swCell">
-      <w:rPr>
-        <w:rFonts w:ascii="Source Han Sans JP" w:eastAsia="Source Han Sans JP" w:hAnsi="Source Han Sans JP" w:cs="Source Han Sans JP"/>
-        <w:sz w:val="22"/>
-        <w:szCs w:val="22"/>
-      </w:rPr>
-    </w:tblStylePr>
   </w:style>
 </w:styles>
 </file>

--- a/system/ref.docx
+++ b/system/ref.docx
@@ -2401,151 +2401,173 @@
       <w:pPr>
         <w:pStyle w:val="SourceCode"/>
       </w:pPr>
-      <w:r>
-        <w:rPr>
-          <w:rStyle w:val="ImportTok"/>
-        </w:rPr>
-        <w:t>import</w:t>
-      </w:r>
-      <w:r>
-        <w:rPr>
-          <w:rStyle w:val="NormalTok"/>
-        </w:rPr>
-        <w:t xml:space="preserve"> pprint</w:t>
-      </w:r>
-      <w:r>
-        <w:br/>
-      </w:r>
-      <w:r>
-        <w:rPr>
-          <w:rStyle w:val="ImportTok"/>
-        </w:rPr>
-        <w:t>import</w:t>
-      </w:r>
-      <w:r>
-        <w:rPr>
-          <w:rStyle w:val="NormalTok"/>
-        </w:rPr>
-        <w:t xml:space="preserve"> docx</w:t>
-      </w:r>
-      <w:r>
-        <w:br/>
-      </w:r>
-      <w:r>
-        <w:br/>
-      </w:r>
-      <w:r>
-        <w:rPr>
-          <w:rStyle w:val="NormalTok"/>
-        </w:rPr>
-        <w:t xml:space="preserve">d </w:t>
-      </w:r>
-      <w:r>
-        <w:rPr>
-          <w:rStyle w:val="OperatorTok"/>
-        </w:rPr>
-        <w:t>=</w:t>
-      </w:r>
-      <w:r>
-        <w:rPr>
-          <w:rStyle w:val="NormalTok"/>
-        </w:rPr>
-        <w:t xml:space="preserve"> docx.Document(</w:t>
-      </w:r>
-      <w:r>
-        <w:rPr>
-          <w:rStyle w:val="StringTok"/>
-        </w:rPr>
-        <w:t>"custom-reference.docx"</w:t>
-      </w:r>
-      <w:r>
-        <w:rPr>
-          <w:rStyle w:val="NormalTok"/>
-        </w:rPr>
-        <w:t>)</w:t>
-      </w:r>
-      <w:r>
-        <w:br/>
-      </w:r>
-      <w:r>
-        <w:rPr>
-          <w:rStyle w:val="NormalTok"/>
-        </w:rPr>
-        <w:t>pprint.pprint(</w:t>
-      </w:r>
-      <w:r>
-        <w:rPr>
-          <w:rStyle w:val="BuiltInTok"/>
-        </w:rPr>
-        <w:t>sorted</w:t>
-      </w:r>
-      <w:r>
-        <w:rPr>
-          <w:rStyle w:val="NormalTok"/>
-        </w:rPr>
-        <w:t xml:space="preserve">([s.name </w:t>
-      </w:r>
-      <w:r>
-        <w:rPr>
-          <w:rStyle w:val="ControlFlowTok"/>
-        </w:rPr>
-        <w:t>for</w:t>
-      </w:r>
-      <w:r>
-        <w:rPr>
-          <w:rStyle w:val="NormalTok"/>
-        </w:rPr>
-        <w:t xml:space="preserve"> s </w:t>
-      </w:r>
-      <w:r>
-        <w:rPr>
-          <w:rStyle w:val="KeywordTok"/>
-        </w:rPr>
-        <w:t>in</w:t>
-      </w:r>
-      <w:r>
-        <w:rPr>
-          <w:rStyle w:val="NormalTok"/>
-        </w:rPr>
-        <w:t xml:space="preserve"> d.styles </w:t>
-      </w:r>
-      <w:r>
-        <w:rPr>
-          <w:rStyle w:val="ControlFlowTok"/>
-        </w:rPr>
-        <w:t>if</w:t>
-      </w:r>
-      <w:r>
-        <w:rPr>
-          <w:rStyle w:val="NormalTok"/>
-        </w:rPr>
-        <w:t xml:space="preserve"> </w:t>
-      </w:r>
-      <w:r>
-        <w:rPr>
-          <w:rStyle w:val="StringTok"/>
-        </w:rPr>
-        <w:t>"Tok"</w:t>
-      </w:r>
-      <w:r>
-        <w:rPr>
-          <w:rStyle w:val="NormalTok"/>
-        </w:rPr>
-        <w:t xml:space="preserve"> </w:t>
-      </w:r>
-      <w:r>
-        <w:rPr>
-          <w:rStyle w:val="KeywordTok"/>
-        </w:rPr>
-        <w:t>in</w:t>
-      </w:r>
-      <w:r>
-        <w:rPr>
-          <w:rStyle w:val="NormalTok"/>
-        </w:rPr>
-        <w:t xml:space="preserve"> s.name ]))</w:t>
-      </w:r>
     </w:p>
+    <w:tbl>
+      <w:tblPr>
+        <w:tblStyle w:val="NoGridLeft"/>
+        <w:tblW w:w="0" w:type="auto"/>
+        <w:tblLook w:val="04A0" w:firstRow="1" w:lastRow="0" w:firstColumn="1" w:lastColumn="0" w:noHBand="0" w:noVBand="1"/>
+      </w:tblPr>
+      <w:tblGrid>
+        <w:gridCol w:w="8878"/>
+      </w:tblGrid>
+      <w:tr>
+        <w:tc>
+          <w:tcPr>
+            <w:tcW w:w="8878" w:type="dxa"/>
+          </w:tcPr>
+          <w:p>
+            <w:pPr>
+              <w:pStyle w:val="SourceCode"/>
+            </w:pPr>
+            <w:r>
+              <w:rPr>
+                <w:rStyle w:val="ImportTok"/>
+              </w:rPr>
+              <w:t>import</w:t>
+            </w:r>
+            <w:r>
+              <w:rPr>
+                <w:rStyle w:val="NormalTok"/>
+              </w:rPr>
+              <w:t xml:space="preserve"> pprint</w:t>
+            </w:r>
+            <w:r>
+              <w:br/>
+            </w:r>
+            <w:r>
+              <w:rPr>
+                <w:rStyle w:val="ImportTok"/>
+              </w:rPr>
+              <w:t>import</w:t>
+            </w:r>
+            <w:r>
+              <w:rPr>
+                <w:rStyle w:val="NormalTok"/>
+              </w:rPr>
+              <w:t xml:space="preserve"> docx</w:t>
+            </w:r>
+            <w:r>
+              <w:br/>
+            </w:r>
+            <w:r>
+              <w:br/>
+            </w:r>
+            <w:r>
+              <w:rPr>
+                <w:rStyle w:val="NormalTok"/>
+              </w:rPr>
+              <w:t xml:space="preserve">d </w:t>
+            </w:r>
+            <w:r>
+              <w:rPr>
+                <w:rStyle w:val="OperatorTok"/>
+              </w:rPr>
+              <w:t>=</w:t>
+            </w:r>
+            <w:r>
+              <w:rPr>
+                <w:rStyle w:val="NormalTok"/>
+              </w:rPr>
+              <w:t xml:space="preserve"> docx.Document(</w:t>
+            </w:r>
+            <w:r>
+              <w:rPr>
+                <w:rStyle w:val="StringTok"/>
+              </w:rPr>
+              <w:t>"custom-reference.docx"</w:t>
+            </w:r>
+            <w:r>
+              <w:rPr>
+                <w:rStyle w:val="NormalTok"/>
+              </w:rPr>
+              <w:t>)</w:t>
+            </w:r>
+            <w:r>
+              <w:br/>
+            </w:r>
+            <w:r>
+              <w:rPr>
+                <w:rStyle w:val="NormalTok"/>
+              </w:rPr>
+              <w:t>pprint.pprint(</w:t>
+            </w:r>
+            <w:r>
+              <w:rPr>
+                <w:rStyle w:val="BuiltInTok"/>
+              </w:rPr>
+              <w:t>sorted</w:t>
+            </w:r>
+            <w:r>
+              <w:rPr>
+                <w:rStyle w:val="NormalTok"/>
+              </w:rPr>
+              <w:t xml:space="preserve">([s.name </w:t>
+            </w:r>
+            <w:r>
+              <w:rPr>
+                <w:rStyle w:val="ControlFlowTok"/>
+              </w:rPr>
+              <w:t>for</w:t>
+            </w:r>
+            <w:r>
+              <w:rPr>
+                <w:rStyle w:val="NormalTok"/>
+              </w:rPr>
+              <w:t xml:space="preserve"> s </w:t>
+            </w:r>
+            <w:r>
+              <w:rPr>
+                <w:rStyle w:val="KeywordTok"/>
+              </w:rPr>
+              <w:t>in</w:t>
+            </w:r>
+            <w:r>
+              <w:rPr>
+                <w:rStyle w:val="NormalTok"/>
+              </w:rPr>
+              <w:t xml:space="preserve"> d.styles </w:t>
+            </w:r>
+            <w:r>
+              <w:rPr>
+                <w:rStyle w:val="ControlFlowTok"/>
+              </w:rPr>
+              <w:t>if</w:t>
+            </w:r>
+            <w:r>
+              <w:rPr>
+                <w:rStyle w:val="NormalTok"/>
+              </w:rPr>
+              <w:t xml:space="preserve"> </w:t>
+            </w:r>
+            <w:r>
+              <w:rPr>
+                <w:rStyle w:val="StringTok"/>
+              </w:rPr>
+              <w:t>"Tok"</w:t>
+            </w:r>
+            <w:r>
+              <w:rPr>
+                <w:rStyle w:val="NormalTok"/>
+              </w:rPr>
+              <w:t xml:space="preserve"> </w:t>
+            </w:r>
+            <w:r>
+              <w:rPr>
+                <w:rStyle w:val="KeywordTok"/>
+              </w:rPr>
+              <w:t>in</w:t>
+            </w:r>
+            <w:r>
+              <w:rPr>
+                <w:rStyle w:val="NormalTok"/>
+              </w:rPr>
+              <w:t xml:space="preserve"> s.name ]))</w:t>
+            </w:r>
+          </w:p>
+        </w:tc>
+      </w:tr>
+    </w:tbl>
     <w:p>
       <w:pPr>
         <w:pStyle w:val="a1"/>
@@ -5181,7 +5203,7 @@
         <w:noProof/>
         <w:color w:val="0F243E" w:themeColor="text2" w:themeShade="80"/>
       </w:rPr>
-      <w:instrText>9</w:instrText>
+      <w:instrText>5</w:instrText>
     </w:r>
     <w:r>
       <w:rPr>
@@ -5210,7 +5232,7 @@
         <w:noProof/>
         <w:color w:val="0F243E" w:themeColor="text2" w:themeShade="80"/>
       </w:rPr>
-      <w:t>9</w:t>
+      <w:t>5</w:t>
     </w:r>
     <w:r>
       <w:rPr>
@@ -11754,7 +11776,7 @@
     <w:link w:val="a5"/>
     <w:autoRedefine/>
     <w:qFormat/>
-    <w:rsid w:val="00082EB2"/>
+    <w:rsid w:val="00BC526B"/>
   </w:style>
   <w:style w:type="paragraph" w:customStyle="1" w:styleId="FirstParagraph">
     <w:name w:val="First Paragraph"/>
@@ -12832,11 +12854,11 @@
     <w:name w:val="本文 (文字)"/>
     <w:basedOn w:val="a2"/>
     <w:link w:val="a1"/>
-    <w:rsid w:val="00082EB2"/>
+    <w:rsid w:val="00BC526B"/>
     <w:rPr>
       <w:rFonts w:ascii="Source Han Sans Regular" w:eastAsia="Source Han Sans Regular" w:hAnsi="Source Han Sans Regular" w:cs="Source Han Sans Regular"/>
       <w:sz w:val="18"/>
-      <w:szCs w:val="20"/>
+      <w:szCs w:val="18"/>
     </w:rPr>
   </w:style>
   <w:style w:type="paragraph" w:styleId="aff5">
@@ -13923,10 +13945,9 @@
     <w:name w:val="No Grid Left"/>
     <w:basedOn w:val="a3"/>
     <w:uiPriority w:val="99"/>
-    <w:rsid w:val="00C55C7E"/>
+    <w:rsid w:val="005B59A5"/>
     <w:pPr>
       <w:spacing w:after="0" w:line="240" w:lineRule="auto"/>
-      <w:jc w:val="both"/>
     </w:pPr>
     <w:rPr>
       <w:rFonts w:ascii="Source Han Sans JP" w:eastAsia="Source Han Sans JP" w:hAnsi="Source Han Sans JP" w:cs="Source Han Sans JP"/>

--- a/system/ref.docx
+++ b/system/ref.docx
@@ -1260,32 +1260,26 @@
     </w:p>
     <w:tbl>
       <w:tblPr>
-        <w:tblStyle w:val="Centered"/>
+        <w:tblStyle w:val="43"/>
         <w:tblW w:w="0" w:type="pct"/>
-        <w:jc w:val="center"/>
         <w:tblLook w:val="0620" w:firstRow="1" w:lastRow="0" w:firstColumn="0" w:lastColumn="0" w:noHBand="1" w:noVBand="1"/>
       </w:tblPr>
       <w:tblGrid>
-        <w:gridCol w:w="2578"/>
-        <w:gridCol w:w="2823"/>
-        <w:gridCol w:w="675"/>
-        <w:gridCol w:w="675"/>
-        <w:gridCol w:w="675"/>
-        <w:gridCol w:w="675"/>
-        <w:gridCol w:w="675"/>
+        <w:gridCol w:w="2501"/>
+        <w:gridCol w:w="2739"/>
+        <w:gridCol w:w="660"/>
+        <w:gridCol w:w="660"/>
+        <w:gridCol w:w="660"/>
+        <w:gridCol w:w="660"/>
+        <w:gridCol w:w="660"/>
       </w:tblGrid>
       <w:tr>
         <w:trPr>
           <w:cnfStyle w:val="100000000000" w:firstRow="1" w:lastRow="0" w:firstColumn="0" w:lastColumn="0" w:oddVBand="0" w:evenVBand="0" w:oddHBand="0" w:evenHBand="0" w:firstRowFirstColumn="0" w:firstRowLastColumn="0" w:lastRowFirstColumn="0" w:lastRowLastColumn="0"/>
-          <w:jc w:val="center"/>
         </w:trPr>
         <w:tc>
           <w:tcPr>
             <w:tcW w:w="0" w:type="auto"/>
-            <w:tcBorders>
-              <w:bottom w:val="single" w:sz="0" w:space="0" w:color="auto"/>
-            </w:tcBorders>
-            <w:vAlign w:val="center"/>
           </w:tcPr>
           <w:p>
             <w:pPr>
@@ -1308,10 +1302,6 @@
         <w:tc>
           <w:tcPr>
             <w:tcW w:w="0" w:type="auto"/>
-            <w:tcBorders>
-              <w:bottom w:val="single" w:sz="0" w:space="0" w:color="auto"/>
-            </w:tcBorders>
-            <w:vAlign w:val="center"/>
           </w:tcPr>
           <w:p>
             <w:pPr>
@@ -1335,10 +1325,6 @@
         <w:tc>
           <w:tcPr>
             <w:tcW w:w="0" w:type="auto"/>
-            <w:tcBorders>
-              <w:bottom w:val="single" w:sz="0" w:space="0" w:color="auto"/>
-            </w:tcBorders>
-            <w:vAlign w:val="center"/>
           </w:tcPr>
           <w:p>
             <w:pPr>
@@ -1352,10 +1338,6 @@
         <w:tc>
           <w:tcPr>
             <w:tcW w:w="0" w:type="auto"/>
-            <w:tcBorders>
-              <w:bottom w:val="single" w:sz="0" w:space="0" w:color="auto"/>
-            </w:tcBorders>
-            <w:vAlign w:val="center"/>
           </w:tcPr>
           <w:p>
             <w:pPr>
@@ -1369,10 +1351,6 @@
         <w:tc>
           <w:tcPr>
             <w:tcW w:w="0" w:type="auto"/>
-            <w:tcBorders>
-              <w:bottom w:val="single" w:sz="0" w:space="0" w:color="auto"/>
-            </w:tcBorders>
-            <w:vAlign w:val="center"/>
           </w:tcPr>
           <w:p>
             <w:pPr>
@@ -1386,10 +1364,6 @@
         <w:tc>
           <w:tcPr>
             <w:tcW w:w="0" w:type="auto"/>
-            <w:tcBorders>
-              <w:bottom w:val="single" w:sz="0" w:space="0" w:color="auto"/>
-            </w:tcBorders>
-            <w:vAlign w:val="center"/>
           </w:tcPr>
           <w:p>
             <w:pPr>
@@ -1403,10 +1377,6 @@
         <w:tc>
           <w:tcPr>
             <w:tcW w:w="0" w:type="auto"/>
-            <w:tcBorders>
-              <w:bottom w:val="single" w:sz="0" w:space="0" w:color="auto"/>
-            </w:tcBorders>
-            <w:vAlign w:val="center"/>
           </w:tcPr>
           <w:p>
             <w:pPr>
@@ -1419,13 +1389,9 @@
         </w:tc>
       </w:tr>
       <w:tr>
-        <w:trPr>
-          <w:jc w:val="center"/>
-        </w:trPr>
         <w:tc>
           <w:tcPr>
             <w:tcW w:w="0" w:type="auto"/>
-            <w:vAlign w:val="center"/>
           </w:tcPr>
           <w:p>
             <w:pPr>
@@ -1452,7 +1418,6 @@
         <w:tc>
           <w:tcPr>
             <w:tcW w:w="0" w:type="auto"/>
-            <w:vAlign w:val="center"/>
           </w:tcPr>
           <w:p>
             <w:pPr>
@@ -1473,7 +1438,6 @@
         <w:tc>
           <w:tcPr>
             <w:tcW w:w="0" w:type="auto"/>
-            <w:vAlign w:val="center"/>
           </w:tcPr>
           <w:p>
             <w:pPr>
@@ -1487,7 +1451,6 @@
         <w:tc>
           <w:tcPr>
             <w:tcW w:w="0" w:type="auto"/>
-            <w:vAlign w:val="center"/>
           </w:tcPr>
           <w:p>
             <w:pPr>
@@ -1501,7 +1464,6 @@
         <w:tc>
           <w:tcPr>
             <w:tcW w:w="0" w:type="auto"/>
-            <w:vAlign w:val="center"/>
           </w:tcPr>
           <w:p>
             <w:pPr>
@@ -1515,7 +1477,6 @@
         <w:tc>
           <w:tcPr>
             <w:tcW w:w="0" w:type="auto"/>
-            <w:vAlign w:val="center"/>
           </w:tcPr>
           <w:p>
             <w:pPr>
@@ -1529,7 +1490,6 @@
         <w:tc>
           <w:tcPr>
             <w:tcW w:w="0" w:type="auto"/>
-            <w:vAlign w:val="center"/>
           </w:tcPr>
           <w:p>
             <w:pPr>
@@ -5203,7 +5163,7 @@
         <w:noProof/>
         <w:color w:val="0F243E" w:themeColor="text2" w:themeShade="80"/>
       </w:rPr>
-      <w:instrText>5</w:instrText>
+      <w:instrText>3</w:instrText>
     </w:r>
     <w:r>
       <w:rPr>
@@ -5232,7 +5192,7 @@
         <w:noProof/>
         <w:color w:val="0F243E" w:themeColor="text2" w:themeShade="80"/>
       </w:rPr>
-      <w:t>5</w:t>
+      <w:t>3</w:t>
     </w:r>
     <w:r>
       <w:rPr>
@@ -13962,6 +13922,54 @@
       <w:vAlign w:val="center"/>
     </w:tcPr>
   </w:style>
+  <w:style w:type="table" w:styleId="43">
+    <w:name w:val="Plain Table 4"/>
+    <w:basedOn w:val="a3"/>
+    <w:rsid w:val="00EE300A"/>
+    <w:pPr>
+      <w:spacing w:after="0" w:line="240" w:lineRule="auto"/>
+    </w:pPr>
+    <w:tblPr>
+      <w:tblStyleRowBandSize w:val="1"/>
+      <w:tblStyleColBandSize w:val="1"/>
+    </w:tblPr>
+    <w:tblStylePr w:type="firstRow">
+      <w:rPr>
+        <w:b/>
+        <w:bCs/>
+      </w:rPr>
+    </w:tblStylePr>
+    <w:tblStylePr w:type="lastRow">
+      <w:rPr>
+        <w:b/>
+        <w:bCs/>
+      </w:rPr>
+    </w:tblStylePr>
+    <w:tblStylePr w:type="firstCol">
+      <w:rPr>
+        <w:b/>
+        <w:bCs/>
+      </w:rPr>
+    </w:tblStylePr>
+    <w:tblStylePr w:type="lastCol">
+      <w:rPr>
+        <w:b/>
+        <w:bCs/>
+      </w:rPr>
+    </w:tblStylePr>
+    <w:tblStylePr w:type="band1Vert">
+      <w:tblPr/>
+      <w:tcPr>
+        <w:shd w:val="clear" w:color="auto" w:fill="F2F2F2" w:themeFill="background1" w:themeFillShade="F2"/>
+      </w:tcPr>
+    </w:tblStylePr>
+    <w:tblStylePr w:type="band1Horz">
+      <w:tblPr/>
+      <w:tcPr>
+        <w:shd w:val="clear" w:color="auto" w:fill="F2F2F2" w:themeFill="background1" w:themeFillShade="F2"/>
+      </w:tcPr>
+    </w:tblStylePr>
+  </w:style>
 </w:styles>
 </file>
 

--- a/system/ref.docx
+++ b/system/ref.docx
@@ -4,26 +4,46 @@
   <w:body>
     <w:p>
       <w:pPr>
-        <w:pStyle w:val="a6"/>
-      </w:pPr>
-      <w:fldSimple w:instr="DOCPROPERTY  TITLE-META \* MERGEFORMAT">
-        <w:r>
-          <w:rPr>
-            <w:rFonts w:hint="eastAsia"/>
-          </w:rPr>
-          <w:t>本のタイトル</w:t>
-        </w:r>
-      </w:fldSimple>
+        <w:pStyle w:val="Title"/>
+      </w:pPr>
+      <w:r>
+        <w:fldChar w:fldCharType="begin"/>
+      </w:r>
+      <w:r>
+        <w:instrText>DOCPROPERTY  TITLE-META \* MERGEFORMAT</w:instrText>
+      </w:r>
+      <w:r>
+        <w:fldChar w:fldCharType="separate"/>
+      </w:r>
+      <w:r>
+        <w:rPr>
+          <w:rFonts w:hint="eastAsia"/>
+        </w:rPr>
+        <w:t>本のタイトル</w:t>
+      </w:r>
+      <w:r>
+        <w:fldChar w:fldCharType="end"/>
+      </w:r>
     </w:p>
     <w:p>
       <w:pPr>
         <w:pStyle w:val="Abstract"/>
       </w:pPr>
-      <w:fldSimple w:instr=" DOCPROPERTY &quot;subtitle-meta&quot; \* MERGEFORMAT ">
-        <w:r>
-          <w:t>本の概要</w:t>
-        </w:r>
-      </w:fldSimple>
+      <w:r>
+        <w:fldChar w:fldCharType="begin"/>
+      </w:r>
+      <w:r>
+        <w:instrText xml:space="preserve"> DOCPROPERTY "subtitle-meta" \* MERGEFORMAT </w:instrText>
+      </w:r>
+      <w:r>
+        <w:fldChar w:fldCharType="separate"/>
+      </w:r>
+      <w:r>
+        <w:t>本の概要</w:t>
+      </w:r>
+      <w:r>
+        <w:fldChar w:fldCharType="end"/>
+      </w:r>
     </w:p>
     <w:p>
       <w:pPr>
@@ -63,7 +83,7 @@
     </w:p>
     <w:p>
       <w:pPr>
-        <w:pStyle w:val="a1"/>
+        <w:pStyle w:val="BodyText"/>
         <w:rPr>
           <w:lang w:eastAsia="ja-JP"/>
         </w:rPr>
@@ -77,7 +97,7 @@
     </w:p>
     <w:p>
       <w:pPr>
-        <w:pStyle w:val="af2"/>
+        <w:pStyle w:val="TOCHeading"/>
       </w:pPr>
       <w:r>
         <w:lastRenderedPageBreak/>
@@ -87,7 +107,7 @@
     <w:sdt>
       <w:sdtPr>
         <w:rPr>
-          <w:rFonts w:ascii="Source Sans Pro" w:eastAsia="Source Han Code JP R" w:hAnsi="Source Han Code JP R" w:cs="Source Han Code JP R"/>
+          <w:rFonts w:ascii="Source Sans Pro" w:eastAsia="源ノ角ゴシック Code JP R" w:hAnsi="源ノ角ゴシック Code JP R" w:cs="源ノ角ゴシック Code JP R"/>
           <w:b/>
           <w:bCs/>
           <w:i/>
@@ -112,7 +132,7 @@
       <w:sdtContent>
         <w:p>
           <w:pPr>
-            <w:pStyle w:val="12"/>
+            <w:pStyle w:val="TOC1"/>
             <w:rPr>
               <w:rFonts w:asciiTheme="minorHAnsi" w:eastAsiaTheme="minorEastAsia" w:hAnsiTheme="minorHAnsi" w:cstheme="minorBidi"/>
               <w:noProof/>
@@ -149,7 +169,7 @@
           <w:hyperlink w:anchor="_Toc135490218" w:history="1">
             <w:r>
               <w:rPr>
-                <w:rStyle w:val="af1"/>
+                <w:rStyle w:val="Hyperlink"/>
                 <w:noProof/>
                 <w:lang w:eastAsia="ja-JP"/>
               </w:rPr>
@@ -207,7 +227,7 @@
         </w:p>
         <w:p>
           <w:pPr>
-            <w:pStyle w:val="27"/>
+            <w:pStyle w:val="TOC2"/>
             <w:tabs>
               <w:tab w:val="right" w:leader="dot" w:pos="8148"/>
             </w:tabs>
@@ -225,7 +245,7 @@
           <w:hyperlink w:anchor="_Toc135490219" w:history="1">
             <w:r>
               <w:rPr>
-                <w:rStyle w:val="af1"/>
+                <w:rStyle w:val="Hyperlink"/>
                 <w:noProof/>
               </w:rPr>
               <w:t>&lt;Heading Unnumbered 2&gt;</w:t>
@@ -282,7 +302,7 @@
         </w:p>
         <w:p>
           <w:pPr>
-            <w:pStyle w:val="33"/>
+            <w:pStyle w:val="TOC3"/>
             <w:tabs>
               <w:tab w:val="right" w:leader="dot" w:pos="8148"/>
             </w:tabs>
@@ -299,7 +319,7 @@
           <w:hyperlink w:anchor="_Toc135490220" w:history="1">
             <w:r>
               <w:rPr>
-                <w:rStyle w:val="af1"/>
+                <w:rStyle w:val="Hyperlink"/>
                 <w:noProof/>
               </w:rPr>
               <w:t>&lt;Heading Unnumbered 3&gt;</w:t>
@@ -356,7 +376,7 @@
         </w:p>
         <w:p>
           <w:pPr>
-            <w:pStyle w:val="12"/>
+            <w:pStyle w:val="TOC1"/>
             <w:rPr>
               <w:rFonts w:asciiTheme="minorHAnsi" w:eastAsiaTheme="minorEastAsia" w:hAnsiTheme="minorHAnsi" w:cstheme="minorBidi"/>
               <w:noProof/>
@@ -370,7 +390,7 @@
           <w:hyperlink w:anchor="_Toc135490221" w:history="1">
             <w:r>
               <w:rPr>
-                <w:rStyle w:val="af1"/>
+                <w:rStyle w:val="Hyperlink"/>
                 <w:noProof/>
               </w:rPr>
               <w:t>1</w:t>
@@ -389,14 +409,14 @@
             </w:r>
             <w:r>
               <w:rPr>
-                <w:rStyle w:val="af1"/>
+                <w:rStyle w:val="Hyperlink"/>
                 <w:noProof/>
               </w:rPr>
               <w:t xml:space="preserve">&lt;Heading </w:t>
             </w:r>
             <w:r>
               <w:rPr>
-                <w:rStyle w:val="af1"/>
+                <w:rStyle w:val="Hyperlink"/>
                 <w:noProof/>
                 <w:lang w:eastAsia="ja-JP"/>
               </w:rPr>
@@ -404,7 +424,7 @@
             </w:r>
             <w:r>
               <w:rPr>
-                <w:rStyle w:val="af1"/>
+                <w:rStyle w:val="Hyperlink"/>
                 <w:noProof/>
               </w:rPr>
               <w:t>1&gt;</w:t>
@@ -461,7 +481,7 @@
         </w:p>
         <w:p>
           <w:pPr>
-            <w:pStyle w:val="27"/>
+            <w:pStyle w:val="TOC2"/>
             <w:tabs>
               <w:tab w:val="left" w:pos="800"/>
               <w:tab w:val="right" w:leader="dot" w:pos="8148"/>
@@ -480,7 +500,7 @@
           <w:hyperlink w:anchor="_Toc135490222" w:history="1">
             <w:r>
               <w:rPr>
-                <w:rStyle w:val="af1"/>
+                <w:rStyle w:val="Hyperlink"/>
                 <w:noProof/>
               </w:rPr>
               <w:t>1.1</w:t>
@@ -500,14 +520,14 @@
             </w:r>
             <w:r>
               <w:rPr>
-                <w:rStyle w:val="af1"/>
+                <w:rStyle w:val="Hyperlink"/>
                 <w:noProof/>
               </w:rPr>
               <w:t xml:space="preserve">&lt;Heading </w:t>
             </w:r>
             <w:r>
               <w:rPr>
-                <w:rStyle w:val="af1"/>
+                <w:rStyle w:val="Hyperlink"/>
                 <w:noProof/>
                 <w:lang w:eastAsia="ja-JP"/>
               </w:rPr>
@@ -515,7 +535,7 @@
             </w:r>
             <w:r>
               <w:rPr>
-                <w:rStyle w:val="af1"/>
+                <w:rStyle w:val="Hyperlink"/>
                 <w:noProof/>
               </w:rPr>
               <w:t>2&gt;</w:t>
@@ -572,7 +592,7 @@
         </w:p>
         <w:p>
           <w:pPr>
-            <w:pStyle w:val="33"/>
+            <w:pStyle w:val="TOC3"/>
             <w:tabs>
               <w:tab w:val="left" w:pos="1200"/>
               <w:tab w:val="right" w:leader="dot" w:pos="8148"/>
@@ -590,7 +610,7 @@
           <w:hyperlink w:anchor="_Toc135490223" w:history="1">
             <w:r>
               <w:rPr>
-                <w:rStyle w:val="af1"/>
+                <w:rStyle w:val="Hyperlink"/>
                 <w:noProof/>
               </w:rPr>
               <w:t>1.1.1</w:t>
@@ -609,14 +629,14 @@
             </w:r>
             <w:r>
               <w:rPr>
-                <w:rStyle w:val="af1"/>
+                <w:rStyle w:val="Hyperlink"/>
                 <w:noProof/>
               </w:rPr>
               <w:t xml:space="preserve">&lt;Heading </w:t>
             </w:r>
             <w:r>
               <w:rPr>
-                <w:rStyle w:val="af1"/>
+                <w:rStyle w:val="Hyperlink"/>
                 <w:noProof/>
                 <w:lang w:eastAsia="ja-JP"/>
               </w:rPr>
@@ -624,7 +644,7 @@
             </w:r>
             <w:r>
               <w:rPr>
-                <w:rStyle w:val="af1"/>
+                <w:rStyle w:val="Hyperlink"/>
                 <w:noProof/>
               </w:rPr>
               <w:t>3&gt;</w:t>
@@ -681,7 +701,7 @@
         </w:p>
         <w:p>
           <w:pPr>
-            <w:pStyle w:val="12"/>
+            <w:pStyle w:val="TOC1"/>
             <w:tabs>
               <w:tab w:val="left" w:pos="1600"/>
             </w:tabs>
@@ -698,7 +718,7 @@
           <w:hyperlink w:anchor="_Toc135490224" w:history="1">
             <w:r>
               <w:rPr>
-                <w:rStyle w:val="af1"/>
+                <w:rStyle w:val="Hyperlink"/>
                 <w:noProof/>
               </w:rPr>
               <w:t>Appendix A.</w:t>
@@ -717,14 +737,14 @@
             </w:r>
             <w:r>
               <w:rPr>
-                <w:rStyle w:val="af1"/>
+                <w:rStyle w:val="Hyperlink"/>
                 <w:noProof/>
               </w:rPr>
               <w:t xml:space="preserve">&lt;Appendix </w:t>
             </w:r>
             <w:r>
               <w:rPr>
-                <w:rStyle w:val="af1"/>
+                <w:rStyle w:val="Hyperlink"/>
                 <w:noProof/>
                 <w:lang w:eastAsia="ja-JP"/>
               </w:rPr>
@@ -732,7 +752,7 @@
             </w:r>
             <w:r>
               <w:rPr>
-                <w:rStyle w:val="af1"/>
+                <w:rStyle w:val="Hyperlink"/>
                 <w:noProof/>
               </w:rPr>
               <w:t>Title&gt;</w:t>
@@ -789,7 +809,7 @@
         </w:p>
         <w:p>
           <w:pPr>
-            <w:pStyle w:val="27"/>
+            <w:pStyle w:val="TOC2"/>
             <w:tabs>
               <w:tab w:val="left" w:pos="800"/>
               <w:tab w:val="right" w:leader="dot" w:pos="8148"/>
@@ -808,7 +828,7 @@
           <w:hyperlink w:anchor="_Toc135490225" w:history="1">
             <w:r>
               <w:rPr>
-                <w:rStyle w:val="af1"/>
+                <w:rStyle w:val="Hyperlink"/>
                 <w:noProof/>
               </w:rPr>
               <w:t>A.1.</w:t>
@@ -828,14 +848,14 @@
             </w:r>
             <w:r>
               <w:rPr>
-                <w:rStyle w:val="af1"/>
+                <w:rStyle w:val="Hyperlink"/>
                 <w:noProof/>
               </w:rPr>
               <w:t xml:space="preserve">&lt;Appendix </w:t>
             </w:r>
             <w:r>
               <w:rPr>
-                <w:rStyle w:val="af1"/>
+                <w:rStyle w:val="Hyperlink"/>
                 <w:noProof/>
                 <w:lang w:eastAsia="ja-JP"/>
               </w:rPr>
@@ -843,7 +863,7 @@
             </w:r>
             <w:r>
               <w:rPr>
-                <w:rStyle w:val="af1"/>
+                <w:rStyle w:val="Hyperlink"/>
                 <w:noProof/>
               </w:rPr>
               <w:t>Subsection&gt;</w:t>
@@ -900,7 +920,7 @@
         </w:p>
         <w:p>
           <w:pPr>
-            <w:pStyle w:val="33"/>
+            <w:pStyle w:val="TOC3"/>
             <w:tabs>
               <w:tab w:val="left" w:pos="1200"/>
               <w:tab w:val="right" w:leader="dot" w:pos="8148"/>
@@ -918,7 +938,7 @@
           <w:hyperlink w:anchor="_Toc135490226" w:history="1">
             <w:r>
               <w:rPr>
-                <w:rStyle w:val="af1"/>
+                <w:rStyle w:val="Hyperlink"/>
                 <w:noProof/>
               </w:rPr>
               <w:t>A.1.1</w:t>
@@ -937,22 +957,30 @@
             </w:r>
             <w:r>
               <w:rPr>
-                <w:rStyle w:val="af1"/>
+                <w:rStyle w:val="Hyperlink"/>
                 <w:noProof/>
               </w:rPr>
               <w:t xml:space="preserve">&lt;Appendix </w:t>
             </w:r>
             <w:r>
               <w:rPr>
-                <w:rStyle w:val="af1"/>
+                <w:rStyle w:val="Hyperlink"/>
                 <w:noProof/>
                 <w:lang w:eastAsia="ja-JP"/>
               </w:rPr>
-              <w:t>にほんご</w:t>
+              <w:t>にほん</w:t>
             </w:r>
             <w:r>
               <w:rPr>
-                <w:rStyle w:val="af1"/>
+                <w:rStyle w:val="Hyperlink"/>
+                <w:noProof/>
+                <w:lang w:eastAsia="ja-JP"/>
+              </w:rPr>
+              <w:t>ご</w:t>
+            </w:r>
+            <w:r>
+              <w:rPr>
+                <w:rStyle w:val="Hyperlink"/>
                 <w:noProof/>
               </w:rPr>
               <w:t>Heading 3&gt;</w:t>
@@ -1016,7 +1044,7 @@
     </w:sdt>
     <w:p>
       <w:pPr>
-        <w:pStyle w:val="a1"/>
+        <w:pStyle w:val="BodyText"/>
       </w:pPr>
       <w:r>
         <w:br w:type="page"/>
@@ -1092,7 +1120,7 @@
     <w:bookmarkEnd w:id="6"/>
     <w:p>
       <w:pPr>
-        <w:pStyle w:val="a1"/>
+        <w:pStyle w:val="BodyText"/>
       </w:pPr>
       <w:r>
         <w:br w:type="page"/>
@@ -1100,7 +1128,7 @@
     </w:p>
     <w:p>
       <w:pPr>
-        <w:pStyle w:val="1"/>
+        <w:pStyle w:val="Heading1"/>
       </w:pPr>
       <w:bookmarkStart w:id="7" w:name="heading-1"/>
       <w:bookmarkStart w:id="8" w:name="_Toc135490221"/>
@@ -1126,7 +1154,7 @@
     </w:p>
     <w:p>
       <w:pPr>
-        <w:pStyle w:val="20"/>
+        <w:pStyle w:val="Heading2"/>
       </w:pPr>
       <w:bookmarkStart w:id="9" w:name="heading-2"/>
       <w:bookmarkStart w:id="10" w:name="_Toc135490222"/>
@@ -1148,7 +1176,7 @@
     </w:p>
     <w:p>
       <w:pPr>
-        <w:pStyle w:val="31"/>
+        <w:pStyle w:val="Heading3"/>
       </w:pPr>
       <w:bookmarkStart w:id="11" w:name="heading-3"/>
       <w:bookmarkStart w:id="12" w:name="_Toc135490223"/>
@@ -1170,7 +1198,7 @@
     </w:p>
     <w:p>
       <w:pPr>
-        <w:pStyle w:val="40"/>
+        <w:pStyle w:val="Heading4"/>
       </w:pPr>
       <w:bookmarkStart w:id="13" w:name="heading-4"/>
       <w:r>
@@ -1190,7 +1218,7 @@
     </w:p>
     <w:p>
       <w:pPr>
-        <w:pStyle w:val="5"/>
+        <w:pStyle w:val="Heading5"/>
       </w:pPr>
       <w:bookmarkStart w:id="14" w:name="heading-5"/>
       <w:r>
@@ -1210,7 +1238,7 @@
     </w:p>
     <w:p>
       <w:pPr>
-        <w:pStyle w:val="a1"/>
+        <w:pStyle w:val="BodyText"/>
       </w:pPr>
       <w:r>
         <w:t>&lt;Body</w:t>
@@ -1260,18 +1288,18 @@
     </w:p>
     <w:tbl>
       <w:tblPr>
-        <w:tblStyle w:val="43"/>
+        <w:tblStyle w:val="PlainTable4"/>
         <w:tblW w:w="0" w:type="pct"/>
         <w:tblLook w:val="0620" w:firstRow="1" w:lastRow="0" w:firstColumn="0" w:lastColumn="0" w:noHBand="1" w:noVBand="1"/>
       </w:tblPr>
       <w:tblGrid>
-        <w:gridCol w:w="2501"/>
-        <w:gridCol w:w="2739"/>
-        <w:gridCol w:w="660"/>
-        <w:gridCol w:w="660"/>
-        <w:gridCol w:w="660"/>
-        <w:gridCol w:w="660"/>
-        <w:gridCol w:w="660"/>
+        <w:gridCol w:w="2583"/>
+        <w:gridCol w:w="2807"/>
+        <w:gridCol w:w="656"/>
+        <w:gridCol w:w="656"/>
+        <w:gridCol w:w="656"/>
+        <w:gridCol w:w="656"/>
+        <w:gridCol w:w="656"/>
       </w:tblGrid>
       <w:tr>
         <w:trPr>
@@ -1559,7 +1587,7 @@
     </w:p>
     <w:p>
       <w:pPr>
-        <w:pStyle w:val="a1"/>
+        <w:pStyle w:val="BodyText"/>
       </w:pPr>
       <w:r>
         <w:t>Numbered equation:</w:t>
@@ -1643,7 +1671,7 @@
     </w:tbl>
     <w:p>
       <w:pPr>
-        <w:pStyle w:val="a1"/>
+        <w:pStyle w:val="BodyText"/>
       </w:pPr>
       <w:r>
         <w:br/>
@@ -1715,7 +1743,7 @@
     </w:p>
     <w:p>
       <w:pPr>
-        <w:pStyle w:val="a1"/>
+        <w:pStyle w:val="BodyText"/>
       </w:pPr>
       <w:r>
         <w:br/>
@@ -1739,7 +1767,7 @@
     </w:p>
     <w:p>
       <w:pPr>
-        <w:pStyle w:val="a1"/>
+        <w:pStyle w:val="BodyText"/>
       </w:pPr>
       <w:r>
         <w:br/>
@@ -1796,7 +1824,7 @@
     </w:p>
     <w:p>
       <w:pPr>
-        <w:pStyle w:val="a1"/>
+        <w:pStyle w:val="BodyText"/>
       </w:pPr>
       <w:r>
         <w:br/>
@@ -1812,7 +1840,7 @@
     </w:p>
     <w:p>
       <w:pPr>
-        <w:pStyle w:val="a1"/>
+        <w:pStyle w:val="BodyText"/>
       </w:pPr>
       <w:r>
         <w:br/>
@@ -2164,12 +2192,12 @@
     </w:tbl>
     <w:p>
       <w:pPr>
-        <w:pStyle w:val="a1"/>
+        <w:pStyle w:val="BodyText"/>
       </w:pPr>
     </w:p>
     <w:p>
       <w:pPr>
-        <w:pStyle w:val="a1"/>
+        <w:pStyle w:val="BodyText"/>
       </w:pPr>
       <w:r>
         <w:br w:type="page"/>
@@ -2351,7 +2379,7 @@
     </w:p>
     <w:p>
       <w:pPr>
-        <w:pStyle w:val="a1"/>
+        <w:pStyle w:val="BodyText"/>
       </w:pPr>
       <w:r>
         <w:br/>
@@ -2429,7 +2457,21 @@
               <w:rPr>
                 <w:rStyle w:val="NormalTok"/>
               </w:rPr>
-              <w:t xml:space="preserve"> docx.Document(</w:t>
+              <w:t xml:space="preserve"> </w:t>
+            </w:r>
+            <w:proofErr w:type="gramStart"/>
+            <w:r>
+              <w:rPr>
+                <w:rStyle w:val="NormalTok"/>
+              </w:rPr>
+              <w:t>docx.Document</w:t>
+            </w:r>
+            <w:proofErr w:type="gramEnd"/>
+            <w:r>
+              <w:rPr>
+                <w:rStyle w:val="NormalTok"/>
+              </w:rPr>
+              <w:t>(</w:t>
             </w:r>
             <w:r>
               <w:rPr>
@@ -2446,12 +2488,21 @@
             <w:r>
               <w:br/>
             </w:r>
+            <w:proofErr w:type="gramStart"/>
             <w:r>
               <w:rPr>
                 <w:rStyle w:val="NormalTok"/>
               </w:rPr>
-              <w:t>pprint.pprint(</w:t>
-            </w:r>
+              <w:t>pprint.pprint</w:t>
+            </w:r>
+            <w:proofErr w:type="gramEnd"/>
+            <w:r>
+              <w:rPr>
+                <w:rStyle w:val="NormalTok"/>
+              </w:rPr>
+              <w:t>(</w:t>
+            </w:r>
+            <w:proofErr w:type="gramStart"/>
             <w:r>
               <w:rPr>
                 <w:rStyle w:val="BuiltInTok"/>
@@ -2462,7 +2513,14 @@
               <w:rPr>
                 <w:rStyle w:val="NormalTok"/>
               </w:rPr>
-              <w:t xml:space="preserve">([s.name </w:t>
+              <w:t>(</w:t>
+            </w:r>
+            <w:proofErr w:type="gramEnd"/>
+            <w:r>
+              <w:rPr>
+                <w:rStyle w:val="NormalTok"/>
+              </w:rPr>
+              <w:t xml:space="preserve">[s.name </w:t>
             </w:r>
             <w:r>
               <w:rPr>
@@ -2486,7 +2544,21 @@
               <w:rPr>
                 <w:rStyle w:val="NormalTok"/>
               </w:rPr>
-              <w:t xml:space="preserve"> d.styles </w:t>
+              <w:t xml:space="preserve"> </w:t>
+            </w:r>
+            <w:proofErr w:type="gramStart"/>
+            <w:r>
+              <w:rPr>
+                <w:rStyle w:val="NormalTok"/>
+              </w:rPr>
+              <w:t>d.styles</w:t>
+            </w:r>
+            <w:proofErr w:type="gramEnd"/>
+            <w:r>
+              <w:rPr>
+                <w:rStyle w:val="NormalTok"/>
+              </w:rPr>
+              <w:t xml:space="preserve"> </w:t>
             </w:r>
             <w:r>
               <w:rPr>
@@ -2530,7 +2602,7 @@
     </w:tbl>
     <w:p>
       <w:pPr>
-        <w:pStyle w:val="a1"/>
+        <w:pStyle w:val="BodyText"/>
       </w:pPr>
       <w:r>
         <w:br/>
@@ -2544,29 +2616,57 @@
         <w:rPr>
           <w:rStyle w:val="VerbatimChar"/>
         </w:rPr>
-        <w:t>Verbatim Char</w:t>
-      </w:r>
-      <w:r>
-        <w:br/>
-      </w:r>
+        <w:t>Verbatim Cha</w:t>
+      </w:r>
+      <w:r>
+        <w:rPr>
+          <w:rStyle w:val="VerbatimChar"/>
+          <w:lang w:eastAsia="ja-JP"/>
+        </w:rPr>
+        <w:t>r</w:t>
+      </w:r>
+      <w:r>
+        <w:br/>
+      </w:r>
+      <w:proofErr w:type="spellStart"/>
       <w:r>
         <w:rPr>
           <w:rStyle w:val="AlertTok"/>
         </w:rPr>
         <w:t>AlertTok</w:t>
       </w:r>
-      <w:r>
-        <w:br/>
-      </w:r>
+      <w:proofErr w:type="spellEnd"/>
+      <w:r>
+        <w:rPr>
+          <w:rStyle w:val="AlertTok"/>
+          <w:rFonts w:hint="eastAsia"/>
+          <w:lang w:eastAsia="ja-JP"/>
+        </w:rPr>
+        <w:t>にほんご</w:t>
+      </w:r>
+      <w:r>
+        <w:br/>
+      </w:r>
+      <w:proofErr w:type="spellStart"/>
       <w:r>
         <w:rPr>
           <w:rStyle w:val="AnnotationTok"/>
         </w:rPr>
         <w:t>AnnotationTok</w:t>
       </w:r>
-      <w:r>
-        <w:br/>
-      </w:r>
+      <w:proofErr w:type="spellEnd"/>
+      <w:r>
+        <w:rPr>
+          <w:rStyle w:val="AnnotationTok"/>
+          <w:rFonts w:hint="eastAsia"/>
+          <w:lang w:eastAsia="ja-JP"/>
+        </w:rPr>
+        <w:t>にほんご</w:t>
+      </w:r>
+      <w:r>
+        <w:br/>
+      </w:r>
+      <w:proofErr w:type="spellStart"/>
       <w:r>
         <w:rPr>
           <w:rStyle w:val="AttributeTok"/>
@@ -2574,8 +2674,16 @@
         <w:t>AttributeTok</w:t>
       </w:r>
       <w:r>
-        <w:br/>
-      </w:r>
+        <w:rPr>
+          <w:rStyle w:val="AttributeTok"/>
+        </w:rPr>
+        <w:t>にほんご</w:t>
+      </w:r>
+      <w:proofErr w:type="spellEnd"/>
+      <w:r>
+        <w:br/>
+      </w:r>
+      <w:proofErr w:type="spellStart"/>
       <w:r>
         <w:rPr>
           <w:rStyle w:val="BaseNTok"/>
@@ -2583,8 +2691,16 @@
         <w:t>BaseNTok</w:t>
       </w:r>
       <w:r>
-        <w:br/>
-      </w:r>
+        <w:rPr>
+          <w:rStyle w:val="BaseNTok"/>
+        </w:rPr>
+        <w:t>にほんご</w:t>
+      </w:r>
+      <w:proofErr w:type="spellEnd"/>
+      <w:r>
+        <w:br/>
+      </w:r>
+      <w:proofErr w:type="spellStart"/>
       <w:r>
         <w:rPr>
           <w:rStyle w:val="BuiltInTok"/>
@@ -2592,8 +2708,16 @@
         <w:t>BuiltinTok</w:t>
       </w:r>
       <w:r>
-        <w:br/>
-      </w:r>
+        <w:rPr>
+          <w:rStyle w:val="BuiltInTok"/>
+        </w:rPr>
+        <w:t>にほんご</w:t>
+      </w:r>
+      <w:proofErr w:type="spellEnd"/>
+      <w:r>
+        <w:br/>
+      </w:r>
+      <w:proofErr w:type="spellStart"/>
       <w:r>
         <w:rPr>
           <w:rStyle w:val="CharTok"/>
@@ -2601,8 +2725,16 @@
         <w:t>CharTok</w:t>
       </w:r>
       <w:r>
-        <w:br/>
-      </w:r>
+        <w:rPr>
+          <w:rStyle w:val="CharTok"/>
+        </w:rPr>
+        <w:t>にほんご</w:t>
+      </w:r>
+      <w:proofErr w:type="spellEnd"/>
+      <w:r>
+        <w:br/>
+      </w:r>
+      <w:proofErr w:type="spellStart"/>
       <w:r>
         <w:rPr>
           <w:rStyle w:val="CommentTok"/>
@@ -2610,8 +2742,24 @@
         <w:t>CommentTok</w:t>
       </w:r>
       <w:r>
-        <w:br/>
-      </w:r>
+        <w:rPr>
+          <w:rStyle w:val="CommentTok"/>
+        </w:rPr>
+        <w:t>にほんご</w:t>
+      </w:r>
+      <w:proofErr w:type="spellEnd"/>
+      <w:r>
+        <w:rPr>
+          <w:rStyle w:val="CommentTok"/>
+          <w:rFonts w:hint="eastAsia"/>
+          <w:lang w:eastAsia="ja-JP"/>
+        </w:rPr>
+        <w:t>漢字</w:t>
+      </w:r>
+      <w:r>
+        <w:br/>
+      </w:r>
+      <w:proofErr w:type="spellStart"/>
       <w:r>
         <w:rPr>
           <w:rStyle w:val="CommentVarTok"/>
@@ -2619,8 +2767,16 @@
         <w:t>CommentVarTok</w:t>
       </w:r>
       <w:r>
-        <w:br/>
-      </w:r>
+        <w:rPr>
+          <w:rStyle w:val="CommentVarTok"/>
+        </w:rPr>
+        <w:t>にほんご</w:t>
+      </w:r>
+      <w:proofErr w:type="spellEnd"/>
+      <w:r>
+        <w:br/>
+      </w:r>
+      <w:proofErr w:type="spellStart"/>
       <w:r>
         <w:rPr>
           <w:rStyle w:val="ConstantTok"/>
@@ -2628,8 +2784,16 @@
         <w:t>ConstantTok</w:t>
       </w:r>
       <w:r>
-        <w:br/>
-      </w:r>
+        <w:rPr>
+          <w:rStyle w:val="ConstantTok"/>
+        </w:rPr>
+        <w:t>にほんご</w:t>
+      </w:r>
+      <w:proofErr w:type="spellEnd"/>
+      <w:r>
+        <w:br/>
+      </w:r>
+      <w:proofErr w:type="spellStart"/>
       <w:r>
         <w:rPr>
           <w:rStyle w:val="ControlFlowTok"/>
@@ -2637,8 +2801,16 @@
         <w:t>ControlFlowTok</w:t>
       </w:r>
       <w:r>
-        <w:br/>
-      </w:r>
+        <w:rPr>
+          <w:rStyle w:val="ControlFlowTok"/>
+        </w:rPr>
+        <w:t>にほんご</w:t>
+      </w:r>
+      <w:proofErr w:type="spellEnd"/>
+      <w:r>
+        <w:br/>
+      </w:r>
+      <w:proofErr w:type="spellStart"/>
       <w:r>
         <w:rPr>
           <w:rStyle w:val="DataTypeTok"/>
@@ -2646,8 +2818,16 @@
         <w:t>DataTypeTok</w:t>
       </w:r>
       <w:r>
-        <w:br/>
-      </w:r>
+        <w:rPr>
+          <w:rStyle w:val="DataTypeTok"/>
+        </w:rPr>
+        <w:t>にほんご</w:t>
+      </w:r>
+      <w:proofErr w:type="spellEnd"/>
+      <w:r>
+        <w:br/>
+      </w:r>
+      <w:proofErr w:type="spellStart"/>
       <w:r>
         <w:rPr>
           <w:rStyle w:val="DecValTok"/>
@@ -2655,8 +2835,16 @@
         <w:t>DecValTok</w:t>
       </w:r>
       <w:r>
-        <w:br/>
-      </w:r>
+        <w:rPr>
+          <w:rStyle w:val="DecValTok"/>
+        </w:rPr>
+        <w:t>にほんご</w:t>
+      </w:r>
+      <w:proofErr w:type="spellEnd"/>
+      <w:r>
+        <w:br/>
+      </w:r>
+      <w:proofErr w:type="spellStart"/>
       <w:r>
         <w:rPr>
           <w:rStyle w:val="DocumentationTok"/>
@@ -2664,8 +2852,16 @@
         <w:t>DocumentationTok</w:t>
       </w:r>
       <w:r>
-        <w:br/>
-      </w:r>
+        <w:rPr>
+          <w:rStyle w:val="DocumentationTok"/>
+        </w:rPr>
+        <w:t>にほんご</w:t>
+      </w:r>
+      <w:proofErr w:type="spellEnd"/>
+      <w:r>
+        <w:br/>
+      </w:r>
+      <w:proofErr w:type="spellStart"/>
       <w:r>
         <w:rPr>
           <w:rStyle w:val="ErrorTok"/>
@@ -2673,8 +2869,22 @@
         <w:t>ErrorTok</w:t>
       </w:r>
       <w:r>
-        <w:br/>
-      </w:r>
+        <w:rPr>
+          <w:rStyle w:val="ErrorTok"/>
+        </w:rPr>
+        <w:t>t</w:t>
+      </w:r>
+      <w:r>
+        <w:rPr>
+          <w:rStyle w:val="ErrorTok"/>
+        </w:rPr>
+        <w:t>にほんご</w:t>
+      </w:r>
+      <w:proofErr w:type="spellEnd"/>
+      <w:r>
+        <w:br/>
+      </w:r>
+      <w:proofErr w:type="spellStart"/>
       <w:r>
         <w:rPr>
           <w:rStyle w:val="ExtensionTok"/>
@@ -2682,8 +2892,16 @@
         <w:t>ExtensionTok</w:t>
       </w:r>
       <w:r>
-        <w:br/>
-      </w:r>
+        <w:rPr>
+          <w:rStyle w:val="ExtensionTok"/>
+        </w:rPr>
+        <w:t>にほんご</w:t>
+      </w:r>
+      <w:proofErr w:type="spellEnd"/>
+      <w:r>
+        <w:br/>
+      </w:r>
+      <w:proofErr w:type="spellStart"/>
       <w:r>
         <w:rPr>
           <w:rStyle w:val="FloatTok"/>
@@ -2691,8 +2909,16 @@
         <w:t>FloatTok</w:t>
       </w:r>
       <w:r>
-        <w:br/>
-      </w:r>
+        <w:rPr>
+          <w:rStyle w:val="FloatTok"/>
+        </w:rPr>
+        <w:t>にほんご</w:t>
+      </w:r>
+      <w:proofErr w:type="spellEnd"/>
+      <w:r>
+        <w:br/>
+      </w:r>
+      <w:proofErr w:type="spellStart"/>
       <w:r>
         <w:rPr>
           <w:rStyle w:val="FunctionTok"/>
@@ -2700,8 +2926,16 @@
         <w:t>FunctionTok</w:t>
       </w:r>
       <w:r>
-        <w:br/>
-      </w:r>
+        <w:rPr>
+          <w:rStyle w:val="FunctionTok"/>
+        </w:rPr>
+        <w:t>にほんご</w:t>
+      </w:r>
+      <w:proofErr w:type="spellEnd"/>
+      <w:r>
+        <w:br/>
+      </w:r>
+      <w:proofErr w:type="spellStart"/>
       <w:r>
         <w:rPr>
           <w:rStyle w:val="ImportTok"/>
@@ -2709,8 +2943,16 @@
         <w:t>ImportTok</w:t>
       </w:r>
       <w:r>
-        <w:br/>
-      </w:r>
+        <w:rPr>
+          <w:rStyle w:val="ImportTok"/>
+        </w:rPr>
+        <w:t>にほんご</w:t>
+      </w:r>
+      <w:proofErr w:type="spellEnd"/>
+      <w:r>
+        <w:br/>
+      </w:r>
+      <w:proofErr w:type="spellStart"/>
       <w:r>
         <w:rPr>
           <w:rStyle w:val="InformationTok"/>
@@ -2718,8 +2960,16 @@
         <w:t>InformationTok</w:t>
       </w:r>
       <w:r>
-        <w:br/>
-      </w:r>
+        <w:rPr>
+          <w:rStyle w:val="InformationTok"/>
+        </w:rPr>
+        <w:t>にほんご</w:t>
+      </w:r>
+      <w:proofErr w:type="spellEnd"/>
+      <w:r>
+        <w:br/>
+      </w:r>
+      <w:proofErr w:type="spellStart"/>
       <w:r>
         <w:rPr>
           <w:rStyle w:val="KeywordTok"/>
@@ -2727,8 +2977,16 @@
         <w:t>KeywordTok</w:t>
       </w:r>
       <w:r>
-        <w:br/>
-      </w:r>
+        <w:rPr>
+          <w:rStyle w:val="KeywordTok"/>
+        </w:rPr>
+        <w:t>にほんご</w:t>
+      </w:r>
+      <w:proofErr w:type="spellEnd"/>
+      <w:r>
+        <w:br/>
+      </w:r>
+      <w:proofErr w:type="spellStart"/>
       <w:r>
         <w:rPr>
           <w:rStyle w:val="NormalTok"/>
@@ -2736,8 +2994,16 @@
         <w:t>NormalTok</w:t>
       </w:r>
       <w:r>
-        <w:br/>
-      </w:r>
+        <w:rPr>
+          <w:rStyle w:val="NormalTok"/>
+        </w:rPr>
+        <w:t>にほんご</w:t>
+      </w:r>
+      <w:proofErr w:type="spellEnd"/>
+      <w:r>
+        <w:br/>
+      </w:r>
+      <w:proofErr w:type="spellStart"/>
       <w:r>
         <w:rPr>
           <w:rStyle w:val="OperatorTok"/>
@@ -2745,8 +3011,16 @@
         <w:t>OperatorTok</w:t>
       </w:r>
       <w:r>
-        <w:br/>
-      </w:r>
+        <w:rPr>
+          <w:rStyle w:val="OperatorTok"/>
+        </w:rPr>
+        <w:t>にほんご</w:t>
+      </w:r>
+      <w:proofErr w:type="spellEnd"/>
+      <w:r>
+        <w:br/>
+      </w:r>
+      <w:proofErr w:type="spellStart"/>
       <w:r>
         <w:rPr>
           <w:rStyle w:val="OtherTok"/>
@@ -2754,8 +3028,16 @@
         <w:t>OtherTok</w:t>
       </w:r>
       <w:r>
-        <w:br/>
-      </w:r>
+        <w:rPr>
+          <w:rStyle w:val="OtherTok"/>
+        </w:rPr>
+        <w:t>にほんご</w:t>
+      </w:r>
+      <w:proofErr w:type="spellEnd"/>
+      <w:r>
+        <w:br/>
+      </w:r>
+      <w:proofErr w:type="spellStart"/>
       <w:r>
         <w:rPr>
           <w:rStyle w:val="PreprocessorTok"/>
@@ -2763,8 +3045,16 @@
         <w:t>PreprocessorTok</w:t>
       </w:r>
       <w:r>
-        <w:br/>
-      </w:r>
+        <w:rPr>
+          <w:rStyle w:val="PreprocessorTok"/>
+        </w:rPr>
+        <w:t>にほんご</w:t>
+      </w:r>
+      <w:proofErr w:type="spellEnd"/>
+      <w:r>
+        <w:br/>
+      </w:r>
+      <w:proofErr w:type="spellStart"/>
       <w:r>
         <w:rPr>
           <w:rStyle w:val="RegionMarkerTok"/>
@@ -2772,8 +3062,16 @@
         <w:t>RegionMarkerTok</w:t>
       </w:r>
       <w:r>
-        <w:br/>
-      </w:r>
+        <w:rPr>
+          <w:rStyle w:val="RegionMarkerTok"/>
+        </w:rPr>
+        <w:t>にほんご</w:t>
+      </w:r>
+      <w:proofErr w:type="spellEnd"/>
+      <w:r>
+        <w:br/>
+      </w:r>
+      <w:proofErr w:type="spellStart"/>
       <w:r>
         <w:rPr>
           <w:rStyle w:val="SpecialCharTok"/>
@@ -2781,8 +3079,16 @@
         <w:t>SpecialCharTok</w:t>
       </w:r>
       <w:r>
-        <w:br/>
-      </w:r>
+        <w:rPr>
+          <w:rStyle w:val="SpecialCharTok"/>
+        </w:rPr>
+        <w:t>にほんご</w:t>
+      </w:r>
+      <w:proofErr w:type="spellEnd"/>
+      <w:r>
+        <w:br/>
+      </w:r>
+      <w:proofErr w:type="spellStart"/>
       <w:r>
         <w:rPr>
           <w:rStyle w:val="SpecialStringTok"/>
@@ -2790,8 +3096,16 @@
         <w:t>SpecialStringTok</w:t>
       </w:r>
       <w:r>
-        <w:br/>
-      </w:r>
+        <w:rPr>
+          <w:rStyle w:val="SpecialStringTok"/>
+        </w:rPr>
+        <w:t>にほんご</w:t>
+      </w:r>
+      <w:proofErr w:type="spellEnd"/>
+      <w:r>
+        <w:br/>
+      </w:r>
+      <w:proofErr w:type="spellStart"/>
       <w:r>
         <w:rPr>
           <w:rStyle w:val="StringTok"/>
@@ -2799,8 +3113,16 @@
         <w:t>StringTok</w:t>
       </w:r>
       <w:r>
-        <w:br/>
-      </w:r>
+        <w:rPr>
+          <w:rStyle w:val="StringTok"/>
+        </w:rPr>
+        <w:t>にほんご</w:t>
+      </w:r>
+      <w:proofErr w:type="spellEnd"/>
+      <w:r>
+        <w:br/>
+      </w:r>
+      <w:proofErr w:type="spellStart"/>
       <w:r>
         <w:rPr>
           <w:rStyle w:val="VariableTok"/>
@@ -2808,8 +3130,16 @@
         <w:t>VariableTok</w:t>
       </w:r>
       <w:r>
-        <w:br/>
-      </w:r>
+        <w:rPr>
+          <w:rStyle w:val="VariableTok"/>
+        </w:rPr>
+        <w:t>にほんご</w:t>
+      </w:r>
+      <w:proofErr w:type="spellEnd"/>
+      <w:r>
+        <w:br/>
+      </w:r>
+      <w:proofErr w:type="spellStart"/>
       <w:r>
         <w:rPr>
           <w:rStyle w:val="VerbatimStringTok"/>
@@ -2817,14 +3147,30 @@
         <w:t>VerbatimStringTok</w:t>
       </w:r>
       <w:r>
-        <w:br/>
-      </w:r>
+        <w:rPr>
+          <w:rStyle w:val="VerbatimStringTok"/>
+        </w:rPr>
+        <w:t>にほんご</w:t>
+      </w:r>
+      <w:proofErr w:type="spellEnd"/>
+      <w:r>
+        <w:br/>
+      </w:r>
+      <w:proofErr w:type="spellStart"/>
       <w:r>
         <w:rPr>
           <w:rStyle w:val="WarningTok"/>
         </w:rPr>
+        <w:lastRenderedPageBreak/>
         <w:t>WarningTok</w:t>
       </w:r>
+      <w:r>
+        <w:rPr>
+          <w:rStyle w:val="WarningTok"/>
+        </w:rPr>
+        <w:t>にほんご</w:t>
+      </w:r>
+      <w:proofErr w:type="spellEnd"/>
       <w:r>
         <w:br/>
       </w:r>
@@ -2834,15 +3180,22 @@
         <w:pStyle w:val="SourceCode"/>
       </w:pPr>
       <w:r>
-        <w:t>This is a pen</w:t>
-      </w:r>
+        <w:t xml:space="preserve">This is a </w:t>
+      </w:r>
+      <w:proofErr w:type="spellStart"/>
+      <w:r>
+        <w:t>pen</w:t>
+      </w:r>
+      <w:r>
+        <w:t>にほんご</w:t>
+      </w:r>
+      <w:proofErr w:type="spellEnd"/>
     </w:p>
     <w:p>
       <w:pPr>
-        <w:pStyle w:val="a1"/>
-      </w:pPr>
-      <w:r>
-        <w:lastRenderedPageBreak/>
+        <w:pStyle w:val="BodyText"/>
+      </w:pPr>
+      <w:r>
         <w:br/>
       </w:r>
     </w:p>
@@ -2859,7 +3212,7 @@
     </w:p>
     <w:p>
       <w:pPr>
-        <w:pStyle w:val="a1"/>
+        <w:pStyle w:val="BodyText"/>
       </w:pPr>
       <w:r>
         <w:br w:type="page"/>
@@ -2867,7 +3220,7 @@
     </w:p>
     <w:p>
       <w:pPr>
-        <w:pStyle w:val="ae"/>
+        <w:pStyle w:val="Caption"/>
       </w:pPr>
       <w:bookmarkStart w:id="20" w:name="lst:docs-makefile"/>
       <w:r>
@@ -3791,7 +4144,7 @@
     </w:p>
     <w:p>
       <w:pPr>
-        <w:pStyle w:val="ae"/>
+        <w:pStyle w:val="Caption"/>
       </w:pPr>
       <w:bookmarkStart w:id="21" w:name="lst:makefile"/>
       <w:bookmarkEnd w:id="20"/>
@@ -3838,8 +4191,16 @@
           <w:rStyle w:val="CommentTok"/>
         </w:rPr>
         <w:tab/>
-        <w:t>pip3 install .</w:t>
-      </w:r>
+        <w:t xml:space="preserve">pip3 </w:t>
+      </w:r>
+      <w:proofErr w:type="gramStart"/>
+      <w:r>
+        <w:rPr>
+          <w:rStyle w:val="CommentTok"/>
+        </w:rPr>
+        <w:t>install .</w:t>
+      </w:r>
+      <w:proofErr w:type="gramEnd"/>
       <w:r>
         <w:br/>
       </w:r>
@@ -4033,7 +4394,7 @@
     </w:p>
     <w:p>
       <w:pPr>
-        <w:pStyle w:val="ae"/>
+        <w:pStyle w:val="Caption"/>
       </w:pPr>
       <w:bookmarkStart w:id="22" w:name="lst:setup_py"/>
       <w:bookmarkEnd w:id="21"/>
@@ -4041,6 +4402,7 @@
         <w:rPr>
           <w:vertAlign w:val="subscript"/>
         </w:rPr>
+        <w:lastRenderedPageBreak/>
         <w:t>▼</w:t>
       </w:r>
       <w:r>
@@ -4055,7 +4417,6 @@
         <w:rPr>
           <w:rStyle w:val="CommentTok"/>
         </w:rPr>
-        <w:lastRenderedPageBreak/>
         <w:t>"""A setuptools based setup module.</w:t>
       </w:r>
       <w:r>
@@ -4752,7 +5113,7 @@
     <w:bookmarkEnd w:id="22"/>
     <w:p>
       <w:pPr>
-        <w:pStyle w:val="a1"/>
+        <w:pStyle w:val="BodyText"/>
       </w:pPr>
       <w:r>
         <w:br w:type="page"/>
@@ -4760,12 +5121,12 @@
     </w:p>
     <w:p>
       <w:pPr>
-        <w:pStyle w:val="a1"/>
+        <w:pStyle w:val="BodyText"/>
       </w:pPr>
       <w:hyperlink r:id="rId7">
         <w:r>
           <w:rPr>
-            <w:rStyle w:val="af1"/>
+            <w:rStyle w:val="Hyperlink"/>
           </w:rPr>
           <w:t>Link</w:t>
         </w:r>
@@ -4773,7 +5134,7 @@
     </w:p>
     <w:p>
       <w:pPr>
-        <w:pStyle w:val="ac"/>
+        <w:pStyle w:val="BlockText"/>
       </w:pPr>
       <w:r>
         <w:t>Block Quote</w:t>
@@ -4800,14 +5161,23 @@
     </w:p>
     <w:tbl>
       <w:tblPr>
-        <w:tblStyle w:val="NoGridLeft"/>
-        <w:tblW w:w="0" w:type="pct"/>
+        <w:tblStyle w:val="Centered"/>
+        <w:tblW w:w="4581" w:type="pct"/>
         <w:tblLook w:val="0600" w:firstRow="0" w:lastRow="0" w:firstColumn="0" w:lastColumn="0" w:noHBand="1" w:noVBand="1"/>
       </w:tblPr>
       <w:tblGrid>
-        <w:gridCol w:w="3816"/>
-        <w:gridCol w:w="778"/>
-        <w:gridCol w:w="706"/>
+        <w:gridCol w:w="4620"/>
+        <w:gridCol w:w="762"/>
+        <w:gridCol w:w="673"/>
+        <w:gridCol w:w="230"/>
+        <w:gridCol w:w="230"/>
+        <w:gridCol w:w="230"/>
+        <w:gridCol w:w="230"/>
+        <w:gridCol w:w="230"/>
+        <w:gridCol w:w="230"/>
+        <w:gridCol w:w="230"/>
+        <w:gridCol w:w="230"/>
+        <w:gridCol w:w="230"/>
       </w:tblGrid>
       <w:tr>
         <w:tc>
@@ -4816,7 +5186,7 @@
           </w:tcPr>
           <w:p>
             <w:pPr>
-              <w:pStyle w:val="TableHeadLeft"/>
+              <w:pStyle w:val="SourceCode"/>
             </w:pPr>
             <w:r>
               <w:t>This</w:t>
@@ -4829,7 +5199,7 @@
           </w:tcPr>
           <w:p>
             <w:pPr>
-              <w:pStyle w:val="TableHeadCenter"/>
+              <w:pStyle w:val="SourceCode"/>
             </w:pPr>
             <w:r>
               <w:t>is</w:t>
@@ -4842,11 +5212,101 @@
           </w:tcPr>
           <w:p>
             <w:pPr>
-              <w:pStyle w:val="TableHeadRight"/>
+              <w:pStyle w:val="SourceCode"/>
             </w:pPr>
             <w:r>
               <w:t>Table</w:t>
             </w:r>
+          </w:p>
+        </w:tc>
+        <w:tc>
+          <w:tcPr>
+            <w:tcW w:w="0" w:type="auto"/>
+          </w:tcPr>
+          <w:p>
+            <w:pPr>
+              <w:pStyle w:val="SourceCode"/>
+            </w:pPr>
+          </w:p>
+        </w:tc>
+        <w:tc>
+          <w:tcPr>
+            <w:tcW w:w="0" w:type="auto"/>
+          </w:tcPr>
+          <w:p>
+            <w:pPr>
+              <w:pStyle w:val="SourceCode"/>
+            </w:pPr>
+          </w:p>
+        </w:tc>
+        <w:tc>
+          <w:tcPr>
+            <w:tcW w:w="0" w:type="auto"/>
+          </w:tcPr>
+          <w:p>
+            <w:pPr>
+              <w:pStyle w:val="SourceCode"/>
+            </w:pPr>
+          </w:p>
+        </w:tc>
+        <w:tc>
+          <w:tcPr>
+            <w:tcW w:w="0" w:type="auto"/>
+          </w:tcPr>
+          <w:p>
+            <w:pPr>
+              <w:pStyle w:val="SourceCode"/>
+            </w:pPr>
+          </w:p>
+        </w:tc>
+        <w:tc>
+          <w:tcPr>
+            <w:tcW w:w="0" w:type="auto"/>
+          </w:tcPr>
+          <w:p>
+            <w:pPr>
+              <w:pStyle w:val="SourceCode"/>
+            </w:pPr>
+          </w:p>
+        </w:tc>
+        <w:tc>
+          <w:tcPr>
+            <w:tcW w:w="0" w:type="auto"/>
+          </w:tcPr>
+          <w:p>
+            <w:pPr>
+              <w:pStyle w:val="SourceCode"/>
+            </w:pPr>
+          </w:p>
+        </w:tc>
+        <w:tc>
+          <w:tcPr>
+            <w:tcW w:w="0" w:type="auto"/>
+          </w:tcPr>
+          <w:p>
+            <w:pPr>
+              <w:pStyle w:val="SourceCode"/>
+            </w:pPr>
+          </w:p>
+        </w:tc>
+        <w:tc>
+          <w:tcPr>
+            <w:tcW w:w="0" w:type="auto"/>
+          </w:tcPr>
+          <w:p>
+            <w:pPr>
+              <w:pStyle w:val="SourceCode"/>
+            </w:pPr>
+          </w:p>
+        </w:tc>
+        <w:tc>
+          <w:tcPr>
+            <w:tcW w:w="0" w:type="auto"/>
+          </w:tcPr>
+          <w:p>
+            <w:pPr>
+              <w:pStyle w:val="SourceCode"/>
+            </w:pPr>
           </w:p>
         </w:tc>
       </w:tr>
@@ -4857,18 +5317,20 @@
           </w:tcPr>
           <w:p>
             <w:pPr>
-              <w:pStyle w:val="TableBodyLeft"/>
-            </w:pPr>
+              <w:pStyle w:val="SourceCode"/>
+            </w:pPr>
+            <w:proofErr w:type="gramStart"/>
             <w:r>
               <w:t>Left</w:t>
             </w:r>
+            <w:proofErr w:type="gramEnd"/>
             <w:r>
               <w:t xml:space="preserve"> Left Left Left Left Left Left Left Left</w:t>
             </w:r>
           </w:p>
           <w:p>
             <w:pPr>
-              <w:pStyle w:val="TableBodyLeft"/>
+              <w:pStyle w:val="SourceCode"/>
             </w:pPr>
             <w:r>
               <w:rPr>
@@ -4887,7 +5349,7 @@
           </w:p>
           <w:p>
             <w:pPr>
-              <w:pStyle w:val="ae"/>
+              <w:pStyle w:val="SourceCode"/>
             </w:pPr>
             <w:r>
               <w:t>Left Left Left Left</w:t>
@@ -4900,7 +5362,7 @@
           </w:tcPr>
           <w:p>
             <w:pPr>
-              <w:pStyle w:val="TableBodyCenter"/>
+              <w:pStyle w:val="SourceCode"/>
             </w:pPr>
             <w:r>
               <w:t>Center</w:t>
@@ -4913,11 +5375,1565 @@
           </w:tcPr>
           <w:p>
             <w:pPr>
-              <w:pStyle w:val="TableBodyRight"/>
+              <w:pStyle w:val="SourceCode"/>
             </w:pPr>
             <w:r>
               <w:t>Right</w:t>
             </w:r>
+          </w:p>
+        </w:tc>
+        <w:tc>
+          <w:tcPr>
+            <w:tcW w:w="0" w:type="auto"/>
+          </w:tcPr>
+          <w:p>
+            <w:pPr>
+              <w:pStyle w:val="SourceCode"/>
+            </w:pPr>
+          </w:p>
+        </w:tc>
+        <w:tc>
+          <w:tcPr>
+            <w:tcW w:w="0" w:type="auto"/>
+          </w:tcPr>
+          <w:p>
+            <w:pPr>
+              <w:pStyle w:val="SourceCode"/>
+            </w:pPr>
+          </w:p>
+        </w:tc>
+        <w:tc>
+          <w:tcPr>
+            <w:tcW w:w="0" w:type="auto"/>
+          </w:tcPr>
+          <w:p>
+            <w:pPr>
+              <w:pStyle w:val="SourceCode"/>
+            </w:pPr>
+          </w:p>
+        </w:tc>
+        <w:tc>
+          <w:tcPr>
+            <w:tcW w:w="0" w:type="auto"/>
+          </w:tcPr>
+          <w:p>
+            <w:pPr>
+              <w:pStyle w:val="SourceCode"/>
+            </w:pPr>
+          </w:p>
+        </w:tc>
+        <w:tc>
+          <w:tcPr>
+            <w:tcW w:w="0" w:type="auto"/>
+          </w:tcPr>
+          <w:p>
+            <w:pPr>
+              <w:pStyle w:val="SourceCode"/>
+            </w:pPr>
+          </w:p>
+        </w:tc>
+        <w:tc>
+          <w:tcPr>
+            <w:tcW w:w="0" w:type="auto"/>
+          </w:tcPr>
+          <w:p>
+            <w:pPr>
+              <w:pStyle w:val="SourceCode"/>
+            </w:pPr>
+          </w:p>
+        </w:tc>
+        <w:tc>
+          <w:tcPr>
+            <w:tcW w:w="0" w:type="auto"/>
+          </w:tcPr>
+          <w:p>
+            <w:pPr>
+              <w:pStyle w:val="SourceCode"/>
+            </w:pPr>
+          </w:p>
+        </w:tc>
+        <w:tc>
+          <w:tcPr>
+            <w:tcW w:w="0" w:type="auto"/>
+          </w:tcPr>
+          <w:p>
+            <w:pPr>
+              <w:pStyle w:val="SourceCode"/>
+            </w:pPr>
+          </w:p>
+        </w:tc>
+        <w:tc>
+          <w:tcPr>
+            <w:tcW w:w="0" w:type="auto"/>
+          </w:tcPr>
+          <w:p>
+            <w:pPr>
+              <w:pStyle w:val="SourceCode"/>
+            </w:pPr>
+          </w:p>
+        </w:tc>
+      </w:tr>
+      <w:tr>
+        <w:tc>
+          <w:tcPr>
+            <w:tcW w:w="0" w:type="auto"/>
+          </w:tcPr>
+          <w:p>
+            <w:pPr>
+              <w:pStyle w:val="SourceCode"/>
+            </w:pPr>
+          </w:p>
+        </w:tc>
+        <w:tc>
+          <w:tcPr>
+            <w:tcW w:w="0" w:type="auto"/>
+          </w:tcPr>
+          <w:p>
+            <w:pPr>
+              <w:pStyle w:val="SourceCode"/>
+            </w:pPr>
+          </w:p>
+        </w:tc>
+        <w:tc>
+          <w:tcPr>
+            <w:tcW w:w="0" w:type="auto"/>
+          </w:tcPr>
+          <w:p>
+            <w:pPr>
+              <w:pStyle w:val="SourceCode"/>
+            </w:pPr>
+          </w:p>
+        </w:tc>
+        <w:tc>
+          <w:tcPr>
+            <w:tcW w:w="0" w:type="auto"/>
+          </w:tcPr>
+          <w:p>
+            <w:pPr>
+              <w:pStyle w:val="SourceCode"/>
+            </w:pPr>
+          </w:p>
+        </w:tc>
+        <w:tc>
+          <w:tcPr>
+            <w:tcW w:w="0" w:type="auto"/>
+          </w:tcPr>
+          <w:p>
+            <w:pPr>
+              <w:pStyle w:val="SourceCode"/>
+            </w:pPr>
+          </w:p>
+        </w:tc>
+        <w:tc>
+          <w:tcPr>
+            <w:tcW w:w="0" w:type="auto"/>
+          </w:tcPr>
+          <w:p>
+            <w:pPr>
+              <w:pStyle w:val="SourceCode"/>
+            </w:pPr>
+          </w:p>
+        </w:tc>
+        <w:tc>
+          <w:tcPr>
+            <w:tcW w:w="0" w:type="auto"/>
+          </w:tcPr>
+          <w:p>
+            <w:pPr>
+              <w:pStyle w:val="SourceCode"/>
+            </w:pPr>
+          </w:p>
+        </w:tc>
+        <w:tc>
+          <w:tcPr>
+            <w:tcW w:w="0" w:type="auto"/>
+          </w:tcPr>
+          <w:p>
+            <w:pPr>
+              <w:pStyle w:val="SourceCode"/>
+            </w:pPr>
+          </w:p>
+        </w:tc>
+        <w:tc>
+          <w:tcPr>
+            <w:tcW w:w="0" w:type="auto"/>
+          </w:tcPr>
+          <w:p>
+            <w:pPr>
+              <w:pStyle w:val="SourceCode"/>
+            </w:pPr>
+          </w:p>
+        </w:tc>
+        <w:tc>
+          <w:tcPr>
+            <w:tcW w:w="0" w:type="auto"/>
+          </w:tcPr>
+          <w:p>
+            <w:pPr>
+              <w:pStyle w:val="SourceCode"/>
+            </w:pPr>
+          </w:p>
+        </w:tc>
+        <w:tc>
+          <w:tcPr>
+            <w:tcW w:w="0" w:type="auto"/>
+          </w:tcPr>
+          <w:p>
+            <w:pPr>
+              <w:pStyle w:val="SourceCode"/>
+            </w:pPr>
+          </w:p>
+        </w:tc>
+        <w:tc>
+          <w:tcPr>
+            <w:tcW w:w="0" w:type="auto"/>
+          </w:tcPr>
+          <w:p>
+            <w:pPr>
+              <w:pStyle w:val="SourceCode"/>
+            </w:pPr>
+          </w:p>
+        </w:tc>
+      </w:tr>
+      <w:tr>
+        <w:tc>
+          <w:tcPr>
+            <w:tcW w:w="0" w:type="auto"/>
+          </w:tcPr>
+          <w:p>
+            <w:pPr>
+              <w:pStyle w:val="SourceCode"/>
+            </w:pPr>
+          </w:p>
+        </w:tc>
+        <w:tc>
+          <w:tcPr>
+            <w:tcW w:w="0" w:type="auto"/>
+          </w:tcPr>
+          <w:p>
+            <w:pPr>
+              <w:pStyle w:val="SourceCode"/>
+            </w:pPr>
+          </w:p>
+        </w:tc>
+        <w:tc>
+          <w:tcPr>
+            <w:tcW w:w="0" w:type="auto"/>
+          </w:tcPr>
+          <w:p>
+            <w:pPr>
+              <w:pStyle w:val="SourceCode"/>
+            </w:pPr>
+          </w:p>
+        </w:tc>
+        <w:tc>
+          <w:tcPr>
+            <w:tcW w:w="0" w:type="auto"/>
+          </w:tcPr>
+          <w:p>
+            <w:pPr>
+              <w:pStyle w:val="SourceCode"/>
+            </w:pPr>
+          </w:p>
+        </w:tc>
+        <w:tc>
+          <w:tcPr>
+            <w:tcW w:w="0" w:type="auto"/>
+          </w:tcPr>
+          <w:p>
+            <w:pPr>
+              <w:pStyle w:val="SourceCode"/>
+            </w:pPr>
+          </w:p>
+        </w:tc>
+        <w:tc>
+          <w:tcPr>
+            <w:tcW w:w="0" w:type="auto"/>
+          </w:tcPr>
+          <w:p>
+            <w:pPr>
+              <w:pStyle w:val="SourceCode"/>
+            </w:pPr>
+          </w:p>
+        </w:tc>
+        <w:tc>
+          <w:tcPr>
+            <w:tcW w:w="0" w:type="auto"/>
+          </w:tcPr>
+          <w:p>
+            <w:pPr>
+              <w:pStyle w:val="SourceCode"/>
+            </w:pPr>
+          </w:p>
+        </w:tc>
+        <w:tc>
+          <w:tcPr>
+            <w:tcW w:w="0" w:type="auto"/>
+          </w:tcPr>
+          <w:p>
+            <w:pPr>
+              <w:pStyle w:val="SourceCode"/>
+            </w:pPr>
+          </w:p>
+        </w:tc>
+        <w:tc>
+          <w:tcPr>
+            <w:tcW w:w="0" w:type="auto"/>
+          </w:tcPr>
+          <w:p>
+            <w:pPr>
+              <w:pStyle w:val="SourceCode"/>
+            </w:pPr>
+          </w:p>
+        </w:tc>
+        <w:tc>
+          <w:tcPr>
+            <w:tcW w:w="0" w:type="auto"/>
+          </w:tcPr>
+          <w:p>
+            <w:pPr>
+              <w:pStyle w:val="SourceCode"/>
+            </w:pPr>
+          </w:p>
+        </w:tc>
+        <w:tc>
+          <w:tcPr>
+            <w:tcW w:w="0" w:type="auto"/>
+          </w:tcPr>
+          <w:p>
+            <w:pPr>
+              <w:pStyle w:val="SourceCode"/>
+            </w:pPr>
+          </w:p>
+        </w:tc>
+        <w:tc>
+          <w:tcPr>
+            <w:tcW w:w="0" w:type="auto"/>
+          </w:tcPr>
+          <w:p>
+            <w:pPr>
+              <w:pStyle w:val="SourceCode"/>
+            </w:pPr>
+          </w:p>
+        </w:tc>
+      </w:tr>
+      <w:tr>
+        <w:tc>
+          <w:tcPr>
+            <w:tcW w:w="0" w:type="auto"/>
+          </w:tcPr>
+          <w:p>
+            <w:pPr>
+              <w:pStyle w:val="SourceCode"/>
+            </w:pPr>
+          </w:p>
+        </w:tc>
+        <w:tc>
+          <w:tcPr>
+            <w:tcW w:w="0" w:type="auto"/>
+          </w:tcPr>
+          <w:p>
+            <w:pPr>
+              <w:pStyle w:val="SourceCode"/>
+            </w:pPr>
+          </w:p>
+        </w:tc>
+        <w:tc>
+          <w:tcPr>
+            <w:tcW w:w="0" w:type="auto"/>
+          </w:tcPr>
+          <w:p>
+            <w:pPr>
+              <w:pStyle w:val="SourceCode"/>
+            </w:pPr>
+          </w:p>
+        </w:tc>
+        <w:tc>
+          <w:tcPr>
+            <w:tcW w:w="0" w:type="auto"/>
+          </w:tcPr>
+          <w:p>
+            <w:pPr>
+              <w:pStyle w:val="SourceCode"/>
+            </w:pPr>
+          </w:p>
+        </w:tc>
+        <w:tc>
+          <w:tcPr>
+            <w:tcW w:w="0" w:type="auto"/>
+          </w:tcPr>
+          <w:p>
+            <w:pPr>
+              <w:pStyle w:val="SourceCode"/>
+            </w:pPr>
+          </w:p>
+        </w:tc>
+        <w:tc>
+          <w:tcPr>
+            <w:tcW w:w="0" w:type="auto"/>
+          </w:tcPr>
+          <w:p>
+            <w:pPr>
+              <w:pStyle w:val="SourceCode"/>
+            </w:pPr>
+          </w:p>
+        </w:tc>
+        <w:tc>
+          <w:tcPr>
+            <w:tcW w:w="0" w:type="auto"/>
+          </w:tcPr>
+          <w:p>
+            <w:pPr>
+              <w:pStyle w:val="SourceCode"/>
+            </w:pPr>
+          </w:p>
+        </w:tc>
+        <w:tc>
+          <w:tcPr>
+            <w:tcW w:w="0" w:type="auto"/>
+          </w:tcPr>
+          <w:p>
+            <w:pPr>
+              <w:pStyle w:val="SourceCode"/>
+            </w:pPr>
+          </w:p>
+        </w:tc>
+        <w:tc>
+          <w:tcPr>
+            <w:tcW w:w="0" w:type="auto"/>
+          </w:tcPr>
+          <w:p>
+            <w:pPr>
+              <w:pStyle w:val="SourceCode"/>
+            </w:pPr>
+          </w:p>
+        </w:tc>
+        <w:tc>
+          <w:tcPr>
+            <w:tcW w:w="0" w:type="auto"/>
+          </w:tcPr>
+          <w:p>
+            <w:pPr>
+              <w:pStyle w:val="SourceCode"/>
+            </w:pPr>
+          </w:p>
+        </w:tc>
+        <w:tc>
+          <w:tcPr>
+            <w:tcW w:w="0" w:type="auto"/>
+          </w:tcPr>
+          <w:p>
+            <w:pPr>
+              <w:pStyle w:val="SourceCode"/>
+            </w:pPr>
+          </w:p>
+        </w:tc>
+        <w:tc>
+          <w:tcPr>
+            <w:tcW w:w="0" w:type="auto"/>
+          </w:tcPr>
+          <w:p>
+            <w:pPr>
+              <w:pStyle w:val="SourceCode"/>
+            </w:pPr>
+          </w:p>
+        </w:tc>
+      </w:tr>
+      <w:tr>
+        <w:tc>
+          <w:tcPr>
+            <w:tcW w:w="0" w:type="auto"/>
+          </w:tcPr>
+          <w:p>
+            <w:pPr>
+              <w:pStyle w:val="SourceCode"/>
+            </w:pPr>
+          </w:p>
+        </w:tc>
+        <w:tc>
+          <w:tcPr>
+            <w:tcW w:w="0" w:type="auto"/>
+          </w:tcPr>
+          <w:p>
+            <w:pPr>
+              <w:pStyle w:val="SourceCode"/>
+            </w:pPr>
+          </w:p>
+        </w:tc>
+        <w:tc>
+          <w:tcPr>
+            <w:tcW w:w="0" w:type="auto"/>
+          </w:tcPr>
+          <w:p>
+            <w:pPr>
+              <w:pStyle w:val="SourceCode"/>
+            </w:pPr>
+          </w:p>
+        </w:tc>
+        <w:tc>
+          <w:tcPr>
+            <w:tcW w:w="0" w:type="auto"/>
+          </w:tcPr>
+          <w:p>
+            <w:pPr>
+              <w:pStyle w:val="SourceCode"/>
+            </w:pPr>
+          </w:p>
+        </w:tc>
+        <w:tc>
+          <w:tcPr>
+            <w:tcW w:w="0" w:type="auto"/>
+          </w:tcPr>
+          <w:p>
+            <w:pPr>
+              <w:pStyle w:val="SourceCode"/>
+            </w:pPr>
+          </w:p>
+        </w:tc>
+        <w:tc>
+          <w:tcPr>
+            <w:tcW w:w="0" w:type="auto"/>
+          </w:tcPr>
+          <w:p>
+            <w:pPr>
+              <w:pStyle w:val="SourceCode"/>
+            </w:pPr>
+          </w:p>
+        </w:tc>
+        <w:tc>
+          <w:tcPr>
+            <w:tcW w:w="0" w:type="auto"/>
+          </w:tcPr>
+          <w:p>
+            <w:pPr>
+              <w:pStyle w:val="SourceCode"/>
+            </w:pPr>
+          </w:p>
+        </w:tc>
+        <w:tc>
+          <w:tcPr>
+            <w:tcW w:w="0" w:type="auto"/>
+          </w:tcPr>
+          <w:p>
+            <w:pPr>
+              <w:pStyle w:val="SourceCode"/>
+            </w:pPr>
+          </w:p>
+        </w:tc>
+        <w:tc>
+          <w:tcPr>
+            <w:tcW w:w="0" w:type="auto"/>
+          </w:tcPr>
+          <w:p>
+            <w:pPr>
+              <w:pStyle w:val="SourceCode"/>
+            </w:pPr>
+          </w:p>
+        </w:tc>
+        <w:tc>
+          <w:tcPr>
+            <w:tcW w:w="0" w:type="auto"/>
+          </w:tcPr>
+          <w:p>
+            <w:pPr>
+              <w:pStyle w:val="SourceCode"/>
+            </w:pPr>
+          </w:p>
+        </w:tc>
+        <w:tc>
+          <w:tcPr>
+            <w:tcW w:w="0" w:type="auto"/>
+          </w:tcPr>
+          <w:p>
+            <w:pPr>
+              <w:pStyle w:val="SourceCode"/>
+            </w:pPr>
+          </w:p>
+        </w:tc>
+        <w:tc>
+          <w:tcPr>
+            <w:tcW w:w="0" w:type="auto"/>
+          </w:tcPr>
+          <w:p>
+            <w:pPr>
+              <w:pStyle w:val="SourceCode"/>
+            </w:pPr>
+          </w:p>
+        </w:tc>
+      </w:tr>
+      <w:tr>
+        <w:tc>
+          <w:tcPr>
+            <w:tcW w:w="0" w:type="auto"/>
+          </w:tcPr>
+          <w:p>
+            <w:pPr>
+              <w:pStyle w:val="SourceCode"/>
+            </w:pPr>
+          </w:p>
+        </w:tc>
+        <w:tc>
+          <w:tcPr>
+            <w:tcW w:w="0" w:type="auto"/>
+          </w:tcPr>
+          <w:p>
+            <w:pPr>
+              <w:pStyle w:val="SourceCode"/>
+            </w:pPr>
+          </w:p>
+        </w:tc>
+        <w:tc>
+          <w:tcPr>
+            <w:tcW w:w="0" w:type="auto"/>
+          </w:tcPr>
+          <w:p>
+            <w:pPr>
+              <w:pStyle w:val="SourceCode"/>
+            </w:pPr>
+          </w:p>
+        </w:tc>
+        <w:tc>
+          <w:tcPr>
+            <w:tcW w:w="0" w:type="auto"/>
+          </w:tcPr>
+          <w:p>
+            <w:pPr>
+              <w:pStyle w:val="SourceCode"/>
+            </w:pPr>
+          </w:p>
+        </w:tc>
+        <w:tc>
+          <w:tcPr>
+            <w:tcW w:w="0" w:type="auto"/>
+          </w:tcPr>
+          <w:p>
+            <w:pPr>
+              <w:pStyle w:val="SourceCode"/>
+            </w:pPr>
+          </w:p>
+        </w:tc>
+        <w:tc>
+          <w:tcPr>
+            <w:tcW w:w="0" w:type="auto"/>
+          </w:tcPr>
+          <w:p>
+            <w:pPr>
+              <w:pStyle w:val="SourceCode"/>
+            </w:pPr>
+          </w:p>
+        </w:tc>
+        <w:tc>
+          <w:tcPr>
+            <w:tcW w:w="0" w:type="auto"/>
+          </w:tcPr>
+          <w:p>
+            <w:pPr>
+              <w:pStyle w:val="SourceCode"/>
+            </w:pPr>
+          </w:p>
+        </w:tc>
+        <w:tc>
+          <w:tcPr>
+            <w:tcW w:w="0" w:type="auto"/>
+          </w:tcPr>
+          <w:p>
+            <w:pPr>
+              <w:pStyle w:val="SourceCode"/>
+            </w:pPr>
+          </w:p>
+        </w:tc>
+        <w:tc>
+          <w:tcPr>
+            <w:tcW w:w="0" w:type="auto"/>
+          </w:tcPr>
+          <w:p>
+            <w:pPr>
+              <w:pStyle w:val="SourceCode"/>
+            </w:pPr>
+          </w:p>
+        </w:tc>
+        <w:tc>
+          <w:tcPr>
+            <w:tcW w:w="0" w:type="auto"/>
+          </w:tcPr>
+          <w:p>
+            <w:pPr>
+              <w:pStyle w:val="SourceCode"/>
+            </w:pPr>
+          </w:p>
+        </w:tc>
+        <w:tc>
+          <w:tcPr>
+            <w:tcW w:w="0" w:type="auto"/>
+          </w:tcPr>
+          <w:p>
+            <w:pPr>
+              <w:pStyle w:val="SourceCode"/>
+            </w:pPr>
+          </w:p>
+        </w:tc>
+        <w:tc>
+          <w:tcPr>
+            <w:tcW w:w="0" w:type="auto"/>
+          </w:tcPr>
+          <w:p>
+            <w:pPr>
+              <w:pStyle w:val="SourceCode"/>
+            </w:pPr>
+          </w:p>
+        </w:tc>
+      </w:tr>
+      <w:tr>
+        <w:tc>
+          <w:tcPr>
+            <w:tcW w:w="0" w:type="auto"/>
+          </w:tcPr>
+          <w:p>
+            <w:pPr>
+              <w:pStyle w:val="SourceCode"/>
+            </w:pPr>
+          </w:p>
+        </w:tc>
+        <w:tc>
+          <w:tcPr>
+            <w:tcW w:w="0" w:type="auto"/>
+          </w:tcPr>
+          <w:p>
+            <w:pPr>
+              <w:pStyle w:val="SourceCode"/>
+            </w:pPr>
+          </w:p>
+        </w:tc>
+        <w:tc>
+          <w:tcPr>
+            <w:tcW w:w="0" w:type="auto"/>
+          </w:tcPr>
+          <w:p>
+            <w:pPr>
+              <w:pStyle w:val="SourceCode"/>
+            </w:pPr>
+          </w:p>
+        </w:tc>
+        <w:tc>
+          <w:tcPr>
+            <w:tcW w:w="0" w:type="auto"/>
+          </w:tcPr>
+          <w:p>
+            <w:pPr>
+              <w:pStyle w:val="SourceCode"/>
+            </w:pPr>
+          </w:p>
+        </w:tc>
+        <w:tc>
+          <w:tcPr>
+            <w:tcW w:w="0" w:type="auto"/>
+          </w:tcPr>
+          <w:p>
+            <w:pPr>
+              <w:pStyle w:val="SourceCode"/>
+            </w:pPr>
+          </w:p>
+        </w:tc>
+        <w:tc>
+          <w:tcPr>
+            <w:tcW w:w="0" w:type="auto"/>
+          </w:tcPr>
+          <w:p>
+            <w:pPr>
+              <w:pStyle w:val="SourceCode"/>
+            </w:pPr>
+          </w:p>
+        </w:tc>
+        <w:tc>
+          <w:tcPr>
+            <w:tcW w:w="0" w:type="auto"/>
+          </w:tcPr>
+          <w:p>
+            <w:pPr>
+              <w:pStyle w:val="SourceCode"/>
+            </w:pPr>
+          </w:p>
+        </w:tc>
+        <w:tc>
+          <w:tcPr>
+            <w:tcW w:w="0" w:type="auto"/>
+          </w:tcPr>
+          <w:p>
+            <w:pPr>
+              <w:pStyle w:val="SourceCode"/>
+            </w:pPr>
+          </w:p>
+        </w:tc>
+        <w:tc>
+          <w:tcPr>
+            <w:tcW w:w="0" w:type="auto"/>
+          </w:tcPr>
+          <w:p>
+            <w:pPr>
+              <w:pStyle w:val="SourceCode"/>
+            </w:pPr>
+          </w:p>
+        </w:tc>
+        <w:tc>
+          <w:tcPr>
+            <w:tcW w:w="0" w:type="auto"/>
+          </w:tcPr>
+          <w:p>
+            <w:pPr>
+              <w:pStyle w:val="SourceCode"/>
+            </w:pPr>
+          </w:p>
+        </w:tc>
+        <w:tc>
+          <w:tcPr>
+            <w:tcW w:w="0" w:type="auto"/>
+          </w:tcPr>
+          <w:p>
+            <w:pPr>
+              <w:pStyle w:val="SourceCode"/>
+            </w:pPr>
+          </w:p>
+        </w:tc>
+        <w:tc>
+          <w:tcPr>
+            <w:tcW w:w="0" w:type="auto"/>
+          </w:tcPr>
+          <w:p>
+            <w:pPr>
+              <w:pStyle w:val="SourceCode"/>
+            </w:pPr>
+          </w:p>
+        </w:tc>
+      </w:tr>
+      <w:tr>
+        <w:tc>
+          <w:tcPr>
+            <w:tcW w:w="0" w:type="auto"/>
+          </w:tcPr>
+          <w:p>
+            <w:pPr>
+              <w:pStyle w:val="SourceCode"/>
+            </w:pPr>
+          </w:p>
+        </w:tc>
+        <w:tc>
+          <w:tcPr>
+            <w:tcW w:w="0" w:type="auto"/>
+          </w:tcPr>
+          <w:p>
+            <w:pPr>
+              <w:pStyle w:val="SourceCode"/>
+            </w:pPr>
+          </w:p>
+        </w:tc>
+        <w:tc>
+          <w:tcPr>
+            <w:tcW w:w="0" w:type="auto"/>
+          </w:tcPr>
+          <w:p>
+            <w:pPr>
+              <w:pStyle w:val="SourceCode"/>
+            </w:pPr>
+          </w:p>
+        </w:tc>
+        <w:tc>
+          <w:tcPr>
+            <w:tcW w:w="0" w:type="auto"/>
+          </w:tcPr>
+          <w:p>
+            <w:pPr>
+              <w:pStyle w:val="SourceCode"/>
+            </w:pPr>
+          </w:p>
+        </w:tc>
+        <w:tc>
+          <w:tcPr>
+            <w:tcW w:w="0" w:type="auto"/>
+          </w:tcPr>
+          <w:p>
+            <w:pPr>
+              <w:pStyle w:val="SourceCode"/>
+            </w:pPr>
+          </w:p>
+        </w:tc>
+        <w:tc>
+          <w:tcPr>
+            <w:tcW w:w="0" w:type="auto"/>
+          </w:tcPr>
+          <w:p>
+            <w:pPr>
+              <w:pStyle w:val="SourceCode"/>
+            </w:pPr>
+          </w:p>
+        </w:tc>
+        <w:tc>
+          <w:tcPr>
+            <w:tcW w:w="0" w:type="auto"/>
+          </w:tcPr>
+          <w:p>
+            <w:pPr>
+              <w:pStyle w:val="SourceCode"/>
+            </w:pPr>
+          </w:p>
+        </w:tc>
+        <w:tc>
+          <w:tcPr>
+            <w:tcW w:w="0" w:type="auto"/>
+          </w:tcPr>
+          <w:p>
+            <w:pPr>
+              <w:pStyle w:val="SourceCode"/>
+            </w:pPr>
+          </w:p>
+        </w:tc>
+        <w:tc>
+          <w:tcPr>
+            <w:tcW w:w="0" w:type="auto"/>
+          </w:tcPr>
+          <w:p>
+            <w:pPr>
+              <w:pStyle w:val="SourceCode"/>
+            </w:pPr>
+          </w:p>
+        </w:tc>
+        <w:tc>
+          <w:tcPr>
+            <w:tcW w:w="0" w:type="auto"/>
+          </w:tcPr>
+          <w:p>
+            <w:pPr>
+              <w:pStyle w:val="SourceCode"/>
+            </w:pPr>
+          </w:p>
+        </w:tc>
+        <w:tc>
+          <w:tcPr>
+            <w:tcW w:w="0" w:type="auto"/>
+          </w:tcPr>
+          <w:p>
+            <w:pPr>
+              <w:pStyle w:val="SourceCode"/>
+            </w:pPr>
+          </w:p>
+        </w:tc>
+        <w:tc>
+          <w:tcPr>
+            <w:tcW w:w="0" w:type="auto"/>
+          </w:tcPr>
+          <w:p>
+            <w:pPr>
+              <w:pStyle w:val="SourceCode"/>
+            </w:pPr>
+          </w:p>
+        </w:tc>
+      </w:tr>
+      <w:tr>
+        <w:tc>
+          <w:tcPr>
+            <w:tcW w:w="0" w:type="auto"/>
+          </w:tcPr>
+          <w:p>
+            <w:pPr>
+              <w:pStyle w:val="SourceCode"/>
+            </w:pPr>
+          </w:p>
+        </w:tc>
+        <w:tc>
+          <w:tcPr>
+            <w:tcW w:w="0" w:type="auto"/>
+          </w:tcPr>
+          <w:p>
+            <w:pPr>
+              <w:pStyle w:val="SourceCode"/>
+            </w:pPr>
+          </w:p>
+        </w:tc>
+        <w:tc>
+          <w:tcPr>
+            <w:tcW w:w="0" w:type="auto"/>
+          </w:tcPr>
+          <w:p>
+            <w:pPr>
+              <w:pStyle w:val="SourceCode"/>
+            </w:pPr>
+          </w:p>
+        </w:tc>
+        <w:tc>
+          <w:tcPr>
+            <w:tcW w:w="0" w:type="auto"/>
+          </w:tcPr>
+          <w:p>
+            <w:pPr>
+              <w:pStyle w:val="SourceCode"/>
+            </w:pPr>
+          </w:p>
+        </w:tc>
+        <w:tc>
+          <w:tcPr>
+            <w:tcW w:w="0" w:type="auto"/>
+          </w:tcPr>
+          <w:p>
+            <w:pPr>
+              <w:pStyle w:val="SourceCode"/>
+            </w:pPr>
+          </w:p>
+        </w:tc>
+        <w:tc>
+          <w:tcPr>
+            <w:tcW w:w="0" w:type="auto"/>
+          </w:tcPr>
+          <w:p>
+            <w:pPr>
+              <w:pStyle w:val="SourceCode"/>
+            </w:pPr>
+          </w:p>
+        </w:tc>
+        <w:tc>
+          <w:tcPr>
+            <w:tcW w:w="0" w:type="auto"/>
+          </w:tcPr>
+          <w:p>
+            <w:pPr>
+              <w:pStyle w:val="SourceCode"/>
+            </w:pPr>
+          </w:p>
+        </w:tc>
+        <w:tc>
+          <w:tcPr>
+            <w:tcW w:w="0" w:type="auto"/>
+          </w:tcPr>
+          <w:p>
+            <w:pPr>
+              <w:pStyle w:val="SourceCode"/>
+            </w:pPr>
+          </w:p>
+        </w:tc>
+        <w:tc>
+          <w:tcPr>
+            <w:tcW w:w="0" w:type="auto"/>
+          </w:tcPr>
+          <w:p>
+            <w:pPr>
+              <w:pStyle w:val="SourceCode"/>
+            </w:pPr>
+          </w:p>
+        </w:tc>
+        <w:tc>
+          <w:tcPr>
+            <w:tcW w:w="0" w:type="auto"/>
+          </w:tcPr>
+          <w:p>
+            <w:pPr>
+              <w:pStyle w:val="SourceCode"/>
+            </w:pPr>
+          </w:p>
+        </w:tc>
+        <w:tc>
+          <w:tcPr>
+            <w:tcW w:w="0" w:type="auto"/>
+          </w:tcPr>
+          <w:p>
+            <w:pPr>
+              <w:pStyle w:val="SourceCode"/>
+            </w:pPr>
+          </w:p>
+        </w:tc>
+        <w:tc>
+          <w:tcPr>
+            <w:tcW w:w="0" w:type="auto"/>
+          </w:tcPr>
+          <w:p>
+            <w:pPr>
+              <w:pStyle w:val="SourceCode"/>
+            </w:pPr>
+          </w:p>
+        </w:tc>
+      </w:tr>
+      <w:tr>
+        <w:tc>
+          <w:tcPr>
+            <w:tcW w:w="0" w:type="auto"/>
+          </w:tcPr>
+          <w:p>
+            <w:pPr>
+              <w:pStyle w:val="SourceCode"/>
+            </w:pPr>
+          </w:p>
+        </w:tc>
+        <w:tc>
+          <w:tcPr>
+            <w:tcW w:w="0" w:type="auto"/>
+          </w:tcPr>
+          <w:p>
+            <w:pPr>
+              <w:pStyle w:val="SourceCode"/>
+            </w:pPr>
+          </w:p>
+        </w:tc>
+        <w:tc>
+          <w:tcPr>
+            <w:tcW w:w="0" w:type="auto"/>
+          </w:tcPr>
+          <w:p>
+            <w:pPr>
+              <w:pStyle w:val="SourceCode"/>
+            </w:pPr>
+          </w:p>
+        </w:tc>
+        <w:tc>
+          <w:tcPr>
+            <w:tcW w:w="0" w:type="auto"/>
+          </w:tcPr>
+          <w:p>
+            <w:pPr>
+              <w:pStyle w:val="SourceCode"/>
+            </w:pPr>
+          </w:p>
+        </w:tc>
+        <w:tc>
+          <w:tcPr>
+            <w:tcW w:w="0" w:type="auto"/>
+          </w:tcPr>
+          <w:p>
+            <w:pPr>
+              <w:pStyle w:val="SourceCode"/>
+            </w:pPr>
+          </w:p>
+        </w:tc>
+        <w:tc>
+          <w:tcPr>
+            <w:tcW w:w="0" w:type="auto"/>
+          </w:tcPr>
+          <w:p>
+            <w:pPr>
+              <w:pStyle w:val="SourceCode"/>
+            </w:pPr>
+          </w:p>
+        </w:tc>
+        <w:tc>
+          <w:tcPr>
+            <w:tcW w:w="0" w:type="auto"/>
+          </w:tcPr>
+          <w:p>
+            <w:pPr>
+              <w:pStyle w:val="SourceCode"/>
+            </w:pPr>
+          </w:p>
+        </w:tc>
+        <w:tc>
+          <w:tcPr>
+            <w:tcW w:w="0" w:type="auto"/>
+          </w:tcPr>
+          <w:p>
+            <w:pPr>
+              <w:pStyle w:val="SourceCode"/>
+            </w:pPr>
+          </w:p>
+        </w:tc>
+        <w:tc>
+          <w:tcPr>
+            <w:tcW w:w="0" w:type="auto"/>
+          </w:tcPr>
+          <w:p>
+            <w:pPr>
+              <w:pStyle w:val="SourceCode"/>
+            </w:pPr>
+          </w:p>
+        </w:tc>
+        <w:tc>
+          <w:tcPr>
+            <w:tcW w:w="0" w:type="auto"/>
+          </w:tcPr>
+          <w:p>
+            <w:pPr>
+              <w:pStyle w:val="SourceCode"/>
+            </w:pPr>
+          </w:p>
+        </w:tc>
+        <w:tc>
+          <w:tcPr>
+            <w:tcW w:w="0" w:type="auto"/>
+          </w:tcPr>
+          <w:p>
+            <w:pPr>
+              <w:pStyle w:val="SourceCode"/>
+            </w:pPr>
+          </w:p>
+        </w:tc>
+        <w:tc>
+          <w:tcPr>
+            <w:tcW w:w="0" w:type="auto"/>
+          </w:tcPr>
+          <w:p>
+            <w:pPr>
+              <w:pStyle w:val="SourceCode"/>
+            </w:pPr>
+          </w:p>
+        </w:tc>
+      </w:tr>
+      <w:tr>
+        <w:tc>
+          <w:tcPr>
+            <w:tcW w:w="0" w:type="auto"/>
+          </w:tcPr>
+          <w:p>
+            <w:pPr>
+              <w:pStyle w:val="SourceCode"/>
+            </w:pPr>
+          </w:p>
+        </w:tc>
+        <w:tc>
+          <w:tcPr>
+            <w:tcW w:w="0" w:type="auto"/>
+          </w:tcPr>
+          <w:p>
+            <w:pPr>
+              <w:pStyle w:val="SourceCode"/>
+            </w:pPr>
+          </w:p>
+        </w:tc>
+        <w:tc>
+          <w:tcPr>
+            <w:tcW w:w="0" w:type="auto"/>
+          </w:tcPr>
+          <w:p>
+            <w:pPr>
+              <w:pStyle w:val="SourceCode"/>
+            </w:pPr>
+          </w:p>
+        </w:tc>
+        <w:tc>
+          <w:tcPr>
+            <w:tcW w:w="0" w:type="auto"/>
+          </w:tcPr>
+          <w:p>
+            <w:pPr>
+              <w:pStyle w:val="SourceCode"/>
+            </w:pPr>
+          </w:p>
+        </w:tc>
+        <w:tc>
+          <w:tcPr>
+            <w:tcW w:w="0" w:type="auto"/>
+          </w:tcPr>
+          <w:p>
+            <w:pPr>
+              <w:pStyle w:val="SourceCode"/>
+            </w:pPr>
+          </w:p>
+        </w:tc>
+        <w:tc>
+          <w:tcPr>
+            <w:tcW w:w="0" w:type="auto"/>
+          </w:tcPr>
+          <w:p>
+            <w:pPr>
+              <w:pStyle w:val="SourceCode"/>
+            </w:pPr>
+          </w:p>
+        </w:tc>
+        <w:tc>
+          <w:tcPr>
+            <w:tcW w:w="0" w:type="auto"/>
+          </w:tcPr>
+          <w:p>
+            <w:pPr>
+              <w:pStyle w:val="SourceCode"/>
+            </w:pPr>
+          </w:p>
+        </w:tc>
+        <w:tc>
+          <w:tcPr>
+            <w:tcW w:w="0" w:type="auto"/>
+          </w:tcPr>
+          <w:p>
+            <w:pPr>
+              <w:pStyle w:val="SourceCode"/>
+            </w:pPr>
+          </w:p>
+        </w:tc>
+        <w:tc>
+          <w:tcPr>
+            <w:tcW w:w="0" w:type="auto"/>
+          </w:tcPr>
+          <w:p>
+            <w:pPr>
+              <w:pStyle w:val="SourceCode"/>
+            </w:pPr>
+          </w:p>
+        </w:tc>
+        <w:tc>
+          <w:tcPr>
+            <w:tcW w:w="0" w:type="auto"/>
+          </w:tcPr>
+          <w:p>
+            <w:pPr>
+              <w:pStyle w:val="SourceCode"/>
+            </w:pPr>
+          </w:p>
+        </w:tc>
+        <w:tc>
+          <w:tcPr>
+            <w:tcW w:w="0" w:type="auto"/>
+          </w:tcPr>
+          <w:p>
+            <w:pPr>
+              <w:pStyle w:val="SourceCode"/>
+            </w:pPr>
+          </w:p>
+        </w:tc>
+        <w:tc>
+          <w:tcPr>
+            <w:tcW w:w="0" w:type="auto"/>
+          </w:tcPr>
+          <w:p>
+            <w:pPr>
+              <w:pStyle w:val="SourceCode"/>
+            </w:pPr>
+          </w:p>
+        </w:tc>
+      </w:tr>
+      <w:tr>
+        <w:tc>
+          <w:tcPr>
+            <w:tcW w:w="0" w:type="auto"/>
+          </w:tcPr>
+          <w:p>
+            <w:pPr>
+              <w:pStyle w:val="SourceCode"/>
+            </w:pPr>
+          </w:p>
+        </w:tc>
+        <w:tc>
+          <w:tcPr>
+            <w:tcW w:w="0" w:type="auto"/>
+          </w:tcPr>
+          <w:p>
+            <w:pPr>
+              <w:pStyle w:val="SourceCode"/>
+            </w:pPr>
+          </w:p>
+        </w:tc>
+        <w:tc>
+          <w:tcPr>
+            <w:tcW w:w="0" w:type="auto"/>
+          </w:tcPr>
+          <w:p>
+            <w:pPr>
+              <w:pStyle w:val="SourceCode"/>
+            </w:pPr>
+          </w:p>
+        </w:tc>
+        <w:tc>
+          <w:tcPr>
+            <w:tcW w:w="0" w:type="auto"/>
+          </w:tcPr>
+          <w:p>
+            <w:pPr>
+              <w:pStyle w:val="SourceCode"/>
+            </w:pPr>
+          </w:p>
+        </w:tc>
+        <w:tc>
+          <w:tcPr>
+            <w:tcW w:w="0" w:type="auto"/>
+          </w:tcPr>
+          <w:p>
+            <w:pPr>
+              <w:pStyle w:val="SourceCode"/>
+            </w:pPr>
+          </w:p>
+        </w:tc>
+        <w:tc>
+          <w:tcPr>
+            <w:tcW w:w="0" w:type="auto"/>
+          </w:tcPr>
+          <w:p>
+            <w:pPr>
+              <w:pStyle w:val="SourceCode"/>
+            </w:pPr>
+          </w:p>
+        </w:tc>
+        <w:tc>
+          <w:tcPr>
+            <w:tcW w:w="0" w:type="auto"/>
+          </w:tcPr>
+          <w:p>
+            <w:pPr>
+              <w:pStyle w:val="SourceCode"/>
+            </w:pPr>
+          </w:p>
+        </w:tc>
+        <w:tc>
+          <w:tcPr>
+            <w:tcW w:w="0" w:type="auto"/>
+          </w:tcPr>
+          <w:p>
+            <w:pPr>
+              <w:pStyle w:val="SourceCode"/>
+            </w:pPr>
+          </w:p>
+        </w:tc>
+        <w:tc>
+          <w:tcPr>
+            <w:tcW w:w="0" w:type="auto"/>
+          </w:tcPr>
+          <w:p>
+            <w:pPr>
+              <w:pStyle w:val="SourceCode"/>
+            </w:pPr>
+          </w:p>
+        </w:tc>
+        <w:tc>
+          <w:tcPr>
+            <w:tcW w:w="0" w:type="auto"/>
+          </w:tcPr>
+          <w:p>
+            <w:pPr>
+              <w:pStyle w:val="SourceCode"/>
+            </w:pPr>
+          </w:p>
+        </w:tc>
+        <w:tc>
+          <w:tcPr>
+            <w:tcW w:w="0" w:type="auto"/>
+          </w:tcPr>
+          <w:p>
+            <w:pPr>
+              <w:pStyle w:val="SourceCode"/>
+            </w:pPr>
+          </w:p>
+        </w:tc>
+        <w:tc>
+          <w:tcPr>
+            <w:tcW w:w="0" w:type="auto"/>
+          </w:tcPr>
+          <w:p>
+            <w:pPr>
+              <w:pStyle w:val="SourceCode"/>
+            </w:pPr>
+          </w:p>
+        </w:tc>
+      </w:tr>
+      <w:tr>
+        <w:tc>
+          <w:tcPr>
+            <w:tcW w:w="0" w:type="auto"/>
+          </w:tcPr>
+          <w:p>
+            <w:pPr>
+              <w:pStyle w:val="SourceCode"/>
+            </w:pPr>
+          </w:p>
+        </w:tc>
+        <w:tc>
+          <w:tcPr>
+            <w:tcW w:w="0" w:type="auto"/>
+          </w:tcPr>
+          <w:p>
+            <w:pPr>
+              <w:pStyle w:val="SourceCode"/>
+            </w:pPr>
+          </w:p>
+        </w:tc>
+        <w:tc>
+          <w:tcPr>
+            <w:tcW w:w="0" w:type="auto"/>
+          </w:tcPr>
+          <w:p>
+            <w:pPr>
+              <w:pStyle w:val="SourceCode"/>
+            </w:pPr>
+          </w:p>
+        </w:tc>
+        <w:tc>
+          <w:tcPr>
+            <w:tcW w:w="0" w:type="auto"/>
+          </w:tcPr>
+          <w:p>
+            <w:pPr>
+              <w:pStyle w:val="SourceCode"/>
+            </w:pPr>
+          </w:p>
+        </w:tc>
+        <w:tc>
+          <w:tcPr>
+            <w:tcW w:w="0" w:type="auto"/>
+          </w:tcPr>
+          <w:p>
+            <w:pPr>
+              <w:pStyle w:val="SourceCode"/>
+            </w:pPr>
+          </w:p>
+        </w:tc>
+        <w:tc>
+          <w:tcPr>
+            <w:tcW w:w="0" w:type="auto"/>
+          </w:tcPr>
+          <w:p>
+            <w:pPr>
+              <w:pStyle w:val="SourceCode"/>
+            </w:pPr>
+          </w:p>
+        </w:tc>
+        <w:tc>
+          <w:tcPr>
+            <w:tcW w:w="0" w:type="auto"/>
+          </w:tcPr>
+          <w:p>
+            <w:pPr>
+              <w:pStyle w:val="SourceCode"/>
+            </w:pPr>
+          </w:p>
+        </w:tc>
+        <w:tc>
+          <w:tcPr>
+            <w:tcW w:w="0" w:type="auto"/>
+          </w:tcPr>
+          <w:p>
+            <w:pPr>
+              <w:pStyle w:val="SourceCode"/>
+            </w:pPr>
+          </w:p>
+        </w:tc>
+        <w:tc>
+          <w:tcPr>
+            <w:tcW w:w="0" w:type="auto"/>
+          </w:tcPr>
+          <w:p>
+            <w:pPr>
+              <w:pStyle w:val="SourceCode"/>
+            </w:pPr>
+          </w:p>
+        </w:tc>
+        <w:tc>
+          <w:tcPr>
+            <w:tcW w:w="0" w:type="auto"/>
+          </w:tcPr>
+          <w:p>
+            <w:pPr>
+              <w:pStyle w:val="SourceCode"/>
+            </w:pPr>
+          </w:p>
+        </w:tc>
+        <w:tc>
+          <w:tcPr>
+            <w:tcW w:w="0" w:type="auto"/>
+          </w:tcPr>
+          <w:p>
+            <w:pPr>
+              <w:pStyle w:val="SourceCode"/>
+            </w:pPr>
+          </w:p>
+        </w:tc>
+        <w:tc>
+          <w:tcPr>
+            <w:tcW w:w="0" w:type="auto"/>
+          </w:tcPr>
+          <w:p>
+            <w:pPr>
+              <w:pStyle w:val="SourceCode"/>
+            </w:pPr>
           </w:p>
         </w:tc>
       </w:tr>
@@ -5163,7 +7179,7 @@
         <w:noProof/>
         <w:color w:val="0F243E" w:themeColor="text2" w:themeShade="80"/>
       </w:rPr>
-      <w:instrText>3</w:instrText>
+      <w:instrText>6</w:instrText>
     </w:r>
     <w:r>
       <w:rPr>
@@ -5192,7 +7208,7 @@
         <w:noProof/>
         <w:color w:val="0F243E" w:themeColor="text2" w:themeShade="80"/>
       </w:rPr>
-      <w:t>3</w:t>
+      <w:t>6</w:t>
     </w:r>
     <w:r>
       <w:rPr>
@@ -5245,7 +7261,7 @@
         </w:tcPr>
         <w:p>
           <w:pPr>
-            <w:pStyle w:val="af5"/>
+            <w:pStyle w:val="Footer"/>
           </w:pPr>
         </w:p>
       </w:tc>
@@ -5261,7 +7277,7 @@
         </w:tcPr>
         <w:p>
           <w:pPr>
-            <w:pStyle w:val="af5"/>
+            <w:pStyle w:val="Footer"/>
           </w:pPr>
         </w:p>
       </w:tc>
@@ -5277,7 +7293,7 @@
         </w:tcPr>
         <w:p>
           <w:pPr>
-            <w:pStyle w:val="af5"/>
+            <w:pStyle w:val="Footer"/>
           </w:pPr>
         </w:p>
       </w:tc>
@@ -5293,20 +7309,32 @@
         </w:tcPr>
         <w:p>
           <w:pPr>
-            <w:pStyle w:val="af5"/>
+            <w:pStyle w:val="Footer"/>
           </w:pPr>
-          <w:fldSimple w:instr=" DOCPROPERTY &quot;year&quot; \* MERGEFORMAT ">
-            <w:r>
-              <w:t>出版年</w:t>
-            </w:r>
-          </w:fldSimple>
+          <w:r>
+            <w:fldChar w:fldCharType="begin"/>
+          </w:r>
+          <w:r>
+            <w:instrText xml:space="preserve"> DOCPROPERTY "year" \* MERGEFORMAT </w:instrText>
+          </w:r>
+          <w:r>
+            <w:fldChar w:fldCharType="separate"/>
+          </w:r>
+          <w:proofErr w:type="spellStart"/>
+          <w:r>
+            <w:t>出版年</w:t>
+          </w:r>
+          <w:proofErr w:type="spellEnd"/>
+          <w:r>
+            <w:fldChar w:fldCharType="end"/>
+          </w:r>
         </w:p>
       </w:tc>
     </w:tr>
   </w:tbl>
   <w:p>
     <w:pPr>
-      <w:pStyle w:val="af5"/>
+      <w:pStyle w:val="Footer"/>
     </w:pPr>
   </w:p>
 </w:ftr>
@@ -5354,7 +7382,7 @@
 <w:hdr xmlns:wpc="http://schemas.microsoft.com/office/word/2010/wordprocessingCanvas" xmlns:cx="http://schemas.microsoft.com/office/drawing/2014/chartex" xmlns:cx1="http://schemas.microsoft.com/office/drawing/2015/9/8/chartex" xmlns:cx2="http://schemas.microsoft.com/office/drawing/2015/10/21/chartex" xmlns:cx3="http://schemas.microsoft.com/office/drawing/2016/5/9/chartex" xmlns:cx4="http://schemas.microsoft.com/office/drawing/2016/5/10/chartex" xmlns:cx5="http://schemas.microsoft.com/office/drawing/2016/5/11/chartex" xmlns:cx6="http://schemas.microsoft.com/office/drawing/2016/5/12/chartex" xmlns:cx7="http://schemas.microsoft.com/office/drawing/2016/5/13/chartex" xmlns:cx8="http://schemas.microsoft.com/office/drawing/2016/5/14/chartex" xmlns:mc="http://schemas.openxmlformats.org/markup-compatibility/2006" xmlns:aink="http://schemas.microsoft.com/office/drawing/2016/ink" xmlns:am3d="http://schemas.microsoft.com/office/drawing/2017/model3d" xmlns:o="urn:schemas-microsoft-com:office:office" xmlns:oel="http://schemas.microsoft.com/office/2019/extlst" xmlns:r="http://schemas.openxmlformats.org/officeDocument/2006/relationships" xmlns:m="http://schemas.openxmlformats.org/officeDocument/2006/math" xmlns:v="urn:schemas-microsoft-com:vml" xmlns:wp14="http://schemas.microsoft.com/office/word/2010/wordprocessingDrawing" xmlns:wp="http://schemas.openxmlformats.org/drawingml/2006/wordprocessingDrawing" xmlns:w10="urn:schemas-microsoft-com:office:word" xmlns:w="http://schemas.openxmlformats.org/wordprocessingml/2006/main" xmlns:w14="http://schemas.microsoft.com/office/word/2010/wordml" xmlns:w15="http://schemas.microsoft.com/office/word/2012/wordml" xmlns:w16cex="http://schemas.microsoft.com/office/word/2018/wordml/cex" xmlns:w16cid="http://schemas.microsoft.com/office/word/2016/wordml/cid" xmlns:w16="http://schemas.microsoft.com/office/word/2018/wordml" xmlns:w16du="http://schemas.microsoft.com/office/word/2023/wordml/word16du" xmlns:w16sdtdh="http://schemas.microsoft.com/office/word/2020/wordml/sdtdatahash" xmlns:w16sdtfl="http://schemas.microsoft.com/office/word/2024/wordml/sdtformatlock" xmlns:w16se="http://schemas.microsoft.com/office/word/2015/wordml/symex" xmlns:wpg="http://schemas.microsoft.com/office/word/2010/wordprocessingGroup" xmlns:wpi="http://schemas.microsoft.com/office/word/2010/wordprocessingInk" xmlns:wne="http://schemas.microsoft.com/office/word/2006/wordml" xmlns:wps="http://schemas.microsoft.com/office/word/2010/wordprocessingShape" mc:Ignorable="w14 w15 w16se w16cid w16 w16cex w16sdtdh w16sdtfl w16du wp14">
   <w:p>
     <w:pPr>
-      <w:pStyle w:val="af3"/>
+      <w:pStyle w:val="Header"/>
     </w:pPr>
     <w:r>
       <w:rPr>
@@ -5409,7 +7437,7 @@
 <w:hdr xmlns:wpc="http://schemas.microsoft.com/office/word/2010/wordprocessingCanvas" xmlns:cx="http://schemas.microsoft.com/office/drawing/2014/chartex" xmlns:cx1="http://schemas.microsoft.com/office/drawing/2015/9/8/chartex" xmlns:cx2="http://schemas.microsoft.com/office/drawing/2015/10/21/chartex" xmlns:cx3="http://schemas.microsoft.com/office/drawing/2016/5/9/chartex" xmlns:cx4="http://schemas.microsoft.com/office/drawing/2016/5/10/chartex" xmlns:cx5="http://schemas.microsoft.com/office/drawing/2016/5/11/chartex" xmlns:cx6="http://schemas.microsoft.com/office/drawing/2016/5/12/chartex" xmlns:cx7="http://schemas.microsoft.com/office/drawing/2016/5/13/chartex" xmlns:cx8="http://schemas.microsoft.com/office/drawing/2016/5/14/chartex" xmlns:mc="http://schemas.openxmlformats.org/markup-compatibility/2006" xmlns:aink="http://schemas.microsoft.com/office/drawing/2016/ink" xmlns:am3d="http://schemas.microsoft.com/office/drawing/2017/model3d" xmlns:o="urn:schemas-microsoft-com:office:office" xmlns:oel="http://schemas.microsoft.com/office/2019/extlst" xmlns:r="http://schemas.openxmlformats.org/officeDocument/2006/relationships" xmlns:m="http://schemas.openxmlformats.org/officeDocument/2006/math" xmlns:v="urn:schemas-microsoft-com:vml" xmlns:wp14="http://schemas.microsoft.com/office/word/2010/wordprocessingDrawing" xmlns:wp="http://schemas.openxmlformats.org/drawingml/2006/wordprocessingDrawing" xmlns:w10="urn:schemas-microsoft-com:office:word" xmlns:w="http://schemas.openxmlformats.org/wordprocessingml/2006/main" xmlns:w14="http://schemas.microsoft.com/office/word/2010/wordml" xmlns:w15="http://schemas.microsoft.com/office/word/2012/wordml" xmlns:w16cex="http://schemas.microsoft.com/office/word/2018/wordml/cex" xmlns:w16cid="http://schemas.microsoft.com/office/word/2016/wordml/cid" xmlns:w16="http://schemas.microsoft.com/office/word/2018/wordml" xmlns:w16du="http://schemas.microsoft.com/office/word/2023/wordml/word16du" xmlns:w16sdtdh="http://schemas.microsoft.com/office/word/2020/wordml/sdtdatahash" xmlns:w16sdtfl="http://schemas.microsoft.com/office/word/2024/wordml/sdtformatlock" xmlns:w16se="http://schemas.microsoft.com/office/word/2015/wordml/symex" xmlns:wpg="http://schemas.microsoft.com/office/word/2010/wordprocessingGroup" xmlns:wpi="http://schemas.microsoft.com/office/word/2010/wordprocessingInk" xmlns:wne="http://schemas.microsoft.com/office/word/2006/wordml" xmlns:wps="http://schemas.microsoft.com/office/word/2010/wordprocessingShape" mc:Ignorable="w14 w15 w16se w16cid w16 w16cex w16sdtdh w16sdtfl w16du wp14">
   <w:p>
     <w:pPr>
-      <w:pStyle w:val="af3"/>
+      <w:pStyle w:val="Header"/>
       <w:ind w:right="90"/>
       <w:jc w:val="right"/>
     </w:pPr>
@@ -5487,7 +7515,7 @@
 <w:hdr xmlns:wpc="http://schemas.microsoft.com/office/word/2010/wordprocessingCanvas" xmlns:cx="http://schemas.microsoft.com/office/drawing/2014/chartex" xmlns:cx1="http://schemas.microsoft.com/office/drawing/2015/9/8/chartex" xmlns:cx2="http://schemas.microsoft.com/office/drawing/2015/10/21/chartex" xmlns:cx3="http://schemas.microsoft.com/office/drawing/2016/5/9/chartex" xmlns:cx4="http://schemas.microsoft.com/office/drawing/2016/5/10/chartex" xmlns:cx5="http://schemas.microsoft.com/office/drawing/2016/5/11/chartex" xmlns:cx6="http://schemas.microsoft.com/office/drawing/2016/5/12/chartex" xmlns:cx7="http://schemas.microsoft.com/office/drawing/2016/5/13/chartex" xmlns:cx8="http://schemas.microsoft.com/office/drawing/2016/5/14/chartex" xmlns:mc="http://schemas.openxmlformats.org/markup-compatibility/2006" xmlns:aink="http://schemas.microsoft.com/office/drawing/2016/ink" xmlns:am3d="http://schemas.microsoft.com/office/drawing/2017/model3d" xmlns:o="urn:schemas-microsoft-com:office:office" xmlns:oel="http://schemas.microsoft.com/office/2019/extlst" xmlns:r="http://schemas.openxmlformats.org/officeDocument/2006/relationships" xmlns:m="http://schemas.openxmlformats.org/officeDocument/2006/math" xmlns:v="urn:schemas-microsoft-com:vml" xmlns:wp14="http://schemas.microsoft.com/office/word/2010/wordprocessingDrawing" xmlns:wp="http://schemas.openxmlformats.org/drawingml/2006/wordprocessingDrawing" xmlns:w10="urn:schemas-microsoft-com:office:word" xmlns:w="http://schemas.openxmlformats.org/wordprocessingml/2006/main" xmlns:w14="http://schemas.microsoft.com/office/word/2010/wordml" xmlns:w15="http://schemas.microsoft.com/office/word/2012/wordml" xmlns:w16cex="http://schemas.microsoft.com/office/word/2018/wordml/cex" xmlns:w16cid="http://schemas.microsoft.com/office/word/2016/wordml/cid" xmlns:w16="http://schemas.microsoft.com/office/word/2018/wordml" xmlns:w16du="http://schemas.microsoft.com/office/word/2023/wordml/word16du" xmlns:w16sdtdh="http://schemas.microsoft.com/office/word/2020/wordml/sdtdatahash" xmlns:w16sdtfl="http://schemas.microsoft.com/office/word/2024/wordml/sdtformatlock" xmlns:w16se="http://schemas.microsoft.com/office/word/2015/wordml/symex" xmlns:wpg="http://schemas.microsoft.com/office/word/2010/wordprocessingGroup" xmlns:wpi="http://schemas.microsoft.com/office/word/2010/wordprocessingInk" xmlns:wne="http://schemas.microsoft.com/office/word/2006/wordml" xmlns:wps="http://schemas.microsoft.com/office/word/2010/wordprocessingShape" mc:Ignorable="w14 w15 w16se w16cid w16 w16cex w16sdtdh w16sdtfl w16du wp14">
   <w:p>
     <w:pPr>
-      <w:pStyle w:val="af3"/>
+      <w:pStyle w:val="Header"/>
       <w:ind w:right="90"/>
       <w:jc w:val="right"/>
     </w:pPr>
@@ -5564,121 +7592,13 @@
 <file path=word/numbering.xml><?xml version="1.0" encoding="utf-8"?>
 <w:numbering xmlns:wpc="http://schemas.microsoft.com/office/word/2010/wordprocessingCanvas" xmlns:cx="http://schemas.microsoft.com/office/drawing/2014/chartex" xmlns:cx1="http://schemas.microsoft.com/office/drawing/2015/9/8/chartex" xmlns:cx2="http://schemas.microsoft.com/office/drawing/2015/10/21/chartex" xmlns:cx3="http://schemas.microsoft.com/office/drawing/2016/5/9/chartex" xmlns:cx4="http://schemas.microsoft.com/office/drawing/2016/5/10/chartex" xmlns:cx5="http://schemas.microsoft.com/office/drawing/2016/5/11/chartex" xmlns:cx6="http://schemas.microsoft.com/office/drawing/2016/5/12/chartex" xmlns:cx7="http://schemas.microsoft.com/office/drawing/2016/5/13/chartex" xmlns:cx8="http://schemas.microsoft.com/office/drawing/2016/5/14/chartex" xmlns:mc="http://schemas.openxmlformats.org/markup-compatibility/2006" xmlns:aink="http://schemas.microsoft.com/office/drawing/2016/ink" xmlns:am3d="http://schemas.microsoft.com/office/drawing/2017/model3d" xmlns:o="urn:schemas-microsoft-com:office:office" xmlns:oel="http://schemas.microsoft.com/office/2019/extlst" xmlns:r="http://schemas.openxmlformats.org/officeDocument/2006/relationships" xmlns:m="http://schemas.openxmlformats.org/officeDocument/2006/math" xmlns:v="urn:schemas-microsoft-com:vml" xmlns:wp14="http://schemas.microsoft.com/office/word/2010/wordprocessingDrawing" xmlns:wp="http://schemas.openxmlformats.org/drawingml/2006/wordprocessingDrawing" xmlns:w10="urn:schemas-microsoft-com:office:word" xmlns:w="http://schemas.openxmlformats.org/wordprocessingml/2006/main" xmlns:w14="http://schemas.microsoft.com/office/word/2010/wordml" xmlns:w15="http://schemas.microsoft.com/office/word/2012/wordml" xmlns:w16cex="http://schemas.microsoft.com/office/word/2018/wordml/cex" xmlns:w16cid="http://schemas.microsoft.com/office/word/2016/wordml/cid" xmlns:w16="http://schemas.microsoft.com/office/word/2018/wordml" xmlns:w16du="http://schemas.microsoft.com/office/word/2023/wordml/word16du" xmlns:w16sdtdh="http://schemas.microsoft.com/office/word/2020/wordml/sdtdatahash" xmlns:w16sdtfl="http://schemas.microsoft.com/office/word/2024/wordml/sdtformatlock" xmlns:w16se="http://schemas.microsoft.com/office/word/2015/wordml/symex" xmlns:wpg="http://schemas.microsoft.com/office/word/2010/wordprocessingGroup" xmlns:wpi="http://schemas.microsoft.com/office/word/2010/wordprocessingInk" xmlns:wne="http://schemas.microsoft.com/office/word/2006/wordml" xmlns:wps="http://schemas.microsoft.com/office/word/2010/wordprocessingShape" mc:Ignorable="w14 w15 w16se w16cid w16 w16cex w16sdtdh w16sdtfl w16du wp14">
   <w:abstractNum w:abstractNumId="0" w15:restartNumberingAfterBreak="0">
-    <w:nsid w:val="FFFFFF7C"/>
-    <w:multiLevelType w:val="singleLevel"/>
-    <w:tmpl w:val="C600A232"/>
-    <w:lvl w:ilvl="0">
-      <w:start w:val="1"/>
-      <w:numFmt w:val="decimal"/>
-      <w:lvlText w:val="%1."/>
-      <w:lvlJc w:val="left"/>
-      <w:pPr>
-        <w:tabs>
-          <w:tab w:val="num" w:pos="2061"/>
-        </w:tabs>
-        <w:ind w:leftChars="800" w:left="2061" w:hangingChars="200" w:hanging="360"/>
-      </w:pPr>
-    </w:lvl>
-  </w:abstractNum>
-  <w:abstractNum w:abstractNumId="1" w15:restartNumberingAfterBreak="0">
-    <w:nsid w:val="FFFFFF7D"/>
-    <w:multiLevelType w:val="singleLevel"/>
-    <w:tmpl w:val="7ECE12CC"/>
-    <w:lvl w:ilvl="0">
-      <w:start w:val="1"/>
-      <w:numFmt w:val="decimal"/>
-      <w:lvlText w:val="%1."/>
-      <w:lvlJc w:val="left"/>
-      <w:pPr>
-        <w:tabs>
-          <w:tab w:val="num" w:pos="1636"/>
-        </w:tabs>
-        <w:ind w:leftChars="600" w:left="1636" w:hangingChars="200" w:hanging="360"/>
-      </w:pPr>
-    </w:lvl>
-  </w:abstractNum>
-  <w:abstractNum w:abstractNumId="2" w15:restartNumberingAfterBreak="0">
-    <w:nsid w:val="FFFFFF7E"/>
-    <w:multiLevelType w:val="singleLevel"/>
-    <w:tmpl w:val="EB943760"/>
-    <w:lvl w:ilvl="0">
-      <w:start w:val="1"/>
-      <w:numFmt w:val="decimal"/>
-      <w:lvlText w:val="%1."/>
-      <w:lvlJc w:val="left"/>
-      <w:pPr>
-        <w:tabs>
-          <w:tab w:val="num" w:pos="1211"/>
-        </w:tabs>
-        <w:ind w:leftChars="400" w:left="1211" w:hangingChars="200" w:hanging="360"/>
-      </w:pPr>
-    </w:lvl>
-  </w:abstractNum>
-  <w:abstractNum w:abstractNumId="3" w15:restartNumberingAfterBreak="0">
-    <w:nsid w:val="FFFFFF7F"/>
-    <w:multiLevelType w:val="singleLevel"/>
-    <w:tmpl w:val="4BFECCA2"/>
-    <w:lvl w:ilvl="0">
-      <w:start w:val="1"/>
-      <w:numFmt w:val="decimal"/>
-      <w:lvlText w:val="%1."/>
-      <w:lvlJc w:val="left"/>
-      <w:pPr>
-        <w:tabs>
-          <w:tab w:val="num" w:pos="785"/>
-        </w:tabs>
-        <w:ind w:leftChars="200" w:left="785" w:hangingChars="200" w:hanging="360"/>
-      </w:pPr>
-    </w:lvl>
-  </w:abstractNum>
-  <w:abstractNum w:abstractNumId="4" w15:restartNumberingAfterBreak="0">
-    <w:nsid w:val="FFFFFF80"/>
-    <w:multiLevelType w:val="singleLevel"/>
-    <w:tmpl w:val="3AE6FAB8"/>
-    <w:lvl w:ilvl="0">
-      <w:start w:val="1"/>
-      <w:numFmt w:val="bullet"/>
-      <w:lvlText w:val=""/>
-      <w:lvlJc w:val="left"/>
-      <w:pPr>
-        <w:tabs>
-          <w:tab w:val="num" w:pos="2061"/>
-        </w:tabs>
-        <w:ind w:leftChars="800" w:left="2061" w:hangingChars="200" w:hanging="360"/>
-      </w:pPr>
-      <w:rPr>
-        <w:rFonts w:ascii="Wingdings" w:hAnsi="Wingdings" w:hint="default"/>
-      </w:rPr>
-    </w:lvl>
-  </w:abstractNum>
-  <w:abstractNum w:abstractNumId="5" w15:restartNumberingAfterBreak="0">
-    <w:nsid w:val="FFFFFF81"/>
-    <w:multiLevelType w:val="singleLevel"/>
-    <w:tmpl w:val="D69E225A"/>
-    <w:lvl w:ilvl="0">
-      <w:start w:val="1"/>
-      <w:numFmt w:val="bullet"/>
-      <w:lvlText w:val=""/>
-      <w:lvlJc w:val="left"/>
-      <w:pPr>
-        <w:tabs>
-          <w:tab w:val="num" w:pos="1636"/>
-        </w:tabs>
-        <w:ind w:leftChars="600" w:left="1636" w:hangingChars="200" w:hanging="360"/>
-      </w:pPr>
-      <w:rPr>
-        <w:rFonts w:ascii="Wingdings" w:hAnsi="Wingdings" w:hint="default"/>
-      </w:rPr>
-    </w:lvl>
-  </w:abstractNum>
-  <w:abstractNum w:abstractNumId="6" w15:restartNumberingAfterBreak="0">
     <w:nsid w:val="FFFFFF82"/>
     <w:multiLevelType w:val="singleLevel"/>
     <w:tmpl w:val="798A2C08"/>
     <w:lvl w:ilvl="0">
       <w:start w:val="1"/>
       <w:numFmt w:val="bullet"/>
-      <w:pStyle w:val="3"/>
+      <w:pStyle w:val="ListBullet3"/>
       <w:lvlText w:val=""/>
       <w:lvlJc w:val="left"/>
       <w:pPr>
@@ -5692,14 +7612,14 @@
       </w:rPr>
     </w:lvl>
   </w:abstractNum>
-  <w:abstractNum w:abstractNumId="7" w15:restartNumberingAfterBreak="0">
+  <w:abstractNum w:abstractNumId="1" w15:restartNumberingAfterBreak="0">
     <w:nsid w:val="FFFFFF83"/>
     <w:multiLevelType w:val="singleLevel"/>
     <w:tmpl w:val="2DB868E0"/>
     <w:lvl w:ilvl="0">
       <w:start w:val="1"/>
       <w:numFmt w:val="bullet"/>
-      <w:pStyle w:val="2"/>
+      <w:pStyle w:val="ListBullet2"/>
       <w:lvlText w:val=""/>
       <w:lvlJc w:val="left"/>
       <w:pPr>
@@ -5713,31 +7633,14 @@
       </w:rPr>
     </w:lvl>
   </w:abstractNum>
-  <w:abstractNum w:abstractNumId="8" w15:restartNumberingAfterBreak="0">
-    <w:nsid w:val="FFFFFF88"/>
-    <w:multiLevelType w:val="singleLevel"/>
-    <w:tmpl w:val="8AEAD9C2"/>
-    <w:lvl w:ilvl="0">
-      <w:start w:val="1"/>
-      <w:numFmt w:val="decimal"/>
-      <w:lvlText w:val="%1."/>
-      <w:lvlJc w:val="left"/>
-      <w:pPr>
-        <w:tabs>
-          <w:tab w:val="num" w:pos="360"/>
-        </w:tabs>
-        <w:ind w:left="360" w:hangingChars="200" w:hanging="360"/>
-      </w:pPr>
-    </w:lvl>
-  </w:abstractNum>
-  <w:abstractNum w:abstractNumId="9" w15:restartNumberingAfterBreak="0">
+  <w:abstractNum w:abstractNumId="2" w15:restartNumberingAfterBreak="0">
     <w:nsid w:val="FFFFFF89"/>
     <w:multiLevelType w:val="singleLevel"/>
     <w:tmpl w:val="8138B27C"/>
     <w:lvl w:ilvl="0">
       <w:start w:val="1"/>
       <w:numFmt w:val="bullet"/>
-      <w:pStyle w:val="a"/>
+      <w:pStyle w:val="ListBullet"/>
       <w:lvlText w:val=""/>
       <w:lvlJc w:val="left"/>
       <w:pPr>
@@ -5751,11 +7654,11 @@
       </w:rPr>
     </w:lvl>
   </w:abstractNum>
-  <w:abstractNum w:abstractNumId="10" w15:restartNumberingAfterBreak="0">
+  <w:abstractNum w:abstractNumId="3" w15:restartNumberingAfterBreak="0">
     <w:nsid w:val="0A9643E0"/>
     <w:multiLevelType w:val="multilevel"/>
     <w:tmpl w:val="1E5CF244"/>
-    <w:styleLink w:val="30"/>
+    <w:styleLink w:val="3"/>
     <w:lvl w:ilvl="0">
       <w:start w:val="1"/>
       <w:numFmt w:val="bullet"/>
@@ -5865,7 +7768,7 @@
       </w:rPr>
     </w:lvl>
   </w:abstractNum>
-  <w:abstractNum w:abstractNumId="11" w15:restartNumberingAfterBreak="0">
+  <w:abstractNum w:abstractNumId="4" w15:restartNumberingAfterBreak="0">
     <w:nsid w:val="0A97650B"/>
     <w:multiLevelType w:val="multilevel"/>
     <w:tmpl w:val="58A2ACAA"/>
@@ -5979,7 +7882,7 @@
       </w:rPr>
     </w:lvl>
   </w:abstractNum>
-  <w:abstractNum w:abstractNumId="12" w15:restartNumberingAfterBreak="0">
+  <w:abstractNum w:abstractNumId="5" w15:restartNumberingAfterBreak="0">
     <w:nsid w:val="0F473F09"/>
     <w:multiLevelType w:val="hybridMultilevel"/>
     <w:tmpl w:val="F7C838E0"/>
@@ -6066,7 +7969,7 @@
       </w:pPr>
     </w:lvl>
   </w:abstractNum>
-  <w:abstractNum w:abstractNumId="13" w15:restartNumberingAfterBreak="0">
+  <w:abstractNum w:abstractNumId="6" w15:restartNumberingAfterBreak="0">
     <w:nsid w:val="12296B79"/>
     <w:multiLevelType w:val="multilevel"/>
     <w:tmpl w:val="FAA2DEE0"/>
@@ -6180,14 +8083,14 @@
       </w:rPr>
     </w:lvl>
   </w:abstractNum>
-  <w:abstractNum w:abstractNumId="14" w15:restartNumberingAfterBreak="0">
+  <w:abstractNum w:abstractNumId="7" w15:restartNumberingAfterBreak="0">
     <w:nsid w:val="1482775B"/>
     <w:multiLevelType w:val="multilevel"/>
     <w:tmpl w:val="CA30452E"/>
     <w:lvl w:ilvl="0">
       <w:start w:val="1"/>
       <w:numFmt w:val="decimal"/>
-      <w:pStyle w:val="1"/>
+      <w:pStyle w:val="Heading1"/>
       <w:lvlText w:val="%1"/>
       <w:lvlJc w:val="left"/>
       <w:pPr>
@@ -6197,7 +8100,7 @@
     <w:lvl w:ilvl="1">
       <w:start w:val="1"/>
       <w:numFmt w:val="decimal"/>
-      <w:pStyle w:val="20"/>
+      <w:pStyle w:val="Heading2"/>
       <w:lvlText w:val="%1.%2"/>
       <w:lvlJc w:val="left"/>
       <w:pPr>
@@ -6207,7 +8110,7 @@
     <w:lvl w:ilvl="2">
       <w:start w:val="1"/>
       <w:numFmt w:val="decimal"/>
-      <w:pStyle w:val="31"/>
+      <w:pStyle w:val="Heading3"/>
       <w:lvlText w:val="%1.%2.%3"/>
       <w:lvlJc w:val="left"/>
       <w:pPr>
@@ -6235,7 +8138,7 @@
     <w:lvl w:ilvl="5">
       <w:start w:val="1"/>
       <w:numFmt w:val="decimal"/>
-      <w:pStyle w:val="6"/>
+      <w:pStyle w:val="Heading6"/>
       <w:lvlText w:val="%1.%2.%3.%4.%5.%6"/>
       <w:lvlJc w:val="left"/>
       <w:pPr>
@@ -6245,7 +8148,7 @@
     <w:lvl w:ilvl="6">
       <w:start w:val="1"/>
       <w:numFmt w:val="decimal"/>
-      <w:pStyle w:val="7"/>
+      <w:pStyle w:val="Heading7"/>
       <w:lvlText w:val="%1.%2.%3.%4.%5.%6.%7"/>
       <w:lvlJc w:val="left"/>
       <w:pPr>
@@ -6255,7 +8158,7 @@
     <w:lvl w:ilvl="7">
       <w:start w:val="1"/>
       <w:numFmt w:val="decimal"/>
-      <w:pStyle w:val="8"/>
+      <w:pStyle w:val="Heading8"/>
       <w:lvlText w:val="%1.%2.%3.%4.%5.%6.%7.%8"/>
       <w:lvlJc w:val="left"/>
       <w:pPr>
@@ -6265,7 +8168,7 @@
     <w:lvl w:ilvl="8">
       <w:start w:val="1"/>
       <w:numFmt w:val="decimal"/>
-      <w:pStyle w:val="9"/>
+      <w:pStyle w:val="Heading9"/>
       <w:lvlText w:val="%1.%2.%3.%4.%5.%6.%7.%8.%9"/>
       <w:lvlJc w:val="left"/>
       <w:pPr>
@@ -6273,11 +8176,11 @@
       </w:pPr>
     </w:lvl>
   </w:abstractNum>
-  <w:abstractNum w:abstractNumId="15" w15:restartNumberingAfterBreak="0">
+  <w:abstractNum w:abstractNumId="8" w15:restartNumberingAfterBreak="0">
     <w:nsid w:val="169059F6"/>
     <w:multiLevelType w:val="multilevel"/>
     <w:tmpl w:val="8E524998"/>
-    <w:styleLink w:val="10"/>
+    <w:styleLink w:val="1"/>
     <w:lvl w:ilvl="0">
       <w:start w:val="1"/>
       <w:numFmt w:val="bullet"/>
@@ -6387,11 +8290,11 @@
       </w:rPr>
     </w:lvl>
   </w:abstractNum>
-  <w:abstractNum w:abstractNumId="16" w15:restartNumberingAfterBreak="0">
+  <w:abstractNum w:abstractNumId="9" w15:restartNumberingAfterBreak="0">
     <w:nsid w:val="20731ECC"/>
     <w:multiLevelType w:val="multilevel"/>
     <w:tmpl w:val="55DC64C2"/>
-    <w:styleLink w:val="21"/>
+    <w:styleLink w:val="2"/>
     <w:lvl w:ilvl="0">
       <w:start w:val="1"/>
       <w:numFmt w:val="bullet"/>
@@ -6501,7 +8404,7 @@
       </w:rPr>
     </w:lvl>
   </w:abstractNum>
-  <w:abstractNum w:abstractNumId="17" w15:restartNumberingAfterBreak="0">
+  <w:abstractNum w:abstractNumId="10" w15:restartNumberingAfterBreak="0">
     <w:nsid w:val="27093EE9"/>
     <w:multiLevelType w:val="multilevel"/>
     <w:tmpl w:val="BA282B22"/>
@@ -6615,14 +8518,14 @@
       </w:rPr>
     </w:lvl>
   </w:abstractNum>
-  <w:abstractNum w:abstractNumId="18" w15:restartNumberingAfterBreak="0">
+  <w:abstractNum w:abstractNumId="11" w15:restartNumberingAfterBreak="0">
     <w:nsid w:val="29D177CC"/>
     <w:multiLevelType w:val="hybridMultilevel"/>
     <w:tmpl w:val="CA6E6360"/>
     <w:lvl w:ilvl="0" w:tplc="E1B6839C">
       <w:start w:val="1"/>
       <w:numFmt w:val="bullet"/>
-      <w:pStyle w:val="5"/>
+      <w:pStyle w:val="Heading5"/>
       <w:lvlText w:val=""/>
       <w:lvlJc w:val="left"/>
       <w:pPr>
@@ -6730,7 +8633,7 @@
       </w:rPr>
     </w:lvl>
   </w:abstractNum>
-  <w:abstractNum w:abstractNumId="19" w15:restartNumberingAfterBreak="0">
+  <w:abstractNum w:abstractNumId="12" w15:restartNumberingAfterBreak="0">
     <w:nsid w:val="2BB62758"/>
     <w:multiLevelType w:val="hybridMultilevel"/>
     <w:tmpl w:val="413ADF6A"/>
@@ -6820,121 +8723,7 @@
       </w:pPr>
     </w:lvl>
   </w:abstractNum>
-  <w:abstractNum w:abstractNumId="20" w15:restartNumberingAfterBreak="0">
-    <w:nsid w:val="30B2507A"/>
-    <w:multiLevelType w:val="multilevel"/>
-    <w:tmpl w:val="64102A98"/>
-    <w:lvl w:ilvl="0">
-      <w:start w:val="1"/>
-      <w:numFmt w:val="bullet"/>
-      <w:lvlText w:val=""/>
-      <w:lvlJc w:val="left"/>
-      <w:pPr>
-        <w:ind w:left="170" w:hanging="170"/>
-      </w:pPr>
-      <w:rPr>
-        <w:rFonts w:ascii="Symbol" w:hAnsi="Symbol" w:hint="default"/>
-        <w:color w:val="auto"/>
-      </w:rPr>
-    </w:lvl>
-    <w:lvl w:ilvl="1">
-      <w:start w:val="1"/>
-      <w:numFmt w:val="bullet"/>
-      <w:lvlText w:val=""/>
-      <w:lvlJc w:val="left"/>
-      <w:pPr>
-        <w:ind w:left="840" w:hanging="420"/>
-      </w:pPr>
-      <w:rPr>
-        <w:rFonts w:ascii="Wingdings" w:hAnsi="Wingdings" w:hint="default"/>
-      </w:rPr>
-    </w:lvl>
-    <w:lvl w:ilvl="2">
-      <w:start w:val="1"/>
-      <w:numFmt w:val="bullet"/>
-      <w:lvlText w:val=""/>
-      <w:lvlJc w:val="left"/>
-      <w:pPr>
-        <w:ind w:left="1260" w:hanging="420"/>
-      </w:pPr>
-      <w:rPr>
-        <w:rFonts w:ascii="Wingdings" w:hAnsi="Wingdings" w:hint="default"/>
-      </w:rPr>
-    </w:lvl>
-    <w:lvl w:ilvl="3">
-      <w:start w:val="1"/>
-      <w:numFmt w:val="bullet"/>
-      <w:lvlText w:val=""/>
-      <w:lvlJc w:val="left"/>
-      <w:pPr>
-        <w:ind w:left="1680" w:hanging="420"/>
-      </w:pPr>
-      <w:rPr>
-        <w:rFonts w:ascii="Wingdings" w:hAnsi="Wingdings" w:hint="default"/>
-      </w:rPr>
-    </w:lvl>
-    <w:lvl w:ilvl="4">
-      <w:start w:val="1"/>
-      <w:numFmt w:val="bullet"/>
-      <w:lvlText w:val=""/>
-      <w:lvlJc w:val="left"/>
-      <w:pPr>
-        <w:ind w:left="2100" w:hanging="420"/>
-      </w:pPr>
-      <w:rPr>
-        <w:rFonts w:ascii="Wingdings" w:hAnsi="Wingdings" w:hint="default"/>
-      </w:rPr>
-    </w:lvl>
-    <w:lvl w:ilvl="5">
-      <w:start w:val="1"/>
-      <w:numFmt w:val="bullet"/>
-      <w:lvlText w:val=""/>
-      <w:lvlJc w:val="left"/>
-      <w:pPr>
-        <w:ind w:left="2520" w:hanging="420"/>
-      </w:pPr>
-      <w:rPr>
-        <w:rFonts w:ascii="Wingdings" w:hAnsi="Wingdings" w:hint="default"/>
-      </w:rPr>
-    </w:lvl>
-    <w:lvl w:ilvl="6">
-      <w:start w:val="1"/>
-      <w:numFmt w:val="bullet"/>
-      <w:lvlText w:val=""/>
-      <w:lvlJc w:val="left"/>
-      <w:pPr>
-        <w:ind w:left="2940" w:hanging="420"/>
-      </w:pPr>
-      <w:rPr>
-        <w:rFonts w:ascii="Wingdings" w:hAnsi="Wingdings" w:hint="default"/>
-      </w:rPr>
-    </w:lvl>
-    <w:lvl w:ilvl="7">
-      <w:start w:val="1"/>
-      <w:numFmt w:val="bullet"/>
-      <w:lvlText w:val=""/>
-      <w:lvlJc w:val="left"/>
-      <w:pPr>
-        <w:ind w:left="3360" w:hanging="420"/>
-      </w:pPr>
-      <w:rPr>
-        <w:rFonts w:ascii="Wingdings" w:hAnsi="Wingdings" w:hint="default"/>
-      </w:rPr>
-    </w:lvl>
-    <w:lvl w:ilvl="8">
-      <w:start w:val="1"/>
-      <w:numFmt w:val="bullet"/>
-      <w:lvlText w:val=""/>
-      <w:lvlJc w:val="left"/>
-      <w:pPr>
-        <w:ind w:left="3780" w:hanging="420"/>
-      </w:pPr>
-      <w:rPr>
-        <w:rFonts w:ascii="Wingdings" w:hAnsi="Wingdings" w:hint="default"/>
-      </w:rPr>
-    </w:lvl>
-  </w:abstractNum>
-  <w:abstractNum w:abstractNumId="21" w15:restartNumberingAfterBreak="0">
+  <w:abstractNum w:abstractNumId="13" w15:restartNumberingAfterBreak="0">
     <w:nsid w:val="30D47519"/>
     <w:multiLevelType w:val="hybridMultilevel"/>
     <w:tmpl w:val="0136BD3A"/>
@@ -7048,7 +8837,7 @@
       </w:rPr>
     </w:lvl>
   </w:abstractNum>
-  <w:abstractNum w:abstractNumId="22" w15:restartNumberingAfterBreak="0">
+  <w:abstractNum w:abstractNumId="14" w15:restartNumberingAfterBreak="0">
     <w:nsid w:val="3B2F4905"/>
     <w:multiLevelType w:val="multilevel"/>
     <w:tmpl w:val="1AA21B0A"/>
@@ -7138,7 +8927,7 @@
       </w:pPr>
     </w:lvl>
   </w:abstractNum>
-  <w:abstractNum w:abstractNumId="23" w15:restartNumberingAfterBreak="0">
+  <w:abstractNum w:abstractNumId="15" w15:restartNumberingAfterBreak="0">
     <w:nsid w:val="4D2376CD"/>
     <w:multiLevelType w:val="multilevel"/>
     <w:tmpl w:val="04B28204"/>
@@ -7252,7 +9041,7 @@
       </w:rPr>
     </w:lvl>
   </w:abstractNum>
-  <w:abstractNum w:abstractNumId="24" w15:restartNumberingAfterBreak="0">
+  <w:abstractNum w:abstractNumId="16" w15:restartNumberingAfterBreak="0">
     <w:nsid w:val="53DB3C4E"/>
     <w:multiLevelType w:val="hybridMultilevel"/>
     <w:tmpl w:val="BF4EB892"/>
@@ -7342,11 +9131,11 @@
       </w:pPr>
     </w:lvl>
   </w:abstractNum>
-  <w:abstractNum w:abstractNumId="25" w15:restartNumberingAfterBreak="0">
+  <w:abstractNum w:abstractNumId="17" w15:restartNumberingAfterBreak="0">
     <w:nsid w:val="541D335C"/>
     <w:multiLevelType w:val="multilevel"/>
     <w:tmpl w:val="7C400F1C"/>
-    <w:styleLink w:val="50"/>
+    <w:styleLink w:val="5"/>
     <w:lvl w:ilvl="0">
       <w:start w:val="1"/>
       <w:numFmt w:val="lowerLetter"/>
@@ -7432,7 +9221,7 @@
       </w:pPr>
     </w:lvl>
   </w:abstractNum>
-  <w:abstractNum w:abstractNumId="26" w15:restartNumberingAfterBreak="0">
+  <w:abstractNum w:abstractNumId="18" w15:restartNumberingAfterBreak="0">
     <w:nsid w:val="54A92301"/>
     <w:multiLevelType w:val="hybridMultilevel"/>
     <w:tmpl w:val="1AA21B0A"/>
@@ -7522,7 +9311,7 @@
       </w:pPr>
     </w:lvl>
   </w:abstractNum>
-  <w:abstractNum w:abstractNumId="27" w15:restartNumberingAfterBreak="0">
+  <w:abstractNum w:abstractNumId="19" w15:restartNumberingAfterBreak="0">
     <w:nsid w:val="59153D9E"/>
     <w:multiLevelType w:val="multilevel"/>
     <w:tmpl w:val="08866ED8"/>
@@ -7637,11 +9426,11 @@
       </w:rPr>
     </w:lvl>
   </w:abstractNum>
-  <w:abstractNum w:abstractNumId="28" w15:restartNumberingAfterBreak="0">
+  <w:abstractNum w:abstractNumId="20" w15:restartNumberingAfterBreak="0">
     <w:nsid w:val="5AB75AAC"/>
     <w:multiLevelType w:val="multilevel"/>
     <w:tmpl w:val="50125688"/>
-    <w:styleLink w:val="60"/>
+    <w:styleLink w:val="6"/>
     <w:lvl w:ilvl="0">
       <w:start w:val="1"/>
       <w:numFmt w:val="lowerLetter"/>
@@ -7727,7 +9516,7 @@
       </w:pPr>
     </w:lvl>
   </w:abstractNum>
-  <w:abstractNum w:abstractNumId="29" w15:restartNumberingAfterBreak="0">
+  <w:abstractNum w:abstractNumId="21" w15:restartNumberingAfterBreak="0">
     <w:nsid w:val="5DA375FD"/>
     <w:multiLevelType w:val="hybridMultilevel"/>
     <w:tmpl w:val="55DC64C2"/>
@@ -7841,7 +9630,7 @@
       </w:rPr>
     </w:lvl>
   </w:abstractNum>
-  <w:abstractNum w:abstractNumId="30" w15:restartNumberingAfterBreak="0">
+  <w:abstractNum w:abstractNumId="22" w15:restartNumberingAfterBreak="0">
     <w:nsid w:val="670F7905"/>
     <w:multiLevelType w:val="hybridMultilevel"/>
     <w:tmpl w:val="93B4E204"/>
@@ -7928,7 +9717,7 @@
       </w:pPr>
     </w:lvl>
   </w:abstractNum>
-  <w:abstractNum w:abstractNumId="31" w15:restartNumberingAfterBreak="0">
+  <w:abstractNum w:abstractNumId="23" w15:restartNumberingAfterBreak="0">
     <w:nsid w:val="7EE624E8"/>
     <w:multiLevelType w:val="hybridMultilevel"/>
     <w:tmpl w:val="1E5CF244"/>
@@ -8043,3048 +9832,78 @@
     </w:lvl>
   </w:abstractNum>
   <w:num w:numId="1" w16cid:durableId="1802502186">
+    <w:abstractNumId w:val="7"/>
+  </w:num>
+  <w:num w:numId="2" w16cid:durableId="1273324151">
+    <w:abstractNumId w:val="2"/>
+  </w:num>
+  <w:num w:numId="3" w16cid:durableId="391345161">
+    <w:abstractNumId w:val="1"/>
+  </w:num>
+  <w:num w:numId="4" w16cid:durableId="240600363">
+    <w:abstractNumId w:val="0"/>
+  </w:num>
+  <w:num w:numId="5" w16cid:durableId="2040474776">
+    <w:abstractNumId w:val="11"/>
+  </w:num>
+  <w:num w:numId="6" w16cid:durableId="466170772">
+    <w:abstractNumId w:val="23"/>
+  </w:num>
+  <w:num w:numId="7" w16cid:durableId="672680547">
+    <w:abstractNumId w:val="22"/>
+  </w:num>
+  <w:num w:numId="8" w16cid:durableId="1060245511">
+    <w:abstractNumId w:val="18"/>
+  </w:num>
+  <w:num w:numId="9" w16cid:durableId="1925334434">
+    <w:abstractNumId w:val="6"/>
+  </w:num>
+  <w:num w:numId="10" w16cid:durableId="1137334843">
+    <w:abstractNumId w:val="15"/>
+  </w:num>
+  <w:num w:numId="11" w16cid:durableId="772824642">
+    <w:abstractNumId w:val="4"/>
+  </w:num>
+  <w:num w:numId="12" w16cid:durableId="922884341">
+    <w:abstractNumId w:val="19"/>
+  </w:num>
+  <w:num w:numId="13" w16cid:durableId="1661075547">
+    <w:abstractNumId w:val="10"/>
+  </w:num>
+  <w:num w:numId="14" w16cid:durableId="1878926449">
+    <w:abstractNumId w:val="8"/>
+  </w:num>
+  <w:num w:numId="15" w16cid:durableId="255022638">
+    <w:abstractNumId w:val="21"/>
+  </w:num>
+  <w:num w:numId="16" w16cid:durableId="869413548">
+    <w:abstractNumId w:val="9"/>
+  </w:num>
+  <w:num w:numId="17" w16cid:durableId="1757048193">
+    <w:abstractNumId w:val="13"/>
+  </w:num>
+  <w:num w:numId="18" w16cid:durableId="577251243">
+    <w:abstractNumId w:val="3"/>
+  </w:num>
+  <w:num w:numId="19" w16cid:durableId="1123236127">
+    <w:abstractNumId w:val="5"/>
+  </w:num>
+  <w:num w:numId="20" w16cid:durableId="389615637">
     <w:abstractNumId w:val="14"/>
   </w:num>
-  <w:num w:numId="2" w16cid:durableId="1273324151">
-    <w:abstractNumId w:val="9"/>
+  <w:num w:numId="21" w16cid:durableId="1174758875">
+    <w:abstractNumId w:val="16"/>
   </w:num>
-  <w:num w:numId="3" w16cid:durableId="391345161">
-    <w:abstractNumId w:val="7"/>
-  </w:num>
-  <w:num w:numId="4" w16cid:durableId="240600363">
-    <w:abstractNumId w:val="6"/>
-  </w:num>
-  <w:num w:numId="5" w16cid:durableId="2040474776">
-    <w:abstractNumId w:val="18"/>
-  </w:num>
-  <w:num w:numId="6" w16cid:durableId="466170772">
-    <w:abstractNumId w:val="31"/>
-  </w:num>
-  <w:num w:numId="7" w16cid:durableId="672680547">
-    <w:abstractNumId w:val="30"/>
-  </w:num>
-  <w:num w:numId="8" w16cid:durableId="1060245511">
-    <w:abstractNumId w:val="26"/>
-  </w:num>
-  <w:num w:numId="9" w16cid:durableId="1925334434">
-    <w:abstractNumId w:val="13"/>
-  </w:num>
-  <w:num w:numId="10" w16cid:durableId="1137334843">
-    <w:abstractNumId w:val="23"/>
-  </w:num>
-  <w:num w:numId="11" w16cid:durableId="772824642">
-    <w:abstractNumId w:val="11"/>
-  </w:num>
-  <w:num w:numId="12" w16cid:durableId="922884341">
-    <w:abstractNumId w:val="27"/>
-  </w:num>
-  <w:num w:numId="13" w16cid:durableId="1661075547">
+  <w:num w:numId="22" w16cid:durableId="374086054">
     <w:abstractNumId w:val="17"/>
   </w:num>
-  <w:num w:numId="14" w16cid:durableId="676469128">
-    <w:abstractNumId w:val="0"/>
-  </w:num>
-  <w:num w:numId="15" w16cid:durableId="1158112047">
-    <w:abstractNumId w:val="1"/>
-  </w:num>
-  <w:num w:numId="16" w16cid:durableId="278997177">
-    <w:abstractNumId w:val="2"/>
-  </w:num>
-  <w:num w:numId="17" w16cid:durableId="2101563194">
-    <w:abstractNumId w:val="3"/>
-  </w:num>
-  <w:num w:numId="18" w16cid:durableId="1032877007">
-    <w:abstractNumId w:val="8"/>
-  </w:num>
-  <w:num w:numId="19" w16cid:durableId="1393120353">
-    <w:abstractNumId w:val="4"/>
-  </w:num>
-  <w:num w:numId="20" w16cid:durableId="1569144065">
-    <w:abstractNumId w:val="5"/>
-  </w:num>
-  <w:num w:numId="21" w16cid:durableId="521432179">
+  <w:num w:numId="23" w16cid:durableId="856384484">
     <w:abstractNumId w:val="20"/>
   </w:num>
-  <w:num w:numId="22" w16cid:durableId="1141966459">
-    <w:abstractNumId w:val="0"/>
-  </w:num>
-  <w:num w:numId="23" w16cid:durableId="2128504224">
-    <w:abstractNumId w:val="1"/>
-  </w:num>
-  <w:num w:numId="24" w16cid:durableId="81610435">
-    <w:abstractNumId w:val="2"/>
-  </w:num>
-  <w:num w:numId="25" w16cid:durableId="895552864">
-    <w:abstractNumId w:val="3"/>
-  </w:num>
-  <w:num w:numId="26" w16cid:durableId="1480346611">
-    <w:abstractNumId w:val="8"/>
-  </w:num>
-  <w:num w:numId="27" w16cid:durableId="985623468">
-    <w:abstractNumId w:val="4"/>
-  </w:num>
-  <w:num w:numId="28" w16cid:durableId="1518084779">
-    <w:abstractNumId w:val="5"/>
-  </w:num>
-  <w:num w:numId="29" w16cid:durableId="359861825">
-    <w:abstractNumId w:val="0"/>
-  </w:num>
-  <w:num w:numId="30" w16cid:durableId="853610240">
-    <w:abstractNumId w:val="1"/>
-  </w:num>
-  <w:num w:numId="31" w16cid:durableId="984243742">
-    <w:abstractNumId w:val="2"/>
-  </w:num>
-  <w:num w:numId="32" w16cid:durableId="1380083677">
-    <w:abstractNumId w:val="3"/>
-  </w:num>
-  <w:num w:numId="33" w16cid:durableId="838885437">
-    <w:abstractNumId w:val="8"/>
-  </w:num>
-  <w:num w:numId="34" w16cid:durableId="193232434">
-    <w:abstractNumId w:val="4"/>
-  </w:num>
-  <w:num w:numId="35" w16cid:durableId="1567836452">
-    <w:abstractNumId w:val="5"/>
-  </w:num>
-  <w:num w:numId="36" w16cid:durableId="1736589992">
-    <w:abstractNumId w:val="0"/>
-  </w:num>
-  <w:num w:numId="37" w16cid:durableId="42407865">
-    <w:abstractNumId w:val="1"/>
-  </w:num>
-  <w:num w:numId="38" w16cid:durableId="1063215080">
-    <w:abstractNumId w:val="2"/>
-  </w:num>
-  <w:num w:numId="39" w16cid:durableId="1888714275">
-    <w:abstractNumId w:val="3"/>
-  </w:num>
-  <w:num w:numId="40" w16cid:durableId="796525803">
-    <w:abstractNumId w:val="8"/>
-  </w:num>
-  <w:num w:numId="41" w16cid:durableId="1650162242">
-    <w:abstractNumId w:val="4"/>
-  </w:num>
-  <w:num w:numId="42" w16cid:durableId="43677727">
-    <w:abstractNumId w:val="5"/>
-  </w:num>
-  <w:num w:numId="43" w16cid:durableId="838664736">
-    <w:abstractNumId w:val="0"/>
-  </w:num>
-  <w:num w:numId="44" w16cid:durableId="1386835690">
-    <w:abstractNumId w:val="1"/>
-  </w:num>
-  <w:num w:numId="45" w16cid:durableId="112097788">
-    <w:abstractNumId w:val="2"/>
-  </w:num>
-  <w:num w:numId="46" w16cid:durableId="727263282">
-    <w:abstractNumId w:val="3"/>
-  </w:num>
-  <w:num w:numId="47" w16cid:durableId="1058480836">
-    <w:abstractNumId w:val="8"/>
-  </w:num>
-  <w:num w:numId="48" w16cid:durableId="955453614">
-    <w:abstractNumId w:val="4"/>
-  </w:num>
-  <w:num w:numId="49" w16cid:durableId="927889049">
-    <w:abstractNumId w:val="5"/>
-  </w:num>
-  <w:num w:numId="50" w16cid:durableId="616719108">
-    <w:abstractNumId w:val="0"/>
-  </w:num>
-  <w:num w:numId="51" w16cid:durableId="1681200251">
-    <w:abstractNumId w:val="1"/>
-  </w:num>
-  <w:num w:numId="52" w16cid:durableId="933393224">
-    <w:abstractNumId w:val="2"/>
-  </w:num>
-  <w:num w:numId="53" w16cid:durableId="882524770">
-    <w:abstractNumId w:val="3"/>
-  </w:num>
-  <w:num w:numId="54" w16cid:durableId="842821262">
-    <w:abstractNumId w:val="8"/>
-  </w:num>
-  <w:num w:numId="55" w16cid:durableId="1500537989">
-    <w:abstractNumId w:val="4"/>
-  </w:num>
-  <w:num w:numId="56" w16cid:durableId="1527672554">
-    <w:abstractNumId w:val="5"/>
-  </w:num>
-  <w:num w:numId="57" w16cid:durableId="1357075731">
-    <w:abstractNumId w:val="0"/>
-  </w:num>
-  <w:num w:numId="58" w16cid:durableId="565456953">
-    <w:abstractNumId w:val="1"/>
-  </w:num>
-  <w:num w:numId="59" w16cid:durableId="906693026">
-    <w:abstractNumId w:val="2"/>
-  </w:num>
-  <w:num w:numId="60" w16cid:durableId="1818111559">
-    <w:abstractNumId w:val="3"/>
-  </w:num>
-  <w:num w:numId="61" w16cid:durableId="547648166">
-    <w:abstractNumId w:val="8"/>
-  </w:num>
-  <w:num w:numId="62" w16cid:durableId="1702590224">
-    <w:abstractNumId w:val="4"/>
-  </w:num>
-  <w:num w:numId="63" w16cid:durableId="534931274">
-    <w:abstractNumId w:val="5"/>
-  </w:num>
-  <w:num w:numId="64" w16cid:durableId="828062142">
-    <w:abstractNumId w:val="0"/>
-  </w:num>
-  <w:num w:numId="65" w16cid:durableId="2092122951">
-    <w:abstractNumId w:val="1"/>
-  </w:num>
-  <w:num w:numId="66" w16cid:durableId="1167742728">
-    <w:abstractNumId w:val="2"/>
-  </w:num>
-  <w:num w:numId="67" w16cid:durableId="621111177">
-    <w:abstractNumId w:val="3"/>
-  </w:num>
-  <w:num w:numId="68" w16cid:durableId="708800146">
-    <w:abstractNumId w:val="8"/>
-  </w:num>
-  <w:num w:numId="69" w16cid:durableId="1908494821">
-    <w:abstractNumId w:val="4"/>
-  </w:num>
-  <w:num w:numId="70" w16cid:durableId="961958658">
-    <w:abstractNumId w:val="5"/>
-  </w:num>
-  <w:num w:numId="71" w16cid:durableId="1241448668">
-    <w:abstractNumId w:val="0"/>
-  </w:num>
-  <w:num w:numId="72" w16cid:durableId="710226892">
-    <w:abstractNumId w:val="1"/>
-  </w:num>
-  <w:num w:numId="73" w16cid:durableId="1600524020">
-    <w:abstractNumId w:val="2"/>
-  </w:num>
-  <w:num w:numId="74" w16cid:durableId="397361021">
-    <w:abstractNumId w:val="3"/>
-  </w:num>
-  <w:num w:numId="75" w16cid:durableId="1663385946">
-    <w:abstractNumId w:val="8"/>
-  </w:num>
-  <w:num w:numId="76" w16cid:durableId="1862548">
-    <w:abstractNumId w:val="4"/>
-  </w:num>
-  <w:num w:numId="77" w16cid:durableId="1836217847">
-    <w:abstractNumId w:val="5"/>
-  </w:num>
-  <w:num w:numId="78" w16cid:durableId="1260530126">
-    <w:abstractNumId w:val="0"/>
-  </w:num>
-  <w:num w:numId="79" w16cid:durableId="1405956310">
-    <w:abstractNumId w:val="1"/>
-  </w:num>
-  <w:num w:numId="80" w16cid:durableId="1495730452">
-    <w:abstractNumId w:val="2"/>
-  </w:num>
-  <w:num w:numId="81" w16cid:durableId="920021437">
-    <w:abstractNumId w:val="3"/>
-  </w:num>
-  <w:num w:numId="82" w16cid:durableId="1353875052">
-    <w:abstractNumId w:val="8"/>
-  </w:num>
-  <w:num w:numId="83" w16cid:durableId="711735784">
-    <w:abstractNumId w:val="4"/>
-  </w:num>
-  <w:num w:numId="84" w16cid:durableId="1265572728">
-    <w:abstractNumId w:val="5"/>
-  </w:num>
-  <w:num w:numId="85" w16cid:durableId="893274811">
-    <w:abstractNumId w:val="0"/>
-  </w:num>
-  <w:num w:numId="86" w16cid:durableId="300237749">
-    <w:abstractNumId w:val="1"/>
-  </w:num>
-  <w:num w:numId="87" w16cid:durableId="2106345679">
-    <w:abstractNumId w:val="2"/>
-  </w:num>
-  <w:num w:numId="88" w16cid:durableId="489520033">
-    <w:abstractNumId w:val="3"/>
-  </w:num>
-  <w:num w:numId="89" w16cid:durableId="1136022843">
-    <w:abstractNumId w:val="8"/>
-  </w:num>
-  <w:num w:numId="90" w16cid:durableId="1982541246">
-    <w:abstractNumId w:val="4"/>
-  </w:num>
-  <w:num w:numId="91" w16cid:durableId="526406792">
-    <w:abstractNumId w:val="5"/>
-  </w:num>
-  <w:num w:numId="92" w16cid:durableId="506865685">
-    <w:abstractNumId w:val="0"/>
-  </w:num>
-  <w:num w:numId="93" w16cid:durableId="1978795293">
-    <w:abstractNumId w:val="1"/>
-  </w:num>
-  <w:num w:numId="94" w16cid:durableId="1222254010">
-    <w:abstractNumId w:val="2"/>
-  </w:num>
-  <w:num w:numId="95" w16cid:durableId="1325234970">
-    <w:abstractNumId w:val="3"/>
-  </w:num>
-  <w:num w:numId="96" w16cid:durableId="235093123">
-    <w:abstractNumId w:val="8"/>
-  </w:num>
-  <w:num w:numId="97" w16cid:durableId="1489514177">
-    <w:abstractNumId w:val="4"/>
-  </w:num>
-  <w:num w:numId="98" w16cid:durableId="1847358079">
-    <w:abstractNumId w:val="5"/>
-  </w:num>
-  <w:num w:numId="99" w16cid:durableId="1849827075">
-    <w:abstractNumId w:val="0"/>
-  </w:num>
-  <w:num w:numId="100" w16cid:durableId="12533233">
-    <w:abstractNumId w:val="1"/>
-  </w:num>
-  <w:num w:numId="101" w16cid:durableId="623847121">
-    <w:abstractNumId w:val="2"/>
-  </w:num>
-  <w:num w:numId="102" w16cid:durableId="450788704">
-    <w:abstractNumId w:val="3"/>
-  </w:num>
-  <w:num w:numId="103" w16cid:durableId="1359240027">
-    <w:abstractNumId w:val="8"/>
-  </w:num>
-  <w:num w:numId="104" w16cid:durableId="284585266">
-    <w:abstractNumId w:val="4"/>
-  </w:num>
-  <w:num w:numId="105" w16cid:durableId="1606116125">
-    <w:abstractNumId w:val="5"/>
-  </w:num>
-  <w:num w:numId="106" w16cid:durableId="1309481251">
-    <w:abstractNumId w:val="0"/>
-  </w:num>
-  <w:num w:numId="107" w16cid:durableId="1693604330">
-    <w:abstractNumId w:val="1"/>
-  </w:num>
-  <w:num w:numId="108" w16cid:durableId="212816615">
-    <w:abstractNumId w:val="2"/>
-  </w:num>
-  <w:num w:numId="109" w16cid:durableId="494807607">
-    <w:abstractNumId w:val="3"/>
-  </w:num>
-  <w:num w:numId="110" w16cid:durableId="1981107976">
-    <w:abstractNumId w:val="8"/>
-  </w:num>
-  <w:num w:numId="111" w16cid:durableId="698631760">
-    <w:abstractNumId w:val="4"/>
-  </w:num>
-  <w:num w:numId="112" w16cid:durableId="753161009">
-    <w:abstractNumId w:val="5"/>
-  </w:num>
-  <w:num w:numId="113" w16cid:durableId="494810295">
-    <w:abstractNumId w:val="0"/>
-  </w:num>
-  <w:num w:numId="114" w16cid:durableId="288321977">
-    <w:abstractNumId w:val="1"/>
-  </w:num>
-  <w:num w:numId="115" w16cid:durableId="1381397047">
-    <w:abstractNumId w:val="2"/>
-  </w:num>
-  <w:num w:numId="116" w16cid:durableId="1099520137">
-    <w:abstractNumId w:val="3"/>
-  </w:num>
-  <w:num w:numId="117" w16cid:durableId="1577979055">
-    <w:abstractNumId w:val="8"/>
-  </w:num>
-  <w:num w:numId="118" w16cid:durableId="2117365207">
-    <w:abstractNumId w:val="4"/>
-  </w:num>
-  <w:num w:numId="119" w16cid:durableId="67310074">
-    <w:abstractNumId w:val="5"/>
-  </w:num>
-  <w:num w:numId="120" w16cid:durableId="555894131">
-    <w:abstractNumId w:val="0"/>
-  </w:num>
-  <w:num w:numId="121" w16cid:durableId="788550401">
-    <w:abstractNumId w:val="1"/>
-  </w:num>
-  <w:num w:numId="122" w16cid:durableId="1868979184">
-    <w:abstractNumId w:val="2"/>
-  </w:num>
-  <w:num w:numId="123" w16cid:durableId="898439387">
-    <w:abstractNumId w:val="3"/>
-  </w:num>
-  <w:num w:numId="124" w16cid:durableId="945697545">
-    <w:abstractNumId w:val="8"/>
-  </w:num>
-  <w:num w:numId="125" w16cid:durableId="185096497">
-    <w:abstractNumId w:val="4"/>
-  </w:num>
-  <w:num w:numId="126" w16cid:durableId="2003389511">
-    <w:abstractNumId w:val="5"/>
-  </w:num>
-  <w:num w:numId="127" w16cid:durableId="2081517239">
-    <w:abstractNumId w:val="0"/>
-  </w:num>
-  <w:num w:numId="128" w16cid:durableId="1551725387">
-    <w:abstractNumId w:val="1"/>
-  </w:num>
-  <w:num w:numId="129" w16cid:durableId="2016106750">
-    <w:abstractNumId w:val="2"/>
-  </w:num>
-  <w:num w:numId="130" w16cid:durableId="1260791271">
-    <w:abstractNumId w:val="3"/>
-  </w:num>
-  <w:num w:numId="131" w16cid:durableId="863715244">
-    <w:abstractNumId w:val="8"/>
-  </w:num>
-  <w:num w:numId="132" w16cid:durableId="1754542381">
-    <w:abstractNumId w:val="4"/>
-  </w:num>
-  <w:num w:numId="133" w16cid:durableId="1084448161">
-    <w:abstractNumId w:val="5"/>
-  </w:num>
-  <w:num w:numId="134" w16cid:durableId="1665353399">
-    <w:abstractNumId w:val="2"/>
-  </w:num>
-  <w:num w:numId="135" w16cid:durableId="1349721134">
-    <w:abstractNumId w:val="0"/>
-  </w:num>
-  <w:num w:numId="136" w16cid:durableId="502429271">
-    <w:abstractNumId w:val="1"/>
-  </w:num>
-  <w:num w:numId="137" w16cid:durableId="1868325671">
-    <w:abstractNumId w:val="2"/>
-  </w:num>
-  <w:num w:numId="138" w16cid:durableId="1420641374">
-    <w:abstractNumId w:val="3"/>
-  </w:num>
-  <w:num w:numId="139" w16cid:durableId="977757404">
-    <w:abstractNumId w:val="8"/>
-  </w:num>
-  <w:num w:numId="140" w16cid:durableId="1498688318">
-    <w:abstractNumId w:val="4"/>
-  </w:num>
-  <w:num w:numId="141" w16cid:durableId="940916115">
-    <w:abstractNumId w:val="5"/>
-  </w:num>
-  <w:num w:numId="142" w16cid:durableId="295139789">
-    <w:abstractNumId w:val="0"/>
-  </w:num>
-  <w:num w:numId="143" w16cid:durableId="1213615194">
-    <w:abstractNumId w:val="1"/>
-  </w:num>
-  <w:num w:numId="144" w16cid:durableId="1752964298">
-    <w:abstractNumId w:val="2"/>
-  </w:num>
-  <w:num w:numId="145" w16cid:durableId="319894739">
-    <w:abstractNumId w:val="3"/>
-  </w:num>
-  <w:num w:numId="146" w16cid:durableId="1526867937">
-    <w:abstractNumId w:val="8"/>
-  </w:num>
-  <w:num w:numId="147" w16cid:durableId="1193348817">
-    <w:abstractNumId w:val="4"/>
-  </w:num>
-  <w:num w:numId="148" w16cid:durableId="1954552942">
-    <w:abstractNumId w:val="5"/>
-  </w:num>
-  <w:num w:numId="149" w16cid:durableId="76678146">
-    <w:abstractNumId w:val="1"/>
-  </w:num>
-  <w:num w:numId="150" w16cid:durableId="1715614295">
-    <w:abstractNumId w:val="0"/>
-  </w:num>
-  <w:num w:numId="151" w16cid:durableId="1477837473">
-    <w:abstractNumId w:val="1"/>
-  </w:num>
-  <w:num w:numId="152" w16cid:durableId="1508709451">
-    <w:abstractNumId w:val="2"/>
-  </w:num>
-  <w:num w:numId="153" w16cid:durableId="875430616">
-    <w:abstractNumId w:val="3"/>
-  </w:num>
-  <w:num w:numId="154" w16cid:durableId="562299540">
-    <w:abstractNumId w:val="8"/>
-  </w:num>
-  <w:num w:numId="155" w16cid:durableId="890458588">
-    <w:abstractNumId w:val="4"/>
-  </w:num>
-  <w:num w:numId="156" w16cid:durableId="743647838">
-    <w:abstractNumId w:val="5"/>
-  </w:num>
-  <w:num w:numId="157" w16cid:durableId="1450389244">
-    <w:abstractNumId w:val="0"/>
-  </w:num>
-  <w:num w:numId="158" w16cid:durableId="1015837999">
-    <w:abstractNumId w:val="1"/>
-  </w:num>
-  <w:num w:numId="159" w16cid:durableId="1291327837">
-    <w:abstractNumId w:val="2"/>
-  </w:num>
-  <w:num w:numId="160" w16cid:durableId="1119833841">
-    <w:abstractNumId w:val="3"/>
-  </w:num>
-  <w:num w:numId="161" w16cid:durableId="869756239">
-    <w:abstractNumId w:val="8"/>
-  </w:num>
-  <w:num w:numId="162" w16cid:durableId="235865796">
-    <w:abstractNumId w:val="4"/>
-  </w:num>
-  <w:num w:numId="163" w16cid:durableId="179852087">
-    <w:abstractNumId w:val="5"/>
-  </w:num>
-  <w:num w:numId="164" w16cid:durableId="957221333">
-    <w:abstractNumId w:val="0"/>
-  </w:num>
-  <w:num w:numId="165" w16cid:durableId="92166028">
-    <w:abstractNumId w:val="1"/>
-  </w:num>
-  <w:num w:numId="166" w16cid:durableId="1779786991">
-    <w:abstractNumId w:val="2"/>
-  </w:num>
-  <w:num w:numId="167" w16cid:durableId="2052143096">
-    <w:abstractNumId w:val="3"/>
-  </w:num>
-  <w:num w:numId="168" w16cid:durableId="407112469">
-    <w:abstractNumId w:val="8"/>
-  </w:num>
-  <w:num w:numId="169" w16cid:durableId="1384058357">
-    <w:abstractNumId w:val="4"/>
-  </w:num>
-  <w:num w:numId="170" w16cid:durableId="1966036717">
-    <w:abstractNumId w:val="5"/>
-  </w:num>
-  <w:num w:numId="171" w16cid:durableId="1681153334">
-    <w:abstractNumId w:val="0"/>
-  </w:num>
-  <w:num w:numId="172" w16cid:durableId="1921400013">
-    <w:abstractNumId w:val="1"/>
-  </w:num>
-  <w:num w:numId="173" w16cid:durableId="757095465">
-    <w:abstractNumId w:val="2"/>
-  </w:num>
-  <w:num w:numId="174" w16cid:durableId="341661010">
-    <w:abstractNumId w:val="3"/>
-  </w:num>
-  <w:num w:numId="175" w16cid:durableId="1999535600">
-    <w:abstractNumId w:val="8"/>
-  </w:num>
-  <w:num w:numId="176" w16cid:durableId="608121885">
-    <w:abstractNumId w:val="4"/>
-  </w:num>
-  <w:num w:numId="177" w16cid:durableId="802424565">
-    <w:abstractNumId w:val="5"/>
-  </w:num>
-  <w:num w:numId="178" w16cid:durableId="1365330208">
-    <w:abstractNumId w:val="0"/>
-  </w:num>
-  <w:num w:numId="179" w16cid:durableId="721057792">
-    <w:abstractNumId w:val="1"/>
-  </w:num>
-  <w:num w:numId="180" w16cid:durableId="1097212837">
-    <w:abstractNumId w:val="2"/>
-  </w:num>
-  <w:num w:numId="181" w16cid:durableId="147289283">
-    <w:abstractNumId w:val="3"/>
-  </w:num>
-  <w:num w:numId="182" w16cid:durableId="194274672">
-    <w:abstractNumId w:val="8"/>
-  </w:num>
-  <w:num w:numId="183" w16cid:durableId="458688304">
-    <w:abstractNumId w:val="4"/>
-  </w:num>
-  <w:num w:numId="184" w16cid:durableId="1065490200">
-    <w:abstractNumId w:val="5"/>
-  </w:num>
-  <w:num w:numId="185" w16cid:durableId="1715275033">
-    <w:abstractNumId w:val="0"/>
-  </w:num>
-  <w:num w:numId="186" w16cid:durableId="511145382">
-    <w:abstractNumId w:val="1"/>
-  </w:num>
-  <w:num w:numId="187" w16cid:durableId="1198003744">
-    <w:abstractNumId w:val="2"/>
-  </w:num>
-  <w:num w:numId="188" w16cid:durableId="33433498">
-    <w:abstractNumId w:val="3"/>
-  </w:num>
-  <w:num w:numId="189" w16cid:durableId="1474131136">
-    <w:abstractNumId w:val="8"/>
-  </w:num>
-  <w:num w:numId="190" w16cid:durableId="72821968">
-    <w:abstractNumId w:val="4"/>
-  </w:num>
-  <w:num w:numId="191" w16cid:durableId="246615020">
-    <w:abstractNumId w:val="5"/>
-  </w:num>
-  <w:num w:numId="192" w16cid:durableId="288975092">
-    <w:abstractNumId w:val="0"/>
-  </w:num>
-  <w:num w:numId="193" w16cid:durableId="1113524915">
-    <w:abstractNumId w:val="1"/>
-  </w:num>
-  <w:num w:numId="194" w16cid:durableId="2080713097">
-    <w:abstractNumId w:val="2"/>
-  </w:num>
-  <w:num w:numId="195" w16cid:durableId="508912412">
-    <w:abstractNumId w:val="3"/>
-  </w:num>
-  <w:num w:numId="196" w16cid:durableId="60106931">
-    <w:abstractNumId w:val="8"/>
-  </w:num>
-  <w:num w:numId="197" w16cid:durableId="1961454074">
-    <w:abstractNumId w:val="4"/>
-  </w:num>
-  <w:num w:numId="198" w16cid:durableId="1432048651">
-    <w:abstractNumId w:val="5"/>
-  </w:num>
-  <w:num w:numId="199" w16cid:durableId="1704479650">
-    <w:abstractNumId w:val="0"/>
-  </w:num>
-  <w:num w:numId="200" w16cid:durableId="765031273">
-    <w:abstractNumId w:val="1"/>
-  </w:num>
-  <w:num w:numId="201" w16cid:durableId="1331373425">
-    <w:abstractNumId w:val="2"/>
-  </w:num>
-  <w:num w:numId="202" w16cid:durableId="1457413520">
-    <w:abstractNumId w:val="3"/>
-  </w:num>
-  <w:num w:numId="203" w16cid:durableId="1030422616">
-    <w:abstractNumId w:val="8"/>
-  </w:num>
-  <w:num w:numId="204" w16cid:durableId="11567075">
-    <w:abstractNumId w:val="4"/>
-  </w:num>
-  <w:num w:numId="205" w16cid:durableId="1344088276">
-    <w:abstractNumId w:val="5"/>
-  </w:num>
-  <w:num w:numId="206" w16cid:durableId="132451516">
-    <w:abstractNumId w:val="0"/>
-  </w:num>
-  <w:num w:numId="207" w16cid:durableId="1513883447">
-    <w:abstractNumId w:val="1"/>
-  </w:num>
-  <w:num w:numId="208" w16cid:durableId="529728675">
-    <w:abstractNumId w:val="2"/>
-  </w:num>
-  <w:num w:numId="209" w16cid:durableId="1845977317">
-    <w:abstractNumId w:val="3"/>
-  </w:num>
-  <w:num w:numId="210" w16cid:durableId="1361012831">
-    <w:abstractNumId w:val="8"/>
-  </w:num>
-  <w:num w:numId="211" w16cid:durableId="942415114">
-    <w:abstractNumId w:val="4"/>
-  </w:num>
-  <w:num w:numId="212" w16cid:durableId="1117942669">
-    <w:abstractNumId w:val="5"/>
-  </w:num>
-  <w:num w:numId="213" w16cid:durableId="698316448">
-    <w:abstractNumId w:val="0"/>
-  </w:num>
-  <w:num w:numId="214" w16cid:durableId="1176699425">
-    <w:abstractNumId w:val="1"/>
-  </w:num>
-  <w:num w:numId="215" w16cid:durableId="1459832408">
-    <w:abstractNumId w:val="2"/>
-  </w:num>
-  <w:num w:numId="216" w16cid:durableId="677584306">
-    <w:abstractNumId w:val="3"/>
-  </w:num>
-  <w:num w:numId="217" w16cid:durableId="1266423063">
-    <w:abstractNumId w:val="8"/>
-  </w:num>
-  <w:num w:numId="218" w16cid:durableId="1219049012">
-    <w:abstractNumId w:val="4"/>
-  </w:num>
-  <w:num w:numId="219" w16cid:durableId="816339258">
-    <w:abstractNumId w:val="5"/>
-  </w:num>
-  <w:num w:numId="220" w16cid:durableId="997418418">
-    <w:abstractNumId w:val="0"/>
-  </w:num>
-  <w:num w:numId="221" w16cid:durableId="1443573021">
-    <w:abstractNumId w:val="1"/>
-  </w:num>
-  <w:num w:numId="222" w16cid:durableId="1343049161">
-    <w:abstractNumId w:val="2"/>
-  </w:num>
-  <w:num w:numId="223" w16cid:durableId="311758189">
-    <w:abstractNumId w:val="3"/>
-  </w:num>
-  <w:num w:numId="224" w16cid:durableId="1421826710">
-    <w:abstractNumId w:val="8"/>
-  </w:num>
-  <w:num w:numId="225" w16cid:durableId="553198465">
-    <w:abstractNumId w:val="4"/>
-  </w:num>
-  <w:num w:numId="226" w16cid:durableId="676618293">
-    <w:abstractNumId w:val="5"/>
-  </w:num>
-  <w:num w:numId="227" w16cid:durableId="323899525">
-    <w:abstractNumId w:val="0"/>
-  </w:num>
-  <w:num w:numId="228" w16cid:durableId="582641803">
-    <w:abstractNumId w:val="1"/>
-  </w:num>
-  <w:num w:numId="229" w16cid:durableId="601769390">
-    <w:abstractNumId w:val="2"/>
-  </w:num>
-  <w:num w:numId="230" w16cid:durableId="1743258631">
-    <w:abstractNumId w:val="3"/>
-  </w:num>
-  <w:num w:numId="231" w16cid:durableId="260113198">
-    <w:abstractNumId w:val="8"/>
-  </w:num>
-  <w:num w:numId="232" w16cid:durableId="81537432">
-    <w:abstractNumId w:val="4"/>
-  </w:num>
-  <w:num w:numId="233" w16cid:durableId="2008704683">
-    <w:abstractNumId w:val="5"/>
-  </w:num>
-  <w:num w:numId="234" w16cid:durableId="1678464559">
-    <w:abstractNumId w:val="0"/>
-  </w:num>
-  <w:num w:numId="235" w16cid:durableId="788739067">
-    <w:abstractNumId w:val="1"/>
-  </w:num>
-  <w:num w:numId="236" w16cid:durableId="1562786860">
-    <w:abstractNumId w:val="2"/>
-  </w:num>
-  <w:num w:numId="237" w16cid:durableId="520631616">
-    <w:abstractNumId w:val="3"/>
-  </w:num>
-  <w:num w:numId="238" w16cid:durableId="1264610751">
-    <w:abstractNumId w:val="8"/>
-  </w:num>
-  <w:num w:numId="239" w16cid:durableId="335814191">
-    <w:abstractNumId w:val="4"/>
-  </w:num>
-  <w:num w:numId="240" w16cid:durableId="2100521866">
-    <w:abstractNumId w:val="5"/>
-  </w:num>
-  <w:num w:numId="241" w16cid:durableId="1766876560">
-    <w:abstractNumId w:val="0"/>
-  </w:num>
-  <w:num w:numId="242" w16cid:durableId="1855728092">
-    <w:abstractNumId w:val="1"/>
-  </w:num>
-  <w:num w:numId="243" w16cid:durableId="1372143600">
-    <w:abstractNumId w:val="2"/>
-  </w:num>
-  <w:num w:numId="244" w16cid:durableId="252906239">
-    <w:abstractNumId w:val="3"/>
-  </w:num>
-  <w:num w:numId="245" w16cid:durableId="1984001111">
-    <w:abstractNumId w:val="8"/>
-  </w:num>
-  <w:num w:numId="246" w16cid:durableId="308678770">
-    <w:abstractNumId w:val="4"/>
-  </w:num>
-  <w:num w:numId="247" w16cid:durableId="767776173">
-    <w:abstractNumId w:val="5"/>
-  </w:num>
-  <w:num w:numId="248" w16cid:durableId="844438885">
-    <w:abstractNumId w:val="0"/>
-  </w:num>
-  <w:num w:numId="249" w16cid:durableId="778572508">
-    <w:abstractNumId w:val="1"/>
-  </w:num>
-  <w:num w:numId="250" w16cid:durableId="522717958">
-    <w:abstractNumId w:val="2"/>
-  </w:num>
-  <w:num w:numId="251" w16cid:durableId="620495018">
-    <w:abstractNumId w:val="3"/>
-  </w:num>
-  <w:num w:numId="252" w16cid:durableId="961157297">
-    <w:abstractNumId w:val="8"/>
-  </w:num>
-  <w:num w:numId="253" w16cid:durableId="510880140">
-    <w:abstractNumId w:val="4"/>
-  </w:num>
-  <w:num w:numId="254" w16cid:durableId="1918396159">
-    <w:abstractNumId w:val="5"/>
-  </w:num>
-  <w:num w:numId="255" w16cid:durableId="1569682672">
-    <w:abstractNumId w:val="0"/>
-  </w:num>
-  <w:num w:numId="256" w16cid:durableId="1590961967">
-    <w:abstractNumId w:val="1"/>
-  </w:num>
-  <w:num w:numId="257" w16cid:durableId="179783474">
-    <w:abstractNumId w:val="2"/>
-  </w:num>
-  <w:num w:numId="258" w16cid:durableId="559631620">
-    <w:abstractNumId w:val="3"/>
-  </w:num>
-  <w:num w:numId="259" w16cid:durableId="1868984969">
-    <w:abstractNumId w:val="8"/>
-  </w:num>
-  <w:num w:numId="260" w16cid:durableId="1269120449">
-    <w:abstractNumId w:val="4"/>
-  </w:num>
-  <w:num w:numId="261" w16cid:durableId="1546987300">
-    <w:abstractNumId w:val="5"/>
-  </w:num>
-  <w:num w:numId="262" w16cid:durableId="274336056">
-    <w:abstractNumId w:val="0"/>
-  </w:num>
-  <w:num w:numId="263" w16cid:durableId="315454229">
-    <w:abstractNumId w:val="1"/>
-  </w:num>
-  <w:num w:numId="264" w16cid:durableId="397484003">
-    <w:abstractNumId w:val="2"/>
-  </w:num>
-  <w:num w:numId="265" w16cid:durableId="1535073770">
-    <w:abstractNumId w:val="3"/>
-  </w:num>
-  <w:num w:numId="266" w16cid:durableId="178744140">
-    <w:abstractNumId w:val="8"/>
-  </w:num>
-  <w:num w:numId="267" w16cid:durableId="308050114">
-    <w:abstractNumId w:val="4"/>
-  </w:num>
-  <w:num w:numId="268" w16cid:durableId="458301122">
-    <w:abstractNumId w:val="5"/>
-  </w:num>
-  <w:num w:numId="269" w16cid:durableId="773479521">
-    <w:abstractNumId w:val="0"/>
-  </w:num>
-  <w:num w:numId="270" w16cid:durableId="675889346">
-    <w:abstractNumId w:val="1"/>
-  </w:num>
-  <w:num w:numId="271" w16cid:durableId="64302970">
-    <w:abstractNumId w:val="2"/>
-  </w:num>
-  <w:num w:numId="272" w16cid:durableId="322509623">
-    <w:abstractNumId w:val="3"/>
-  </w:num>
-  <w:num w:numId="273" w16cid:durableId="458036644">
-    <w:abstractNumId w:val="8"/>
-  </w:num>
-  <w:num w:numId="274" w16cid:durableId="658925198">
-    <w:abstractNumId w:val="4"/>
-  </w:num>
-  <w:num w:numId="275" w16cid:durableId="567501086">
-    <w:abstractNumId w:val="5"/>
-  </w:num>
-  <w:num w:numId="276" w16cid:durableId="2007973722">
-    <w:abstractNumId w:val="0"/>
-  </w:num>
-  <w:num w:numId="277" w16cid:durableId="18312180">
-    <w:abstractNumId w:val="1"/>
-  </w:num>
-  <w:num w:numId="278" w16cid:durableId="1771579499">
-    <w:abstractNumId w:val="2"/>
-  </w:num>
-  <w:num w:numId="279" w16cid:durableId="1600522622">
-    <w:abstractNumId w:val="3"/>
-  </w:num>
-  <w:num w:numId="280" w16cid:durableId="1094060385">
-    <w:abstractNumId w:val="8"/>
-  </w:num>
-  <w:num w:numId="281" w16cid:durableId="1897816390">
-    <w:abstractNumId w:val="4"/>
-  </w:num>
-  <w:num w:numId="282" w16cid:durableId="1795171024">
-    <w:abstractNumId w:val="5"/>
-  </w:num>
-  <w:num w:numId="283" w16cid:durableId="366756736">
-    <w:abstractNumId w:val="0"/>
-  </w:num>
-  <w:num w:numId="284" w16cid:durableId="2014065618">
-    <w:abstractNumId w:val="1"/>
-  </w:num>
-  <w:num w:numId="285" w16cid:durableId="1963992665">
-    <w:abstractNumId w:val="2"/>
-  </w:num>
-  <w:num w:numId="286" w16cid:durableId="1901863178">
-    <w:abstractNumId w:val="3"/>
-  </w:num>
-  <w:num w:numId="287" w16cid:durableId="2124182829">
-    <w:abstractNumId w:val="8"/>
-  </w:num>
-  <w:num w:numId="288" w16cid:durableId="1274553373">
-    <w:abstractNumId w:val="4"/>
-  </w:num>
-  <w:num w:numId="289" w16cid:durableId="525214012">
-    <w:abstractNumId w:val="5"/>
-  </w:num>
-  <w:num w:numId="290" w16cid:durableId="1722242267">
-    <w:abstractNumId w:val="0"/>
-  </w:num>
-  <w:num w:numId="291" w16cid:durableId="1266497133">
-    <w:abstractNumId w:val="1"/>
-  </w:num>
-  <w:num w:numId="292" w16cid:durableId="440879758">
-    <w:abstractNumId w:val="2"/>
-  </w:num>
-  <w:num w:numId="293" w16cid:durableId="610821394">
-    <w:abstractNumId w:val="3"/>
-  </w:num>
-  <w:num w:numId="294" w16cid:durableId="1637684638">
-    <w:abstractNumId w:val="8"/>
-  </w:num>
-  <w:num w:numId="295" w16cid:durableId="91979726">
-    <w:abstractNumId w:val="4"/>
-  </w:num>
-  <w:num w:numId="296" w16cid:durableId="911281670">
-    <w:abstractNumId w:val="5"/>
-  </w:num>
-  <w:num w:numId="297" w16cid:durableId="1894460333">
-    <w:abstractNumId w:val="0"/>
-  </w:num>
-  <w:num w:numId="298" w16cid:durableId="643852727">
-    <w:abstractNumId w:val="1"/>
-  </w:num>
-  <w:num w:numId="299" w16cid:durableId="388310662">
-    <w:abstractNumId w:val="2"/>
-  </w:num>
-  <w:num w:numId="300" w16cid:durableId="965309245">
-    <w:abstractNumId w:val="3"/>
-  </w:num>
-  <w:num w:numId="301" w16cid:durableId="227038248">
-    <w:abstractNumId w:val="8"/>
-  </w:num>
-  <w:num w:numId="302" w16cid:durableId="1247963305">
-    <w:abstractNumId w:val="4"/>
-  </w:num>
-  <w:num w:numId="303" w16cid:durableId="1300451251">
-    <w:abstractNumId w:val="5"/>
-  </w:num>
-  <w:num w:numId="304" w16cid:durableId="1550921926">
-    <w:abstractNumId w:val="0"/>
-  </w:num>
-  <w:num w:numId="305" w16cid:durableId="58603008">
-    <w:abstractNumId w:val="1"/>
-  </w:num>
-  <w:num w:numId="306" w16cid:durableId="1600215486">
-    <w:abstractNumId w:val="2"/>
-  </w:num>
-  <w:num w:numId="307" w16cid:durableId="1030422628">
-    <w:abstractNumId w:val="3"/>
-  </w:num>
-  <w:num w:numId="308" w16cid:durableId="1095858982">
-    <w:abstractNumId w:val="8"/>
-  </w:num>
-  <w:num w:numId="309" w16cid:durableId="2105029802">
-    <w:abstractNumId w:val="4"/>
-  </w:num>
-  <w:num w:numId="310" w16cid:durableId="1292634664">
-    <w:abstractNumId w:val="5"/>
-  </w:num>
-  <w:num w:numId="311" w16cid:durableId="1382169285">
-    <w:abstractNumId w:val="0"/>
-  </w:num>
-  <w:num w:numId="312" w16cid:durableId="1156262904">
-    <w:abstractNumId w:val="1"/>
-  </w:num>
-  <w:num w:numId="313" w16cid:durableId="1287196826">
-    <w:abstractNumId w:val="2"/>
-  </w:num>
-  <w:num w:numId="314" w16cid:durableId="883491002">
-    <w:abstractNumId w:val="3"/>
-  </w:num>
-  <w:num w:numId="315" w16cid:durableId="959452506">
-    <w:abstractNumId w:val="8"/>
-  </w:num>
-  <w:num w:numId="316" w16cid:durableId="310183749">
-    <w:abstractNumId w:val="4"/>
-  </w:num>
-  <w:num w:numId="317" w16cid:durableId="1374310461">
-    <w:abstractNumId w:val="5"/>
-  </w:num>
-  <w:num w:numId="318" w16cid:durableId="2019503908">
-    <w:abstractNumId w:val="0"/>
-  </w:num>
-  <w:num w:numId="319" w16cid:durableId="1292982022">
-    <w:abstractNumId w:val="1"/>
-  </w:num>
-  <w:num w:numId="320" w16cid:durableId="1918704299">
-    <w:abstractNumId w:val="2"/>
-  </w:num>
-  <w:num w:numId="321" w16cid:durableId="2125731631">
-    <w:abstractNumId w:val="3"/>
-  </w:num>
-  <w:num w:numId="322" w16cid:durableId="281308152">
-    <w:abstractNumId w:val="8"/>
-  </w:num>
-  <w:num w:numId="323" w16cid:durableId="721095704">
-    <w:abstractNumId w:val="4"/>
-  </w:num>
-  <w:num w:numId="324" w16cid:durableId="381910085">
-    <w:abstractNumId w:val="5"/>
-  </w:num>
-  <w:num w:numId="325" w16cid:durableId="677464965">
-    <w:abstractNumId w:val="0"/>
-  </w:num>
-  <w:num w:numId="326" w16cid:durableId="1480489925">
-    <w:abstractNumId w:val="1"/>
-  </w:num>
-  <w:num w:numId="327" w16cid:durableId="204761620">
-    <w:abstractNumId w:val="2"/>
-  </w:num>
-  <w:num w:numId="328" w16cid:durableId="1516726291">
-    <w:abstractNumId w:val="3"/>
-  </w:num>
-  <w:num w:numId="329" w16cid:durableId="517082660">
-    <w:abstractNumId w:val="8"/>
-  </w:num>
-  <w:num w:numId="330" w16cid:durableId="1499225692">
-    <w:abstractNumId w:val="4"/>
-  </w:num>
-  <w:num w:numId="331" w16cid:durableId="644747305">
-    <w:abstractNumId w:val="5"/>
-  </w:num>
-  <w:num w:numId="332" w16cid:durableId="767040733">
-    <w:abstractNumId w:val="0"/>
-  </w:num>
-  <w:num w:numId="333" w16cid:durableId="965938857">
-    <w:abstractNumId w:val="1"/>
-  </w:num>
-  <w:num w:numId="334" w16cid:durableId="1413621896">
-    <w:abstractNumId w:val="2"/>
-  </w:num>
-  <w:num w:numId="335" w16cid:durableId="1525248882">
-    <w:abstractNumId w:val="3"/>
-  </w:num>
-  <w:num w:numId="336" w16cid:durableId="2072775734">
-    <w:abstractNumId w:val="8"/>
-  </w:num>
-  <w:num w:numId="337" w16cid:durableId="1262450493">
-    <w:abstractNumId w:val="4"/>
-  </w:num>
-  <w:num w:numId="338" w16cid:durableId="1500001041">
-    <w:abstractNumId w:val="5"/>
-  </w:num>
-  <w:num w:numId="339" w16cid:durableId="1539855838">
-    <w:abstractNumId w:val="0"/>
-  </w:num>
-  <w:num w:numId="340" w16cid:durableId="889345246">
-    <w:abstractNumId w:val="1"/>
-  </w:num>
-  <w:num w:numId="341" w16cid:durableId="1698043923">
-    <w:abstractNumId w:val="2"/>
-  </w:num>
-  <w:num w:numId="342" w16cid:durableId="1529760832">
-    <w:abstractNumId w:val="3"/>
-  </w:num>
-  <w:num w:numId="343" w16cid:durableId="139418716">
-    <w:abstractNumId w:val="8"/>
-  </w:num>
-  <w:num w:numId="344" w16cid:durableId="1786995873">
-    <w:abstractNumId w:val="4"/>
-  </w:num>
-  <w:num w:numId="345" w16cid:durableId="917321963">
-    <w:abstractNumId w:val="5"/>
-  </w:num>
-  <w:num w:numId="346" w16cid:durableId="400834043">
-    <w:abstractNumId w:val="0"/>
-  </w:num>
-  <w:num w:numId="347" w16cid:durableId="372383326">
-    <w:abstractNumId w:val="1"/>
-  </w:num>
-  <w:num w:numId="348" w16cid:durableId="776363416">
-    <w:abstractNumId w:val="2"/>
-  </w:num>
-  <w:num w:numId="349" w16cid:durableId="469177487">
-    <w:abstractNumId w:val="3"/>
-  </w:num>
-  <w:num w:numId="350" w16cid:durableId="1556623435">
-    <w:abstractNumId w:val="8"/>
-  </w:num>
-  <w:num w:numId="351" w16cid:durableId="1323772462">
-    <w:abstractNumId w:val="4"/>
-  </w:num>
-  <w:num w:numId="352" w16cid:durableId="887760354">
-    <w:abstractNumId w:val="5"/>
-  </w:num>
-  <w:num w:numId="353" w16cid:durableId="590357984">
-    <w:abstractNumId w:val="0"/>
-  </w:num>
-  <w:num w:numId="354" w16cid:durableId="1695882954">
-    <w:abstractNumId w:val="1"/>
-  </w:num>
-  <w:num w:numId="355" w16cid:durableId="1524247724">
-    <w:abstractNumId w:val="2"/>
-  </w:num>
-  <w:num w:numId="356" w16cid:durableId="1547637829">
-    <w:abstractNumId w:val="3"/>
-  </w:num>
-  <w:num w:numId="357" w16cid:durableId="1559363810">
-    <w:abstractNumId w:val="8"/>
-  </w:num>
-  <w:num w:numId="358" w16cid:durableId="1036396422">
-    <w:abstractNumId w:val="4"/>
-  </w:num>
-  <w:num w:numId="359" w16cid:durableId="790199553">
-    <w:abstractNumId w:val="5"/>
-  </w:num>
-  <w:num w:numId="360" w16cid:durableId="1793476813">
-    <w:abstractNumId w:val="0"/>
-  </w:num>
-  <w:num w:numId="361" w16cid:durableId="1030648262">
-    <w:abstractNumId w:val="1"/>
-  </w:num>
-  <w:num w:numId="362" w16cid:durableId="1720084195">
-    <w:abstractNumId w:val="2"/>
-  </w:num>
-  <w:num w:numId="363" w16cid:durableId="941643142">
-    <w:abstractNumId w:val="3"/>
-  </w:num>
-  <w:num w:numId="364" w16cid:durableId="1255625384">
-    <w:abstractNumId w:val="8"/>
-  </w:num>
-  <w:num w:numId="365" w16cid:durableId="647126227">
-    <w:abstractNumId w:val="4"/>
-  </w:num>
-  <w:num w:numId="366" w16cid:durableId="1214150551">
-    <w:abstractNumId w:val="5"/>
-  </w:num>
-  <w:num w:numId="367" w16cid:durableId="1907913490">
-    <w:abstractNumId w:val="0"/>
-  </w:num>
-  <w:num w:numId="368" w16cid:durableId="915549760">
-    <w:abstractNumId w:val="1"/>
-  </w:num>
-  <w:num w:numId="369" w16cid:durableId="1691108646">
-    <w:abstractNumId w:val="2"/>
-  </w:num>
-  <w:num w:numId="370" w16cid:durableId="1950577312">
-    <w:abstractNumId w:val="3"/>
-  </w:num>
-  <w:num w:numId="371" w16cid:durableId="1370447338">
-    <w:abstractNumId w:val="8"/>
-  </w:num>
-  <w:num w:numId="372" w16cid:durableId="14891354">
-    <w:abstractNumId w:val="4"/>
-  </w:num>
-  <w:num w:numId="373" w16cid:durableId="1456291998">
-    <w:abstractNumId w:val="5"/>
-  </w:num>
-  <w:num w:numId="374" w16cid:durableId="651056403">
-    <w:abstractNumId w:val="0"/>
-  </w:num>
-  <w:num w:numId="375" w16cid:durableId="484473173">
-    <w:abstractNumId w:val="1"/>
-  </w:num>
-  <w:num w:numId="376" w16cid:durableId="1706564962">
-    <w:abstractNumId w:val="2"/>
-  </w:num>
-  <w:num w:numId="377" w16cid:durableId="2090157390">
-    <w:abstractNumId w:val="3"/>
-  </w:num>
-  <w:num w:numId="378" w16cid:durableId="1506241280">
-    <w:abstractNumId w:val="8"/>
-  </w:num>
-  <w:num w:numId="379" w16cid:durableId="1072846355">
-    <w:abstractNumId w:val="4"/>
-  </w:num>
-  <w:num w:numId="380" w16cid:durableId="414059709">
-    <w:abstractNumId w:val="5"/>
-  </w:num>
-  <w:num w:numId="381" w16cid:durableId="262035913">
-    <w:abstractNumId w:val="0"/>
-  </w:num>
-  <w:num w:numId="382" w16cid:durableId="734858353">
-    <w:abstractNumId w:val="1"/>
-  </w:num>
-  <w:num w:numId="383" w16cid:durableId="500850726">
-    <w:abstractNumId w:val="2"/>
-  </w:num>
-  <w:num w:numId="384" w16cid:durableId="2056201071">
-    <w:abstractNumId w:val="3"/>
-  </w:num>
-  <w:num w:numId="385" w16cid:durableId="1169128087">
-    <w:abstractNumId w:val="8"/>
-  </w:num>
-  <w:num w:numId="386" w16cid:durableId="365374450">
-    <w:abstractNumId w:val="4"/>
-  </w:num>
-  <w:num w:numId="387" w16cid:durableId="525101477">
-    <w:abstractNumId w:val="5"/>
-  </w:num>
-  <w:num w:numId="388" w16cid:durableId="2102603704">
-    <w:abstractNumId w:val="0"/>
-  </w:num>
-  <w:num w:numId="389" w16cid:durableId="120342823">
-    <w:abstractNumId w:val="1"/>
-  </w:num>
-  <w:num w:numId="390" w16cid:durableId="864564839">
-    <w:abstractNumId w:val="2"/>
-  </w:num>
-  <w:num w:numId="391" w16cid:durableId="602231135">
-    <w:abstractNumId w:val="3"/>
-  </w:num>
-  <w:num w:numId="392" w16cid:durableId="76293404">
-    <w:abstractNumId w:val="8"/>
-  </w:num>
-  <w:num w:numId="393" w16cid:durableId="220601277">
-    <w:abstractNumId w:val="4"/>
-  </w:num>
-  <w:num w:numId="394" w16cid:durableId="2070223925">
-    <w:abstractNumId w:val="5"/>
-  </w:num>
-  <w:num w:numId="395" w16cid:durableId="1138575336">
-    <w:abstractNumId w:val="0"/>
-  </w:num>
-  <w:num w:numId="396" w16cid:durableId="1811438652">
-    <w:abstractNumId w:val="1"/>
-  </w:num>
-  <w:num w:numId="397" w16cid:durableId="397479156">
-    <w:abstractNumId w:val="2"/>
-  </w:num>
-  <w:num w:numId="398" w16cid:durableId="363484894">
-    <w:abstractNumId w:val="3"/>
-  </w:num>
-  <w:num w:numId="399" w16cid:durableId="412891973">
-    <w:abstractNumId w:val="8"/>
-  </w:num>
-  <w:num w:numId="400" w16cid:durableId="2014868843">
-    <w:abstractNumId w:val="4"/>
-  </w:num>
-  <w:num w:numId="401" w16cid:durableId="1366909552">
-    <w:abstractNumId w:val="5"/>
-  </w:num>
-  <w:num w:numId="402" w16cid:durableId="1567565370">
-    <w:abstractNumId w:val="0"/>
-  </w:num>
-  <w:num w:numId="403" w16cid:durableId="571280579">
-    <w:abstractNumId w:val="1"/>
-  </w:num>
-  <w:num w:numId="404" w16cid:durableId="1117792215">
-    <w:abstractNumId w:val="2"/>
-  </w:num>
-  <w:num w:numId="405" w16cid:durableId="1726906002">
-    <w:abstractNumId w:val="3"/>
-  </w:num>
-  <w:num w:numId="406" w16cid:durableId="387996084">
-    <w:abstractNumId w:val="8"/>
-  </w:num>
-  <w:num w:numId="407" w16cid:durableId="486868931">
-    <w:abstractNumId w:val="4"/>
-  </w:num>
-  <w:num w:numId="408" w16cid:durableId="825977270">
-    <w:abstractNumId w:val="5"/>
-  </w:num>
-  <w:num w:numId="409" w16cid:durableId="796339769">
-    <w:abstractNumId w:val="0"/>
-  </w:num>
-  <w:num w:numId="410" w16cid:durableId="380713901">
-    <w:abstractNumId w:val="1"/>
-  </w:num>
-  <w:num w:numId="411" w16cid:durableId="597100963">
-    <w:abstractNumId w:val="2"/>
-  </w:num>
-  <w:num w:numId="412" w16cid:durableId="147214280">
-    <w:abstractNumId w:val="3"/>
-  </w:num>
-  <w:num w:numId="413" w16cid:durableId="1116365150">
-    <w:abstractNumId w:val="8"/>
-  </w:num>
-  <w:num w:numId="414" w16cid:durableId="990250989">
-    <w:abstractNumId w:val="4"/>
-  </w:num>
-  <w:num w:numId="415" w16cid:durableId="1649703616">
-    <w:abstractNumId w:val="5"/>
-  </w:num>
-  <w:num w:numId="416" w16cid:durableId="509494326">
-    <w:abstractNumId w:val="0"/>
-  </w:num>
-  <w:num w:numId="417" w16cid:durableId="1453667208">
-    <w:abstractNumId w:val="1"/>
-  </w:num>
-  <w:num w:numId="418" w16cid:durableId="178618060">
-    <w:abstractNumId w:val="2"/>
-  </w:num>
-  <w:num w:numId="419" w16cid:durableId="351103460">
-    <w:abstractNumId w:val="3"/>
-  </w:num>
-  <w:num w:numId="420" w16cid:durableId="1989288488">
-    <w:abstractNumId w:val="8"/>
-  </w:num>
-  <w:num w:numId="421" w16cid:durableId="341125853">
-    <w:abstractNumId w:val="4"/>
-  </w:num>
-  <w:num w:numId="422" w16cid:durableId="1823230596">
-    <w:abstractNumId w:val="5"/>
-  </w:num>
-  <w:num w:numId="423" w16cid:durableId="1224826921">
-    <w:abstractNumId w:val="0"/>
-  </w:num>
-  <w:num w:numId="424" w16cid:durableId="724571054">
-    <w:abstractNumId w:val="1"/>
-  </w:num>
-  <w:num w:numId="425" w16cid:durableId="67852262">
-    <w:abstractNumId w:val="2"/>
-  </w:num>
-  <w:num w:numId="426" w16cid:durableId="1527451745">
-    <w:abstractNumId w:val="3"/>
-  </w:num>
-  <w:num w:numId="427" w16cid:durableId="1899126535">
-    <w:abstractNumId w:val="8"/>
-  </w:num>
-  <w:num w:numId="428" w16cid:durableId="1264151466">
-    <w:abstractNumId w:val="4"/>
-  </w:num>
-  <w:num w:numId="429" w16cid:durableId="820200114">
-    <w:abstractNumId w:val="5"/>
-  </w:num>
-  <w:num w:numId="430" w16cid:durableId="1652439531">
-    <w:abstractNumId w:val="0"/>
-  </w:num>
-  <w:num w:numId="431" w16cid:durableId="1358700755">
-    <w:abstractNumId w:val="1"/>
-  </w:num>
-  <w:num w:numId="432" w16cid:durableId="88239564">
-    <w:abstractNumId w:val="2"/>
-  </w:num>
-  <w:num w:numId="433" w16cid:durableId="1838036167">
-    <w:abstractNumId w:val="3"/>
-  </w:num>
-  <w:num w:numId="434" w16cid:durableId="166748309">
-    <w:abstractNumId w:val="8"/>
-  </w:num>
-  <w:num w:numId="435" w16cid:durableId="1312295132">
-    <w:abstractNumId w:val="4"/>
-  </w:num>
-  <w:num w:numId="436" w16cid:durableId="131097495">
-    <w:abstractNumId w:val="5"/>
-  </w:num>
-  <w:num w:numId="437" w16cid:durableId="1878926449">
-    <w:abstractNumId w:val="15"/>
-  </w:num>
-  <w:num w:numId="438" w16cid:durableId="1859077444">
-    <w:abstractNumId w:val="0"/>
-  </w:num>
-  <w:num w:numId="439" w16cid:durableId="1106732345">
-    <w:abstractNumId w:val="1"/>
-  </w:num>
-  <w:num w:numId="440" w16cid:durableId="77094334">
-    <w:abstractNumId w:val="2"/>
-  </w:num>
-  <w:num w:numId="441" w16cid:durableId="1059786998">
-    <w:abstractNumId w:val="3"/>
-  </w:num>
-  <w:num w:numId="442" w16cid:durableId="75716333">
-    <w:abstractNumId w:val="8"/>
-  </w:num>
-  <w:num w:numId="443" w16cid:durableId="1544636798">
-    <w:abstractNumId w:val="4"/>
-  </w:num>
-  <w:num w:numId="444" w16cid:durableId="987129416">
-    <w:abstractNumId w:val="5"/>
-  </w:num>
-  <w:num w:numId="445" w16cid:durableId="618728600">
-    <w:abstractNumId w:val="0"/>
-  </w:num>
-  <w:num w:numId="446" w16cid:durableId="1289050710">
-    <w:abstractNumId w:val="1"/>
-  </w:num>
-  <w:num w:numId="447" w16cid:durableId="439300169">
-    <w:abstractNumId w:val="2"/>
-  </w:num>
-  <w:num w:numId="448" w16cid:durableId="2006930994">
-    <w:abstractNumId w:val="3"/>
-  </w:num>
-  <w:num w:numId="449" w16cid:durableId="387414711">
-    <w:abstractNumId w:val="8"/>
-  </w:num>
-  <w:num w:numId="450" w16cid:durableId="806627007">
-    <w:abstractNumId w:val="4"/>
-  </w:num>
-  <w:num w:numId="451" w16cid:durableId="584267209">
-    <w:abstractNumId w:val="5"/>
-  </w:num>
-  <w:num w:numId="452" w16cid:durableId="1465125111">
-    <w:abstractNumId w:val="0"/>
-  </w:num>
-  <w:num w:numId="453" w16cid:durableId="11540735">
-    <w:abstractNumId w:val="1"/>
-  </w:num>
-  <w:num w:numId="454" w16cid:durableId="1415978431">
-    <w:abstractNumId w:val="2"/>
-  </w:num>
-  <w:num w:numId="455" w16cid:durableId="1488008706">
-    <w:abstractNumId w:val="3"/>
-  </w:num>
-  <w:num w:numId="456" w16cid:durableId="885066818">
-    <w:abstractNumId w:val="8"/>
-  </w:num>
-  <w:num w:numId="457" w16cid:durableId="1448309958">
-    <w:abstractNumId w:val="4"/>
-  </w:num>
-  <w:num w:numId="458" w16cid:durableId="1118765574">
-    <w:abstractNumId w:val="5"/>
-  </w:num>
-  <w:num w:numId="459" w16cid:durableId="590044774">
-    <w:abstractNumId w:val="0"/>
-  </w:num>
-  <w:num w:numId="460" w16cid:durableId="1241450492">
-    <w:abstractNumId w:val="1"/>
-  </w:num>
-  <w:num w:numId="461" w16cid:durableId="565847333">
-    <w:abstractNumId w:val="2"/>
-  </w:num>
-  <w:num w:numId="462" w16cid:durableId="1183398625">
-    <w:abstractNumId w:val="3"/>
-  </w:num>
-  <w:num w:numId="463" w16cid:durableId="63767460">
-    <w:abstractNumId w:val="8"/>
-  </w:num>
-  <w:num w:numId="464" w16cid:durableId="1771313288">
-    <w:abstractNumId w:val="4"/>
-  </w:num>
-  <w:num w:numId="465" w16cid:durableId="993919866">
-    <w:abstractNumId w:val="5"/>
-  </w:num>
-  <w:num w:numId="466" w16cid:durableId="966928451">
-    <w:abstractNumId w:val="0"/>
-  </w:num>
-  <w:num w:numId="467" w16cid:durableId="1096173322">
-    <w:abstractNumId w:val="1"/>
-  </w:num>
-  <w:num w:numId="468" w16cid:durableId="637495167">
-    <w:abstractNumId w:val="2"/>
-  </w:num>
-  <w:num w:numId="469" w16cid:durableId="77094193">
-    <w:abstractNumId w:val="3"/>
-  </w:num>
-  <w:num w:numId="470" w16cid:durableId="191656386">
-    <w:abstractNumId w:val="8"/>
-  </w:num>
-  <w:num w:numId="471" w16cid:durableId="1217929577">
-    <w:abstractNumId w:val="4"/>
-  </w:num>
-  <w:num w:numId="472" w16cid:durableId="1192036771">
-    <w:abstractNumId w:val="5"/>
-  </w:num>
-  <w:num w:numId="473" w16cid:durableId="571156052">
-    <w:abstractNumId w:val="0"/>
-  </w:num>
-  <w:num w:numId="474" w16cid:durableId="1802071711">
-    <w:abstractNumId w:val="1"/>
-  </w:num>
-  <w:num w:numId="475" w16cid:durableId="1463226198">
-    <w:abstractNumId w:val="2"/>
-  </w:num>
-  <w:num w:numId="476" w16cid:durableId="1191457979">
-    <w:abstractNumId w:val="3"/>
-  </w:num>
-  <w:num w:numId="477" w16cid:durableId="342097938">
-    <w:abstractNumId w:val="8"/>
-  </w:num>
-  <w:num w:numId="478" w16cid:durableId="536478620">
-    <w:abstractNumId w:val="4"/>
-  </w:num>
-  <w:num w:numId="479" w16cid:durableId="1208378022">
-    <w:abstractNumId w:val="5"/>
-  </w:num>
-  <w:num w:numId="480" w16cid:durableId="142626944">
-    <w:abstractNumId w:val="0"/>
-  </w:num>
-  <w:num w:numId="481" w16cid:durableId="206642823">
-    <w:abstractNumId w:val="1"/>
-  </w:num>
-  <w:num w:numId="482" w16cid:durableId="619410432">
-    <w:abstractNumId w:val="2"/>
-  </w:num>
-  <w:num w:numId="483" w16cid:durableId="995690384">
-    <w:abstractNumId w:val="3"/>
-  </w:num>
-  <w:num w:numId="484" w16cid:durableId="157380459">
-    <w:abstractNumId w:val="8"/>
-  </w:num>
-  <w:num w:numId="485" w16cid:durableId="22678535">
-    <w:abstractNumId w:val="4"/>
-  </w:num>
-  <w:num w:numId="486" w16cid:durableId="805199918">
-    <w:abstractNumId w:val="5"/>
-  </w:num>
-  <w:num w:numId="487" w16cid:durableId="791246829">
-    <w:abstractNumId w:val="0"/>
-  </w:num>
-  <w:num w:numId="488" w16cid:durableId="907689225">
-    <w:abstractNumId w:val="1"/>
-  </w:num>
-  <w:num w:numId="489" w16cid:durableId="1568953078">
-    <w:abstractNumId w:val="2"/>
-  </w:num>
-  <w:num w:numId="490" w16cid:durableId="2101944171">
-    <w:abstractNumId w:val="3"/>
-  </w:num>
-  <w:num w:numId="491" w16cid:durableId="73087045">
-    <w:abstractNumId w:val="8"/>
-  </w:num>
-  <w:num w:numId="492" w16cid:durableId="2115008930">
-    <w:abstractNumId w:val="4"/>
-  </w:num>
-  <w:num w:numId="493" w16cid:durableId="1178276895">
-    <w:abstractNumId w:val="5"/>
-  </w:num>
-  <w:num w:numId="494" w16cid:durableId="1541625720">
-    <w:abstractNumId w:val="0"/>
-  </w:num>
-  <w:num w:numId="495" w16cid:durableId="1981955629">
-    <w:abstractNumId w:val="1"/>
-  </w:num>
-  <w:num w:numId="496" w16cid:durableId="107938907">
-    <w:abstractNumId w:val="2"/>
-  </w:num>
-  <w:num w:numId="497" w16cid:durableId="718437016">
-    <w:abstractNumId w:val="3"/>
-  </w:num>
-  <w:num w:numId="498" w16cid:durableId="1018390309">
-    <w:abstractNumId w:val="8"/>
-  </w:num>
-  <w:num w:numId="499" w16cid:durableId="494416736">
-    <w:abstractNumId w:val="4"/>
-  </w:num>
-  <w:num w:numId="500" w16cid:durableId="1953857272">
-    <w:abstractNumId w:val="5"/>
-  </w:num>
-  <w:num w:numId="501" w16cid:durableId="1165318950">
-    <w:abstractNumId w:val="0"/>
-  </w:num>
-  <w:num w:numId="502" w16cid:durableId="622657671">
-    <w:abstractNumId w:val="1"/>
-  </w:num>
-  <w:num w:numId="503" w16cid:durableId="500238566">
-    <w:abstractNumId w:val="2"/>
-  </w:num>
-  <w:num w:numId="504" w16cid:durableId="462308265">
-    <w:abstractNumId w:val="3"/>
-  </w:num>
-  <w:num w:numId="505" w16cid:durableId="246161579">
-    <w:abstractNumId w:val="8"/>
-  </w:num>
-  <w:num w:numId="506" w16cid:durableId="1811022724">
-    <w:abstractNumId w:val="4"/>
-  </w:num>
-  <w:num w:numId="507" w16cid:durableId="1365404802">
-    <w:abstractNumId w:val="5"/>
-  </w:num>
-  <w:num w:numId="508" w16cid:durableId="1612128623">
-    <w:abstractNumId w:val="0"/>
-  </w:num>
-  <w:num w:numId="509" w16cid:durableId="247079841">
-    <w:abstractNumId w:val="1"/>
-  </w:num>
-  <w:num w:numId="510" w16cid:durableId="1777674524">
-    <w:abstractNumId w:val="2"/>
-  </w:num>
-  <w:num w:numId="511" w16cid:durableId="755176826">
-    <w:abstractNumId w:val="3"/>
-  </w:num>
-  <w:num w:numId="512" w16cid:durableId="369964914">
-    <w:abstractNumId w:val="8"/>
-  </w:num>
-  <w:num w:numId="513" w16cid:durableId="1558659761">
-    <w:abstractNumId w:val="4"/>
-  </w:num>
-  <w:num w:numId="514" w16cid:durableId="1000692915">
-    <w:abstractNumId w:val="5"/>
-  </w:num>
-  <w:num w:numId="515" w16cid:durableId="498161581">
-    <w:abstractNumId w:val="0"/>
-  </w:num>
-  <w:num w:numId="516" w16cid:durableId="1222446246">
-    <w:abstractNumId w:val="1"/>
-  </w:num>
-  <w:num w:numId="517" w16cid:durableId="1010834285">
-    <w:abstractNumId w:val="2"/>
-  </w:num>
-  <w:num w:numId="518" w16cid:durableId="1041125839">
-    <w:abstractNumId w:val="3"/>
-  </w:num>
-  <w:num w:numId="519" w16cid:durableId="701367070">
-    <w:abstractNumId w:val="8"/>
-  </w:num>
-  <w:num w:numId="520" w16cid:durableId="694036603">
-    <w:abstractNumId w:val="4"/>
-  </w:num>
-  <w:num w:numId="521" w16cid:durableId="155268012">
-    <w:abstractNumId w:val="5"/>
-  </w:num>
-  <w:num w:numId="522" w16cid:durableId="2117940997">
-    <w:abstractNumId w:val="0"/>
-  </w:num>
-  <w:num w:numId="523" w16cid:durableId="2095735395">
-    <w:abstractNumId w:val="1"/>
-  </w:num>
-  <w:num w:numId="524" w16cid:durableId="1826897676">
-    <w:abstractNumId w:val="2"/>
-  </w:num>
-  <w:num w:numId="525" w16cid:durableId="1310400667">
-    <w:abstractNumId w:val="3"/>
-  </w:num>
-  <w:num w:numId="526" w16cid:durableId="2248749">
-    <w:abstractNumId w:val="8"/>
-  </w:num>
-  <w:num w:numId="527" w16cid:durableId="1274749191">
-    <w:abstractNumId w:val="4"/>
-  </w:num>
-  <w:num w:numId="528" w16cid:durableId="710611340">
-    <w:abstractNumId w:val="5"/>
-  </w:num>
-  <w:num w:numId="529" w16cid:durableId="478228513">
-    <w:abstractNumId w:val="0"/>
-  </w:num>
-  <w:num w:numId="530" w16cid:durableId="204412247">
-    <w:abstractNumId w:val="1"/>
-  </w:num>
-  <w:num w:numId="531" w16cid:durableId="1682395191">
-    <w:abstractNumId w:val="2"/>
-  </w:num>
-  <w:num w:numId="532" w16cid:durableId="1364749226">
-    <w:abstractNumId w:val="3"/>
-  </w:num>
-  <w:num w:numId="533" w16cid:durableId="2024815363">
-    <w:abstractNumId w:val="8"/>
-  </w:num>
-  <w:num w:numId="534" w16cid:durableId="2110156739">
-    <w:abstractNumId w:val="4"/>
-  </w:num>
-  <w:num w:numId="535" w16cid:durableId="1898973463">
-    <w:abstractNumId w:val="5"/>
-  </w:num>
-  <w:num w:numId="536" w16cid:durableId="1227034466">
-    <w:abstractNumId w:val="0"/>
-  </w:num>
-  <w:num w:numId="537" w16cid:durableId="428277819">
-    <w:abstractNumId w:val="1"/>
-  </w:num>
-  <w:num w:numId="538" w16cid:durableId="1508055261">
-    <w:abstractNumId w:val="2"/>
-  </w:num>
-  <w:num w:numId="539" w16cid:durableId="45882431">
-    <w:abstractNumId w:val="3"/>
-  </w:num>
-  <w:num w:numId="540" w16cid:durableId="1048996071">
-    <w:abstractNumId w:val="8"/>
-  </w:num>
-  <w:num w:numId="541" w16cid:durableId="1837378718">
-    <w:abstractNumId w:val="4"/>
-  </w:num>
-  <w:num w:numId="542" w16cid:durableId="490875830">
-    <w:abstractNumId w:val="5"/>
-  </w:num>
-  <w:num w:numId="543" w16cid:durableId="589897316">
-    <w:abstractNumId w:val="0"/>
-  </w:num>
-  <w:num w:numId="544" w16cid:durableId="260534635">
-    <w:abstractNumId w:val="1"/>
-  </w:num>
-  <w:num w:numId="545" w16cid:durableId="1198350019">
-    <w:abstractNumId w:val="2"/>
-  </w:num>
-  <w:num w:numId="546" w16cid:durableId="1123616917">
-    <w:abstractNumId w:val="3"/>
-  </w:num>
-  <w:num w:numId="547" w16cid:durableId="1279530054">
-    <w:abstractNumId w:val="8"/>
-  </w:num>
-  <w:num w:numId="548" w16cid:durableId="1872184869">
-    <w:abstractNumId w:val="4"/>
-  </w:num>
-  <w:num w:numId="549" w16cid:durableId="977804406">
-    <w:abstractNumId w:val="5"/>
-  </w:num>
-  <w:num w:numId="550" w16cid:durableId="1437478909">
-    <w:abstractNumId w:val="0"/>
-  </w:num>
-  <w:num w:numId="551" w16cid:durableId="1963537152">
-    <w:abstractNumId w:val="1"/>
-  </w:num>
-  <w:num w:numId="552" w16cid:durableId="1413157267">
-    <w:abstractNumId w:val="2"/>
-  </w:num>
-  <w:num w:numId="553" w16cid:durableId="260991944">
-    <w:abstractNumId w:val="3"/>
-  </w:num>
-  <w:num w:numId="554" w16cid:durableId="1211191086">
-    <w:abstractNumId w:val="8"/>
-  </w:num>
-  <w:num w:numId="555" w16cid:durableId="1796438977">
-    <w:abstractNumId w:val="4"/>
-  </w:num>
-  <w:num w:numId="556" w16cid:durableId="1981767977">
-    <w:abstractNumId w:val="5"/>
-  </w:num>
-  <w:num w:numId="557" w16cid:durableId="910888440">
-    <w:abstractNumId w:val="0"/>
-  </w:num>
-  <w:num w:numId="558" w16cid:durableId="332531777">
-    <w:abstractNumId w:val="1"/>
-  </w:num>
-  <w:num w:numId="559" w16cid:durableId="394085883">
-    <w:abstractNumId w:val="2"/>
-  </w:num>
-  <w:num w:numId="560" w16cid:durableId="1771657144">
-    <w:abstractNumId w:val="3"/>
-  </w:num>
-  <w:num w:numId="561" w16cid:durableId="1666588835">
-    <w:abstractNumId w:val="8"/>
-  </w:num>
-  <w:num w:numId="562" w16cid:durableId="1193227738">
-    <w:abstractNumId w:val="4"/>
-  </w:num>
-  <w:num w:numId="563" w16cid:durableId="1017316765">
-    <w:abstractNumId w:val="5"/>
-  </w:num>
-  <w:num w:numId="564" w16cid:durableId="802887492">
-    <w:abstractNumId w:val="0"/>
-  </w:num>
-  <w:num w:numId="565" w16cid:durableId="128910755">
-    <w:abstractNumId w:val="1"/>
-  </w:num>
-  <w:num w:numId="566" w16cid:durableId="831263194">
-    <w:abstractNumId w:val="2"/>
-  </w:num>
-  <w:num w:numId="567" w16cid:durableId="172720073">
-    <w:abstractNumId w:val="3"/>
-  </w:num>
-  <w:num w:numId="568" w16cid:durableId="287399428">
-    <w:abstractNumId w:val="8"/>
-  </w:num>
-  <w:num w:numId="569" w16cid:durableId="2026397964">
-    <w:abstractNumId w:val="4"/>
-  </w:num>
-  <w:num w:numId="570" w16cid:durableId="1328364273">
-    <w:abstractNumId w:val="5"/>
-  </w:num>
-  <w:num w:numId="571" w16cid:durableId="521165688">
-    <w:abstractNumId w:val="0"/>
-  </w:num>
-  <w:num w:numId="572" w16cid:durableId="872614235">
-    <w:abstractNumId w:val="1"/>
-  </w:num>
-  <w:num w:numId="573" w16cid:durableId="1258058893">
-    <w:abstractNumId w:val="2"/>
-  </w:num>
-  <w:num w:numId="574" w16cid:durableId="1554610121">
-    <w:abstractNumId w:val="3"/>
-  </w:num>
-  <w:num w:numId="575" w16cid:durableId="1480421644">
-    <w:abstractNumId w:val="8"/>
-  </w:num>
-  <w:num w:numId="576" w16cid:durableId="1373533637">
-    <w:abstractNumId w:val="4"/>
-  </w:num>
-  <w:num w:numId="577" w16cid:durableId="1590849465">
-    <w:abstractNumId w:val="5"/>
-  </w:num>
-  <w:num w:numId="578" w16cid:durableId="1559167164">
-    <w:abstractNumId w:val="0"/>
-  </w:num>
-  <w:num w:numId="579" w16cid:durableId="2060938424">
-    <w:abstractNumId w:val="1"/>
-  </w:num>
-  <w:num w:numId="580" w16cid:durableId="498814268">
-    <w:abstractNumId w:val="2"/>
-  </w:num>
-  <w:num w:numId="581" w16cid:durableId="1368138603">
-    <w:abstractNumId w:val="3"/>
-  </w:num>
-  <w:num w:numId="582" w16cid:durableId="1136023534">
-    <w:abstractNumId w:val="8"/>
-  </w:num>
-  <w:num w:numId="583" w16cid:durableId="1903170991">
-    <w:abstractNumId w:val="4"/>
-  </w:num>
-  <w:num w:numId="584" w16cid:durableId="1600797396">
-    <w:abstractNumId w:val="5"/>
-  </w:num>
-  <w:num w:numId="585" w16cid:durableId="763497976">
-    <w:abstractNumId w:val="0"/>
-  </w:num>
-  <w:num w:numId="586" w16cid:durableId="1428775065">
-    <w:abstractNumId w:val="1"/>
-  </w:num>
-  <w:num w:numId="587" w16cid:durableId="127169220">
-    <w:abstractNumId w:val="2"/>
-  </w:num>
-  <w:num w:numId="588" w16cid:durableId="425229233">
-    <w:abstractNumId w:val="3"/>
-  </w:num>
-  <w:num w:numId="589" w16cid:durableId="534196473">
-    <w:abstractNumId w:val="8"/>
-  </w:num>
-  <w:num w:numId="590" w16cid:durableId="528833633">
-    <w:abstractNumId w:val="4"/>
-  </w:num>
-  <w:num w:numId="591" w16cid:durableId="548108965">
-    <w:abstractNumId w:val="5"/>
-  </w:num>
-  <w:num w:numId="592" w16cid:durableId="1370303363">
-    <w:abstractNumId w:val="0"/>
-  </w:num>
-  <w:num w:numId="593" w16cid:durableId="1570572776">
-    <w:abstractNumId w:val="1"/>
-  </w:num>
-  <w:num w:numId="594" w16cid:durableId="454444240">
-    <w:abstractNumId w:val="2"/>
-  </w:num>
-  <w:num w:numId="595" w16cid:durableId="1246305050">
-    <w:abstractNumId w:val="3"/>
-  </w:num>
-  <w:num w:numId="596" w16cid:durableId="536818614">
-    <w:abstractNumId w:val="8"/>
-  </w:num>
-  <w:num w:numId="597" w16cid:durableId="92745848">
-    <w:abstractNumId w:val="4"/>
-  </w:num>
-  <w:num w:numId="598" w16cid:durableId="1678144712">
-    <w:abstractNumId w:val="5"/>
-  </w:num>
-  <w:num w:numId="599" w16cid:durableId="2029522567">
-    <w:abstractNumId w:val="0"/>
-  </w:num>
-  <w:num w:numId="600" w16cid:durableId="2115634402">
-    <w:abstractNumId w:val="1"/>
-  </w:num>
-  <w:num w:numId="601" w16cid:durableId="859323052">
-    <w:abstractNumId w:val="2"/>
-  </w:num>
-  <w:num w:numId="602" w16cid:durableId="1831944855">
-    <w:abstractNumId w:val="3"/>
-  </w:num>
-  <w:num w:numId="603" w16cid:durableId="1979602398">
-    <w:abstractNumId w:val="8"/>
-  </w:num>
-  <w:num w:numId="604" w16cid:durableId="1886335371">
-    <w:abstractNumId w:val="4"/>
-  </w:num>
-  <w:num w:numId="605" w16cid:durableId="1709915319">
-    <w:abstractNumId w:val="5"/>
-  </w:num>
-  <w:num w:numId="606" w16cid:durableId="763647231">
-    <w:abstractNumId w:val="0"/>
-  </w:num>
-  <w:num w:numId="607" w16cid:durableId="131793153">
-    <w:abstractNumId w:val="1"/>
-  </w:num>
-  <w:num w:numId="608" w16cid:durableId="2128617968">
-    <w:abstractNumId w:val="2"/>
-  </w:num>
-  <w:num w:numId="609" w16cid:durableId="1523786698">
-    <w:abstractNumId w:val="3"/>
-  </w:num>
-  <w:num w:numId="610" w16cid:durableId="1745301767">
-    <w:abstractNumId w:val="8"/>
-  </w:num>
-  <w:num w:numId="611" w16cid:durableId="410858318">
-    <w:abstractNumId w:val="4"/>
-  </w:num>
-  <w:num w:numId="612" w16cid:durableId="996306034">
-    <w:abstractNumId w:val="5"/>
-  </w:num>
-  <w:num w:numId="613" w16cid:durableId="979115386">
-    <w:abstractNumId w:val="0"/>
-  </w:num>
-  <w:num w:numId="614" w16cid:durableId="1231304603">
-    <w:abstractNumId w:val="1"/>
-  </w:num>
-  <w:num w:numId="615" w16cid:durableId="570578555">
-    <w:abstractNumId w:val="2"/>
-  </w:num>
-  <w:num w:numId="616" w16cid:durableId="2045595137">
-    <w:abstractNumId w:val="3"/>
-  </w:num>
-  <w:num w:numId="617" w16cid:durableId="1823621700">
-    <w:abstractNumId w:val="8"/>
-  </w:num>
-  <w:num w:numId="618" w16cid:durableId="849301062">
-    <w:abstractNumId w:val="4"/>
-  </w:num>
-  <w:num w:numId="619" w16cid:durableId="1626306595">
-    <w:abstractNumId w:val="5"/>
-  </w:num>
-  <w:num w:numId="620" w16cid:durableId="1859807582">
-    <w:abstractNumId w:val="0"/>
-  </w:num>
-  <w:num w:numId="621" w16cid:durableId="81686685">
-    <w:abstractNumId w:val="1"/>
-  </w:num>
-  <w:num w:numId="622" w16cid:durableId="548882749">
-    <w:abstractNumId w:val="2"/>
-  </w:num>
-  <w:num w:numId="623" w16cid:durableId="266886472">
-    <w:abstractNumId w:val="3"/>
-  </w:num>
-  <w:num w:numId="624" w16cid:durableId="1228805196">
-    <w:abstractNumId w:val="8"/>
-  </w:num>
-  <w:num w:numId="625" w16cid:durableId="1169710993">
-    <w:abstractNumId w:val="4"/>
-  </w:num>
-  <w:num w:numId="626" w16cid:durableId="547032094">
-    <w:abstractNumId w:val="5"/>
-  </w:num>
-  <w:num w:numId="627" w16cid:durableId="1097602693">
-    <w:abstractNumId w:val="0"/>
-  </w:num>
-  <w:num w:numId="628" w16cid:durableId="1216241582">
-    <w:abstractNumId w:val="1"/>
-  </w:num>
-  <w:num w:numId="629" w16cid:durableId="84350268">
-    <w:abstractNumId w:val="2"/>
-  </w:num>
-  <w:num w:numId="630" w16cid:durableId="1970239049">
-    <w:abstractNumId w:val="3"/>
-  </w:num>
-  <w:num w:numId="631" w16cid:durableId="1334449177">
-    <w:abstractNumId w:val="8"/>
-  </w:num>
-  <w:num w:numId="632" w16cid:durableId="2099328947">
-    <w:abstractNumId w:val="4"/>
-  </w:num>
-  <w:num w:numId="633" w16cid:durableId="78404471">
-    <w:abstractNumId w:val="5"/>
-  </w:num>
-  <w:num w:numId="634" w16cid:durableId="179396918">
-    <w:abstractNumId w:val="0"/>
-  </w:num>
-  <w:num w:numId="635" w16cid:durableId="1935822139">
-    <w:abstractNumId w:val="1"/>
-  </w:num>
-  <w:num w:numId="636" w16cid:durableId="472137952">
-    <w:abstractNumId w:val="2"/>
-  </w:num>
-  <w:num w:numId="637" w16cid:durableId="1283538783">
-    <w:abstractNumId w:val="3"/>
-  </w:num>
-  <w:num w:numId="638" w16cid:durableId="1672754909">
-    <w:abstractNumId w:val="8"/>
-  </w:num>
-  <w:num w:numId="639" w16cid:durableId="1710641338">
-    <w:abstractNumId w:val="4"/>
-  </w:num>
-  <w:num w:numId="640" w16cid:durableId="421538139">
-    <w:abstractNumId w:val="5"/>
-  </w:num>
-  <w:num w:numId="641" w16cid:durableId="1285382868">
-    <w:abstractNumId w:val="0"/>
-  </w:num>
-  <w:num w:numId="642" w16cid:durableId="898596145">
-    <w:abstractNumId w:val="1"/>
-  </w:num>
-  <w:num w:numId="643" w16cid:durableId="1010370814">
-    <w:abstractNumId w:val="2"/>
-  </w:num>
-  <w:num w:numId="644" w16cid:durableId="656031274">
-    <w:abstractNumId w:val="3"/>
-  </w:num>
-  <w:num w:numId="645" w16cid:durableId="2081361347">
-    <w:abstractNumId w:val="8"/>
-  </w:num>
-  <w:num w:numId="646" w16cid:durableId="195892056">
-    <w:abstractNumId w:val="4"/>
-  </w:num>
-  <w:num w:numId="647" w16cid:durableId="19941406">
-    <w:abstractNumId w:val="5"/>
-  </w:num>
-  <w:num w:numId="648" w16cid:durableId="1514144175">
-    <w:abstractNumId w:val="0"/>
-  </w:num>
-  <w:num w:numId="649" w16cid:durableId="247345334">
-    <w:abstractNumId w:val="1"/>
-  </w:num>
-  <w:num w:numId="650" w16cid:durableId="1845238000">
-    <w:abstractNumId w:val="2"/>
-  </w:num>
-  <w:num w:numId="651" w16cid:durableId="633750584">
-    <w:abstractNumId w:val="3"/>
-  </w:num>
-  <w:num w:numId="652" w16cid:durableId="378288447">
-    <w:abstractNumId w:val="8"/>
-  </w:num>
-  <w:num w:numId="653" w16cid:durableId="1056272909">
-    <w:abstractNumId w:val="4"/>
-  </w:num>
-  <w:num w:numId="654" w16cid:durableId="78716602">
-    <w:abstractNumId w:val="5"/>
-  </w:num>
-  <w:num w:numId="655" w16cid:durableId="413086332">
-    <w:abstractNumId w:val="0"/>
-  </w:num>
-  <w:num w:numId="656" w16cid:durableId="1089236448">
-    <w:abstractNumId w:val="1"/>
-  </w:num>
-  <w:num w:numId="657" w16cid:durableId="683630692">
-    <w:abstractNumId w:val="2"/>
-  </w:num>
-  <w:num w:numId="658" w16cid:durableId="952133164">
-    <w:abstractNumId w:val="3"/>
-  </w:num>
-  <w:num w:numId="659" w16cid:durableId="667363153">
-    <w:abstractNumId w:val="8"/>
-  </w:num>
-  <w:num w:numId="660" w16cid:durableId="4597148">
-    <w:abstractNumId w:val="4"/>
-  </w:num>
-  <w:num w:numId="661" w16cid:durableId="1054474494">
-    <w:abstractNumId w:val="5"/>
-  </w:num>
-  <w:num w:numId="662" w16cid:durableId="337346508">
-    <w:abstractNumId w:val="0"/>
-  </w:num>
-  <w:num w:numId="663" w16cid:durableId="744256083">
-    <w:abstractNumId w:val="1"/>
-  </w:num>
-  <w:num w:numId="664" w16cid:durableId="947349044">
-    <w:abstractNumId w:val="2"/>
-  </w:num>
-  <w:num w:numId="665" w16cid:durableId="1201821764">
-    <w:abstractNumId w:val="3"/>
-  </w:num>
-  <w:num w:numId="666" w16cid:durableId="649217099">
-    <w:abstractNumId w:val="8"/>
-  </w:num>
-  <w:num w:numId="667" w16cid:durableId="1855873942">
-    <w:abstractNumId w:val="4"/>
-  </w:num>
-  <w:num w:numId="668" w16cid:durableId="1293175065">
-    <w:abstractNumId w:val="5"/>
-  </w:num>
-  <w:num w:numId="669" w16cid:durableId="2108426292">
-    <w:abstractNumId w:val="0"/>
-  </w:num>
-  <w:num w:numId="670" w16cid:durableId="71238832">
-    <w:abstractNumId w:val="1"/>
-  </w:num>
-  <w:num w:numId="671" w16cid:durableId="1853031668">
-    <w:abstractNumId w:val="2"/>
-  </w:num>
-  <w:num w:numId="672" w16cid:durableId="411004472">
-    <w:abstractNumId w:val="3"/>
-  </w:num>
-  <w:num w:numId="673" w16cid:durableId="1451701734">
-    <w:abstractNumId w:val="8"/>
-  </w:num>
-  <w:num w:numId="674" w16cid:durableId="1623144957">
-    <w:abstractNumId w:val="4"/>
-  </w:num>
-  <w:num w:numId="675" w16cid:durableId="780494822">
-    <w:abstractNumId w:val="5"/>
-  </w:num>
-  <w:num w:numId="676" w16cid:durableId="962880251">
-    <w:abstractNumId w:val="0"/>
-  </w:num>
-  <w:num w:numId="677" w16cid:durableId="695666353">
-    <w:abstractNumId w:val="1"/>
-  </w:num>
-  <w:num w:numId="678" w16cid:durableId="17629393">
-    <w:abstractNumId w:val="2"/>
-  </w:num>
-  <w:num w:numId="679" w16cid:durableId="932713016">
-    <w:abstractNumId w:val="3"/>
-  </w:num>
-  <w:num w:numId="680" w16cid:durableId="832648927">
-    <w:abstractNumId w:val="8"/>
-  </w:num>
-  <w:num w:numId="681" w16cid:durableId="1379209259">
-    <w:abstractNumId w:val="4"/>
-  </w:num>
-  <w:num w:numId="682" w16cid:durableId="1658723104">
-    <w:abstractNumId w:val="5"/>
-  </w:num>
-  <w:num w:numId="683" w16cid:durableId="1972395283">
-    <w:abstractNumId w:val="0"/>
-  </w:num>
-  <w:num w:numId="684" w16cid:durableId="1917475577">
-    <w:abstractNumId w:val="1"/>
-  </w:num>
-  <w:num w:numId="685" w16cid:durableId="283508849">
-    <w:abstractNumId w:val="2"/>
-  </w:num>
-  <w:num w:numId="686" w16cid:durableId="696930133">
-    <w:abstractNumId w:val="3"/>
-  </w:num>
-  <w:num w:numId="687" w16cid:durableId="514347422">
-    <w:abstractNumId w:val="8"/>
-  </w:num>
-  <w:num w:numId="688" w16cid:durableId="1669870315">
-    <w:abstractNumId w:val="4"/>
-  </w:num>
-  <w:num w:numId="689" w16cid:durableId="2011133781">
-    <w:abstractNumId w:val="5"/>
-  </w:num>
-  <w:num w:numId="690" w16cid:durableId="1023744673">
-    <w:abstractNumId w:val="0"/>
-  </w:num>
-  <w:num w:numId="691" w16cid:durableId="1989238350">
-    <w:abstractNumId w:val="1"/>
-  </w:num>
-  <w:num w:numId="692" w16cid:durableId="1053653150">
-    <w:abstractNumId w:val="2"/>
-  </w:num>
-  <w:num w:numId="693" w16cid:durableId="1511218822">
-    <w:abstractNumId w:val="3"/>
-  </w:num>
-  <w:num w:numId="694" w16cid:durableId="1443184904">
-    <w:abstractNumId w:val="8"/>
-  </w:num>
-  <w:num w:numId="695" w16cid:durableId="1517115906">
-    <w:abstractNumId w:val="4"/>
-  </w:num>
-  <w:num w:numId="696" w16cid:durableId="723069957">
-    <w:abstractNumId w:val="5"/>
-  </w:num>
-  <w:num w:numId="697" w16cid:durableId="1713073200">
-    <w:abstractNumId w:val="0"/>
-  </w:num>
-  <w:num w:numId="698" w16cid:durableId="596868007">
-    <w:abstractNumId w:val="1"/>
-  </w:num>
-  <w:num w:numId="699" w16cid:durableId="786586482">
-    <w:abstractNumId w:val="2"/>
-  </w:num>
-  <w:num w:numId="700" w16cid:durableId="1447387339">
-    <w:abstractNumId w:val="3"/>
-  </w:num>
-  <w:num w:numId="701" w16cid:durableId="1249844346">
-    <w:abstractNumId w:val="8"/>
-  </w:num>
-  <w:num w:numId="702" w16cid:durableId="1428424032">
-    <w:abstractNumId w:val="4"/>
-  </w:num>
-  <w:num w:numId="703" w16cid:durableId="1053308794">
-    <w:abstractNumId w:val="5"/>
-  </w:num>
-  <w:num w:numId="704" w16cid:durableId="219025387">
-    <w:abstractNumId w:val="0"/>
-  </w:num>
-  <w:num w:numId="705" w16cid:durableId="1995448456">
-    <w:abstractNumId w:val="1"/>
-  </w:num>
-  <w:num w:numId="706" w16cid:durableId="1812869704">
-    <w:abstractNumId w:val="2"/>
-  </w:num>
-  <w:num w:numId="707" w16cid:durableId="981814102">
-    <w:abstractNumId w:val="3"/>
-  </w:num>
-  <w:num w:numId="708" w16cid:durableId="1129783952">
-    <w:abstractNumId w:val="8"/>
-  </w:num>
-  <w:num w:numId="709" w16cid:durableId="491290316">
-    <w:abstractNumId w:val="4"/>
-  </w:num>
-  <w:num w:numId="710" w16cid:durableId="2122992235">
-    <w:abstractNumId w:val="5"/>
-  </w:num>
-  <w:num w:numId="711" w16cid:durableId="2036887625">
-    <w:abstractNumId w:val="0"/>
-  </w:num>
-  <w:num w:numId="712" w16cid:durableId="574127848">
-    <w:abstractNumId w:val="1"/>
-  </w:num>
-  <w:num w:numId="713" w16cid:durableId="1630429557">
-    <w:abstractNumId w:val="2"/>
-  </w:num>
-  <w:num w:numId="714" w16cid:durableId="1288581845">
-    <w:abstractNumId w:val="3"/>
-  </w:num>
-  <w:num w:numId="715" w16cid:durableId="1766268092">
-    <w:abstractNumId w:val="8"/>
-  </w:num>
-  <w:num w:numId="716" w16cid:durableId="559485948">
-    <w:abstractNumId w:val="4"/>
-  </w:num>
-  <w:num w:numId="717" w16cid:durableId="746802028">
-    <w:abstractNumId w:val="5"/>
-  </w:num>
-  <w:num w:numId="718" w16cid:durableId="288096468">
-    <w:abstractNumId w:val="0"/>
-  </w:num>
-  <w:num w:numId="719" w16cid:durableId="78135418">
-    <w:abstractNumId w:val="1"/>
-  </w:num>
-  <w:num w:numId="720" w16cid:durableId="1171523484">
-    <w:abstractNumId w:val="2"/>
-  </w:num>
-  <w:num w:numId="721" w16cid:durableId="1609897641">
-    <w:abstractNumId w:val="3"/>
-  </w:num>
-  <w:num w:numId="722" w16cid:durableId="1373311779">
-    <w:abstractNumId w:val="8"/>
-  </w:num>
-  <w:num w:numId="723" w16cid:durableId="1706639329">
-    <w:abstractNumId w:val="4"/>
-  </w:num>
-  <w:num w:numId="724" w16cid:durableId="1581794914">
-    <w:abstractNumId w:val="5"/>
-  </w:num>
-  <w:num w:numId="725" w16cid:durableId="2166585">
-    <w:abstractNumId w:val="0"/>
-  </w:num>
-  <w:num w:numId="726" w16cid:durableId="542981223">
-    <w:abstractNumId w:val="1"/>
-  </w:num>
-  <w:num w:numId="727" w16cid:durableId="810439014">
-    <w:abstractNumId w:val="2"/>
-  </w:num>
-  <w:num w:numId="728" w16cid:durableId="953942897">
-    <w:abstractNumId w:val="3"/>
-  </w:num>
-  <w:num w:numId="729" w16cid:durableId="3746794">
-    <w:abstractNumId w:val="8"/>
-  </w:num>
-  <w:num w:numId="730" w16cid:durableId="1092899490">
-    <w:abstractNumId w:val="4"/>
-  </w:num>
-  <w:num w:numId="731" w16cid:durableId="150174535">
-    <w:abstractNumId w:val="5"/>
-  </w:num>
-  <w:num w:numId="732" w16cid:durableId="526480143">
-    <w:abstractNumId w:val="0"/>
-  </w:num>
-  <w:num w:numId="733" w16cid:durableId="670647445">
-    <w:abstractNumId w:val="1"/>
-  </w:num>
-  <w:num w:numId="734" w16cid:durableId="718360066">
-    <w:abstractNumId w:val="2"/>
-  </w:num>
-  <w:num w:numId="735" w16cid:durableId="972976791">
-    <w:abstractNumId w:val="3"/>
-  </w:num>
-  <w:num w:numId="736" w16cid:durableId="86460856">
-    <w:abstractNumId w:val="8"/>
-  </w:num>
-  <w:num w:numId="737" w16cid:durableId="2100515511">
-    <w:abstractNumId w:val="4"/>
-  </w:num>
-  <w:num w:numId="738" w16cid:durableId="885532131">
-    <w:abstractNumId w:val="5"/>
-  </w:num>
-  <w:num w:numId="739" w16cid:durableId="805858700">
-    <w:abstractNumId w:val="0"/>
-  </w:num>
-  <w:num w:numId="740" w16cid:durableId="1009871513">
-    <w:abstractNumId w:val="1"/>
-  </w:num>
-  <w:num w:numId="741" w16cid:durableId="177735891">
-    <w:abstractNumId w:val="2"/>
-  </w:num>
-  <w:num w:numId="742" w16cid:durableId="1677918737">
-    <w:abstractNumId w:val="3"/>
-  </w:num>
-  <w:num w:numId="743" w16cid:durableId="789591178">
-    <w:abstractNumId w:val="8"/>
-  </w:num>
-  <w:num w:numId="744" w16cid:durableId="770586996">
-    <w:abstractNumId w:val="4"/>
-  </w:num>
-  <w:num w:numId="745" w16cid:durableId="346252906">
-    <w:abstractNumId w:val="5"/>
-  </w:num>
-  <w:num w:numId="746" w16cid:durableId="674504724">
-    <w:abstractNumId w:val="0"/>
-  </w:num>
-  <w:num w:numId="747" w16cid:durableId="567423850">
-    <w:abstractNumId w:val="1"/>
-  </w:num>
-  <w:num w:numId="748" w16cid:durableId="1510369295">
-    <w:abstractNumId w:val="2"/>
-  </w:num>
-  <w:num w:numId="749" w16cid:durableId="690883901">
-    <w:abstractNumId w:val="3"/>
-  </w:num>
-  <w:num w:numId="750" w16cid:durableId="347950426">
-    <w:abstractNumId w:val="8"/>
-  </w:num>
-  <w:num w:numId="751" w16cid:durableId="34819851">
-    <w:abstractNumId w:val="4"/>
-  </w:num>
-  <w:num w:numId="752" w16cid:durableId="1194929115">
-    <w:abstractNumId w:val="5"/>
-  </w:num>
-  <w:num w:numId="753" w16cid:durableId="1477144710">
-    <w:abstractNumId w:val="0"/>
-  </w:num>
-  <w:num w:numId="754" w16cid:durableId="524371715">
-    <w:abstractNumId w:val="1"/>
-  </w:num>
-  <w:num w:numId="755" w16cid:durableId="1066535899">
-    <w:abstractNumId w:val="2"/>
-  </w:num>
-  <w:num w:numId="756" w16cid:durableId="1462848529">
-    <w:abstractNumId w:val="3"/>
-  </w:num>
-  <w:num w:numId="757" w16cid:durableId="670840892">
-    <w:abstractNumId w:val="8"/>
-  </w:num>
-  <w:num w:numId="758" w16cid:durableId="200016646">
-    <w:abstractNumId w:val="4"/>
-  </w:num>
-  <w:num w:numId="759" w16cid:durableId="1213348815">
-    <w:abstractNumId w:val="5"/>
-  </w:num>
-  <w:num w:numId="760" w16cid:durableId="1632632935">
-    <w:abstractNumId w:val="0"/>
-  </w:num>
-  <w:num w:numId="761" w16cid:durableId="1869753862">
-    <w:abstractNumId w:val="1"/>
-  </w:num>
-  <w:num w:numId="762" w16cid:durableId="1538618709">
-    <w:abstractNumId w:val="2"/>
-  </w:num>
-  <w:num w:numId="763" w16cid:durableId="860241240">
-    <w:abstractNumId w:val="3"/>
-  </w:num>
-  <w:num w:numId="764" w16cid:durableId="257061249">
-    <w:abstractNumId w:val="8"/>
-  </w:num>
-  <w:num w:numId="765" w16cid:durableId="406197562">
-    <w:abstractNumId w:val="4"/>
-  </w:num>
-  <w:num w:numId="766" w16cid:durableId="696662188">
-    <w:abstractNumId w:val="5"/>
-  </w:num>
-  <w:num w:numId="767" w16cid:durableId="107430423">
-    <w:abstractNumId w:val="0"/>
-  </w:num>
-  <w:num w:numId="768" w16cid:durableId="1325739781">
-    <w:abstractNumId w:val="1"/>
-  </w:num>
-  <w:num w:numId="769" w16cid:durableId="138234555">
-    <w:abstractNumId w:val="2"/>
-  </w:num>
-  <w:num w:numId="770" w16cid:durableId="819228092">
-    <w:abstractNumId w:val="3"/>
-  </w:num>
-  <w:num w:numId="771" w16cid:durableId="1781995391">
-    <w:abstractNumId w:val="8"/>
-  </w:num>
-  <w:num w:numId="772" w16cid:durableId="204486458">
-    <w:abstractNumId w:val="4"/>
-  </w:num>
-  <w:num w:numId="773" w16cid:durableId="1350058706">
-    <w:abstractNumId w:val="5"/>
-  </w:num>
-  <w:num w:numId="774" w16cid:durableId="279469">
-    <w:abstractNumId w:val="0"/>
-  </w:num>
-  <w:num w:numId="775" w16cid:durableId="830369405">
-    <w:abstractNumId w:val="1"/>
-  </w:num>
-  <w:num w:numId="776" w16cid:durableId="1224027632">
-    <w:abstractNumId w:val="2"/>
-  </w:num>
-  <w:num w:numId="777" w16cid:durableId="16002222">
-    <w:abstractNumId w:val="3"/>
-  </w:num>
-  <w:num w:numId="778" w16cid:durableId="370690858">
-    <w:abstractNumId w:val="8"/>
-  </w:num>
-  <w:num w:numId="779" w16cid:durableId="1493260014">
-    <w:abstractNumId w:val="4"/>
-  </w:num>
-  <w:num w:numId="780" w16cid:durableId="569967093">
-    <w:abstractNumId w:val="5"/>
-  </w:num>
-  <w:num w:numId="781" w16cid:durableId="978728842">
-    <w:abstractNumId w:val="0"/>
-  </w:num>
-  <w:num w:numId="782" w16cid:durableId="193034403">
-    <w:abstractNumId w:val="1"/>
-  </w:num>
-  <w:num w:numId="783" w16cid:durableId="710497021">
-    <w:abstractNumId w:val="2"/>
-  </w:num>
-  <w:num w:numId="784" w16cid:durableId="1500149923">
-    <w:abstractNumId w:val="3"/>
-  </w:num>
-  <w:num w:numId="785" w16cid:durableId="1832912446">
-    <w:abstractNumId w:val="8"/>
-  </w:num>
-  <w:num w:numId="786" w16cid:durableId="1977296511">
-    <w:abstractNumId w:val="4"/>
-  </w:num>
-  <w:num w:numId="787" w16cid:durableId="1914853716">
-    <w:abstractNumId w:val="5"/>
-  </w:num>
-  <w:num w:numId="788" w16cid:durableId="1149975645">
-    <w:abstractNumId w:val="0"/>
-  </w:num>
-  <w:num w:numId="789" w16cid:durableId="1656690642">
-    <w:abstractNumId w:val="1"/>
-  </w:num>
-  <w:num w:numId="790" w16cid:durableId="988441908">
-    <w:abstractNumId w:val="2"/>
-  </w:num>
-  <w:num w:numId="791" w16cid:durableId="1772313488">
-    <w:abstractNumId w:val="3"/>
-  </w:num>
-  <w:num w:numId="792" w16cid:durableId="1918399515">
-    <w:abstractNumId w:val="8"/>
-  </w:num>
-  <w:num w:numId="793" w16cid:durableId="1708484425">
-    <w:abstractNumId w:val="4"/>
-  </w:num>
-  <w:num w:numId="794" w16cid:durableId="932394145">
-    <w:abstractNumId w:val="5"/>
-  </w:num>
-  <w:num w:numId="795" w16cid:durableId="14423922">
-    <w:abstractNumId w:val="0"/>
-  </w:num>
-  <w:num w:numId="796" w16cid:durableId="1348169310">
-    <w:abstractNumId w:val="1"/>
-  </w:num>
-  <w:num w:numId="797" w16cid:durableId="412581279">
-    <w:abstractNumId w:val="2"/>
-  </w:num>
-  <w:num w:numId="798" w16cid:durableId="1664701527">
-    <w:abstractNumId w:val="3"/>
-  </w:num>
-  <w:num w:numId="799" w16cid:durableId="486170497">
-    <w:abstractNumId w:val="8"/>
-  </w:num>
-  <w:num w:numId="800" w16cid:durableId="1518159632">
-    <w:abstractNumId w:val="4"/>
-  </w:num>
-  <w:num w:numId="801" w16cid:durableId="601501131">
-    <w:abstractNumId w:val="5"/>
-  </w:num>
-  <w:num w:numId="802" w16cid:durableId="1799761051">
-    <w:abstractNumId w:val="0"/>
-  </w:num>
-  <w:num w:numId="803" w16cid:durableId="2062365825">
-    <w:abstractNumId w:val="1"/>
-  </w:num>
-  <w:num w:numId="804" w16cid:durableId="1994798324">
-    <w:abstractNumId w:val="2"/>
-  </w:num>
-  <w:num w:numId="805" w16cid:durableId="743407447">
-    <w:abstractNumId w:val="3"/>
-  </w:num>
-  <w:num w:numId="806" w16cid:durableId="724567622">
-    <w:abstractNumId w:val="8"/>
-  </w:num>
-  <w:num w:numId="807" w16cid:durableId="1416434397">
-    <w:abstractNumId w:val="4"/>
-  </w:num>
-  <w:num w:numId="808" w16cid:durableId="791553965">
-    <w:abstractNumId w:val="5"/>
-  </w:num>
-  <w:num w:numId="809" w16cid:durableId="1059017746">
-    <w:abstractNumId w:val="0"/>
-  </w:num>
-  <w:num w:numId="810" w16cid:durableId="485516736">
-    <w:abstractNumId w:val="1"/>
-  </w:num>
-  <w:num w:numId="811" w16cid:durableId="1566066074">
-    <w:abstractNumId w:val="2"/>
-  </w:num>
-  <w:num w:numId="812" w16cid:durableId="1640382596">
-    <w:abstractNumId w:val="3"/>
-  </w:num>
-  <w:num w:numId="813" w16cid:durableId="361982878">
-    <w:abstractNumId w:val="8"/>
-  </w:num>
-  <w:num w:numId="814" w16cid:durableId="1022703095">
-    <w:abstractNumId w:val="4"/>
-  </w:num>
-  <w:num w:numId="815" w16cid:durableId="1445494015">
-    <w:abstractNumId w:val="5"/>
-  </w:num>
-  <w:num w:numId="816" w16cid:durableId="399061607">
-    <w:abstractNumId w:val="0"/>
-  </w:num>
-  <w:num w:numId="817" w16cid:durableId="941499721">
-    <w:abstractNumId w:val="1"/>
-  </w:num>
-  <w:num w:numId="818" w16cid:durableId="334961120">
-    <w:abstractNumId w:val="2"/>
-  </w:num>
-  <w:num w:numId="819" w16cid:durableId="560291238">
-    <w:abstractNumId w:val="3"/>
-  </w:num>
-  <w:num w:numId="820" w16cid:durableId="504170147">
-    <w:abstractNumId w:val="8"/>
-  </w:num>
-  <w:num w:numId="821" w16cid:durableId="617834120">
-    <w:abstractNumId w:val="4"/>
-  </w:num>
-  <w:num w:numId="822" w16cid:durableId="356590653">
-    <w:abstractNumId w:val="5"/>
-  </w:num>
-  <w:num w:numId="823" w16cid:durableId="1941644590">
-    <w:abstractNumId w:val="0"/>
-  </w:num>
-  <w:num w:numId="824" w16cid:durableId="394207254">
-    <w:abstractNumId w:val="1"/>
-  </w:num>
-  <w:num w:numId="825" w16cid:durableId="840462313">
-    <w:abstractNumId w:val="2"/>
-  </w:num>
-  <w:num w:numId="826" w16cid:durableId="837842916">
-    <w:abstractNumId w:val="3"/>
-  </w:num>
-  <w:num w:numId="827" w16cid:durableId="1708867276">
-    <w:abstractNumId w:val="8"/>
-  </w:num>
-  <w:num w:numId="828" w16cid:durableId="1904412507">
-    <w:abstractNumId w:val="4"/>
-  </w:num>
-  <w:num w:numId="829" w16cid:durableId="1629359498">
-    <w:abstractNumId w:val="5"/>
-  </w:num>
-  <w:num w:numId="830" w16cid:durableId="205413918">
-    <w:abstractNumId w:val="0"/>
-  </w:num>
-  <w:num w:numId="831" w16cid:durableId="1639872315">
-    <w:abstractNumId w:val="1"/>
-  </w:num>
-  <w:num w:numId="832" w16cid:durableId="1418477929">
-    <w:abstractNumId w:val="2"/>
-  </w:num>
-  <w:num w:numId="833" w16cid:durableId="1984311185">
-    <w:abstractNumId w:val="3"/>
-  </w:num>
-  <w:num w:numId="834" w16cid:durableId="1233348496">
-    <w:abstractNumId w:val="8"/>
-  </w:num>
-  <w:num w:numId="835" w16cid:durableId="501120529">
-    <w:abstractNumId w:val="4"/>
-  </w:num>
-  <w:num w:numId="836" w16cid:durableId="1987739294">
-    <w:abstractNumId w:val="5"/>
-  </w:num>
-  <w:num w:numId="837" w16cid:durableId="929044386">
-    <w:abstractNumId w:val="0"/>
-  </w:num>
-  <w:num w:numId="838" w16cid:durableId="294339493">
-    <w:abstractNumId w:val="1"/>
-  </w:num>
-  <w:num w:numId="839" w16cid:durableId="1590574749">
-    <w:abstractNumId w:val="2"/>
-  </w:num>
-  <w:num w:numId="840" w16cid:durableId="648050683">
-    <w:abstractNumId w:val="3"/>
-  </w:num>
-  <w:num w:numId="841" w16cid:durableId="1507088966">
-    <w:abstractNumId w:val="8"/>
-  </w:num>
-  <w:num w:numId="842" w16cid:durableId="240331122">
-    <w:abstractNumId w:val="4"/>
-  </w:num>
-  <w:num w:numId="843" w16cid:durableId="1927302139">
-    <w:abstractNumId w:val="5"/>
-  </w:num>
-  <w:num w:numId="844" w16cid:durableId="22948000">
-    <w:abstractNumId w:val="0"/>
-  </w:num>
-  <w:num w:numId="845" w16cid:durableId="825245380">
-    <w:abstractNumId w:val="1"/>
-  </w:num>
-  <w:num w:numId="846" w16cid:durableId="1051539207">
-    <w:abstractNumId w:val="2"/>
-  </w:num>
-  <w:num w:numId="847" w16cid:durableId="1981494375">
-    <w:abstractNumId w:val="3"/>
-  </w:num>
-  <w:num w:numId="848" w16cid:durableId="1090152748">
-    <w:abstractNumId w:val="8"/>
-  </w:num>
-  <w:num w:numId="849" w16cid:durableId="504170363">
-    <w:abstractNumId w:val="4"/>
-  </w:num>
-  <w:num w:numId="850" w16cid:durableId="285703185">
-    <w:abstractNumId w:val="5"/>
-  </w:num>
-  <w:num w:numId="851" w16cid:durableId="1821771502">
-    <w:abstractNumId w:val="0"/>
-  </w:num>
-  <w:num w:numId="852" w16cid:durableId="1263144098">
-    <w:abstractNumId w:val="1"/>
-  </w:num>
-  <w:num w:numId="853" w16cid:durableId="1005743598">
-    <w:abstractNumId w:val="2"/>
-  </w:num>
-  <w:num w:numId="854" w16cid:durableId="997001691">
-    <w:abstractNumId w:val="3"/>
-  </w:num>
-  <w:num w:numId="855" w16cid:durableId="1025061336">
-    <w:abstractNumId w:val="8"/>
-  </w:num>
-  <w:num w:numId="856" w16cid:durableId="938291168">
-    <w:abstractNumId w:val="4"/>
-  </w:num>
-  <w:num w:numId="857" w16cid:durableId="1159619307">
-    <w:abstractNumId w:val="5"/>
-  </w:num>
-  <w:num w:numId="858" w16cid:durableId="276982858">
-    <w:abstractNumId w:val="0"/>
-  </w:num>
-  <w:num w:numId="859" w16cid:durableId="1595702816">
-    <w:abstractNumId w:val="1"/>
-  </w:num>
-  <w:num w:numId="860" w16cid:durableId="435059655">
-    <w:abstractNumId w:val="2"/>
-  </w:num>
-  <w:num w:numId="861" w16cid:durableId="320739530">
-    <w:abstractNumId w:val="3"/>
-  </w:num>
-  <w:num w:numId="862" w16cid:durableId="385573151">
-    <w:abstractNumId w:val="8"/>
-  </w:num>
-  <w:num w:numId="863" w16cid:durableId="702248770">
-    <w:abstractNumId w:val="4"/>
-  </w:num>
-  <w:num w:numId="864" w16cid:durableId="1664967179">
-    <w:abstractNumId w:val="5"/>
-  </w:num>
-  <w:num w:numId="865" w16cid:durableId="1050300803">
-    <w:abstractNumId w:val="0"/>
-  </w:num>
-  <w:num w:numId="866" w16cid:durableId="599995627">
-    <w:abstractNumId w:val="1"/>
-  </w:num>
-  <w:num w:numId="867" w16cid:durableId="1296450726">
-    <w:abstractNumId w:val="2"/>
-  </w:num>
-  <w:num w:numId="868" w16cid:durableId="1601988899">
-    <w:abstractNumId w:val="3"/>
-  </w:num>
-  <w:num w:numId="869" w16cid:durableId="175272632">
-    <w:abstractNumId w:val="8"/>
-  </w:num>
-  <w:num w:numId="870" w16cid:durableId="1553614596">
-    <w:abstractNumId w:val="4"/>
-  </w:num>
-  <w:num w:numId="871" w16cid:durableId="1268273053">
-    <w:abstractNumId w:val="5"/>
-  </w:num>
-  <w:num w:numId="872" w16cid:durableId="2062705754">
-    <w:abstractNumId w:val="0"/>
-  </w:num>
-  <w:num w:numId="873" w16cid:durableId="302127383">
-    <w:abstractNumId w:val="1"/>
-  </w:num>
-  <w:num w:numId="874" w16cid:durableId="1792284773">
-    <w:abstractNumId w:val="2"/>
-  </w:num>
-  <w:num w:numId="875" w16cid:durableId="1149252338">
-    <w:abstractNumId w:val="3"/>
-  </w:num>
-  <w:num w:numId="876" w16cid:durableId="952713481">
-    <w:abstractNumId w:val="8"/>
-  </w:num>
-  <w:num w:numId="877" w16cid:durableId="700011691">
-    <w:abstractNumId w:val="4"/>
-  </w:num>
-  <w:num w:numId="878" w16cid:durableId="1812676282">
-    <w:abstractNumId w:val="5"/>
-  </w:num>
-  <w:num w:numId="879" w16cid:durableId="840125358">
-    <w:abstractNumId w:val="0"/>
-  </w:num>
-  <w:num w:numId="880" w16cid:durableId="535629152">
-    <w:abstractNumId w:val="1"/>
-  </w:num>
-  <w:num w:numId="881" w16cid:durableId="274488515">
-    <w:abstractNumId w:val="2"/>
-  </w:num>
-  <w:num w:numId="882" w16cid:durableId="583729309">
-    <w:abstractNumId w:val="3"/>
-  </w:num>
-  <w:num w:numId="883" w16cid:durableId="476996255">
-    <w:abstractNumId w:val="8"/>
-  </w:num>
-  <w:num w:numId="884" w16cid:durableId="707266369">
-    <w:abstractNumId w:val="4"/>
-  </w:num>
-  <w:num w:numId="885" w16cid:durableId="515311959">
-    <w:abstractNumId w:val="5"/>
-  </w:num>
-  <w:num w:numId="886" w16cid:durableId="1014695635">
-    <w:abstractNumId w:val="0"/>
-  </w:num>
-  <w:num w:numId="887" w16cid:durableId="1014117615">
-    <w:abstractNumId w:val="1"/>
-  </w:num>
-  <w:num w:numId="888" w16cid:durableId="126441018">
-    <w:abstractNumId w:val="2"/>
-  </w:num>
-  <w:num w:numId="889" w16cid:durableId="675575311">
-    <w:abstractNumId w:val="3"/>
-  </w:num>
-  <w:num w:numId="890" w16cid:durableId="197284952">
-    <w:abstractNumId w:val="8"/>
-  </w:num>
-  <w:num w:numId="891" w16cid:durableId="354578831">
-    <w:abstractNumId w:val="4"/>
-  </w:num>
-  <w:num w:numId="892" w16cid:durableId="680669521">
-    <w:abstractNumId w:val="5"/>
-  </w:num>
-  <w:num w:numId="893" w16cid:durableId="1484354866">
-    <w:abstractNumId w:val="0"/>
-  </w:num>
-  <w:num w:numId="894" w16cid:durableId="1743019959">
-    <w:abstractNumId w:val="1"/>
-  </w:num>
-  <w:num w:numId="895" w16cid:durableId="295796646">
-    <w:abstractNumId w:val="2"/>
-  </w:num>
-  <w:num w:numId="896" w16cid:durableId="1330786534">
-    <w:abstractNumId w:val="3"/>
-  </w:num>
-  <w:num w:numId="897" w16cid:durableId="480274869">
-    <w:abstractNumId w:val="8"/>
-  </w:num>
-  <w:num w:numId="898" w16cid:durableId="1451515305">
-    <w:abstractNumId w:val="4"/>
-  </w:num>
-  <w:num w:numId="899" w16cid:durableId="1124156899">
-    <w:abstractNumId w:val="5"/>
-  </w:num>
-  <w:num w:numId="900" w16cid:durableId="6176173">
-    <w:abstractNumId w:val="0"/>
-  </w:num>
-  <w:num w:numId="901" w16cid:durableId="284891907">
-    <w:abstractNumId w:val="1"/>
-  </w:num>
-  <w:num w:numId="902" w16cid:durableId="1040470038">
-    <w:abstractNumId w:val="2"/>
-  </w:num>
-  <w:num w:numId="903" w16cid:durableId="365254862">
-    <w:abstractNumId w:val="3"/>
-  </w:num>
-  <w:num w:numId="904" w16cid:durableId="476530560">
-    <w:abstractNumId w:val="8"/>
-  </w:num>
-  <w:num w:numId="905" w16cid:durableId="1127355148">
-    <w:abstractNumId w:val="4"/>
-  </w:num>
-  <w:num w:numId="906" w16cid:durableId="962031262">
-    <w:abstractNumId w:val="5"/>
-  </w:num>
-  <w:num w:numId="907" w16cid:durableId="726537199">
-    <w:abstractNumId w:val="0"/>
-  </w:num>
-  <w:num w:numId="908" w16cid:durableId="605498940">
-    <w:abstractNumId w:val="1"/>
-  </w:num>
-  <w:num w:numId="909" w16cid:durableId="793408162">
-    <w:abstractNumId w:val="2"/>
-  </w:num>
-  <w:num w:numId="910" w16cid:durableId="213933518">
-    <w:abstractNumId w:val="3"/>
-  </w:num>
-  <w:num w:numId="911" w16cid:durableId="1810122071">
-    <w:abstractNumId w:val="8"/>
-  </w:num>
-  <w:num w:numId="912" w16cid:durableId="1504971171">
-    <w:abstractNumId w:val="4"/>
-  </w:num>
-  <w:num w:numId="913" w16cid:durableId="1922325908">
-    <w:abstractNumId w:val="5"/>
-  </w:num>
-  <w:num w:numId="914" w16cid:durableId="834806918">
-    <w:abstractNumId w:val="0"/>
-  </w:num>
-  <w:num w:numId="915" w16cid:durableId="872108926">
-    <w:abstractNumId w:val="1"/>
-  </w:num>
-  <w:num w:numId="916" w16cid:durableId="844319185">
-    <w:abstractNumId w:val="2"/>
-  </w:num>
-  <w:num w:numId="917" w16cid:durableId="157620310">
-    <w:abstractNumId w:val="3"/>
-  </w:num>
-  <w:num w:numId="918" w16cid:durableId="399133509">
-    <w:abstractNumId w:val="8"/>
-  </w:num>
-  <w:num w:numId="919" w16cid:durableId="593899985">
-    <w:abstractNumId w:val="4"/>
-  </w:num>
-  <w:num w:numId="920" w16cid:durableId="690569156">
-    <w:abstractNumId w:val="5"/>
-  </w:num>
-  <w:num w:numId="921" w16cid:durableId="1039819554">
-    <w:abstractNumId w:val="0"/>
-  </w:num>
-  <w:num w:numId="922" w16cid:durableId="238753801">
-    <w:abstractNumId w:val="1"/>
-  </w:num>
-  <w:num w:numId="923" w16cid:durableId="433331605">
-    <w:abstractNumId w:val="2"/>
-  </w:num>
-  <w:num w:numId="924" w16cid:durableId="1434857165">
-    <w:abstractNumId w:val="3"/>
-  </w:num>
-  <w:num w:numId="925" w16cid:durableId="546068261">
-    <w:abstractNumId w:val="8"/>
-  </w:num>
-  <w:num w:numId="926" w16cid:durableId="7365603">
-    <w:abstractNumId w:val="4"/>
-  </w:num>
-  <w:num w:numId="927" w16cid:durableId="1027365439">
-    <w:abstractNumId w:val="5"/>
-  </w:num>
-  <w:num w:numId="928" w16cid:durableId="1781415078">
-    <w:abstractNumId w:val="0"/>
-  </w:num>
-  <w:num w:numId="929" w16cid:durableId="400101795">
-    <w:abstractNumId w:val="1"/>
-  </w:num>
-  <w:num w:numId="930" w16cid:durableId="239020166">
-    <w:abstractNumId w:val="2"/>
-  </w:num>
-  <w:num w:numId="931" w16cid:durableId="1123769617">
-    <w:abstractNumId w:val="3"/>
-  </w:num>
-  <w:num w:numId="932" w16cid:durableId="1174414893">
-    <w:abstractNumId w:val="8"/>
-  </w:num>
-  <w:num w:numId="933" w16cid:durableId="804812588">
-    <w:abstractNumId w:val="4"/>
-  </w:num>
-  <w:num w:numId="934" w16cid:durableId="989090072">
-    <w:abstractNumId w:val="5"/>
-  </w:num>
-  <w:num w:numId="935" w16cid:durableId="1962883790">
-    <w:abstractNumId w:val="0"/>
-  </w:num>
-  <w:num w:numId="936" w16cid:durableId="1800563561">
-    <w:abstractNumId w:val="1"/>
-  </w:num>
-  <w:num w:numId="937" w16cid:durableId="1104227089">
-    <w:abstractNumId w:val="2"/>
-  </w:num>
-  <w:num w:numId="938" w16cid:durableId="1029723346">
-    <w:abstractNumId w:val="3"/>
-  </w:num>
-  <w:num w:numId="939" w16cid:durableId="1724980863">
-    <w:abstractNumId w:val="8"/>
-  </w:num>
-  <w:num w:numId="940" w16cid:durableId="222445898">
-    <w:abstractNumId w:val="4"/>
-  </w:num>
-  <w:num w:numId="941" w16cid:durableId="722221189">
-    <w:abstractNumId w:val="5"/>
-  </w:num>
-  <w:num w:numId="942" w16cid:durableId="117339553">
-    <w:abstractNumId w:val="0"/>
-  </w:num>
-  <w:num w:numId="943" w16cid:durableId="86191926">
-    <w:abstractNumId w:val="1"/>
-  </w:num>
-  <w:num w:numId="944" w16cid:durableId="764226061">
-    <w:abstractNumId w:val="2"/>
-  </w:num>
-  <w:num w:numId="945" w16cid:durableId="637345736">
-    <w:abstractNumId w:val="3"/>
-  </w:num>
-  <w:num w:numId="946" w16cid:durableId="2101174534">
-    <w:abstractNumId w:val="8"/>
-  </w:num>
-  <w:num w:numId="947" w16cid:durableId="1105880198">
-    <w:abstractNumId w:val="4"/>
-  </w:num>
-  <w:num w:numId="948" w16cid:durableId="351342259">
-    <w:abstractNumId w:val="5"/>
-  </w:num>
-  <w:num w:numId="949" w16cid:durableId="963391490">
-    <w:abstractNumId w:val="0"/>
-  </w:num>
-  <w:num w:numId="950" w16cid:durableId="1149513705">
-    <w:abstractNumId w:val="1"/>
-  </w:num>
-  <w:num w:numId="951" w16cid:durableId="2024361862">
-    <w:abstractNumId w:val="2"/>
-  </w:num>
-  <w:num w:numId="952" w16cid:durableId="1314725103">
-    <w:abstractNumId w:val="3"/>
-  </w:num>
-  <w:num w:numId="953" w16cid:durableId="1354186239">
-    <w:abstractNumId w:val="8"/>
-  </w:num>
-  <w:num w:numId="954" w16cid:durableId="1366248083">
-    <w:abstractNumId w:val="4"/>
-  </w:num>
-  <w:num w:numId="955" w16cid:durableId="519899876">
-    <w:abstractNumId w:val="5"/>
-  </w:num>
-  <w:num w:numId="956" w16cid:durableId="1224372547">
-    <w:abstractNumId w:val="0"/>
-  </w:num>
-  <w:num w:numId="957" w16cid:durableId="564880479">
-    <w:abstractNumId w:val="1"/>
-  </w:num>
-  <w:num w:numId="958" w16cid:durableId="76948702">
-    <w:abstractNumId w:val="2"/>
-  </w:num>
-  <w:num w:numId="959" w16cid:durableId="1337726796">
-    <w:abstractNumId w:val="3"/>
-  </w:num>
-  <w:num w:numId="960" w16cid:durableId="1531796272">
-    <w:abstractNumId w:val="8"/>
-  </w:num>
-  <w:num w:numId="961" w16cid:durableId="846213175">
-    <w:abstractNumId w:val="4"/>
-  </w:num>
-  <w:num w:numId="962" w16cid:durableId="933511446">
-    <w:abstractNumId w:val="5"/>
-  </w:num>
-  <w:num w:numId="963" w16cid:durableId="1818065073">
-    <w:abstractNumId w:val="0"/>
-  </w:num>
-  <w:num w:numId="964" w16cid:durableId="976570440">
-    <w:abstractNumId w:val="1"/>
-  </w:num>
-  <w:num w:numId="965" w16cid:durableId="285162299">
-    <w:abstractNumId w:val="2"/>
-  </w:num>
-  <w:num w:numId="966" w16cid:durableId="25256064">
-    <w:abstractNumId w:val="3"/>
-  </w:num>
-  <w:num w:numId="967" w16cid:durableId="520438116">
-    <w:abstractNumId w:val="8"/>
-  </w:num>
-  <w:num w:numId="968" w16cid:durableId="1155535440">
-    <w:abstractNumId w:val="4"/>
-  </w:num>
-  <w:num w:numId="969" w16cid:durableId="1688095006">
-    <w:abstractNumId w:val="5"/>
-  </w:num>
-  <w:num w:numId="970" w16cid:durableId="1283918640">
-    <w:abstractNumId w:val="0"/>
-  </w:num>
-  <w:num w:numId="971" w16cid:durableId="246229380">
-    <w:abstractNumId w:val="1"/>
-  </w:num>
-  <w:num w:numId="972" w16cid:durableId="342708506">
-    <w:abstractNumId w:val="2"/>
-  </w:num>
-  <w:num w:numId="973" w16cid:durableId="1656640083">
-    <w:abstractNumId w:val="3"/>
-  </w:num>
-  <w:num w:numId="974" w16cid:durableId="1527131842">
-    <w:abstractNumId w:val="8"/>
-  </w:num>
-  <w:num w:numId="975" w16cid:durableId="685865232">
-    <w:abstractNumId w:val="4"/>
-  </w:num>
-  <w:num w:numId="976" w16cid:durableId="1404252926">
-    <w:abstractNumId w:val="5"/>
-  </w:num>
-  <w:num w:numId="977" w16cid:durableId="392311493">
-    <w:abstractNumId w:val="0"/>
-  </w:num>
-  <w:num w:numId="978" w16cid:durableId="1103570213">
-    <w:abstractNumId w:val="1"/>
-  </w:num>
-  <w:num w:numId="979" w16cid:durableId="1726224614">
-    <w:abstractNumId w:val="2"/>
-  </w:num>
-  <w:num w:numId="980" w16cid:durableId="937643132">
-    <w:abstractNumId w:val="3"/>
-  </w:num>
-  <w:num w:numId="981" w16cid:durableId="1004473082">
-    <w:abstractNumId w:val="8"/>
-  </w:num>
-  <w:num w:numId="982" w16cid:durableId="1668559043">
-    <w:abstractNumId w:val="4"/>
-  </w:num>
-  <w:num w:numId="983" w16cid:durableId="1123694718">
-    <w:abstractNumId w:val="5"/>
-  </w:num>
-  <w:num w:numId="984" w16cid:durableId="7103948">
-    <w:abstractNumId w:val="0"/>
-  </w:num>
-  <w:num w:numId="985" w16cid:durableId="1691223256">
-    <w:abstractNumId w:val="1"/>
-  </w:num>
-  <w:num w:numId="986" w16cid:durableId="1373115072">
-    <w:abstractNumId w:val="2"/>
-  </w:num>
-  <w:num w:numId="987" w16cid:durableId="1672022107">
-    <w:abstractNumId w:val="3"/>
-  </w:num>
-  <w:num w:numId="988" w16cid:durableId="742800908">
-    <w:abstractNumId w:val="8"/>
-  </w:num>
-  <w:num w:numId="989" w16cid:durableId="4022701">
-    <w:abstractNumId w:val="4"/>
-  </w:num>
-  <w:num w:numId="990" w16cid:durableId="1777016451">
-    <w:abstractNumId w:val="5"/>
-  </w:num>
-  <w:num w:numId="991" w16cid:durableId="1133405040">
-    <w:abstractNumId w:val="0"/>
-  </w:num>
-  <w:num w:numId="992" w16cid:durableId="1620530793">
-    <w:abstractNumId w:val="1"/>
-  </w:num>
-  <w:num w:numId="993" w16cid:durableId="1355889521">
-    <w:abstractNumId w:val="2"/>
-  </w:num>
-  <w:num w:numId="994" w16cid:durableId="1740399540">
-    <w:abstractNumId w:val="3"/>
-  </w:num>
-  <w:num w:numId="995" w16cid:durableId="693075486">
-    <w:abstractNumId w:val="8"/>
-  </w:num>
-  <w:num w:numId="996" w16cid:durableId="1455707023">
-    <w:abstractNumId w:val="4"/>
-  </w:num>
-  <w:num w:numId="997" w16cid:durableId="2022854394">
-    <w:abstractNumId w:val="5"/>
-  </w:num>
-  <w:num w:numId="998" w16cid:durableId="658191205">
-    <w:abstractNumId w:val="0"/>
-  </w:num>
-  <w:num w:numId="999" w16cid:durableId="895047370">
-    <w:abstractNumId w:val="1"/>
-  </w:num>
-  <w:num w:numId="1000" w16cid:durableId="1121920712">
-    <w:abstractNumId w:val="2"/>
-  </w:num>
-  <w:num w:numId="1001" w16cid:durableId="1566447507">
-    <w:abstractNumId w:val="3"/>
-  </w:num>
-  <w:num w:numId="1002" w16cid:durableId="565383300">
-    <w:abstractNumId w:val="8"/>
-  </w:num>
-  <w:num w:numId="1003" w16cid:durableId="1344434440">
-    <w:abstractNumId w:val="4"/>
-  </w:num>
-  <w:num w:numId="1004" w16cid:durableId="1794132675">
-    <w:abstractNumId w:val="5"/>
-  </w:num>
-  <w:num w:numId="1005" w16cid:durableId="255022638">
-    <w:abstractNumId w:val="29"/>
-  </w:num>
-  <w:num w:numId="1006" w16cid:durableId="869413548">
-    <w:abstractNumId w:val="16"/>
-  </w:num>
-  <w:num w:numId="1007" w16cid:durableId="1757048193">
-    <w:abstractNumId w:val="21"/>
-  </w:num>
-  <w:num w:numId="1008" w16cid:durableId="577251243">
-    <w:abstractNumId w:val="10"/>
-  </w:num>
-  <w:num w:numId="1009" w16cid:durableId="1123236127">
+  <w:num w:numId="24" w16cid:durableId="1165128092">
     <w:abstractNumId w:val="12"/>
   </w:num>
-  <w:num w:numId="1010" w16cid:durableId="389615637">
-    <w:abstractNumId w:val="22"/>
-  </w:num>
-  <w:num w:numId="1011" w16cid:durableId="1174758875">
-    <w:abstractNumId w:val="24"/>
-  </w:num>
-  <w:num w:numId="1012" w16cid:durableId="374086054">
-    <w:abstractNumId w:val="25"/>
-  </w:num>
-  <w:num w:numId="1013" w16cid:durableId="856384484">
-    <w:abstractNumId w:val="28"/>
-  </w:num>
-  <w:num w:numId="1014" w16cid:durableId="1165128092">
-    <w:abstractNumId w:val="19"/>
-  </w:num>
-  <w:numIdMacAtCleanup w:val="13"/>
+  <w:numIdMacAtCleanup w:val="24"/>
 </w:numbering>
 </file>
 
@@ -11469,7 +10288,7 @@
     <w:lsdException w:name="Unresolved Mention" w:semiHidden="1" w:uiPriority="99" w:unhideWhenUsed="1"/>
     <w:lsdException w:name="Smart Link" w:semiHidden="1" w:uiPriority="99" w:unhideWhenUsed="1"/>
   </w:latentStyles>
-  <w:style w:type="paragraph" w:default="1" w:styleId="a0">
+  <w:style w:type="paragraph" w:default="1" w:styleId="Normal">
     <w:name w:val="Normal"/>
     <w:qFormat/>
     <w:rsid w:val="00227F02"/>
@@ -11483,11 +10302,11 @@
       <w:szCs w:val="18"/>
     </w:rPr>
   </w:style>
-  <w:style w:type="paragraph" w:styleId="1">
+  <w:style w:type="paragraph" w:styleId="Heading1">
     <w:name w:val="heading 1"/>
-    <w:basedOn w:val="a1"/>
-    <w:next w:val="a0"/>
-    <w:link w:val="11"/>
+    <w:basedOn w:val="BodyText"/>
+    <w:next w:val="Normal"/>
+    <w:link w:val="Heading1Char"/>
     <w:autoRedefine/>
     <w:uiPriority w:val="9"/>
     <w:qFormat/>
@@ -11511,10 +10330,10 @@
       <w:szCs w:val="36"/>
     </w:rPr>
   </w:style>
-  <w:style w:type="paragraph" w:styleId="20">
+  <w:style w:type="paragraph" w:styleId="Heading2">
     <w:name w:val="heading 2"/>
-    <w:next w:val="a0"/>
-    <w:link w:val="22"/>
+    <w:next w:val="Normal"/>
+    <w:link w:val="Heading2Char"/>
     <w:autoRedefine/>
     <w:uiPriority w:val="9"/>
     <w:unhideWhenUsed/>
@@ -11538,11 +10357,11 @@
       <w:szCs w:val="28"/>
     </w:rPr>
   </w:style>
-  <w:style w:type="paragraph" w:styleId="31">
+  <w:style w:type="paragraph" w:styleId="Heading3">
     <w:name w:val="heading 3"/>
-    <w:basedOn w:val="a0"/>
-    <w:next w:val="a0"/>
-    <w:link w:val="32"/>
+    <w:basedOn w:val="Normal"/>
+    <w:next w:val="Normal"/>
+    <w:link w:val="Heading3Char"/>
     <w:autoRedefine/>
     <w:uiPriority w:val="9"/>
     <w:unhideWhenUsed/>
@@ -11564,11 +10383,11 @@
       <w:szCs w:val="24"/>
     </w:rPr>
   </w:style>
-  <w:style w:type="paragraph" w:styleId="40">
+  <w:style w:type="paragraph" w:styleId="Heading4">
     <w:name w:val="heading 4"/>
-    <w:basedOn w:val="a0"/>
-    <w:next w:val="a0"/>
-    <w:link w:val="41"/>
+    <w:basedOn w:val="Normal"/>
+    <w:next w:val="Normal"/>
+    <w:link w:val="Heading4Char"/>
     <w:autoRedefine/>
     <w:uiPriority w:val="9"/>
     <w:unhideWhenUsed/>
@@ -11584,11 +10403,11 @@
       <w:color w:val="000000" w:themeColor="text1"/>
     </w:rPr>
   </w:style>
-  <w:style w:type="paragraph" w:styleId="5">
+  <w:style w:type="paragraph" w:styleId="Heading5">
     <w:name w:val="heading 5"/>
-    <w:basedOn w:val="40"/>
-    <w:next w:val="a0"/>
-    <w:link w:val="51"/>
+    <w:basedOn w:val="Heading4"/>
+    <w:next w:val="Normal"/>
+    <w:link w:val="Heading5Char"/>
     <w:autoRedefine/>
     <w:uiPriority w:val="9"/>
     <w:unhideWhenUsed/>
@@ -11601,11 +10420,11 @@
       <w:outlineLvl w:val="4"/>
     </w:pPr>
   </w:style>
-  <w:style w:type="paragraph" w:styleId="6">
+  <w:style w:type="paragraph" w:styleId="Heading6">
     <w:name w:val="heading 6"/>
-    <w:basedOn w:val="a0"/>
-    <w:next w:val="a0"/>
-    <w:link w:val="61"/>
+    <w:basedOn w:val="Normal"/>
+    <w:next w:val="Normal"/>
+    <w:link w:val="Heading6Char"/>
     <w:uiPriority w:val="9"/>
     <w:unhideWhenUsed/>
     <w:qFormat/>
@@ -11627,11 +10446,11 @@
       <w:color w:val="17365D" w:themeColor="text2" w:themeShade="BF"/>
     </w:rPr>
   </w:style>
-  <w:style w:type="paragraph" w:styleId="7">
+  <w:style w:type="paragraph" w:styleId="Heading7">
     <w:name w:val="heading 7"/>
-    <w:basedOn w:val="a0"/>
-    <w:next w:val="a0"/>
-    <w:link w:val="70"/>
+    <w:basedOn w:val="Normal"/>
+    <w:next w:val="Normal"/>
+    <w:link w:val="Heading7Char"/>
     <w:uiPriority w:val="9"/>
     <w:unhideWhenUsed/>
     <w:qFormat/>
@@ -11653,11 +10472,11 @@
       <w:color w:val="404040" w:themeColor="text1" w:themeTint="BF"/>
     </w:rPr>
   </w:style>
-  <w:style w:type="paragraph" w:styleId="8">
+  <w:style w:type="paragraph" w:styleId="Heading8">
     <w:name w:val="heading 8"/>
-    <w:basedOn w:val="a0"/>
-    <w:next w:val="a0"/>
-    <w:link w:val="80"/>
+    <w:basedOn w:val="Normal"/>
+    <w:next w:val="Normal"/>
+    <w:link w:val="Heading8Char"/>
     <w:uiPriority w:val="9"/>
     <w:unhideWhenUsed/>
     <w:qFormat/>
@@ -11677,11 +10496,11 @@
       <w:color w:val="404040" w:themeColor="text1" w:themeTint="BF"/>
     </w:rPr>
   </w:style>
-  <w:style w:type="paragraph" w:styleId="9">
+  <w:style w:type="paragraph" w:styleId="Heading9">
     <w:name w:val="heading 9"/>
-    <w:basedOn w:val="a0"/>
-    <w:next w:val="a0"/>
-    <w:link w:val="90"/>
+    <w:basedOn w:val="Normal"/>
+    <w:next w:val="Normal"/>
+    <w:link w:val="Heading9Char"/>
     <w:uiPriority w:val="9"/>
     <w:unhideWhenUsed/>
     <w:qFormat/>
@@ -11703,13 +10522,13 @@
       <w:color w:val="404040" w:themeColor="text1" w:themeTint="BF"/>
     </w:rPr>
   </w:style>
-  <w:style w:type="character" w:default="1" w:styleId="a2">
+  <w:style w:type="character" w:default="1" w:styleId="DefaultParagraphFont">
     <w:name w:val="Default Paragraph Font"/>
     <w:uiPriority w:val="1"/>
     <w:semiHidden/>
     <w:unhideWhenUsed/>
   </w:style>
-  <w:style w:type="table" w:default="1" w:styleId="a3">
+  <w:style w:type="table" w:default="1" w:styleId="TableNormal">
     <w:name w:val="Normal Table"/>
     <w:uiPriority w:val="99"/>
     <w:semiHidden/>
@@ -11724,28 +10543,28 @@
       </w:tblCellMar>
     </w:tblPr>
   </w:style>
-  <w:style w:type="numbering" w:default="1" w:styleId="a4">
+  <w:style w:type="numbering" w:default="1" w:styleId="NoList">
     <w:name w:val="No List"/>
     <w:uiPriority w:val="99"/>
     <w:semiHidden/>
     <w:unhideWhenUsed/>
   </w:style>
-  <w:style w:type="paragraph" w:styleId="a1">
+  <w:style w:type="paragraph" w:styleId="BodyText">
     <w:name w:val="Body Text"/>
-    <w:basedOn w:val="a0"/>
-    <w:link w:val="a5"/>
+    <w:basedOn w:val="Normal"/>
+    <w:link w:val="BodyTextChar"/>
     <w:autoRedefine/>
     <w:qFormat/>
     <w:rsid w:val="00BC526B"/>
   </w:style>
   <w:style w:type="paragraph" w:customStyle="1" w:styleId="FirstParagraph">
     <w:name w:val="First Paragraph"/>
-    <w:basedOn w:val="a1"/>
-    <w:next w:val="a1"/>
+    <w:basedOn w:val="BodyText"/>
+    <w:next w:val="BodyText"/>
   </w:style>
   <w:style w:type="paragraph" w:customStyle="1" w:styleId="Compact">
     <w:name w:val="Compact"/>
-    <w:basedOn w:val="a1"/>
+    <w:basedOn w:val="BodyText"/>
     <w:autoRedefine/>
     <w:qFormat/>
     <w:rsid w:val="00170F12"/>
@@ -11757,11 +10576,11 @@
       <w:lang w:eastAsia="ja-JP"/>
     </w:rPr>
   </w:style>
-  <w:style w:type="paragraph" w:styleId="a6">
+  <w:style w:type="paragraph" w:styleId="Title">
     <w:name w:val="Title"/>
-    <w:basedOn w:val="a0"/>
-    <w:next w:val="a0"/>
-    <w:link w:val="a7"/>
+    <w:basedOn w:val="Normal"/>
+    <w:next w:val="Normal"/>
+    <w:link w:val="TitleChar"/>
     <w:autoRedefine/>
     <w:uiPriority w:val="10"/>
     <w:qFormat/>
@@ -11781,11 +10600,11 @@
       <w:lang w:eastAsia="ja-JP"/>
     </w:rPr>
   </w:style>
-  <w:style w:type="paragraph" w:styleId="a8">
+  <w:style w:type="paragraph" w:styleId="Subtitle">
     <w:name w:val="Subtitle"/>
-    <w:basedOn w:val="a0"/>
-    <w:next w:val="a0"/>
-    <w:link w:val="a9"/>
+    <w:basedOn w:val="Normal"/>
+    <w:next w:val="Normal"/>
+    <w:link w:val="SubtitleChar"/>
     <w:autoRedefine/>
     <w:uiPriority w:val="11"/>
     <w:qFormat/>
@@ -11802,8 +10621,8 @@
   </w:style>
   <w:style w:type="paragraph" w:customStyle="1" w:styleId="Author">
     <w:name w:val="Author"/>
-    <w:basedOn w:val="a1"/>
-    <w:next w:val="a1"/>
+    <w:basedOn w:val="BodyText"/>
+    <w:next w:val="BodyText"/>
     <w:autoRedefine/>
     <w:qFormat/>
     <w:rsid w:val="003876B0"/>
@@ -11816,10 +10635,10 @@
       <w:sz w:val="40"/>
     </w:rPr>
   </w:style>
-  <w:style w:type="paragraph" w:styleId="aa">
+  <w:style w:type="paragraph" w:styleId="Date">
     <w:name w:val="Date"/>
-    <w:basedOn w:val="a1"/>
-    <w:next w:val="a1"/>
+    <w:basedOn w:val="BodyText"/>
+    <w:next w:val="BodyText"/>
     <w:autoRedefine/>
     <w:qFormat/>
     <w:rsid w:val="00CC5A35"/>
@@ -11836,7 +10655,7 @@
   <w:style w:type="paragraph" w:customStyle="1" w:styleId="Abstract">
     <w:name w:val="Abstract"/>
     <w:basedOn w:val="Author"/>
-    <w:next w:val="a1"/>
+    <w:next w:val="BodyText"/>
     <w:autoRedefine/>
     <w:qFormat/>
     <w:rsid w:val="00E40B72"/>
@@ -11845,14 +10664,14 @@
       <w:lang w:eastAsia="ja-JP"/>
     </w:rPr>
   </w:style>
-  <w:style w:type="paragraph" w:styleId="ab">
+  <w:style w:type="paragraph" w:styleId="Bibliography">
     <w:name w:val="Bibliography"/>
-    <w:basedOn w:val="a0"/>
-  </w:style>
-  <w:style w:type="paragraph" w:styleId="ac">
+    <w:basedOn w:val="Normal"/>
+  </w:style>
+  <w:style w:type="paragraph" w:styleId="BlockText">
     <w:name w:val="Block Text"/>
-    <w:basedOn w:val="a1"/>
-    <w:next w:val="a1"/>
+    <w:basedOn w:val="BodyText"/>
+    <w:next w:val="BodyText"/>
     <w:autoRedefine/>
     <w:uiPriority w:val="9"/>
     <w:unhideWhenUsed/>
@@ -11868,9 +10687,9 @@
       <w:color w:val="595959" w:themeColor="text1" w:themeTint="A6"/>
     </w:rPr>
   </w:style>
-  <w:style w:type="paragraph" w:styleId="ad">
+  <w:style w:type="paragraph" w:styleId="FootnoteText">
     <w:name w:val="footnote text"/>
-    <w:basedOn w:val="a0"/>
+    <w:basedOn w:val="Normal"/>
     <w:autoRedefine/>
     <w:uiPriority w:val="9"/>
     <w:unhideWhenUsed/>
@@ -11883,7 +10702,7 @@
   </w:style>
   <w:style w:type="paragraph" w:customStyle="1" w:styleId="DefinitionTerm">
     <w:name w:val="Definition Term"/>
-    <w:basedOn w:val="a0"/>
+    <w:basedOn w:val="Normal"/>
     <w:next w:val="Definition"/>
     <w:pPr>
       <w:keepNext/>
@@ -11895,14 +10714,14 @@
   </w:style>
   <w:style w:type="paragraph" w:customStyle="1" w:styleId="Definition">
     <w:name w:val="Definition"/>
-    <w:basedOn w:val="a1"/>
+    <w:basedOn w:val="BodyText"/>
     <w:autoRedefine/>
   </w:style>
-  <w:style w:type="paragraph" w:styleId="ae">
+  <w:style w:type="paragraph" w:styleId="Caption">
     <w:name w:val="caption"/>
-    <w:basedOn w:val="a0"/>
-    <w:next w:val="a0"/>
-    <w:link w:val="af"/>
+    <w:basedOn w:val="Normal"/>
+    <w:next w:val="Normal"/>
+    <w:link w:val="CaptionChar"/>
     <w:autoRedefine/>
     <w:uiPriority w:val="35"/>
     <w:unhideWhenUsed/>
@@ -11917,7 +10736,7 @@
   </w:style>
   <w:style w:type="paragraph" w:customStyle="1" w:styleId="TableCaption">
     <w:name w:val="Table Caption"/>
-    <w:basedOn w:val="ae"/>
+    <w:basedOn w:val="Caption"/>
     <w:autoRedefine/>
     <w:qFormat/>
     <w:rsid w:val="00F22616"/>
@@ -11938,7 +10757,7 @@
   </w:style>
   <w:style w:type="paragraph" w:customStyle="1" w:styleId="Figure">
     <w:name w:val="Figure"/>
-    <w:basedOn w:val="a0"/>
+    <w:basedOn w:val="Normal"/>
   </w:style>
   <w:style w:type="paragraph" w:customStyle="1" w:styleId="FigurewithCaption">
     <w:name w:val="Figure with Caption"/>
@@ -11947,10 +10766,10 @@
       <w:keepNext/>
     </w:pPr>
   </w:style>
-  <w:style w:type="character" w:customStyle="1" w:styleId="af">
-    <w:name w:val="図表番号 (文字)"/>
-    <w:basedOn w:val="a2"/>
-    <w:link w:val="ae"/>
+  <w:style w:type="character" w:customStyle="1" w:styleId="CaptionChar">
+    <w:name w:val="Caption Char"/>
+    <w:basedOn w:val="DefaultParagraphFont"/>
+    <w:link w:val="Caption"/>
     <w:uiPriority w:val="35"/>
     <w:rsid w:val="007908FF"/>
     <w:rPr>
@@ -11962,28 +10781,28 @@
   </w:style>
   <w:style w:type="character" w:customStyle="1" w:styleId="VerbatimChar">
     <w:name w:val="Verbatim Char"/>
-    <w:basedOn w:val="a2"/>
+    <w:basedOn w:val="DefaultParagraphFont"/>
     <w:uiPriority w:val="1"/>
     <w:qFormat/>
-    <w:rsid w:val="00AF4BC0"/>
+    <w:rsid w:val="007328FC"/>
     <w:rPr>
-      <w:rFonts w:ascii="Source Code Pro" w:eastAsia="Source Han Sans Regular" w:hAnsi="Source Code Pro"/>
+      <w:rFonts w:ascii="源ノ角ゴシック Code JP N" w:eastAsia="源ノ角ゴシック Code JP N" w:hAnsi="源ノ角ゴシック Code JP N" w:cs="源ノ角ゴシック Code JP N"/>
       <w:bdr w:val="none" w:sz="0" w:space="0" w:color="auto"/>
       <w:shd w:val="clear" w:color="A6A6A6" w:themeColor="background1" w:themeShade="A6" w:fill="F2F2F2" w:themeFill="background1" w:themeFillShade="F2"/>
     </w:rPr>
   </w:style>
-  <w:style w:type="character" w:styleId="af0">
+  <w:style w:type="character" w:styleId="FootnoteReference">
     <w:name w:val="footnote reference"/>
-    <w:basedOn w:val="a2"/>
+    <w:basedOn w:val="DefaultParagraphFont"/>
     <w:unhideWhenUsed/>
     <w:rsid w:val="00E57EAE"/>
     <w:rPr>
       <w:vertAlign w:val="superscript"/>
     </w:rPr>
   </w:style>
-  <w:style w:type="character" w:styleId="af1">
+  <w:style w:type="character" w:styleId="Hyperlink">
     <w:name w:val="Hyperlink"/>
-    <w:basedOn w:val="a2"/>
+    <w:basedOn w:val="DefaultParagraphFont"/>
     <w:uiPriority w:val="99"/>
     <w:qFormat/>
     <w:rsid w:val="00720A34"/>
@@ -11992,10 +10811,10 @@
       <w:u w:val="single"/>
     </w:rPr>
   </w:style>
-  <w:style w:type="paragraph" w:styleId="af2">
+  <w:style w:type="paragraph" w:styleId="TOCHeading">
     <w:name w:val="TOC Heading"/>
-    <w:basedOn w:val="1"/>
-    <w:next w:val="a0"/>
+    <w:basedOn w:val="Heading1"/>
+    <w:next w:val="Normal"/>
     <w:autoRedefine/>
     <w:uiPriority w:val="39"/>
     <w:unhideWhenUsed/>
@@ -12018,10 +10837,10 @@
       <w:szCs w:val="24"/>
     </w:rPr>
   </w:style>
-  <w:style w:type="paragraph" w:styleId="af3">
+  <w:style w:type="paragraph" w:styleId="Header">
     <w:name w:val="header"/>
-    <w:basedOn w:val="a0"/>
-    <w:link w:val="af4"/>
+    <w:basedOn w:val="Normal"/>
+    <w:link w:val="HeaderChar"/>
     <w:uiPriority w:val="99"/>
     <w:unhideWhenUsed/>
     <w:rsid w:val="00C17E2B"/>
@@ -12033,10 +10852,10 @@
       <w:snapToGrid w:val="0"/>
     </w:pPr>
   </w:style>
-  <w:style w:type="character" w:customStyle="1" w:styleId="af4">
-    <w:name w:val="ヘッダー (文字)"/>
-    <w:basedOn w:val="a2"/>
-    <w:link w:val="af3"/>
+  <w:style w:type="character" w:customStyle="1" w:styleId="HeaderChar">
+    <w:name w:val="Header Char"/>
+    <w:basedOn w:val="DefaultParagraphFont"/>
+    <w:link w:val="Header"/>
     <w:uiPriority w:val="99"/>
     <w:rsid w:val="00C17E2B"/>
     <w:rPr>
@@ -12045,10 +10864,10 @@
       <w:szCs w:val="20"/>
     </w:rPr>
   </w:style>
-  <w:style w:type="paragraph" w:styleId="af5">
+  <w:style w:type="paragraph" w:styleId="Footer">
     <w:name w:val="footer"/>
-    <w:basedOn w:val="a0"/>
-    <w:link w:val="af6"/>
+    <w:basedOn w:val="Normal"/>
+    <w:link w:val="FooterChar"/>
     <w:autoRedefine/>
     <w:uiPriority w:val="99"/>
     <w:unhideWhenUsed/>
@@ -12063,10 +10882,10 @@
       <w:jc w:val="center"/>
     </w:pPr>
   </w:style>
-  <w:style w:type="character" w:customStyle="1" w:styleId="af6">
-    <w:name w:val="フッター (文字)"/>
-    <w:basedOn w:val="a2"/>
-    <w:link w:val="af5"/>
+  <w:style w:type="character" w:customStyle="1" w:styleId="FooterChar">
+    <w:name w:val="Footer Char"/>
+    <w:basedOn w:val="DefaultParagraphFont"/>
+    <w:link w:val="Footer"/>
     <w:uiPriority w:val="99"/>
     <w:rsid w:val="00BD28C6"/>
     <w:rPr>
@@ -12075,9 +10894,9 @@
       <w:szCs w:val="20"/>
     </w:rPr>
   </w:style>
-  <w:style w:type="paragraph" w:styleId="af7">
+  <w:style w:type="paragraph" w:styleId="ListParagraph">
     <w:name w:val="List Paragraph"/>
-    <w:basedOn w:val="a0"/>
+    <w:basedOn w:val="Normal"/>
     <w:uiPriority w:val="34"/>
     <w:qFormat/>
     <w:rsid w:val="00AB053E"/>
@@ -12085,10 +10904,10 @@
       <w:ind w:left="720"/>
     </w:pPr>
   </w:style>
-  <w:style w:type="character" w:customStyle="1" w:styleId="61">
-    <w:name w:val="見出し 6 (文字)"/>
-    <w:basedOn w:val="a2"/>
-    <w:link w:val="6"/>
+  <w:style w:type="character" w:customStyle="1" w:styleId="Heading6Char">
+    <w:name w:val="Heading 6 Char"/>
+    <w:basedOn w:val="DefaultParagraphFont"/>
+    <w:link w:val="Heading6"/>
     <w:uiPriority w:val="9"/>
     <w:rsid w:val="00313492"/>
     <w:rPr>
@@ -12096,21 +10915,22 @@
       <w:i/>
       <w:iCs/>
       <w:color w:val="17365D" w:themeColor="text2" w:themeShade="BF"/>
-      <w:sz w:val="20"/>
+      <w:sz w:val="18"/>
+      <w:szCs w:val="18"/>
     </w:rPr>
   </w:style>
-  <w:style w:type="character" w:styleId="af8">
+  <w:style w:type="character" w:styleId="PlaceholderText">
     <w:name w:val="Placeholder Text"/>
-    <w:basedOn w:val="a2"/>
+    <w:basedOn w:val="DefaultParagraphFont"/>
     <w:semiHidden/>
     <w:rsid w:val="007C0B1F"/>
     <w:rPr>
       <w:color w:val="808080"/>
     </w:rPr>
   </w:style>
-  <w:style w:type="paragraph" w:styleId="af9">
+  <w:style w:type="paragraph" w:styleId="NoSpacing">
     <w:name w:val="No Spacing"/>
-    <w:link w:val="afa"/>
+    <w:link w:val="NoSpacingChar"/>
     <w:uiPriority w:val="1"/>
     <w:qFormat/>
     <w:rsid w:val="00313492"/>
@@ -12118,17 +10938,17 @@
       <w:spacing w:after="0" w:line="240" w:lineRule="auto"/>
     </w:pPr>
   </w:style>
-  <w:style w:type="character" w:customStyle="1" w:styleId="afa">
-    <w:name w:val="行間詰め (文字)"/>
-    <w:basedOn w:val="a2"/>
-    <w:link w:val="af9"/>
+  <w:style w:type="character" w:customStyle="1" w:styleId="NoSpacingChar">
+    <w:name w:val="No Spacing Char"/>
+    <w:basedOn w:val="DefaultParagraphFont"/>
+    <w:link w:val="NoSpacing"/>
     <w:uiPriority w:val="1"/>
     <w:rsid w:val="00EF0C6F"/>
   </w:style>
-  <w:style w:type="paragraph" w:styleId="12">
+  <w:style w:type="paragraph" w:styleId="TOC1">
     <w:name w:val="toc 1"/>
-    <w:basedOn w:val="a0"/>
-    <w:next w:val="a0"/>
+    <w:basedOn w:val="Normal"/>
+    <w:next w:val="Normal"/>
     <w:autoRedefine/>
     <w:uiPriority w:val="39"/>
     <w:unhideWhenUsed/>
@@ -12149,7 +10969,7 @@
   </w:style>
   <w:style w:type="table" w:customStyle="1" w:styleId="Centered">
     <w:name w:val="Centered"/>
-    <w:basedOn w:val="a3"/>
+    <w:basedOn w:val="TableNormal"/>
     <w:uiPriority w:val="99"/>
     <w:rsid w:val="0061754E"/>
     <w:pPr>
@@ -12172,9 +10992,9 @@
       </w:tcPr>
     </w:tblStylePr>
   </w:style>
-  <w:style w:type="table" w:customStyle="1" w:styleId="110">
+  <w:style w:type="table" w:customStyle="1" w:styleId="11">
     <w:name w:val="標準の表 11"/>
-    <w:basedOn w:val="a3"/>
+    <w:basedOn w:val="TableNormal"/>
     <w:rsid w:val="001B53B3"/>
     <w:pPr>
       <w:spacing w:after="0"/>
@@ -12234,9 +11054,9 @@
       </w:tcPr>
     </w:tblStylePr>
   </w:style>
-  <w:style w:type="table" w:styleId="afb">
+  <w:style w:type="table" w:styleId="TableGrid">
     <w:name w:val="Table Grid"/>
-    <w:basedOn w:val="a3"/>
+    <w:basedOn w:val="TableNormal"/>
     <w:rsid w:val="004D5B15"/>
     <w:pPr>
       <w:spacing w:after="0"/>
@@ -12252,9 +11072,9 @@
       </w:tblBorders>
     </w:tblPr>
   </w:style>
-  <w:style w:type="table" w:styleId="13">
+  <w:style w:type="table" w:styleId="TableClassic1">
     <w:name w:val="Table Classic 1"/>
-    <w:basedOn w:val="a3"/>
+    <w:basedOn w:val="TableNormal"/>
     <w:semiHidden/>
     <w:unhideWhenUsed/>
     <w:rsid w:val="001B7892"/>
@@ -12333,9 +11153,9 @@
       </w:tcPr>
     </w:tblStylePr>
   </w:style>
-  <w:style w:type="table" w:customStyle="1" w:styleId="210">
+  <w:style w:type="table" w:customStyle="1" w:styleId="21">
     <w:name w:val="標準の表 21"/>
-    <w:basedOn w:val="a3"/>
+    <w:basedOn w:val="TableNormal"/>
     <w:rsid w:val="00A113D2"/>
     <w:pPr>
       <w:spacing w:after="0"/>
@@ -12412,9 +11232,9 @@
       </w:tcPr>
     </w:tblStylePr>
   </w:style>
-  <w:style w:type="table" w:styleId="14">
+  <w:style w:type="table" w:styleId="TableGrid1">
     <w:name w:val="Table Grid 1"/>
-    <w:basedOn w:val="a3"/>
+    <w:basedOn w:val="TableNormal"/>
     <w:semiHidden/>
     <w:unhideWhenUsed/>
     <w:rsid w:val="00A113D2"/>
@@ -12467,10 +11287,10 @@
       </w:tcPr>
     </w:tblStylePr>
   </w:style>
-  <w:style w:type="paragraph" w:styleId="afc">
+  <w:style w:type="paragraph" w:styleId="BalloonText">
     <w:name w:val="Balloon Text"/>
-    <w:basedOn w:val="a0"/>
-    <w:link w:val="afd"/>
+    <w:basedOn w:val="Normal"/>
+    <w:link w:val="BalloonTextChar"/>
     <w:semiHidden/>
     <w:unhideWhenUsed/>
     <w:rsid w:val="009E1693"/>
@@ -12478,10 +11298,10 @@
       <w:rFonts w:ascii="ヒラギノ角ゴ ProN W3" w:eastAsia="ヒラギノ角ゴ ProN W3"/>
     </w:rPr>
   </w:style>
-  <w:style w:type="character" w:customStyle="1" w:styleId="afd">
-    <w:name w:val="吹き出し (文字)"/>
-    <w:basedOn w:val="a2"/>
-    <w:link w:val="afc"/>
+  <w:style w:type="character" w:customStyle="1" w:styleId="BalloonTextChar">
+    <w:name w:val="Balloon Text Char"/>
+    <w:basedOn w:val="DefaultParagraphFont"/>
+    <w:link w:val="BalloonText"/>
     <w:semiHidden/>
     <w:rsid w:val="009E1693"/>
     <w:rPr>
@@ -12490,10 +11310,10 @@
       <w:szCs w:val="18"/>
     </w:rPr>
   </w:style>
-  <w:style w:type="character" w:customStyle="1" w:styleId="11">
-    <w:name w:val="見出し 1 (文字)"/>
-    <w:basedOn w:val="a2"/>
-    <w:link w:val="1"/>
+  <w:style w:type="character" w:customStyle="1" w:styleId="Heading1Char">
+    <w:name w:val="Heading 1 Char"/>
+    <w:basedOn w:val="DefaultParagraphFont"/>
+    <w:link w:val="Heading1"/>
     <w:uiPriority w:val="9"/>
     <w:rsid w:val="005B012C"/>
     <w:rPr>
@@ -12503,10 +11323,10 @@
       <w:szCs w:val="36"/>
     </w:rPr>
   </w:style>
-  <w:style w:type="character" w:customStyle="1" w:styleId="22">
-    <w:name w:val="見出し 2 (文字)"/>
-    <w:basedOn w:val="a2"/>
-    <w:link w:val="20"/>
+  <w:style w:type="character" w:customStyle="1" w:styleId="Heading2Char">
+    <w:name w:val="Heading 2 Char"/>
+    <w:basedOn w:val="DefaultParagraphFont"/>
+    <w:link w:val="Heading2"/>
     <w:uiPriority w:val="9"/>
     <w:rsid w:val="005B012C"/>
     <w:rPr>
@@ -12516,10 +11336,10 @@
       <w:szCs w:val="28"/>
     </w:rPr>
   </w:style>
-  <w:style w:type="character" w:customStyle="1" w:styleId="32">
-    <w:name w:val="見出し 3 (文字)"/>
-    <w:basedOn w:val="a2"/>
-    <w:link w:val="31"/>
+  <w:style w:type="character" w:customStyle="1" w:styleId="Heading3Char">
+    <w:name w:val="Heading 3 Char"/>
+    <w:basedOn w:val="DefaultParagraphFont"/>
+    <w:link w:val="Heading3"/>
     <w:uiPriority w:val="9"/>
     <w:rsid w:val="005B012C"/>
     <w:rPr>
@@ -12529,10 +11349,10 @@
       <w:szCs w:val="24"/>
     </w:rPr>
   </w:style>
-  <w:style w:type="character" w:customStyle="1" w:styleId="41">
-    <w:name w:val="見出し 4 (文字)"/>
-    <w:basedOn w:val="a2"/>
-    <w:link w:val="40"/>
+  <w:style w:type="character" w:customStyle="1" w:styleId="Heading4Char">
+    <w:name w:val="Heading 4 Char"/>
+    <w:basedOn w:val="DefaultParagraphFont"/>
+    <w:link w:val="Heading4"/>
     <w:uiPriority w:val="9"/>
     <w:rsid w:val="005B012C"/>
     <w:rPr>
@@ -12543,25 +11363,24 @@
       <w:szCs w:val="20"/>
     </w:rPr>
   </w:style>
-  <w:style w:type="character" w:customStyle="1" w:styleId="51">
-    <w:name w:val="見出し 5 (文字)"/>
-    <w:basedOn w:val="a2"/>
-    <w:link w:val="5"/>
+  <w:style w:type="character" w:customStyle="1" w:styleId="Heading5Char">
+    <w:name w:val="Heading 5 Char"/>
+    <w:basedOn w:val="DefaultParagraphFont"/>
+    <w:link w:val="Heading5"/>
     <w:uiPriority w:val="9"/>
     <w:rsid w:val="00A9252F"/>
     <w:rPr>
-      <w:rFonts w:ascii="Source Sans Pro" w:eastAsia="Source Han Code JP R" w:hAnsi="Source Sans Pro" w:cstheme="majorBidi"/>
-      <w:b/>
-      <w:bCs/>
+      <w:rFonts w:ascii="Source Han Sans Regular" w:eastAsia="Source Han Sans Regular" w:hAnsi="Source Han Sans Regular" w:cs="Source Han Sans Regular"/>
       <w:iCs/>
       <w:color w:val="000000" w:themeColor="text1"/>
       <w:sz w:val="18"/>
+      <w:szCs w:val="18"/>
     </w:rPr>
   </w:style>
-  <w:style w:type="character" w:customStyle="1" w:styleId="70">
-    <w:name w:val="見出し 7 (文字)"/>
-    <w:basedOn w:val="a2"/>
-    <w:link w:val="7"/>
+  <w:style w:type="character" w:customStyle="1" w:styleId="Heading7Char">
+    <w:name w:val="Heading 7 Char"/>
+    <w:basedOn w:val="DefaultParagraphFont"/>
+    <w:link w:val="Heading7"/>
     <w:uiPriority w:val="9"/>
     <w:rsid w:val="00313492"/>
     <w:rPr>
@@ -12569,26 +11388,27 @@
       <w:i/>
       <w:iCs/>
       <w:color w:val="404040" w:themeColor="text1" w:themeTint="BF"/>
-      <w:sz w:val="20"/>
+      <w:sz w:val="18"/>
+      <w:szCs w:val="18"/>
     </w:rPr>
   </w:style>
-  <w:style w:type="character" w:customStyle="1" w:styleId="80">
-    <w:name w:val="見出し 8 (文字)"/>
-    <w:basedOn w:val="a2"/>
-    <w:link w:val="8"/>
+  <w:style w:type="character" w:customStyle="1" w:styleId="Heading8Char">
+    <w:name w:val="Heading 8 Char"/>
+    <w:basedOn w:val="DefaultParagraphFont"/>
+    <w:link w:val="Heading8"/>
     <w:uiPriority w:val="9"/>
     <w:rsid w:val="00313492"/>
     <w:rPr>
       <w:rFonts w:asciiTheme="majorHAnsi" w:eastAsiaTheme="majorEastAsia" w:hAnsiTheme="majorHAnsi" w:cstheme="majorBidi"/>
       <w:color w:val="404040" w:themeColor="text1" w:themeTint="BF"/>
-      <w:sz w:val="20"/>
-      <w:szCs w:val="20"/>
+      <w:sz w:val="18"/>
+      <w:szCs w:val="18"/>
     </w:rPr>
   </w:style>
-  <w:style w:type="character" w:customStyle="1" w:styleId="90">
-    <w:name w:val="見出し 9 (文字)"/>
-    <w:basedOn w:val="a2"/>
-    <w:link w:val="9"/>
+  <w:style w:type="character" w:customStyle="1" w:styleId="Heading9Char">
+    <w:name w:val="Heading 9 Char"/>
+    <w:basedOn w:val="DefaultParagraphFont"/>
+    <w:link w:val="Heading9"/>
     <w:uiPriority w:val="9"/>
     <w:rsid w:val="00313492"/>
     <w:rPr>
@@ -12596,14 +11416,14 @@
       <w:i/>
       <w:iCs/>
       <w:color w:val="404040" w:themeColor="text1" w:themeTint="BF"/>
-      <w:sz w:val="20"/>
-      <w:szCs w:val="20"/>
+      <w:sz w:val="18"/>
+      <w:szCs w:val="18"/>
     </w:rPr>
   </w:style>
-  <w:style w:type="character" w:customStyle="1" w:styleId="a7">
-    <w:name w:val="表題 (文字)"/>
-    <w:basedOn w:val="a2"/>
-    <w:link w:val="a6"/>
+  <w:style w:type="character" w:customStyle="1" w:styleId="TitleChar">
+    <w:name w:val="Title Char"/>
+    <w:basedOn w:val="DefaultParagraphFont"/>
+    <w:link w:val="Title"/>
     <w:uiPriority w:val="10"/>
     <w:rsid w:val="00E40B72"/>
     <w:rPr>
@@ -12614,10 +11434,10 @@
       <w:lang w:eastAsia="ja-JP"/>
     </w:rPr>
   </w:style>
-  <w:style w:type="character" w:customStyle="1" w:styleId="a9">
-    <w:name w:val="副題 (文字)"/>
-    <w:basedOn w:val="a2"/>
-    <w:link w:val="a8"/>
+  <w:style w:type="character" w:customStyle="1" w:styleId="SubtitleChar">
+    <w:name w:val="Subtitle Char"/>
+    <w:basedOn w:val="DefaultParagraphFont"/>
+    <w:link w:val="Subtitle"/>
     <w:uiPriority w:val="11"/>
     <w:rsid w:val="00905AF0"/>
     <w:rPr>
@@ -12628,9 +11448,9 @@
       <w:szCs w:val="20"/>
     </w:rPr>
   </w:style>
-  <w:style w:type="character" w:styleId="afe">
+  <w:style w:type="character" w:styleId="Strong">
     <w:name w:val="Strong"/>
-    <w:basedOn w:val="a2"/>
+    <w:basedOn w:val="DefaultParagraphFont"/>
     <w:uiPriority w:val="22"/>
     <w:qFormat/>
     <w:rsid w:val="00313492"/>
@@ -12640,9 +11460,9 @@
       <w:color w:val="000000" w:themeColor="text1"/>
     </w:rPr>
   </w:style>
-  <w:style w:type="character" w:styleId="aff">
+  <w:style w:type="character" w:styleId="Emphasis">
     <w:name w:val="Emphasis"/>
-    <w:basedOn w:val="a2"/>
+    <w:basedOn w:val="DefaultParagraphFont"/>
     <w:uiPriority w:val="20"/>
     <w:qFormat/>
     <w:rsid w:val="00313492"/>
@@ -12652,11 +11472,11 @@
       <w:color w:val="auto"/>
     </w:rPr>
   </w:style>
-  <w:style w:type="paragraph" w:styleId="aff0">
+  <w:style w:type="paragraph" w:styleId="Quote">
     <w:name w:val="Quote"/>
-    <w:basedOn w:val="a0"/>
-    <w:next w:val="a0"/>
-    <w:link w:val="aff1"/>
+    <w:basedOn w:val="Normal"/>
+    <w:next w:val="Normal"/>
+    <w:link w:val="QuoteChar"/>
     <w:uiPriority w:val="29"/>
     <w:qFormat/>
     <w:rsid w:val="00313492"/>
@@ -12670,10 +11490,10 @@
       <w:color w:val="000000" w:themeColor="text1"/>
     </w:rPr>
   </w:style>
-  <w:style w:type="character" w:customStyle="1" w:styleId="aff1">
-    <w:name w:val="引用文 (文字)"/>
-    <w:basedOn w:val="a2"/>
-    <w:link w:val="aff0"/>
+  <w:style w:type="character" w:customStyle="1" w:styleId="QuoteChar">
+    <w:name w:val="Quote Char"/>
+    <w:basedOn w:val="DefaultParagraphFont"/>
+    <w:link w:val="Quote"/>
     <w:uiPriority w:val="29"/>
     <w:rsid w:val="00313492"/>
     <w:rPr>
@@ -12682,11 +11502,11 @@
       <w:color w:val="000000" w:themeColor="text1"/>
     </w:rPr>
   </w:style>
-  <w:style w:type="paragraph" w:styleId="23">
+  <w:style w:type="paragraph" w:styleId="IntenseQuote">
     <w:name w:val="Intense Quote"/>
-    <w:basedOn w:val="a0"/>
-    <w:next w:val="a0"/>
-    <w:link w:val="24"/>
+    <w:basedOn w:val="Normal"/>
+    <w:next w:val="Normal"/>
+    <w:link w:val="IntenseQuoteChar"/>
     <w:uiPriority w:val="30"/>
     <w:qFormat/>
     <w:rsid w:val="00313492"/>
@@ -12704,10 +11524,10 @@
       <w:color w:val="000000" w:themeColor="text1"/>
     </w:rPr>
   </w:style>
-  <w:style w:type="character" w:customStyle="1" w:styleId="24">
-    <w:name w:val="引用文 2 (文字)"/>
-    <w:basedOn w:val="a2"/>
-    <w:link w:val="23"/>
+  <w:style w:type="character" w:customStyle="1" w:styleId="IntenseQuoteChar">
+    <w:name w:val="Intense Quote Char"/>
+    <w:basedOn w:val="DefaultParagraphFont"/>
+    <w:link w:val="IntenseQuote"/>
     <w:uiPriority w:val="30"/>
     <w:rsid w:val="00313492"/>
     <w:rPr>
@@ -12715,9 +11535,9 @@
       <w:shd w:val="clear" w:color="auto" w:fill="F2F2F2" w:themeFill="background1" w:themeFillShade="F2"/>
     </w:rPr>
   </w:style>
-  <w:style w:type="character" w:styleId="aff2">
+  <w:style w:type="character" w:styleId="SubtleEmphasis">
     <w:name w:val="Subtle Emphasis"/>
-    <w:basedOn w:val="a2"/>
+    <w:basedOn w:val="DefaultParagraphFont"/>
     <w:uiPriority w:val="19"/>
     <w:qFormat/>
     <w:rsid w:val="00313492"/>
@@ -12727,9 +11547,9 @@
       <w:color w:val="404040" w:themeColor="text1" w:themeTint="BF"/>
     </w:rPr>
   </w:style>
-  <w:style w:type="character" w:styleId="25">
+  <w:style w:type="character" w:styleId="IntenseEmphasis">
     <w:name w:val="Intense Emphasis"/>
-    <w:basedOn w:val="a2"/>
+    <w:basedOn w:val="DefaultParagraphFont"/>
     <w:uiPriority w:val="21"/>
     <w:qFormat/>
     <w:rsid w:val="00313492"/>
@@ -12741,9 +11561,9 @@
       <w:caps/>
     </w:rPr>
   </w:style>
-  <w:style w:type="character" w:styleId="aff3">
+  <w:style w:type="character" w:styleId="SubtleReference">
     <w:name w:val="Subtle Reference"/>
-    <w:basedOn w:val="a2"/>
+    <w:basedOn w:val="DefaultParagraphFont"/>
     <w:uiPriority w:val="31"/>
     <w:qFormat/>
     <w:rsid w:val="00313492"/>
@@ -12753,9 +11573,9 @@
       <w:u w:val="single" w:color="7F7F7F" w:themeColor="text1" w:themeTint="80"/>
     </w:rPr>
   </w:style>
-  <w:style w:type="character" w:styleId="26">
+  <w:style w:type="character" w:styleId="IntenseReference">
     <w:name w:val="Intense Reference"/>
-    <w:basedOn w:val="a2"/>
+    <w:basedOn w:val="DefaultParagraphFont"/>
     <w:uiPriority w:val="32"/>
     <w:qFormat/>
     <w:rsid w:val="00313492"/>
@@ -12766,9 +11586,9 @@
       <w:u w:val="single"/>
     </w:rPr>
   </w:style>
-  <w:style w:type="character" w:styleId="aff4">
+  <w:style w:type="character" w:styleId="BookTitle">
     <w:name w:val="Book Title"/>
-    <w:basedOn w:val="a2"/>
+    <w:basedOn w:val="DefaultParagraphFont"/>
     <w:uiPriority w:val="33"/>
     <w:qFormat/>
     <w:rsid w:val="00313492"/>
@@ -12779,10 +11599,10 @@
       <w:spacing w:val="5"/>
     </w:rPr>
   </w:style>
-  <w:style w:type="paragraph" w:styleId="27">
+  <w:style w:type="paragraph" w:styleId="TOC2">
     <w:name w:val="toc 2"/>
-    <w:basedOn w:val="a0"/>
-    <w:next w:val="a0"/>
+    <w:basedOn w:val="Normal"/>
+    <w:next w:val="Normal"/>
     <w:autoRedefine/>
     <w:uiPriority w:val="39"/>
     <w:unhideWhenUsed/>
@@ -12797,10 +11617,10 @@
       <w:sz w:val="22"/>
     </w:rPr>
   </w:style>
-  <w:style w:type="paragraph" w:styleId="33">
+  <w:style w:type="paragraph" w:styleId="TOC3">
     <w:name w:val="toc 3"/>
-    <w:basedOn w:val="a0"/>
-    <w:next w:val="a0"/>
+    <w:basedOn w:val="Normal"/>
+    <w:next w:val="Normal"/>
     <w:autoRedefine/>
     <w:uiPriority w:val="39"/>
     <w:unhideWhenUsed/>
@@ -12810,10 +11630,10 @@
       <w:ind w:left="400"/>
     </w:pPr>
   </w:style>
-  <w:style w:type="character" w:customStyle="1" w:styleId="a5">
-    <w:name w:val="本文 (文字)"/>
-    <w:basedOn w:val="a2"/>
-    <w:link w:val="a1"/>
+  <w:style w:type="character" w:customStyle="1" w:styleId="BodyTextChar">
+    <w:name w:val="Body Text Char"/>
+    <w:basedOn w:val="DefaultParagraphFont"/>
+    <w:link w:val="BodyText"/>
     <w:rsid w:val="00BC526B"/>
     <w:rPr>
       <w:rFonts w:ascii="Source Han Sans Regular" w:eastAsia="Source Han Sans Regular" w:hAnsi="Source Han Sans Regular" w:cs="Source Han Sans Regular"/>
@@ -12821,10 +11641,10 @@
       <w:szCs w:val="18"/>
     </w:rPr>
   </w:style>
-  <w:style w:type="paragraph" w:styleId="aff5">
+  <w:style w:type="paragraph" w:styleId="DocumentMap">
     <w:name w:val="Document Map"/>
-    <w:basedOn w:val="a0"/>
-    <w:link w:val="aff6"/>
+    <w:basedOn w:val="Normal"/>
+    <w:link w:val="DocumentMapChar"/>
     <w:semiHidden/>
     <w:unhideWhenUsed/>
     <w:rsid w:val="00522479"/>
@@ -12834,10 +11654,10 @@
       <w:szCs w:val="24"/>
     </w:rPr>
   </w:style>
-  <w:style w:type="character" w:customStyle="1" w:styleId="aff6">
-    <w:name w:val="見出しマップ (文字)"/>
-    <w:basedOn w:val="a2"/>
-    <w:link w:val="aff5"/>
+  <w:style w:type="character" w:customStyle="1" w:styleId="DocumentMapChar">
+    <w:name w:val="Document Map Char"/>
+    <w:basedOn w:val="DefaultParagraphFont"/>
+    <w:link w:val="DocumentMap"/>
     <w:semiHidden/>
     <w:rsid w:val="00522479"/>
     <w:rPr>
@@ -12848,7 +11668,7 @@
   </w:style>
   <w:style w:type="paragraph" w:customStyle="1" w:styleId="HeadingUnnumbered1">
     <w:name w:val="Heading Unnumbered 1"/>
-    <w:basedOn w:val="1"/>
+    <w:basedOn w:val="Heading1"/>
     <w:autoRedefine/>
     <w:qFormat/>
     <w:rsid w:val="005E0ECC"/>
@@ -12860,7 +11680,7 @@
   </w:style>
   <w:style w:type="paragraph" w:customStyle="1" w:styleId="HeadingUnnumbered2">
     <w:name w:val="Heading Unnumbered 2"/>
-    <w:basedOn w:val="20"/>
+    <w:basedOn w:val="Heading2"/>
     <w:autoRedefine/>
     <w:qFormat/>
     <w:rsid w:val="005E0ECC"/>
@@ -12873,7 +11693,7 @@
   </w:style>
   <w:style w:type="paragraph" w:customStyle="1" w:styleId="HeadingUnnumbered3">
     <w:name w:val="Heading Unnumbered 3"/>
-    <w:basedOn w:val="31"/>
+    <w:basedOn w:val="Heading3"/>
     <w:autoRedefine/>
     <w:qFormat/>
     <w:rsid w:val="007F64DA"/>
@@ -12890,14 +11710,14 @@
   </w:style>
   <w:style w:type="paragraph" w:customStyle="1" w:styleId="HeadingUnnumbered4">
     <w:name w:val="Heading Unnumbered 4"/>
-    <w:basedOn w:val="40"/>
+    <w:basedOn w:val="Heading4"/>
     <w:autoRedefine/>
     <w:qFormat/>
     <w:rsid w:val="007F64DA"/>
   </w:style>
-  <w:style w:type="paragraph" w:styleId="a">
+  <w:style w:type="paragraph" w:styleId="ListBullet">
     <w:name w:val="List Bullet"/>
-    <w:basedOn w:val="a0"/>
+    <w:basedOn w:val="Normal"/>
     <w:unhideWhenUsed/>
     <w:rsid w:val="00277BAF"/>
     <w:pPr>
@@ -12906,9 +11726,9 @@
       </w:numPr>
     </w:pPr>
   </w:style>
-  <w:style w:type="paragraph" w:styleId="2">
+  <w:style w:type="paragraph" w:styleId="ListBullet2">
     <w:name w:val="List Bullet 2"/>
-    <w:basedOn w:val="a0"/>
+    <w:basedOn w:val="Normal"/>
     <w:unhideWhenUsed/>
     <w:rsid w:val="00277BAF"/>
     <w:pPr>
@@ -12917,9 +11737,9 @@
       </w:numPr>
     </w:pPr>
   </w:style>
-  <w:style w:type="paragraph" w:styleId="3">
+  <w:style w:type="paragraph" w:styleId="ListBullet3">
     <w:name w:val="List Bullet 3"/>
-    <w:basedOn w:val="a0"/>
+    <w:basedOn w:val="Normal"/>
     <w:unhideWhenUsed/>
     <w:rsid w:val="00277BAF"/>
     <w:pPr>
@@ -12930,7 +11750,7 @@
   </w:style>
   <w:style w:type="paragraph" w:customStyle="1" w:styleId="BulletList1">
     <w:name w:val="Bullet List 1"/>
-    <w:basedOn w:val="a"/>
+    <w:basedOn w:val="ListBullet"/>
     <w:autoRedefine/>
     <w:qFormat/>
     <w:rsid w:val="005B012C"/>
@@ -12942,22 +11762,22 @@
   </w:style>
   <w:style w:type="paragraph" w:customStyle="1" w:styleId="BulletList2">
     <w:name w:val="Bullet List 2"/>
-    <w:basedOn w:val="2"/>
+    <w:basedOn w:val="ListBullet2"/>
     <w:autoRedefine/>
     <w:qFormat/>
     <w:rsid w:val="00C86595"/>
   </w:style>
   <w:style w:type="paragraph" w:customStyle="1" w:styleId="BulletList3">
     <w:name w:val="Bullet List 3"/>
-    <w:basedOn w:val="3"/>
+    <w:basedOn w:val="ListBullet3"/>
     <w:autoRedefine/>
     <w:qFormat/>
     <w:rsid w:val="00B90103"/>
   </w:style>
-  <w:style w:type="paragraph" w:styleId="42">
+  <w:style w:type="paragraph" w:styleId="TOC4">
     <w:name w:val="toc 4"/>
-    <w:basedOn w:val="a0"/>
-    <w:next w:val="a0"/>
+    <w:basedOn w:val="Normal"/>
+    <w:next w:val="Normal"/>
     <w:autoRedefine/>
     <w:unhideWhenUsed/>
     <w:rsid w:val="00CA0677"/>
@@ -12968,10 +11788,10 @@
       <w:rFonts w:asciiTheme="minorHAnsi" w:eastAsiaTheme="minorHAnsi"/>
     </w:rPr>
   </w:style>
-  <w:style w:type="paragraph" w:styleId="52">
+  <w:style w:type="paragraph" w:styleId="TOC5">
     <w:name w:val="toc 5"/>
-    <w:basedOn w:val="a0"/>
-    <w:next w:val="a0"/>
+    <w:basedOn w:val="Normal"/>
+    <w:next w:val="Normal"/>
     <w:autoRedefine/>
     <w:unhideWhenUsed/>
     <w:rsid w:val="00CA0677"/>
@@ -12982,10 +11802,10 @@
       <w:rFonts w:asciiTheme="minorHAnsi" w:eastAsiaTheme="minorHAnsi"/>
     </w:rPr>
   </w:style>
-  <w:style w:type="paragraph" w:styleId="62">
+  <w:style w:type="paragraph" w:styleId="TOC6">
     <w:name w:val="toc 6"/>
-    <w:basedOn w:val="a0"/>
-    <w:next w:val="a0"/>
+    <w:basedOn w:val="Normal"/>
+    <w:next w:val="Normal"/>
     <w:autoRedefine/>
     <w:unhideWhenUsed/>
     <w:rsid w:val="00CA0677"/>
@@ -12996,10 +11816,10 @@
       <w:rFonts w:asciiTheme="minorHAnsi" w:eastAsiaTheme="minorHAnsi"/>
     </w:rPr>
   </w:style>
-  <w:style w:type="paragraph" w:styleId="71">
+  <w:style w:type="paragraph" w:styleId="TOC7">
     <w:name w:val="toc 7"/>
-    <w:basedOn w:val="a0"/>
-    <w:next w:val="a0"/>
+    <w:basedOn w:val="Normal"/>
+    <w:next w:val="Normal"/>
     <w:autoRedefine/>
     <w:unhideWhenUsed/>
     <w:rsid w:val="00CA0677"/>
@@ -13010,10 +11830,10 @@
       <w:rFonts w:asciiTheme="minorHAnsi" w:eastAsiaTheme="minorHAnsi"/>
     </w:rPr>
   </w:style>
-  <w:style w:type="paragraph" w:styleId="81">
+  <w:style w:type="paragraph" w:styleId="TOC8">
     <w:name w:val="toc 8"/>
-    <w:basedOn w:val="a0"/>
-    <w:next w:val="a0"/>
+    <w:basedOn w:val="Normal"/>
+    <w:next w:val="Normal"/>
     <w:autoRedefine/>
     <w:unhideWhenUsed/>
     <w:rsid w:val="00CA0677"/>
@@ -13024,10 +11844,10 @@
       <w:rFonts w:asciiTheme="minorHAnsi" w:eastAsiaTheme="minorHAnsi"/>
     </w:rPr>
   </w:style>
-  <w:style w:type="paragraph" w:styleId="91">
+  <w:style w:type="paragraph" w:styleId="TOC9">
     <w:name w:val="toc 9"/>
-    <w:basedOn w:val="a0"/>
-    <w:next w:val="a0"/>
+    <w:basedOn w:val="Normal"/>
+    <w:next w:val="Normal"/>
     <w:autoRedefine/>
     <w:unhideWhenUsed/>
     <w:rsid w:val="00CA0677"/>
@@ -13040,17 +11860,17 @@
   </w:style>
   <w:style w:type="paragraph" w:customStyle="1" w:styleId="SourceCode">
     <w:name w:val="Source Code"/>
-    <w:basedOn w:val="a1"/>
-    <w:next w:val="a1"/>
+    <w:basedOn w:val="BodyText"/>
+    <w:next w:val="BodyText"/>
     <w:autoRedefine/>
     <w:qFormat/>
-    <w:rsid w:val="004F2ECD"/>
+    <w:rsid w:val="008E07E9"/>
     <w:pPr>
       <w:shd w:val="clear" w:color="auto" w:fill="F2F2F2" w:themeFill="background1" w:themeFillShade="F2"/>
-      <w:spacing w:before="40" w:after="120"/>
+      <w:spacing w:before="100" w:beforeAutospacing="1" w:line="180" w:lineRule="auto"/>
     </w:pPr>
     <w:rPr>
-      <w:rFonts w:ascii="Source Han Code JP R" w:eastAsia="Source Han Code JP R" w:hAnsi="Source Han Code JP R" w:cs="Source Han Code JP R"/>
+      <w:rFonts w:ascii="源ノ角ゴシック Code JP R" w:eastAsia="源ノ角ゴシック Code JP R" w:hAnsi="源ノ角ゴシック Code JP R" w:cs="源ノ角ゴシック Code JP R"/>
       <w:sz w:val="13"/>
       <w:szCs w:val="13"/>
     </w:rPr>
@@ -13080,9 +11900,9 @@
       </w:pBdr>
     </w:pPr>
   </w:style>
-  <w:style w:type="table" w:customStyle="1" w:styleId="15">
+  <w:style w:type="table" w:customStyle="1" w:styleId="10">
     <w:name w:val="表 (格子)1"/>
-    <w:basedOn w:val="afb"/>
+    <w:basedOn w:val="TableGrid"/>
     <w:uiPriority w:val="99"/>
     <w:rsid w:val="00C21404"/>
     <w:pPr>
@@ -13090,7 +11910,7 @@
       <w:jc w:val="center"/>
     </w:pPr>
     <w:rPr>
-      <w:rFonts w:ascii="Source Sans Pro" w:eastAsia="Source Han Code JP R" w:hAnsi="Source Sans Pro"/>
+      <w:rFonts w:ascii="Source Sans Pro" w:eastAsia="源ノ角ゴシック Code JP R" w:hAnsi="Source Sans Pro"/>
       <w:sz w:val="24"/>
       <w:szCs w:val="24"/>
     </w:rPr>
@@ -13110,7 +11930,7 @@
         <w:jc w:val="center"/>
       </w:pPr>
       <w:rPr>
-        <w:rFonts w:ascii="Source Sans Pro" w:eastAsia="Source Han Code JP R" w:hAnsi="Source Sans Pro"/>
+        <w:rFonts w:ascii="Source Sans Pro" w:eastAsia="源ノ角ゴシック Code JP R" w:hAnsi="Source Sans Pro"/>
         <w:b/>
         <w:sz w:val="24"/>
       </w:rPr>
@@ -13121,10 +11941,10 @@
       </w:rPr>
     </w:tblStylePr>
   </w:style>
-  <w:style w:type="paragraph" w:styleId="aff7">
+  <w:style w:type="paragraph" w:styleId="EndnoteText">
     <w:name w:val="endnote text"/>
-    <w:basedOn w:val="a0"/>
-    <w:link w:val="aff8"/>
+    <w:basedOn w:val="Normal"/>
+    <w:link w:val="EndnoteTextChar"/>
     <w:autoRedefine/>
     <w:semiHidden/>
     <w:unhideWhenUsed/>
@@ -13136,20 +11956,20 @@
       <w:sz w:val="16"/>
     </w:rPr>
   </w:style>
-  <w:style w:type="character" w:customStyle="1" w:styleId="aff8">
-    <w:name w:val="文末脚注文字列 (文字)"/>
-    <w:basedOn w:val="a2"/>
-    <w:link w:val="aff7"/>
+  <w:style w:type="character" w:customStyle="1" w:styleId="EndnoteTextChar">
+    <w:name w:val="Endnote Text Char"/>
+    <w:basedOn w:val="DefaultParagraphFont"/>
+    <w:link w:val="EndnoteText"/>
     <w:semiHidden/>
     <w:rsid w:val="00E57EAE"/>
     <w:rPr>
-      <w:rFonts w:ascii="Source Sans Pro" w:eastAsia="Source Han Code JP R" w:hAnsi="Source Sans Pro"/>
+      <w:rFonts w:ascii="Source Sans Pro" w:eastAsia="源ノ角ゴシック Code JP R" w:hAnsi="Source Sans Pro"/>
       <w:sz w:val="16"/>
     </w:rPr>
   </w:style>
-  <w:style w:type="character" w:styleId="aff9">
+  <w:style w:type="character" w:styleId="EndnoteReference">
     <w:name w:val="endnote reference"/>
-    <w:basedOn w:val="a2"/>
+    <w:basedOn w:val="DefaultParagraphFont"/>
     <w:semiHidden/>
     <w:unhideWhenUsed/>
     <w:rsid w:val="00E57EAE"/>
@@ -13185,9 +12005,9 @@
     <w:name w:val="BaseNTok"/>
     <w:basedOn w:val="VerbatimChar"/>
     <w:qFormat/>
-    <w:rsid w:val="00391EB4"/>
+    <w:rsid w:val="00437774"/>
     <w:rPr>
-      <w:rFonts w:ascii="Source Code Pro" w:eastAsia="Source Han Sans Regular" w:hAnsi="Source Code Pro"/>
+      <w:rFonts w:ascii="源ノ角ゴシック Code JP N" w:eastAsia="源ノ角ゴシック Code JP N" w:hAnsi="源ノ角ゴシック Code JP N" w:cs="源ノ角ゴシック Code JP N"/>
       <w:color w:val="B08000"/>
       <w:bdr w:val="none" w:sz="0" w:space="0" w:color="auto"/>
       <w:shd w:val="clear" w:color="auto" w:fill="auto"/>
@@ -13197,9 +12017,9 @@
     <w:name w:val="BuiltInTok"/>
     <w:basedOn w:val="VerbatimChar"/>
     <w:qFormat/>
-    <w:rsid w:val="007B4E76"/>
+    <w:rsid w:val="00B00515"/>
     <w:rPr>
-      <w:rFonts w:ascii="Source Code Pro" w:eastAsia="Source Han Sans Regular" w:hAnsi="Source Code Pro"/>
+      <w:rFonts w:ascii="源ノ角ゴシック Code JP N" w:eastAsia="源ノ角ゴシック Code JP N" w:hAnsi="源ノ角ゴシック Code JP N" w:cs="源ノ角ゴシック Code JP N"/>
       <w:b/>
       <w:color w:val="644A9B"/>
       <w:bdr w:val="none" w:sz="0" w:space="0" w:color="auto"/>
@@ -13210,9 +12030,9 @@
     <w:name w:val="DataTypeTok"/>
     <w:basedOn w:val="VerbatimChar"/>
     <w:qFormat/>
-    <w:rsid w:val="00391EB4"/>
+    <w:rsid w:val="00940FE1"/>
     <w:rPr>
-      <w:rFonts w:ascii="Source Code Pro" w:eastAsia="Source Han Sans Regular" w:hAnsi="Source Code Pro"/>
+      <w:rFonts w:ascii="源ノ角ゴシック Code JP N" w:eastAsia="源ノ角ゴシック Code JP N" w:hAnsi="源ノ角ゴシック Code JP N" w:cs="源ノ角ゴシック Code JP N"/>
       <w:color w:val="0057AE"/>
       <w:bdr w:val="none" w:sz="0" w:space="0" w:color="auto"/>
       <w:shd w:val="clear" w:color="auto" w:fill="auto"/>
@@ -13222,9 +12042,9 @@
     <w:name w:val="ExtensionTok"/>
     <w:basedOn w:val="VerbatimChar"/>
     <w:qFormat/>
-    <w:rsid w:val="00391EB4"/>
+    <w:rsid w:val="00B00515"/>
     <w:rPr>
-      <w:rFonts w:ascii="Source Code Pro" w:eastAsia="Source Han Sans Regular" w:hAnsi="Source Code Pro"/>
+      <w:rFonts w:ascii="源ノ角ゴシック Code JP N" w:eastAsia="源ノ角ゴシック Code JP N" w:hAnsi="源ノ角ゴシック Code JP N" w:cs="源ノ角ゴシック Code JP N"/>
       <w:b/>
       <w:color w:val="0095FF"/>
       <w:bdr w:val="none" w:sz="0" w:space="0" w:color="auto"/>
@@ -13235,9 +12055,9 @@
     <w:name w:val="FunctionTok"/>
     <w:basedOn w:val="VerbatimChar"/>
     <w:qFormat/>
-    <w:rsid w:val="00391EB4"/>
+    <w:rsid w:val="00D77177"/>
     <w:rPr>
-      <w:rFonts w:ascii="Source Code Pro" w:eastAsia="Source Han Sans Regular" w:hAnsi="Source Code Pro"/>
+      <w:rFonts w:ascii="源ノ角ゴシック Code JP N" w:eastAsia="源ノ角ゴシック Code JP N" w:hAnsi="源ノ角ゴシック Code JP N" w:cs="源ノ角ゴシック Code JP N"/>
       <w:color w:val="644A9B"/>
       <w:bdr w:val="none" w:sz="0" w:space="0" w:color="auto"/>
       <w:shd w:val="clear" w:color="auto" w:fill="auto"/>
@@ -13247,9 +12067,9 @@
     <w:name w:val="ImportTok"/>
     <w:basedOn w:val="VerbatimChar"/>
     <w:qFormat/>
-    <w:rsid w:val="00391EB4"/>
+    <w:rsid w:val="00D77177"/>
     <w:rPr>
-      <w:rFonts w:ascii="Source Code Pro" w:eastAsia="Source Han Sans Regular" w:hAnsi="Source Code Pro"/>
+      <w:rFonts w:ascii="源ノ角ゴシック Code JP N" w:eastAsia="源ノ角ゴシック Code JP N" w:hAnsi="源ノ角ゴシック Code JP N" w:cs="源ノ角ゴシック Code JP N"/>
       <w:color w:val="FF5500"/>
       <w:bdr w:val="none" w:sz="0" w:space="0" w:color="auto"/>
       <w:shd w:val="clear" w:color="auto" w:fill="auto"/>
@@ -13259,9 +12079,9 @@
     <w:name w:val="InformationTok"/>
     <w:basedOn w:val="VerbatimChar"/>
     <w:qFormat/>
-    <w:rsid w:val="00391EB4"/>
+    <w:rsid w:val="00D77177"/>
     <w:rPr>
-      <w:rFonts w:ascii="Source Code Pro" w:eastAsia="Source Han Sans Regular" w:hAnsi="Source Code Pro"/>
+      <w:rFonts w:ascii="源ノ角ゴシック Code JP N" w:eastAsia="源ノ角ゴシック Code JP N" w:hAnsi="源ノ角ゴシック Code JP N" w:cs="源ノ角ゴシック Code JP N"/>
       <w:color w:val="B08000"/>
       <w:bdr w:val="none" w:sz="0" w:space="0" w:color="auto"/>
       <w:shd w:val="clear" w:color="auto" w:fill="auto"/>
@@ -13271,9 +12091,9 @@
     <w:name w:val="KeywordTok"/>
     <w:basedOn w:val="VerbatimChar"/>
     <w:qFormat/>
-    <w:rsid w:val="00391EB4"/>
+    <w:rsid w:val="00D77177"/>
     <w:rPr>
-      <w:rFonts w:ascii="Source Code Pro" w:eastAsia="Source Han Sans Regular" w:hAnsi="Source Code Pro"/>
+      <w:rFonts w:ascii="源ノ角ゴシック Code JP N" w:eastAsia="源ノ角ゴシック Code JP N" w:hAnsi="源ノ角ゴシック Code JP N" w:cs="源ノ角ゴシック Code JP N"/>
       <w:b/>
       <w:color w:val="1F1C1B"/>
       <w:bdr w:val="none" w:sz="0" w:space="0" w:color="auto"/>
@@ -13284,9 +12104,9 @@
     <w:name w:val="NormalTok"/>
     <w:basedOn w:val="VerbatimChar"/>
     <w:qFormat/>
-    <w:rsid w:val="00391EB4"/>
+    <w:rsid w:val="00437774"/>
     <w:rPr>
-      <w:rFonts w:ascii="Source Code Pro" w:eastAsia="Source Han Sans Regular" w:hAnsi="Source Code Pro"/>
+      <w:rFonts w:ascii="源ノ角ゴシック Code JP N" w:eastAsia="源ノ角ゴシック Code JP N" w:hAnsi="源ノ角ゴシック Code JP N" w:cs="源ノ角ゴシック Code JP N"/>
       <w:color w:val="1F1C1B"/>
       <w:bdr w:val="none" w:sz="0" w:space="0" w:color="auto"/>
       <w:shd w:val="clear" w:color="auto" w:fill="auto"/>
@@ -13296,9 +12116,9 @@
     <w:name w:val="OperatorTok"/>
     <w:basedOn w:val="VerbatimChar"/>
     <w:qFormat/>
-    <w:rsid w:val="007B4E76"/>
+    <w:rsid w:val="00940FE1"/>
     <w:rPr>
-      <w:rFonts w:ascii="Source Code Pro" w:eastAsia="Source Han Sans Regular" w:hAnsi="Source Code Pro"/>
+      <w:rFonts w:ascii="源ノ角ゴシック Code JP N" w:eastAsia="源ノ角ゴシック Code JP N" w:hAnsi="源ノ角ゴシック Code JP N" w:cs="源ノ角ゴシック Code JP N"/>
       <w:color w:val="1F1C1B"/>
       <w:bdr w:val="none" w:sz="0" w:space="0" w:color="auto"/>
       <w:shd w:val="clear" w:color="auto" w:fill="auto"/>
@@ -13308,9 +12128,9 @@
     <w:name w:val="OtherTok"/>
     <w:basedOn w:val="VerbatimChar"/>
     <w:qFormat/>
-    <w:rsid w:val="007B4E76"/>
+    <w:rsid w:val="00940FE1"/>
     <w:rPr>
-      <w:rFonts w:ascii="Source Code Pro" w:eastAsia="Source Han Sans Regular" w:hAnsi="Source Code Pro"/>
+      <w:rFonts w:ascii="源ノ角ゴシック Code JP N" w:eastAsia="源ノ角ゴシック Code JP N" w:hAnsi="源ノ角ゴシック Code JP N" w:cs="源ノ角ゴシック Code JP N"/>
       <w:color w:val="006E28"/>
       <w:bdr w:val="none" w:sz="0" w:space="0" w:color="auto"/>
       <w:shd w:val="thinDiagStripe" w:color="A6A6A6" w:themeColor="background1" w:themeShade="A6" w:fill="auto"/>
@@ -13320,9 +12140,9 @@
     <w:name w:val="PreprocessorTok"/>
     <w:basedOn w:val="VerbatimChar"/>
     <w:qFormat/>
-    <w:rsid w:val="007B4E76"/>
+    <w:rsid w:val="00D77177"/>
     <w:rPr>
-      <w:rFonts w:ascii="Source Code Pro" w:eastAsia="Source Han Sans Regular" w:hAnsi="Source Code Pro"/>
+      <w:rFonts w:ascii="源ノ角ゴシック Code JP N" w:eastAsia="源ノ角ゴシック Code JP N" w:hAnsi="源ノ角ゴシック Code JP N" w:cs="源ノ角ゴシック Code JP N"/>
       <w:color w:val="006E28"/>
       <w:bdr w:val="none" w:sz="0" w:space="0" w:color="auto"/>
       <w:shd w:val="clear" w:color="auto" w:fill="auto"/>
@@ -13332,9 +12152,9 @@
     <w:name w:val="RegionMarkerTok"/>
     <w:basedOn w:val="VerbatimChar"/>
     <w:qFormat/>
-    <w:rsid w:val="007B4E76"/>
+    <w:rsid w:val="00940FE1"/>
     <w:rPr>
-      <w:rFonts w:ascii="Source Code Pro" w:eastAsia="Source Han Sans Regular" w:hAnsi="Source Code Pro"/>
+      <w:rFonts w:ascii="源ノ角ゴシック Code JP N" w:eastAsia="源ノ角ゴシック Code JP N" w:hAnsi="源ノ角ゴシック Code JP N" w:cs="源ノ角ゴシック Code JP N"/>
       <w:color w:val="0057AE"/>
       <w:bdr w:val="none" w:sz="0" w:space="0" w:color="auto"/>
       <w:shd w:val="clear" w:color="auto" w:fill="E0E9F8"/>
@@ -13344,9 +12164,9 @@
     <w:name w:val="SpecialCharTok"/>
     <w:basedOn w:val="VerbatimChar"/>
     <w:qFormat/>
-    <w:rsid w:val="00414E54"/>
+    <w:rsid w:val="00940FE1"/>
     <w:rPr>
-      <w:rFonts w:ascii="Source Code Pro" w:eastAsia="Source Han Sans Regular" w:hAnsi="Source Code Pro"/>
+      <w:rFonts w:ascii="源ノ角ゴシック Code JP N" w:eastAsia="源ノ角ゴシック Code JP N" w:hAnsi="源ノ角ゴシック Code JP N" w:cs="源ノ角ゴシック Code JP N"/>
       <w:color w:val="3DAEE9"/>
       <w:bdr w:val="none" w:sz="0" w:space="0" w:color="auto"/>
       <w:shd w:val="clear" w:color="auto" w:fill="auto"/>
@@ -13356,9 +12176,9 @@
     <w:name w:val="SpecialStringTok"/>
     <w:basedOn w:val="VerbatimChar"/>
     <w:qFormat/>
-    <w:rsid w:val="007B4E76"/>
+    <w:rsid w:val="00940FE1"/>
     <w:rPr>
-      <w:rFonts w:ascii="Source Code Pro" w:eastAsia="Source Han Sans Regular" w:hAnsi="Source Code Pro"/>
+      <w:rFonts w:ascii="源ノ角ゴシック Code JP N" w:eastAsia="源ノ角ゴシック Code JP N" w:hAnsi="源ノ角ゴシック Code JP N" w:cs="源ノ角ゴシック Code JP N"/>
       <w:color w:val="FF5500"/>
       <w:bdr w:val="none" w:sz="0" w:space="0" w:color="auto"/>
       <w:shd w:val="clear" w:color="auto" w:fill="auto"/>
@@ -13368,9 +12188,9 @@
     <w:name w:val="StringTok"/>
     <w:basedOn w:val="VerbatimChar"/>
     <w:qFormat/>
-    <w:rsid w:val="007B4E76"/>
+    <w:rsid w:val="008E07E9"/>
     <w:rPr>
-      <w:rFonts w:ascii="Source Code Pro" w:eastAsia="Source Han Sans Regular" w:hAnsi="Source Code Pro"/>
+      <w:rFonts w:ascii="源ノ角ゴシック Code JP N" w:eastAsia="源ノ角ゴシック Code JP N" w:hAnsi="源ノ角ゴシック Code JP N" w:cs="源ノ角ゴシック Code JP N"/>
       <w:color w:val="BF0303"/>
       <w:bdr w:val="none" w:sz="0" w:space="0" w:color="auto"/>
       <w:shd w:val="clear" w:color="auto" w:fill="auto"/>
@@ -13380,9 +12200,9 @@
     <w:name w:val="AnnotationTok"/>
     <w:basedOn w:val="VerbatimChar"/>
     <w:qFormat/>
-    <w:rsid w:val="00391EB4"/>
+    <w:rsid w:val="00437774"/>
     <w:rPr>
-      <w:rFonts w:ascii="Source Code Pro" w:eastAsia="Source Han Sans Regular" w:hAnsi="Source Code Pro"/>
+      <w:rFonts w:ascii="源ノ角ゴシック Code JP N" w:eastAsia="源ノ角ゴシック Code JP N" w:hAnsi="源ノ角ゴシック Code JP N" w:cs="源ノ角ゴシック Code JP N"/>
       <w:color w:val="CA60CA"/>
       <w:bdr w:val="none" w:sz="0" w:space="0" w:color="auto"/>
       <w:shd w:val="clear" w:color="auto" w:fill="auto"/>
@@ -13392,9 +12212,9 @@
     <w:name w:val="AttributeTok"/>
     <w:basedOn w:val="VerbatimChar"/>
     <w:qFormat/>
-    <w:rsid w:val="00391EB4"/>
+    <w:rsid w:val="00437774"/>
     <w:rPr>
-      <w:rFonts w:ascii="Source Code Pro" w:eastAsia="Source Han Sans Regular" w:hAnsi="Source Code Pro"/>
+      <w:rFonts w:ascii="源ノ角ゴシック Code JP N" w:eastAsia="源ノ角ゴシック Code JP N" w:hAnsi="源ノ角ゴシック Code JP N" w:cs="源ノ角ゴシック Code JP N"/>
       <w:color w:val="0057AE"/>
       <w:bdr w:val="none" w:sz="0" w:space="0" w:color="auto"/>
       <w:shd w:val="clear" w:color="auto" w:fill="auto"/>
@@ -13404,9 +12224,9 @@
     <w:name w:val="CharTok"/>
     <w:basedOn w:val="VerbatimChar"/>
     <w:qFormat/>
-    <w:rsid w:val="00391EB4"/>
+    <w:rsid w:val="008E07E9"/>
     <w:rPr>
-      <w:rFonts w:ascii="Source Code Pro" w:eastAsia="Source Han Sans Regular" w:hAnsi="Source Code Pro"/>
+      <w:rFonts w:ascii="源ノ角ゴシック Code JP N" w:eastAsia="源ノ角ゴシック Code JP N" w:hAnsi="源ノ角ゴシック Code JP N" w:cs="源ノ角ゴシック Code JP N"/>
       <w:color w:val="924C9D"/>
       <w:bdr w:val="none" w:sz="0" w:space="0" w:color="auto"/>
       <w:shd w:val="clear" w:color="auto" w:fill="auto"/>
@@ -13416,9 +12236,9 @@
     <w:name w:val="CommentTok"/>
     <w:basedOn w:val="VerbatimChar"/>
     <w:qFormat/>
-    <w:rsid w:val="00391EB4"/>
+    <w:rsid w:val="008E07E9"/>
     <w:rPr>
-      <w:rFonts w:ascii="Source Code Pro" w:eastAsia="Source Han Sans Regular" w:hAnsi="Source Code Pro"/>
+      <w:rFonts w:ascii="源ノ角ゴシック Code JP N" w:eastAsia="源ノ角ゴシック Code JP N" w:hAnsi="源ノ角ゴシック Code JP N" w:cs="源ノ角ゴシック Code JP N"/>
       <w:color w:val="898887"/>
       <w:bdr w:val="none" w:sz="0" w:space="0" w:color="auto"/>
       <w:shd w:val="clear" w:color="auto" w:fill="auto"/>
@@ -13428,9 +12248,9 @@
     <w:name w:val="ControlFlowTok"/>
     <w:basedOn w:val="VerbatimChar"/>
     <w:qFormat/>
-    <w:rsid w:val="00391EB4"/>
+    <w:rsid w:val="00940FE1"/>
     <w:rPr>
-      <w:rFonts w:ascii="Source Code Pro" w:eastAsia="Source Han Sans Regular" w:hAnsi="Source Code Pro"/>
+      <w:rFonts w:ascii="源ノ角ゴシック Code JP N" w:eastAsia="源ノ角ゴシック Code JP N" w:hAnsi="源ノ角ゴシック Code JP N" w:cs="源ノ角ゴシック Code JP N"/>
       <w:b/>
       <w:color w:val="1F1C1B"/>
       <w:bdr w:val="none" w:sz="0" w:space="0" w:color="auto"/>
@@ -13441,9 +12261,9 @@
     <w:name w:val="DecValTok"/>
     <w:basedOn w:val="VerbatimChar"/>
     <w:qFormat/>
-    <w:rsid w:val="00391EB4"/>
+    <w:rsid w:val="00B00515"/>
     <w:rPr>
-      <w:rFonts w:ascii="Source Code Pro" w:eastAsia="Source Han Sans Regular" w:hAnsi="Source Code Pro"/>
+      <w:rFonts w:ascii="源ノ角ゴシック Code JP N" w:eastAsia="源ノ角ゴシック Code JP N" w:hAnsi="源ノ角ゴシック Code JP N" w:cs="源ノ角ゴシック Code JP N"/>
       <w:color w:val="B08000"/>
       <w:bdr w:val="none" w:sz="0" w:space="0" w:color="auto"/>
       <w:shd w:val="clear" w:color="auto" w:fill="auto"/>
@@ -13453,9 +12273,9 @@
     <w:name w:val="ErrorTok"/>
     <w:basedOn w:val="VerbatimChar"/>
     <w:qFormat/>
-    <w:rsid w:val="00391EB4"/>
+    <w:rsid w:val="00B00515"/>
     <w:rPr>
-      <w:rFonts w:ascii="Source Code Pro" w:eastAsia="Source Han Sans Regular" w:hAnsi="Source Code Pro"/>
+      <w:rFonts w:ascii="源ノ角ゴシック Code JP N" w:eastAsia="源ノ角ゴシック Code JP N" w:hAnsi="源ノ角ゴシック Code JP N" w:cs="源ノ角ゴシック Code JP N"/>
       <w:color w:val="BF0303"/>
       <w:bdr w:val="none" w:sz="0" w:space="0" w:color="auto"/>
       <w:shd w:val="clear" w:color="auto" w:fill="auto"/>
@@ -13465,9 +12285,9 @@
     <w:name w:val="FloatTok"/>
     <w:basedOn w:val="VerbatimChar"/>
     <w:qFormat/>
-    <w:rsid w:val="00372596"/>
+    <w:rsid w:val="00B00515"/>
     <w:rPr>
-      <w:rFonts w:ascii="Source Code Pro" w:eastAsia="Source Han Sans Regular" w:hAnsi="Source Code Pro"/>
+      <w:rFonts w:ascii="源ノ角ゴシック Code JP N" w:eastAsia="源ノ角ゴシック Code JP N" w:hAnsi="源ノ角ゴシック Code JP N" w:cs="源ノ角ゴシック Code JP N"/>
       <w:color w:val="B08000"/>
       <w:bdr w:val="none" w:sz="0" w:space="0" w:color="auto"/>
       <w:shd w:val="clear" w:color="auto" w:fill="auto"/>
@@ -13477,9 +12297,9 @@
     <w:name w:val="VerbatimStringTok"/>
     <w:basedOn w:val="VerbatimChar"/>
     <w:qFormat/>
-    <w:rsid w:val="00FF2765"/>
+    <w:rsid w:val="008E07E9"/>
     <w:rPr>
-      <w:rFonts w:ascii="Source Code Pro" w:eastAsia="Source Han Sans Regular" w:hAnsi="Source Code Pro"/>
+      <w:rFonts w:ascii="源ノ角ゴシック Code JP N" w:eastAsia="源ノ角ゴシック Code JP N" w:hAnsi="源ノ角ゴシック Code JP N" w:cs="源ノ角ゴシック Code JP N"/>
       <w:color w:val="BF0303"/>
       <w:bdr w:val="none" w:sz="0" w:space="0" w:color="auto"/>
       <w:shd w:val="clear" w:color="auto" w:fill="auto"/>
@@ -13489,9 +12309,9 @@
     <w:name w:val="WarningTok"/>
     <w:basedOn w:val="VerbatimChar"/>
     <w:qFormat/>
-    <w:rsid w:val="00FF2765"/>
+    <w:rsid w:val="008E07E9"/>
     <w:rPr>
-      <w:rFonts w:ascii="Source Code Pro" w:eastAsia="Source Han Sans Regular" w:hAnsi="Source Code Pro"/>
+      <w:rFonts w:ascii="源ノ角ゴシック Code JP N" w:eastAsia="源ノ角ゴシック Code JP N" w:hAnsi="源ノ角ゴシック Code JP N" w:cs="源ノ角ゴシック Code JP N"/>
       <w:color w:val="BF0303"/>
       <w:bdr w:val="none" w:sz="0" w:space="0" w:color="auto"/>
       <w:shd w:val="clear" w:color="auto" w:fill="auto"/>
@@ -13501,9 +12321,9 @@
     <w:name w:val="VariableTok"/>
     <w:basedOn w:val="VerbatimChar"/>
     <w:qFormat/>
-    <w:rsid w:val="00FF2765"/>
+    <w:rsid w:val="008E07E9"/>
     <w:rPr>
-      <w:rFonts w:ascii="Source Code Pro" w:eastAsia="Source Han Sans Regular" w:hAnsi="Source Code Pro"/>
+      <w:rFonts w:ascii="源ノ角ゴシック Code JP N" w:eastAsia="源ノ角ゴシック Code JP N" w:hAnsi="源ノ角ゴシック Code JP N" w:cs="源ノ角ゴシック Code JP N"/>
       <w:color w:val="0057AE"/>
       <w:bdr w:val="none" w:sz="0" w:space="0" w:color="auto"/>
       <w:shd w:val="clear" w:color="auto" w:fill="auto"/>
@@ -13511,7 +12331,7 @@
   </w:style>
   <w:style w:type="paragraph" w:customStyle="1" w:styleId="GraphicAnchor">
     <w:name w:val="Graphic Anchor"/>
-    <w:basedOn w:val="a1"/>
+    <w:basedOn w:val="BodyText"/>
     <w:autoRedefine/>
     <w:qFormat/>
     <w:rsid w:val="005B012C"/>
@@ -13528,9 +12348,9 @@
   <w:style w:type="character" w:customStyle="1" w:styleId="AlertTok">
     <w:name w:val="AlertTok"/>
     <w:basedOn w:val="VerbatimChar"/>
-    <w:rsid w:val="00A44E7F"/>
+    <w:rsid w:val="00375533"/>
     <w:rPr>
-      <w:rFonts w:ascii="Source Code Pro" w:eastAsia="Source Han Sans Regular" w:hAnsi="Source Code Pro"/>
+      <w:rFonts w:ascii="源ノ角ゴシック Code JP N" w:eastAsia="源ノ角ゴシック Code JP N" w:hAnsi="源ノ角ゴシック Code JP N" w:cs="源ノ角ゴシック Code JP N"/>
       <w:b/>
       <w:color w:val="BF0303"/>
       <w:bdr w:val="none" w:sz="0" w:space="0" w:color="auto"/>
@@ -13541,9 +12361,9 @@
     <w:name w:val="CommentVarTok"/>
     <w:basedOn w:val="VerbatimChar"/>
     <w:qFormat/>
-    <w:rsid w:val="00A44E7F"/>
+    <w:rsid w:val="00B00515"/>
     <w:rPr>
-      <w:rFonts w:ascii="Source Code Pro" w:eastAsia="Source Han Sans Regular" w:hAnsi="Source Code Pro"/>
+      <w:rFonts w:ascii="源ノ角ゴシック Code JP N" w:eastAsia="源ノ角ゴシック Code JP N" w:hAnsi="源ノ角ゴシック Code JP N" w:cs="源ノ角ゴシック Code JP N"/>
       <w:color w:val="0095FF"/>
       <w:bdr w:val="none" w:sz="0" w:space="0" w:color="auto"/>
       <w:shd w:val="clear" w:color="auto" w:fill="auto"/>
@@ -13553,9 +12373,9 @@
     <w:name w:val="ConstantTok"/>
     <w:basedOn w:val="VerbatimChar"/>
     <w:qFormat/>
-    <w:rsid w:val="00A44E7F"/>
+    <w:rsid w:val="00B00515"/>
     <w:rPr>
-      <w:rFonts w:ascii="Source Code Pro" w:eastAsia="Source Han Sans Regular" w:hAnsi="Source Code Pro"/>
+      <w:rFonts w:ascii="源ノ角ゴシック Code JP N" w:eastAsia="源ノ角ゴシック Code JP N" w:hAnsi="源ノ角ゴシック Code JP N" w:cs="源ノ角ゴシック Code JP N"/>
       <w:color w:val="AA5500"/>
       <w:bdr w:val="none" w:sz="0" w:space="0" w:color="auto"/>
       <w:shd w:val="clear" w:color="auto" w:fill="auto"/>
@@ -13565,9 +12385,9 @@
     <w:name w:val="DocumentationTok"/>
     <w:basedOn w:val="VerbatimChar"/>
     <w:qFormat/>
-    <w:rsid w:val="00A44E7F"/>
+    <w:rsid w:val="00940FE1"/>
     <w:rPr>
-      <w:rFonts w:ascii="Source Code Pro" w:eastAsia="Source Han Sans Regular" w:hAnsi="Source Code Pro"/>
+      <w:rFonts w:ascii="源ノ角ゴシック Code JP N" w:eastAsia="源ノ角ゴシック Code JP N" w:hAnsi="源ノ角ゴシック Code JP N" w:cs="源ノ角ゴシック Code JP N"/>
       <w:color w:val="607880"/>
       <w:bdr w:val="none" w:sz="0" w:space="0" w:color="auto"/>
       <w:shd w:val="clear" w:color="auto" w:fill="auto"/>
@@ -13575,7 +12395,7 @@
   </w:style>
   <w:style w:type="paragraph" w:customStyle="1" w:styleId="AppendixHeading1">
     <w:name w:val="Appendix Heading 1"/>
-    <w:basedOn w:val="1"/>
+    <w:basedOn w:val="Heading1"/>
     <w:autoRedefine/>
     <w:qFormat/>
     <w:rsid w:val="00507E56"/>
@@ -13587,7 +12407,7 @@
   </w:style>
   <w:style w:type="paragraph" w:customStyle="1" w:styleId="AppendixHeading2">
     <w:name w:val="Appendix Heading 2"/>
-    <w:basedOn w:val="20"/>
+    <w:basedOn w:val="Heading2"/>
     <w:autoRedefine/>
     <w:qFormat/>
     <w:rsid w:val="00507E56"/>
@@ -13599,7 +12419,7 @@
   </w:style>
   <w:style w:type="paragraph" w:customStyle="1" w:styleId="AppendixHeading3">
     <w:name w:val="Appendix Heading 3"/>
-    <w:basedOn w:val="31"/>
+    <w:basedOn w:val="Heading3"/>
     <w:autoRedefine/>
     <w:qFormat/>
     <w:rsid w:val="005640ED"/>
@@ -13611,8 +12431,8 @@
   </w:style>
   <w:style w:type="paragraph" w:customStyle="1" w:styleId="AppendixHeading4">
     <w:name w:val="Appendix Heading 4"/>
-    <w:basedOn w:val="40"/>
-    <w:next w:val="40"/>
+    <w:basedOn w:val="Heading4"/>
+    <w:next w:val="Heading4"/>
     <w:autoRedefine/>
     <w:qFormat/>
     <w:rsid w:val="00507E56"/>
@@ -13625,7 +12445,7 @@
   </w:style>
   <w:style w:type="paragraph" w:customStyle="1" w:styleId="AppendixHeading5">
     <w:name w:val="Appendix Heading 5"/>
-    <w:basedOn w:val="5"/>
+    <w:basedOn w:val="Heading5"/>
     <w:autoRedefine/>
     <w:qFormat/>
     <w:rsid w:val="00464F1E"/>
@@ -13638,13 +12458,13 @@
   </w:style>
   <w:style w:type="paragraph" w:customStyle="1" w:styleId="FeatureList1">
     <w:name w:val="Feature List 1"/>
-    <w:basedOn w:val="a0"/>
+    <w:basedOn w:val="Normal"/>
     <w:autoRedefine/>
     <w:qFormat/>
     <w:rsid w:val="005B012C"/>
     <w:pPr>
       <w:numPr>
-        <w:numId w:val="1005"/>
+        <w:numId w:val="15"/>
       </w:numPr>
     </w:pPr>
   </w:style>
@@ -13656,13 +12476,13 @@
     <w:rsid w:val="005B012C"/>
     <w:pPr>
       <w:numPr>
-        <w:numId w:val="1007"/>
+        <w:numId w:val="17"/>
       </w:numPr>
     </w:pPr>
   </w:style>
   <w:style w:type="paragraph" w:customStyle="1" w:styleId="Note">
     <w:name w:val="Note"/>
-    <w:basedOn w:val="a1"/>
+    <w:basedOn w:val="BodyText"/>
     <w:autoRedefine/>
     <w:qFormat/>
     <w:rsid w:val="00A9252F"/>
@@ -13675,7 +12495,7 @@
     <w:rsid w:val="00C17E2B"/>
     <w:pPr>
       <w:numPr>
-        <w:numId w:val="1009"/>
+        <w:numId w:val="19"/>
       </w:numPr>
       <w:spacing w:after="40"/>
     </w:pPr>
@@ -13688,7 +12508,7 @@
     <w:rsid w:val="00B90103"/>
     <w:pPr>
       <w:numPr>
-        <w:numId w:val="1011"/>
+        <w:numId w:val="21"/>
       </w:numPr>
     </w:pPr>
   </w:style>
@@ -13700,7 +12520,7 @@
     <w:rsid w:val="00C17E2B"/>
     <w:pPr>
       <w:numPr>
-        <w:numId w:val="1014"/>
+        <w:numId w:val="24"/>
       </w:numPr>
     </w:pPr>
   </w:style>
@@ -13761,7 +12581,7 @@
   </w:style>
   <w:style w:type="paragraph" w:customStyle="1" w:styleId="TableHeadLeft">
     <w:name w:val="Table Head Left"/>
-    <w:basedOn w:val="a1"/>
+    <w:basedOn w:val="BodyText"/>
     <w:autoRedefine/>
     <w:qFormat/>
     <w:rsid w:val="00C17E2B"/>
@@ -13786,7 +12606,7 @@
   </w:style>
   <w:style w:type="paragraph" w:customStyle="1" w:styleId="HeadingUnnumbered5">
     <w:name w:val="Heading Unnumbered 5"/>
-    <w:basedOn w:val="5"/>
+    <w:basedOn w:val="Heading5"/>
     <w:autoRedefine/>
     <w:qFormat/>
     <w:rsid w:val="007F64DA"/>
@@ -13799,19 +12619,19 @@
       <w:bCs/>
     </w:rPr>
   </w:style>
-  <w:style w:type="numbering" w:customStyle="1" w:styleId="10">
+  <w:style w:type="numbering" w:customStyle="1" w:styleId="1">
     <w:name w:val="現在のリスト1"/>
     <w:uiPriority w:val="99"/>
     <w:rsid w:val="005B012C"/>
     <w:pPr>
       <w:numPr>
-        <w:numId w:val="437"/>
+        <w:numId w:val="14"/>
       </w:numPr>
     </w:pPr>
   </w:style>
-  <w:style w:type="character" w:styleId="affa">
+  <w:style w:type="character" w:styleId="FollowedHyperlink">
     <w:name w:val="FollowedHyperlink"/>
-    <w:basedOn w:val="a2"/>
+    <w:basedOn w:val="DefaultParagraphFont"/>
     <w:rsid w:val="00C17E2B"/>
     <w:rPr>
       <w:color w:val="800080" w:themeColor="followedHyperlink"/>
@@ -13820,7 +12640,7 @@
   </w:style>
   <w:style w:type="paragraph" w:customStyle="1" w:styleId="HiddenText">
     <w:name w:val="Hidden Text"/>
-    <w:basedOn w:val="a1"/>
+    <w:basedOn w:val="BodyText"/>
     <w:autoRedefine/>
     <w:qFormat/>
     <w:rsid w:val="00082EB2"/>
@@ -13830,14 +12650,14 @@
       <w:vanish/>
     </w:rPr>
   </w:style>
-  <w:style w:type="paragraph" w:customStyle="1" w:styleId="16">
+  <w:style w:type="paragraph" w:customStyle="1" w:styleId="12">
     <w:name w:val="スタイル1"/>
-    <w:basedOn w:val="a1"/>
+    <w:basedOn w:val="BodyText"/>
     <w:autoRedefine/>
     <w:qFormat/>
     <w:rsid w:val="00082EB2"/>
   </w:style>
-  <w:style w:type="paragraph" w:styleId="affb">
+  <w:style w:type="paragraph" w:styleId="Revision">
     <w:name w:val="Revision"/>
     <w:hidden/>
     <w:semiHidden/>
@@ -13851,23 +12671,23 @@
       <w:szCs w:val="20"/>
     </w:rPr>
   </w:style>
-  <w:style w:type="numbering" w:customStyle="1" w:styleId="21">
+  <w:style w:type="numbering" w:customStyle="1" w:styleId="2">
     <w:name w:val="現在のリスト2"/>
     <w:uiPriority w:val="99"/>
     <w:rsid w:val="00B90103"/>
     <w:pPr>
       <w:numPr>
-        <w:numId w:val="1006"/>
+        <w:numId w:val="16"/>
       </w:numPr>
     </w:pPr>
   </w:style>
-  <w:style w:type="numbering" w:customStyle="1" w:styleId="30">
+  <w:style w:type="numbering" w:customStyle="1" w:styleId="3">
     <w:name w:val="現在のリスト3"/>
     <w:uiPriority w:val="99"/>
     <w:rsid w:val="00B90103"/>
     <w:pPr>
       <w:numPr>
-        <w:numId w:val="1008"/>
+        <w:numId w:val="18"/>
       </w:numPr>
     </w:pPr>
   </w:style>
@@ -13877,40 +12697,40 @@
     <w:rsid w:val="00B90103"/>
     <w:pPr>
       <w:numPr>
-        <w:numId w:val="1010"/>
+        <w:numId w:val="20"/>
       </w:numPr>
     </w:pPr>
   </w:style>
-  <w:style w:type="numbering" w:customStyle="1" w:styleId="50">
+  <w:style w:type="numbering" w:customStyle="1" w:styleId="5">
     <w:name w:val="現在のリスト5"/>
     <w:uiPriority w:val="99"/>
     <w:rsid w:val="00B90103"/>
     <w:pPr>
       <w:numPr>
-        <w:numId w:val="1012"/>
+        <w:numId w:val="22"/>
       </w:numPr>
     </w:pPr>
   </w:style>
-  <w:style w:type="numbering" w:customStyle="1" w:styleId="60">
+  <w:style w:type="numbering" w:customStyle="1" w:styleId="6">
     <w:name w:val="現在のリスト6"/>
     <w:uiPriority w:val="99"/>
     <w:rsid w:val="00B90103"/>
     <w:pPr>
       <w:numPr>
-        <w:numId w:val="1013"/>
+        <w:numId w:val="23"/>
       </w:numPr>
     </w:pPr>
   </w:style>
   <w:style w:type="table" w:customStyle="1" w:styleId="NoGridLeft">
     <w:name w:val="No Grid Left"/>
-    <w:basedOn w:val="a3"/>
+    <w:basedOn w:val="TableNormal"/>
     <w:uiPriority w:val="99"/>
-    <w:rsid w:val="005B59A5"/>
+    <w:rsid w:val="009B5007"/>
     <w:pPr>
-      <w:spacing w:after="0" w:line="240" w:lineRule="auto"/>
+      <w:spacing w:before="100" w:beforeAutospacing="1" w:after="0" w:line="240" w:lineRule="auto"/>
     </w:pPr>
     <w:rPr>
-      <w:rFonts w:ascii="Source Han Sans JP" w:eastAsia="Source Han Sans JP" w:hAnsi="Source Han Sans JP" w:cs="Source Han Sans JP"/>
+      <w:rFonts w:ascii="源ノ角ゴシック Code JP N" w:eastAsia="源ノ角ゴシック Code JP N" w:hAnsi="源ノ角ゴシック Code JP N" w:cs="源ノ角ゴシック Code JP N"/>
     </w:rPr>
     <w:tblPr>
       <w:jc w:val="center"/>
@@ -13918,13 +12738,22 @@
     <w:trPr>
       <w:jc w:val="center"/>
     </w:trPr>
-    <w:tcPr>
-      <w:vAlign w:val="center"/>
-    </w:tcPr>
-  </w:style>
-  <w:style w:type="table" w:styleId="43">
+    <w:tblStylePr w:type="lastCol">
+      <w:pPr>
+        <w:wordWrap/>
+        <w:spacing w:beforeLines="0" w:before="100" w:beforeAutospacing="1" w:afterLines="0" w:after="100" w:afterAutospacing="1" w:line="240" w:lineRule="auto"/>
+        <w:ind w:leftChars="0" w:left="0" w:rightChars="0" w:right="0" w:firstLineChars="0" w:firstLine="0"/>
+      </w:pPr>
+      <w:rPr>
+        <w:rFonts w:ascii="源ノ角ゴシック Code JP N" w:eastAsia="源ノ角ゴシック Code JP N" w:hAnsi="源ノ角ゴシック Code JP N" w:cs="源ノ角ゴシック Code JP N"/>
+        <w:sz w:val="22"/>
+        <w:szCs w:val="22"/>
+      </w:rPr>
+    </w:tblStylePr>
+  </w:style>
+  <w:style w:type="table" w:styleId="PlainTable4">
     <w:name w:val="Plain Table 4"/>
-    <w:basedOn w:val="a3"/>
+    <w:basedOn w:val="TableNormal"/>
     <w:rsid w:val="00EE300A"/>
     <w:pPr>
       <w:spacing w:after="0" w:line="240" w:lineRule="auto"/>
@@ -13968,6 +12797,123 @@
       <w:tcPr>
         <w:shd w:val="clear" w:color="auto" w:fill="F2F2F2" w:themeFill="background1" w:themeFillShade="F2"/>
       </w:tcPr>
+    </w:tblStylePr>
+  </w:style>
+  <w:style w:type="table" w:styleId="ListTable1Light-Accent6">
+    <w:name w:val="List Table 1 Light Accent 6"/>
+    <w:basedOn w:val="TableNormal"/>
+    <w:uiPriority w:val="46"/>
+    <w:rsid w:val="009B5007"/>
+    <w:pPr>
+      <w:spacing w:after="0" w:line="240" w:lineRule="auto"/>
+    </w:pPr>
+    <w:tblPr>
+      <w:tblStyleRowBandSize w:val="1"/>
+      <w:tblStyleColBandSize w:val="1"/>
+    </w:tblPr>
+    <w:tblStylePr w:type="firstRow">
+      <w:rPr>
+        <w:b/>
+        <w:bCs/>
+      </w:rPr>
+      <w:tblPr/>
+      <w:tcPr>
+        <w:tcBorders>
+          <w:bottom w:val="single" w:sz="4" w:space="0" w:color="FABF8F" w:themeColor="accent6" w:themeTint="99"/>
+        </w:tcBorders>
+      </w:tcPr>
+    </w:tblStylePr>
+    <w:tblStylePr w:type="lastRow">
+      <w:rPr>
+        <w:b/>
+        <w:bCs/>
+      </w:rPr>
+      <w:tblPr/>
+      <w:tcPr>
+        <w:tcBorders>
+          <w:top w:val="single" w:sz="4" w:space="0" w:color="FABF8F" w:themeColor="accent6" w:themeTint="99"/>
+        </w:tcBorders>
+      </w:tcPr>
+    </w:tblStylePr>
+    <w:tblStylePr w:type="firstCol">
+      <w:rPr>
+        <w:b/>
+        <w:bCs/>
+      </w:rPr>
+    </w:tblStylePr>
+    <w:tblStylePr w:type="lastCol">
+      <w:rPr>
+        <w:b/>
+        <w:bCs/>
+      </w:rPr>
+    </w:tblStylePr>
+    <w:tblStylePr w:type="band1Vert">
+      <w:tblPr/>
+      <w:tcPr>
+        <w:shd w:val="clear" w:color="auto" w:fill="FDE9D9" w:themeFill="accent6" w:themeFillTint="33"/>
+      </w:tcPr>
+    </w:tblStylePr>
+    <w:tblStylePr w:type="band1Horz">
+      <w:tblPr/>
+      <w:tcPr>
+        <w:shd w:val="clear" w:color="auto" w:fill="FDE9D9" w:themeFill="accent6" w:themeFillTint="33"/>
+      </w:tcPr>
+    </w:tblStylePr>
+  </w:style>
+  <w:style w:type="table" w:styleId="GridTable1Light">
+    <w:name w:val="Grid Table 1 Light"/>
+    <w:basedOn w:val="TableNormal"/>
+    <w:rsid w:val="009B5007"/>
+    <w:pPr>
+      <w:spacing w:after="0" w:line="240" w:lineRule="auto"/>
+    </w:pPr>
+    <w:tblPr>
+      <w:tblStyleRowBandSize w:val="1"/>
+      <w:tblStyleColBandSize w:val="1"/>
+      <w:tblBorders>
+        <w:top w:val="single" w:sz="4" w:space="0" w:color="999999" w:themeColor="text1" w:themeTint="66"/>
+        <w:left w:val="single" w:sz="4" w:space="0" w:color="999999" w:themeColor="text1" w:themeTint="66"/>
+        <w:bottom w:val="single" w:sz="4" w:space="0" w:color="999999" w:themeColor="text1" w:themeTint="66"/>
+        <w:right w:val="single" w:sz="4" w:space="0" w:color="999999" w:themeColor="text1" w:themeTint="66"/>
+        <w:insideH w:val="single" w:sz="4" w:space="0" w:color="999999" w:themeColor="text1" w:themeTint="66"/>
+        <w:insideV w:val="single" w:sz="4" w:space="0" w:color="999999" w:themeColor="text1" w:themeTint="66"/>
+      </w:tblBorders>
+    </w:tblPr>
+    <w:tblStylePr w:type="firstRow">
+      <w:rPr>
+        <w:b/>
+        <w:bCs/>
+      </w:rPr>
+      <w:tblPr/>
+      <w:tcPr>
+        <w:tcBorders>
+          <w:bottom w:val="single" w:sz="12" w:space="0" w:color="666666" w:themeColor="text1" w:themeTint="99"/>
+        </w:tcBorders>
+      </w:tcPr>
+    </w:tblStylePr>
+    <w:tblStylePr w:type="lastRow">
+      <w:rPr>
+        <w:b/>
+        <w:bCs/>
+      </w:rPr>
+      <w:tblPr/>
+      <w:tcPr>
+        <w:tcBorders>
+          <w:top w:val="double" w:sz="2" w:space="0" w:color="666666" w:themeColor="text1" w:themeTint="99"/>
+        </w:tcBorders>
+      </w:tcPr>
+    </w:tblStylePr>
+    <w:tblStylePr w:type="firstCol">
+      <w:rPr>
+        <w:b/>
+        <w:bCs/>
+      </w:rPr>
+    </w:tblStylePr>
+    <w:tblStylePr w:type="lastCol">
+      <w:rPr>
+        <w:b/>
+        <w:bCs/>
+      </w:rPr>
     </w:tblStylePr>
   </w:style>
 </w:styles>

--- a/system/ref.docx
+++ b/system/ref.docx
@@ -6,44 +6,24 @@
       <w:pPr>
         <w:pStyle w:val="Title"/>
       </w:pPr>
-      <w:r>
-        <w:fldChar w:fldCharType="begin"/>
-      </w:r>
-      <w:r>
-        <w:instrText>DOCPROPERTY  TITLE-META \* MERGEFORMAT</w:instrText>
-      </w:r>
-      <w:r>
-        <w:fldChar w:fldCharType="separate"/>
-      </w:r>
-      <w:r>
-        <w:rPr>
-          <w:rFonts w:hint="eastAsia"/>
-        </w:rPr>
-        <w:t>本のタイトル</w:t>
-      </w:r>
-      <w:r>
-        <w:fldChar w:fldCharType="end"/>
-      </w:r>
+      <w:fldSimple w:instr="DOCPROPERTY  TITLE-META \* MERGEFORMAT">
+        <w:r>
+          <w:rPr>
+            <w:rFonts w:hint="eastAsia"/>
+          </w:rPr>
+          <w:t>本のタイトル</w:t>
+        </w:r>
+      </w:fldSimple>
     </w:p>
     <w:p>
       <w:pPr>
         <w:pStyle w:val="Abstract"/>
       </w:pPr>
-      <w:r>
-        <w:fldChar w:fldCharType="begin"/>
-      </w:r>
-      <w:r>
-        <w:instrText xml:space="preserve"> DOCPROPERTY "subtitle-meta" \* MERGEFORMAT </w:instrText>
-      </w:r>
-      <w:r>
-        <w:fldChar w:fldCharType="separate"/>
-      </w:r>
-      <w:r>
-        <w:t>本の概要</w:t>
-      </w:r>
-      <w:r>
-        <w:fldChar w:fldCharType="end"/>
-      </w:r>
+      <w:fldSimple w:instr=" DOCPROPERTY &quot;subtitle-meta&quot; \* MERGEFORMAT ">
+        <w:r>
+          <w:t>本の概要</w:t>
+        </w:r>
+      </w:fldSimple>
     </w:p>
     <w:p>
       <w:pPr>
@@ -968,15 +948,7 @@
                 <w:noProof/>
                 <w:lang w:eastAsia="ja-JP"/>
               </w:rPr>
-              <w:t>にほん</w:t>
-            </w:r>
-            <w:r>
-              <w:rPr>
-                <w:rStyle w:val="Hyperlink"/>
-                <w:noProof/>
-                <w:lang w:eastAsia="ja-JP"/>
-              </w:rPr>
-              <w:t>ご</w:t>
+              <w:t>にほんご</w:t>
             </w:r>
             <w:r>
               <w:rPr>
@@ -2457,21 +2429,7 @@
               <w:rPr>
                 <w:rStyle w:val="NormalTok"/>
               </w:rPr>
-              <w:t xml:space="preserve"> </w:t>
-            </w:r>
-            <w:proofErr w:type="gramStart"/>
-            <w:r>
-              <w:rPr>
-                <w:rStyle w:val="NormalTok"/>
-              </w:rPr>
-              <w:t>docx.Document</w:t>
-            </w:r>
-            <w:proofErr w:type="gramEnd"/>
-            <w:r>
-              <w:rPr>
-                <w:rStyle w:val="NormalTok"/>
-              </w:rPr>
-              <w:t>(</w:t>
+              <w:t xml:space="preserve"> docx.Document(</w:t>
             </w:r>
             <w:r>
               <w:rPr>
@@ -2488,21 +2446,12 @@
             <w:r>
               <w:br/>
             </w:r>
-            <w:proofErr w:type="gramStart"/>
             <w:r>
               <w:rPr>
                 <w:rStyle w:val="NormalTok"/>
               </w:rPr>
-              <w:t>pprint.pprint</w:t>
-            </w:r>
-            <w:proofErr w:type="gramEnd"/>
-            <w:r>
-              <w:rPr>
-                <w:rStyle w:val="NormalTok"/>
-              </w:rPr>
-              <w:t>(</w:t>
-            </w:r>
-            <w:proofErr w:type="gramStart"/>
+              <w:t>pprint.pprint(</w:t>
+            </w:r>
             <w:r>
               <w:rPr>
                 <w:rStyle w:val="BuiltInTok"/>
@@ -2513,14 +2462,7 @@
               <w:rPr>
                 <w:rStyle w:val="NormalTok"/>
               </w:rPr>
-              <w:t>(</w:t>
-            </w:r>
-            <w:proofErr w:type="gramEnd"/>
-            <w:r>
-              <w:rPr>
-                <w:rStyle w:val="NormalTok"/>
-              </w:rPr>
-              <w:t xml:space="preserve">[s.name </w:t>
+              <w:t xml:space="preserve">([s.name </w:t>
             </w:r>
             <w:r>
               <w:rPr>
@@ -2544,16 +2486,14 @@
               <w:rPr>
                 <w:rStyle w:val="NormalTok"/>
               </w:rPr>
-              <w:t xml:space="preserve"> </w:t>
-            </w:r>
-            <w:proofErr w:type="gramStart"/>
+              <w:t xml:space="preserve"> d.styles </w:t>
+            </w:r>
             <w:r>
               <w:rPr>
-                <w:rStyle w:val="NormalTok"/>
+                <w:rStyle w:val="ControlFlowTok"/>
               </w:rPr>
-              <w:t>d.styles</w:t>
-            </w:r>
-            <w:proofErr w:type="gramEnd"/>
+              <w:t>if</w:t>
+            </w:r>
             <w:r>
               <w:rPr>
                 <w:rStyle w:val="NormalTok"/>
@@ -2562,9 +2502,9 @@
             </w:r>
             <w:r>
               <w:rPr>
-                <w:rStyle w:val="ControlFlowTok"/>
+                <w:rStyle w:val="StringTok"/>
               </w:rPr>
-              <w:t>if</w:t>
+              <w:t>"Tok"</w:t>
             </w:r>
             <w:r>
               <w:rPr>
@@ -2574,18 +2514,6 @@
             </w:r>
             <w:r>
               <w:rPr>
-                <w:rStyle w:val="StringTok"/>
-              </w:rPr>
-              <w:t>"Tok"</w:t>
-            </w:r>
-            <w:r>
-              <w:rPr>
-                <w:rStyle w:val="NormalTok"/>
-              </w:rPr>
-              <w:t xml:space="preserve"> </w:t>
-            </w:r>
-            <w:r>
-              <w:rPr>
                 <w:rStyle w:val="KeywordTok"/>
               </w:rPr>
               <w:t>in</w:t>
@@ -2628,14 +2556,12 @@
       <w:r>
         <w:br/>
       </w:r>
-      <w:proofErr w:type="spellStart"/>
       <w:r>
         <w:rPr>
           <w:rStyle w:val="AlertTok"/>
         </w:rPr>
         <w:t>AlertTok</w:t>
       </w:r>
-      <w:proofErr w:type="spellEnd"/>
       <w:r>
         <w:rPr>
           <w:rStyle w:val="AlertTok"/>
@@ -2647,14 +2573,12 @@
       <w:r>
         <w:br/>
       </w:r>
-      <w:proofErr w:type="spellStart"/>
       <w:r>
         <w:rPr>
           <w:rStyle w:val="AnnotationTok"/>
         </w:rPr>
         <w:t>AnnotationTok</w:t>
       </w:r>
-      <w:proofErr w:type="spellEnd"/>
       <w:r>
         <w:rPr>
           <w:rStyle w:val="AnnotationTok"/>
@@ -2666,7 +2590,6 @@
       <w:r>
         <w:br/>
       </w:r>
-      <w:proofErr w:type="spellStart"/>
       <w:r>
         <w:rPr>
           <w:rStyle w:val="AttributeTok"/>
@@ -2679,11 +2602,9 @@
         </w:rPr>
         <w:t>にほんご</w:t>
       </w:r>
-      <w:proofErr w:type="spellEnd"/>
-      <w:r>
-        <w:br/>
-      </w:r>
-      <w:proofErr w:type="spellStart"/>
+      <w:r>
+        <w:br/>
+      </w:r>
       <w:r>
         <w:rPr>
           <w:rStyle w:val="BaseNTok"/>
@@ -2696,11 +2617,9 @@
         </w:rPr>
         <w:t>にほんご</w:t>
       </w:r>
-      <w:proofErr w:type="spellEnd"/>
-      <w:r>
-        <w:br/>
-      </w:r>
-      <w:proofErr w:type="spellStart"/>
+      <w:r>
+        <w:br/>
+      </w:r>
       <w:r>
         <w:rPr>
           <w:rStyle w:val="BuiltInTok"/>
@@ -2713,11 +2632,9 @@
         </w:rPr>
         <w:t>にほんご</w:t>
       </w:r>
-      <w:proofErr w:type="spellEnd"/>
-      <w:r>
-        <w:br/>
-      </w:r>
-      <w:proofErr w:type="spellStart"/>
+      <w:r>
+        <w:br/>
+      </w:r>
       <w:r>
         <w:rPr>
           <w:rStyle w:val="CharTok"/>
@@ -2730,11 +2647,9 @@
         </w:rPr>
         <w:t>にほんご</w:t>
       </w:r>
-      <w:proofErr w:type="spellEnd"/>
-      <w:r>
-        <w:br/>
-      </w:r>
-      <w:proofErr w:type="spellStart"/>
+      <w:r>
+        <w:br/>
+      </w:r>
       <w:r>
         <w:rPr>
           <w:rStyle w:val="CommentTok"/>
@@ -2747,7 +2662,6 @@
         </w:rPr>
         <w:t>にほんご</w:t>
       </w:r>
-      <w:proofErr w:type="spellEnd"/>
       <w:r>
         <w:rPr>
           <w:rStyle w:val="CommentTok"/>
@@ -2759,7 +2673,6 @@
       <w:r>
         <w:br/>
       </w:r>
-      <w:proofErr w:type="spellStart"/>
       <w:r>
         <w:rPr>
           <w:rStyle w:val="CommentVarTok"/>
@@ -2772,11 +2685,9 @@
         </w:rPr>
         <w:t>にほんご</w:t>
       </w:r>
-      <w:proofErr w:type="spellEnd"/>
-      <w:r>
-        <w:br/>
-      </w:r>
-      <w:proofErr w:type="spellStart"/>
+      <w:r>
+        <w:br/>
+      </w:r>
       <w:r>
         <w:rPr>
           <w:rStyle w:val="ConstantTok"/>
@@ -2789,11 +2700,9 @@
         </w:rPr>
         <w:t>にほんご</w:t>
       </w:r>
-      <w:proofErr w:type="spellEnd"/>
-      <w:r>
-        <w:br/>
-      </w:r>
-      <w:proofErr w:type="spellStart"/>
+      <w:r>
+        <w:br/>
+      </w:r>
       <w:r>
         <w:rPr>
           <w:rStyle w:val="ControlFlowTok"/>
@@ -2806,11 +2715,9 @@
         </w:rPr>
         <w:t>にほんご</w:t>
       </w:r>
-      <w:proofErr w:type="spellEnd"/>
-      <w:r>
-        <w:br/>
-      </w:r>
-      <w:proofErr w:type="spellStart"/>
+      <w:r>
+        <w:br/>
+      </w:r>
       <w:r>
         <w:rPr>
           <w:rStyle w:val="DataTypeTok"/>
@@ -2823,11 +2730,9 @@
         </w:rPr>
         <w:t>にほんご</w:t>
       </w:r>
-      <w:proofErr w:type="spellEnd"/>
-      <w:r>
-        <w:br/>
-      </w:r>
-      <w:proofErr w:type="spellStart"/>
+      <w:r>
+        <w:br/>
+      </w:r>
       <w:r>
         <w:rPr>
           <w:rStyle w:val="DecValTok"/>
@@ -2840,11 +2745,9 @@
         </w:rPr>
         <w:t>にほんご</w:t>
       </w:r>
-      <w:proofErr w:type="spellEnd"/>
-      <w:r>
-        <w:br/>
-      </w:r>
-      <w:proofErr w:type="spellStart"/>
+      <w:r>
+        <w:br/>
+      </w:r>
       <w:r>
         <w:rPr>
           <w:rStyle w:val="DocumentationTok"/>
@@ -2857,11 +2760,9 @@
         </w:rPr>
         <w:t>にほんご</w:t>
       </w:r>
-      <w:proofErr w:type="spellEnd"/>
-      <w:r>
-        <w:br/>
-      </w:r>
-      <w:proofErr w:type="spellStart"/>
+      <w:r>
+        <w:br/>
+      </w:r>
       <w:r>
         <w:rPr>
           <w:rStyle w:val="ErrorTok"/>
@@ -2880,11 +2781,9 @@
         </w:rPr>
         <w:t>にほんご</w:t>
       </w:r>
-      <w:proofErr w:type="spellEnd"/>
-      <w:r>
-        <w:br/>
-      </w:r>
-      <w:proofErr w:type="spellStart"/>
+      <w:r>
+        <w:br/>
+      </w:r>
       <w:r>
         <w:rPr>
           <w:rStyle w:val="ExtensionTok"/>
@@ -2897,11 +2796,9 @@
         </w:rPr>
         <w:t>にほんご</w:t>
       </w:r>
-      <w:proofErr w:type="spellEnd"/>
-      <w:r>
-        <w:br/>
-      </w:r>
-      <w:proofErr w:type="spellStart"/>
+      <w:r>
+        <w:br/>
+      </w:r>
       <w:r>
         <w:rPr>
           <w:rStyle w:val="FloatTok"/>
@@ -2914,11 +2811,9 @@
         </w:rPr>
         <w:t>にほんご</w:t>
       </w:r>
-      <w:proofErr w:type="spellEnd"/>
-      <w:r>
-        <w:br/>
-      </w:r>
-      <w:proofErr w:type="spellStart"/>
+      <w:r>
+        <w:br/>
+      </w:r>
       <w:r>
         <w:rPr>
           <w:rStyle w:val="FunctionTok"/>
@@ -2931,11 +2826,9 @@
         </w:rPr>
         <w:t>にほんご</w:t>
       </w:r>
-      <w:proofErr w:type="spellEnd"/>
-      <w:r>
-        <w:br/>
-      </w:r>
-      <w:proofErr w:type="spellStart"/>
+      <w:r>
+        <w:br/>
+      </w:r>
       <w:r>
         <w:rPr>
           <w:rStyle w:val="ImportTok"/>
@@ -2948,11 +2841,9 @@
         </w:rPr>
         <w:t>にほんご</w:t>
       </w:r>
-      <w:proofErr w:type="spellEnd"/>
-      <w:r>
-        <w:br/>
-      </w:r>
-      <w:proofErr w:type="spellStart"/>
+      <w:r>
+        <w:br/>
+      </w:r>
       <w:r>
         <w:rPr>
           <w:rStyle w:val="InformationTok"/>
@@ -2965,11 +2856,9 @@
         </w:rPr>
         <w:t>にほんご</w:t>
       </w:r>
-      <w:proofErr w:type="spellEnd"/>
-      <w:r>
-        <w:br/>
-      </w:r>
-      <w:proofErr w:type="spellStart"/>
+      <w:r>
+        <w:br/>
+      </w:r>
       <w:r>
         <w:rPr>
           <w:rStyle w:val="KeywordTok"/>
@@ -2982,11 +2871,9 @@
         </w:rPr>
         <w:t>にほんご</w:t>
       </w:r>
-      <w:proofErr w:type="spellEnd"/>
-      <w:r>
-        <w:br/>
-      </w:r>
-      <w:proofErr w:type="spellStart"/>
+      <w:r>
+        <w:br/>
+      </w:r>
       <w:r>
         <w:rPr>
           <w:rStyle w:val="NormalTok"/>
@@ -2999,11 +2886,9 @@
         </w:rPr>
         <w:t>にほんご</w:t>
       </w:r>
-      <w:proofErr w:type="spellEnd"/>
-      <w:r>
-        <w:br/>
-      </w:r>
-      <w:proofErr w:type="spellStart"/>
+      <w:r>
+        <w:br/>
+      </w:r>
       <w:r>
         <w:rPr>
           <w:rStyle w:val="OperatorTok"/>
@@ -3016,11 +2901,9 @@
         </w:rPr>
         <w:t>にほんご</w:t>
       </w:r>
-      <w:proofErr w:type="spellEnd"/>
-      <w:r>
-        <w:br/>
-      </w:r>
-      <w:proofErr w:type="spellStart"/>
+      <w:r>
+        <w:br/>
+      </w:r>
       <w:r>
         <w:rPr>
           <w:rStyle w:val="OtherTok"/>
@@ -3033,11 +2916,9 @@
         </w:rPr>
         <w:t>にほんご</w:t>
       </w:r>
-      <w:proofErr w:type="spellEnd"/>
-      <w:r>
-        <w:br/>
-      </w:r>
-      <w:proofErr w:type="spellStart"/>
+      <w:r>
+        <w:br/>
+      </w:r>
       <w:r>
         <w:rPr>
           <w:rStyle w:val="PreprocessorTok"/>
@@ -3050,11 +2931,9 @@
         </w:rPr>
         <w:t>にほんご</w:t>
       </w:r>
-      <w:proofErr w:type="spellEnd"/>
-      <w:r>
-        <w:br/>
-      </w:r>
-      <w:proofErr w:type="spellStart"/>
+      <w:r>
+        <w:br/>
+      </w:r>
       <w:r>
         <w:rPr>
           <w:rStyle w:val="RegionMarkerTok"/>
@@ -3067,11 +2946,9 @@
         </w:rPr>
         <w:t>にほんご</w:t>
       </w:r>
-      <w:proofErr w:type="spellEnd"/>
-      <w:r>
-        <w:br/>
-      </w:r>
-      <w:proofErr w:type="spellStart"/>
+      <w:r>
+        <w:br/>
+      </w:r>
       <w:r>
         <w:rPr>
           <w:rStyle w:val="SpecialCharTok"/>
@@ -3084,11 +2961,9 @@
         </w:rPr>
         <w:t>にほんご</w:t>
       </w:r>
-      <w:proofErr w:type="spellEnd"/>
-      <w:r>
-        <w:br/>
-      </w:r>
-      <w:proofErr w:type="spellStart"/>
+      <w:r>
+        <w:br/>
+      </w:r>
       <w:r>
         <w:rPr>
           <w:rStyle w:val="SpecialStringTok"/>
@@ -3101,11 +2976,9 @@
         </w:rPr>
         <w:t>にほんご</w:t>
       </w:r>
-      <w:proofErr w:type="spellEnd"/>
-      <w:r>
-        <w:br/>
-      </w:r>
-      <w:proofErr w:type="spellStart"/>
+      <w:r>
+        <w:br/>
+      </w:r>
       <w:r>
         <w:rPr>
           <w:rStyle w:val="StringTok"/>
@@ -3118,11 +2991,9 @@
         </w:rPr>
         <w:t>にほんご</w:t>
       </w:r>
-      <w:proofErr w:type="spellEnd"/>
-      <w:r>
-        <w:br/>
-      </w:r>
-      <w:proofErr w:type="spellStart"/>
+      <w:r>
+        <w:br/>
+      </w:r>
       <w:r>
         <w:rPr>
           <w:rStyle w:val="VariableTok"/>
@@ -3135,11 +3006,9 @@
         </w:rPr>
         <w:t>にほんご</w:t>
       </w:r>
-      <w:proofErr w:type="spellEnd"/>
-      <w:r>
-        <w:br/>
-      </w:r>
-      <w:proofErr w:type="spellStart"/>
+      <w:r>
+        <w:br/>
+      </w:r>
       <w:r>
         <w:rPr>
           <w:rStyle w:val="VerbatimStringTok"/>
@@ -3152,16 +3021,13 @@
         </w:rPr>
         <w:t>にほんご</w:t>
       </w:r>
-      <w:proofErr w:type="spellEnd"/>
-      <w:r>
-        <w:br/>
-      </w:r>
-      <w:proofErr w:type="spellStart"/>
+      <w:r>
+        <w:br/>
+      </w:r>
       <w:r>
         <w:rPr>
           <w:rStyle w:val="WarningTok"/>
         </w:rPr>
-        <w:lastRenderedPageBreak/>
         <w:t>WarningTok</w:t>
       </w:r>
       <w:r>
@@ -3170,7 +3036,6 @@
         </w:rPr>
         <w:t>にほんご</w:t>
       </w:r>
-      <w:proofErr w:type="spellEnd"/>
       <w:r>
         <w:br/>
       </w:r>
@@ -3180,22 +3045,18 @@
         <w:pStyle w:val="SourceCode"/>
       </w:pPr>
       <w:r>
-        <w:t xml:space="preserve">This is a </w:t>
-      </w:r>
-      <w:proofErr w:type="spellStart"/>
-      <w:r>
-        <w:t>pen</w:t>
+        <w:t>This is a pen</w:t>
       </w:r>
       <w:r>
         <w:t>にほんご</w:t>
       </w:r>
-      <w:proofErr w:type="spellEnd"/>
     </w:p>
     <w:p>
       <w:pPr>
         <w:pStyle w:val="BodyText"/>
       </w:pPr>
       <w:r>
+        <w:lastRenderedPageBreak/>
         <w:br/>
       </w:r>
     </w:p>
@@ -4191,16 +4052,8 @@
           <w:rStyle w:val="CommentTok"/>
         </w:rPr>
         <w:tab/>
-        <w:t xml:space="preserve">pip3 </w:t>
-      </w:r>
-      <w:proofErr w:type="gramStart"/>
-      <w:r>
-        <w:rPr>
-          <w:rStyle w:val="CommentTok"/>
-        </w:rPr>
-        <w:t>install .</w:t>
-      </w:r>
-      <w:proofErr w:type="gramEnd"/>
+        <w:t>pip3 install .</w:t>
+      </w:r>
       <w:r>
         <w:br/>
       </w:r>
@@ -4402,7 +4255,6 @@
         <w:rPr>
           <w:vertAlign w:val="subscript"/>
         </w:rPr>
-        <w:lastRenderedPageBreak/>
         <w:t>▼</w:t>
       </w:r>
       <w:r>
@@ -4429,6 +4281,7 @@
         <w:rPr>
           <w:rStyle w:val="CommentTok"/>
         </w:rPr>
+        <w:lastRenderedPageBreak/>
         <w:t>See:</w:t>
       </w:r>
       <w:r>
@@ -5166,18 +5019,18 @@
         <w:tblLook w:val="0600" w:firstRow="0" w:lastRow="0" w:firstColumn="0" w:lastColumn="0" w:noHBand="1" w:noVBand="1"/>
       </w:tblPr>
       <w:tblGrid>
-        <w:gridCol w:w="4620"/>
-        <w:gridCol w:w="762"/>
+        <w:gridCol w:w="4514"/>
+        <w:gridCol w:w="760"/>
         <w:gridCol w:w="673"/>
-        <w:gridCol w:w="230"/>
-        <w:gridCol w:w="230"/>
-        <w:gridCol w:w="230"/>
-        <w:gridCol w:w="230"/>
-        <w:gridCol w:w="230"/>
-        <w:gridCol w:w="230"/>
-        <w:gridCol w:w="230"/>
-        <w:gridCol w:w="230"/>
-        <w:gridCol w:w="230"/>
+        <w:gridCol w:w="242"/>
+        <w:gridCol w:w="242"/>
+        <w:gridCol w:w="242"/>
+        <w:gridCol w:w="242"/>
+        <w:gridCol w:w="242"/>
+        <w:gridCol w:w="242"/>
+        <w:gridCol w:w="242"/>
+        <w:gridCol w:w="242"/>
+        <w:gridCol w:w="242"/>
       </w:tblGrid>
       <w:tr>
         <w:tc>
@@ -5319,13 +5172,8 @@
             <w:pPr>
               <w:pStyle w:val="SourceCode"/>
             </w:pPr>
-            <w:proofErr w:type="gramStart"/>
-            <w:r>
-              <w:t>Left</w:t>
-            </w:r>
-            <w:proofErr w:type="gramEnd"/>
-            <w:r>
-              <w:t xml:space="preserve"> Left Left Left Left Left Left Left Left</w:t>
+            <w:r>
+              <w:t>Left Left Left Left Left Left Left Left Left</w:t>
             </w:r>
           </w:p>
           <w:p>
@@ -7311,23 +7159,11 @@
           <w:pPr>
             <w:pStyle w:val="Footer"/>
           </w:pPr>
-          <w:r>
-            <w:fldChar w:fldCharType="begin"/>
-          </w:r>
-          <w:r>
-            <w:instrText xml:space="preserve"> DOCPROPERTY "year" \* MERGEFORMAT </w:instrText>
-          </w:r>
-          <w:r>
-            <w:fldChar w:fldCharType="separate"/>
-          </w:r>
-          <w:proofErr w:type="spellStart"/>
-          <w:r>
-            <w:t>出版年</w:t>
-          </w:r>
-          <w:proofErr w:type="spellEnd"/>
-          <w:r>
-            <w:fldChar w:fldCharType="end"/>
-          </w:r>
+          <w:fldSimple w:instr=" DOCPROPERTY &quot;year&quot; \* MERGEFORMAT ">
+            <w:r>
+              <w:t>出版年</w:t>
+            </w:r>
+          </w:fldSimple>
         </w:p>
       </w:tc>
     </w:tr>
@@ -10784,9 +10620,9 @@
     <w:basedOn w:val="DefaultParagraphFont"/>
     <w:uiPriority w:val="1"/>
     <w:qFormat/>
-    <w:rsid w:val="007328FC"/>
+    <w:rsid w:val="00473132"/>
     <w:rPr>
-      <w:rFonts w:ascii="源ノ角ゴシック Code JP N" w:eastAsia="源ノ角ゴシック Code JP N" w:hAnsi="源ノ角ゴシック Code JP N" w:cs="源ノ角ゴシック Code JP N"/>
+      <w:rFonts w:ascii="源ノ角ゴシック Code JP R" w:eastAsia="源ノ角ゴシック Code JP R" w:hAnsi="源ノ角ゴシック Code JP R" w:cs="源ノ角ゴシック Code JP R"/>
       <w:bdr w:val="none" w:sz="0" w:space="0" w:color="auto"/>
       <w:shd w:val="clear" w:color="A6A6A6" w:themeColor="background1" w:themeShade="A6" w:fill="F2F2F2" w:themeFill="background1" w:themeFillShade="F2"/>
     </w:rPr>
@@ -11864,15 +11700,15 @@
     <w:next w:val="BodyText"/>
     <w:autoRedefine/>
     <w:qFormat/>
-    <w:rsid w:val="008E07E9"/>
+    <w:rsid w:val="00F216FF"/>
     <w:pPr>
       <w:shd w:val="clear" w:color="auto" w:fill="F2F2F2" w:themeFill="background1" w:themeFillShade="F2"/>
       <w:spacing w:before="100" w:beforeAutospacing="1" w:line="180" w:lineRule="auto"/>
     </w:pPr>
     <w:rPr>
       <w:rFonts w:ascii="源ノ角ゴシック Code JP R" w:eastAsia="源ノ角ゴシック Code JP R" w:hAnsi="源ノ角ゴシック Code JP R" w:cs="源ノ角ゴシック Code JP R"/>
-      <w:sz w:val="13"/>
-      <w:szCs w:val="13"/>
+      <w:sz w:val="12"/>
+      <w:szCs w:val="12"/>
     </w:rPr>
   </w:style>
   <w:style w:type="paragraph" w:customStyle="1" w:styleId="FigureCaption">
@@ -12005,9 +11841,9 @@
     <w:name w:val="BaseNTok"/>
     <w:basedOn w:val="VerbatimChar"/>
     <w:qFormat/>
-    <w:rsid w:val="00437774"/>
+    <w:rsid w:val="00337499"/>
     <w:rPr>
-      <w:rFonts w:ascii="源ノ角ゴシック Code JP N" w:eastAsia="源ノ角ゴシック Code JP N" w:hAnsi="源ノ角ゴシック Code JP N" w:cs="源ノ角ゴシック Code JP N"/>
+      <w:rFonts w:ascii="源ノ角ゴシック Code JP R" w:eastAsia="源ノ角ゴシック Code JP R" w:hAnsi="源ノ角ゴシック Code JP R" w:cs="源ノ角ゴシック Code JP R"/>
       <w:color w:val="B08000"/>
       <w:bdr w:val="none" w:sz="0" w:space="0" w:color="auto"/>
       <w:shd w:val="clear" w:color="auto" w:fill="auto"/>
@@ -12017,9 +11853,9 @@
     <w:name w:val="BuiltInTok"/>
     <w:basedOn w:val="VerbatimChar"/>
     <w:qFormat/>
-    <w:rsid w:val="00B00515"/>
+    <w:rsid w:val="001D7C26"/>
     <w:rPr>
-      <w:rFonts w:ascii="源ノ角ゴシック Code JP N" w:eastAsia="源ノ角ゴシック Code JP N" w:hAnsi="源ノ角ゴシック Code JP N" w:cs="源ノ角ゴシック Code JP N"/>
+      <w:rFonts w:ascii="源ノ角ゴシック Code JP R" w:eastAsia="源ノ角ゴシック Code JP R" w:hAnsi="源ノ角ゴシック Code JP R" w:cs="源ノ角ゴシック Code JP R"/>
       <w:b/>
       <w:color w:val="644A9B"/>
       <w:bdr w:val="none" w:sz="0" w:space="0" w:color="auto"/>
@@ -12030,9 +11866,9 @@
     <w:name w:val="DataTypeTok"/>
     <w:basedOn w:val="VerbatimChar"/>
     <w:qFormat/>
-    <w:rsid w:val="00940FE1"/>
+    <w:rsid w:val="0012680E"/>
     <w:rPr>
-      <w:rFonts w:ascii="源ノ角ゴシック Code JP N" w:eastAsia="源ノ角ゴシック Code JP N" w:hAnsi="源ノ角ゴシック Code JP N" w:cs="源ノ角ゴシック Code JP N"/>
+      <w:rFonts w:ascii="源ノ角ゴシック Code JP R" w:eastAsia="源ノ角ゴシック Code JP R" w:hAnsi="源ノ角ゴシック Code JP R" w:cs="源ノ角ゴシック Code JP R"/>
       <w:color w:val="0057AE"/>
       <w:bdr w:val="none" w:sz="0" w:space="0" w:color="auto"/>
       <w:shd w:val="clear" w:color="auto" w:fill="auto"/>
@@ -12042,9 +11878,9 @@
     <w:name w:val="ExtensionTok"/>
     <w:basedOn w:val="VerbatimChar"/>
     <w:qFormat/>
-    <w:rsid w:val="00B00515"/>
+    <w:rsid w:val="00996914"/>
     <w:rPr>
-      <w:rFonts w:ascii="源ノ角ゴシック Code JP N" w:eastAsia="源ノ角ゴシック Code JP N" w:hAnsi="源ノ角ゴシック Code JP N" w:cs="源ノ角ゴシック Code JP N"/>
+      <w:rFonts w:ascii="源ノ角ゴシック Code JP R" w:eastAsia="源ノ角ゴシック Code JP R" w:hAnsi="源ノ角ゴシック Code JP R" w:cs="源ノ角ゴシック Code JP R"/>
       <w:b/>
       <w:color w:val="0095FF"/>
       <w:bdr w:val="none" w:sz="0" w:space="0" w:color="auto"/>
@@ -12055,9 +11891,9 @@
     <w:name w:val="FunctionTok"/>
     <w:basedOn w:val="VerbatimChar"/>
     <w:qFormat/>
-    <w:rsid w:val="00D77177"/>
+    <w:rsid w:val="009C107D"/>
     <w:rPr>
-      <w:rFonts w:ascii="源ノ角ゴシック Code JP N" w:eastAsia="源ノ角ゴシック Code JP N" w:hAnsi="源ノ角ゴシック Code JP N" w:cs="源ノ角ゴシック Code JP N"/>
+      <w:rFonts w:ascii="源ノ角ゴシック Code JP R" w:eastAsia="源ノ角ゴシック Code JP R" w:hAnsi="源ノ角ゴシック Code JP R" w:cs="源ノ角ゴシック Code JP R"/>
       <w:color w:val="644A9B"/>
       <w:bdr w:val="none" w:sz="0" w:space="0" w:color="auto"/>
       <w:shd w:val="clear" w:color="auto" w:fill="auto"/>
@@ -12067,9 +11903,9 @@
     <w:name w:val="ImportTok"/>
     <w:basedOn w:val="VerbatimChar"/>
     <w:qFormat/>
-    <w:rsid w:val="00D77177"/>
+    <w:rsid w:val="006555A3"/>
     <w:rPr>
-      <w:rFonts w:ascii="源ノ角ゴシック Code JP N" w:eastAsia="源ノ角ゴシック Code JP N" w:hAnsi="源ノ角ゴシック Code JP N" w:cs="源ノ角ゴシック Code JP N"/>
+      <w:rFonts w:ascii="源ノ角ゴシック Code JP R" w:eastAsia="源ノ角ゴシック Code JP R" w:hAnsi="源ノ角ゴシック Code JP R" w:cs="源ノ角ゴシック Code JP R"/>
       <w:color w:val="FF5500"/>
       <w:bdr w:val="none" w:sz="0" w:space="0" w:color="auto"/>
       <w:shd w:val="clear" w:color="auto" w:fill="auto"/>
@@ -12079,9 +11915,9 @@
     <w:name w:val="InformationTok"/>
     <w:basedOn w:val="VerbatimChar"/>
     <w:qFormat/>
-    <w:rsid w:val="00D77177"/>
+    <w:rsid w:val="00B02E0E"/>
     <w:rPr>
-      <w:rFonts w:ascii="源ノ角ゴシック Code JP N" w:eastAsia="源ノ角ゴシック Code JP N" w:hAnsi="源ノ角ゴシック Code JP N" w:cs="源ノ角ゴシック Code JP N"/>
+      <w:rFonts w:ascii="源ノ角ゴシック Code JP R" w:eastAsia="源ノ角ゴシック Code JP R" w:hAnsi="源ノ角ゴシック Code JP R" w:cs="源ノ角ゴシック Code JP R"/>
       <w:color w:val="B08000"/>
       <w:bdr w:val="none" w:sz="0" w:space="0" w:color="auto"/>
       <w:shd w:val="clear" w:color="auto" w:fill="auto"/>
@@ -12091,9 +11927,9 @@
     <w:name w:val="KeywordTok"/>
     <w:basedOn w:val="VerbatimChar"/>
     <w:qFormat/>
-    <w:rsid w:val="00D77177"/>
+    <w:rsid w:val="00B02E0E"/>
     <w:rPr>
-      <w:rFonts w:ascii="源ノ角ゴシック Code JP N" w:eastAsia="源ノ角ゴシック Code JP N" w:hAnsi="源ノ角ゴシック Code JP N" w:cs="源ノ角ゴシック Code JP N"/>
+      <w:rFonts w:ascii="源ノ角ゴシック Code JP R" w:eastAsia="源ノ角ゴシック Code JP R" w:hAnsi="源ノ角ゴシック Code JP R" w:cs="源ノ角ゴシック Code JP R"/>
       <w:b/>
       <w:color w:val="1F1C1B"/>
       <w:bdr w:val="none" w:sz="0" w:space="0" w:color="auto"/>
@@ -12104,9 +11940,9 @@
     <w:name w:val="NormalTok"/>
     <w:basedOn w:val="VerbatimChar"/>
     <w:qFormat/>
-    <w:rsid w:val="00437774"/>
+    <w:rsid w:val="00B02E0E"/>
     <w:rPr>
-      <w:rFonts w:ascii="源ノ角ゴシック Code JP N" w:eastAsia="源ノ角ゴシック Code JP N" w:hAnsi="源ノ角ゴシック Code JP N" w:cs="源ノ角ゴシック Code JP N"/>
+      <w:rFonts w:ascii="源ノ角ゴシック Code JP R" w:eastAsia="源ノ角ゴシック Code JP R" w:hAnsi="源ノ角ゴシック Code JP R" w:cs="源ノ角ゴシック Code JP R"/>
       <w:color w:val="1F1C1B"/>
       <w:bdr w:val="none" w:sz="0" w:space="0" w:color="auto"/>
       <w:shd w:val="clear" w:color="auto" w:fill="auto"/>
@@ -12116,9 +11952,9 @@
     <w:name w:val="OperatorTok"/>
     <w:basedOn w:val="VerbatimChar"/>
     <w:qFormat/>
-    <w:rsid w:val="00940FE1"/>
+    <w:rsid w:val="003321D3"/>
     <w:rPr>
-      <w:rFonts w:ascii="源ノ角ゴシック Code JP N" w:eastAsia="源ノ角ゴシック Code JP N" w:hAnsi="源ノ角ゴシック Code JP N" w:cs="源ノ角ゴシック Code JP N"/>
+      <w:rFonts w:ascii="源ノ角ゴシック Code JP R" w:eastAsia="源ノ角ゴシック Code JP R" w:hAnsi="源ノ角ゴシック Code JP R" w:cs="源ノ角ゴシック Code JP R"/>
       <w:color w:val="1F1C1B"/>
       <w:bdr w:val="none" w:sz="0" w:space="0" w:color="auto"/>
       <w:shd w:val="clear" w:color="auto" w:fill="auto"/>
@@ -12128,9 +11964,9 @@
     <w:name w:val="OtherTok"/>
     <w:basedOn w:val="VerbatimChar"/>
     <w:qFormat/>
-    <w:rsid w:val="00940FE1"/>
+    <w:rsid w:val="005C3901"/>
     <w:rPr>
-      <w:rFonts w:ascii="源ノ角ゴシック Code JP N" w:eastAsia="源ノ角ゴシック Code JP N" w:hAnsi="源ノ角ゴシック Code JP N" w:cs="源ノ角ゴシック Code JP N"/>
+      <w:rFonts w:ascii="源ノ角ゴシック Code JP R" w:eastAsia="源ノ角ゴシック Code JP R" w:hAnsi="源ノ角ゴシック Code JP R" w:cs="源ノ角ゴシック Code JP R"/>
       <w:color w:val="006E28"/>
       <w:bdr w:val="none" w:sz="0" w:space="0" w:color="auto"/>
       <w:shd w:val="thinDiagStripe" w:color="A6A6A6" w:themeColor="background1" w:themeShade="A6" w:fill="auto"/>
@@ -12140,9 +11976,9 @@
     <w:name w:val="PreprocessorTok"/>
     <w:basedOn w:val="VerbatimChar"/>
     <w:qFormat/>
-    <w:rsid w:val="00D77177"/>
+    <w:rsid w:val="005C3901"/>
     <w:rPr>
-      <w:rFonts w:ascii="源ノ角ゴシック Code JP N" w:eastAsia="源ノ角ゴシック Code JP N" w:hAnsi="源ノ角ゴシック Code JP N" w:cs="源ノ角ゴシック Code JP N"/>
+      <w:rFonts w:ascii="源ノ角ゴシック Code JP R" w:eastAsia="源ノ角ゴシック Code JP R" w:hAnsi="源ノ角ゴシック Code JP R" w:cs="源ノ角ゴシック Code JP R"/>
       <w:color w:val="006E28"/>
       <w:bdr w:val="none" w:sz="0" w:space="0" w:color="auto"/>
       <w:shd w:val="clear" w:color="auto" w:fill="auto"/>
@@ -12152,9 +11988,9 @@
     <w:name w:val="RegionMarkerTok"/>
     <w:basedOn w:val="VerbatimChar"/>
     <w:qFormat/>
-    <w:rsid w:val="00940FE1"/>
+    <w:rsid w:val="00EE05DA"/>
     <w:rPr>
-      <w:rFonts w:ascii="源ノ角ゴシック Code JP N" w:eastAsia="源ノ角ゴシック Code JP N" w:hAnsi="源ノ角ゴシック Code JP N" w:cs="源ノ角ゴシック Code JP N"/>
+      <w:rFonts w:ascii="源ノ角ゴシック Code JP R" w:eastAsia="源ノ角ゴシック Code JP R" w:hAnsi="源ノ角ゴシック Code JP R" w:cs="源ノ角ゴシック Code JP R"/>
       <w:color w:val="0057AE"/>
       <w:bdr w:val="none" w:sz="0" w:space="0" w:color="auto"/>
       <w:shd w:val="clear" w:color="auto" w:fill="E0E9F8"/>
@@ -12164,9 +12000,9 @@
     <w:name w:val="SpecialCharTok"/>
     <w:basedOn w:val="VerbatimChar"/>
     <w:qFormat/>
-    <w:rsid w:val="00940FE1"/>
+    <w:rsid w:val="00615BAA"/>
     <w:rPr>
-      <w:rFonts w:ascii="源ノ角ゴシック Code JP N" w:eastAsia="源ノ角ゴシック Code JP N" w:hAnsi="源ノ角ゴシック Code JP N" w:cs="源ノ角ゴシック Code JP N"/>
+      <w:rFonts w:ascii="源ノ角ゴシック Code JP R" w:eastAsia="源ノ角ゴシック Code JP R" w:hAnsi="源ノ角ゴシック Code JP R" w:cs="源ノ角ゴシック Code JP R"/>
       <w:color w:val="3DAEE9"/>
       <w:bdr w:val="none" w:sz="0" w:space="0" w:color="auto"/>
       <w:shd w:val="clear" w:color="auto" w:fill="auto"/>
@@ -12176,9 +12012,9 @@
     <w:name w:val="SpecialStringTok"/>
     <w:basedOn w:val="VerbatimChar"/>
     <w:qFormat/>
-    <w:rsid w:val="00940FE1"/>
+    <w:rsid w:val="00E210BF"/>
     <w:rPr>
-      <w:rFonts w:ascii="源ノ角ゴシック Code JP N" w:eastAsia="源ノ角ゴシック Code JP N" w:hAnsi="源ノ角ゴシック Code JP N" w:cs="源ノ角ゴシック Code JP N"/>
+      <w:rFonts w:ascii="源ノ角ゴシック Code JP R" w:eastAsia="源ノ角ゴシック Code JP R" w:hAnsi="源ノ角ゴシック Code JP R" w:cs="源ノ角ゴシック Code JP R"/>
       <w:color w:val="FF5500"/>
       <w:bdr w:val="none" w:sz="0" w:space="0" w:color="auto"/>
       <w:shd w:val="clear" w:color="auto" w:fill="auto"/>
@@ -12188,9 +12024,9 @@
     <w:name w:val="StringTok"/>
     <w:basedOn w:val="VerbatimChar"/>
     <w:qFormat/>
-    <w:rsid w:val="008E07E9"/>
+    <w:rsid w:val="00E210BF"/>
     <w:rPr>
-      <w:rFonts w:ascii="源ノ角ゴシック Code JP N" w:eastAsia="源ノ角ゴシック Code JP N" w:hAnsi="源ノ角ゴシック Code JP N" w:cs="源ノ角ゴシック Code JP N"/>
+      <w:rFonts w:ascii="源ノ角ゴシック Code JP R" w:eastAsia="源ノ角ゴシック Code JP R" w:hAnsi="源ノ角ゴシック Code JP R" w:cs="源ノ角ゴシック Code JP R"/>
       <w:color w:val="BF0303"/>
       <w:bdr w:val="none" w:sz="0" w:space="0" w:color="auto"/>
       <w:shd w:val="clear" w:color="auto" w:fill="auto"/>
@@ -12200,9 +12036,9 @@
     <w:name w:val="AnnotationTok"/>
     <w:basedOn w:val="VerbatimChar"/>
     <w:qFormat/>
-    <w:rsid w:val="00437774"/>
+    <w:rsid w:val="00473132"/>
     <w:rPr>
-      <w:rFonts w:ascii="源ノ角ゴシック Code JP N" w:eastAsia="源ノ角ゴシック Code JP N" w:hAnsi="源ノ角ゴシック Code JP N" w:cs="源ノ角ゴシック Code JP N"/>
+      <w:rFonts w:ascii="源ノ角ゴシック Code JP R" w:eastAsia="源ノ角ゴシック Code JP R" w:hAnsi="源ノ角ゴシック Code JP R" w:cs="源ノ角ゴシック Code JP R"/>
       <w:color w:val="CA60CA"/>
       <w:bdr w:val="none" w:sz="0" w:space="0" w:color="auto"/>
       <w:shd w:val="clear" w:color="auto" w:fill="auto"/>
@@ -12212,9 +12048,9 @@
     <w:name w:val="AttributeTok"/>
     <w:basedOn w:val="VerbatimChar"/>
     <w:qFormat/>
-    <w:rsid w:val="00437774"/>
+    <w:rsid w:val="00E704CD"/>
     <w:rPr>
-      <w:rFonts w:ascii="源ノ角ゴシック Code JP N" w:eastAsia="源ノ角ゴシック Code JP N" w:hAnsi="源ノ角ゴシック Code JP N" w:cs="源ノ角ゴシック Code JP N"/>
+      <w:rFonts w:ascii="源ノ角ゴシック Code JP R" w:eastAsia="源ノ角ゴシック Code JP R" w:hAnsi="源ノ角ゴシック Code JP R" w:cs="源ノ角ゴシック Code JP R"/>
       <w:color w:val="0057AE"/>
       <w:bdr w:val="none" w:sz="0" w:space="0" w:color="auto"/>
       <w:shd w:val="clear" w:color="auto" w:fill="auto"/>
@@ -12224,9 +12060,9 @@
     <w:name w:val="CharTok"/>
     <w:basedOn w:val="VerbatimChar"/>
     <w:qFormat/>
-    <w:rsid w:val="008E07E9"/>
+    <w:rsid w:val="00AE7E04"/>
     <w:rPr>
-      <w:rFonts w:ascii="源ノ角ゴシック Code JP N" w:eastAsia="源ノ角ゴシック Code JP N" w:hAnsi="源ノ角ゴシック Code JP N" w:cs="源ノ角ゴシック Code JP N"/>
+      <w:rFonts w:ascii="源ノ角ゴシック Code JP R" w:eastAsia="源ノ角ゴシック Code JP R" w:hAnsi="源ノ角ゴシック Code JP R" w:cs="源ノ角ゴシック Code JP R"/>
       <w:color w:val="924C9D"/>
       <w:bdr w:val="none" w:sz="0" w:space="0" w:color="auto"/>
       <w:shd w:val="clear" w:color="auto" w:fill="auto"/>
@@ -12236,9 +12072,9 @@
     <w:name w:val="CommentTok"/>
     <w:basedOn w:val="VerbatimChar"/>
     <w:qFormat/>
-    <w:rsid w:val="008E07E9"/>
+    <w:rsid w:val="00AE7E04"/>
     <w:rPr>
-      <w:rFonts w:ascii="源ノ角ゴシック Code JP N" w:eastAsia="源ノ角ゴシック Code JP N" w:hAnsi="源ノ角ゴシック Code JP N" w:cs="源ノ角ゴシック Code JP N"/>
+      <w:rFonts w:ascii="源ノ角ゴシック Code JP R" w:eastAsia="源ノ角ゴシック Code JP R" w:hAnsi="源ノ角ゴシック Code JP R" w:cs="源ノ角ゴシック Code JP R"/>
       <w:color w:val="898887"/>
       <w:bdr w:val="none" w:sz="0" w:space="0" w:color="auto"/>
       <w:shd w:val="clear" w:color="auto" w:fill="auto"/>
@@ -12248,9 +12084,9 @@
     <w:name w:val="ControlFlowTok"/>
     <w:basedOn w:val="VerbatimChar"/>
     <w:qFormat/>
-    <w:rsid w:val="00940FE1"/>
+    <w:rsid w:val="008855F5"/>
     <w:rPr>
-      <w:rFonts w:ascii="源ノ角ゴシック Code JP N" w:eastAsia="源ノ角ゴシック Code JP N" w:hAnsi="源ノ角ゴシック Code JP N" w:cs="源ノ角ゴシック Code JP N"/>
+      <w:rFonts w:ascii="源ノ角ゴシック Code JP R" w:eastAsia="源ノ角ゴシック Code JP R" w:hAnsi="源ノ角ゴシック Code JP R" w:cs="源ノ角ゴシック Code JP R"/>
       <w:b/>
       <w:color w:val="1F1C1B"/>
       <w:bdr w:val="none" w:sz="0" w:space="0" w:color="auto"/>
@@ -12261,9 +12097,9 @@
     <w:name w:val="DecValTok"/>
     <w:basedOn w:val="VerbatimChar"/>
     <w:qFormat/>
-    <w:rsid w:val="00B00515"/>
+    <w:rsid w:val="0012680E"/>
     <w:rPr>
-      <w:rFonts w:ascii="源ノ角ゴシック Code JP N" w:eastAsia="源ノ角ゴシック Code JP N" w:hAnsi="源ノ角ゴシック Code JP N" w:cs="源ノ角ゴシック Code JP N"/>
+      <w:rFonts w:ascii="源ノ角ゴシック Code JP R" w:eastAsia="源ノ角ゴシック Code JP R" w:hAnsi="源ノ角ゴシック Code JP R" w:cs="源ノ角ゴシック Code JP R"/>
       <w:color w:val="B08000"/>
       <w:bdr w:val="none" w:sz="0" w:space="0" w:color="auto"/>
       <w:shd w:val="clear" w:color="auto" w:fill="auto"/>
@@ -12273,9 +12109,9 @@
     <w:name w:val="ErrorTok"/>
     <w:basedOn w:val="VerbatimChar"/>
     <w:qFormat/>
-    <w:rsid w:val="00B00515"/>
+    <w:rsid w:val="0012680E"/>
     <w:rPr>
-      <w:rFonts w:ascii="源ノ角ゴシック Code JP N" w:eastAsia="源ノ角ゴシック Code JP N" w:hAnsi="源ノ角ゴシック Code JP N" w:cs="源ノ角ゴシック Code JP N"/>
+      <w:rFonts w:ascii="源ノ角ゴシック Code JP R" w:eastAsia="源ノ角ゴシック Code JP R" w:hAnsi="源ノ角ゴシック Code JP R" w:cs="源ノ角ゴシック Code JP R"/>
       <w:color w:val="BF0303"/>
       <w:bdr w:val="none" w:sz="0" w:space="0" w:color="auto"/>
       <w:shd w:val="clear" w:color="auto" w:fill="auto"/>
@@ -12285,9 +12121,9 @@
     <w:name w:val="FloatTok"/>
     <w:basedOn w:val="VerbatimChar"/>
     <w:qFormat/>
-    <w:rsid w:val="00B00515"/>
+    <w:rsid w:val="00D8116A"/>
     <w:rPr>
-      <w:rFonts w:ascii="源ノ角ゴシック Code JP N" w:eastAsia="源ノ角ゴシック Code JP N" w:hAnsi="源ノ角ゴシック Code JP N" w:cs="源ノ角ゴシック Code JP N"/>
+      <w:rFonts w:ascii="源ノ角ゴシック Code JP R" w:eastAsia="源ノ角ゴシック Code JP R" w:hAnsi="源ノ角ゴシック Code JP R" w:cs="源ノ角ゴシック Code JP R"/>
       <w:color w:val="B08000"/>
       <w:bdr w:val="none" w:sz="0" w:space="0" w:color="auto"/>
       <w:shd w:val="clear" w:color="auto" w:fill="auto"/>
@@ -12297,9 +12133,9 @@
     <w:name w:val="VerbatimStringTok"/>
     <w:basedOn w:val="VerbatimChar"/>
     <w:qFormat/>
-    <w:rsid w:val="008E07E9"/>
+    <w:rsid w:val="003D25B4"/>
     <w:rPr>
-      <w:rFonts w:ascii="源ノ角ゴシック Code JP N" w:eastAsia="源ノ角ゴシック Code JP N" w:hAnsi="源ノ角ゴシック Code JP N" w:cs="源ノ角ゴシック Code JP N"/>
+      <w:rFonts w:ascii="源ノ角ゴシック Code JP R" w:eastAsia="源ノ角ゴシック Code JP R" w:hAnsi="源ノ角ゴシック Code JP R" w:cs="源ノ角ゴシック Code JP R"/>
       <w:color w:val="BF0303"/>
       <w:bdr w:val="none" w:sz="0" w:space="0" w:color="auto"/>
       <w:shd w:val="clear" w:color="auto" w:fill="auto"/>
@@ -12309,9 +12145,9 @@
     <w:name w:val="WarningTok"/>
     <w:basedOn w:val="VerbatimChar"/>
     <w:qFormat/>
-    <w:rsid w:val="008E07E9"/>
+    <w:rsid w:val="00F216FF"/>
     <w:rPr>
-      <w:rFonts w:ascii="源ノ角ゴシック Code JP N" w:eastAsia="源ノ角ゴシック Code JP N" w:hAnsi="源ノ角ゴシック Code JP N" w:cs="源ノ角ゴシック Code JP N"/>
+      <w:rFonts w:ascii="源ノ角ゴシック Code JP R" w:eastAsia="源ノ角ゴシック Code JP R" w:hAnsi="源ノ角ゴシック Code JP R" w:cs="源ノ角ゴシック Code JP R"/>
       <w:color w:val="BF0303"/>
       <w:bdr w:val="none" w:sz="0" w:space="0" w:color="auto"/>
       <w:shd w:val="clear" w:color="auto" w:fill="auto"/>
@@ -12321,9 +12157,9 @@
     <w:name w:val="VariableTok"/>
     <w:basedOn w:val="VerbatimChar"/>
     <w:qFormat/>
-    <w:rsid w:val="008E07E9"/>
+    <w:rsid w:val="003D25B4"/>
     <w:rPr>
-      <w:rFonts w:ascii="源ノ角ゴシック Code JP N" w:eastAsia="源ノ角ゴシック Code JP N" w:hAnsi="源ノ角ゴシック Code JP N" w:cs="源ノ角ゴシック Code JP N"/>
+      <w:rFonts w:ascii="源ノ角ゴシック Code JP R" w:eastAsia="源ノ角ゴシック Code JP R" w:hAnsi="源ノ角ゴシック Code JP R" w:cs="源ノ角ゴシック Code JP R"/>
       <w:color w:val="0057AE"/>
       <w:bdr w:val="none" w:sz="0" w:space="0" w:color="auto"/>
       <w:shd w:val="clear" w:color="auto" w:fill="auto"/>
@@ -12348,9 +12184,9 @@
   <w:style w:type="character" w:customStyle="1" w:styleId="AlertTok">
     <w:name w:val="AlertTok"/>
     <w:basedOn w:val="VerbatimChar"/>
-    <w:rsid w:val="00375533"/>
+    <w:rsid w:val="00473132"/>
     <w:rPr>
-      <w:rFonts w:ascii="源ノ角ゴシック Code JP N" w:eastAsia="源ノ角ゴシック Code JP N" w:hAnsi="源ノ角ゴシック Code JP N" w:cs="源ノ角ゴシック Code JP N"/>
+      <w:rFonts w:ascii="源ノ角ゴシック Code JP N" w:eastAsia="源ノ角ゴシック Code JP R" w:hAnsi="源ノ角ゴシック Code JP N" w:cs="源ノ角ゴシック Code JP N"/>
       <w:b/>
       <w:color w:val="BF0303"/>
       <w:bdr w:val="none" w:sz="0" w:space="0" w:color="auto"/>
@@ -12361,9 +12197,9 @@
     <w:name w:val="CommentVarTok"/>
     <w:basedOn w:val="VerbatimChar"/>
     <w:qFormat/>
-    <w:rsid w:val="00B00515"/>
+    <w:rsid w:val="008B0874"/>
     <w:rPr>
-      <w:rFonts w:ascii="源ノ角ゴシック Code JP N" w:eastAsia="源ノ角ゴシック Code JP N" w:hAnsi="源ノ角ゴシック Code JP N" w:cs="源ノ角ゴシック Code JP N"/>
+      <w:rFonts w:ascii="源ノ角ゴシック Code JP R" w:eastAsia="源ノ角ゴシック Code JP R" w:hAnsi="源ノ角ゴシック Code JP R" w:cs="源ノ角ゴシック Code JP R"/>
       <w:color w:val="0095FF"/>
       <w:bdr w:val="none" w:sz="0" w:space="0" w:color="auto"/>
       <w:shd w:val="clear" w:color="auto" w:fill="auto"/>
@@ -12373,9 +12209,9 @@
     <w:name w:val="ConstantTok"/>
     <w:basedOn w:val="VerbatimChar"/>
     <w:qFormat/>
-    <w:rsid w:val="00B00515"/>
+    <w:rsid w:val="00F37B2D"/>
     <w:rPr>
-      <w:rFonts w:ascii="源ノ角ゴシック Code JP N" w:eastAsia="源ノ角ゴシック Code JP N" w:hAnsi="源ノ角ゴシック Code JP N" w:cs="源ノ角ゴシック Code JP N"/>
+      <w:rFonts w:ascii="源ノ角ゴシック Code JP R" w:eastAsia="源ノ角ゴシック Code JP R" w:hAnsi="源ノ角ゴシック Code JP R" w:cs="源ノ角ゴシック Code JP R"/>
       <w:color w:val="AA5500"/>
       <w:bdr w:val="none" w:sz="0" w:space="0" w:color="auto"/>
       <w:shd w:val="clear" w:color="auto" w:fill="auto"/>
@@ -12385,9 +12221,9 @@
     <w:name w:val="DocumentationTok"/>
     <w:basedOn w:val="VerbatimChar"/>
     <w:qFormat/>
-    <w:rsid w:val="00940FE1"/>
+    <w:rsid w:val="0012680E"/>
     <w:rPr>
-      <w:rFonts w:ascii="源ノ角ゴシック Code JP N" w:eastAsia="源ノ角ゴシック Code JP N" w:hAnsi="源ノ角ゴシック Code JP N" w:cs="源ノ角ゴシック Code JP N"/>
+      <w:rFonts w:ascii="源ノ角ゴシック Code JP R" w:eastAsia="源ノ角ゴシック Code JP R" w:hAnsi="源ノ角ゴシック Code JP R" w:cs="源ノ角ゴシック Code JP R"/>
       <w:color w:val="607880"/>
       <w:bdr w:val="none" w:sz="0" w:space="0" w:color="auto"/>
       <w:shd w:val="clear" w:color="auto" w:fill="auto"/>

--- a/system/ref.docx
+++ b/system/ref.docx
@@ -4,46 +4,26 @@
   <w:body>
     <w:p>
       <w:pPr>
-        <w:pStyle w:val="Title"/>
-      </w:pPr>
-      <w:r>
-        <w:fldChar w:fldCharType="begin"/>
-      </w:r>
-      <w:r>
-        <w:instrText>DOCPROPERTY  TITLE-META \* MERGEFORMAT</w:instrText>
-      </w:r>
-      <w:r>
-        <w:fldChar w:fldCharType="separate"/>
-      </w:r>
-      <w:r>
-        <w:rPr>
-          <w:rFonts w:hint="eastAsia"/>
-        </w:rPr>
-        <w:t>本のタイトル</w:t>
-      </w:r>
-      <w:r>
-        <w:fldChar w:fldCharType="end"/>
-      </w:r>
+        <w:pStyle w:val="a6"/>
+      </w:pPr>
+      <w:fldSimple w:instr="DOCPROPERTY  TITLE-META \* MERGEFORMAT">
+        <w:r>
+          <w:rPr>
+            <w:rFonts w:hint="eastAsia"/>
+          </w:rPr>
+          <w:t>本のタイトル</w:t>
+        </w:r>
+      </w:fldSimple>
     </w:p>
     <w:p>
       <w:pPr>
         <w:pStyle w:val="Abstract"/>
       </w:pPr>
-      <w:r>
-        <w:fldChar w:fldCharType="begin"/>
-      </w:r>
-      <w:r>
-        <w:instrText xml:space="preserve"> DOCPROPERTY "subtitle-meta" \* MERGEFORMAT </w:instrText>
-      </w:r>
-      <w:r>
-        <w:fldChar w:fldCharType="separate"/>
-      </w:r>
-      <w:r>
-        <w:t>本の概要</w:t>
-      </w:r>
-      <w:r>
-        <w:fldChar w:fldCharType="end"/>
-      </w:r>
+      <w:fldSimple w:instr=" DOCPROPERTY &quot;subtitle-meta&quot; \* MERGEFORMAT ">
+        <w:r>
+          <w:t>本の概要</w:t>
+        </w:r>
+      </w:fldSimple>
     </w:p>
     <w:p>
       <w:pPr>
@@ -83,7 +63,7 @@
     </w:p>
     <w:p>
       <w:pPr>
-        <w:pStyle w:val="BodyText"/>
+        <w:pStyle w:val="a1"/>
         <w:rPr>
           <w:lang w:eastAsia="ja-JP"/>
         </w:rPr>
@@ -97,7 +77,7 @@
     </w:p>
     <w:p>
       <w:pPr>
-        <w:pStyle w:val="TOCHeading"/>
+        <w:pStyle w:val="af2"/>
       </w:pPr>
       <w:r>
         <w:lastRenderedPageBreak/>
@@ -132,7 +112,7 @@
       <w:sdtContent>
         <w:p>
           <w:pPr>
-            <w:pStyle w:val="TOC1"/>
+            <w:pStyle w:val="12"/>
             <w:rPr>
               <w:rFonts w:asciiTheme="minorHAnsi" w:eastAsiaTheme="minorEastAsia" w:hAnsiTheme="minorHAnsi" w:cstheme="minorBidi"/>
               <w:noProof/>
@@ -169,7 +149,7 @@
           <w:hyperlink w:anchor="_Toc135490218" w:history="1">
             <w:r>
               <w:rPr>
-                <w:rStyle w:val="Hyperlink"/>
+                <w:rStyle w:val="af1"/>
                 <w:noProof/>
                 <w:lang w:eastAsia="ja-JP"/>
               </w:rPr>
@@ -227,7 +207,7 @@
         </w:p>
         <w:p>
           <w:pPr>
-            <w:pStyle w:val="TOC2"/>
+            <w:pStyle w:val="27"/>
             <w:tabs>
               <w:tab w:val="right" w:leader="dot" w:pos="8148"/>
             </w:tabs>
@@ -245,7 +225,7 @@
           <w:hyperlink w:anchor="_Toc135490219" w:history="1">
             <w:r>
               <w:rPr>
-                <w:rStyle w:val="Hyperlink"/>
+                <w:rStyle w:val="af1"/>
                 <w:noProof/>
               </w:rPr>
               <w:t>&lt;Heading Unnumbered 2&gt;</w:t>
@@ -302,7 +282,7 @@
         </w:p>
         <w:p>
           <w:pPr>
-            <w:pStyle w:val="TOC3"/>
+            <w:pStyle w:val="33"/>
             <w:tabs>
               <w:tab w:val="right" w:leader="dot" w:pos="8148"/>
             </w:tabs>
@@ -319,7 +299,7 @@
           <w:hyperlink w:anchor="_Toc135490220" w:history="1">
             <w:r>
               <w:rPr>
-                <w:rStyle w:val="Hyperlink"/>
+                <w:rStyle w:val="af1"/>
                 <w:noProof/>
               </w:rPr>
               <w:t>&lt;Heading Unnumbered 3&gt;</w:t>
@@ -376,7 +356,7 @@
         </w:p>
         <w:p>
           <w:pPr>
-            <w:pStyle w:val="TOC1"/>
+            <w:pStyle w:val="12"/>
             <w:rPr>
               <w:rFonts w:asciiTheme="minorHAnsi" w:eastAsiaTheme="minorEastAsia" w:hAnsiTheme="minorHAnsi" w:cstheme="minorBidi"/>
               <w:noProof/>
@@ -390,7 +370,7 @@
           <w:hyperlink w:anchor="_Toc135490221" w:history="1">
             <w:r>
               <w:rPr>
-                <w:rStyle w:val="Hyperlink"/>
+                <w:rStyle w:val="af1"/>
                 <w:noProof/>
               </w:rPr>
               <w:t>1</w:t>
@@ -409,14 +389,14 @@
             </w:r>
             <w:r>
               <w:rPr>
-                <w:rStyle w:val="Hyperlink"/>
+                <w:rStyle w:val="af1"/>
                 <w:noProof/>
               </w:rPr>
               <w:t xml:space="preserve">&lt;Heading </w:t>
             </w:r>
             <w:r>
               <w:rPr>
-                <w:rStyle w:val="Hyperlink"/>
+                <w:rStyle w:val="af1"/>
                 <w:noProof/>
                 <w:lang w:eastAsia="ja-JP"/>
               </w:rPr>
@@ -424,7 +404,7 @@
             </w:r>
             <w:r>
               <w:rPr>
-                <w:rStyle w:val="Hyperlink"/>
+                <w:rStyle w:val="af1"/>
                 <w:noProof/>
               </w:rPr>
               <w:t>1&gt;</w:t>
@@ -481,7 +461,7 @@
         </w:p>
         <w:p>
           <w:pPr>
-            <w:pStyle w:val="TOC2"/>
+            <w:pStyle w:val="27"/>
             <w:tabs>
               <w:tab w:val="left" w:pos="800"/>
               <w:tab w:val="right" w:leader="dot" w:pos="8148"/>
@@ -500,7 +480,7 @@
           <w:hyperlink w:anchor="_Toc135490222" w:history="1">
             <w:r>
               <w:rPr>
-                <w:rStyle w:val="Hyperlink"/>
+                <w:rStyle w:val="af1"/>
                 <w:noProof/>
               </w:rPr>
               <w:t>1.1</w:t>
@@ -520,14 +500,14 @@
             </w:r>
             <w:r>
               <w:rPr>
-                <w:rStyle w:val="Hyperlink"/>
+                <w:rStyle w:val="af1"/>
                 <w:noProof/>
               </w:rPr>
               <w:t xml:space="preserve">&lt;Heading </w:t>
             </w:r>
             <w:r>
               <w:rPr>
-                <w:rStyle w:val="Hyperlink"/>
+                <w:rStyle w:val="af1"/>
                 <w:noProof/>
                 <w:lang w:eastAsia="ja-JP"/>
               </w:rPr>
@@ -535,7 +515,7 @@
             </w:r>
             <w:r>
               <w:rPr>
-                <w:rStyle w:val="Hyperlink"/>
+                <w:rStyle w:val="af1"/>
                 <w:noProof/>
               </w:rPr>
               <w:t>2&gt;</w:t>
@@ -592,7 +572,7 @@
         </w:p>
         <w:p>
           <w:pPr>
-            <w:pStyle w:val="TOC3"/>
+            <w:pStyle w:val="33"/>
             <w:tabs>
               <w:tab w:val="left" w:pos="1200"/>
               <w:tab w:val="right" w:leader="dot" w:pos="8148"/>
@@ -610,7 +590,7 @@
           <w:hyperlink w:anchor="_Toc135490223" w:history="1">
             <w:r>
               <w:rPr>
-                <w:rStyle w:val="Hyperlink"/>
+                <w:rStyle w:val="af1"/>
                 <w:noProof/>
               </w:rPr>
               <w:t>1.1.1</w:t>
@@ -629,14 +609,14 @@
             </w:r>
             <w:r>
               <w:rPr>
-                <w:rStyle w:val="Hyperlink"/>
+                <w:rStyle w:val="af1"/>
                 <w:noProof/>
               </w:rPr>
               <w:t xml:space="preserve">&lt;Heading </w:t>
             </w:r>
             <w:r>
               <w:rPr>
-                <w:rStyle w:val="Hyperlink"/>
+                <w:rStyle w:val="af1"/>
                 <w:noProof/>
                 <w:lang w:eastAsia="ja-JP"/>
               </w:rPr>
@@ -644,7 +624,7 @@
             </w:r>
             <w:r>
               <w:rPr>
-                <w:rStyle w:val="Hyperlink"/>
+                <w:rStyle w:val="af1"/>
                 <w:noProof/>
               </w:rPr>
               <w:t>3&gt;</w:t>
@@ -701,7 +681,7 @@
         </w:p>
         <w:p>
           <w:pPr>
-            <w:pStyle w:val="TOC1"/>
+            <w:pStyle w:val="12"/>
             <w:tabs>
               <w:tab w:val="left" w:pos="1600"/>
             </w:tabs>
@@ -718,7 +698,7 @@
           <w:hyperlink w:anchor="_Toc135490224" w:history="1">
             <w:r>
               <w:rPr>
-                <w:rStyle w:val="Hyperlink"/>
+                <w:rStyle w:val="af1"/>
                 <w:noProof/>
               </w:rPr>
               <w:t>Appendix A.</w:t>
@@ -737,14 +717,14 @@
             </w:r>
             <w:r>
               <w:rPr>
-                <w:rStyle w:val="Hyperlink"/>
+                <w:rStyle w:val="af1"/>
                 <w:noProof/>
               </w:rPr>
               <w:t xml:space="preserve">&lt;Appendix </w:t>
             </w:r>
             <w:r>
               <w:rPr>
-                <w:rStyle w:val="Hyperlink"/>
+                <w:rStyle w:val="af1"/>
                 <w:noProof/>
                 <w:lang w:eastAsia="ja-JP"/>
               </w:rPr>
@@ -752,7 +732,7 @@
             </w:r>
             <w:r>
               <w:rPr>
-                <w:rStyle w:val="Hyperlink"/>
+                <w:rStyle w:val="af1"/>
                 <w:noProof/>
               </w:rPr>
               <w:t>Title&gt;</w:t>
@@ -809,7 +789,7 @@
         </w:p>
         <w:p>
           <w:pPr>
-            <w:pStyle w:val="TOC2"/>
+            <w:pStyle w:val="27"/>
             <w:tabs>
               <w:tab w:val="left" w:pos="800"/>
               <w:tab w:val="right" w:leader="dot" w:pos="8148"/>
@@ -828,7 +808,7 @@
           <w:hyperlink w:anchor="_Toc135490225" w:history="1">
             <w:r>
               <w:rPr>
-                <w:rStyle w:val="Hyperlink"/>
+                <w:rStyle w:val="af1"/>
                 <w:noProof/>
               </w:rPr>
               <w:t>A.1.</w:t>
@@ -848,14 +828,14 @@
             </w:r>
             <w:r>
               <w:rPr>
-                <w:rStyle w:val="Hyperlink"/>
+                <w:rStyle w:val="af1"/>
                 <w:noProof/>
               </w:rPr>
               <w:t xml:space="preserve">&lt;Appendix </w:t>
             </w:r>
             <w:r>
               <w:rPr>
-                <w:rStyle w:val="Hyperlink"/>
+                <w:rStyle w:val="af1"/>
                 <w:noProof/>
                 <w:lang w:eastAsia="ja-JP"/>
               </w:rPr>
@@ -863,7 +843,7 @@
             </w:r>
             <w:r>
               <w:rPr>
-                <w:rStyle w:val="Hyperlink"/>
+                <w:rStyle w:val="af1"/>
                 <w:noProof/>
               </w:rPr>
               <w:t>Subsection&gt;</w:t>
@@ -920,7 +900,7 @@
         </w:p>
         <w:p>
           <w:pPr>
-            <w:pStyle w:val="TOC3"/>
+            <w:pStyle w:val="33"/>
             <w:tabs>
               <w:tab w:val="left" w:pos="1200"/>
               <w:tab w:val="right" w:leader="dot" w:pos="8148"/>
@@ -938,7 +918,7 @@
           <w:hyperlink w:anchor="_Toc135490226" w:history="1">
             <w:r>
               <w:rPr>
-                <w:rStyle w:val="Hyperlink"/>
+                <w:rStyle w:val="af1"/>
                 <w:noProof/>
               </w:rPr>
               <w:t>A.1.1</w:t>
@@ -957,30 +937,22 @@
             </w:r>
             <w:r>
               <w:rPr>
-                <w:rStyle w:val="Hyperlink"/>
+                <w:rStyle w:val="af1"/>
                 <w:noProof/>
               </w:rPr>
               <w:t xml:space="preserve">&lt;Appendix </w:t>
             </w:r>
             <w:r>
               <w:rPr>
-                <w:rStyle w:val="Hyperlink"/>
+                <w:rStyle w:val="af1"/>
                 <w:noProof/>
                 <w:lang w:eastAsia="ja-JP"/>
               </w:rPr>
-              <w:t>にほん</w:t>
+              <w:t>にほんご</w:t>
             </w:r>
             <w:r>
               <w:rPr>
-                <w:rStyle w:val="Hyperlink"/>
-                <w:noProof/>
-                <w:lang w:eastAsia="ja-JP"/>
-              </w:rPr>
-              <w:t>ご</w:t>
-            </w:r>
-            <w:r>
-              <w:rPr>
-                <w:rStyle w:val="Hyperlink"/>
+                <w:rStyle w:val="af1"/>
                 <w:noProof/>
               </w:rPr>
               <w:t>Heading 3&gt;</w:t>
@@ -1044,7 +1016,7 @@
     </w:sdt>
     <w:p>
       <w:pPr>
-        <w:pStyle w:val="BodyText"/>
+        <w:pStyle w:val="a1"/>
       </w:pPr>
       <w:r>
         <w:br w:type="page"/>
@@ -1120,7 +1092,7 @@
     <w:bookmarkEnd w:id="6"/>
     <w:p>
       <w:pPr>
-        <w:pStyle w:val="BodyText"/>
+        <w:pStyle w:val="a1"/>
       </w:pPr>
       <w:r>
         <w:br w:type="page"/>
@@ -1128,7 +1100,7 @@
     </w:p>
     <w:p>
       <w:pPr>
-        <w:pStyle w:val="Heading1"/>
+        <w:pStyle w:val="1"/>
       </w:pPr>
       <w:bookmarkStart w:id="7" w:name="heading-1"/>
       <w:bookmarkStart w:id="8" w:name="_Toc135490221"/>
@@ -1154,7 +1126,7 @@
     </w:p>
     <w:p>
       <w:pPr>
-        <w:pStyle w:val="Heading2"/>
+        <w:pStyle w:val="20"/>
       </w:pPr>
       <w:bookmarkStart w:id="9" w:name="heading-2"/>
       <w:bookmarkStart w:id="10" w:name="_Toc135490222"/>
@@ -1176,7 +1148,7 @@
     </w:p>
     <w:p>
       <w:pPr>
-        <w:pStyle w:val="Heading3"/>
+        <w:pStyle w:val="31"/>
       </w:pPr>
       <w:bookmarkStart w:id="11" w:name="heading-3"/>
       <w:bookmarkStart w:id="12" w:name="_Toc135490223"/>
@@ -1198,7 +1170,7 @@
     </w:p>
     <w:p>
       <w:pPr>
-        <w:pStyle w:val="Heading4"/>
+        <w:pStyle w:val="40"/>
       </w:pPr>
       <w:bookmarkStart w:id="13" w:name="heading-4"/>
       <w:r>
@@ -1218,7 +1190,7 @@
     </w:p>
     <w:p>
       <w:pPr>
-        <w:pStyle w:val="Heading5"/>
+        <w:pStyle w:val="5"/>
       </w:pPr>
       <w:bookmarkStart w:id="14" w:name="heading-5"/>
       <w:r>
@@ -1238,7 +1210,7 @@
     </w:p>
     <w:p>
       <w:pPr>
-        <w:pStyle w:val="BodyText"/>
+        <w:pStyle w:val="a1"/>
       </w:pPr>
       <w:r>
         <w:t>&lt;Body</w:t>
@@ -1288,18 +1260,18 @@
     </w:p>
     <w:tbl>
       <w:tblPr>
-        <w:tblStyle w:val="PlainTable4"/>
+        <w:tblStyle w:val="43"/>
         <w:tblW w:w="0" w:type="pct"/>
         <w:tblLook w:val="0620" w:firstRow="1" w:lastRow="0" w:firstColumn="0" w:lastColumn="0" w:noHBand="1" w:noVBand="1"/>
       </w:tblPr>
       <w:tblGrid>
-        <w:gridCol w:w="2583"/>
-        <w:gridCol w:w="2807"/>
-        <w:gridCol w:w="656"/>
-        <w:gridCol w:w="656"/>
-        <w:gridCol w:w="656"/>
-        <w:gridCol w:w="656"/>
-        <w:gridCol w:w="656"/>
+        <w:gridCol w:w="2501"/>
+        <w:gridCol w:w="2739"/>
+        <w:gridCol w:w="660"/>
+        <w:gridCol w:w="660"/>
+        <w:gridCol w:w="660"/>
+        <w:gridCol w:w="660"/>
+        <w:gridCol w:w="660"/>
       </w:tblGrid>
       <w:tr>
         <w:trPr>
@@ -1587,7 +1559,7 @@
     </w:p>
     <w:p>
       <w:pPr>
-        <w:pStyle w:val="BodyText"/>
+        <w:pStyle w:val="a1"/>
       </w:pPr>
       <w:r>
         <w:t>Numbered equation:</w:t>
@@ -1671,7 +1643,7 @@
     </w:tbl>
     <w:p>
       <w:pPr>
-        <w:pStyle w:val="BodyText"/>
+        <w:pStyle w:val="a1"/>
       </w:pPr>
       <w:r>
         <w:br/>
@@ -1743,7 +1715,7 @@
     </w:p>
     <w:p>
       <w:pPr>
-        <w:pStyle w:val="BodyText"/>
+        <w:pStyle w:val="a1"/>
       </w:pPr>
       <w:r>
         <w:br/>
@@ -1767,7 +1739,7 @@
     </w:p>
     <w:p>
       <w:pPr>
-        <w:pStyle w:val="BodyText"/>
+        <w:pStyle w:val="a1"/>
       </w:pPr>
       <w:r>
         <w:br/>
@@ -1824,7 +1796,7 @@
     </w:p>
     <w:p>
       <w:pPr>
-        <w:pStyle w:val="BodyText"/>
+        <w:pStyle w:val="a1"/>
       </w:pPr>
       <w:r>
         <w:br/>
@@ -1840,7 +1812,7 @@
     </w:p>
     <w:p>
       <w:pPr>
-        <w:pStyle w:val="BodyText"/>
+        <w:pStyle w:val="a1"/>
       </w:pPr>
       <w:r>
         <w:br/>
@@ -2192,12 +2164,12 @@
     </w:tbl>
     <w:p>
       <w:pPr>
-        <w:pStyle w:val="BodyText"/>
+        <w:pStyle w:val="a1"/>
       </w:pPr>
     </w:p>
     <w:p>
       <w:pPr>
-        <w:pStyle w:val="BodyText"/>
+        <w:pStyle w:val="a1"/>
       </w:pPr>
       <w:r>
         <w:br w:type="page"/>
@@ -2379,7 +2351,7 @@
     </w:p>
     <w:p>
       <w:pPr>
-        <w:pStyle w:val="BodyText"/>
+        <w:pStyle w:val="a1"/>
       </w:pPr>
       <w:r>
         <w:br/>
@@ -2457,21 +2429,7 @@
               <w:rPr>
                 <w:rStyle w:val="NormalTok"/>
               </w:rPr>
-              <w:t xml:space="preserve"> </w:t>
-            </w:r>
-            <w:proofErr w:type="gramStart"/>
-            <w:r>
-              <w:rPr>
-                <w:rStyle w:val="NormalTok"/>
-              </w:rPr>
-              <w:t>docx.Document</w:t>
-            </w:r>
-            <w:proofErr w:type="gramEnd"/>
-            <w:r>
-              <w:rPr>
-                <w:rStyle w:val="NormalTok"/>
-              </w:rPr>
-              <w:t>(</w:t>
+              <w:t xml:space="preserve"> docx.Document(</w:t>
             </w:r>
             <w:r>
               <w:rPr>
@@ -2488,21 +2446,12 @@
             <w:r>
               <w:br/>
             </w:r>
-            <w:proofErr w:type="gramStart"/>
             <w:r>
               <w:rPr>
                 <w:rStyle w:val="NormalTok"/>
               </w:rPr>
-              <w:t>pprint.pprint</w:t>
-            </w:r>
-            <w:proofErr w:type="gramEnd"/>
-            <w:r>
-              <w:rPr>
-                <w:rStyle w:val="NormalTok"/>
-              </w:rPr>
-              <w:t>(</w:t>
-            </w:r>
-            <w:proofErr w:type="gramStart"/>
+              <w:t>pprint.pprint(</w:t>
+            </w:r>
             <w:r>
               <w:rPr>
                 <w:rStyle w:val="BuiltInTok"/>
@@ -2513,14 +2462,7 @@
               <w:rPr>
                 <w:rStyle w:val="NormalTok"/>
               </w:rPr>
-              <w:t>(</w:t>
-            </w:r>
-            <w:proofErr w:type="gramEnd"/>
-            <w:r>
-              <w:rPr>
-                <w:rStyle w:val="NormalTok"/>
-              </w:rPr>
-              <w:t xml:space="preserve">[s.name </w:t>
+              <w:t xml:space="preserve">([s.name </w:t>
             </w:r>
             <w:r>
               <w:rPr>
@@ -2544,16 +2486,14 @@
               <w:rPr>
                 <w:rStyle w:val="NormalTok"/>
               </w:rPr>
-              <w:t xml:space="preserve"> </w:t>
-            </w:r>
-            <w:proofErr w:type="gramStart"/>
+              <w:t xml:space="preserve"> d.styles </w:t>
+            </w:r>
             <w:r>
               <w:rPr>
-                <w:rStyle w:val="NormalTok"/>
+                <w:rStyle w:val="ControlFlowTok"/>
               </w:rPr>
-              <w:t>d.styles</w:t>
-            </w:r>
-            <w:proofErr w:type="gramEnd"/>
+              <w:t>if</w:t>
+            </w:r>
             <w:r>
               <w:rPr>
                 <w:rStyle w:val="NormalTok"/>
@@ -2562,9 +2502,9 @@
             </w:r>
             <w:r>
               <w:rPr>
-                <w:rStyle w:val="ControlFlowTok"/>
+                <w:rStyle w:val="StringTok"/>
               </w:rPr>
-              <w:t>if</w:t>
+              <w:t>"Tok"</w:t>
             </w:r>
             <w:r>
               <w:rPr>
@@ -2574,18 +2514,6 @@
             </w:r>
             <w:r>
               <w:rPr>
-                <w:rStyle w:val="StringTok"/>
-              </w:rPr>
-              <w:t>"Tok"</w:t>
-            </w:r>
-            <w:r>
-              <w:rPr>
-                <w:rStyle w:val="NormalTok"/>
-              </w:rPr>
-              <w:t xml:space="preserve"> </w:t>
-            </w:r>
-            <w:r>
-              <w:rPr>
                 <w:rStyle w:val="KeywordTok"/>
               </w:rPr>
               <w:t>in</w:t>
@@ -2602,7 +2530,7 @@
     </w:tbl>
     <w:p>
       <w:pPr>
-        <w:pStyle w:val="BodyText"/>
+        <w:pStyle w:val="a1"/>
       </w:pPr>
       <w:r>
         <w:br/>
@@ -2628,14 +2556,12 @@
       <w:r>
         <w:br/>
       </w:r>
-      <w:proofErr w:type="spellStart"/>
       <w:r>
         <w:rPr>
           <w:rStyle w:val="AlertTok"/>
         </w:rPr>
         <w:t>AlertTok</w:t>
       </w:r>
-      <w:proofErr w:type="spellEnd"/>
       <w:r>
         <w:rPr>
           <w:rStyle w:val="AlertTok"/>
@@ -2647,14 +2573,12 @@
       <w:r>
         <w:br/>
       </w:r>
-      <w:proofErr w:type="spellStart"/>
       <w:r>
         <w:rPr>
           <w:rStyle w:val="AnnotationTok"/>
         </w:rPr>
         <w:t>AnnotationTok</w:t>
       </w:r>
-      <w:proofErr w:type="spellEnd"/>
       <w:r>
         <w:rPr>
           <w:rStyle w:val="AnnotationTok"/>
@@ -2666,7 +2590,6 @@
       <w:r>
         <w:br/>
       </w:r>
-      <w:proofErr w:type="spellStart"/>
       <w:r>
         <w:rPr>
           <w:rStyle w:val="AttributeTok"/>
@@ -2679,11 +2602,9 @@
         </w:rPr>
         <w:t>にほんご</w:t>
       </w:r>
-      <w:proofErr w:type="spellEnd"/>
-      <w:r>
-        <w:br/>
-      </w:r>
-      <w:proofErr w:type="spellStart"/>
+      <w:r>
+        <w:br/>
+      </w:r>
       <w:r>
         <w:rPr>
           <w:rStyle w:val="BaseNTok"/>
@@ -2696,11 +2617,9 @@
         </w:rPr>
         <w:t>にほんご</w:t>
       </w:r>
-      <w:proofErr w:type="spellEnd"/>
-      <w:r>
-        <w:br/>
-      </w:r>
-      <w:proofErr w:type="spellStart"/>
+      <w:r>
+        <w:br/>
+      </w:r>
       <w:r>
         <w:rPr>
           <w:rStyle w:val="BuiltInTok"/>
@@ -2713,11 +2632,9 @@
         </w:rPr>
         <w:t>にほんご</w:t>
       </w:r>
-      <w:proofErr w:type="spellEnd"/>
-      <w:r>
-        <w:br/>
-      </w:r>
-      <w:proofErr w:type="spellStart"/>
+      <w:r>
+        <w:br/>
+      </w:r>
       <w:r>
         <w:rPr>
           <w:rStyle w:val="CharTok"/>
@@ -2730,11 +2647,9 @@
         </w:rPr>
         <w:t>にほんご</w:t>
       </w:r>
-      <w:proofErr w:type="spellEnd"/>
-      <w:r>
-        <w:br/>
-      </w:r>
-      <w:proofErr w:type="spellStart"/>
+      <w:r>
+        <w:br/>
+      </w:r>
       <w:r>
         <w:rPr>
           <w:rStyle w:val="CommentTok"/>
@@ -2747,7 +2662,6 @@
         </w:rPr>
         <w:t>にほんご</w:t>
       </w:r>
-      <w:proofErr w:type="spellEnd"/>
       <w:r>
         <w:rPr>
           <w:rStyle w:val="CommentTok"/>
@@ -2759,7 +2673,6 @@
       <w:r>
         <w:br/>
       </w:r>
-      <w:proofErr w:type="spellStart"/>
       <w:r>
         <w:rPr>
           <w:rStyle w:val="CommentVarTok"/>
@@ -2772,11 +2685,9 @@
         </w:rPr>
         <w:t>にほんご</w:t>
       </w:r>
-      <w:proofErr w:type="spellEnd"/>
-      <w:r>
-        <w:br/>
-      </w:r>
-      <w:proofErr w:type="spellStart"/>
+      <w:r>
+        <w:br/>
+      </w:r>
       <w:r>
         <w:rPr>
           <w:rStyle w:val="ConstantTok"/>
@@ -2789,11 +2700,9 @@
         </w:rPr>
         <w:t>にほんご</w:t>
       </w:r>
-      <w:proofErr w:type="spellEnd"/>
-      <w:r>
-        <w:br/>
-      </w:r>
-      <w:proofErr w:type="spellStart"/>
+      <w:r>
+        <w:br/>
+      </w:r>
       <w:r>
         <w:rPr>
           <w:rStyle w:val="ControlFlowTok"/>
@@ -2806,11 +2715,9 @@
         </w:rPr>
         <w:t>にほんご</w:t>
       </w:r>
-      <w:proofErr w:type="spellEnd"/>
-      <w:r>
-        <w:br/>
-      </w:r>
-      <w:proofErr w:type="spellStart"/>
+      <w:r>
+        <w:br/>
+      </w:r>
       <w:r>
         <w:rPr>
           <w:rStyle w:val="DataTypeTok"/>
@@ -2823,11 +2730,9 @@
         </w:rPr>
         <w:t>にほんご</w:t>
       </w:r>
-      <w:proofErr w:type="spellEnd"/>
-      <w:r>
-        <w:br/>
-      </w:r>
-      <w:proofErr w:type="spellStart"/>
+      <w:r>
+        <w:br/>
+      </w:r>
       <w:r>
         <w:rPr>
           <w:rStyle w:val="DecValTok"/>
@@ -2840,11 +2745,9 @@
         </w:rPr>
         <w:t>にほんご</w:t>
       </w:r>
-      <w:proofErr w:type="spellEnd"/>
-      <w:r>
-        <w:br/>
-      </w:r>
-      <w:proofErr w:type="spellStart"/>
+      <w:r>
+        <w:br/>
+      </w:r>
       <w:r>
         <w:rPr>
           <w:rStyle w:val="DocumentationTok"/>
@@ -2857,11 +2760,9 @@
         </w:rPr>
         <w:t>にほんご</w:t>
       </w:r>
-      <w:proofErr w:type="spellEnd"/>
-      <w:r>
-        <w:br/>
-      </w:r>
-      <w:proofErr w:type="spellStart"/>
+      <w:r>
+        <w:br/>
+      </w:r>
       <w:r>
         <w:rPr>
           <w:rStyle w:val="ErrorTok"/>
@@ -2880,11 +2781,9 @@
         </w:rPr>
         <w:t>にほんご</w:t>
       </w:r>
-      <w:proofErr w:type="spellEnd"/>
-      <w:r>
-        <w:br/>
-      </w:r>
-      <w:proofErr w:type="spellStart"/>
+      <w:r>
+        <w:br/>
+      </w:r>
       <w:r>
         <w:rPr>
           <w:rStyle w:val="ExtensionTok"/>
@@ -2897,11 +2796,9 @@
         </w:rPr>
         <w:t>にほんご</w:t>
       </w:r>
-      <w:proofErr w:type="spellEnd"/>
-      <w:r>
-        <w:br/>
-      </w:r>
-      <w:proofErr w:type="spellStart"/>
+      <w:r>
+        <w:br/>
+      </w:r>
       <w:r>
         <w:rPr>
           <w:rStyle w:val="FloatTok"/>
@@ -2914,11 +2811,9 @@
         </w:rPr>
         <w:t>にほんご</w:t>
       </w:r>
-      <w:proofErr w:type="spellEnd"/>
-      <w:r>
-        <w:br/>
-      </w:r>
-      <w:proofErr w:type="spellStart"/>
+      <w:r>
+        <w:br/>
+      </w:r>
       <w:r>
         <w:rPr>
           <w:rStyle w:val="FunctionTok"/>
@@ -2931,11 +2826,9 @@
         </w:rPr>
         <w:t>にほんご</w:t>
       </w:r>
-      <w:proofErr w:type="spellEnd"/>
-      <w:r>
-        <w:br/>
-      </w:r>
-      <w:proofErr w:type="spellStart"/>
+      <w:r>
+        <w:br/>
+      </w:r>
       <w:r>
         <w:rPr>
           <w:rStyle w:val="ImportTok"/>
@@ -2948,11 +2841,9 @@
         </w:rPr>
         <w:t>にほんご</w:t>
       </w:r>
-      <w:proofErr w:type="spellEnd"/>
-      <w:r>
-        <w:br/>
-      </w:r>
-      <w:proofErr w:type="spellStart"/>
+      <w:r>
+        <w:br/>
+      </w:r>
       <w:r>
         <w:rPr>
           <w:rStyle w:val="InformationTok"/>
@@ -2965,11 +2856,9 @@
         </w:rPr>
         <w:t>にほんご</w:t>
       </w:r>
-      <w:proofErr w:type="spellEnd"/>
-      <w:r>
-        <w:br/>
-      </w:r>
-      <w:proofErr w:type="spellStart"/>
+      <w:r>
+        <w:br/>
+      </w:r>
       <w:r>
         <w:rPr>
           <w:rStyle w:val="KeywordTok"/>
@@ -2982,11 +2871,9 @@
         </w:rPr>
         <w:t>にほんご</w:t>
       </w:r>
-      <w:proofErr w:type="spellEnd"/>
-      <w:r>
-        <w:br/>
-      </w:r>
-      <w:proofErr w:type="spellStart"/>
+      <w:r>
+        <w:br/>
+      </w:r>
       <w:r>
         <w:rPr>
           <w:rStyle w:val="NormalTok"/>
@@ -2999,11 +2886,9 @@
         </w:rPr>
         <w:t>にほんご</w:t>
       </w:r>
-      <w:proofErr w:type="spellEnd"/>
-      <w:r>
-        <w:br/>
-      </w:r>
-      <w:proofErr w:type="spellStart"/>
+      <w:r>
+        <w:br/>
+      </w:r>
       <w:r>
         <w:rPr>
           <w:rStyle w:val="OperatorTok"/>
@@ -3016,11 +2901,9 @@
         </w:rPr>
         <w:t>にほんご</w:t>
       </w:r>
-      <w:proofErr w:type="spellEnd"/>
-      <w:r>
-        <w:br/>
-      </w:r>
-      <w:proofErr w:type="spellStart"/>
+      <w:r>
+        <w:br/>
+      </w:r>
       <w:r>
         <w:rPr>
           <w:rStyle w:val="OtherTok"/>
@@ -3033,11 +2916,9 @@
         </w:rPr>
         <w:t>にほんご</w:t>
       </w:r>
-      <w:proofErr w:type="spellEnd"/>
-      <w:r>
-        <w:br/>
-      </w:r>
-      <w:proofErr w:type="spellStart"/>
+      <w:r>
+        <w:br/>
+      </w:r>
       <w:r>
         <w:rPr>
           <w:rStyle w:val="PreprocessorTok"/>
@@ -3050,11 +2931,9 @@
         </w:rPr>
         <w:t>にほんご</w:t>
       </w:r>
-      <w:proofErr w:type="spellEnd"/>
-      <w:r>
-        <w:br/>
-      </w:r>
-      <w:proofErr w:type="spellStart"/>
+      <w:r>
+        <w:br/>
+      </w:r>
       <w:r>
         <w:rPr>
           <w:rStyle w:val="RegionMarkerTok"/>
@@ -3067,11 +2946,9 @@
         </w:rPr>
         <w:t>にほんご</w:t>
       </w:r>
-      <w:proofErr w:type="spellEnd"/>
-      <w:r>
-        <w:br/>
-      </w:r>
-      <w:proofErr w:type="spellStart"/>
+      <w:r>
+        <w:br/>
+      </w:r>
       <w:r>
         <w:rPr>
           <w:rStyle w:val="SpecialCharTok"/>
@@ -3084,11 +2961,9 @@
         </w:rPr>
         <w:t>にほんご</w:t>
       </w:r>
-      <w:proofErr w:type="spellEnd"/>
-      <w:r>
-        <w:br/>
-      </w:r>
-      <w:proofErr w:type="spellStart"/>
+      <w:r>
+        <w:br/>
+      </w:r>
       <w:r>
         <w:rPr>
           <w:rStyle w:val="SpecialStringTok"/>
@@ -3101,11 +2976,9 @@
         </w:rPr>
         <w:t>にほんご</w:t>
       </w:r>
-      <w:proofErr w:type="spellEnd"/>
-      <w:r>
-        <w:br/>
-      </w:r>
-      <w:proofErr w:type="spellStart"/>
+      <w:r>
+        <w:br/>
+      </w:r>
       <w:r>
         <w:rPr>
           <w:rStyle w:val="StringTok"/>
@@ -3118,11 +2991,9 @@
         </w:rPr>
         <w:t>にほんご</w:t>
       </w:r>
-      <w:proofErr w:type="spellEnd"/>
-      <w:r>
-        <w:br/>
-      </w:r>
-      <w:proofErr w:type="spellStart"/>
+      <w:r>
+        <w:br/>
+      </w:r>
       <w:r>
         <w:rPr>
           <w:rStyle w:val="VariableTok"/>
@@ -3135,11 +3006,9 @@
         </w:rPr>
         <w:t>にほんご</w:t>
       </w:r>
-      <w:proofErr w:type="spellEnd"/>
-      <w:r>
-        <w:br/>
-      </w:r>
-      <w:proofErr w:type="spellStart"/>
+      <w:r>
+        <w:br/>
+      </w:r>
       <w:r>
         <w:rPr>
           <w:rStyle w:val="VerbatimStringTok"/>
@@ -3152,16 +3021,13 @@
         </w:rPr>
         <w:t>にほんご</w:t>
       </w:r>
-      <w:proofErr w:type="spellEnd"/>
-      <w:r>
-        <w:br/>
-      </w:r>
-      <w:proofErr w:type="spellStart"/>
+      <w:r>
+        <w:br/>
+      </w:r>
       <w:r>
         <w:rPr>
           <w:rStyle w:val="WarningTok"/>
         </w:rPr>
-        <w:lastRenderedPageBreak/>
         <w:t>WarningTok</w:t>
       </w:r>
       <w:r>
@@ -3170,7 +3036,6 @@
         </w:rPr>
         <w:t>にほんご</w:t>
       </w:r>
-      <w:proofErr w:type="spellEnd"/>
       <w:r>
         <w:br/>
       </w:r>
@@ -3180,22 +3045,18 @@
         <w:pStyle w:val="SourceCode"/>
       </w:pPr>
       <w:r>
-        <w:t xml:space="preserve">This is a </w:t>
-      </w:r>
-      <w:proofErr w:type="spellStart"/>
-      <w:r>
-        <w:t>pen</w:t>
+        <w:t>This is a pen</w:t>
       </w:r>
       <w:r>
         <w:t>にほんご</w:t>
       </w:r>
-      <w:proofErr w:type="spellEnd"/>
     </w:p>
     <w:p>
       <w:pPr>
-        <w:pStyle w:val="BodyText"/>
-      </w:pPr>
-      <w:r>
+        <w:pStyle w:val="a1"/>
+      </w:pPr>
+      <w:r>
+        <w:lastRenderedPageBreak/>
         <w:br/>
       </w:r>
     </w:p>
@@ -3212,7 +3073,7 @@
     </w:p>
     <w:p>
       <w:pPr>
-        <w:pStyle w:val="BodyText"/>
+        <w:pStyle w:val="a1"/>
       </w:pPr>
       <w:r>
         <w:br w:type="page"/>
@@ -3220,7 +3081,7 @@
     </w:p>
     <w:p>
       <w:pPr>
-        <w:pStyle w:val="Caption"/>
+        <w:pStyle w:val="ae"/>
       </w:pPr>
       <w:bookmarkStart w:id="20" w:name="lst:docs-makefile"/>
       <w:r>
@@ -4144,7 +4005,7 @@
     </w:p>
     <w:p>
       <w:pPr>
-        <w:pStyle w:val="Caption"/>
+        <w:pStyle w:val="ae"/>
       </w:pPr>
       <w:bookmarkStart w:id="21" w:name="lst:makefile"/>
       <w:bookmarkEnd w:id="20"/>
@@ -4191,16 +4052,8 @@
           <w:rStyle w:val="CommentTok"/>
         </w:rPr>
         <w:tab/>
-        <w:t xml:space="preserve">pip3 </w:t>
-      </w:r>
-      <w:proofErr w:type="gramStart"/>
-      <w:r>
-        <w:rPr>
-          <w:rStyle w:val="CommentTok"/>
-        </w:rPr>
-        <w:t>install .</w:t>
-      </w:r>
-      <w:proofErr w:type="gramEnd"/>
+        <w:t>pip3 install .</w:t>
+      </w:r>
       <w:r>
         <w:br/>
       </w:r>
@@ -4394,7 +4247,7 @@
     </w:p>
     <w:p>
       <w:pPr>
-        <w:pStyle w:val="Caption"/>
+        <w:pStyle w:val="ae"/>
       </w:pPr>
       <w:bookmarkStart w:id="22" w:name="lst:setup_py"/>
       <w:bookmarkEnd w:id="21"/>
@@ -4402,7 +4255,6 @@
         <w:rPr>
           <w:vertAlign w:val="subscript"/>
         </w:rPr>
-        <w:lastRenderedPageBreak/>
         <w:t>▼</w:t>
       </w:r>
       <w:r>
@@ -4456,6 +4308,7 @@
         <w:rPr>
           <w:rStyle w:val="CommentTok"/>
         </w:rPr>
+        <w:lastRenderedPageBreak/>
         <w:t>"""</w:t>
       </w:r>
       <w:r>
@@ -5113,7 +4966,7 @@
     <w:bookmarkEnd w:id="22"/>
     <w:p>
       <w:pPr>
-        <w:pStyle w:val="BodyText"/>
+        <w:pStyle w:val="a1"/>
       </w:pPr>
       <w:r>
         <w:br w:type="page"/>
@@ -5121,12 +4974,12 @@
     </w:p>
     <w:p>
       <w:pPr>
-        <w:pStyle w:val="BodyText"/>
+        <w:pStyle w:val="a1"/>
       </w:pPr>
       <w:hyperlink r:id="rId7">
         <w:r>
           <w:rPr>
-            <w:rStyle w:val="Hyperlink"/>
+            <w:rStyle w:val="af1"/>
           </w:rPr>
           <w:t>Link</w:t>
         </w:r>
@@ -5134,7 +4987,7 @@
     </w:p>
     <w:p>
       <w:pPr>
-        <w:pStyle w:val="BlockText"/>
+        <w:pStyle w:val="ac"/>
       </w:pPr>
       <w:r>
         <w:t>Block Quote</w:t>
@@ -5166,18 +5019,18 @@
         <w:tblLook w:val="0600" w:firstRow="0" w:lastRow="0" w:firstColumn="0" w:lastColumn="0" w:noHBand="1" w:noVBand="1"/>
       </w:tblPr>
       <w:tblGrid>
-        <w:gridCol w:w="4620"/>
-        <w:gridCol w:w="762"/>
-        <w:gridCol w:w="673"/>
-        <w:gridCol w:w="230"/>
-        <w:gridCol w:w="230"/>
-        <w:gridCol w:w="230"/>
-        <w:gridCol w:w="230"/>
-        <w:gridCol w:w="230"/>
-        <w:gridCol w:w="230"/>
-        <w:gridCol w:w="230"/>
-        <w:gridCol w:w="230"/>
-        <w:gridCol w:w="230"/>
+        <w:gridCol w:w="4392"/>
+        <w:gridCol w:w="757"/>
+        <w:gridCol w:w="672"/>
+        <w:gridCol w:w="256"/>
+        <w:gridCol w:w="256"/>
+        <w:gridCol w:w="256"/>
+        <w:gridCol w:w="256"/>
+        <w:gridCol w:w="256"/>
+        <w:gridCol w:w="256"/>
+        <w:gridCol w:w="256"/>
+        <w:gridCol w:w="256"/>
+        <w:gridCol w:w="256"/>
       </w:tblGrid>
       <w:tr>
         <w:tc>
@@ -5319,13 +5172,8 @@
             <w:pPr>
               <w:pStyle w:val="SourceCode"/>
             </w:pPr>
-            <w:proofErr w:type="gramStart"/>
-            <w:r>
-              <w:t>Left</w:t>
-            </w:r>
-            <w:proofErr w:type="gramEnd"/>
-            <w:r>
-              <w:t xml:space="preserve"> Left Left Left Left Left Left Left Left</w:t>
+            <w:r>
+              <w:t>Left Left Left Left Left Left Left Left Left</w:t>
             </w:r>
           </w:p>
           <w:p>
@@ -7261,7 +7109,7 @@
         </w:tcPr>
         <w:p>
           <w:pPr>
-            <w:pStyle w:val="Footer"/>
+            <w:pStyle w:val="af5"/>
           </w:pPr>
         </w:p>
       </w:tc>
@@ -7277,7 +7125,7 @@
         </w:tcPr>
         <w:p>
           <w:pPr>
-            <w:pStyle w:val="Footer"/>
+            <w:pStyle w:val="af5"/>
           </w:pPr>
         </w:p>
       </w:tc>
@@ -7293,7 +7141,7 @@
         </w:tcPr>
         <w:p>
           <w:pPr>
-            <w:pStyle w:val="Footer"/>
+            <w:pStyle w:val="af5"/>
           </w:pPr>
         </w:p>
       </w:tc>
@@ -7309,32 +7157,20 @@
         </w:tcPr>
         <w:p>
           <w:pPr>
-            <w:pStyle w:val="Footer"/>
+            <w:pStyle w:val="af5"/>
           </w:pPr>
-          <w:r>
-            <w:fldChar w:fldCharType="begin"/>
-          </w:r>
-          <w:r>
-            <w:instrText xml:space="preserve"> DOCPROPERTY "year" \* MERGEFORMAT </w:instrText>
-          </w:r>
-          <w:r>
-            <w:fldChar w:fldCharType="separate"/>
-          </w:r>
-          <w:proofErr w:type="spellStart"/>
-          <w:r>
-            <w:t>出版年</w:t>
-          </w:r>
-          <w:proofErr w:type="spellEnd"/>
-          <w:r>
-            <w:fldChar w:fldCharType="end"/>
-          </w:r>
+          <w:fldSimple w:instr=" DOCPROPERTY &quot;year&quot; \* MERGEFORMAT ">
+            <w:r>
+              <w:t>出版年</w:t>
+            </w:r>
+          </w:fldSimple>
         </w:p>
       </w:tc>
     </w:tr>
   </w:tbl>
   <w:p>
     <w:pPr>
-      <w:pStyle w:val="Footer"/>
+      <w:pStyle w:val="af5"/>
     </w:pPr>
   </w:p>
 </w:ftr>
@@ -7382,7 +7218,7 @@
 <w:hdr xmlns:wpc="http://schemas.microsoft.com/office/word/2010/wordprocessingCanvas" xmlns:cx="http://schemas.microsoft.com/office/drawing/2014/chartex" xmlns:cx1="http://schemas.microsoft.com/office/drawing/2015/9/8/chartex" xmlns:cx2="http://schemas.microsoft.com/office/drawing/2015/10/21/chartex" xmlns:cx3="http://schemas.microsoft.com/office/drawing/2016/5/9/chartex" xmlns:cx4="http://schemas.microsoft.com/office/drawing/2016/5/10/chartex" xmlns:cx5="http://schemas.microsoft.com/office/drawing/2016/5/11/chartex" xmlns:cx6="http://schemas.microsoft.com/office/drawing/2016/5/12/chartex" xmlns:cx7="http://schemas.microsoft.com/office/drawing/2016/5/13/chartex" xmlns:cx8="http://schemas.microsoft.com/office/drawing/2016/5/14/chartex" xmlns:mc="http://schemas.openxmlformats.org/markup-compatibility/2006" xmlns:aink="http://schemas.microsoft.com/office/drawing/2016/ink" xmlns:am3d="http://schemas.microsoft.com/office/drawing/2017/model3d" xmlns:o="urn:schemas-microsoft-com:office:office" xmlns:oel="http://schemas.microsoft.com/office/2019/extlst" xmlns:r="http://schemas.openxmlformats.org/officeDocument/2006/relationships" xmlns:m="http://schemas.openxmlformats.org/officeDocument/2006/math" xmlns:v="urn:schemas-microsoft-com:vml" xmlns:wp14="http://schemas.microsoft.com/office/word/2010/wordprocessingDrawing" xmlns:wp="http://schemas.openxmlformats.org/drawingml/2006/wordprocessingDrawing" xmlns:w10="urn:schemas-microsoft-com:office:word" xmlns:w="http://schemas.openxmlformats.org/wordprocessingml/2006/main" xmlns:w14="http://schemas.microsoft.com/office/word/2010/wordml" xmlns:w15="http://schemas.microsoft.com/office/word/2012/wordml" xmlns:w16cex="http://schemas.microsoft.com/office/word/2018/wordml/cex" xmlns:w16cid="http://schemas.microsoft.com/office/word/2016/wordml/cid" xmlns:w16="http://schemas.microsoft.com/office/word/2018/wordml" xmlns:w16du="http://schemas.microsoft.com/office/word/2023/wordml/word16du" xmlns:w16sdtdh="http://schemas.microsoft.com/office/word/2020/wordml/sdtdatahash" xmlns:w16sdtfl="http://schemas.microsoft.com/office/word/2024/wordml/sdtformatlock" xmlns:w16se="http://schemas.microsoft.com/office/word/2015/wordml/symex" xmlns:wpg="http://schemas.microsoft.com/office/word/2010/wordprocessingGroup" xmlns:wpi="http://schemas.microsoft.com/office/word/2010/wordprocessingInk" xmlns:wne="http://schemas.microsoft.com/office/word/2006/wordml" xmlns:wps="http://schemas.microsoft.com/office/word/2010/wordprocessingShape" mc:Ignorable="w14 w15 w16se w16cid w16 w16cex w16sdtdh w16sdtfl w16du wp14">
   <w:p>
     <w:pPr>
-      <w:pStyle w:val="Header"/>
+      <w:pStyle w:val="af3"/>
     </w:pPr>
     <w:r>
       <w:rPr>
@@ -7437,7 +7273,7 @@
 <w:hdr xmlns:wpc="http://schemas.microsoft.com/office/word/2010/wordprocessingCanvas" xmlns:cx="http://schemas.microsoft.com/office/drawing/2014/chartex" xmlns:cx1="http://schemas.microsoft.com/office/drawing/2015/9/8/chartex" xmlns:cx2="http://schemas.microsoft.com/office/drawing/2015/10/21/chartex" xmlns:cx3="http://schemas.microsoft.com/office/drawing/2016/5/9/chartex" xmlns:cx4="http://schemas.microsoft.com/office/drawing/2016/5/10/chartex" xmlns:cx5="http://schemas.microsoft.com/office/drawing/2016/5/11/chartex" xmlns:cx6="http://schemas.microsoft.com/office/drawing/2016/5/12/chartex" xmlns:cx7="http://schemas.microsoft.com/office/drawing/2016/5/13/chartex" xmlns:cx8="http://schemas.microsoft.com/office/drawing/2016/5/14/chartex" xmlns:mc="http://schemas.openxmlformats.org/markup-compatibility/2006" xmlns:aink="http://schemas.microsoft.com/office/drawing/2016/ink" xmlns:am3d="http://schemas.microsoft.com/office/drawing/2017/model3d" xmlns:o="urn:schemas-microsoft-com:office:office" xmlns:oel="http://schemas.microsoft.com/office/2019/extlst" xmlns:r="http://schemas.openxmlformats.org/officeDocument/2006/relationships" xmlns:m="http://schemas.openxmlformats.org/officeDocument/2006/math" xmlns:v="urn:schemas-microsoft-com:vml" xmlns:wp14="http://schemas.microsoft.com/office/word/2010/wordprocessingDrawing" xmlns:wp="http://schemas.openxmlformats.org/drawingml/2006/wordprocessingDrawing" xmlns:w10="urn:schemas-microsoft-com:office:word" xmlns:w="http://schemas.openxmlformats.org/wordprocessingml/2006/main" xmlns:w14="http://schemas.microsoft.com/office/word/2010/wordml" xmlns:w15="http://schemas.microsoft.com/office/word/2012/wordml" xmlns:w16cex="http://schemas.microsoft.com/office/word/2018/wordml/cex" xmlns:w16cid="http://schemas.microsoft.com/office/word/2016/wordml/cid" xmlns:w16="http://schemas.microsoft.com/office/word/2018/wordml" xmlns:w16du="http://schemas.microsoft.com/office/word/2023/wordml/word16du" xmlns:w16sdtdh="http://schemas.microsoft.com/office/word/2020/wordml/sdtdatahash" xmlns:w16sdtfl="http://schemas.microsoft.com/office/word/2024/wordml/sdtformatlock" xmlns:w16se="http://schemas.microsoft.com/office/word/2015/wordml/symex" xmlns:wpg="http://schemas.microsoft.com/office/word/2010/wordprocessingGroup" xmlns:wpi="http://schemas.microsoft.com/office/word/2010/wordprocessingInk" xmlns:wne="http://schemas.microsoft.com/office/word/2006/wordml" xmlns:wps="http://schemas.microsoft.com/office/word/2010/wordprocessingShape" mc:Ignorable="w14 w15 w16se w16cid w16 w16cex w16sdtdh w16sdtfl w16du wp14">
   <w:p>
     <w:pPr>
-      <w:pStyle w:val="Header"/>
+      <w:pStyle w:val="af3"/>
       <w:ind w:right="90"/>
       <w:jc w:val="right"/>
     </w:pPr>
@@ -7515,7 +7351,7 @@
 <w:hdr xmlns:wpc="http://schemas.microsoft.com/office/word/2010/wordprocessingCanvas" xmlns:cx="http://schemas.microsoft.com/office/drawing/2014/chartex" xmlns:cx1="http://schemas.microsoft.com/office/drawing/2015/9/8/chartex" xmlns:cx2="http://schemas.microsoft.com/office/drawing/2015/10/21/chartex" xmlns:cx3="http://schemas.microsoft.com/office/drawing/2016/5/9/chartex" xmlns:cx4="http://schemas.microsoft.com/office/drawing/2016/5/10/chartex" xmlns:cx5="http://schemas.microsoft.com/office/drawing/2016/5/11/chartex" xmlns:cx6="http://schemas.microsoft.com/office/drawing/2016/5/12/chartex" xmlns:cx7="http://schemas.microsoft.com/office/drawing/2016/5/13/chartex" xmlns:cx8="http://schemas.microsoft.com/office/drawing/2016/5/14/chartex" xmlns:mc="http://schemas.openxmlformats.org/markup-compatibility/2006" xmlns:aink="http://schemas.microsoft.com/office/drawing/2016/ink" xmlns:am3d="http://schemas.microsoft.com/office/drawing/2017/model3d" xmlns:o="urn:schemas-microsoft-com:office:office" xmlns:oel="http://schemas.microsoft.com/office/2019/extlst" xmlns:r="http://schemas.openxmlformats.org/officeDocument/2006/relationships" xmlns:m="http://schemas.openxmlformats.org/officeDocument/2006/math" xmlns:v="urn:schemas-microsoft-com:vml" xmlns:wp14="http://schemas.microsoft.com/office/word/2010/wordprocessingDrawing" xmlns:wp="http://schemas.openxmlformats.org/drawingml/2006/wordprocessingDrawing" xmlns:w10="urn:schemas-microsoft-com:office:word" xmlns:w="http://schemas.openxmlformats.org/wordprocessingml/2006/main" xmlns:w14="http://schemas.microsoft.com/office/word/2010/wordml" xmlns:w15="http://schemas.microsoft.com/office/word/2012/wordml" xmlns:w16cex="http://schemas.microsoft.com/office/word/2018/wordml/cex" xmlns:w16cid="http://schemas.microsoft.com/office/word/2016/wordml/cid" xmlns:w16="http://schemas.microsoft.com/office/word/2018/wordml" xmlns:w16du="http://schemas.microsoft.com/office/word/2023/wordml/word16du" xmlns:w16sdtdh="http://schemas.microsoft.com/office/word/2020/wordml/sdtdatahash" xmlns:w16sdtfl="http://schemas.microsoft.com/office/word/2024/wordml/sdtformatlock" xmlns:w16se="http://schemas.microsoft.com/office/word/2015/wordml/symex" xmlns:wpg="http://schemas.microsoft.com/office/word/2010/wordprocessingGroup" xmlns:wpi="http://schemas.microsoft.com/office/word/2010/wordprocessingInk" xmlns:wne="http://schemas.microsoft.com/office/word/2006/wordml" xmlns:wps="http://schemas.microsoft.com/office/word/2010/wordprocessingShape" mc:Ignorable="w14 w15 w16se w16cid w16 w16cex w16sdtdh w16sdtfl w16du wp14">
   <w:p>
     <w:pPr>
-      <w:pStyle w:val="Header"/>
+      <w:pStyle w:val="af3"/>
       <w:ind w:right="90"/>
       <w:jc w:val="right"/>
     </w:pPr>
@@ -7598,7 +7434,7 @@
     <w:lvl w:ilvl="0">
       <w:start w:val="1"/>
       <w:numFmt w:val="bullet"/>
-      <w:pStyle w:val="ListBullet3"/>
+      <w:pStyle w:val="3"/>
       <w:lvlText w:val=""/>
       <w:lvlJc w:val="left"/>
       <w:pPr>
@@ -7619,7 +7455,7 @@
     <w:lvl w:ilvl="0">
       <w:start w:val="1"/>
       <w:numFmt w:val="bullet"/>
-      <w:pStyle w:val="ListBullet2"/>
+      <w:pStyle w:val="2"/>
       <w:lvlText w:val=""/>
       <w:lvlJc w:val="left"/>
       <w:pPr>
@@ -7640,7 +7476,7 @@
     <w:lvl w:ilvl="0">
       <w:start w:val="1"/>
       <w:numFmt w:val="bullet"/>
-      <w:pStyle w:val="ListBullet"/>
+      <w:pStyle w:val="a"/>
       <w:lvlText w:val=""/>
       <w:lvlJc w:val="left"/>
       <w:pPr>
@@ -7658,7 +7494,7 @@
     <w:nsid w:val="0A9643E0"/>
     <w:multiLevelType w:val="multilevel"/>
     <w:tmpl w:val="1E5CF244"/>
-    <w:styleLink w:val="3"/>
+    <w:styleLink w:val="30"/>
     <w:lvl w:ilvl="0">
       <w:start w:val="1"/>
       <w:numFmt w:val="bullet"/>
@@ -8090,7 +7926,7 @@
     <w:lvl w:ilvl="0">
       <w:start w:val="1"/>
       <w:numFmt w:val="decimal"/>
-      <w:pStyle w:val="Heading1"/>
+      <w:pStyle w:val="1"/>
       <w:lvlText w:val="%1"/>
       <w:lvlJc w:val="left"/>
       <w:pPr>
@@ -8100,7 +7936,7 @@
     <w:lvl w:ilvl="1">
       <w:start w:val="1"/>
       <w:numFmt w:val="decimal"/>
-      <w:pStyle w:val="Heading2"/>
+      <w:pStyle w:val="20"/>
       <w:lvlText w:val="%1.%2"/>
       <w:lvlJc w:val="left"/>
       <w:pPr>
@@ -8110,7 +7946,7 @@
     <w:lvl w:ilvl="2">
       <w:start w:val="1"/>
       <w:numFmt w:val="decimal"/>
-      <w:pStyle w:val="Heading3"/>
+      <w:pStyle w:val="31"/>
       <w:lvlText w:val="%1.%2.%3"/>
       <w:lvlJc w:val="left"/>
       <w:pPr>
@@ -8138,7 +7974,7 @@
     <w:lvl w:ilvl="5">
       <w:start w:val="1"/>
       <w:numFmt w:val="decimal"/>
-      <w:pStyle w:val="Heading6"/>
+      <w:pStyle w:val="6"/>
       <w:lvlText w:val="%1.%2.%3.%4.%5.%6"/>
       <w:lvlJc w:val="left"/>
       <w:pPr>
@@ -8148,7 +7984,7 @@
     <w:lvl w:ilvl="6">
       <w:start w:val="1"/>
       <w:numFmt w:val="decimal"/>
-      <w:pStyle w:val="Heading7"/>
+      <w:pStyle w:val="7"/>
       <w:lvlText w:val="%1.%2.%3.%4.%5.%6.%7"/>
       <w:lvlJc w:val="left"/>
       <w:pPr>
@@ -8158,7 +7994,7 @@
     <w:lvl w:ilvl="7">
       <w:start w:val="1"/>
       <w:numFmt w:val="decimal"/>
-      <w:pStyle w:val="Heading8"/>
+      <w:pStyle w:val="8"/>
       <w:lvlText w:val="%1.%2.%3.%4.%5.%6.%7.%8"/>
       <w:lvlJc w:val="left"/>
       <w:pPr>
@@ -8168,7 +8004,7 @@
     <w:lvl w:ilvl="8">
       <w:start w:val="1"/>
       <w:numFmt w:val="decimal"/>
-      <w:pStyle w:val="Heading9"/>
+      <w:pStyle w:val="9"/>
       <w:lvlText w:val="%1.%2.%3.%4.%5.%6.%7.%8.%9"/>
       <w:lvlJc w:val="left"/>
       <w:pPr>
@@ -8180,7 +8016,7 @@
     <w:nsid w:val="169059F6"/>
     <w:multiLevelType w:val="multilevel"/>
     <w:tmpl w:val="8E524998"/>
-    <w:styleLink w:val="1"/>
+    <w:styleLink w:val="10"/>
     <w:lvl w:ilvl="0">
       <w:start w:val="1"/>
       <w:numFmt w:val="bullet"/>
@@ -8294,7 +8130,7 @@
     <w:nsid w:val="20731ECC"/>
     <w:multiLevelType w:val="multilevel"/>
     <w:tmpl w:val="55DC64C2"/>
-    <w:styleLink w:val="2"/>
+    <w:styleLink w:val="21"/>
     <w:lvl w:ilvl="0">
       <w:start w:val="1"/>
       <w:numFmt w:val="bullet"/>
@@ -8525,7 +8361,7 @@
     <w:lvl w:ilvl="0" w:tplc="E1B6839C">
       <w:start w:val="1"/>
       <w:numFmt w:val="bullet"/>
-      <w:pStyle w:val="Heading5"/>
+      <w:pStyle w:val="5"/>
       <w:lvlText w:val=""/>
       <w:lvlJc w:val="left"/>
       <w:pPr>
@@ -9135,7 +8971,7 @@
     <w:nsid w:val="541D335C"/>
     <w:multiLevelType w:val="multilevel"/>
     <w:tmpl w:val="7C400F1C"/>
-    <w:styleLink w:val="5"/>
+    <w:styleLink w:val="50"/>
     <w:lvl w:ilvl="0">
       <w:start w:val="1"/>
       <w:numFmt w:val="lowerLetter"/>
@@ -9430,7 +9266,7 @@
     <w:nsid w:val="5AB75AAC"/>
     <w:multiLevelType w:val="multilevel"/>
     <w:tmpl w:val="50125688"/>
-    <w:styleLink w:val="6"/>
+    <w:styleLink w:val="60"/>
     <w:lvl w:ilvl="0">
       <w:start w:val="1"/>
       <w:numFmt w:val="lowerLetter"/>
@@ -10288,7 +10124,7 @@
     <w:lsdException w:name="Unresolved Mention" w:semiHidden="1" w:uiPriority="99" w:unhideWhenUsed="1"/>
     <w:lsdException w:name="Smart Link" w:semiHidden="1" w:uiPriority="99" w:unhideWhenUsed="1"/>
   </w:latentStyles>
-  <w:style w:type="paragraph" w:default="1" w:styleId="Normal">
+  <w:style w:type="paragraph" w:default="1" w:styleId="a0">
     <w:name w:val="Normal"/>
     <w:qFormat/>
     <w:rsid w:val="00227F02"/>
@@ -10302,11 +10138,11 @@
       <w:szCs w:val="18"/>
     </w:rPr>
   </w:style>
-  <w:style w:type="paragraph" w:styleId="Heading1">
+  <w:style w:type="paragraph" w:styleId="1">
     <w:name w:val="heading 1"/>
-    <w:basedOn w:val="BodyText"/>
-    <w:next w:val="Normal"/>
-    <w:link w:val="Heading1Char"/>
+    <w:basedOn w:val="a1"/>
+    <w:next w:val="a0"/>
+    <w:link w:val="11"/>
     <w:autoRedefine/>
     <w:uiPriority w:val="9"/>
     <w:qFormat/>
@@ -10330,10 +10166,10 @@
       <w:szCs w:val="36"/>
     </w:rPr>
   </w:style>
-  <w:style w:type="paragraph" w:styleId="Heading2">
+  <w:style w:type="paragraph" w:styleId="20">
     <w:name w:val="heading 2"/>
-    <w:next w:val="Normal"/>
-    <w:link w:val="Heading2Char"/>
+    <w:next w:val="a0"/>
+    <w:link w:val="22"/>
     <w:autoRedefine/>
     <w:uiPriority w:val="9"/>
     <w:unhideWhenUsed/>
@@ -10357,11 +10193,11 @@
       <w:szCs w:val="28"/>
     </w:rPr>
   </w:style>
-  <w:style w:type="paragraph" w:styleId="Heading3">
+  <w:style w:type="paragraph" w:styleId="31">
     <w:name w:val="heading 3"/>
-    <w:basedOn w:val="Normal"/>
-    <w:next w:val="Normal"/>
-    <w:link w:val="Heading3Char"/>
+    <w:basedOn w:val="a0"/>
+    <w:next w:val="a0"/>
+    <w:link w:val="32"/>
     <w:autoRedefine/>
     <w:uiPriority w:val="9"/>
     <w:unhideWhenUsed/>
@@ -10383,11 +10219,11 @@
       <w:szCs w:val="24"/>
     </w:rPr>
   </w:style>
-  <w:style w:type="paragraph" w:styleId="Heading4">
+  <w:style w:type="paragraph" w:styleId="40">
     <w:name w:val="heading 4"/>
-    <w:basedOn w:val="Normal"/>
-    <w:next w:val="Normal"/>
-    <w:link w:val="Heading4Char"/>
+    <w:basedOn w:val="a0"/>
+    <w:next w:val="a0"/>
+    <w:link w:val="41"/>
     <w:autoRedefine/>
     <w:uiPriority w:val="9"/>
     <w:unhideWhenUsed/>
@@ -10403,11 +10239,11 @@
       <w:color w:val="000000" w:themeColor="text1"/>
     </w:rPr>
   </w:style>
-  <w:style w:type="paragraph" w:styleId="Heading5">
+  <w:style w:type="paragraph" w:styleId="5">
     <w:name w:val="heading 5"/>
-    <w:basedOn w:val="Heading4"/>
-    <w:next w:val="Normal"/>
-    <w:link w:val="Heading5Char"/>
+    <w:basedOn w:val="40"/>
+    <w:next w:val="a0"/>
+    <w:link w:val="51"/>
     <w:autoRedefine/>
     <w:uiPriority w:val="9"/>
     <w:unhideWhenUsed/>
@@ -10420,11 +10256,11 @@
       <w:outlineLvl w:val="4"/>
     </w:pPr>
   </w:style>
-  <w:style w:type="paragraph" w:styleId="Heading6">
+  <w:style w:type="paragraph" w:styleId="6">
     <w:name w:val="heading 6"/>
-    <w:basedOn w:val="Normal"/>
-    <w:next w:val="Normal"/>
-    <w:link w:val="Heading6Char"/>
+    <w:basedOn w:val="a0"/>
+    <w:next w:val="a0"/>
+    <w:link w:val="61"/>
     <w:uiPriority w:val="9"/>
     <w:unhideWhenUsed/>
     <w:qFormat/>
@@ -10446,11 +10282,11 @@
       <w:color w:val="17365D" w:themeColor="text2" w:themeShade="BF"/>
     </w:rPr>
   </w:style>
-  <w:style w:type="paragraph" w:styleId="Heading7">
+  <w:style w:type="paragraph" w:styleId="7">
     <w:name w:val="heading 7"/>
-    <w:basedOn w:val="Normal"/>
-    <w:next w:val="Normal"/>
-    <w:link w:val="Heading7Char"/>
+    <w:basedOn w:val="a0"/>
+    <w:next w:val="a0"/>
+    <w:link w:val="70"/>
     <w:uiPriority w:val="9"/>
     <w:unhideWhenUsed/>
     <w:qFormat/>
@@ -10472,11 +10308,11 @@
       <w:color w:val="404040" w:themeColor="text1" w:themeTint="BF"/>
     </w:rPr>
   </w:style>
-  <w:style w:type="paragraph" w:styleId="Heading8">
+  <w:style w:type="paragraph" w:styleId="8">
     <w:name w:val="heading 8"/>
-    <w:basedOn w:val="Normal"/>
-    <w:next w:val="Normal"/>
-    <w:link w:val="Heading8Char"/>
+    <w:basedOn w:val="a0"/>
+    <w:next w:val="a0"/>
+    <w:link w:val="80"/>
     <w:uiPriority w:val="9"/>
     <w:unhideWhenUsed/>
     <w:qFormat/>
@@ -10496,11 +10332,11 @@
       <w:color w:val="404040" w:themeColor="text1" w:themeTint="BF"/>
     </w:rPr>
   </w:style>
-  <w:style w:type="paragraph" w:styleId="Heading9">
+  <w:style w:type="paragraph" w:styleId="9">
     <w:name w:val="heading 9"/>
-    <w:basedOn w:val="Normal"/>
-    <w:next w:val="Normal"/>
-    <w:link w:val="Heading9Char"/>
+    <w:basedOn w:val="a0"/>
+    <w:next w:val="a0"/>
+    <w:link w:val="90"/>
     <w:uiPriority w:val="9"/>
     <w:unhideWhenUsed/>
     <w:qFormat/>
@@ -10522,13 +10358,13 @@
       <w:color w:val="404040" w:themeColor="text1" w:themeTint="BF"/>
     </w:rPr>
   </w:style>
-  <w:style w:type="character" w:default="1" w:styleId="DefaultParagraphFont">
+  <w:style w:type="character" w:default="1" w:styleId="a2">
     <w:name w:val="Default Paragraph Font"/>
     <w:uiPriority w:val="1"/>
     <w:semiHidden/>
     <w:unhideWhenUsed/>
   </w:style>
-  <w:style w:type="table" w:default="1" w:styleId="TableNormal">
+  <w:style w:type="table" w:default="1" w:styleId="a3">
     <w:name w:val="Normal Table"/>
     <w:uiPriority w:val="99"/>
     <w:semiHidden/>
@@ -10543,28 +10379,28 @@
       </w:tblCellMar>
     </w:tblPr>
   </w:style>
-  <w:style w:type="numbering" w:default="1" w:styleId="NoList">
+  <w:style w:type="numbering" w:default="1" w:styleId="a4">
     <w:name w:val="No List"/>
     <w:uiPriority w:val="99"/>
     <w:semiHidden/>
     <w:unhideWhenUsed/>
   </w:style>
-  <w:style w:type="paragraph" w:styleId="BodyText">
+  <w:style w:type="paragraph" w:styleId="a1">
     <w:name w:val="Body Text"/>
-    <w:basedOn w:val="Normal"/>
-    <w:link w:val="BodyTextChar"/>
+    <w:basedOn w:val="a0"/>
+    <w:link w:val="a5"/>
     <w:autoRedefine/>
     <w:qFormat/>
     <w:rsid w:val="00BC526B"/>
   </w:style>
   <w:style w:type="paragraph" w:customStyle="1" w:styleId="FirstParagraph">
     <w:name w:val="First Paragraph"/>
-    <w:basedOn w:val="BodyText"/>
-    <w:next w:val="BodyText"/>
+    <w:basedOn w:val="a1"/>
+    <w:next w:val="a1"/>
   </w:style>
   <w:style w:type="paragraph" w:customStyle="1" w:styleId="Compact">
     <w:name w:val="Compact"/>
-    <w:basedOn w:val="BodyText"/>
+    <w:basedOn w:val="a1"/>
     <w:autoRedefine/>
     <w:qFormat/>
     <w:rsid w:val="00170F12"/>
@@ -10576,11 +10412,11 @@
       <w:lang w:eastAsia="ja-JP"/>
     </w:rPr>
   </w:style>
-  <w:style w:type="paragraph" w:styleId="Title">
+  <w:style w:type="paragraph" w:styleId="a6">
     <w:name w:val="Title"/>
-    <w:basedOn w:val="Normal"/>
-    <w:next w:val="Normal"/>
-    <w:link w:val="TitleChar"/>
+    <w:basedOn w:val="a0"/>
+    <w:next w:val="a0"/>
+    <w:link w:val="a7"/>
     <w:autoRedefine/>
     <w:uiPriority w:val="10"/>
     <w:qFormat/>
@@ -10600,11 +10436,11 @@
       <w:lang w:eastAsia="ja-JP"/>
     </w:rPr>
   </w:style>
-  <w:style w:type="paragraph" w:styleId="Subtitle">
+  <w:style w:type="paragraph" w:styleId="a8">
     <w:name w:val="Subtitle"/>
-    <w:basedOn w:val="Normal"/>
-    <w:next w:val="Normal"/>
-    <w:link w:val="SubtitleChar"/>
+    <w:basedOn w:val="a0"/>
+    <w:next w:val="a0"/>
+    <w:link w:val="a9"/>
     <w:autoRedefine/>
     <w:uiPriority w:val="11"/>
     <w:qFormat/>
@@ -10621,8 +10457,8 @@
   </w:style>
   <w:style w:type="paragraph" w:customStyle="1" w:styleId="Author">
     <w:name w:val="Author"/>
-    <w:basedOn w:val="BodyText"/>
-    <w:next w:val="BodyText"/>
+    <w:basedOn w:val="a1"/>
+    <w:next w:val="a1"/>
     <w:autoRedefine/>
     <w:qFormat/>
     <w:rsid w:val="003876B0"/>
@@ -10635,10 +10471,10 @@
       <w:sz w:val="40"/>
     </w:rPr>
   </w:style>
-  <w:style w:type="paragraph" w:styleId="Date">
+  <w:style w:type="paragraph" w:styleId="aa">
     <w:name w:val="Date"/>
-    <w:basedOn w:val="BodyText"/>
-    <w:next w:val="BodyText"/>
+    <w:basedOn w:val="a1"/>
+    <w:next w:val="a1"/>
     <w:autoRedefine/>
     <w:qFormat/>
     <w:rsid w:val="00CC5A35"/>
@@ -10655,7 +10491,7 @@
   <w:style w:type="paragraph" w:customStyle="1" w:styleId="Abstract">
     <w:name w:val="Abstract"/>
     <w:basedOn w:val="Author"/>
-    <w:next w:val="BodyText"/>
+    <w:next w:val="a1"/>
     <w:autoRedefine/>
     <w:qFormat/>
     <w:rsid w:val="00E40B72"/>
@@ -10664,14 +10500,14 @@
       <w:lang w:eastAsia="ja-JP"/>
     </w:rPr>
   </w:style>
-  <w:style w:type="paragraph" w:styleId="Bibliography">
+  <w:style w:type="paragraph" w:styleId="ab">
     <w:name w:val="Bibliography"/>
-    <w:basedOn w:val="Normal"/>
-  </w:style>
-  <w:style w:type="paragraph" w:styleId="BlockText">
+    <w:basedOn w:val="a0"/>
+  </w:style>
+  <w:style w:type="paragraph" w:styleId="ac">
     <w:name w:val="Block Text"/>
-    <w:basedOn w:val="BodyText"/>
-    <w:next w:val="BodyText"/>
+    <w:basedOn w:val="a1"/>
+    <w:next w:val="a1"/>
     <w:autoRedefine/>
     <w:uiPriority w:val="9"/>
     <w:unhideWhenUsed/>
@@ -10687,9 +10523,9 @@
       <w:color w:val="595959" w:themeColor="text1" w:themeTint="A6"/>
     </w:rPr>
   </w:style>
-  <w:style w:type="paragraph" w:styleId="FootnoteText">
+  <w:style w:type="paragraph" w:styleId="ad">
     <w:name w:val="footnote text"/>
-    <w:basedOn w:val="Normal"/>
+    <w:basedOn w:val="a0"/>
     <w:autoRedefine/>
     <w:uiPriority w:val="9"/>
     <w:unhideWhenUsed/>
@@ -10702,7 +10538,7 @@
   </w:style>
   <w:style w:type="paragraph" w:customStyle="1" w:styleId="DefinitionTerm">
     <w:name w:val="Definition Term"/>
-    <w:basedOn w:val="Normal"/>
+    <w:basedOn w:val="a0"/>
     <w:next w:val="Definition"/>
     <w:pPr>
       <w:keepNext/>
@@ -10714,14 +10550,14 @@
   </w:style>
   <w:style w:type="paragraph" w:customStyle="1" w:styleId="Definition">
     <w:name w:val="Definition"/>
-    <w:basedOn w:val="BodyText"/>
+    <w:basedOn w:val="a1"/>
     <w:autoRedefine/>
   </w:style>
-  <w:style w:type="paragraph" w:styleId="Caption">
+  <w:style w:type="paragraph" w:styleId="ae">
     <w:name w:val="caption"/>
-    <w:basedOn w:val="Normal"/>
-    <w:next w:val="Normal"/>
-    <w:link w:val="CaptionChar"/>
+    <w:basedOn w:val="a0"/>
+    <w:next w:val="a0"/>
+    <w:link w:val="af"/>
     <w:autoRedefine/>
     <w:uiPriority w:val="35"/>
     <w:unhideWhenUsed/>
@@ -10736,7 +10572,7 @@
   </w:style>
   <w:style w:type="paragraph" w:customStyle="1" w:styleId="TableCaption">
     <w:name w:val="Table Caption"/>
-    <w:basedOn w:val="Caption"/>
+    <w:basedOn w:val="ae"/>
     <w:autoRedefine/>
     <w:qFormat/>
     <w:rsid w:val="00F22616"/>
@@ -10757,7 +10593,7 @@
   </w:style>
   <w:style w:type="paragraph" w:customStyle="1" w:styleId="Figure">
     <w:name w:val="Figure"/>
-    <w:basedOn w:val="Normal"/>
+    <w:basedOn w:val="a0"/>
   </w:style>
   <w:style w:type="paragraph" w:customStyle="1" w:styleId="FigurewithCaption">
     <w:name w:val="Figure with Caption"/>
@@ -10766,10 +10602,10 @@
       <w:keepNext/>
     </w:pPr>
   </w:style>
-  <w:style w:type="character" w:customStyle="1" w:styleId="CaptionChar">
-    <w:name w:val="Caption Char"/>
-    <w:basedOn w:val="DefaultParagraphFont"/>
-    <w:link w:val="Caption"/>
+  <w:style w:type="character" w:customStyle="1" w:styleId="af">
+    <w:name w:val="図表番号 (文字)"/>
+    <w:basedOn w:val="a2"/>
+    <w:link w:val="ae"/>
     <w:uiPriority w:val="35"/>
     <w:rsid w:val="007908FF"/>
     <w:rPr>
@@ -10781,28 +10617,28 @@
   </w:style>
   <w:style w:type="character" w:customStyle="1" w:styleId="VerbatimChar">
     <w:name w:val="Verbatim Char"/>
-    <w:basedOn w:val="DefaultParagraphFont"/>
+    <w:basedOn w:val="a2"/>
     <w:uiPriority w:val="1"/>
     <w:qFormat/>
-    <w:rsid w:val="007328FC"/>
+    <w:rsid w:val="00DE1BC2"/>
     <w:rPr>
-      <w:rFonts w:ascii="源ノ角ゴシック Code JP N" w:eastAsia="源ノ角ゴシック Code JP N" w:hAnsi="源ノ角ゴシック Code JP N" w:cs="源ノ角ゴシック Code JP N"/>
+      <w:rFonts w:ascii="Source Han Code JP R" w:eastAsia="Source Han Code JP R" w:hAnsi="Source Han Code JP R" w:cs="Source Han Code JP R"/>
       <w:bdr w:val="none" w:sz="0" w:space="0" w:color="auto"/>
       <w:shd w:val="clear" w:color="A6A6A6" w:themeColor="background1" w:themeShade="A6" w:fill="F2F2F2" w:themeFill="background1" w:themeFillShade="F2"/>
     </w:rPr>
   </w:style>
-  <w:style w:type="character" w:styleId="FootnoteReference">
+  <w:style w:type="character" w:styleId="af0">
     <w:name w:val="footnote reference"/>
-    <w:basedOn w:val="DefaultParagraphFont"/>
+    <w:basedOn w:val="a2"/>
     <w:unhideWhenUsed/>
     <w:rsid w:val="00E57EAE"/>
     <w:rPr>
       <w:vertAlign w:val="superscript"/>
     </w:rPr>
   </w:style>
-  <w:style w:type="character" w:styleId="Hyperlink">
+  <w:style w:type="character" w:styleId="af1">
     <w:name w:val="Hyperlink"/>
-    <w:basedOn w:val="DefaultParagraphFont"/>
+    <w:basedOn w:val="a2"/>
     <w:uiPriority w:val="99"/>
     <w:qFormat/>
     <w:rsid w:val="00720A34"/>
@@ -10811,10 +10647,10 @@
       <w:u w:val="single"/>
     </w:rPr>
   </w:style>
-  <w:style w:type="paragraph" w:styleId="TOCHeading">
+  <w:style w:type="paragraph" w:styleId="af2">
     <w:name w:val="TOC Heading"/>
-    <w:basedOn w:val="Heading1"/>
-    <w:next w:val="Normal"/>
+    <w:basedOn w:val="1"/>
+    <w:next w:val="a0"/>
     <w:autoRedefine/>
     <w:uiPriority w:val="39"/>
     <w:unhideWhenUsed/>
@@ -10837,10 +10673,10 @@
       <w:szCs w:val="24"/>
     </w:rPr>
   </w:style>
-  <w:style w:type="paragraph" w:styleId="Header">
+  <w:style w:type="paragraph" w:styleId="af3">
     <w:name w:val="header"/>
-    <w:basedOn w:val="Normal"/>
-    <w:link w:val="HeaderChar"/>
+    <w:basedOn w:val="a0"/>
+    <w:link w:val="af4"/>
     <w:uiPriority w:val="99"/>
     <w:unhideWhenUsed/>
     <w:rsid w:val="00C17E2B"/>
@@ -10852,10 +10688,10 @@
       <w:snapToGrid w:val="0"/>
     </w:pPr>
   </w:style>
-  <w:style w:type="character" w:customStyle="1" w:styleId="HeaderChar">
-    <w:name w:val="Header Char"/>
-    <w:basedOn w:val="DefaultParagraphFont"/>
-    <w:link w:val="Header"/>
+  <w:style w:type="character" w:customStyle="1" w:styleId="af4">
+    <w:name w:val="ヘッダー (文字)"/>
+    <w:basedOn w:val="a2"/>
+    <w:link w:val="af3"/>
     <w:uiPriority w:val="99"/>
     <w:rsid w:val="00C17E2B"/>
     <w:rPr>
@@ -10864,10 +10700,10 @@
       <w:szCs w:val="20"/>
     </w:rPr>
   </w:style>
-  <w:style w:type="paragraph" w:styleId="Footer">
+  <w:style w:type="paragraph" w:styleId="af5">
     <w:name w:val="footer"/>
-    <w:basedOn w:val="Normal"/>
-    <w:link w:val="FooterChar"/>
+    <w:basedOn w:val="a0"/>
+    <w:link w:val="af6"/>
     <w:autoRedefine/>
     <w:uiPriority w:val="99"/>
     <w:unhideWhenUsed/>
@@ -10882,10 +10718,10 @@
       <w:jc w:val="center"/>
     </w:pPr>
   </w:style>
-  <w:style w:type="character" w:customStyle="1" w:styleId="FooterChar">
-    <w:name w:val="Footer Char"/>
-    <w:basedOn w:val="DefaultParagraphFont"/>
-    <w:link w:val="Footer"/>
+  <w:style w:type="character" w:customStyle="1" w:styleId="af6">
+    <w:name w:val="フッター (文字)"/>
+    <w:basedOn w:val="a2"/>
+    <w:link w:val="af5"/>
     <w:uiPriority w:val="99"/>
     <w:rsid w:val="00BD28C6"/>
     <w:rPr>
@@ -10894,9 +10730,9 @@
       <w:szCs w:val="20"/>
     </w:rPr>
   </w:style>
-  <w:style w:type="paragraph" w:styleId="ListParagraph">
+  <w:style w:type="paragraph" w:styleId="af7">
     <w:name w:val="List Paragraph"/>
-    <w:basedOn w:val="Normal"/>
+    <w:basedOn w:val="a0"/>
     <w:uiPriority w:val="34"/>
     <w:qFormat/>
     <w:rsid w:val="00AB053E"/>
@@ -10904,10 +10740,10 @@
       <w:ind w:left="720"/>
     </w:pPr>
   </w:style>
-  <w:style w:type="character" w:customStyle="1" w:styleId="Heading6Char">
-    <w:name w:val="Heading 6 Char"/>
-    <w:basedOn w:val="DefaultParagraphFont"/>
-    <w:link w:val="Heading6"/>
+  <w:style w:type="character" w:customStyle="1" w:styleId="61">
+    <w:name w:val="見出し 6 (文字)"/>
+    <w:basedOn w:val="a2"/>
+    <w:link w:val="6"/>
     <w:uiPriority w:val="9"/>
     <w:rsid w:val="00313492"/>
     <w:rPr>
@@ -10919,18 +10755,18 @@
       <w:szCs w:val="18"/>
     </w:rPr>
   </w:style>
-  <w:style w:type="character" w:styleId="PlaceholderText">
+  <w:style w:type="character" w:styleId="af8">
     <w:name w:val="Placeholder Text"/>
-    <w:basedOn w:val="DefaultParagraphFont"/>
+    <w:basedOn w:val="a2"/>
     <w:semiHidden/>
     <w:rsid w:val="007C0B1F"/>
     <w:rPr>
       <w:color w:val="808080"/>
     </w:rPr>
   </w:style>
-  <w:style w:type="paragraph" w:styleId="NoSpacing">
+  <w:style w:type="paragraph" w:styleId="af9">
     <w:name w:val="No Spacing"/>
-    <w:link w:val="NoSpacingChar"/>
+    <w:link w:val="afa"/>
     <w:uiPriority w:val="1"/>
     <w:qFormat/>
     <w:rsid w:val="00313492"/>
@@ -10938,17 +10774,17 @@
       <w:spacing w:after="0" w:line="240" w:lineRule="auto"/>
     </w:pPr>
   </w:style>
-  <w:style w:type="character" w:customStyle="1" w:styleId="NoSpacingChar">
-    <w:name w:val="No Spacing Char"/>
-    <w:basedOn w:val="DefaultParagraphFont"/>
-    <w:link w:val="NoSpacing"/>
+  <w:style w:type="character" w:customStyle="1" w:styleId="afa">
+    <w:name w:val="行間詰め (文字)"/>
+    <w:basedOn w:val="a2"/>
+    <w:link w:val="af9"/>
     <w:uiPriority w:val="1"/>
     <w:rsid w:val="00EF0C6F"/>
   </w:style>
-  <w:style w:type="paragraph" w:styleId="TOC1">
+  <w:style w:type="paragraph" w:styleId="12">
     <w:name w:val="toc 1"/>
-    <w:basedOn w:val="Normal"/>
-    <w:next w:val="Normal"/>
+    <w:basedOn w:val="a0"/>
+    <w:next w:val="a0"/>
     <w:autoRedefine/>
     <w:uiPriority w:val="39"/>
     <w:unhideWhenUsed/>
@@ -10969,7 +10805,7 @@
   </w:style>
   <w:style w:type="table" w:customStyle="1" w:styleId="Centered">
     <w:name w:val="Centered"/>
-    <w:basedOn w:val="TableNormal"/>
+    <w:basedOn w:val="a3"/>
     <w:uiPriority w:val="99"/>
     <w:rsid w:val="0061754E"/>
     <w:pPr>
@@ -10992,9 +10828,9 @@
       </w:tcPr>
     </w:tblStylePr>
   </w:style>
-  <w:style w:type="table" w:customStyle="1" w:styleId="11">
+  <w:style w:type="table" w:customStyle="1" w:styleId="110">
     <w:name w:val="標準の表 11"/>
-    <w:basedOn w:val="TableNormal"/>
+    <w:basedOn w:val="a3"/>
     <w:rsid w:val="001B53B3"/>
     <w:pPr>
       <w:spacing w:after="0"/>
@@ -11054,9 +10890,9 @@
       </w:tcPr>
     </w:tblStylePr>
   </w:style>
-  <w:style w:type="table" w:styleId="TableGrid">
+  <w:style w:type="table" w:styleId="afb">
     <w:name w:val="Table Grid"/>
-    <w:basedOn w:val="TableNormal"/>
+    <w:basedOn w:val="a3"/>
     <w:rsid w:val="004D5B15"/>
     <w:pPr>
       <w:spacing w:after="0"/>
@@ -11072,9 +10908,9 @@
       </w:tblBorders>
     </w:tblPr>
   </w:style>
-  <w:style w:type="table" w:styleId="TableClassic1">
+  <w:style w:type="table" w:styleId="13">
     <w:name w:val="Table Classic 1"/>
-    <w:basedOn w:val="TableNormal"/>
+    <w:basedOn w:val="a3"/>
     <w:semiHidden/>
     <w:unhideWhenUsed/>
     <w:rsid w:val="001B7892"/>
@@ -11153,9 +10989,9 @@
       </w:tcPr>
     </w:tblStylePr>
   </w:style>
-  <w:style w:type="table" w:customStyle="1" w:styleId="21">
+  <w:style w:type="table" w:customStyle="1" w:styleId="210">
     <w:name w:val="標準の表 21"/>
-    <w:basedOn w:val="TableNormal"/>
+    <w:basedOn w:val="a3"/>
     <w:rsid w:val="00A113D2"/>
     <w:pPr>
       <w:spacing w:after="0"/>
@@ -11232,9 +11068,9 @@
       </w:tcPr>
     </w:tblStylePr>
   </w:style>
-  <w:style w:type="table" w:styleId="TableGrid1">
+  <w:style w:type="table" w:styleId="14">
     <w:name w:val="Table Grid 1"/>
-    <w:basedOn w:val="TableNormal"/>
+    <w:basedOn w:val="a3"/>
     <w:semiHidden/>
     <w:unhideWhenUsed/>
     <w:rsid w:val="00A113D2"/>
@@ -11287,10 +11123,10 @@
       </w:tcPr>
     </w:tblStylePr>
   </w:style>
-  <w:style w:type="paragraph" w:styleId="BalloonText">
+  <w:style w:type="paragraph" w:styleId="afc">
     <w:name w:val="Balloon Text"/>
-    <w:basedOn w:val="Normal"/>
-    <w:link w:val="BalloonTextChar"/>
+    <w:basedOn w:val="a0"/>
+    <w:link w:val="afd"/>
     <w:semiHidden/>
     <w:unhideWhenUsed/>
     <w:rsid w:val="009E1693"/>
@@ -11298,10 +11134,10 @@
       <w:rFonts w:ascii="ヒラギノ角ゴ ProN W3" w:eastAsia="ヒラギノ角ゴ ProN W3"/>
     </w:rPr>
   </w:style>
-  <w:style w:type="character" w:customStyle="1" w:styleId="BalloonTextChar">
-    <w:name w:val="Balloon Text Char"/>
-    <w:basedOn w:val="DefaultParagraphFont"/>
-    <w:link w:val="BalloonText"/>
+  <w:style w:type="character" w:customStyle="1" w:styleId="afd">
+    <w:name w:val="吹き出し (文字)"/>
+    <w:basedOn w:val="a2"/>
+    <w:link w:val="afc"/>
     <w:semiHidden/>
     <w:rsid w:val="009E1693"/>
     <w:rPr>
@@ -11310,10 +11146,10 @@
       <w:szCs w:val="18"/>
     </w:rPr>
   </w:style>
-  <w:style w:type="character" w:customStyle="1" w:styleId="Heading1Char">
-    <w:name w:val="Heading 1 Char"/>
-    <w:basedOn w:val="DefaultParagraphFont"/>
-    <w:link w:val="Heading1"/>
+  <w:style w:type="character" w:customStyle="1" w:styleId="11">
+    <w:name w:val="見出し 1 (文字)"/>
+    <w:basedOn w:val="a2"/>
+    <w:link w:val="1"/>
     <w:uiPriority w:val="9"/>
     <w:rsid w:val="005B012C"/>
     <w:rPr>
@@ -11323,10 +11159,10 @@
       <w:szCs w:val="36"/>
     </w:rPr>
   </w:style>
-  <w:style w:type="character" w:customStyle="1" w:styleId="Heading2Char">
-    <w:name w:val="Heading 2 Char"/>
-    <w:basedOn w:val="DefaultParagraphFont"/>
-    <w:link w:val="Heading2"/>
+  <w:style w:type="character" w:customStyle="1" w:styleId="22">
+    <w:name w:val="見出し 2 (文字)"/>
+    <w:basedOn w:val="a2"/>
+    <w:link w:val="20"/>
     <w:uiPriority w:val="9"/>
     <w:rsid w:val="005B012C"/>
     <w:rPr>
@@ -11336,10 +11172,10 @@
       <w:szCs w:val="28"/>
     </w:rPr>
   </w:style>
-  <w:style w:type="character" w:customStyle="1" w:styleId="Heading3Char">
-    <w:name w:val="Heading 3 Char"/>
-    <w:basedOn w:val="DefaultParagraphFont"/>
-    <w:link w:val="Heading3"/>
+  <w:style w:type="character" w:customStyle="1" w:styleId="32">
+    <w:name w:val="見出し 3 (文字)"/>
+    <w:basedOn w:val="a2"/>
+    <w:link w:val="31"/>
     <w:uiPriority w:val="9"/>
     <w:rsid w:val="005B012C"/>
     <w:rPr>
@@ -11349,10 +11185,10 @@
       <w:szCs w:val="24"/>
     </w:rPr>
   </w:style>
-  <w:style w:type="character" w:customStyle="1" w:styleId="Heading4Char">
-    <w:name w:val="Heading 4 Char"/>
-    <w:basedOn w:val="DefaultParagraphFont"/>
-    <w:link w:val="Heading4"/>
+  <w:style w:type="character" w:customStyle="1" w:styleId="41">
+    <w:name w:val="見出し 4 (文字)"/>
+    <w:basedOn w:val="a2"/>
+    <w:link w:val="40"/>
     <w:uiPriority w:val="9"/>
     <w:rsid w:val="005B012C"/>
     <w:rPr>
@@ -11363,10 +11199,10 @@
       <w:szCs w:val="20"/>
     </w:rPr>
   </w:style>
-  <w:style w:type="character" w:customStyle="1" w:styleId="Heading5Char">
-    <w:name w:val="Heading 5 Char"/>
-    <w:basedOn w:val="DefaultParagraphFont"/>
-    <w:link w:val="Heading5"/>
+  <w:style w:type="character" w:customStyle="1" w:styleId="51">
+    <w:name w:val="見出し 5 (文字)"/>
+    <w:basedOn w:val="a2"/>
+    <w:link w:val="5"/>
     <w:uiPriority w:val="9"/>
     <w:rsid w:val="00A9252F"/>
     <w:rPr>
@@ -11377,10 +11213,10 @@
       <w:szCs w:val="18"/>
     </w:rPr>
   </w:style>
-  <w:style w:type="character" w:customStyle="1" w:styleId="Heading7Char">
-    <w:name w:val="Heading 7 Char"/>
-    <w:basedOn w:val="DefaultParagraphFont"/>
-    <w:link w:val="Heading7"/>
+  <w:style w:type="character" w:customStyle="1" w:styleId="70">
+    <w:name w:val="見出し 7 (文字)"/>
+    <w:basedOn w:val="a2"/>
+    <w:link w:val="7"/>
     <w:uiPriority w:val="9"/>
     <w:rsid w:val="00313492"/>
     <w:rPr>
@@ -11392,10 +11228,10 @@
       <w:szCs w:val="18"/>
     </w:rPr>
   </w:style>
-  <w:style w:type="character" w:customStyle="1" w:styleId="Heading8Char">
-    <w:name w:val="Heading 8 Char"/>
-    <w:basedOn w:val="DefaultParagraphFont"/>
-    <w:link w:val="Heading8"/>
+  <w:style w:type="character" w:customStyle="1" w:styleId="80">
+    <w:name w:val="見出し 8 (文字)"/>
+    <w:basedOn w:val="a2"/>
+    <w:link w:val="8"/>
     <w:uiPriority w:val="9"/>
     <w:rsid w:val="00313492"/>
     <w:rPr>
@@ -11405,10 +11241,10 @@
       <w:szCs w:val="18"/>
     </w:rPr>
   </w:style>
-  <w:style w:type="character" w:customStyle="1" w:styleId="Heading9Char">
-    <w:name w:val="Heading 9 Char"/>
-    <w:basedOn w:val="DefaultParagraphFont"/>
-    <w:link w:val="Heading9"/>
+  <w:style w:type="character" w:customStyle="1" w:styleId="90">
+    <w:name w:val="見出し 9 (文字)"/>
+    <w:basedOn w:val="a2"/>
+    <w:link w:val="9"/>
     <w:uiPriority w:val="9"/>
     <w:rsid w:val="00313492"/>
     <w:rPr>
@@ -11420,10 +11256,10 @@
       <w:szCs w:val="18"/>
     </w:rPr>
   </w:style>
-  <w:style w:type="character" w:customStyle="1" w:styleId="TitleChar">
-    <w:name w:val="Title Char"/>
-    <w:basedOn w:val="DefaultParagraphFont"/>
-    <w:link w:val="Title"/>
+  <w:style w:type="character" w:customStyle="1" w:styleId="a7">
+    <w:name w:val="表題 (文字)"/>
+    <w:basedOn w:val="a2"/>
+    <w:link w:val="a6"/>
     <w:uiPriority w:val="10"/>
     <w:rsid w:val="00E40B72"/>
     <w:rPr>
@@ -11434,10 +11270,10 @@
       <w:lang w:eastAsia="ja-JP"/>
     </w:rPr>
   </w:style>
-  <w:style w:type="character" w:customStyle="1" w:styleId="SubtitleChar">
-    <w:name w:val="Subtitle Char"/>
-    <w:basedOn w:val="DefaultParagraphFont"/>
-    <w:link w:val="Subtitle"/>
+  <w:style w:type="character" w:customStyle="1" w:styleId="a9">
+    <w:name w:val="副題 (文字)"/>
+    <w:basedOn w:val="a2"/>
+    <w:link w:val="a8"/>
     <w:uiPriority w:val="11"/>
     <w:rsid w:val="00905AF0"/>
     <w:rPr>
@@ -11448,9 +11284,9 @@
       <w:szCs w:val="20"/>
     </w:rPr>
   </w:style>
-  <w:style w:type="character" w:styleId="Strong">
+  <w:style w:type="character" w:styleId="afe">
     <w:name w:val="Strong"/>
-    <w:basedOn w:val="DefaultParagraphFont"/>
+    <w:basedOn w:val="a2"/>
     <w:uiPriority w:val="22"/>
     <w:qFormat/>
     <w:rsid w:val="00313492"/>
@@ -11460,9 +11296,9 @@
       <w:color w:val="000000" w:themeColor="text1"/>
     </w:rPr>
   </w:style>
-  <w:style w:type="character" w:styleId="Emphasis">
+  <w:style w:type="character" w:styleId="aff">
     <w:name w:val="Emphasis"/>
-    <w:basedOn w:val="DefaultParagraphFont"/>
+    <w:basedOn w:val="a2"/>
     <w:uiPriority w:val="20"/>
     <w:qFormat/>
     <w:rsid w:val="00313492"/>
@@ -11472,11 +11308,11 @@
       <w:color w:val="auto"/>
     </w:rPr>
   </w:style>
-  <w:style w:type="paragraph" w:styleId="Quote">
+  <w:style w:type="paragraph" w:styleId="aff0">
     <w:name w:val="Quote"/>
-    <w:basedOn w:val="Normal"/>
-    <w:next w:val="Normal"/>
-    <w:link w:val="QuoteChar"/>
+    <w:basedOn w:val="a0"/>
+    <w:next w:val="a0"/>
+    <w:link w:val="aff1"/>
     <w:uiPriority w:val="29"/>
     <w:qFormat/>
     <w:rsid w:val="00313492"/>
@@ -11490,10 +11326,10 @@
       <w:color w:val="000000" w:themeColor="text1"/>
     </w:rPr>
   </w:style>
-  <w:style w:type="character" w:customStyle="1" w:styleId="QuoteChar">
-    <w:name w:val="Quote Char"/>
-    <w:basedOn w:val="DefaultParagraphFont"/>
-    <w:link w:val="Quote"/>
+  <w:style w:type="character" w:customStyle="1" w:styleId="aff1">
+    <w:name w:val="引用文 (文字)"/>
+    <w:basedOn w:val="a2"/>
+    <w:link w:val="aff0"/>
     <w:uiPriority w:val="29"/>
     <w:rsid w:val="00313492"/>
     <w:rPr>
@@ -11502,11 +11338,11 @@
       <w:color w:val="000000" w:themeColor="text1"/>
     </w:rPr>
   </w:style>
-  <w:style w:type="paragraph" w:styleId="IntenseQuote">
+  <w:style w:type="paragraph" w:styleId="23">
     <w:name w:val="Intense Quote"/>
-    <w:basedOn w:val="Normal"/>
-    <w:next w:val="Normal"/>
-    <w:link w:val="IntenseQuoteChar"/>
+    <w:basedOn w:val="a0"/>
+    <w:next w:val="a0"/>
+    <w:link w:val="24"/>
     <w:uiPriority w:val="30"/>
     <w:qFormat/>
     <w:rsid w:val="00313492"/>
@@ -11524,10 +11360,10 @@
       <w:color w:val="000000" w:themeColor="text1"/>
     </w:rPr>
   </w:style>
-  <w:style w:type="character" w:customStyle="1" w:styleId="IntenseQuoteChar">
-    <w:name w:val="Intense Quote Char"/>
-    <w:basedOn w:val="DefaultParagraphFont"/>
-    <w:link w:val="IntenseQuote"/>
+  <w:style w:type="character" w:customStyle="1" w:styleId="24">
+    <w:name w:val="引用文 2 (文字)"/>
+    <w:basedOn w:val="a2"/>
+    <w:link w:val="23"/>
     <w:uiPriority w:val="30"/>
     <w:rsid w:val="00313492"/>
     <w:rPr>
@@ -11535,9 +11371,9 @@
       <w:shd w:val="clear" w:color="auto" w:fill="F2F2F2" w:themeFill="background1" w:themeFillShade="F2"/>
     </w:rPr>
   </w:style>
-  <w:style w:type="character" w:styleId="SubtleEmphasis">
+  <w:style w:type="character" w:styleId="aff2">
     <w:name w:val="Subtle Emphasis"/>
-    <w:basedOn w:val="DefaultParagraphFont"/>
+    <w:basedOn w:val="a2"/>
     <w:uiPriority w:val="19"/>
     <w:qFormat/>
     <w:rsid w:val="00313492"/>
@@ -11547,9 +11383,9 @@
       <w:color w:val="404040" w:themeColor="text1" w:themeTint="BF"/>
     </w:rPr>
   </w:style>
-  <w:style w:type="character" w:styleId="IntenseEmphasis">
+  <w:style w:type="character" w:styleId="25">
     <w:name w:val="Intense Emphasis"/>
-    <w:basedOn w:val="DefaultParagraphFont"/>
+    <w:basedOn w:val="a2"/>
     <w:uiPriority w:val="21"/>
     <w:qFormat/>
     <w:rsid w:val="00313492"/>
@@ -11561,9 +11397,9 @@
       <w:caps/>
     </w:rPr>
   </w:style>
-  <w:style w:type="character" w:styleId="SubtleReference">
+  <w:style w:type="character" w:styleId="aff3">
     <w:name w:val="Subtle Reference"/>
-    <w:basedOn w:val="DefaultParagraphFont"/>
+    <w:basedOn w:val="a2"/>
     <w:uiPriority w:val="31"/>
     <w:qFormat/>
     <w:rsid w:val="00313492"/>
@@ -11573,9 +11409,9 @@
       <w:u w:val="single" w:color="7F7F7F" w:themeColor="text1" w:themeTint="80"/>
     </w:rPr>
   </w:style>
-  <w:style w:type="character" w:styleId="IntenseReference">
+  <w:style w:type="character" w:styleId="26">
     <w:name w:val="Intense Reference"/>
-    <w:basedOn w:val="DefaultParagraphFont"/>
+    <w:basedOn w:val="a2"/>
     <w:uiPriority w:val="32"/>
     <w:qFormat/>
     <w:rsid w:val="00313492"/>
@@ -11586,9 +11422,9 @@
       <w:u w:val="single"/>
     </w:rPr>
   </w:style>
-  <w:style w:type="character" w:styleId="BookTitle">
+  <w:style w:type="character" w:styleId="aff4">
     <w:name w:val="Book Title"/>
-    <w:basedOn w:val="DefaultParagraphFont"/>
+    <w:basedOn w:val="a2"/>
     <w:uiPriority w:val="33"/>
     <w:qFormat/>
     <w:rsid w:val="00313492"/>
@@ -11599,10 +11435,10 @@
       <w:spacing w:val="5"/>
     </w:rPr>
   </w:style>
-  <w:style w:type="paragraph" w:styleId="TOC2">
+  <w:style w:type="paragraph" w:styleId="27">
     <w:name w:val="toc 2"/>
-    <w:basedOn w:val="Normal"/>
-    <w:next w:val="Normal"/>
+    <w:basedOn w:val="a0"/>
+    <w:next w:val="a0"/>
     <w:autoRedefine/>
     <w:uiPriority w:val="39"/>
     <w:unhideWhenUsed/>
@@ -11617,10 +11453,10 @@
       <w:sz w:val="22"/>
     </w:rPr>
   </w:style>
-  <w:style w:type="paragraph" w:styleId="TOC3">
+  <w:style w:type="paragraph" w:styleId="33">
     <w:name w:val="toc 3"/>
-    <w:basedOn w:val="Normal"/>
-    <w:next w:val="Normal"/>
+    <w:basedOn w:val="a0"/>
+    <w:next w:val="a0"/>
     <w:autoRedefine/>
     <w:uiPriority w:val="39"/>
     <w:unhideWhenUsed/>
@@ -11630,10 +11466,10 @@
       <w:ind w:left="400"/>
     </w:pPr>
   </w:style>
-  <w:style w:type="character" w:customStyle="1" w:styleId="BodyTextChar">
-    <w:name w:val="Body Text Char"/>
-    <w:basedOn w:val="DefaultParagraphFont"/>
-    <w:link w:val="BodyText"/>
+  <w:style w:type="character" w:customStyle="1" w:styleId="a5">
+    <w:name w:val="本文 (文字)"/>
+    <w:basedOn w:val="a2"/>
+    <w:link w:val="a1"/>
     <w:rsid w:val="00BC526B"/>
     <w:rPr>
       <w:rFonts w:ascii="Source Han Sans Regular" w:eastAsia="Source Han Sans Regular" w:hAnsi="Source Han Sans Regular" w:cs="Source Han Sans Regular"/>
@@ -11641,10 +11477,10 @@
       <w:szCs w:val="18"/>
     </w:rPr>
   </w:style>
-  <w:style w:type="paragraph" w:styleId="DocumentMap">
+  <w:style w:type="paragraph" w:styleId="aff5">
     <w:name w:val="Document Map"/>
-    <w:basedOn w:val="Normal"/>
-    <w:link w:val="DocumentMapChar"/>
+    <w:basedOn w:val="a0"/>
+    <w:link w:val="aff6"/>
     <w:semiHidden/>
     <w:unhideWhenUsed/>
     <w:rsid w:val="00522479"/>
@@ -11654,10 +11490,10 @@
       <w:szCs w:val="24"/>
     </w:rPr>
   </w:style>
-  <w:style w:type="character" w:customStyle="1" w:styleId="DocumentMapChar">
-    <w:name w:val="Document Map Char"/>
-    <w:basedOn w:val="DefaultParagraphFont"/>
-    <w:link w:val="DocumentMap"/>
+  <w:style w:type="character" w:customStyle="1" w:styleId="aff6">
+    <w:name w:val="見出しマップ (文字)"/>
+    <w:basedOn w:val="a2"/>
+    <w:link w:val="aff5"/>
     <w:semiHidden/>
     <w:rsid w:val="00522479"/>
     <w:rPr>
@@ -11668,7 +11504,7 @@
   </w:style>
   <w:style w:type="paragraph" w:customStyle="1" w:styleId="HeadingUnnumbered1">
     <w:name w:val="Heading Unnumbered 1"/>
-    <w:basedOn w:val="Heading1"/>
+    <w:basedOn w:val="1"/>
     <w:autoRedefine/>
     <w:qFormat/>
     <w:rsid w:val="005E0ECC"/>
@@ -11680,7 +11516,7 @@
   </w:style>
   <w:style w:type="paragraph" w:customStyle="1" w:styleId="HeadingUnnumbered2">
     <w:name w:val="Heading Unnumbered 2"/>
-    <w:basedOn w:val="Heading2"/>
+    <w:basedOn w:val="20"/>
     <w:autoRedefine/>
     <w:qFormat/>
     <w:rsid w:val="005E0ECC"/>
@@ -11693,7 +11529,7 @@
   </w:style>
   <w:style w:type="paragraph" w:customStyle="1" w:styleId="HeadingUnnumbered3">
     <w:name w:val="Heading Unnumbered 3"/>
-    <w:basedOn w:val="Heading3"/>
+    <w:basedOn w:val="31"/>
     <w:autoRedefine/>
     <w:qFormat/>
     <w:rsid w:val="007F64DA"/>
@@ -11710,14 +11546,14 @@
   </w:style>
   <w:style w:type="paragraph" w:customStyle="1" w:styleId="HeadingUnnumbered4">
     <w:name w:val="Heading Unnumbered 4"/>
-    <w:basedOn w:val="Heading4"/>
+    <w:basedOn w:val="40"/>
     <w:autoRedefine/>
     <w:qFormat/>
     <w:rsid w:val="007F64DA"/>
   </w:style>
-  <w:style w:type="paragraph" w:styleId="ListBullet">
+  <w:style w:type="paragraph" w:styleId="a">
     <w:name w:val="List Bullet"/>
-    <w:basedOn w:val="Normal"/>
+    <w:basedOn w:val="a0"/>
     <w:unhideWhenUsed/>
     <w:rsid w:val="00277BAF"/>
     <w:pPr>
@@ -11726,9 +11562,9 @@
       </w:numPr>
     </w:pPr>
   </w:style>
-  <w:style w:type="paragraph" w:styleId="ListBullet2">
+  <w:style w:type="paragraph" w:styleId="2">
     <w:name w:val="List Bullet 2"/>
-    <w:basedOn w:val="Normal"/>
+    <w:basedOn w:val="a0"/>
     <w:unhideWhenUsed/>
     <w:rsid w:val="00277BAF"/>
     <w:pPr>
@@ -11737,9 +11573,9 @@
       </w:numPr>
     </w:pPr>
   </w:style>
-  <w:style w:type="paragraph" w:styleId="ListBullet3">
+  <w:style w:type="paragraph" w:styleId="3">
     <w:name w:val="List Bullet 3"/>
-    <w:basedOn w:val="Normal"/>
+    <w:basedOn w:val="a0"/>
     <w:unhideWhenUsed/>
     <w:rsid w:val="00277BAF"/>
     <w:pPr>
@@ -11750,7 +11586,7 @@
   </w:style>
   <w:style w:type="paragraph" w:customStyle="1" w:styleId="BulletList1">
     <w:name w:val="Bullet List 1"/>
-    <w:basedOn w:val="ListBullet"/>
+    <w:basedOn w:val="a"/>
     <w:autoRedefine/>
     <w:qFormat/>
     <w:rsid w:val="005B012C"/>
@@ -11762,22 +11598,22 @@
   </w:style>
   <w:style w:type="paragraph" w:customStyle="1" w:styleId="BulletList2">
     <w:name w:val="Bullet List 2"/>
-    <w:basedOn w:val="ListBullet2"/>
+    <w:basedOn w:val="2"/>
     <w:autoRedefine/>
     <w:qFormat/>
     <w:rsid w:val="00C86595"/>
   </w:style>
   <w:style w:type="paragraph" w:customStyle="1" w:styleId="BulletList3">
     <w:name w:val="Bullet List 3"/>
-    <w:basedOn w:val="ListBullet3"/>
+    <w:basedOn w:val="3"/>
     <w:autoRedefine/>
     <w:qFormat/>
     <w:rsid w:val="00B90103"/>
   </w:style>
-  <w:style w:type="paragraph" w:styleId="TOC4">
+  <w:style w:type="paragraph" w:styleId="42">
     <w:name w:val="toc 4"/>
-    <w:basedOn w:val="Normal"/>
-    <w:next w:val="Normal"/>
+    <w:basedOn w:val="a0"/>
+    <w:next w:val="a0"/>
     <w:autoRedefine/>
     <w:unhideWhenUsed/>
     <w:rsid w:val="00CA0677"/>
@@ -11788,10 +11624,10 @@
       <w:rFonts w:asciiTheme="minorHAnsi" w:eastAsiaTheme="minorHAnsi"/>
     </w:rPr>
   </w:style>
-  <w:style w:type="paragraph" w:styleId="TOC5">
+  <w:style w:type="paragraph" w:styleId="52">
     <w:name w:val="toc 5"/>
-    <w:basedOn w:val="Normal"/>
-    <w:next w:val="Normal"/>
+    <w:basedOn w:val="a0"/>
+    <w:next w:val="a0"/>
     <w:autoRedefine/>
     <w:unhideWhenUsed/>
     <w:rsid w:val="00CA0677"/>
@@ -11802,10 +11638,10 @@
       <w:rFonts w:asciiTheme="minorHAnsi" w:eastAsiaTheme="minorHAnsi"/>
     </w:rPr>
   </w:style>
-  <w:style w:type="paragraph" w:styleId="TOC6">
+  <w:style w:type="paragraph" w:styleId="62">
     <w:name w:val="toc 6"/>
-    <w:basedOn w:val="Normal"/>
-    <w:next w:val="Normal"/>
+    <w:basedOn w:val="a0"/>
+    <w:next w:val="a0"/>
     <w:autoRedefine/>
     <w:unhideWhenUsed/>
     <w:rsid w:val="00CA0677"/>
@@ -11816,10 +11652,10 @@
       <w:rFonts w:asciiTheme="minorHAnsi" w:eastAsiaTheme="minorHAnsi"/>
     </w:rPr>
   </w:style>
-  <w:style w:type="paragraph" w:styleId="TOC7">
+  <w:style w:type="paragraph" w:styleId="71">
     <w:name w:val="toc 7"/>
-    <w:basedOn w:val="Normal"/>
-    <w:next w:val="Normal"/>
+    <w:basedOn w:val="a0"/>
+    <w:next w:val="a0"/>
     <w:autoRedefine/>
     <w:unhideWhenUsed/>
     <w:rsid w:val="00CA0677"/>
@@ -11830,10 +11666,10 @@
       <w:rFonts w:asciiTheme="minorHAnsi" w:eastAsiaTheme="minorHAnsi"/>
     </w:rPr>
   </w:style>
-  <w:style w:type="paragraph" w:styleId="TOC8">
+  <w:style w:type="paragraph" w:styleId="81">
     <w:name w:val="toc 8"/>
-    <w:basedOn w:val="Normal"/>
-    <w:next w:val="Normal"/>
+    <w:basedOn w:val="a0"/>
+    <w:next w:val="a0"/>
     <w:autoRedefine/>
     <w:unhideWhenUsed/>
     <w:rsid w:val="00CA0677"/>
@@ -11844,10 +11680,10 @@
       <w:rFonts w:asciiTheme="minorHAnsi" w:eastAsiaTheme="minorHAnsi"/>
     </w:rPr>
   </w:style>
-  <w:style w:type="paragraph" w:styleId="TOC9">
+  <w:style w:type="paragraph" w:styleId="91">
     <w:name w:val="toc 9"/>
-    <w:basedOn w:val="Normal"/>
-    <w:next w:val="Normal"/>
+    <w:basedOn w:val="a0"/>
+    <w:next w:val="a0"/>
     <w:autoRedefine/>
     <w:unhideWhenUsed/>
     <w:rsid w:val="00CA0677"/>
@@ -11860,18 +11696,18 @@
   </w:style>
   <w:style w:type="paragraph" w:customStyle="1" w:styleId="SourceCode">
     <w:name w:val="Source Code"/>
-    <w:basedOn w:val="BodyText"/>
-    <w:next w:val="BodyText"/>
+    <w:basedOn w:val="a1"/>
+    <w:next w:val="a1"/>
     <w:autoRedefine/>
     <w:qFormat/>
-    <w:rsid w:val="008E07E9"/>
+    <w:rsid w:val="0088044D"/>
     <w:pPr>
       <w:shd w:val="clear" w:color="auto" w:fill="F2F2F2" w:themeFill="background1" w:themeFillShade="F2"/>
       <w:spacing w:before="100" w:beforeAutospacing="1" w:line="180" w:lineRule="auto"/>
     </w:pPr>
     <w:rPr>
-      <w:rFonts w:ascii="源ノ角ゴシック Code JP R" w:eastAsia="源ノ角ゴシック Code JP R" w:hAnsi="源ノ角ゴシック Code JP R" w:cs="源ノ角ゴシック Code JP R"/>
-      <w:sz w:val="13"/>
+      <w:rFonts w:ascii="Source Han Code JP R" w:eastAsia="Source Han Code JP R" w:hAnsi="Source Han Code JP R" w:cs="Source Han Code JP R"/>
+      <w:sz w:val="11"/>
       <w:szCs w:val="13"/>
     </w:rPr>
   </w:style>
@@ -11900,9 +11736,9 @@
       </w:pBdr>
     </w:pPr>
   </w:style>
-  <w:style w:type="table" w:customStyle="1" w:styleId="10">
+  <w:style w:type="table" w:customStyle="1" w:styleId="15">
     <w:name w:val="表 (格子)1"/>
-    <w:basedOn w:val="TableGrid"/>
+    <w:basedOn w:val="afb"/>
     <w:uiPriority w:val="99"/>
     <w:rsid w:val="00C21404"/>
     <w:pPr>
@@ -11941,10 +11777,10 @@
       </w:rPr>
     </w:tblStylePr>
   </w:style>
-  <w:style w:type="paragraph" w:styleId="EndnoteText">
+  <w:style w:type="paragraph" w:styleId="aff7">
     <w:name w:val="endnote text"/>
-    <w:basedOn w:val="Normal"/>
-    <w:link w:val="EndnoteTextChar"/>
+    <w:basedOn w:val="a0"/>
+    <w:link w:val="aff8"/>
     <w:autoRedefine/>
     <w:semiHidden/>
     <w:unhideWhenUsed/>
@@ -11956,10 +11792,10 @@
       <w:sz w:val="16"/>
     </w:rPr>
   </w:style>
-  <w:style w:type="character" w:customStyle="1" w:styleId="EndnoteTextChar">
-    <w:name w:val="Endnote Text Char"/>
-    <w:basedOn w:val="DefaultParagraphFont"/>
-    <w:link w:val="EndnoteText"/>
+  <w:style w:type="character" w:customStyle="1" w:styleId="aff8">
+    <w:name w:val="文末脚注文字列 (文字)"/>
+    <w:basedOn w:val="a2"/>
+    <w:link w:val="aff7"/>
     <w:semiHidden/>
     <w:rsid w:val="00E57EAE"/>
     <w:rPr>
@@ -11967,9 +11803,9 @@
       <w:sz w:val="16"/>
     </w:rPr>
   </w:style>
-  <w:style w:type="character" w:styleId="EndnoteReference">
+  <w:style w:type="character" w:styleId="aff9">
     <w:name w:val="endnote reference"/>
-    <w:basedOn w:val="DefaultParagraphFont"/>
+    <w:basedOn w:val="a2"/>
     <w:semiHidden/>
     <w:unhideWhenUsed/>
     <w:rsid w:val="00E57EAE"/>
@@ -12005,9 +11841,9 @@
     <w:name w:val="BaseNTok"/>
     <w:basedOn w:val="VerbatimChar"/>
     <w:qFormat/>
-    <w:rsid w:val="00437774"/>
+    <w:rsid w:val="001B7826"/>
     <w:rPr>
-      <w:rFonts w:ascii="源ノ角ゴシック Code JP N" w:eastAsia="源ノ角ゴシック Code JP N" w:hAnsi="源ノ角ゴシック Code JP N" w:cs="源ノ角ゴシック Code JP N"/>
+      <w:rFonts w:ascii="Source Han Code JP R" w:eastAsia="Source Han Code JP R" w:hAnsi="Source Han Code JP R" w:cs="Source Han Code JP R"/>
       <w:color w:val="B08000"/>
       <w:bdr w:val="none" w:sz="0" w:space="0" w:color="auto"/>
       <w:shd w:val="clear" w:color="auto" w:fill="auto"/>
@@ -12017,9 +11853,9 @@
     <w:name w:val="BuiltInTok"/>
     <w:basedOn w:val="VerbatimChar"/>
     <w:qFormat/>
-    <w:rsid w:val="00B00515"/>
+    <w:rsid w:val="00515C0D"/>
     <w:rPr>
-      <w:rFonts w:ascii="源ノ角ゴシック Code JP N" w:eastAsia="源ノ角ゴシック Code JP N" w:hAnsi="源ノ角ゴシック Code JP N" w:cs="源ノ角ゴシック Code JP N"/>
+      <w:rFonts w:ascii="Source Han Code JP R" w:eastAsia="Source Han Code JP R" w:hAnsi="Source Han Code JP R" w:cs="Source Han Code JP R"/>
       <w:b/>
       <w:color w:val="644A9B"/>
       <w:bdr w:val="none" w:sz="0" w:space="0" w:color="auto"/>
@@ -12030,9 +11866,9 @@
     <w:name w:val="DataTypeTok"/>
     <w:basedOn w:val="VerbatimChar"/>
     <w:qFormat/>
-    <w:rsid w:val="00940FE1"/>
+    <w:rsid w:val="009612A5"/>
     <w:rPr>
-      <w:rFonts w:ascii="源ノ角ゴシック Code JP N" w:eastAsia="源ノ角ゴシック Code JP N" w:hAnsi="源ノ角ゴシック Code JP N" w:cs="源ノ角ゴシック Code JP N"/>
+      <w:rFonts w:ascii="Source Han Code JP R" w:eastAsia="Source Han Code JP R" w:hAnsi="Source Han Code JP R" w:cs="Source Han Code JP R"/>
       <w:color w:val="0057AE"/>
       <w:bdr w:val="none" w:sz="0" w:space="0" w:color="auto"/>
       <w:shd w:val="clear" w:color="auto" w:fill="auto"/>
@@ -12042,9 +11878,9 @@
     <w:name w:val="ExtensionTok"/>
     <w:basedOn w:val="VerbatimChar"/>
     <w:qFormat/>
-    <w:rsid w:val="00B00515"/>
+    <w:rsid w:val="0015099F"/>
     <w:rPr>
-      <w:rFonts w:ascii="源ノ角ゴシック Code JP N" w:eastAsia="源ノ角ゴシック Code JP N" w:hAnsi="源ノ角ゴシック Code JP N" w:cs="源ノ角ゴシック Code JP N"/>
+      <w:rFonts w:ascii="Source Han Code JP R" w:eastAsia="Source Han Code JP R" w:hAnsi="Source Han Code JP R" w:cs="Source Han Code JP R"/>
       <w:b/>
       <w:color w:val="0095FF"/>
       <w:bdr w:val="none" w:sz="0" w:space="0" w:color="auto"/>
@@ -12055,9 +11891,9 @@
     <w:name w:val="FunctionTok"/>
     <w:basedOn w:val="VerbatimChar"/>
     <w:qFormat/>
-    <w:rsid w:val="00D77177"/>
+    <w:rsid w:val="0015099F"/>
     <w:rPr>
-      <w:rFonts w:ascii="源ノ角ゴシック Code JP N" w:eastAsia="源ノ角ゴシック Code JP N" w:hAnsi="源ノ角ゴシック Code JP N" w:cs="源ノ角ゴシック Code JP N"/>
+      <w:rFonts w:ascii="Source Han Code JP R" w:eastAsia="Source Han Code JP R" w:hAnsi="Source Han Code JP R" w:cs="Source Han Code JP R"/>
       <w:color w:val="644A9B"/>
       <w:bdr w:val="none" w:sz="0" w:space="0" w:color="auto"/>
       <w:shd w:val="clear" w:color="auto" w:fill="auto"/>
@@ -12067,9 +11903,9 @@
     <w:name w:val="ImportTok"/>
     <w:basedOn w:val="VerbatimChar"/>
     <w:qFormat/>
-    <w:rsid w:val="00D77177"/>
+    <w:rsid w:val="0015099F"/>
     <w:rPr>
-      <w:rFonts w:ascii="源ノ角ゴシック Code JP N" w:eastAsia="源ノ角ゴシック Code JP N" w:hAnsi="源ノ角ゴシック Code JP N" w:cs="源ノ角ゴシック Code JP N"/>
+      <w:rFonts w:ascii="Source Han Code JP R" w:eastAsia="Source Han Code JP R" w:hAnsi="Source Han Code JP R" w:cs="Source Han Code JP R"/>
       <w:color w:val="FF5500"/>
       <w:bdr w:val="none" w:sz="0" w:space="0" w:color="auto"/>
       <w:shd w:val="clear" w:color="auto" w:fill="auto"/>
@@ -12079,9 +11915,9 @@
     <w:name w:val="InformationTok"/>
     <w:basedOn w:val="VerbatimChar"/>
     <w:qFormat/>
-    <w:rsid w:val="00D77177"/>
+    <w:rsid w:val="0015099F"/>
     <w:rPr>
-      <w:rFonts w:ascii="源ノ角ゴシック Code JP N" w:eastAsia="源ノ角ゴシック Code JP N" w:hAnsi="源ノ角ゴシック Code JP N" w:cs="源ノ角ゴシック Code JP N"/>
+      <w:rFonts w:ascii="Source Han Code JP R" w:eastAsia="Source Han Code JP R" w:hAnsi="Source Han Code JP R" w:cs="Source Han Code JP R"/>
       <w:color w:val="B08000"/>
       <w:bdr w:val="none" w:sz="0" w:space="0" w:color="auto"/>
       <w:shd w:val="clear" w:color="auto" w:fill="auto"/>
@@ -12091,9 +11927,9 @@
     <w:name w:val="KeywordTok"/>
     <w:basedOn w:val="VerbatimChar"/>
     <w:qFormat/>
-    <w:rsid w:val="00D77177"/>
+    <w:rsid w:val="00B9729C"/>
     <w:rPr>
-      <w:rFonts w:ascii="源ノ角ゴシック Code JP N" w:eastAsia="源ノ角ゴシック Code JP N" w:hAnsi="源ノ角ゴシック Code JP N" w:cs="源ノ角ゴシック Code JP N"/>
+      <w:rFonts w:ascii="Source Han Code JP R" w:eastAsia="Source Han Code JP R" w:hAnsi="Source Han Code JP R" w:cs="Source Han Code JP R"/>
       <w:b/>
       <w:color w:val="1F1C1B"/>
       <w:bdr w:val="none" w:sz="0" w:space="0" w:color="auto"/>
@@ -12104,9 +11940,9 @@
     <w:name w:val="NormalTok"/>
     <w:basedOn w:val="VerbatimChar"/>
     <w:qFormat/>
-    <w:rsid w:val="00437774"/>
+    <w:rsid w:val="00B9729C"/>
     <w:rPr>
-      <w:rFonts w:ascii="源ノ角ゴシック Code JP N" w:eastAsia="源ノ角ゴシック Code JP N" w:hAnsi="源ノ角ゴシック Code JP N" w:cs="源ノ角ゴシック Code JP N"/>
+      <w:rFonts w:ascii="Source Han Code JP R" w:eastAsia="Source Han Code JP R" w:hAnsi="Source Han Code JP R" w:cs="Source Han Code JP R"/>
       <w:color w:val="1F1C1B"/>
       <w:bdr w:val="none" w:sz="0" w:space="0" w:color="auto"/>
       <w:shd w:val="clear" w:color="auto" w:fill="auto"/>
@@ -12116,9 +11952,9 @@
     <w:name w:val="OperatorTok"/>
     <w:basedOn w:val="VerbatimChar"/>
     <w:qFormat/>
-    <w:rsid w:val="00940FE1"/>
+    <w:rsid w:val="00B9729C"/>
     <w:rPr>
-      <w:rFonts w:ascii="源ノ角ゴシック Code JP N" w:eastAsia="源ノ角ゴシック Code JP N" w:hAnsi="源ノ角ゴシック Code JP N" w:cs="源ノ角ゴシック Code JP N"/>
+      <w:rFonts w:ascii="Source Han Code JP R" w:eastAsia="Source Han Code JP R" w:hAnsi="Source Han Code JP R" w:cs="Source Han Code JP R"/>
       <w:color w:val="1F1C1B"/>
       <w:bdr w:val="none" w:sz="0" w:space="0" w:color="auto"/>
       <w:shd w:val="clear" w:color="auto" w:fill="auto"/>
@@ -12128,9 +11964,9 @@
     <w:name w:val="OtherTok"/>
     <w:basedOn w:val="VerbatimChar"/>
     <w:qFormat/>
-    <w:rsid w:val="00940FE1"/>
+    <w:rsid w:val="00B9729C"/>
     <w:rPr>
-      <w:rFonts w:ascii="源ノ角ゴシック Code JP N" w:eastAsia="源ノ角ゴシック Code JP N" w:hAnsi="源ノ角ゴシック Code JP N" w:cs="源ノ角ゴシック Code JP N"/>
+      <w:rFonts w:ascii="Source Han Code JP R" w:eastAsia="Source Han Code JP R" w:hAnsi="Source Han Code JP R" w:cs="Source Han Code JP R"/>
       <w:color w:val="006E28"/>
       <w:bdr w:val="none" w:sz="0" w:space="0" w:color="auto"/>
       <w:shd w:val="thinDiagStripe" w:color="A6A6A6" w:themeColor="background1" w:themeShade="A6" w:fill="auto"/>
@@ -12140,9 +11976,9 @@
     <w:name w:val="PreprocessorTok"/>
     <w:basedOn w:val="VerbatimChar"/>
     <w:qFormat/>
-    <w:rsid w:val="00D77177"/>
+    <w:rsid w:val="00B9729C"/>
     <w:rPr>
-      <w:rFonts w:ascii="源ノ角ゴシック Code JP N" w:eastAsia="源ノ角ゴシック Code JP N" w:hAnsi="源ノ角ゴシック Code JP N" w:cs="源ノ角ゴシック Code JP N"/>
+      <w:rFonts w:ascii="Source Han Code JP R" w:eastAsia="Source Han Code JP R" w:hAnsi="Source Han Code JP R" w:cs="Source Han Code JP R"/>
       <w:color w:val="006E28"/>
       <w:bdr w:val="none" w:sz="0" w:space="0" w:color="auto"/>
       <w:shd w:val="clear" w:color="auto" w:fill="auto"/>
@@ -12152,9 +11988,9 @@
     <w:name w:val="RegionMarkerTok"/>
     <w:basedOn w:val="VerbatimChar"/>
     <w:qFormat/>
-    <w:rsid w:val="00940FE1"/>
+    <w:rsid w:val="00B9729C"/>
     <w:rPr>
-      <w:rFonts w:ascii="源ノ角ゴシック Code JP N" w:eastAsia="源ノ角ゴシック Code JP N" w:hAnsi="源ノ角ゴシック Code JP N" w:cs="源ノ角ゴシック Code JP N"/>
+      <w:rFonts w:ascii="Source Han Code JP R" w:eastAsia="Source Han Code JP R" w:hAnsi="Source Han Code JP R" w:cs="Source Han Code JP R"/>
       <w:color w:val="0057AE"/>
       <w:bdr w:val="none" w:sz="0" w:space="0" w:color="auto"/>
       <w:shd w:val="clear" w:color="auto" w:fill="E0E9F8"/>
@@ -12164,9 +12000,9 @@
     <w:name w:val="SpecialCharTok"/>
     <w:basedOn w:val="VerbatimChar"/>
     <w:qFormat/>
-    <w:rsid w:val="00940FE1"/>
+    <w:rsid w:val="00B9729C"/>
     <w:rPr>
-      <w:rFonts w:ascii="源ノ角ゴシック Code JP N" w:eastAsia="源ノ角ゴシック Code JP N" w:hAnsi="源ノ角ゴシック Code JP N" w:cs="源ノ角ゴシック Code JP N"/>
+      <w:rFonts w:ascii="Source Han Code JP R" w:eastAsia="Source Han Code JP R" w:hAnsi="Source Han Code JP R" w:cs="Source Han Code JP R"/>
       <w:color w:val="3DAEE9"/>
       <w:bdr w:val="none" w:sz="0" w:space="0" w:color="auto"/>
       <w:shd w:val="clear" w:color="auto" w:fill="auto"/>
@@ -12176,9 +12012,9 @@
     <w:name w:val="SpecialStringTok"/>
     <w:basedOn w:val="VerbatimChar"/>
     <w:qFormat/>
-    <w:rsid w:val="00940FE1"/>
+    <w:rsid w:val="0088044D"/>
     <w:rPr>
-      <w:rFonts w:ascii="源ノ角ゴシック Code JP N" w:eastAsia="源ノ角ゴシック Code JP N" w:hAnsi="源ノ角ゴシック Code JP N" w:cs="源ノ角ゴシック Code JP N"/>
+      <w:rFonts w:ascii="Source Han Code JP R" w:eastAsia="Source Han Code JP R" w:hAnsi="Source Han Code JP R" w:cs="Source Han Code JP R"/>
       <w:color w:val="FF5500"/>
       <w:bdr w:val="none" w:sz="0" w:space="0" w:color="auto"/>
       <w:shd w:val="clear" w:color="auto" w:fill="auto"/>
@@ -12188,9 +12024,9 @@
     <w:name w:val="StringTok"/>
     <w:basedOn w:val="VerbatimChar"/>
     <w:qFormat/>
-    <w:rsid w:val="008E07E9"/>
+    <w:rsid w:val="0088044D"/>
     <w:rPr>
-      <w:rFonts w:ascii="源ノ角ゴシック Code JP N" w:eastAsia="源ノ角ゴシック Code JP N" w:hAnsi="源ノ角ゴシック Code JP N" w:cs="源ノ角ゴシック Code JP N"/>
+      <w:rFonts w:ascii="Source Han Code JP R" w:eastAsia="Source Han Code JP R" w:hAnsi="Source Han Code JP R" w:cs="Source Han Code JP R"/>
       <w:color w:val="BF0303"/>
       <w:bdr w:val="none" w:sz="0" w:space="0" w:color="auto"/>
       <w:shd w:val="clear" w:color="auto" w:fill="auto"/>
@@ -12200,9 +12036,9 @@
     <w:name w:val="AnnotationTok"/>
     <w:basedOn w:val="VerbatimChar"/>
     <w:qFormat/>
-    <w:rsid w:val="00437774"/>
+    <w:rsid w:val="001B7826"/>
     <w:rPr>
-      <w:rFonts w:ascii="源ノ角ゴシック Code JP N" w:eastAsia="源ノ角ゴシック Code JP N" w:hAnsi="源ノ角ゴシック Code JP N" w:cs="源ノ角ゴシック Code JP N"/>
+      <w:rFonts w:ascii="Source Han Code JP R" w:eastAsia="Source Han Code JP R" w:hAnsi="Source Han Code JP R" w:cs="Source Han Code JP R"/>
       <w:color w:val="CA60CA"/>
       <w:bdr w:val="none" w:sz="0" w:space="0" w:color="auto"/>
       <w:shd w:val="clear" w:color="auto" w:fill="auto"/>
@@ -12212,9 +12048,9 @@
     <w:name w:val="AttributeTok"/>
     <w:basedOn w:val="VerbatimChar"/>
     <w:qFormat/>
-    <w:rsid w:val="00437774"/>
+    <w:rsid w:val="001B7826"/>
     <w:rPr>
-      <w:rFonts w:ascii="源ノ角ゴシック Code JP N" w:eastAsia="源ノ角ゴシック Code JP N" w:hAnsi="源ノ角ゴシック Code JP N" w:cs="源ノ角ゴシック Code JP N"/>
+      <w:rFonts w:ascii="Source Han Code JP R" w:eastAsia="Source Han Code JP R" w:hAnsi="Source Han Code JP R" w:cs="Source Han Code JP R"/>
       <w:color w:val="0057AE"/>
       <w:bdr w:val="none" w:sz="0" w:space="0" w:color="auto"/>
       <w:shd w:val="clear" w:color="auto" w:fill="auto"/>
@@ -12224,9 +12060,9 @@
     <w:name w:val="CharTok"/>
     <w:basedOn w:val="VerbatimChar"/>
     <w:qFormat/>
-    <w:rsid w:val="008E07E9"/>
+    <w:rsid w:val="00515C0D"/>
     <w:rPr>
-      <w:rFonts w:ascii="源ノ角ゴシック Code JP N" w:eastAsia="源ノ角ゴシック Code JP N" w:hAnsi="源ノ角ゴシック Code JP N" w:cs="源ノ角ゴシック Code JP N"/>
+      <w:rFonts w:ascii="Source Han Code JP R" w:eastAsia="Source Han Code JP R" w:hAnsi="Source Han Code JP R" w:cs="Source Han Code JP R"/>
       <w:color w:val="924C9D"/>
       <w:bdr w:val="none" w:sz="0" w:space="0" w:color="auto"/>
       <w:shd w:val="clear" w:color="auto" w:fill="auto"/>
@@ -12236,9 +12072,9 @@
     <w:name w:val="CommentTok"/>
     <w:basedOn w:val="VerbatimChar"/>
     <w:qFormat/>
-    <w:rsid w:val="008E07E9"/>
+    <w:rsid w:val="00515C0D"/>
     <w:rPr>
-      <w:rFonts w:ascii="源ノ角ゴシック Code JP N" w:eastAsia="源ノ角ゴシック Code JP N" w:hAnsi="源ノ角ゴシック Code JP N" w:cs="源ノ角ゴシック Code JP N"/>
+      <w:rFonts w:ascii="Source Han Code JP R" w:eastAsia="Source Han Code JP R" w:hAnsi="Source Han Code JP R" w:cs="Source Han Code JP R"/>
       <w:color w:val="898887"/>
       <w:bdr w:val="none" w:sz="0" w:space="0" w:color="auto"/>
       <w:shd w:val="clear" w:color="auto" w:fill="auto"/>
@@ -12248,9 +12084,9 @@
     <w:name w:val="ControlFlowTok"/>
     <w:basedOn w:val="VerbatimChar"/>
     <w:qFormat/>
-    <w:rsid w:val="00940FE1"/>
+    <w:rsid w:val="00B9729C"/>
     <w:rPr>
-      <w:rFonts w:ascii="源ノ角ゴシック Code JP N" w:eastAsia="源ノ角ゴシック Code JP N" w:hAnsi="源ノ角ゴシック Code JP N" w:cs="源ノ角ゴシック Code JP N"/>
+      <w:rFonts w:ascii="Source Han Code JP R" w:eastAsia="Source Han Code JP R" w:hAnsi="Source Han Code JP R" w:cs="Source Han Code JP R"/>
       <w:b/>
       <w:color w:val="1F1C1B"/>
       <w:bdr w:val="none" w:sz="0" w:space="0" w:color="auto"/>
@@ -12261,9 +12097,9 @@
     <w:name w:val="DecValTok"/>
     <w:basedOn w:val="VerbatimChar"/>
     <w:qFormat/>
-    <w:rsid w:val="00B00515"/>
+    <w:rsid w:val="009612A5"/>
     <w:rPr>
-      <w:rFonts w:ascii="源ノ角ゴシック Code JP N" w:eastAsia="源ノ角ゴシック Code JP N" w:hAnsi="源ノ角ゴシック Code JP N" w:cs="源ノ角ゴシック Code JP N"/>
+      <w:rFonts w:ascii="Source Han Code JP R" w:eastAsia="Source Han Code JP R" w:hAnsi="Source Han Code JP R" w:cs="Source Han Code JP R"/>
       <w:color w:val="B08000"/>
       <w:bdr w:val="none" w:sz="0" w:space="0" w:color="auto"/>
       <w:shd w:val="clear" w:color="auto" w:fill="auto"/>
@@ -12273,9 +12109,9 @@
     <w:name w:val="ErrorTok"/>
     <w:basedOn w:val="VerbatimChar"/>
     <w:qFormat/>
-    <w:rsid w:val="00B00515"/>
+    <w:rsid w:val="0015099F"/>
     <w:rPr>
-      <w:rFonts w:ascii="源ノ角ゴシック Code JP N" w:eastAsia="源ノ角ゴシック Code JP N" w:hAnsi="源ノ角ゴシック Code JP N" w:cs="源ノ角ゴシック Code JP N"/>
+      <w:rFonts w:ascii="Source Han Code JP R" w:eastAsia="Source Han Code JP R" w:hAnsi="Source Han Code JP R" w:cs="Source Han Code JP R"/>
       <w:color w:val="BF0303"/>
       <w:bdr w:val="none" w:sz="0" w:space="0" w:color="auto"/>
       <w:shd w:val="clear" w:color="auto" w:fill="auto"/>
@@ -12285,9 +12121,9 @@
     <w:name w:val="FloatTok"/>
     <w:basedOn w:val="VerbatimChar"/>
     <w:qFormat/>
-    <w:rsid w:val="00B00515"/>
+    <w:rsid w:val="0015099F"/>
     <w:rPr>
-      <w:rFonts w:ascii="源ノ角ゴシック Code JP N" w:eastAsia="源ノ角ゴシック Code JP N" w:hAnsi="源ノ角ゴシック Code JP N" w:cs="源ノ角ゴシック Code JP N"/>
+      <w:rFonts w:ascii="Source Han Code JP R" w:eastAsia="Source Han Code JP R" w:hAnsi="Source Han Code JP R" w:cs="Source Han Code JP R"/>
       <w:color w:val="B08000"/>
       <w:bdr w:val="none" w:sz="0" w:space="0" w:color="auto"/>
       <w:shd w:val="clear" w:color="auto" w:fill="auto"/>
@@ -12297,9 +12133,9 @@
     <w:name w:val="VerbatimStringTok"/>
     <w:basedOn w:val="VerbatimChar"/>
     <w:qFormat/>
-    <w:rsid w:val="008E07E9"/>
+    <w:rsid w:val="0088044D"/>
     <w:rPr>
-      <w:rFonts w:ascii="源ノ角ゴシック Code JP N" w:eastAsia="源ノ角ゴシック Code JP N" w:hAnsi="源ノ角ゴシック Code JP N" w:cs="源ノ角ゴシック Code JP N"/>
+      <w:rFonts w:ascii="Source Han Code JP R" w:eastAsia="Source Han Code JP R" w:hAnsi="Source Han Code JP R" w:cs="Source Han Code JP R"/>
       <w:color w:val="BF0303"/>
       <w:bdr w:val="none" w:sz="0" w:space="0" w:color="auto"/>
       <w:shd w:val="clear" w:color="auto" w:fill="auto"/>
@@ -12309,9 +12145,9 @@
     <w:name w:val="WarningTok"/>
     <w:basedOn w:val="VerbatimChar"/>
     <w:qFormat/>
-    <w:rsid w:val="008E07E9"/>
+    <w:rsid w:val="0088044D"/>
     <w:rPr>
-      <w:rFonts w:ascii="源ノ角ゴシック Code JP N" w:eastAsia="源ノ角ゴシック Code JP N" w:hAnsi="源ノ角ゴシック Code JP N" w:cs="源ノ角ゴシック Code JP N"/>
+      <w:rFonts w:ascii="Source Han Code JP R" w:eastAsia="Source Han Code JP R" w:hAnsi="Source Han Code JP R" w:cs="Source Han Code JP R"/>
       <w:color w:val="BF0303"/>
       <w:bdr w:val="none" w:sz="0" w:space="0" w:color="auto"/>
       <w:shd w:val="clear" w:color="auto" w:fill="auto"/>
@@ -12321,9 +12157,9 @@
     <w:name w:val="VariableTok"/>
     <w:basedOn w:val="VerbatimChar"/>
     <w:qFormat/>
-    <w:rsid w:val="008E07E9"/>
+    <w:rsid w:val="0088044D"/>
     <w:rPr>
-      <w:rFonts w:ascii="源ノ角ゴシック Code JP N" w:eastAsia="源ノ角ゴシック Code JP N" w:hAnsi="源ノ角ゴシック Code JP N" w:cs="源ノ角ゴシック Code JP N"/>
+      <w:rFonts w:ascii="Source Han Code JP R" w:eastAsia="Source Han Code JP R" w:hAnsi="Source Han Code JP R" w:cs="Source Han Code JP R"/>
       <w:color w:val="0057AE"/>
       <w:bdr w:val="none" w:sz="0" w:space="0" w:color="auto"/>
       <w:shd w:val="clear" w:color="auto" w:fill="auto"/>
@@ -12331,7 +12167,7 @@
   </w:style>
   <w:style w:type="paragraph" w:customStyle="1" w:styleId="GraphicAnchor">
     <w:name w:val="Graphic Anchor"/>
-    <w:basedOn w:val="BodyText"/>
+    <w:basedOn w:val="a1"/>
     <w:autoRedefine/>
     <w:qFormat/>
     <w:rsid w:val="005B012C"/>
@@ -12348,9 +12184,10 @@
   <w:style w:type="character" w:customStyle="1" w:styleId="AlertTok">
     <w:name w:val="AlertTok"/>
     <w:basedOn w:val="VerbatimChar"/>
-    <w:rsid w:val="00375533"/>
+    <w:qFormat/>
+    <w:rsid w:val="001B7826"/>
     <w:rPr>
-      <w:rFonts w:ascii="源ノ角ゴシック Code JP N" w:eastAsia="源ノ角ゴシック Code JP N" w:hAnsi="源ノ角ゴシック Code JP N" w:cs="源ノ角ゴシック Code JP N"/>
+      <w:rFonts w:ascii="Source Han Code JP R" w:eastAsia="Source Han Code JP R" w:hAnsi="Source Han Code JP R" w:cs="Source Han Code JP R"/>
       <w:b/>
       <w:color w:val="BF0303"/>
       <w:bdr w:val="none" w:sz="0" w:space="0" w:color="auto"/>
@@ -12361,9 +12198,9 @@
     <w:name w:val="CommentVarTok"/>
     <w:basedOn w:val="VerbatimChar"/>
     <w:qFormat/>
-    <w:rsid w:val="00B00515"/>
+    <w:rsid w:val="00515C0D"/>
     <w:rPr>
-      <w:rFonts w:ascii="源ノ角ゴシック Code JP N" w:eastAsia="源ノ角ゴシック Code JP N" w:hAnsi="源ノ角ゴシック Code JP N" w:cs="源ノ角ゴシック Code JP N"/>
+      <w:rFonts w:ascii="Source Han Code JP R" w:eastAsia="Source Han Code JP R" w:hAnsi="Source Han Code JP R" w:cs="Source Han Code JP R"/>
       <w:color w:val="0095FF"/>
       <w:bdr w:val="none" w:sz="0" w:space="0" w:color="auto"/>
       <w:shd w:val="clear" w:color="auto" w:fill="auto"/>
@@ -12373,9 +12210,9 @@
     <w:name w:val="ConstantTok"/>
     <w:basedOn w:val="VerbatimChar"/>
     <w:qFormat/>
-    <w:rsid w:val="00B00515"/>
+    <w:rsid w:val="00515C0D"/>
     <w:rPr>
-      <w:rFonts w:ascii="源ノ角ゴシック Code JP N" w:eastAsia="源ノ角ゴシック Code JP N" w:hAnsi="源ノ角ゴシック Code JP N" w:cs="源ノ角ゴシック Code JP N"/>
+      <w:rFonts w:ascii="Source Han Code JP R" w:eastAsia="Source Han Code JP R" w:hAnsi="Source Han Code JP R" w:cs="Source Han Code JP R"/>
       <w:color w:val="AA5500"/>
       <w:bdr w:val="none" w:sz="0" w:space="0" w:color="auto"/>
       <w:shd w:val="clear" w:color="auto" w:fill="auto"/>
@@ -12385,9 +12222,9 @@
     <w:name w:val="DocumentationTok"/>
     <w:basedOn w:val="VerbatimChar"/>
     <w:qFormat/>
-    <w:rsid w:val="00940FE1"/>
+    <w:rsid w:val="009612A5"/>
     <w:rPr>
-      <w:rFonts w:ascii="源ノ角ゴシック Code JP N" w:eastAsia="源ノ角ゴシック Code JP N" w:hAnsi="源ノ角ゴシック Code JP N" w:cs="源ノ角ゴシック Code JP N"/>
+      <w:rFonts w:ascii="Source Han Code JP R" w:eastAsia="Source Han Code JP R" w:hAnsi="Source Han Code JP R" w:cs="Source Han Code JP R"/>
       <w:color w:val="607880"/>
       <w:bdr w:val="none" w:sz="0" w:space="0" w:color="auto"/>
       <w:shd w:val="clear" w:color="auto" w:fill="auto"/>
@@ -12395,7 +12232,7 @@
   </w:style>
   <w:style w:type="paragraph" w:customStyle="1" w:styleId="AppendixHeading1">
     <w:name w:val="Appendix Heading 1"/>
-    <w:basedOn w:val="Heading1"/>
+    <w:basedOn w:val="1"/>
     <w:autoRedefine/>
     <w:qFormat/>
     <w:rsid w:val="00507E56"/>
@@ -12407,7 +12244,7 @@
   </w:style>
   <w:style w:type="paragraph" w:customStyle="1" w:styleId="AppendixHeading2">
     <w:name w:val="Appendix Heading 2"/>
-    <w:basedOn w:val="Heading2"/>
+    <w:basedOn w:val="20"/>
     <w:autoRedefine/>
     <w:qFormat/>
     <w:rsid w:val="00507E56"/>
@@ -12419,7 +12256,7 @@
   </w:style>
   <w:style w:type="paragraph" w:customStyle="1" w:styleId="AppendixHeading3">
     <w:name w:val="Appendix Heading 3"/>
-    <w:basedOn w:val="Heading3"/>
+    <w:basedOn w:val="31"/>
     <w:autoRedefine/>
     <w:qFormat/>
     <w:rsid w:val="005640ED"/>
@@ -12431,8 +12268,8 @@
   </w:style>
   <w:style w:type="paragraph" w:customStyle="1" w:styleId="AppendixHeading4">
     <w:name w:val="Appendix Heading 4"/>
-    <w:basedOn w:val="Heading4"/>
-    <w:next w:val="Heading4"/>
+    <w:basedOn w:val="40"/>
+    <w:next w:val="40"/>
     <w:autoRedefine/>
     <w:qFormat/>
     <w:rsid w:val="00507E56"/>
@@ -12445,7 +12282,7 @@
   </w:style>
   <w:style w:type="paragraph" w:customStyle="1" w:styleId="AppendixHeading5">
     <w:name w:val="Appendix Heading 5"/>
-    <w:basedOn w:val="Heading5"/>
+    <w:basedOn w:val="5"/>
     <w:autoRedefine/>
     <w:qFormat/>
     <w:rsid w:val="00464F1E"/>
@@ -12458,7 +12295,7 @@
   </w:style>
   <w:style w:type="paragraph" w:customStyle="1" w:styleId="FeatureList1">
     <w:name w:val="Feature List 1"/>
-    <w:basedOn w:val="Normal"/>
+    <w:basedOn w:val="a0"/>
     <w:autoRedefine/>
     <w:qFormat/>
     <w:rsid w:val="005B012C"/>
@@ -12482,7 +12319,7 @@
   </w:style>
   <w:style w:type="paragraph" w:customStyle="1" w:styleId="Note">
     <w:name w:val="Note"/>
-    <w:basedOn w:val="BodyText"/>
+    <w:basedOn w:val="a1"/>
     <w:autoRedefine/>
     <w:qFormat/>
     <w:rsid w:val="00A9252F"/>
@@ -12581,7 +12418,7 @@
   </w:style>
   <w:style w:type="paragraph" w:customStyle="1" w:styleId="TableHeadLeft">
     <w:name w:val="Table Head Left"/>
-    <w:basedOn w:val="BodyText"/>
+    <w:basedOn w:val="a1"/>
     <w:autoRedefine/>
     <w:qFormat/>
     <w:rsid w:val="00C17E2B"/>
@@ -12606,7 +12443,7 @@
   </w:style>
   <w:style w:type="paragraph" w:customStyle="1" w:styleId="HeadingUnnumbered5">
     <w:name w:val="Heading Unnumbered 5"/>
-    <w:basedOn w:val="Heading5"/>
+    <w:basedOn w:val="5"/>
     <w:autoRedefine/>
     <w:qFormat/>
     <w:rsid w:val="007F64DA"/>
@@ -12619,7 +12456,7 @@
       <w:bCs/>
     </w:rPr>
   </w:style>
-  <w:style w:type="numbering" w:customStyle="1" w:styleId="1">
+  <w:style w:type="numbering" w:customStyle="1" w:styleId="10">
     <w:name w:val="現在のリスト1"/>
     <w:uiPriority w:val="99"/>
     <w:rsid w:val="005B012C"/>
@@ -12629,9 +12466,9 @@
       </w:numPr>
     </w:pPr>
   </w:style>
-  <w:style w:type="character" w:styleId="FollowedHyperlink">
+  <w:style w:type="character" w:styleId="affa">
     <w:name w:val="FollowedHyperlink"/>
-    <w:basedOn w:val="DefaultParagraphFont"/>
+    <w:basedOn w:val="a2"/>
     <w:rsid w:val="00C17E2B"/>
     <w:rPr>
       <w:color w:val="800080" w:themeColor="followedHyperlink"/>
@@ -12640,7 +12477,7 @@
   </w:style>
   <w:style w:type="paragraph" w:customStyle="1" w:styleId="HiddenText">
     <w:name w:val="Hidden Text"/>
-    <w:basedOn w:val="BodyText"/>
+    <w:basedOn w:val="a1"/>
     <w:autoRedefine/>
     <w:qFormat/>
     <w:rsid w:val="00082EB2"/>
@@ -12650,14 +12487,14 @@
       <w:vanish/>
     </w:rPr>
   </w:style>
-  <w:style w:type="paragraph" w:customStyle="1" w:styleId="12">
+  <w:style w:type="paragraph" w:customStyle="1" w:styleId="16">
     <w:name w:val="スタイル1"/>
-    <w:basedOn w:val="BodyText"/>
+    <w:basedOn w:val="a1"/>
     <w:autoRedefine/>
     <w:qFormat/>
     <w:rsid w:val="00082EB2"/>
   </w:style>
-  <w:style w:type="paragraph" w:styleId="Revision">
+  <w:style w:type="paragraph" w:styleId="affb">
     <w:name w:val="Revision"/>
     <w:hidden/>
     <w:semiHidden/>
@@ -12671,7 +12508,7 @@
       <w:szCs w:val="20"/>
     </w:rPr>
   </w:style>
-  <w:style w:type="numbering" w:customStyle="1" w:styleId="2">
+  <w:style w:type="numbering" w:customStyle="1" w:styleId="21">
     <w:name w:val="現在のリスト2"/>
     <w:uiPriority w:val="99"/>
     <w:rsid w:val="00B90103"/>
@@ -12681,7 +12518,7 @@
       </w:numPr>
     </w:pPr>
   </w:style>
-  <w:style w:type="numbering" w:customStyle="1" w:styleId="3">
+  <w:style w:type="numbering" w:customStyle="1" w:styleId="30">
     <w:name w:val="現在のリスト3"/>
     <w:uiPriority w:val="99"/>
     <w:rsid w:val="00B90103"/>
@@ -12701,7 +12538,7 @@
       </w:numPr>
     </w:pPr>
   </w:style>
-  <w:style w:type="numbering" w:customStyle="1" w:styleId="5">
+  <w:style w:type="numbering" w:customStyle="1" w:styleId="50">
     <w:name w:val="現在のリスト5"/>
     <w:uiPriority w:val="99"/>
     <w:rsid w:val="00B90103"/>
@@ -12711,7 +12548,7 @@
       </w:numPr>
     </w:pPr>
   </w:style>
-  <w:style w:type="numbering" w:customStyle="1" w:styleId="6">
+  <w:style w:type="numbering" w:customStyle="1" w:styleId="60">
     <w:name w:val="現在のリスト6"/>
     <w:uiPriority w:val="99"/>
     <w:rsid w:val="00B90103"/>
@@ -12723,7 +12560,7 @@
   </w:style>
   <w:style w:type="table" w:customStyle="1" w:styleId="NoGridLeft">
     <w:name w:val="No Grid Left"/>
-    <w:basedOn w:val="TableNormal"/>
+    <w:basedOn w:val="a3"/>
     <w:uiPriority w:val="99"/>
     <w:rsid w:val="009B5007"/>
     <w:pPr>
@@ -12751,9 +12588,9 @@
       </w:rPr>
     </w:tblStylePr>
   </w:style>
-  <w:style w:type="table" w:styleId="PlainTable4">
+  <w:style w:type="table" w:styleId="43">
     <w:name w:val="Plain Table 4"/>
-    <w:basedOn w:val="TableNormal"/>
+    <w:basedOn w:val="a3"/>
     <w:rsid w:val="00EE300A"/>
     <w:pPr>
       <w:spacing w:after="0" w:line="240" w:lineRule="auto"/>
@@ -12799,9 +12636,9 @@
       </w:tcPr>
     </w:tblStylePr>
   </w:style>
-  <w:style w:type="table" w:styleId="ListTable1Light-Accent6">
+  <w:style w:type="table" w:styleId="1-6">
     <w:name w:val="List Table 1 Light Accent 6"/>
-    <w:basedOn w:val="TableNormal"/>
+    <w:basedOn w:val="a3"/>
     <w:uiPriority w:val="46"/>
     <w:rsid w:val="009B5007"/>
     <w:pPr>
@@ -12860,9 +12697,9 @@
       </w:tcPr>
     </w:tblStylePr>
   </w:style>
-  <w:style w:type="table" w:styleId="GridTable1Light">
+  <w:style w:type="table" w:styleId="17">
     <w:name w:val="Grid Table 1 Light"/>
-    <w:basedOn w:val="TableNormal"/>
+    <w:basedOn w:val="a3"/>
     <w:rsid w:val="009B5007"/>
     <w:pPr>
       <w:spacing w:after="0" w:line="240" w:lineRule="auto"/>
